--- a/poo.docx
+++ b/poo.docx
@@ -2975,95 +2975,72 @@
           <w:bCs/>
           <w:sz w:val="24"/>
           <w:szCs w:val="24"/>
-          <w:lang w:val="es-MX"/>
-        </w:rPr>
-      </w:pPr>
-      <w:r>
-        <w:rPr>
-          <w:rFonts w:ascii="Times New Roman" w:hAnsi="Times New Roman" w:cs="Times New Roman"/>
-          <w:b/>
-          <w:bCs/>
-          <w:sz w:val="24"/>
-          <w:szCs w:val="24"/>
-          <w:lang w:val="es-MX"/>
-        </w:rPr>
-        <w:t xml:space="preserve">Comparación de bucles </w:t>
-      </w:r>
-      <w:proofErr w:type="spellStart"/>
-      <w:r>
-        <w:rPr>
-          <w:rFonts w:ascii="Times New Roman" w:hAnsi="Times New Roman" w:cs="Times New Roman"/>
-          <w:b/>
-          <w:bCs/>
-          <w:sz w:val="24"/>
-          <w:szCs w:val="24"/>
-          <w:lang w:val="es-MX"/>
-        </w:rPr>
-        <w:t>while</w:t>
-      </w:r>
-      <w:proofErr w:type="spellEnd"/>
-      <w:r>
-        <w:rPr>
-          <w:rFonts w:ascii="Times New Roman" w:hAnsi="Times New Roman" w:cs="Times New Roman"/>
-          <w:b/>
-          <w:bCs/>
-          <w:sz w:val="24"/>
-          <w:szCs w:val="24"/>
-          <w:lang w:val="es-MX"/>
-        </w:rPr>
-        <w:t xml:space="preserve">, </w:t>
-      </w:r>
-      <w:proofErr w:type="spellStart"/>
-      <w:r>
-        <w:rPr>
-          <w:rFonts w:ascii="Times New Roman" w:hAnsi="Times New Roman" w:cs="Times New Roman"/>
-          <w:b/>
-          <w:bCs/>
-          <w:sz w:val="24"/>
-          <w:szCs w:val="24"/>
-          <w:lang w:val="es-MX"/>
-        </w:rPr>
-        <w:t>for</w:t>
-      </w:r>
-      <w:proofErr w:type="spellEnd"/>
-      <w:r>
-        <w:rPr>
-          <w:rFonts w:ascii="Times New Roman" w:hAnsi="Times New Roman" w:cs="Times New Roman"/>
-          <w:b/>
-          <w:bCs/>
-          <w:sz w:val="24"/>
-          <w:szCs w:val="24"/>
-          <w:lang w:val="es-MX"/>
-        </w:rPr>
-        <w:t xml:space="preserve"> y do-</w:t>
-      </w:r>
-      <w:proofErr w:type="spellStart"/>
-      <w:r>
-        <w:rPr>
-          <w:rFonts w:ascii="Times New Roman" w:hAnsi="Times New Roman" w:cs="Times New Roman"/>
-          <w:b/>
-          <w:bCs/>
-          <w:sz w:val="24"/>
-          <w:szCs w:val="24"/>
-          <w:lang w:val="es-MX"/>
-        </w:rPr>
-        <w:t>while</w:t>
-      </w:r>
-      <w:proofErr w:type="spellEnd"/>
-    </w:p>
-    <w:p>
-      <w:pPr>
-        <w:jc w:val="both"/>
-        <w:rPr>
-          <w:rFonts w:ascii="Times New Roman" w:hAnsi="Times New Roman" w:cs="Times New Roman"/>
-          <w:sz w:val="24"/>
-          <w:szCs w:val="24"/>
-          <w:lang w:val="es-MX"/>
-        </w:rPr>
-      </w:pPr>
-      <w:r>
-        <w:rPr>
-          <w:rFonts w:ascii="Times New Roman" w:hAnsi="Times New Roman" w:cs="Times New Roman"/>
+          <w:lang w:val="en-US"/>
+        </w:rPr>
+      </w:pPr>
+      <w:proofErr w:type="spellStart"/>
+      <w:r>
+        <w:rPr>
+          <w:rFonts w:ascii="Times New Roman" w:hAnsi="Times New Roman" w:cs="Times New Roman"/>
+          <w:b/>
+          <w:bCs/>
+          <w:sz w:val="24"/>
+          <w:szCs w:val="24"/>
+          <w:lang w:val="en-US"/>
+        </w:rPr>
+        <w:t>Comparación</w:t>
+      </w:r>
+      <w:proofErr w:type="spellEnd"/>
+      <w:r>
+        <w:rPr>
+          <w:rFonts w:ascii="Times New Roman" w:hAnsi="Times New Roman" w:cs="Times New Roman"/>
+          <w:b/>
+          <w:bCs/>
+          <w:sz w:val="24"/>
+          <w:szCs w:val="24"/>
+          <w:lang w:val="en-US"/>
+        </w:rPr>
+        <w:t xml:space="preserve"> de </w:t>
+      </w:r>
+      <w:proofErr w:type="spellStart"/>
+      <w:r>
+        <w:rPr>
+          <w:rFonts w:ascii="Times New Roman" w:hAnsi="Times New Roman" w:cs="Times New Roman"/>
+          <w:b/>
+          <w:bCs/>
+          <w:sz w:val="24"/>
+          <w:szCs w:val="24"/>
+          <w:lang w:val="en-US"/>
+        </w:rPr>
+        <w:t>bucles</w:t>
+      </w:r>
+      <w:proofErr w:type="spellEnd"/>
+      <w:r>
+        <w:rPr>
+          <w:rFonts w:ascii="Times New Roman" w:hAnsi="Times New Roman" w:cs="Times New Roman"/>
+          <w:b/>
+          <w:bCs/>
+          <w:sz w:val="24"/>
+          <w:szCs w:val="24"/>
+          <w:lang w:val="en-US"/>
+        </w:rPr>
+        <w:t xml:space="preserve"> while, for y do-while</w:t>
+      </w:r>
+    </w:p>
+    <w:p>
+      <w:pPr>
+        <w:jc w:val="both"/>
+        <w:rPr>
+          <w:rFonts w:ascii="Times New Roman" w:hAnsi="Times New Roman" w:cs="Times New Roman"/>
+          <w:sz w:val="24"/>
+          <w:szCs w:val="24"/>
+          <w:lang w:val="es-MX"/>
+        </w:rPr>
+      </w:pPr>
+      <w:r>
+        <w:rPr>
+          <w:rFonts w:ascii="Times New Roman" w:hAnsi="Times New Roman" w:cs="Times New Roman"/>
+          <w:noProof/>
           <w:sz w:val="24"/>
           <w:szCs w:val="24"/>
           <w:lang w:val="es-MX"/>
@@ -3577,18 +3554,70 @@
         <w:jc w:val="both"/>
         <w:rPr>
           <w:rFonts w:ascii="Times New Roman" w:hAnsi="Times New Roman" w:cs="Times New Roman"/>
-          <w:b/>
-          <w:bCs/>
-          <w:sz w:val="24"/>
-          <w:szCs w:val="24"/>
-          <w:lang w:val="es-MX"/>
-        </w:rPr>
-      </w:pPr>
-      <w:r>
-        <w:rPr>
-          <w:rFonts w:ascii="Times New Roman" w:hAnsi="Times New Roman" w:cs="Times New Roman"/>
-          <w:b/>
-          <w:bCs/>
+          <w:sz w:val="24"/>
+          <w:szCs w:val="24"/>
+          <w:lang w:val="es-MX"/>
+        </w:rPr>
+      </w:pPr>
+      <w:r>
+        <w:rPr>
+          <w:rFonts w:ascii="Times New Roman" w:hAnsi="Times New Roman" w:cs="Times New Roman"/>
+          <w:b/>
+          <w:bCs/>
+          <w:sz w:val="24"/>
+          <w:szCs w:val="24"/>
+          <w:lang w:val="es-MX"/>
+        </w:rPr>
+        <w:t xml:space="preserve">OJO: </w:t>
+      </w:r>
+      <w:r>
+        <w:rPr>
+          <w:rFonts w:ascii="Times New Roman" w:hAnsi="Times New Roman" w:cs="Times New Roman"/>
+          <w:sz w:val="24"/>
+          <w:szCs w:val="24"/>
+          <w:lang w:val="es-MX"/>
+        </w:rPr>
+        <w:t>Este es un nuevo paradigma en programación distinto al estructurado, requiere una nueva forma de pensar, la transición entre distintos enfoques o paradigmas no siempre es fácil; es necesario familiarizarse con el concepto de “objetos”.</w:t>
+      </w:r>
+    </w:p>
+    <w:p>
+      <w:pPr>
+        <w:jc w:val="both"/>
+        <w:rPr>
+          <w:rFonts w:ascii="Times New Roman" w:hAnsi="Times New Roman" w:cs="Times New Roman"/>
+          <w:sz w:val="24"/>
+          <w:szCs w:val="24"/>
+          <w:lang w:val="es-MX"/>
+        </w:rPr>
+      </w:pPr>
+      <w:r>
+        <w:rPr>
+          <w:rFonts w:ascii="Times New Roman" w:hAnsi="Times New Roman" w:cs="Times New Roman"/>
+          <w:sz w:val="24"/>
+          <w:szCs w:val="24"/>
+          <w:lang w:val="es-MX"/>
+        </w:rPr>
+        <w:t xml:space="preserve">La programación orientada a objetos (POO) es un enfoque conceptual específico para diseñar programas usando un lenguaje que se centra en los objetos como C++ o Java cuyas propiedades más importantes son: </w:t>
+      </w:r>
+    </w:p>
+    <w:p>
+      <w:pPr>
+        <w:pStyle w:val="Prrafodelista"/>
+        <w:numPr>
+          <w:ilvl w:val="0"/>
+          <w:numId w:val="1"/>
+        </w:numPr>
+        <w:jc w:val="both"/>
+        <w:rPr>
+          <w:rFonts w:ascii="Times New Roman" w:hAnsi="Times New Roman" w:cs="Times New Roman"/>
+          <w:sz w:val="24"/>
+          <w:szCs w:val="24"/>
+          <w:lang w:val="es-MX"/>
+        </w:rPr>
+      </w:pPr>
+      <w:r>
+        <w:rPr>
+          <w:rFonts w:ascii="Times New Roman" w:hAnsi="Times New Roman" w:cs="Times New Roman"/>
           <w:sz w:val="24"/>
           <w:szCs w:val="24"/>
           <w:lang w:val="es-MX"/>
@@ -3598,22 +3627,2283 @@
     </w:p>
     <w:p>
       <w:pPr>
-        <w:jc w:val="both"/>
-        <w:rPr>
-          <w:rFonts w:ascii="Times New Roman" w:hAnsi="Times New Roman" w:cs="Times New Roman"/>
-          <w:sz w:val="24"/>
-          <w:szCs w:val="24"/>
-          <w:lang w:val="es-MX"/>
-        </w:rPr>
-      </w:pPr>
-      <w:r>
-        <w:rPr>
-          <w:rFonts w:ascii="Times New Roman" w:hAnsi="Times New Roman" w:cs="Times New Roman"/>
-          <w:sz w:val="24"/>
-          <w:szCs w:val="24"/>
-          <w:lang w:val="es-MX"/>
-        </w:rPr>
-        <w:t xml:space="preserve">Considera los aspectos más significativos o notables de un problema y expresa una solución en esos términos, es la etapa crucial de representación de información en relación con la interfaz y el usuario, </w:t>
+        <w:pStyle w:val="Prrafodelista"/>
+        <w:numPr>
+          <w:ilvl w:val="0"/>
+          <w:numId w:val="1"/>
+        </w:numPr>
+        <w:jc w:val="both"/>
+        <w:rPr>
+          <w:rFonts w:ascii="Times New Roman" w:hAnsi="Times New Roman" w:cs="Times New Roman"/>
+          <w:sz w:val="24"/>
+          <w:szCs w:val="24"/>
+          <w:lang w:val="es-MX"/>
+        </w:rPr>
+      </w:pPr>
+      <w:r>
+        <w:rPr>
+          <w:rFonts w:ascii="Times New Roman" w:hAnsi="Times New Roman" w:cs="Times New Roman"/>
+          <w:sz w:val="24"/>
+          <w:szCs w:val="24"/>
+          <w:lang w:val="es-MX"/>
+        </w:rPr>
+        <w:t>Encapsulamiento y ocultación de datos</w:t>
+      </w:r>
+    </w:p>
+    <w:p>
+      <w:pPr>
+        <w:pStyle w:val="Prrafodelista"/>
+        <w:numPr>
+          <w:ilvl w:val="0"/>
+          <w:numId w:val="1"/>
+        </w:numPr>
+        <w:jc w:val="both"/>
+        <w:rPr>
+          <w:rFonts w:ascii="Times New Roman" w:hAnsi="Times New Roman" w:cs="Times New Roman"/>
+          <w:sz w:val="24"/>
+          <w:szCs w:val="24"/>
+          <w:lang w:val="es-MX"/>
+        </w:rPr>
+      </w:pPr>
+      <w:r>
+        <w:rPr>
+          <w:rFonts w:ascii="Times New Roman" w:hAnsi="Times New Roman" w:cs="Times New Roman"/>
+          <w:sz w:val="24"/>
+          <w:szCs w:val="24"/>
+          <w:lang w:val="es-MX"/>
+        </w:rPr>
+        <w:t xml:space="preserve">Herencia </w:t>
+      </w:r>
+    </w:p>
+    <w:p>
+      <w:pPr>
+        <w:pStyle w:val="Prrafodelista"/>
+        <w:numPr>
+          <w:ilvl w:val="0"/>
+          <w:numId w:val="1"/>
+        </w:numPr>
+        <w:jc w:val="both"/>
+        <w:rPr>
+          <w:rFonts w:ascii="Times New Roman" w:hAnsi="Times New Roman" w:cs="Times New Roman"/>
+          <w:sz w:val="24"/>
+          <w:szCs w:val="24"/>
+          <w:lang w:val="es-MX"/>
+        </w:rPr>
+      </w:pPr>
+      <w:r>
+        <w:rPr>
+          <w:rFonts w:ascii="Times New Roman" w:hAnsi="Times New Roman" w:cs="Times New Roman"/>
+          <w:sz w:val="24"/>
+          <w:szCs w:val="24"/>
+          <w:lang w:val="es-MX"/>
+        </w:rPr>
+        <w:t>Polimorfismo</w:t>
+      </w:r>
+    </w:p>
+    <w:p>
+      <w:pPr>
+        <w:pStyle w:val="Prrafodelista"/>
+        <w:numPr>
+          <w:ilvl w:val="0"/>
+          <w:numId w:val="1"/>
+        </w:numPr>
+        <w:jc w:val="both"/>
+        <w:rPr>
+          <w:rFonts w:ascii="Times New Roman" w:hAnsi="Times New Roman" w:cs="Times New Roman"/>
+          <w:sz w:val="24"/>
+          <w:szCs w:val="24"/>
+          <w:lang w:val="es-MX"/>
+        </w:rPr>
+      </w:pPr>
+      <w:r>
+        <w:rPr>
+          <w:rFonts w:ascii="Times New Roman" w:hAnsi="Times New Roman" w:cs="Times New Roman"/>
+          <w:sz w:val="24"/>
+          <w:szCs w:val="24"/>
+          <w:lang w:val="es-MX"/>
+        </w:rPr>
+        <w:t>Reusabilidad o reutilización de código</w:t>
+      </w:r>
+    </w:p>
+    <w:p>
+      <w:pPr>
+        <w:jc w:val="both"/>
+        <w:rPr>
+          <w:rFonts w:ascii="Times New Roman" w:hAnsi="Times New Roman" w:cs="Times New Roman"/>
+          <w:sz w:val="24"/>
+          <w:szCs w:val="24"/>
+          <w:lang w:val="es-MX"/>
+        </w:rPr>
+      </w:pPr>
+      <w:r>
+        <w:rPr>
+          <w:rFonts w:ascii="Times New Roman" w:hAnsi="Times New Roman" w:cs="Times New Roman"/>
+          <w:sz w:val="24"/>
+          <w:szCs w:val="24"/>
+          <w:lang w:val="es-MX"/>
+        </w:rPr>
+        <w:t xml:space="preserve">Siendo los 4 primeros los famosos “pilares de la programación orientada a objetos”, las limitaciones encontradas en el paradigma estructurado se superan en este paradigma. POO tiene los elementos más fundamentales como clases y objetos. </w:t>
+      </w:r>
+    </w:p>
+    <w:p>
+      <w:pPr>
+        <w:jc w:val="both"/>
+        <w:rPr>
+          <w:rFonts w:ascii="Times New Roman" w:hAnsi="Times New Roman" w:cs="Times New Roman"/>
+          <w:sz w:val="24"/>
+          <w:szCs w:val="24"/>
+          <w:lang w:val="es-MX"/>
+        </w:rPr>
+      </w:pPr>
+      <w:r>
+        <w:rPr>
+          <w:rFonts w:ascii="Times New Roman" w:hAnsi="Times New Roman" w:cs="Times New Roman"/>
+          <w:sz w:val="24"/>
+          <w:szCs w:val="24"/>
+          <w:lang w:val="es-MX"/>
+        </w:rPr>
+        <w:t xml:space="preserve">Un objeto tal como lo percibe una persona, pensando en los datos necesarios para describirlo y las operaciones que permitirán la iteración </w:t>
+      </w:r>
+      <w:r>
+        <w:rPr>
+          <w:rFonts w:ascii="Times New Roman" w:hAnsi="Times New Roman" w:cs="Times New Roman"/>
+          <w:sz w:val="24"/>
+          <w:szCs w:val="24"/>
+          <w:lang w:val="es-MX"/>
+        </w:rPr>
+        <w:t xml:space="preserve">del usuario con los datos para después desarrollar una descripción de la interfaz externa y decidir cómo implementarla y almacenar los datos, finalmente juntaros en un programa que lo use cualquier persona. Además del ejemplo descrito anteriormente el concepto no se limita solo al campo de la programación, también existen sistemas de administración de bases de datos orientadas a objetos, sistemas operativos orientados a objetos, interfaces de usuarios orientadas a objetos, y mucho más. </w:t>
+      </w:r>
+    </w:p>
+    <w:p>
+      <w:pPr>
+        <w:jc w:val="both"/>
+        <w:rPr>
+          <w:rFonts w:ascii="Times New Roman" w:hAnsi="Times New Roman" w:cs="Times New Roman"/>
+          <w:sz w:val="24"/>
+          <w:szCs w:val="24"/>
+          <w:lang w:val="es-MX"/>
+        </w:rPr>
+      </w:pPr>
+      <w:r>
+        <w:rPr>
+          <w:rFonts w:ascii="Times New Roman" w:hAnsi="Times New Roman" w:cs="Times New Roman"/>
+          <w:b/>
+          <w:bCs/>
+          <w:sz w:val="24"/>
+          <w:szCs w:val="24"/>
+          <w:lang w:val="es-MX"/>
+        </w:rPr>
+        <w:t xml:space="preserve">Abstracción: </w:t>
+      </w:r>
+      <w:r>
+        <w:rPr>
+          <w:rFonts w:ascii="Times New Roman" w:hAnsi="Times New Roman" w:cs="Times New Roman"/>
+          <w:sz w:val="24"/>
+          <w:szCs w:val="24"/>
+          <w:lang w:val="es-MX"/>
+        </w:rPr>
+        <w:t xml:space="preserve">La propiedad que considera los aspectos más significativos de un problema y expresa una solución en esos términos, es la etapa crucial de representación de la información en relación con la interfaz y el usuario; luego se representa con el diseño de una </w:t>
+      </w:r>
+      <w:r>
+        <w:rPr>
+          <w:rFonts w:ascii="Times New Roman" w:hAnsi="Times New Roman" w:cs="Times New Roman"/>
+          <w:b/>
+          <w:bCs/>
+          <w:sz w:val="24"/>
+          <w:szCs w:val="24"/>
+          <w:lang w:val="es-MX"/>
+        </w:rPr>
+        <w:t>clase</w:t>
+      </w:r>
+      <w:r>
+        <w:rPr>
+          <w:rFonts w:ascii="Times New Roman" w:hAnsi="Times New Roman" w:cs="Times New Roman"/>
+          <w:sz w:val="24"/>
+          <w:szCs w:val="24"/>
+          <w:lang w:val="es-MX"/>
+        </w:rPr>
+        <w:t>.</w:t>
+      </w:r>
+    </w:p>
+    <w:p>
+      <w:pPr>
+        <w:jc w:val="both"/>
+        <w:rPr>
+          <w:rFonts w:ascii="Times New Roman" w:hAnsi="Times New Roman" w:cs="Times New Roman"/>
+          <w:sz w:val="24"/>
+          <w:szCs w:val="24"/>
+          <w:lang w:val="es-MX"/>
+        </w:rPr>
+      </w:pPr>
+      <w:r>
+        <w:rPr>
+          <w:rFonts w:ascii="Times New Roman" w:hAnsi="Times New Roman" w:cs="Times New Roman"/>
+          <w:sz w:val="24"/>
+          <w:szCs w:val="24"/>
+          <w:u w:val="single"/>
+          <w:lang w:val="es-MX"/>
+        </w:rPr>
+        <w:lastRenderedPageBreak/>
+        <w:t xml:space="preserve">Clase: </w:t>
+      </w:r>
+      <w:r>
+        <w:rPr>
+          <w:rFonts w:ascii="Times New Roman" w:hAnsi="Times New Roman" w:cs="Times New Roman"/>
+          <w:sz w:val="24"/>
+          <w:szCs w:val="24"/>
+          <w:lang w:val="es-MX"/>
+        </w:rPr>
+        <w:t xml:space="preserve">Una clase es un elemento que traduce una abstracción a un tipo definido por el usuario y combina representaciones de </w:t>
+      </w:r>
+      <w:r>
+        <w:rPr>
+          <w:rFonts w:ascii="Times New Roman" w:hAnsi="Times New Roman" w:cs="Times New Roman"/>
+          <w:i/>
+          <w:iCs/>
+          <w:sz w:val="24"/>
+          <w:szCs w:val="24"/>
+          <w:lang w:val="es-MX"/>
+        </w:rPr>
+        <w:t>datos</w:t>
+      </w:r>
+      <w:r>
+        <w:rPr>
+          <w:rFonts w:ascii="Times New Roman" w:hAnsi="Times New Roman" w:cs="Times New Roman"/>
+          <w:sz w:val="24"/>
+          <w:szCs w:val="24"/>
+          <w:lang w:val="es-MX"/>
+        </w:rPr>
+        <w:t xml:space="preserve"> y </w:t>
+      </w:r>
+      <w:r>
+        <w:rPr>
+          <w:rFonts w:ascii="Times New Roman" w:hAnsi="Times New Roman" w:cs="Times New Roman"/>
+          <w:i/>
+          <w:iCs/>
+          <w:sz w:val="24"/>
+          <w:szCs w:val="24"/>
+          <w:lang w:val="es-MX"/>
+        </w:rPr>
+        <w:t>métodos</w:t>
+      </w:r>
+      <w:r>
+        <w:rPr>
+          <w:rFonts w:ascii="Times New Roman" w:hAnsi="Times New Roman" w:cs="Times New Roman"/>
+          <w:sz w:val="24"/>
+          <w:szCs w:val="24"/>
+          <w:lang w:val="es-MX"/>
+        </w:rPr>
+        <w:t xml:space="preserve"> para manipular esa información. </w:t>
+      </w:r>
+    </w:p>
+    <w:p>
+      <w:pPr>
+        <w:jc w:val="both"/>
+        <w:rPr>
+          <w:rFonts w:ascii="Times New Roman" w:hAnsi="Times New Roman" w:cs="Times New Roman"/>
+          <w:sz w:val="24"/>
+          <w:szCs w:val="24"/>
+          <w:lang w:val="es-MX"/>
+        </w:rPr>
+      </w:pPr>
+      <w:r>
+        <w:rPr>
+          <w:noProof/>
+        </w:rPr>
+        <w:drawing>
+          <wp:anchor distT="0" distB="0" distL="114300" distR="114300" simplePos="0" relativeHeight="251658240" behindDoc="1" locked="0" layoutInCell="1" allowOverlap="1" wp14:anchorId="1747B807" wp14:editId="34BCA09A">
+            <wp:simplePos x="0" y="0"/>
+            <wp:positionH relativeFrom="column">
+              <wp:posOffset>2209800</wp:posOffset>
+            </wp:positionH>
+            <wp:positionV relativeFrom="paragraph">
+              <wp:posOffset>1464945</wp:posOffset>
+            </wp:positionV>
+            <wp:extent cx="2743200" cy="2034540"/>
+            <wp:effectExtent l="0" t="0" r="0" b="3810"/>
+            <wp:wrapTight wrapText="bothSides">
+              <wp:wrapPolygon edited="0">
+                <wp:start x="0" y="0"/>
+                <wp:lineTo x="0" y="21438"/>
+                <wp:lineTo x="21450" y="21438"/>
+                <wp:lineTo x="21450" y="0"/>
+                <wp:lineTo x="0" y="0"/>
+              </wp:wrapPolygon>
+            </wp:wrapTight>
+            <wp:docPr id="3" name="Imagen 3" descr="86 Drawing Of Tv Stand Illustrations &amp; Clip Art - iStock"/>
+            <wp:cNvGraphicFramePr>
+              <a:graphicFrameLocks xmlns:a="http://schemas.openxmlformats.org/drawingml/2006/main" noChangeAspect="1"/>
+            </wp:cNvGraphicFramePr>
+            <a:graphic xmlns:a="http://schemas.openxmlformats.org/drawingml/2006/main">
+              <a:graphicData uri="http://schemas.openxmlformats.org/drawingml/2006/picture">
+                <pic:pic xmlns:pic="http://schemas.openxmlformats.org/drawingml/2006/picture">
+                  <pic:nvPicPr>
+                    <pic:cNvPr id="0" name="Picture 1" descr="86 Drawing Of Tv Stand Illustrations &amp; Clip Art - iStock"/>
+                    <pic:cNvPicPr>
+                      <a:picLocks noChangeAspect="1" noChangeArrowheads="1"/>
+                    </pic:cNvPicPr>
+                  </pic:nvPicPr>
+                  <pic:blipFill rotWithShape="1">
+                    <a:blip r:embed="rId6">
+                      <a:extLst>
+                        <a:ext uri="{28A0092B-C50C-407E-A947-70E740481C1C}">
+                          <a14:useLocalDpi xmlns:a14="http://schemas.microsoft.com/office/drawing/2010/main" val="0"/>
+                        </a:ext>
+                      </a:extLst>
+                    </a:blip>
+                    <a:srcRect l="-559" t="12849" b="12569"/>
+                    <a:stretch/>
+                  </pic:blipFill>
+                  <pic:spPr bwMode="auto">
+                    <a:xfrm>
+                      <a:off x="0" y="0"/>
+                      <a:ext cx="2743200" cy="2034540"/>
+                    </a:xfrm>
+                    <a:prstGeom prst="rect">
+                      <a:avLst/>
+                    </a:prstGeom>
+                    <a:noFill/>
+                    <a:ln>
+                      <a:noFill/>
+                    </a:ln>
+                    <a:extLst>
+                      <a:ext uri="{53640926-AAD7-44D8-BBD7-CCE9431645EC}">
+                        <a14:shadowObscured xmlns:a14="http://schemas.microsoft.com/office/drawing/2010/main"/>
+                      </a:ext>
+                    </a:extLst>
+                  </pic:spPr>
+                </pic:pic>
+              </a:graphicData>
+            </a:graphic>
+            <wp14:sizeRelH relativeFrom="page">
+              <wp14:pctWidth>0</wp14:pctWidth>
+            </wp14:sizeRelH>
+            <wp14:sizeRelV relativeFrom="page">
+              <wp14:pctHeight>0</wp14:pctHeight>
+            </wp14:sizeRelV>
+          </wp:anchor>
+        </w:drawing>
+      </w:r>
+      <w:r>
+        <w:rPr>
+          <w:rFonts w:ascii="Times New Roman" w:hAnsi="Times New Roman" w:cs="Times New Roman"/>
+          <w:sz w:val="24"/>
+          <w:szCs w:val="24"/>
+          <w:lang w:val="es-MX"/>
+        </w:rPr>
+        <w:t xml:space="preserve">La abstracción posee diversos grados o niveles que ayudan a estructurar la complejidad que poseen los sistemas del mundo real, por ejemplo: la televisión es un electrodoméstico que se encuentra en todos los hogares, la mayoría puede conocer sus características y su manejo manual o con un control remoto: encender, apagar, cambiar de canal, ajustar el volumen , cambiar el brillo y mucho más, también en una televisión podemos añadir componentes externos: reproductores de DVD, </w:t>
+      </w:r>
+      <w:r>
+        <w:rPr>
+          <w:rFonts w:ascii="Times New Roman" w:hAnsi="Times New Roman" w:cs="Times New Roman"/>
+          <w:i/>
+          <w:iCs/>
+          <w:sz w:val="24"/>
+          <w:szCs w:val="24"/>
+          <w:lang w:val="es-MX"/>
+        </w:rPr>
+        <w:t xml:space="preserve">home </w:t>
+      </w:r>
+      <w:proofErr w:type="spellStart"/>
+      <w:r>
+        <w:rPr>
+          <w:rFonts w:ascii="Times New Roman" w:hAnsi="Times New Roman" w:cs="Times New Roman"/>
+          <w:i/>
+          <w:iCs/>
+          <w:sz w:val="24"/>
+          <w:szCs w:val="24"/>
+          <w:lang w:val="es-MX"/>
+        </w:rPr>
+        <w:t>theaters</w:t>
+      </w:r>
+      <w:proofErr w:type="spellEnd"/>
+      <w:r>
+        <w:rPr>
+          <w:rFonts w:ascii="Times New Roman" w:hAnsi="Times New Roman" w:cs="Times New Roman"/>
+          <w:i/>
+          <w:iCs/>
+          <w:sz w:val="24"/>
+          <w:szCs w:val="24"/>
+          <w:lang w:val="es-MX"/>
+        </w:rPr>
+        <w:t xml:space="preserve">, </w:t>
+      </w:r>
+      <w:r>
+        <w:rPr>
+          <w:rFonts w:ascii="Times New Roman" w:hAnsi="Times New Roman" w:cs="Times New Roman"/>
+          <w:sz w:val="24"/>
+          <w:szCs w:val="24"/>
+          <w:lang w:val="es-MX"/>
+        </w:rPr>
+        <w:t>decodificadores de señal (televisión por cable). PERO ¿</w:t>
+      </w:r>
+      <w:r>
+        <w:rPr>
+          <w:rFonts w:ascii="Times New Roman" w:hAnsi="Times New Roman" w:cs="Times New Roman"/>
+          <w:sz w:val="24"/>
+          <w:szCs w:val="24"/>
+          <w:lang w:val="es-MX"/>
+        </w:rPr>
+        <w:t>C</w:t>
+      </w:r>
+      <w:r>
+        <w:rPr>
+          <w:rFonts w:ascii="Times New Roman" w:hAnsi="Times New Roman" w:cs="Times New Roman"/>
+          <w:sz w:val="24"/>
+          <w:szCs w:val="24"/>
+          <w:lang w:val="es-MX"/>
+        </w:rPr>
+        <w:t xml:space="preserve">ómo funciona internamente?, </w:t>
+      </w:r>
+      <w:r>
+        <w:rPr>
+          <w:rFonts w:ascii="Times New Roman" w:hAnsi="Times New Roman" w:cs="Times New Roman"/>
+          <w:sz w:val="24"/>
+          <w:szCs w:val="24"/>
+          <w:lang w:val="es-MX"/>
+        </w:rPr>
+        <w:t xml:space="preserve">¿Cómo se recibe la señal de cable o satélite y se puede reproducir en la </w:t>
+      </w:r>
+      <w:r>
+        <w:rPr>
+          <w:rFonts w:ascii="Times New Roman" w:hAnsi="Times New Roman" w:cs="Times New Roman"/>
+          <w:sz w:val="24"/>
+          <w:szCs w:val="24"/>
+          <w:lang w:val="es-MX"/>
+        </w:rPr>
+        <w:t>pantalla?</w:t>
+      </w:r>
+      <w:r>
+        <w:rPr>
+          <w:rFonts w:ascii="Times New Roman" w:hAnsi="Times New Roman" w:cs="Times New Roman"/>
+          <w:sz w:val="24"/>
+          <w:szCs w:val="24"/>
+          <w:lang w:val="es-MX"/>
+        </w:rPr>
+        <w:t xml:space="preserve"> No sabemos </w:t>
+      </w:r>
+      <w:r>
+        <w:rPr>
+          <w:rFonts w:ascii="Times New Roman" w:hAnsi="Times New Roman" w:cs="Times New Roman"/>
+          <w:sz w:val="24"/>
+          <w:szCs w:val="24"/>
+          <w:lang w:val="es-MX"/>
+        </w:rPr>
+        <w:t>cómo</w:t>
+      </w:r>
+      <w:r>
+        <w:rPr>
+          <w:rFonts w:ascii="Times New Roman" w:hAnsi="Times New Roman" w:cs="Times New Roman"/>
+          <w:sz w:val="24"/>
+          <w:szCs w:val="24"/>
+          <w:lang w:val="es-MX"/>
+        </w:rPr>
+        <w:t xml:space="preserve"> funciona una </w:t>
+      </w:r>
+      <w:r>
+        <w:rPr>
+          <w:rFonts w:ascii="Times New Roman" w:hAnsi="Times New Roman" w:cs="Times New Roman"/>
+          <w:sz w:val="24"/>
+          <w:szCs w:val="24"/>
+          <w:lang w:val="es-MX"/>
+        </w:rPr>
+        <w:t>televisión,</w:t>
+      </w:r>
+      <w:r>
+        <w:rPr>
+          <w:rFonts w:ascii="Times New Roman" w:hAnsi="Times New Roman" w:cs="Times New Roman"/>
+          <w:sz w:val="24"/>
+          <w:szCs w:val="24"/>
+          <w:lang w:val="es-MX"/>
+        </w:rPr>
+        <w:t xml:space="preserve"> pero si sabemos usarlo; la televisión separa su implementación interna con su interfaz externa (</w:t>
+      </w:r>
+      <w:r>
+        <w:rPr>
+          <w:rFonts w:ascii="Times New Roman" w:hAnsi="Times New Roman" w:cs="Times New Roman"/>
+          <w:i/>
+          <w:iCs/>
+          <w:sz w:val="24"/>
+          <w:szCs w:val="24"/>
+          <w:lang w:val="es-MX"/>
+        </w:rPr>
+        <w:t>lo que podemos usar</w:t>
+      </w:r>
+      <w:r>
+        <w:rPr>
+          <w:rFonts w:ascii="Times New Roman" w:hAnsi="Times New Roman" w:cs="Times New Roman"/>
+          <w:sz w:val="24"/>
+          <w:szCs w:val="24"/>
+          <w:lang w:val="es-MX"/>
+        </w:rPr>
+        <w:t>)</w:t>
+      </w:r>
+      <w:r>
+        <w:rPr>
+          <w:rFonts w:ascii="Times New Roman" w:hAnsi="Times New Roman" w:cs="Times New Roman"/>
+          <w:sz w:val="24"/>
+          <w:szCs w:val="24"/>
+          <w:lang w:val="es-MX"/>
+        </w:rPr>
+        <w:t>.</w:t>
+      </w:r>
+    </w:p>
+    <w:p>
+      <w:pPr>
+        <w:jc w:val="both"/>
+        <w:rPr>
+          <w:rFonts w:ascii="Times New Roman" w:hAnsi="Times New Roman" w:cs="Times New Roman"/>
+          <w:b/>
+          <w:bCs/>
+          <w:sz w:val="24"/>
+          <w:szCs w:val="24"/>
+          <w:lang w:val="es-MX"/>
+        </w:rPr>
+      </w:pPr>
+    </w:p>
+    <w:p>
+      <w:pPr>
+        <w:jc w:val="both"/>
+        <w:rPr>
+          <w:rFonts w:ascii="Times New Roman" w:hAnsi="Times New Roman" w:cs="Times New Roman"/>
+          <w:sz w:val="24"/>
+          <w:szCs w:val="24"/>
+          <w:lang w:val="es-MX"/>
+        </w:rPr>
+      </w:pPr>
+      <w:r>
+        <w:rPr>
+          <w:rFonts w:ascii="Times New Roman" w:hAnsi="Times New Roman" w:cs="Times New Roman"/>
+          <w:b/>
+          <w:bCs/>
+          <w:sz w:val="24"/>
+          <w:szCs w:val="24"/>
+          <w:lang w:val="es-MX"/>
+        </w:rPr>
+        <w:t xml:space="preserve">Nota. - </w:t>
+      </w:r>
+      <w:r>
+        <w:rPr>
+          <w:rFonts w:ascii="Times New Roman" w:hAnsi="Times New Roman" w:cs="Times New Roman"/>
+          <w:sz w:val="24"/>
+          <w:szCs w:val="24"/>
+          <w:lang w:val="es-MX"/>
+        </w:rPr>
+        <w:t xml:space="preserve">La abstracción es el principio fundamental que se encuentra tras la reutilización. Sólo se puede reutilizar un componente o elemento si en él se ha abstraído la escena de un conjunto de elementos del mundo real en el que aparecen una y otra vez con ligeras variantes en sistemas diferentes. </w:t>
+      </w:r>
+    </w:p>
+    <w:p>
+      <w:pPr>
+        <w:jc w:val="both"/>
+        <w:rPr>
+          <w:rFonts w:ascii="Times New Roman" w:hAnsi="Times New Roman" w:cs="Times New Roman"/>
+          <w:i/>
+          <w:iCs/>
+          <w:sz w:val="24"/>
+          <w:szCs w:val="24"/>
+          <w:lang w:val="es-MX"/>
+        </w:rPr>
+      </w:pPr>
+      <w:r>
+        <w:rPr>
+          <w:rFonts w:ascii="Times New Roman" w:hAnsi="Times New Roman" w:cs="Times New Roman"/>
+          <w:b/>
+          <w:bCs/>
+          <w:sz w:val="24"/>
+          <w:szCs w:val="24"/>
+          <w:lang w:val="es-MX"/>
+        </w:rPr>
+        <w:t xml:space="preserve">Encapsulamiento y ocultación de datos: </w:t>
+      </w:r>
+      <w:r>
+        <w:rPr>
+          <w:rFonts w:ascii="Times New Roman" w:hAnsi="Times New Roman" w:cs="Times New Roman"/>
+          <w:sz w:val="24"/>
+          <w:szCs w:val="24"/>
+          <w:lang w:val="es-MX"/>
+        </w:rPr>
+        <w:t xml:space="preserve">Significa reunir en cierta estructura todos los elementos que, a un nivel de abstracción, se pueden considerar de una misma entidad, y es el proceso de agrupamiento de datos y operaciones relacionadas bajo una misma unidad de programación, lo que aumenta la cohesión de los componentes del sistema. En este caso, los objetos que poseen las mismas características y comportamiento se agrupan en clases que son unidades de programación que encapsulan datos y operaciones; la </w:t>
+      </w:r>
+      <w:r>
+        <w:rPr>
+          <w:rFonts w:ascii="Times New Roman" w:hAnsi="Times New Roman" w:cs="Times New Roman"/>
+          <w:sz w:val="24"/>
+          <w:szCs w:val="24"/>
+          <w:lang w:val="es-MX"/>
+        </w:rPr>
+        <w:t xml:space="preserve">encapsulación oculta lo que hace un objeto de lo que hacen otros objetos del mundo exterior; por lo que se denomina </w:t>
+      </w:r>
+      <w:r>
+        <w:rPr>
+          <w:rFonts w:ascii="Times New Roman" w:hAnsi="Times New Roman" w:cs="Times New Roman"/>
+          <w:i/>
+          <w:iCs/>
+          <w:sz w:val="24"/>
+          <w:szCs w:val="24"/>
+          <w:lang w:val="es-MX"/>
+        </w:rPr>
+        <w:t xml:space="preserve">ocultación de datos. </w:t>
+      </w:r>
+    </w:p>
+    <w:p>
+      <w:pPr>
+        <w:jc w:val="both"/>
+        <w:rPr>
+          <w:rFonts w:ascii="Times New Roman" w:hAnsi="Times New Roman" w:cs="Times New Roman"/>
+          <w:sz w:val="24"/>
+          <w:szCs w:val="24"/>
+          <w:lang w:val="es-MX"/>
+        </w:rPr>
+      </w:pPr>
+      <w:r>
+        <w:rPr>
+          <w:rFonts w:ascii="Times New Roman" w:hAnsi="Times New Roman" w:cs="Times New Roman"/>
+          <w:sz w:val="24"/>
+          <w:szCs w:val="24"/>
+          <w:lang w:val="es-MX"/>
+        </w:rPr>
+        <w:t>Un objeto tiene que presentar una “cara” al mundo exterior (interfaz), de ese modo se puede iniciar operaciones; como la televisión tiene botones que al presionarlos activan ciertas acciones, una lavadora tiene un conjunto de mandos que establecen la temperatura y el nivel del agua; los botones de la TV y los mandos de la lavadora constituyen la comunicación con el mundo exterior</w:t>
+      </w:r>
+      <w:r>
+        <w:rPr>
+          <w:rFonts w:ascii="Times New Roman" w:hAnsi="Times New Roman" w:cs="Times New Roman"/>
+          <w:sz w:val="24"/>
+          <w:szCs w:val="24"/>
+          <w:lang w:val="es-MX"/>
+        </w:rPr>
+        <w:t xml:space="preserve">. </w:t>
+      </w:r>
+    </w:p>
+    <w:p>
+      <w:pPr>
+        <w:jc w:val="both"/>
+        <w:rPr>
+          <w:rFonts w:ascii="Times New Roman" w:hAnsi="Times New Roman" w:cs="Times New Roman"/>
+          <w:sz w:val="24"/>
+          <w:szCs w:val="24"/>
+          <w:lang w:val="es-MX"/>
+        </w:rPr>
+      </w:pPr>
+      <w:r>
+        <w:rPr>
+          <w:rFonts w:ascii="Times New Roman" w:hAnsi="Times New Roman" w:cs="Times New Roman"/>
+          <w:sz w:val="24"/>
+          <w:szCs w:val="24"/>
+          <w:u w:val="single"/>
+          <w:lang w:val="es-MX"/>
+        </w:rPr>
+        <w:t xml:space="preserve">Interfaz: </w:t>
+      </w:r>
+      <w:r>
+        <w:rPr>
+          <w:rFonts w:ascii="Times New Roman" w:hAnsi="Times New Roman" w:cs="Times New Roman"/>
+          <w:sz w:val="24"/>
+          <w:szCs w:val="24"/>
+          <w:lang w:val="es-MX"/>
+        </w:rPr>
+        <w:t xml:space="preserve">La interfaz en una clase representa un contrato de prestación de servicios entre ella y los demás componentes del sistema; de este modo, los clientes de un componente [los botones de una TV (encender, apagar, </w:t>
+      </w:r>
+      <w:proofErr w:type="spellStart"/>
+      <w:r>
+        <w:rPr>
+          <w:rFonts w:ascii="Times New Roman" w:hAnsi="Times New Roman" w:cs="Times New Roman"/>
+          <w:sz w:val="24"/>
+          <w:szCs w:val="24"/>
+          <w:lang w:val="es-MX"/>
+        </w:rPr>
+        <w:t>etc</w:t>
+      </w:r>
+      <w:proofErr w:type="spellEnd"/>
+      <w:r>
+        <w:rPr>
+          <w:rFonts w:ascii="Times New Roman" w:hAnsi="Times New Roman" w:cs="Times New Roman"/>
+          <w:sz w:val="24"/>
+          <w:szCs w:val="24"/>
+          <w:lang w:val="es-MX"/>
+        </w:rPr>
+        <w:t>)</w:t>
+      </w:r>
+      <w:r>
+        <w:rPr>
+          <w:rFonts w:ascii="Times New Roman" w:hAnsi="Times New Roman" w:cs="Times New Roman"/>
+          <w:sz w:val="24"/>
+          <w:szCs w:val="24"/>
+          <w:lang w:val="es-MX"/>
+        </w:rPr>
+        <w:t xml:space="preserve">], solo necesitan conocer los servicios que éste ofrece y no cómo están implementados internamente, así se pude modificar la implementación de una clase sin afectar a las restantes relacionadas con ella. </w:t>
+      </w:r>
+    </w:p>
+    <w:p>
+      <w:pPr>
+        <w:jc w:val="both"/>
+        <w:rPr>
+          <w:rFonts w:ascii="Times New Roman" w:hAnsi="Times New Roman" w:cs="Times New Roman"/>
+          <w:sz w:val="24"/>
+          <w:szCs w:val="24"/>
+          <w:lang w:val="es-MX"/>
+        </w:rPr>
+      </w:pPr>
+      <w:r>
+        <w:rPr>
+          <w:rFonts w:ascii="Times New Roman" w:hAnsi="Times New Roman" w:cs="Times New Roman"/>
+          <w:sz w:val="24"/>
+          <w:szCs w:val="24"/>
+          <w:lang w:val="es-MX"/>
+        </w:rPr>
+        <w:t xml:space="preserve">Existe una separación entre la interfaz y la implementación: la primera establece qué se puede hacer con el objeto; de hecho, la clase actúa como una </w:t>
+      </w:r>
+      <w:r>
+        <w:rPr>
+          <w:rFonts w:ascii="Times New Roman" w:hAnsi="Times New Roman" w:cs="Times New Roman"/>
+          <w:i/>
+          <w:iCs/>
+          <w:sz w:val="24"/>
+          <w:szCs w:val="24"/>
+          <w:lang w:val="es-MX"/>
+        </w:rPr>
+        <w:t xml:space="preserve">caja negra; </w:t>
+      </w:r>
+      <w:r>
+        <w:rPr>
+          <w:rFonts w:ascii="Times New Roman" w:hAnsi="Times New Roman" w:cs="Times New Roman"/>
+          <w:sz w:val="24"/>
+          <w:szCs w:val="24"/>
+          <w:lang w:val="es-MX"/>
+        </w:rPr>
+        <w:t>es estable, la implementación se puede modificar.</w:t>
+      </w:r>
+    </w:p>
+    <w:p>
+      <w:pPr>
+        <w:jc w:val="both"/>
+        <w:rPr>
+          <w:rFonts w:ascii="Times New Roman" w:hAnsi="Times New Roman" w:cs="Times New Roman"/>
+          <w:sz w:val="24"/>
+          <w:szCs w:val="24"/>
+          <w:lang w:val="es-MX"/>
+        </w:rPr>
+      </w:pPr>
+      <w:r>
+        <w:rPr>
+          <w:rFonts w:ascii="Times New Roman" w:hAnsi="Times New Roman" w:cs="Times New Roman"/>
+          <w:b/>
+          <w:bCs/>
+          <w:sz w:val="24"/>
+          <w:szCs w:val="24"/>
+          <w:lang w:val="es-MX"/>
+        </w:rPr>
+        <w:t>Nota. -</w:t>
+      </w:r>
+      <w:r>
+        <w:rPr>
+          <w:rFonts w:ascii="Times New Roman" w:hAnsi="Times New Roman" w:cs="Times New Roman"/>
+          <w:b/>
+          <w:bCs/>
+          <w:sz w:val="24"/>
+          <w:szCs w:val="24"/>
+          <w:lang w:val="es-MX"/>
+        </w:rPr>
+        <w:t xml:space="preserve"> </w:t>
+      </w:r>
+      <w:r>
+        <w:rPr>
+          <w:rFonts w:ascii="Times New Roman" w:hAnsi="Times New Roman" w:cs="Times New Roman"/>
+          <w:sz w:val="24"/>
+          <w:szCs w:val="24"/>
+          <w:lang w:val="es-MX"/>
+        </w:rPr>
+        <w:t>El encapsulamiento o encapsulación</w:t>
+      </w:r>
+      <w:r>
+        <w:rPr>
+          <w:rFonts w:ascii="Times New Roman" w:hAnsi="Times New Roman" w:cs="Times New Roman"/>
+          <w:sz w:val="24"/>
+          <w:szCs w:val="24"/>
+          <w:lang w:val="es-MX"/>
+        </w:rPr>
+        <w:t xml:space="preserve"> consiste en combinar datos y comportamiento en un paquete y ocultar los detalles de la implementación del usuario con el objeto. </w:t>
+      </w:r>
+    </w:p>
+    <w:p>
+      <w:pPr>
+        <w:jc w:val="both"/>
+        <w:rPr>
+          <w:rFonts w:ascii="Times New Roman" w:hAnsi="Times New Roman" w:cs="Times New Roman"/>
+          <w:sz w:val="24"/>
+          <w:szCs w:val="24"/>
+          <w:lang w:val="es-MX"/>
+        </w:rPr>
+      </w:pPr>
+      <w:r>
+        <w:rPr>
+          <w:rFonts w:ascii="Times New Roman" w:hAnsi="Times New Roman" w:cs="Times New Roman"/>
+          <w:b/>
+          <w:bCs/>
+          <w:sz w:val="24"/>
+          <w:szCs w:val="24"/>
+          <w:lang w:val="es-MX"/>
+        </w:rPr>
+        <w:t xml:space="preserve">Herencia: </w:t>
+      </w:r>
+      <w:r>
+        <w:rPr>
+          <w:rFonts w:ascii="Times New Roman" w:hAnsi="Times New Roman" w:cs="Times New Roman"/>
+          <w:sz w:val="24"/>
+          <w:szCs w:val="24"/>
+          <w:lang w:val="es-MX"/>
+        </w:rPr>
+        <w:t xml:space="preserve">El concepto de clases divididas en subclases se usa en la vida diaria y conduce al de herencia; la clase de animal se divide en mamíferos, anfibios, insectos, aves, </w:t>
+      </w:r>
+      <w:proofErr w:type="spellStart"/>
+      <w:r>
+        <w:rPr>
+          <w:rFonts w:ascii="Times New Roman" w:hAnsi="Times New Roman" w:cs="Times New Roman"/>
+          <w:sz w:val="24"/>
+          <w:szCs w:val="24"/>
+          <w:lang w:val="es-MX"/>
+        </w:rPr>
+        <w:t>etc</w:t>
+      </w:r>
+      <w:proofErr w:type="spellEnd"/>
+      <w:r>
+        <w:rPr>
+          <w:rFonts w:ascii="Times New Roman" w:hAnsi="Times New Roman" w:cs="Times New Roman"/>
+          <w:sz w:val="24"/>
+          <w:szCs w:val="24"/>
+          <w:lang w:val="es-MX"/>
+        </w:rPr>
+        <w:t xml:space="preserve">; la clase vehículo se divide en autos, camiones, autobuses, motocicletas, </w:t>
+      </w:r>
+      <w:proofErr w:type="spellStart"/>
+      <w:r>
+        <w:rPr>
+          <w:rFonts w:ascii="Times New Roman" w:hAnsi="Times New Roman" w:cs="Times New Roman"/>
+          <w:sz w:val="24"/>
+          <w:szCs w:val="24"/>
+          <w:lang w:val="es-MX"/>
+        </w:rPr>
+        <w:t>etc</w:t>
+      </w:r>
+      <w:proofErr w:type="spellEnd"/>
+      <w:r>
+        <w:rPr>
+          <w:rFonts w:ascii="Times New Roman" w:hAnsi="Times New Roman" w:cs="Times New Roman"/>
+          <w:sz w:val="24"/>
+          <w:szCs w:val="24"/>
+          <w:lang w:val="es-MX"/>
+        </w:rPr>
+        <w:t xml:space="preserve">; la clase electrodoméstico se divide en lavadora, tostadora, microondas, etc. </w:t>
+      </w:r>
+    </w:p>
+    <w:p>
+      <w:pPr>
+        <w:jc w:val="both"/>
+        <w:rPr>
+          <w:rFonts w:ascii="Times New Roman" w:hAnsi="Times New Roman" w:cs="Times New Roman"/>
+          <w:sz w:val="24"/>
+          <w:szCs w:val="24"/>
+          <w:lang w:val="es-MX"/>
+        </w:rPr>
+      </w:pPr>
+      <w:r>
+        <w:rPr>
+          <w:rFonts w:ascii="Times New Roman" w:hAnsi="Times New Roman" w:cs="Times New Roman"/>
+          <w:sz w:val="24"/>
+          <w:szCs w:val="24"/>
+          <w:lang w:val="es-MX"/>
+        </w:rPr>
+        <w:t xml:space="preserve">La idea principal de estas divisiones reside en el hecho de que cada subclase (un camión, un autobús) comparte características con la clase de la cual se derivan (un vehículo): todos tienen moto, ruedas y frenos; </w:t>
+      </w:r>
+      <w:r>
+        <w:rPr>
+          <w:rFonts w:ascii="Times New Roman" w:hAnsi="Times New Roman" w:cs="Times New Roman"/>
+          <w:b/>
+          <w:bCs/>
+          <w:sz w:val="24"/>
+          <w:szCs w:val="24"/>
+          <w:lang w:val="es-MX"/>
+        </w:rPr>
+        <w:t xml:space="preserve">pero </w:t>
+      </w:r>
+      <w:r>
+        <w:rPr>
+          <w:rFonts w:ascii="Times New Roman" w:hAnsi="Times New Roman" w:cs="Times New Roman"/>
+          <w:sz w:val="24"/>
+          <w:szCs w:val="24"/>
+          <w:lang w:val="es-MX"/>
+        </w:rPr>
+        <w:t xml:space="preserve">además de estas que comparten cada subclase tiene propias características: un auto puede tener maletero, cinco asientos; los camiones, cabina y caja para transportar carga y otras características. </w:t>
+      </w:r>
+    </w:p>
+    <w:p>
+      <w:pPr>
+        <w:jc w:val="both"/>
+        <w:rPr>
+          <w:rFonts w:ascii="Times New Roman" w:hAnsi="Times New Roman" w:cs="Times New Roman"/>
+          <w:b/>
+          <w:bCs/>
+          <w:sz w:val="24"/>
+          <w:szCs w:val="24"/>
+          <w:lang w:val="es-MX"/>
+        </w:rPr>
+      </w:pPr>
+      <w:r>
+        <w:rPr>
+          <w:rFonts w:ascii="Times New Roman" w:hAnsi="Times New Roman" w:cs="Times New Roman"/>
+          <w:sz w:val="24"/>
+          <w:szCs w:val="24"/>
+          <w:lang w:val="es-MX"/>
+        </w:rPr>
+        <w:lastRenderedPageBreak/>
+        <w:t xml:space="preserve">La clase principal de la que se derivan las restantes se denomina </w:t>
+      </w:r>
+      <w:r>
+        <w:rPr>
+          <w:rFonts w:ascii="Times New Roman" w:hAnsi="Times New Roman" w:cs="Times New Roman"/>
+          <w:b/>
+          <w:bCs/>
+          <w:sz w:val="24"/>
+          <w:szCs w:val="24"/>
+          <w:lang w:val="es-MX"/>
+        </w:rPr>
+        <w:t>base, padre o superclase</w:t>
+      </w:r>
+      <w:r>
+        <w:rPr>
+          <w:rFonts w:ascii="Times New Roman" w:hAnsi="Times New Roman" w:cs="Times New Roman"/>
+          <w:sz w:val="24"/>
+          <w:szCs w:val="24"/>
+          <w:lang w:val="es-MX"/>
+        </w:rPr>
+        <w:t xml:space="preserve">; las subclases también se denominan </w:t>
+      </w:r>
+      <w:r>
+        <w:rPr>
+          <w:rFonts w:ascii="Times New Roman" w:hAnsi="Times New Roman" w:cs="Times New Roman"/>
+          <w:b/>
+          <w:bCs/>
+          <w:sz w:val="24"/>
+          <w:szCs w:val="24"/>
+          <w:lang w:val="es-MX"/>
+        </w:rPr>
+        <w:t xml:space="preserve">hijas o derivadas. </w:t>
+      </w:r>
+    </w:p>
+    <w:p>
+      <w:pPr>
+        <w:jc w:val="both"/>
+        <w:rPr>
+          <w:rFonts w:ascii="Times New Roman" w:hAnsi="Times New Roman" w:cs="Times New Roman"/>
+          <w:color w:val="FF0000"/>
+          <w:sz w:val="24"/>
+          <w:szCs w:val="24"/>
+          <w:lang w:val="es-MX"/>
+        </w:rPr>
+      </w:pPr>
+      <w:r>
+        <w:rPr>
+          <w:rFonts w:ascii="Times New Roman" w:hAnsi="Times New Roman" w:cs="Times New Roman"/>
+          <w:sz w:val="24"/>
+          <w:szCs w:val="24"/>
+          <w:lang w:val="es-MX"/>
+        </w:rPr>
+        <w:t xml:space="preserve">Las clases reflejan que el mundo real contiene objetos con propiedades o atributos y comportamiento; la herencia manifiesta que dichos objetos tienden a organizarse en jerarquías; esta jerarquía desde el punto de vista del modelado, se denomina </w:t>
+      </w:r>
+      <w:r>
+        <w:rPr>
+          <w:rFonts w:ascii="Times New Roman" w:hAnsi="Times New Roman" w:cs="Times New Roman"/>
+          <w:b/>
+          <w:bCs/>
+          <w:i/>
+          <w:iCs/>
+          <w:sz w:val="24"/>
+          <w:szCs w:val="24"/>
+          <w:lang w:val="es-MX"/>
+        </w:rPr>
+        <w:t>relación de generalización</w:t>
+      </w:r>
+      <w:r>
+        <w:rPr>
+          <w:rFonts w:ascii="Times New Roman" w:hAnsi="Times New Roman" w:cs="Times New Roman"/>
+          <w:b/>
+          <w:bCs/>
+          <w:i/>
+          <w:iCs/>
+          <w:sz w:val="24"/>
+          <w:szCs w:val="24"/>
+          <w:lang w:val="es-MX"/>
+        </w:rPr>
+        <w:t xml:space="preserve"> </w:t>
+      </w:r>
+      <w:r>
+        <w:rPr>
+          <w:rFonts w:ascii="Times New Roman" w:hAnsi="Times New Roman" w:cs="Times New Roman"/>
+          <w:i/>
+          <w:iCs/>
+          <w:sz w:val="24"/>
+          <w:szCs w:val="24"/>
+          <w:lang w:val="es-MX"/>
+        </w:rPr>
+        <w:t xml:space="preserve">o herencia </w:t>
+      </w:r>
+      <w:r>
+        <w:rPr>
+          <w:rFonts w:ascii="Times New Roman" w:hAnsi="Times New Roman" w:cs="Times New Roman"/>
+          <w:b/>
+          <w:bCs/>
+          <w:i/>
+          <w:iCs/>
+          <w:sz w:val="24"/>
+          <w:szCs w:val="24"/>
+          <w:lang w:val="es-MX"/>
+        </w:rPr>
+        <w:t xml:space="preserve"> </w:t>
+      </w:r>
+      <w:r>
+        <w:rPr>
+          <w:rFonts w:ascii="Times New Roman" w:hAnsi="Times New Roman" w:cs="Times New Roman"/>
+          <w:sz w:val="24"/>
+          <w:szCs w:val="24"/>
+          <w:lang w:val="es-MX"/>
+        </w:rPr>
+        <w:t>(“</w:t>
+      </w:r>
+      <w:r>
+        <w:rPr>
+          <w:rFonts w:ascii="Times New Roman" w:hAnsi="Times New Roman" w:cs="Times New Roman"/>
+          <w:b/>
+          <w:bCs/>
+          <w:sz w:val="24"/>
+          <w:szCs w:val="24"/>
+          <w:lang w:val="es-MX"/>
+        </w:rPr>
+        <w:t>es un</w:t>
+      </w:r>
+      <w:r>
+        <w:rPr>
+          <w:rFonts w:ascii="Times New Roman" w:hAnsi="Times New Roman" w:cs="Times New Roman"/>
+          <w:sz w:val="24"/>
+          <w:szCs w:val="24"/>
+          <w:lang w:val="es-MX"/>
+        </w:rPr>
+        <w:t>”)</w:t>
+      </w:r>
+      <w:r>
+        <w:rPr>
+          <w:rFonts w:ascii="Times New Roman" w:hAnsi="Times New Roman" w:cs="Times New Roman"/>
+          <w:sz w:val="24"/>
+          <w:szCs w:val="24"/>
+          <w:lang w:val="es-MX"/>
+        </w:rPr>
+        <w:t xml:space="preserve">, </w:t>
+      </w:r>
+      <w:r>
+        <w:rPr>
+          <w:rFonts w:ascii="Times New Roman" w:hAnsi="Times New Roman" w:cs="Times New Roman"/>
+          <w:color w:val="FF0000"/>
+          <w:sz w:val="24"/>
+          <w:szCs w:val="24"/>
+          <w:lang w:val="es-MX"/>
+        </w:rPr>
+        <w:t>una clase derivada hereda las características de la cual es base y además añade sus propias características, atributos y operacione</w:t>
+      </w:r>
+      <w:r>
+        <w:rPr>
+          <w:rFonts w:ascii="Times New Roman" w:hAnsi="Times New Roman" w:cs="Times New Roman"/>
+          <w:color w:val="FF0000"/>
+          <w:sz w:val="24"/>
+          <w:szCs w:val="24"/>
+          <w:lang w:val="es-MX"/>
+        </w:rPr>
+        <w:t xml:space="preserve">s y las clases base también pueden ser subclases o derivarse de otras superclases. </w:t>
+      </w:r>
+    </w:p>
+    <w:p>
+      <w:pPr>
+        <w:jc w:val="both"/>
+        <w:rPr>
+          <w:rFonts w:ascii="Times New Roman" w:hAnsi="Times New Roman" w:cs="Times New Roman"/>
+          <w:color w:val="000000" w:themeColor="text1"/>
+          <w:sz w:val="24"/>
+          <w:szCs w:val="24"/>
+          <w:lang w:val="es-MX"/>
+        </w:rPr>
+      </w:pPr>
+      <w:r>
+        <w:rPr>
+          <w:rFonts w:ascii="Times New Roman" w:hAnsi="Times New Roman" w:cs="Times New Roman"/>
+          <w:color w:val="000000" w:themeColor="text1"/>
+          <w:sz w:val="24"/>
+          <w:szCs w:val="24"/>
+          <w:lang w:val="es-MX"/>
+        </w:rPr>
+        <w:t xml:space="preserve">El programador puede definir una clase Animal que encapsule todas las propiedades o atributos (altura, peso, </w:t>
+      </w:r>
+      <w:r>
+        <w:rPr>
+          <w:rFonts w:ascii="Times New Roman" w:hAnsi="Times New Roman" w:cs="Times New Roman"/>
+          <w:color w:val="000000" w:themeColor="text1"/>
+          <w:sz w:val="24"/>
+          <w:szCs w:val="24"/>
+          <w:lang w:val="es-MX"/>
+        </w:rPr>
+        <w:t>número de</w:t>
+      </w:r>
+      <w:r>
+        <w:rPr>
+          <w:rFonts w:ascii="Times New Roman" w:hAnsi="Times New Roman" w:cs="Times New Roman"/>
+          <w:color w:val="000000" w:themeColor="text1"/>
+          <w:sz w:val="24"/>
+          <w:szCs w:val="24"/>
+          <w:lang w:val="es-MX"/>
+        </w:rPr>
+        <w:t xml:space="preserve"> patas, </w:t>
+      </w:r>
+      <w:proofErr w:type="spellStart"/>
+      <w:r>
+        <w:rPr>
+          <w:rFonts w:ascii="Times New Roman" w:hAnsi="Times New Roman" w:cs="Times New Roman"/>
+          <w:color w:val="000000" w:themeColor="text1"/>
+          <w:sz w:val="24"/>
+          <w:szCs w:val="24"/>
+          <w:lang w:val="es-MX"/>
+        </w:rPr>
+        <w:t>etc</w:t>
+      </w:r>
+      <w:proofErr w:type="spellEnd"/>
+      <w:r>
+        <w:rPr>
+          <w:rFonts w:ascii="Times New Roman" w:hAnsi="Times New Roman" w:cs="Times New Roman"/>
+          <w:color w:val="000000" w:themeColor="text1"/>
+          <w:sz w:val="24"/>
+          <w:szCs w:val="24"/>
+          <w:lang w:val="es-MX"/>
+        </w:rPr>
+        <w:t>) y el comportamiento u operaciones (</w:t>
+      </w:r>
+      <w:r>
+        <w:rPr>
+          <w:rFonts w:ascii="Times New Roman" w:hAnsi="Times New Roman" w:cs="Times New Roman"/>
+          <w:color w:val="000000" w:themeColor="text1"/>
+          <w:sz w:val="24"/>
+          <w:szCs w:val="24"/>
+          <w:lang w:val="es-MX"/>
+        </w:rPr>
+        <w:t>comer, dormir, andar</w:t>
+      </w:r>
+      <w:r>
+        <w:rPr>
+          <w:rFonts w:ascii="Times New Roman" w:hAnsi="Times New Roman" w:cs="Times New Roman"/>
+          <w:color w:val="000000" w:themeColor="text1"/>
+          <w:sz w:val="24"/>
+          <w:szCs w:val="24"/>
+          <w:lang w:val="es-MX"/>
+        </w:rPr>
+        <w:t>)</w:t>
+      </w:r>
+      <w:r>
+        <w:rPr>
+          <w:rFonts w:ascii="Times New Roman" w:hAnsi="Times New Roman" w:cs="Times New Roman"/>
+          <w:color w:val="000000" w:themeColor="text1"/>
+          <w:sz w:val="24"/>
+          <w:szCs w:val="24"/>
+          <w:lang w:val="es-MX"/>
+        </w:rPr>
+        <w:t xml:space="preserve"> que pertenecen a cada uno. Un animal como un mono, jirafa, canguro o pingüino tienen sus propias características a su vez. </w:t>
+      </w:r>
+    </w:p>
+    <w:p>
+      <w:pPr>
+        <w:jc w:val="both"/>
+        <w:rPr>
+          <w:rFonts w:ascii="Times New Roman" w:hAnsi="Times New Roman" w:cs="Times New Roman"/>
+          <w:color w:val="000000" w:themeColor="text1"/>
+          <w:sz w:val="24"/>
+          <w:szCs w:val="24"/>
+          <w:lang w:val="es-MX"/>
+        </w:rPr>
+      </w:pPr>
+      <w:r>
+        <w:rPr>
+          <w:rFonts w:ascii="Times New Roman" w:hAnsi="Times New Roman" w:cs="Times New Roman"/>
+          <w:color w:val="000000" w:themeColor="text1"/>
+          <w:sz w:val="24"/>
+          <w:szCs w:val="24"/>
+          <w:lang w:val="es-MX"/>
+        </w:rPr>
+        <w:sym w:font="Wingdings" w:char="F0E0"/>
+      </w:r>
+      <w:r>
+        <w:rPr>
+          <w:rFonts w:ascii="Times New Roman" w:hAnsi="Times New Roman" w:cs="Times New Roman"/>
+          <w:color w:val="000000" w:themeColor="text1"/>
+          <w:sz w:val="24"/>
+          <w:szCs w:val="24"/>
+          <w:lang w:val="es-MX"/>
+        </w:rPr>
+        <w:t xml:space="preserve">Un mono </w:t>
+      </w:r>
+      <w:r>
+        <w:rPr>
+          <w:rFonts w:ascii="Times New Roman" w:hAnsi="Times New Roman" w:cs="Times New Roman"/>
+          <w:b/>
+          <w:bCs/>
+          <w:i/>
+          <w:iCs/>
+          <w:color w:val="000000" w:themeColor="text1"/>
+          <w:sz w:val="24"/>
+          <w:szCs w:val="24"/>
+          <w:lang w:val="es-MX"/>
+        </w:rPr>
+        <w:t xml:space="preserve">es-un </w:t>
+      </w:r>
+      <w:r>
+        <w:rPr>
+          <w:rFonts w:ascii="Times New Roman" w:hAnsi="Times New Roman" w:cs="Times New Roman"/>
+          <w:color w:val="000000" w:themeColor="text1"/>
+          <w:sz w:val="24"/>
+          <w:szCs w:val="24"/>
+          <w:lang w:val="es-MX"/>
+        </w:rPr>
+        <w:t>Animal con características propias: subir árboles, saltar entre ellos; además comparte con otros animales como jirafa, canguro y pingüino las características de comer, beber, correr, dormir, y demás.</w:t>
+      </w:r>
+    </w:p>
+    <w:p>
+      <w:pPr>
+        <w:jc w:val="both"/>
+        <w:rPr>
+          <w:rFonts w:ascii="Times New Roman" w:hAnsi="Times New Roman" w:cs="Times New Roman"/>
+          <w:sz w:val="24"/>
+          <w:szCs w:val="24"/>
+        </w:rPr>
+      </w:pPr>
+      <w:r>
+        <w:rPr>
+          <w:rFonts w:ascii="Times New Roman" w:hAnsi="Times New Roman" w:cs="Times New Roman"/>
+          <w:b/>
+          <w:bCs/>
+          <w:color w:val="000000" w:themeColor="text1"/>
+          <w:sz w:val="24"/>
+          <w:szCs w:val="24"/>
+          <w:lang w:val="es-MX"/>
+        </w:rPr>
+        <w:t>Nota. -</w:t>
+      </w:r>
+      <w:r>
+        <w:rPr>
+          <w:rFonts w:ascii="Times New Roman" w:hAnsi="Times New Roman" w:cs="Times New Roman"/>
+          <w:b/>
+          <w:bCs/>
+          <w:color w:val="000000" w:themeColor="text1"/>
+          <w:sz w:val="24"/>
+          <w:szCs w:val="24"/>
+          <w:lang w:val="es-MX"/>
+        </w:rPr>
+        <w:t xml:space="preserve"> </w:t>
+      </w:r>
+      <w:r>
+        <w:rPr>
+          <w:rFonts w:ascii="Times New Roman" w:hAnsi="Times New Roman" w:cs="Times New Roman"/>
+          <w:color w:val="000000" w:themeColor="text1"/>
+          <w:sz w:val="24"/>
+          <w:szCs w:val="24"/>
+          <w:lang w:val="es-MX"/>
+        </w:rPr>
+        <w:t xml:space="preserve">La herencia permite la creación de nuevas clases a partir de otra ya existente; la clase que sirve de modelo se llama </w:t>
+      </w:r>
+      <w:r>
+        <w:rPr>
+          <w:rFonts w:ascii="Times New Roman" w:hAnsi="Times New Roman" w:cs="Times New Roman"/>
+          <w:i/>
+          <w:color w:val="000000" w:themeColor="text1"/>
+          <w:sz w:val="24"/>
+          <w:szCs w:val="24"/>
+          <w:lang w:val="es-MX"/>
+        </w:rPr>
+        <w:t>base</w:t>
+      </w:r>
+      <w:r>
+        <w:rPr>
+          <w:rFonts w:ascii="Times New Roman" w:hAnsi="Times New Roman" w:cs="Times New Roman"/>
+          <w:iCs/>
+          <w:color w:val="000000" w:themeColor="text1"/>
+          <w:sz w:val="24"/>
+          <w:szCs w:val="24"/>
+          <w:lang w:val="es-MX"/>
+        </w:rPr>
+        <w:t xml:space="preserve"> y la que se creó </w:t>
+      </w:r>
+      <w:r>
+        <w:rPr>
+          <w:rFonts w:ascii="Times New Roman" w:hAnsi="Times New Roman" w:cs="Times New Roman"/>
+          <w:b/>
+          <w:bCs/>
+          <w:i/>
+          <w:color w:val="000000" w:themeColor="text1"/>
+          <w:sz w:val="24"/>
+          <w:szCs w:val="24"/>
+          <w:lang w:val="es-MX"/>
+        </w:rPr>
+        <w:t>hereda</w:t>
+      </w:r>
+      <w:r>
+        <w:rPr>
+          <w:rFonts w:ascii="Times New Roman" w:hAnsi="Times New Roman" w:cs="Times New Roman"/>
+          <w:b/>
+          <w:bCs/>
+          <w:i/>
+          <w:iCs/>
+          <w:sz w:val="24"/>
+          <w:szCs w:val="24"/>
+        </w:rPr>
+        <w:t xml:space="preserve"> </w:t>
+      </w:r>
+      <w:r>
+        <w:rPr>
+          <w:rFonts w:ascii="Times New Roman" w:hAnsi="Times New Roman" w:cs="Times New Roman"/>
+          <w:sz w:val="24"/>
+          <w:szCs w:val="24"/>
+        </w:rPr>
+        <w:t xml:space="preserve">sus características propias, además se puede personalizar añadiendo rasgos adicionales. </w:t>
+      </w:r>
+    </w:p>
+    <w:p>
+      <w:pPr>
+        <w:jc w:val="both"/>
+        <w:rPr>
+          <w:rFonts w:ascii="Times New Roman" w:hAnsi="Times New Roman" w:cs="Times New Roman"/>
+          <w:sz w:val="24"/>
+          <w:szCs w:val="24"/>
+          <w:lang w:val="es-MX"/>
+        </w:rPr>
+      </w:pPr>
+      <w:r>
+        <w:rPr>
+          <w:rFonts w:ascii="Times New Roman" w:hAnsi="Times New Roman" w:cs="Times New Roman"/>
+          <w:sz w:val="24"/>
+          <w:szCs w:val="24"/>
+          <w:lang w:val="es-MX"/>
+        </w:rPr>
+        <w:drawing>
+          <wp:inline distT="0" distB="0" distL="0" distR="0" wp14:anchorId="296345D0" wp14:editId="6AA3C587">
+            <wp:extent cx="4660265" cy="2037080"/>
+            <wp:effectExtent l="0" t="0" r="6985" b="1270"/>
+            <wp:docPr id="2" name="Imagen 2"/>
+            <wp:cNvGraphicFramePr>
+              <a:graphicFrameLocks xmlns:a="http://schemas.openxmlformats.org/drawingml/2006/main" noChangeAspect="1"/>
+            </wp:cNvGraphicFramePr>
+            <a:graphic xmlns:a="http://schemas.openxmlformats.org/drawingml/2006/main">
+              <a:graphicData uri="http://schemas.openxmlformats.org/drawingml/2006/picture">
+                <pic:pic xmlns:pic="http://schemas.openxmlformats.org/drawingml/2006/picture">
+                  <pic:nvPicPr>
+                    <pic:cNvPr id="1" name=""/>
+                    <pic:cNvPicPr/>
+                  </pic:nvPicPr>
+                  <pic:blipFill>
+                    <a:blip r:embed="rId7"/>
+                    <a:stretch>
+                      <a:fillRect/>
+                    </a:stretch>
+                  </pic:blipFill>
+                  <pic:spPr>
+                    <a:xfrm>
+                      <a:off x="0" y="0"/>
+                      <a:ext cx="4660265" cy="2037080"/>
+                    </a:xfrm>
+                    <a:prstGeom prst="rect">
+                      <a:avLst/>
+                    </a:prstGeom>
+                  </pic:spPr>
+                </pic:pic>
+              </a:graphicData>
+            </a:graphic>
+          </wp:inline>
+        </w:drawing>
+      </w:r>
+    </w:p>
+    <w:p>
+      <w:pPr>
+        <w:spacing w:after="0"/>
+        <w:jc w:val="center"/>
+        <w:rPr>
+          <w:rFonts w:ascii="Times New Roman" w:hAnsi="Times New Roman" w:cs="Times New Roman"/>
+          <w:sz w:val="24"/>
+          <w:szCs w:val="24"/>
+          <w:lang w:val="es-MX"/>
+        </w:rPr>
+      </w:pPr>
+      <w:r>
+        <w:rPr>
+          <w:rFonts w:ascii="Times New Roman" w:hAnsi="Times New Roman" w:cs="Times New Roman"/>
+          <w:sz w:val="24"/>
+          <w:szCs w:val="24"/>
+          <w:lang w:val="es-MX"/>
+        </w:rPr>
+        <w:t>Figura. Herencia de la clase Animal</w:t>
+      </w:r>
+    </w:p>
+    <w:p>
+      <w:pPr>
+        <w:spacing w:after="0"/>
+        <w:jc w:val="center"/>
+        <w:rPr>
+          <w:rFonts w:ascii="Times New Roman" w:hAnsi="Times New Roman" w:cs="Times New Roman"/>
+          <w:sz w:val="24"/>
+          <w:szCs w:val="24"/>
+          <w:lang w:val="es-MX"/>
+        </w:rPr>
+      </w:pPr>
+      <w:r>
+        <w:rPr>
+          <w:rFonts w:ascii="Times New Roman" w:hAnsi="Times New Roman" w:cs="Times New Roman"/>
+          <w:sz w:val="24"/>
+          <w:szCs w:val="24"/>
+          <w:lang w:val="es-MX"/>
+        </w:rPr>
+        <w:t>Joyanes, Programación en Java, p. 175</w:t>
+      </w:r>
+    </w:p>
+    <w:p>
+      <w:pPr>
+        <w:spacing w:before="240" w:after="0"/>
+        <w:jc w:val="both"/>
+        <w:rPr>
+          <w:rFonts w:ascii="Times New Roman" w:hAnsi="Times New Roman" w:cs="Times New Roman"/>
+          <w:sz w:val="24"/>
+          <w:szCs w:val="24"/>
+          <w:lang w:val="es-MX"/>
+        </w:rPr>
+      </w:pPr>
+      <w:r>
+        <w:rPr>
+          <w:rFonts w:ascii="Times New Roman" w:hAnsi="Times New Roman" w:cs="Times New Roman"/>
+          <w:b/>
+          <w:bCs/>
+          <w:sz w:val="24"/>
+          <w:szCs w:val="24"/>
+          <w:lang w:val="es-MX"/>
+        </w:rPr>
+        <w:t xml:space="preserve">Polimorfismo: </w:t>
+      </w:r>
+      <w:r>
+        <w:rPr>
+          <w:rFonts w:ascii="Times New Roman" w:hAnsi="Times New Roman" w:cs="Times New Roman"/>
+          <w:sz w:val="24"/>
+          <w:szCs w:val="24"/>
+          <w:lang w:val="es-MX"/>
+        </w:rPr>
+        <w:t>Es la propiedad que le permite a una operación o función tener el mismo nombre en clases diferentes y actuar de modo distinto en cada una de ellas</w:t>
+      </w:r>
+      <w:r>
+        <w:rPr>
+          <w:rFonts w:ascii="Times New Roman" w:hAnsi="Times New Roman" w:cs="Times New Roman"/>
+          <w:sz w:val="24"/>
+          <w:szCs w:val="24"/>
+          <w:lang w:val="es-MX"/>
+        </w:rPr>
+        <w:t xml:space="preserve">: se puede abrir una puerta, una ventana, un libro, un periódico; en cada caso se realizar una acción diferente; </w:t>
+      </w:r>
+      <w:r>
+        <w:rPr>
+          <w:rFonts w:ascii="Times New Roman" w:hAnsi="Times New Roman" w:cs="Times New Roman"/>
+          <w:b/>
+          <w:bCs/>
+          <w:sz w:val="24"/>
+          <w:szCs w:val="24"/>
+          <w:lang w:val="es-MX"/>
+        </w:rPr>
+        <w:t>cada clase “conoce” cómo realizar esa operación.</w:t>
+      </w:r>
+      <w:r>
+        <w:rPr>
+          <w:rFonts w:ascii="Times New Roman" w:hAnsi="Times New Roman" w:cs="Times New Roman"/>
+          <w:b/>
+          <w:bCs/>
+          <w:sz w:val="24"/>
+          <w:szCs w:val="24"/>
+          <w:lang w:val="es-MX"/>
+        </w:rPr>
+        <w:t xml:space="preserve"> </w:t>
+      </w:r>
+      <w:r>
+        <w:rPr>
+          <w:rFonts w:ascii="Times New Roman" w:hAnsi="Times New Roman" w:cs="Times New Roman"/>
+          <w:sz w:val="24"/>
+          <w:szCs w:val="24"/>
+          <w:lang w:val="es-MX"/>
+        </w:rPr>
+        <w:t>En un taller de reparaciones de automóviles existe</w:t>
+      </w:r>
+      <w:r>
+        <w:rPr>
+          <w:rFonts w:ascii="Times New Roman" w:hAnsi="Times New Roman" w:cs="Times New Roman"/>
+          <w:sz w:val="24"/>
+          <w:szCs w:val="24"/>
+          <w:lang w:val="es-MX"/>
+        </w:rPr>
+        <w:t xml:space="preserve"> diferentes marcas, modelos, potencias, carburantes, etc. Que </w:t>
+      </w:r>
+      <w:proofErr w:type="spellStart"/>
+      <w:r>
+        <w:rPr>
+          <w:rFonts w:ascii="Times New Roman" w:hAnsi="Times New Roman" w:cs="Times New Roman"/>
+          <w:sz w:val="24"/>
+          <w:szCs w:val="24"/>
+          <w:lang w:val="es-MX"/>
+        </w:rPr>
+        <w:t>consituyen</w:t>
+      </w:r>
+      <w:proofErr w:type="spellEnd"/>
+      <w:r>
+        <w:rPr>
+          <w:rFonts w:ascii="Times New Roman" w:hAnsi="Times New Roman" w:cs="Times New Roman"/>
+          <w:sz w:val="24"/>
+          <w:szCs w:val="24"/>
+          <w:lang w:val="es-MX"/>
+        </w:rPr>
+        <w:t xml:space="preserve"> una clase o colección heterogénea, una operación como cambiar los frenos</w:t>
+      </w:r>
+      <w:r>
+        <w:rPr>
+          <w:rFonts w:ascii="Times New Roman" w:hAnsi="Times New Roman" w:cs="Times New Roman"/>
+          <w:sz w:val="24"/>
+          <w:szCs w:val="24"/>
+          <w:lang w:val="es-MX"/>
+        </w:rPr>
+        <w:t xml:space="preserve"> cambiará </w:t>
+      </w:r>
+      <w:r>
+        <w:rPr>
+          <w:rFonts w:ascii="Times New Roman" w:hAnsi="Times New Roman" w:cs="Times New Roman"/>
+          <w:sz w:val="24"/>
+          <w:szCs w:val="24"/>
+          <w:lang w:val="es-MX"/>
+        </w:rPr>
+        <w:t xml:space="preserve">dependiendo del auto en particular </w:t>
+      </w:r>
+      <w:r>
+        <w:rPr>
+          <w:rFonts w:ascii="Times New Roman" w:hAnsi="Times New Roman" w:cs="Times New Roman"/>
+          <w:sz w:val="24"/>
+          <w:szCs w:val="24"/>
+          <w:lang w:val="es-MX"/>
+        </w:rPr>
+        <w:t>esta</w:t>
+      </w:r>
+      <w:r>
+        <w:rPr>
+          <w:rFonts w:ascii="Times New Roman" w:hAnsi="Times New Roman" w:cs="Times New Roman"/>
+          <w:sz w:val="24"/>
+          <w:szCs w:val="24"/>
+          <w:lang w:val="es-MX"/>
+        </w:rPr>
+        <w:t xml:space="preserve"> operación cambiará e incluirá diferentes acciones. </w:t>
+      </w:r>
+    </w:p>
+    <w:p>
+      <w:pPr>
+        <w:spacing w:before="240" w:after="0"/>
+        <w:jc w:val="both"/>
+        <w:rPr>
+          <w:rFonts w:ascii="Times New Roman" w:hAnsi="Times New Roman" w:cs="Times New Roman"/>
+          <w:sz w:val="24"/>
+          <w:szCs w:val="24"/>
+          <w:lang w:val="es-MX"/>
+        </w:rPr>
+      </w:pPr>
+      <w:r>
+        <w:rPr>
+          <w:rFonts w:ascii="Times New Roman" w:hAnsi="Times New Roman" w:cs="Times New Roman"/>
+          <w:b/>
+          <w:bCs/>
+          <w:sz w:val="24"/>
+          <w:szCs w:val="24"/>
+          <w:highlight w:val="yellow"/>
+          <w:lang w:val="es-MX"/>
+        </w:rPr>
+        <w:t>En la práctica,</w:t>
+      </w:r>
+      <w:r>
+        <w:rPr>
+          <w:rFonts w:ascii="Times New Roman" w:hAnsi="Times New Roman" w:cs="Times New Roman"/>
+          <w:sz w:val="24"/>
+          <w:szCs w:val="24"/>
+          <w:highlight w:val="yellow"/>
+          <w:lang w:val="es-MX"/>
+        </w:rPr>
+        <w:t xml:space="preserve"> polimorfismo implica la capacidad de una operación de ser interpretada sólo por el propio objeto que lo invoca; desde un punto de vista práctico de ejecución del programa, el polimorfismo se realiza en tiempo de ejecución, ya que durante la compilación no se conoce qué tipo de objeto y por consiguiente cuál operación fue invocada.</w:t>
+      </w:r>
+      <w:r>
+        <w:rPr>
+          <w:rFonts w:ascii="Times New Roman" w:hAnsi="Times New Roman" w:cs="Times New Roman"/>
+          <w:sz w:val="24"/>
+          <w:szCs w:val="24"/>
+          <w:lang w:val="es-MX"/>
+        </w:rPr>
+        <w:t xml:space="preserve"> </w:t>
+      </w:r>
+    </w:p>
+    <w:p>
+      <w:pPr>
+        <w:spacing w:before="240" w:after="0"/>
+        <w:jc w:val="both"/>
+        <w:rPr>
+          <w:rFonts w:ascii="Times New Roman" w:hAnsi="Times New Roman" w:cs="Times New Roman"/>
+          <w:sz w:val="24"/>
+          <w:szCs w:val="24"/>
+          <w:lang w:val="es-MX"/>
+        </w:rPr>
+      </w:pPr>
+      <w:r>
+        <w:rPr>
+          <w:rFonts w:ascii="Times New Roman" w:hAnsi="Times New Roman" w:cs="Times New Roman"/>
+          <w:sz w:val="24"/>
+          <w:szCs w:val="24"/>
+          <w:lang w:val="es-MX"/>
+        </w:rPr>
+        <w:t xml:space="preserve">El uso de </w:t>
+      </w:r>
+      <w:r>
+        <w:rPr>
+          <w:rFonts w:ascii="Times New Roman" w:hAnsi="Times New Roman" w:cs="Times New Roman"/>
+          <w:i/>
+          <w:iCs/>
+          <w:sz w:val="24"/>
+          <w:szCs w:val="24"/>
+          <w:lang w:val="es-MX"/>
+        </w:rPr>
+        <w:t xml:space="preserve">palabras </w:t>
+      </w:r>
+      <w:r>
+        <w:rPr>
+          <w:rFonts w:ascii="Times New Roman" w:hAnsi="Times New Roman" w:cs="Times New Roman"/>
+          <w:sz w:val="24"/>
+          <w:szCs w:val="24"/>
+          <w:lang w:val="es-MX"/>
+        </w:rPr>
+        <w:t xml:space="preserve">iguales tiene comportamientos distintos, según el problema a resolver, en el desarrollo de </w:t>
+      </w:r>
+      <w:r>
+        <w:rPr>
+          <w:rFonts w:ascii="Times New Roman" w:hAnsi="Times New Roman" w:cs="Times New Roman"/>
+          <w:i/>
+          <w:iCs/>
+          <w:sz w:val="24"/>
+          <w:szCs w:val="24"/>
+          <w:lang w:val="es-MX"/>
+        </w:rPr>
+        <w:t>software</w:t>
+      </w:r>
+      <w:r>
+        <w:rPr>
+          <w:rFonts w:ascii="Times New Roman" w:hAnsi="Times New Roman" w:cs="Times New Roman"/>
+          <w:sz w:val="24"/>
+          <w:szCs w:val="24"/>
+          <w:lang w:val="es-MX"/>
+        </w:rPr>
+        <w:t xml:space="preserve"> se toma ventaja de la propiedad en la herencia. </w:t>
+      </w:r>
+    </w:p>
+    <w:p>
+      <w:pPr>
+        <w:spacing w:before="240" w:after="0"/>
+        <w:jc w:val="both"/>
+        <w:rPr>
+          <w:rFonts w:ascii="Times New Roman" w:hAnsi="Times New Roman" w:cs="Times New Roman"/>
+          <w:sz w:val="24"/>
+          <w:szCs w:val="24"/>
+          <w:lang w:val="es-MX"/>
+        </w:rPr>
+      </w:pPr>
+      <w:r>
+        <w:rPr>
+          <w:rFonts w:ascii="Times New Roman" w:hAnsi="Times New Roman" w:cs="Times New Roman"/>
+          <w:sz w:val="24"/>
+          <w:szCs w:val="24"/>
+          <w:lang w:val="es-MX"/>
+        </w:rPr>
+        <w:t xml:space="preserve">Si se quiere hacer un diseño gráfico para representar figuras geométricas como triángulo, rectángulo y círculo y desea calcular sus superficies y perímetros; cada figura tiene un método u operación distinta para realizar dichos cálculos, el polimorfismo permite definir la  única función o método </w:t>
+      </w:r>
+      <w:proofErr w:type="spellStart"/>
+      <w:r>
+        <w:rPr>
+          <w:rFonts w:ascii="Courier New" w:hAnsi="Courier New" w:cs="Courier New"/>
+          <w:lang w:val="es-MX"/>
+        </w:rPr>
+        <w:t>calcularSuperfici</w:t>
+      </w:r>
+      <w:r>
+        <w:rPr>
+          <w:rFonts w:ascii="Courier New" w:hAnsi="Courier New" w:cs="Courier New"/>
+          <w:lang w:val="es-MX"/>
+        </w:rPr>
+        <w:t>e</w:t>
+      </w:r>
+      <w:proofErr w:type="spellEnd"/>
+      <w:r>
+        <w:rPr>
+          <w:rFonts w:ascii="Times New Roman" w:hAnsi="Times New Roman" w:cs="Times New Roman"/>
+          <w:sz w:val="24"/>
+          <w:szCs w:val="24"/>
+          <w:lang w:val="es-MX"/>
+        </w:rPr>
+        <w:t xml:space="preserve">, cuya implementación es diferente en la clase triangulo, rectángulo o círculo, </w:t>
+      </w:r>
+      <w:r>
+        <w:rPr>
+          <w:rFonts w:ascii="Times New Roman" w:hAnsi="Times New Roman" w:cs="Times New Roman"/>
+          <w:sz w:val="24"/>
+          <w:szCs w:val="24"/>
+          <w:lang w:val="es-MX"/>
+        </w:rPr>
+        <w:t>y cuando se selecciona un objeto específico la función que se ejecuta es la correspondiente al objeto de la clase seleccionada.</w:t>
+      </w:r>
+    </w:p>
+    <w:p>
+      <w:pPr>
+        <w:spacing w:before="240" w:after="0"/>
+        <w:jc w:val="both"/>
+        <w:rPr>
+          <w:rFonts w:ascii="Times New Roman" w:hAnsi="Times New Roman" w:cs="Times New Roman"/>
+          <w:sz w:val="24"/>
+          <w:szCs w:val="24"/>
+          <w:lang w:val="es-MX"/>
+        </w:rPr>
+      </w:pPr>
+      <w:r>
+        <w:rPr>
+          <w:rFonts w:ascii="Times New Roman" w:hAnsi="Times New Roman" w:cs="Times New Roman"/>
+          <w:sz w:val="24"/>
+          <w:szCs w:val="24"/>
+          <w:lang w:val="es-MX"/>
+        </w:rPr>
+        <w:t xml:space="preserve">En Java existe otra propiedad importante derivada del polimorfismo y es la </w:t>
+      </w:r>
+      <w:r>
+        <w:rPr>
+          <w:rFonts w:ascii="Times New Roman" w:hAnsi="Times New Roman" w:cs="Times New Roman"/>
+          <w:b/>
+          <w:bCs/>
+          <w:sz w:val="24"/>
+          <w:szCs w:val="24"/>
+          <w:lang w:val="es-MX"/>
+        </w:rPr>
+        <w:t xml:space="preserve">sobrecarga </w:t>
+      </w:r>
+      <w:r>
+        <w:rPr>
+          <w:rFonts w:ascii="Times New Roman" w:hAnsi="Times New Roman" w:cs="Times New Roman"/>
+          <w:sz w:val="24"/>
+          <w:szCs w:val="24"/>
+          <w:lang w:val="es-MX"/>
+        </w:rPr>
+        <w:t xml:space="preserve">de métodos; la sobrecarga básica de operadores existe siempre, el operador + sirve para sumar números enteros o reales, pero si </w:t>
+      </w:r>
+      <w:proofErr w:type="spellStart"/>
+      <w:r>
+        <w:rPr>
+          <w:rFonts w:ascii="Times New Roman" w:hAnsi="Times New Roman" w:cs="Times New Roman"/>
+          <w:sz w:val="24"/>
+          <w:szCs w:val="24"/>
+          <w:lang w:val="es-MX"/>
+        </w:rPr>
+        <w:t>desae</w:t>
+      </w:r>
+      <w:proofErr w:type="spellEnd"/>
+      <w:r>
+        <w:rPr>
+          <w:rFonts w:ascii="Times New Roman" w:hAnsi="Times New Roman" w:cs="Times New Roman"/>
+          <w:sz w:val="24"/>
+          <w:szCs w:val="24"/>
+          <w:lang w:val="es-MX"/>
+        </w:rPr>
+        <w:t xml:space="preserve"> sumar </w:t>
+      </w:r>
+      <w:r>
+        <w:rPr>
+          <w:rFonts w:ascii="Times New Roman" w:hAnsi="Times New Roman" w:cs="Times New Roman"/>
+          <w:sz w:val="24"/>
+          <w:szCs w:val="24"/>
+          <w:lang w:val="es-MX"/>
+        </w:rPr>
+        <w:lastRenderedPageBreak/>
+        <w:t xml:space="preserve">números complejos deberá sobrecargar el operador + para realizar esta acción. </w:t>
+      </w:r>
+    </w:p>
+    <w:p>
+      <w:pPr>
+        <w:spacing w:before="240" w:after="0"/>
+        <w:jc w:val="both"/>
+        <w:rPr>
+          <w:rFonts w:ascii="Times New Roman" w:hAnsi="Times New Roman" w:cs="Times New Roman"/>
+          <w:sz w:val="24"/>
+          <w:szCs w:val="24"/>
+          <w:lang w:val="es-MX"/>
+        </w:rPr>
+      </w:pPr>
+      <w:r>
+        <w:rPr>
+          <w:rFonts w:ascii="Times New Roman" w:hAnsi="Times New Roman" w:cs="Times New Roman"/>
+          <w:sz w:val="24"/>
+          <w:szCs w:val="24"/>
+          <w:lang w:val="es-MX"/>
+        </w:rPr>
+        <w:t xml:space="preserve">El uso de funciones u operadores de forma diferente, dependiendo de los objetos sobre los que actúan, se denomina polimorfismo (un elemento con diferentes formas) </w:t>
+      </w:r>
+    </w:p>
+    <w:p>
+      <w:pPr>
+        <w:spacing w:before="240" w:after="0"/>
+        <w:jc w:val="both"/>
+        <w:rPr>
+          <w:rFonts w:ascii="Times New Roman" w:hAnsi="Times New Roman" w:cs="Times New Roman"/>
+          <w:sz w:val="24"/>
+          <w:szCs w:val="24"/>
+          <w:lang w:val="es-MX"/>
+        </w:rPr>
+      </w:pPr>
+      <w:r>
+        <w:rPr>
+          <w:rFonts w:ascii="Times New Roman" w:hAnsi="Times New Roman" w:cs="Times New Roman"/>
+          <w:b/>
+          <w:bCs/>
+          <w:sz w:val="24"/>
+          <w:szCs w:val="24"/>
+          <w:lang w:val="es-MX"/>
+        </w:rPr>
+        <w:t xml:space="preserve">Reutilización (reusabilidad); </w:t>
+      </w:r>
+      <w:r>
+        <w:rPr>
+          <w:rFonts w:ascii="Times New Roman" w:hAnsi="Times New Roman" w:cs="Times New Roman"/>
+          <w:sz w:val="24"/>
+          <w:szCs w:val="24"/>
+          <w:lang w:val="es-MX"/>
+        </w:rPr>
+        <w:t xml:space="preserve">Otra propiedad fundamental de la programación orientada a objetos; este concepto significa que una vez que se ha creado, escrito y depurado una clase, se puede poner a disposición de otros programadores; de manera similar, al uso de las bibliotecas en un lenguaje de programación. </w:t>
+      </w:r>
+      <w:r>
+        <w:rPr>
+          <w:rFonts w:ascii="Times New Roman" w:hAnsi="Times New Roman" w:cs="Times New Roman"/>
+          <w:sz w:val="24"/>
+          <w:szCs w:val="24"/>
+          <w:lang w:val="es-MX"/>
+        </w:rPr>
+        <w:t xml:space="preserve">El concepto de herencia proporcionará una ampliación o extensión importante a la idea de </w:t>
+      </w:r>
+      <w:r>
+        <w:rPr>
+          <w:rFonts w:ascii="Times New Roman" w:hAnsi="Times New Roman" w:cs="Times New Roman"/>
+          <w:i/>
+          <w:iCs/>
+          <w:sz w:val="24"/>
+          <w:szCs w:val="24"/>
+          <w:lang w:val="es-MX"/>
+        </w:rPr>
+        <w:t xml:space="preserve">reusabilidad; </w:t>
+      </w:r>
+      <w:r>
+        <w:rPr>
+          <w:rFonts w:ascii="Times New Roman" w:hAnsi="Times New Roman" w:cs="Times New Roman"/>
+          <w:sz w:val="24"/>
+          <w:szCs w:val="24"/>
+          <w:lang w:val="es-MX"/>
+        </w:rPr>
+        <w:t xml:space="preserve">una clase existente se puede ampliar añadiéndole nuevas características, atributos y operaciones. </w:t>
+      </w:r>
+    </w:p>
+    <w:p>
+      <w:pPr>
+        <w:spacing w:before="240" w:after="0"/>
+        <w:jc w:val="both"/>
+        <w:rPr>
+          <w:rFonts w:ascii="Times New Roman" w:hAnsi="Times New Roman" w:cs="Times New Roman"/>
+          <w:b/>
+          <w:bCs/>
+          <w:sz w:val="24"/>
+          <w:szCs w:val="24"/>
+          <w:lang w:val="es-MX"/>
+        </w:rPr>
+      </w:pPr>
+      <w:r>
+        <w:rPr>
+          <w:rFonts w:ascii="Times New Roman" w:hAnsi="Times New Roman" w:cs="Times New Roman"/>
+          <w:b/>
+          <w:bCs/>
+          <w:sz w:val="24"/>
+          <w:szCs w:val="24"/>
+          <w:lang w:val="es-MX"/>
+        </w:rPr>
+        <w:t>Clases</w:t>
+      </w:r>
+    </w:p>
+    <w:p>
+      <w:pPr>
+        <w:spacing w:before="240" w:after="0"/>
+        <w:jc w:val="both"/>
+        <w:rPr>
+          <w:rFonts w:ascii="Times New Roman" w:hAnsi="Times New Roman" w:cs="Times New Roman"/>
+          <w:sz w:val="24"/>
+          <w:szCs w:val="24"/>
+          <w:lang w:val="es-MX"/>
+        </w:rPr>
+      </w:pPr>
+      <w:r>
+        <w:rPr>
+          <w:rFonts w:ascii="Times New Roman" w:hAnsi="Times New Roman" w:cs="Times New Roman"/>
+          <w:sz w:val="24"/>
+          <w:szCs w:val="24"/>
+          <w:lang w:val="es-MX"/>
+        </w:rPr>
+        <w:t xml:space="preserve">Una clase es una plantilla, modelo o plano a partir de la cual se crean objetos; los que se derivan de la misma clase tienen características o propiedades similares; cuando se construye un objeto de una clase, se dice que se ha creado una </w:t>
+      </w:r>
+      <w:r>
+        <w:rPr>
+          <w:rFonts w:ascii="Times New Roman" w:hAnsi="Times New Roman" w:cs="Times New Roman"/>
+          <w:i/>
+          <w:iCs/>
+          <w:sz w:val="24"/>
+          <w:szCs w:val="24"/>
+          <w:lang w:val="es-MX"/>
+        </w:rPr>
+        <w:t xml:space="preserve">instancia, ejemplar o copia </w:t>
+      </w:r>
+      <w:r>
+        <w:rPr>
+          <w:rFonts w:ascii="Times New Roman" w:hAnsi="Times New Roman" w:cs="Times New Roman"/>
+          <w:sz w:val="24"/>
+          <w:szCs w:val="24"/>
+          <w:lang w:val="es-MX"/>
+        </w:rPr>
+        <w:t xml:space="preserve">de esta. </w:t>
+      </w:r>
+    </w:p>
+    <w:p>
+      <w:pPr>
+        <w:spacing w:before="240" w:after="0"/>
+        <w:jc w:val="both"/>
+        <w:rPr>
+          <w:rFonts w:ascii="Times New Roman" w:hAnsi="Times New Roman" w:cs="Times New Roman"/>
+          <w:sz w:val="24"/>
+          <w:szCs w:val="24"/>
+          <w:lang w:val="es-MX"/>
+        </w:rPr>
+      </w:pPr>
+      <w:r>
+        <w:rPr>
+          <w:rFonts w:ascii="Times New Roman" w:hAnsi="Times New Roman" w:cs="Times New Roman"/>
+          <w:sz w:val="24"/>
+          <w:szCs w:val="24"/>
+          <w:lang w:val="es-MX"/>
+        </w:rPr>
+        <w:t xml:space="preserve">Aunque en un lenguaje orientado a objetos contenga centenares o miles de clases que sirven </w:t>
+      </w:r>
+      <w:r>
+        <w:rPr>
+          <w:rFonts w:ascii="Times New Roman" w:hAnsi="Times New Roman" w:cs="Times New Roman"/>
+          <w:sz w:val="24"/>
+          <w:szCs w:val="24"/>
+          <w:lang w:val="es-MX"/>
+        </w:rPr>
+        <w:t xml:space="preserve">para diversos propósitos, cálculos matemáticos, cálculo de fechas y calendarios, programación de redes y aplicaciones diversas de toda índole. Sin embargo, cuando desarrolle un programa, además de las clases de las bibliotecas, necesitarás crear clases propias que describan los objetos del dominio del problema de sus aplicaciones. </w:t>
+      </w:r>
+    </w:p>
+    <w:p>
+      <w:pPr>
+        <w:spacing w:before="240" w:after="0"/>
+        <w:jc w:val="both"/>
+        <w:rPr>
+          <w:rFonts w:ascii="Times New Roman" w:hAnsi="Times New Roman" w:cs="Times New Roman"/>
+          <w:i/>
+          <w:iCs/>
+          <w:sz w:val="24"/>
+          <w:szCs w:val="24"/>
+          <w:lang w:val="es-MX"/>
+        </w:rPr>
+      </w:pPr>
+      <w:r>
+        <w:rPr>
+          <w:rFonts w:ascii="Times New Roman" w:hAnsi="Times New Roman" w:cs="Times New Roman"/>
+          <w:sz w:val="24"/>
+          <w:szCs w:val="24"/>
+          <w:lang w:val="es-MX"/>
+        </w:rPr>
+        <w:t xml:space="preserve">Los programadores se deben centrar en la creación de clases; cada una contiene campos de instancia y datos de un objeto; los procedimientos o funciones que operan sobre los datos que se llaman </w:t>
+      </w:r>
+      <w:r>
+        <w:rPr>
+          <w:rFonts w:ascii="Times New Roman" w:hAnsi="Times New Roman" w:cs="Times New Roman"/>
+          <w:i/>
+          <w:iCs/>
+          <w:sz w:val="24"/>
+          <w:szCs w:val="24"/>
+          <w:lang w:val="es-MX"/>
+        </w:rPr>
+        <w:t xml:space="preserve">métodos. </w:t>
+      </w:r>
+      <w:r>
+        <w:rPr>
+          <w:rFonts w:ascii="Times New Roman" w:hAnsi="Times New Roman" w:cs="Times New Roman"/>
+          <w:sz w:val="24"/>
+          <w:szCs w:val="24"/>
+          <w:lang w:val="es-MX"/>
+        </w:rPr>
+        <w:t xml:space="preserve">Un objeto que es una instancia de una clase tendrá valores específicos para sus campos de instancia </w:t>
+      </w:r>
+      <w:r>
+        <w:rPr>
+          <w:rFonts w:ascii="Times New Roman" w:hAnsi="Times New Roman" w:cs="Times New Roman"/>
+          <w:i/>
+          <w:iCs/>
+          <w:sz w:val="24"/>
+          <w:szCs w:val="24"/>
+          <w:lang w:val="es-MX"/>
+        </w:rPr>
+        <w:t xml:space="preserve">atributos. </w:t>
+      </w:r>
+    </w:p>
+    <w:p>
+      <w:pPr>
+        <w:spacing w:before="240" w:after="0"/>
+        <w:jc w:val="both"/>
+        <w:rPr>
+          <w:rFonts w:ascii="Times New Roman" w:hAnsi="Times New Roman" w:cs="Times New Roman"/>
+          <w:b/>
+          <w:bCs/>
+          <w:sz w:val="24"/>
+          <w:szCs w:val="24"/>
+          <w:lang w:val="es-MX"/>
+        </w:rPr>
+      </w:pPr>
+      <w:r>
+        <w:rPr>
+          <w:rFonts w:ascii="Times New Roman" w:hAnsi="Times New Roman" w:cs="Times New Roman"/>
+          <w:b/>
+          <w:bCs/>
+          <w:sz w:val="24"/>
+          <w:szCs w:val="24"/>
+          <w:lang w:val="es-MX"/>
+        </w:rPr>
+        <w:t>Objetos</w:t>
+      </w:r>
+    </w:p>
+    <w:p>
+      <w:pPr>
+        <w:spacing w:before="240" w:after="0"/>
+        <w:jc w:val="both"/>
+        <w:rPr>
+          <w:rFonts w:ascii="Times New Roman" w:hAnsi="Times New Roman" w:cs="Times New Roman"/>
+          <w:sz w:val="24"/>
+          <w:szCs w:val="24"/>
+          <w:lang w:val="es-MX"/>
+        </w:rPr>
+      </w:pPr>
+      <w:r>
+        <w:rPr>
+          <w:rFonts w:ascii="Times New Roman" w:hAnsi="Times New Roman" w:cs="Times New Roman"/>
+          <w:sz w:val="24"/>
+          <w:szCs w:val="24"/>
+          <w:lang w:val="es-MX"/>
+        </w:rPr>
+        <w:t>El mundo real está plagado de objetos: personas, animales, plantas, automóviles, edificios, computadoras, teléfonos, casas, semáforos, lápices, etc. Los objetos pueden interactuar entre sí y todos tienen tres características o propiedades clave:</w:t>
+      </w:r>
+    </w:p>
+    <w:p>
+      <w:pPr>
+        <w:spacing w:before="240" w:after="0"/>
+        <w:jc w:val="both"/>
+        <w:rPr>
+          <w:rFonts w:ascii="Times New Roman" w:hAnsi="Times New Roman" w:cs="Times New Roman"/>
+          <w:sz w:val="24"/>
+          <w:szCs w:val="24"/>
+          <w:lang w:val="es-MX"/>
+        </w:rPr>
+      </w:pPr>
+      <w:r>
+        <w:rPr>
+          <w:rFonts w:ascii="Times New Roman" w:hAnsi="Times New Roman" w:cs="Times New Roman"/>
+          <w:sz w:val="24"/>
+          <w:szCs w:val="24"/>
+          <w:lang w:val="es-MX"/>
+        </w:rPr>
+        <w:tab/>
+      </w:r>
+      <w:r>
+        <w:rPr>
+          <w:rFonts w:ascii="Times New Roman" w:hAnsi="Times New Roman" w:cs="Times New Roman"/>
+          <w:sz w:val="24"/>
+          <w:szCs w:val="24"/>
+          <w:lang w:val="es-MX"/>
+        </w:rPr>
+        <w:tab/>
+        <w:t>Objeto=</w:t>
+      </w:r>
+      <w:proofErr w:type="spellStart"/>
+      <w:r>
+        <w:rPr>
+          <w:rFonts w:ascii="Times New Roman" w:hAnsi="Times New Roman" w:cs="Times New Roman"/>
+          <w:sz w:val="24"/>
+          <w:szCs w:val="24"/>
+          <w:lang w:val="es-MX"/>
+        </w:rPr>
+        <w:t>estado+comportamiento+identidad</w:t>
+      </w:r>
+      <w:proofErr w:type="spellEnd"/>
+    </w:p>
+    <w:p>
+      <w:pPr>
+        <w:spacing w:before="240" w:after="0"/>
+        <w:jc w:val="both"/>
+        <w:rPr>
+          <w:rFonts w:ascii="Times New Roman" w:hAnsi="Times New Roman" w:cs="Times New Roman"/>
+          <w:b/>
+          <w:bCs/>
+          <w:sz w:val="24"/>
+          <w:szCs w:val="24"/>
+          <w:lang w:val="es-MX"/>
+        </w:rPr>
+      </w:pPr>
+      <w:r>
+        <w:rPr>
+          <w:rFonts w:ascii="Times New Roman" w:hAnsi="Times New Roman" w:cs="Times New Roman"/>
+          <w:b/>
+          <w:bCs/>
+          <w:sz w:val="24"/>
+          <w:szCs w:val="24"/>
+          <w:lang w:val="es-MX"/>
+        </w:rPr>
+        <w:t>Estado</w:t>
+      </w:r>
+    </w:p>
+    <w:p>
+      <w:pPr>
+        <w:spacing w:before="240" w:after="0"/>
+        <w:jc w:val="both"/>
+        <w:rPr>
+          <w:rFonts w:ascii="Times New Roman" w:hAnsi="Times New Roman" w:cs="Times New Roman"/>
+          <w:sz w:val="24"/>
+          <w:szCs w:val="24"/>
+          <w:lang w:val="es-MX"/>
+        </w:rPr>
+      </w:pPr>
+      <w:r>
+        <w:rPr>
+          <w:rFonts w:ascii="Times New Roman" w:hAnsi="Times New Roman" w:cs="Times New Roman"/>
+          <w:sz w:val="24"/>
+          <w:szCs w:val="24"/>
+          <w:lang w:val="es-MX"/>
+        </w:rPr>
+        <w:t xml:space="preserve">Los atributos son datos que diferencian un objeto de otro; el conjunto de ellos constituye su estado; cada objeto almacena información acercad de su estado actual y en un momento dado éste corresponde a una selección determinada de valores posibles de los diversos atributos. Estos últimos son propiedades o características de una clase y describen un rango de valores; un objeto y su clase asociada podrán contener varios atributos o ninguno. </w:t>
+      </w:r>
+    </w:p>
+    <w:p>
+      <w:pPr>
+        <w:spacing w:before="240" w:after="0"/>
+        <w:jc w:val="both"/>
+        <w:rPr>
+          <w:rFonts w:ascii="Times New Roman" w:hAnsi="Times New Roman" w:cs="Times New Roman"/>
+          <w:sz w:val="24"/>
+          <w:szCs w:val="24"/>
+          <w:lang w:val="es-MX"/>
+        </w:rPr>
+      </w:pPr>
+      <w:r>
+        <w:rPr>
+          <w:rFonts w:ascii="Times New Roman" w:hAnsi="Times New Roman" w:cs="Times New Roman"/>
+          <w:sz w:val="24"/>
+          <w:szCs w:val="24"/>
+          <w:lang w:val="es-MX"/>
+        </w:rPr>
+        <w:t xml:space="preserve">Este estado puede cambiar con el tiempo como consecuencia de llamadas a métodos; si dicho estado cambiara sin una llamada de un método se rompería el principio de encapsulamiento de datos. </w:t>
+      </w:r>
+    </w:p>
+    <w:p>
+      <w:pPr>
+        <w:spacing w:before="240" w:after="0"/>
+        <w:jc w:val="both"/>
+        <w:rPr>
+          <w:rFonts w:ascii="Times New Roman" w:hAnsi="Times New Roman" w:cs="Times New Roman"/>
+          <w:sz w:val="24"/>
+          <w:szCs w:val="24"/>
+          <w:lang w:val="es-MX"/>
+        </w:rPr>
+      </w:pPr>
+      <w:r>
+        <w:rPr>
+          <w:rFonts w:ascii="Times New Roman" w:hAnsi="Times New Roman" w:cs="Times New Roman"/>
+          <w:sz w:val="24"/>
+          <w:szCs w:val="24"/>
+          <w:lang w:val="es-MX"/>
+        </w:rPr>
+        <w:t xml:space="preserve">En una clase los </w:t>
+      </w:r>
+      <w:r>
+        <w:rPr>
+          <w:rFonts w:ascii="Times New Roman" w:hAnsi="Times New Roman" w:cs="Times New Roman"/>
+          <w:b/>
+          <w:bCs/>
+          <w:i/>
+          <w:iCs/>
+          <w:sz w:val="24"/>
+          <w:szCs w:val="24"/>
+          <w:lang w:val="es-MX"/>
+        </w:rPr>
+        <w:t>atributos</w:t>
+      </w:r>
+      <w:r>
+        <w:rPr>
+          <w:rFonts w:ascii="Times New Roman" w:hAnsi="Times New Roman" w:cs="Times New Roman"/>
+          <w:sz w:val="24"/>
+          <w:szCs w:val="24"/>
+          <w:lang w:val="es-MX"/>
+        </w:rPr>
+        <w:t xml:space="preserve"> se definen mediante variables, las cuales son sitios donde se almacena la información de un programa de computadoras. Una variable instancia o del objeto define un atributo de un objeto específico; cada atributo de una clase tiene una única variable correspondiente y se cambia el atributo del objeto al modificar el valor de la variable. </w:t>
+      </w:r>
+    </w:p>
+    <w:p>
+      <w:pPr>
+        <w:spacing w:before="240" w:after="0"/>
+        <w:jc w:val="both"/>
+        <w:rPr>
+          <w:rFonts w:ascii="Times New Roman" w:hAnsi="Times New Roman" w:cs="Times New Roman"/>
+          <w:b/>
+          <w:bCs/>
+          <w:sz w:val="24"/>
+          <w:szCs w:val="24"/>
+          <w:lang w:val="es-MX"/>
+        </w:rPr>
+      </w:pPr>
+      <w:r>
+        <w:rPr>
+          <w:rFonts w:ascii="Times New Roman" w:hAnsi="Times New Roman" w:cs="Times New Roman"/>
+          <w:b/>
+          <w:bCs/>
+          <w:sz w:val="24"/>
+          <w:szCs w:val="24"/>
+          <w:lang w:val="es-MX"/>
+        </w:rPr>
+        <w:t>Comportamiento</w:t>
+      </w:r>
+    </w:p>
+    <w:p>
+      <w:pPr>
+        <w:spacing w:before="240" w:after="0"/>
+        <w:jc w:val="both"/>
+        <w:rPr>
+          <w:rFonts w:ascii="Times New Roman" w:hAnsi="Times New Roman" w:cs="Times New Roman"/>
+          <w:sz w:val="24"/>
+          <w:szCs w:val="24"/>
+          <w:lang w:val="es-MX"/>
+        </w:rPr>
+      </w:pPr>
+      <w:r>
+        <w:rPr>
+          <w:rFonts w:ascii="Times New Roman" w:hAnsi="Times New Roman" w:cs="Times New Roman"/>
+          <w:sz w:val="24"/>
+          <w:szCs w:val="24"/>
+          <w:lang w:val="es-MX"/>
+        </w:rPr>
+        <w:t xml:space="preserve">El conjunto de capacidades y aptitudes que describen sus operaciones, funciones y reacciones; además responde a lo que se puede hacer con dicho objeto o a los métodos que se le pueden aplicar. Todos los objetos de una misma clase soportan el mismo comportamiento, el cual se define por los métodos que se pueden llamar y utilizar para cambiar sus atributos, recibir información de otros objetos y enviar mensajes solicitando la ejecución de tareas. Los métodos se </w:t>
       </w:r>
       <w:proofErr w:type="gramStart"/>
       <w:r>
@@ -3623,7 +5913,7 @@
           <w:szCs w:val="24"/>
           <w:lang w:val="es-MX"/>
         </w:rPr>
-        <w:t>unas clase</w:t>
+        <w:t>llaman  funciones</w:t>
       </w:r>
       <w:proofErr w:type="gramEnd"/>
       <w:r>
@@ -3633,48 +5923,1444 @@
           <w:szCs w:val="24"/>
           <w:lang w:val="es-MX"/>
         </w:rPr>
-        <w:t xml:space="preserve"> es un elemento que traduce una abstracción a un tipo definido por el usuario y combina representaciones de datos y métodos para manipular esa información en un paquete.</w:t>
-      </w:r>
-      <w:r>
-        <w:rPr>
-          <w:rFonts w:ascii="Times New Roman" w:hAnsi="Times New Roman" w:cs="Times New Roman"/>
-          <w:sz w:val="24"/>
-          <w:szCs w:val="24"/>
-          <w:lang w:val="es-MX"/>
-        </w:rPr>
-        <w:t xml:space="preserve"> La abstracción tiene niveles que ayudan a estructurar la complejidad intrínseca que poseen los sistemas del mundo real; en el análisis de un sistema hay que concentrarse en qué hace y no como lo hace. El principio de la abstracción es más fácil de entender con una analogía del mundo real: la televisión es un electrodoméstico que se encuentra en todos los hogares, la mayoría de las personas está familiarizada con sus característica y su manejo manual o con el control remoto: encender, apagar, cambiar de canal, ajustar el volumen, </w:t>
-      </w:r>
-      <w:proofErr w:type="spellStart"/>
-      <w:r>
-        <w:rPr>
-          <w:rFonts w:ascii="Times New Roman" w:hAnsi="Times New Roman" w:cs="Times New Roman"/>
-          <w:sz w:val="24"/>
-          <w:szCs w:val="24"/>
-          <w:lang w:val="es-MX"/>
-        </w:rPr>
-        <w:t>etc</w:t>
-      </w:r>
-      <w:proofErr w:type="spellEnd"/>
-      <w:r>
-        <w:rPr>
-          <w:rFonts w:ascii="Times New Roman" w:hAnsi="Times New Roman" w:cs="Times New Roman"/>
-          <w:sz w:val="24"/>
-          <w:szCs w:val="24"/>
-          <w:lang w:val="es-MX"/>
-        </w:rPr>
-        <w:t>, así como añadir componentes externos: altavoces, grabadores de CD, reproductores de DVD</w:t>
-      </w:r>
-    </w:p>
-    <w:p>
-      <w:pPr>
-        <w:jc w:val="both"/>
-        <w:rPr>
-          <w:rFonts w:ascii="Times New Roman" w:hAnsi="Times New Roman" w:cs="Times New Roman"/>
-          <w:sz w:val="24"/>
-          <w:szCs w:val="24"/>
-          <w:lang w:val="es-MX"/>
-        </w:rPr>
-      </w:pPr>
+        <w:t xml:space="preserve"> o procedimientos y son los </w:t>
+      </w:r>
+      <w:proofErr w:type="spellStart"/>
+      <w:r>
+        <w:rPr>
+          <w:rFonts w:ascii="Times New Roman" w:hAnsi="Times New Roman" w:cs="Times New Roman"/>
+          <w:sz w:val="24"/>
+          <w:szCs w:val="24"/>
+          <w:lang w:val="es-MX"/>
+        </w:rPr>
+        <w:t>gurpos</w:t>
+      </w:r>
+      <w:proofErr w:type="spellEnd"/>
+      <w:r>
+        <w:rPr>
+          <w:rFonts w:ascii="Times New Roman" w:hAnsi="Times New Roman" w:cs="Times New Roman"/>
+          <w:sz w:val="24"/>
+          <w:szCs w:val="24"/>
+          <w:lang w:val="es-MX"/>
+        </w:rPr>
+        <w:t xml:space="preserve"> </w:t>
+      </w:r>
+      <w:r>
+        <w:rPr>
+          <w:rFonts w:ascii="Times New Roman" w:hAnsi="Times New Roman" w:cs="Times New Roman"/>
+          <w:sz w:val="24"/>
+          <w:szCs w:val="24"/>
+          <w:lang w:val="es-MX"/>
+        </w:rPr>
+        <w:lastRenderedPageBreak/>
+        <w:t xml:space="preserve">de sentencias o instrucciones relacionadas de una clase que realizan o ejecutan una tarea específica sobre sus propios objetos. </w:t>
+      </w:r>
+    </w:p>
+    <w:p>
+      <w:pPr>
+        <w:spacing w:before="240" w:after="0"/>
+        <w:jc w:val="both"/>
+        <w:rPr>
+          <w:rFonts w:ascii="Times New Roman" w:hAnsi="Times New Roman" w:cs="Times New Roman"/>
+          <w:b/>
+          <w:bCs/>
+          <w:sz w:val="24"/>
+          <w:szCs w:val="24"/>
+          <w:lang w:val="es-MX"/>
+        </w:rPr>
+      </w:pPr>
+      <w:r>
+        <w:rPr>
+          <w:rFonts w:ascii="Times New Roman" w:hAnsi="Times New Roman" w:cs="Times New Roman"/>
+          <w:b/>
+          <w:bCs/>
+          <w:sz w:val="24"/>
+          <w:szCs w:val="24"/>
+          <w:lang w:val="es-MX"/>
+        </w:rPr>
+        <w:t>Identidad</w:t>
+      </w:r>
+    </w:p>
+    <w:p>
+      <w:pPr>
+        <w:spacing w:before="240" w:after="0"/>
+        <w:jc w:val="both"/>
+        <w:rPr>
+          <w:rFonts w:ascii="Times New Roman" w:hAnsi="Times New Roman" w:cs="Times New Roman"/>
+          <w:sz w:val="24"/>
+          <w:szCs w:val="24"/>
+          <w:lang w:val="es-MX"/>
+        </w:rPr>
+      </w:pPr>
+      <w:r>
+        <w:rPr>
+          <w:rFonts w:ascii="Times New Roman" w:hAnsi="Times New Roman" w:cs="Times New Roman"/>
+          <w:sz w:val="24"/>
+          <w:szCs w:val="24"/>
+          <w:lang w:val="es-MX"/>
+        </w:rPr>
+        <w:t xml:space="preserve">Es la propiedad que diferencia un objeto de otro similar; su estado no describe totalmente al objeto que ya que cada uno tiene distinta identidad; en realidad, éste es el modo en que un objeto se diferencia de otros. Durante la fase de implementación, la identidad se crea, normalmente usando un identificador que viene del dominio del problema; por ejemplo, los automóviles tienen un número </w:t>
+      </w:r>
+      <w:proofErr w:type="gramStart"/>
+      <w:r>
+        <w:rPr>
+          <w:rFonts w:ascii="Times New Roman" w:hAnsi="Times New Roman" w:cs="Times New Roman"/>
+          <w:sz w:val="24"/>
+          <w:szCs w:val="24"/>
+          <w:lang w:val="es-MX"/>
+        </w:rPr>
+        <w:t>del placa</w:t>
+      </w:r>
+      <w:proofErr w:type="gramEnd"/>
+      <w:r>
+        <w:rPr>
+          <w:rFonts w:ascii="Times New Roman" w:hAnsi="Times New Roman" w:cs="Times New Roman"/>
+          <w:sz w:val="24"/>
+          <w:szCs w:val="24"/>
+          <w:lang w:val="es-MX"/>
+        </w:rPr>
+        <w:t xml:space="preserve">; los teléfonos tienen un número aunque una misma persona pueda tener varios: el personal, del trabajo, de casa, etc. </w:t>
+      </w:r>
+    </w:p>
+    <w:p>
+      <w:pPr>
+        <w:spacing w:before="240" w:after="0"/>
+        <w:jc w:val="both"/>
+        <w:rPr>
+          <w:rFonts w:ascii="Times New Roman" w:hAnsi="Times New Roman" w:cs="Times New Roman"/>
+          <w:b/>
+          <w:bCs/>
+          <w:sz w:val="24"/>
+          <w:szCs w:val="24"/>
+          <w:lang w:val="es-MX"/>
+        </w:rPr>
+      </w:pPr>
+      <w:r>
+        <w:rPr>
+          <w:rFonts w:ascii="Times New Roman" w:hAnsi="Times New Roman" w:cs="Times New Roman"/>
+          <w:b/>
+          <w:bCs/>
+          <w:sz w:val="24"/>
+          <w:szCs w:val="24"/>
+          <w:lang w:val="es-MX"/>
+        </w:rPr>
+        <w:t>Cómo identificar las clases y objetos</w:t>
+      </w:r>
+    </w:p>
+    <w:p>
+      <w:pPr>
+        <w:spacing w:before="240" w:after="0"/>
+        <w:jc w:val="both"/>
+        <w:rPr>
+          <w:rFonts w:ascii="Times New Roman" w:hAnsi="Times New Roman" w:cs="Times New Roman"/>
+          <w:sz w:val="24"/>
+          <w:szCs w:val="24"/>
+        </w:rPr>
+      </w:pPr>
+      <w:r>
+        <w:rPr>
+          <w:rFonts w:ascii="Times New Roman" w:hAnsi="Times New Roman" w:cs="Times New Roman"/>
+          <w:sz w:val="24"/>
+          <w:szCs w:val="24"/>
+          <w:lang w:val="es-MX"/>
+        </w:rPr>
+        <w:t xml:space="preserve">La regla más simple para identificar clases es buscar nombres en el análisis del problema; los métodos por el contrario corresponden a verbos. En el caso de un sistema de pedidos a un almacén, los nombres pueden ser: artículo, pedido, dirección de envío, sistemas de pago, cuanta banco; sus verbos serían los métodos en consecuencia hay que buscarlos en la definición del problema: </w:t>
+      </w:r>
+      <w:r>
+        <w:rPr>
+          <w:rFonts w:ascii="Times New Roman" w:hAnsi="Times New Roman" w:cs="Times New Roman"/>
+          <w:i/>
+          <w:iCs/>
+          <w:sz w:val="24"/>
+          <w:szCs w:val="24"/>
+          <w:lang w:val="es-MX"/>
+        </w:rPr>
+        <w:t xml:space="preserve">añadir </w:t>
+      </w:r>
+      <w:r>
+        <w:rPr>
+          <w:rFonts w:ascii="Times New Roman" w:hAnsi="Times New Roman" w:cs="Times New Roman"/>
+          <w:sz w:val="24"/>
+          <w:szCs w:val="24"/>
+          <w:lang w:val="es-MX"/>
+        </w:rPr>
+        <w:t xml:space="preserve">artículos al pedido, </w:t>
+      </w:r>
+      <w:r>
+        <w:rPr>
+          <w:rFonts w:ascii="Times New Roman" w:hAnsi="Times New Roman" w:cs="Times New Roman"/>
+          <w:i/>
+          <w:iCs/>
+          <w:sz w:val="24"/>
+          <w:szCs w:val="24"/>
+          <w:lang w:val="es-MX"/>
+        </w:rPr>
+        <w:t xml:space="preserve">solicitar </w:t>
+      </w:r>
+      <w:r>
+        <w:rPr>
+          <w:rFonts w:ascii="Times New Roman" w:hAnsi="Times New Roman" w:cs="Times New Roman"/>
+          <w:sz w:val="24"/>
+          <w:szCs w:val="24"/>
+          <w:lang w:val="es-MX"/>
+        </w:rPr>
+        <w:t xml:space="preserve">un pedido, </w:t>
+      </w:r>
+      <w:r>
+        <w:rPr>
+          <w:rFonts w:ascii="Times New Roman" w:hAnsi="Times New Roman" w:cs="Times New Roman"/>
+          <w:i/>
+          <w:iCs/>
+          <w:sz w:val="24"/>
+          <w:szCs w:val="24"/>
+          <w:lang w:val="es-MX"/>
+        </w:rPr>
+        <w:t xml:space="preserve">cancelarlo, cambiar </w:t>
+      </w:r>
+      <w:r>
+        <w:rPr>
+          <w:rFonts w:ascii="Times New Roman" w:hAnsi="Times New Roman" w:cs="Times New Roman"/>
+          <w:sz w:val="24"/>
+          <w:szCs w:val="24"/>
+          <w:lang w:val="es-MX"/>
+        </w:rPr>
+        <w:t xml:space="preserve">de dirección, </w:t>
+      </w:r>
+      <w:r>
+        <w:rPr>
+          <w:rFonts w:ascii="Times New Roman" w:hAnsi="Times New Roman" w:cs="Times New Roman"/>
+          <w:i/>
+          <w:iCs/>
+          <w:sz w:val="24"/>
+          <w:szCs w:val="24"/>
+          <w:lang w:val="es-MX"/>
+        </w:rPr>
+        <w:t>elegir</w:t>
+      </w:r>
+      <w:r>
+        <w:rPr>
+          <w:i/>
+          <w:iCs/>
+        </w:rPr>
+        <w:t xml:space="preserve"> </w:t>
+      </w:r>
+      <w:r>
+        <w:rPr>
+          <w:rFonts w:ascii="Times New Roman" w:hAnsi="Times New Roman" w:cs="Times New Roman"/>
+          <w:sz w:val="24"/>
+          <w:szCs w:val="24"/>
+        </w:rPr>
+        <w:t>un sistema de pago, etc.</w:t>
+      </w:r>
+    </w:p>
+    <w:p>
+      <w:pPr>
+        <w:spacing w:before="240" w:after="0"/>
+        <w:jc w:val="both"/>
+        <w:rPr>
+          <w:rFonts w:ascii="Times New Roman" w:hAnsi="Times New Roman" w:cs="Times New Roman"/>
+          <w:sz w:val="24"/>
+          <w:szCs w:val="24"/>
+        </w:rPr>
+      </w:pPr>
+      <w:r>
+        <w:rPr>
+          <w:rFonts w:ascii="Times New Roman" w:hAnsi="Times New Roman" w:cs="Times New Roman"/>
+          <w:sz w:val="24"/>
+          <w:szCs w:val="24"/>
+        </w:rPr>
+        <w:t xml:space="preserve">Además de introducir clases, objetos y métodos, se requiere añadir atributos como nombre, cliente, dirección, edad número de pasaporte o precio del artículo. Estos atributos se especifican como una parte de la clase del objeto y se representan con variables de instancia o, simplemente, variables de la clase. </w:t>
+      </w:r>
+    </w:p>
+    <w:p>
+      <w:pPr>
+        <w:spacing w:before="240" w:after="0"/>
+        <w:jc w:val="both"/>
+        <w:rPr>
+          <w:rFonts w:ascii="Times New Roman" w:hAnsi="Times New Roman" w:cs="Times New Roman"/>
+          <w:sz w:val="24"/>
+          <w:szCs w:val="24"/>
+        </w:rPr>
+      </w:pPr>
+      <w:r>
+        <w:rPr>
+          <w:rFonts w:ascii="Times New Roman" w:hAnsi="Times New Roman" w:cs="Times New Roman"/>
+          <w:sz w:val="24"/>
+          <w:szCs w:val="24"/>
+        </w:rPr>
+        <w:t xml:space="preserve">Naturalmente, la regla “encontrar verbos y nombres” es práctica simple; a medida que el programador adquiera experiencia aprenderá a seleccionar los verbos y nombres que serán clases para construir las nuevas. </w:t>
+      </w:r>
+    </w:p>
+    <w:p>
+      <w:pPr>
+        <w:spacing w:before="240" w:after="0"/>
+        <w:jc w:val="both"/>
+        <w:rPr>
+          <w:rFonts w:ascii="Times New Roman" w:hAnsi="Times New Roman" w:cs="Times New Roman"/>
+          <w:b/>
+          <w:bCs/>
+          <w:sz w:val="24"/>
+          <w:szCs w:val="24"/>
+        </w:rPr>
+      </w:pPr>
+      <w:r>
+        <w:rPr>
+          <w:rFonts w:ascii="Times New Roman" w:hAnsi="Times New Roman" w:cs="Times New Roman"/>
+          <w:b/>
+          <w:bCs/>
+          <w:sz w:val="24"/>
+          <w:szCs w:val="24"/>
+        </w:rPr>
+        <w:t>Relaciones entre clases</w:t>
+      </w:r>
+    </w:p>
+    <w:p>
+      <w:pPr>
+        <w:spacing w:before="240" w:after="0"/>
+        <w:jc w:val="both"/>
+        <w:rPr>
+          <w:rFonts w:ascii="Times New Roman" w:hAnsi="Times New Roman" w:cs="Times New Roman"/>
+          <w:sz w:val="24"/>
+          <w:szCs w:val="24"/>
+        </w:rPr>
+      </w:pPr>
+      <w:r>
+        <w:rPr>
+          <w:rFonts w:ascii="Times New Roman" w:hAnsi="Times New Roman" w:cs="Times New Roman"/>
+          <w:sz w:val="24"/>
+          <w:szCs w:val="24"/>
+        </w:rPr>
+        <w:t xml:space="preserve">Una relación es una conexión semántica entre clases que permite que una conozca los atributos, operaciones y relaciones de otras, debido a que las clases no actúan aisladas, sino relacionadas. Una clase puede ser un tipo de otra, a lo que se llama </w:t>
+      </w:r>
+      <w:r>
+        <w:rPr>
+          <w:rFonts w:ascii="Times New Roman" w:hAnsi="Times New Roman" w:cs="Times New Roman"/>
+          <w:i/>
+          <w:iCs/>
+          <w:sz w:val="24"/>
+          <w:szCs w:val="24"/>
+        </w:rPr>
+        <w:t>generalización</w:t>
+      </w:r>
+      <w:r>
+        <w:rPr>
+          <w:rFonts w:ascii="Times New Roman" w:hAnsi="Times New Roman" w:cs="Times New Roman"/>
+          <w:sz w:val="24"/>
+          <w:szCs w:val="24"/>
+        </w:rPr>
+        <w:t xml:space="preserve">; o puede contener objetos de otra clase de varias formas posibles, dependiendo de la fortaleza de la relación que </w:t>
+      </w:r>
+      <w:proofErr w:type="spellStart"/>
+      <w:r>
+        <w:rPr>
+          <w:rFonts w:ascii="Times New Roman" w:hAnsi="Times New Roman" w:cs="Times New Roman"/>
+          <w:sz w:val="24"/>
+          <w:szCs w:val="24"/>
+        </w:rPr>
+        <w:t>exita</w:t>
+      </w:r>
+      <w:proofErr w:type="spellEnd"/>
+      <w:r>
+        <w:rPr>
+          <w:rFonts w:ascii="Times New Roman" w:hAnsi="Times New Roman" w:cs="Times New Roman"/>
+          <w:sz w:val="24"/>
+          <w:szCs w:val="24"/>
+        </w:rPr>
+        <w:t xml:space="preserve"> entre ambas, </w:t>
+      </w:r>
+    </w:p>
+    <w:p>
+      <w:pPr>
+        <w:spacing w:before="240" w:after="0"/>
+        <w:jc w:val="both"/>
+        <w:rPr>
+          <w:rFonts w:ascii="Times New Roman" w:hAnsi="Times New Roman" w:cs="Times New Roman"/>
+          <w:sz w:val="24"/>
+          <w:szCs w:val="24"/>
+        </w:rPr>
+      </w:pPr>
+      <w:r>
+        <w:rPr>
+          <w:rFonts w:ascii="Times New Roman" w:hAnsi="Times New Roman" w:cs="Times New Roman"/>
+          <w:sz w:val="24"/>
+          <w:szCs w:val="24"/>
+        </w:rPr>
+        <w:t xml:space="preserve">La fortaleza de una relación se basa en el modo de dependencia de las clases implicadas en las relaciones entre ellas; por ejemplo, si dos clases son bastante dependientes una de otra, están acopladas fuertemente; en caso contrario estarán acopladas débilmente. </w:t>
+      </w:r>
+    </w:p>
+    <w:p>
+      <w:pPr>
+        <w:spacing w:before="240" w:after="0"/>
+        <w:jc w:val="both"/>
+        <w:rPr>
+          <w:rFonts w:ascii="Times New Roman" w:hAnsi="Times New Roman" w:cs="Times New Roman"/>
+          <w:sz w:val="24"/>
+          <w:szCs w:val="24"/>
+        </w:rPr>
+      </w:pPr>
+      <w:r>
+        <w:rPr>
+          <w:rFonts w:ascii="Times New Roman" w:hAnsi="Times New Roman" w:cs="Times New Roman"/>
+          <w:sz w:val="24"/>
+          <w:szCs w:val="24"/>
+        </w:rPr>
+        <w:t>Las relaciones entre clases son similares a las relaciones entre objetos físicos del mundo real o entre objetos imaginarios en un mundo virtual; en UML, las formas en las que se conectan entre sí las clases, lógica o físicamente, se modelan como relaciones. En el modelado orientado a objetos existen tres clases de relaciones importantes: dependencias, generalizaciones-especializaciones, asociaciones-agregaciones:</w:t>
+      </w:r>
+    </w:p>
+    <w:p>
+      <w:pPr>
+        <w:pStyle w:val="Prrafodelista"/>
+        <w:numPr>
+          <w:ilvl w:val="0"/>
+          <w:numId w:val="1"/>
+        </w:numPr>
+        <w:spacing w:before="240" w:after="0"/>
+        <w:jc w:val="both"/>
+        <w:rPr>
+          <w:rFonts w:ascii="Times New Roman" w:hAnsi="Times New Roman" w:cs="Times New Roman"/>
+          <w:sz w:val="24"/>
+          <w:szCs w:val="24"/>
+        </w:rPr>
+      </w:pPr>
+      <w:r>
+        <w:rPr>
+          <w:rFonts w:ascii="Times New Roman" w:hAnsi="Times New Roman" w:cs="Times New Roman"/>
+          <w:sz w:val="24"/>
+          <w:szCs w:val="24"/>
+        </w:rPr>
+        <w:t>Las dependencias son relaciones de uso</w:t>
+      </w:r>
+      <w:r>
+        <w:rPr>
+          <w:rFonts w:ascii="Times New Roman" w:hAnsi="Times New Roman" w:cs="Times New Roman"/>
+          <w:sz w:val="24"/>
+          <w:szCs w:val="24"/>
+        </w:rPr>
+        <w:t xml:space="preserve"> (</w:t>
+      </w:r>
+      <w:r>
+        <w:rPr>
+          <w:rFonts w:ascii="Times New Roman" w:hAnsi="Times New Roman" w:cs="Times New Roman"/>
+          <w:b/>
+          <w:bCs/>
+          <w:i/>
+          <w:iCs/>
+          <w:sz w:val="24"/>
+          <w:szCs w:val="24"/>
+        </w:rPr>
+        <w:t>usa un</w:t>
+      </w:r>
+      <w:r>
+        <w:rPr>
+          <w:rFonts w:ascii="Times New Roman" w:hAnsi="Times New Roman" w:cs="Times New Roman"/>
+          <w:sz w:val="24"/>
+          <w:szCs w:val="24"/>
+        </w:rPr>
+        <w:t xml:space="preserve">). Declara que un elemento utiliza la información y los servicios de otro, pero no a la inversa necesariamente. Una clase depende de otra si sus métodos usan o manipulan objetos de ésta. La </w:t>
+      </w:r>
+      <w:r>
+        <w:rPr>
+          <w:rFonts w:ascii="Times New Roman" w:hAnsi="Times New Roman" w:cs="Times New Roman"/>
+          <w:sz w:val="24"/>
+          <w:szCs w:val="24"/>
+        </w:rPr>
+        <w:t>clase</w:t>
+      </w:r>
+      <w:r>
+        <w:rPr>
+          <w:rFonts w:ascii="Times New Roman" w:hAnsi="Times New Roman" w:cs="Times New Roman"/>
+          <w:sz w:val="24"/>
+          <w:szCs w:val="24"/>
+        </w:rPr>
+        <w:t xml:space="preserve"> pedido usa la clase cuenta porque sus objetos necesitan acceder a los de cuenta para comprobar el estado de saldo, pero la clase </w:t>
+      </w:r>
+      <w:r>
+        <w:rPr>
+          <w:rFonts w:ascii="Times New Roman" w:hAnsi="Times New Roman" w:cs="Times New Roman"/>
+          <w:sz w:val="24"/>
+          <w:szCs w:val="24"/>
+        </w:rPr>
+        <w:t>artículo,</w:t>
+      </w:r>
+      <w:r>
+        <w:rPr>
+          <w:rFonts w:ascii="Times New Roman" w:hAnsi="Times New Roman" w:cs="Times New Roman"/>
+          <w:sz w:val="24"/>
+          <w:szCs w:val="24"/>
+        </w:rPr>
+        <w:t xml:space="preserve"> aunque se incluyen en el pedido, no depende de cuenta, ya que los diferentes elementos del pedido, no necesitan conocer la cuenta del cliente. Las dependencias </w:t>
+      </w:r>
+      <w:r>
+        <w:rPr>
+          <w:rFonts w:ascii="Times New Roman" w:hAnsi="Times New Roman" w:cs="Times New Roman"/>
+          <w:sz w:val="24"/>
+          <w:szCs w:val="24"/>
+        </w:rPr>
+        <w:t>implican</w:t>
+      </w:r>
+      <w:r>
+        <w:rPr>
+          <w:rFonts w:ascii="Times New Roman" w:hAnsi="Times New Roman" w:cs="Times New Roman"/>
+          <w:sz w:val="24"/>
+          <w:szCs w:val="24"/>
+        </w:rPr>
+        <w:t xml:space="preserve"> que los objetos de una clase pueden trabajar juntos, por consiguiente, se considera que es la relación direc</w:t>
+      </w:r>
+      <w:r>
+        <w:rPr>
+          <w:rFonts w:ascii="Times New Roman" w:hAnsi="Times New Roman" w:cs="Times New Roman"/>
+          <w:sz w:val="24"/>
+          <w:szCs w:val="24"/>
+        </w:rPr>
+        <w:t>ta más débil que existe entre dos clases; por esta razón debe minimizar el número de clases que depende de otras (</w:t>
+      </w:r>
+      <w:r>
+        <w:rPr>
+          <w:rFonts w:ascii="Times New Roman" w:hAnsi="Times New Roman" w:cs="Times New Roman"/>
+          <w:i/>
+          <w:iCs/>
+          <w:sz w:val="24"/>
+          <w:szCs w:val="24"/>
+        </w:rPr>
+        <w:t>minimizar el acoplamiento entre clases</w:t>
+      </w:r>
+      <w:r>
+        <w:rPr>
+          <w:rFonts w:ascii="Times New Roman" w:hAnsi="Times New Roman" w:cs="Times New Roman"/>
+          <w:sz w:val="24"/>
+          <w:szCs w:val="24"/>
+        </w:rPr>
+        <w:t>).</w:t>
+      </w:r>
+    </w:p>
+    <w:p>
+      <w:pPr>
+        <w:pStyle w:val="Prrafodelista"/>
+        <w:numPr>
+          <w:ilvl w:val="0"/>
+          <w:numId w:val="1"/>
+        </w:numPr>
+        <w:spacing w:before="240" w:after="0"/>
+        <w:jc w:val="both"/>
+        <w:rPr>
+          <w:rFonts w:ascii="Times New Roman" w:hAnsi="Times New Roman" w:cs="Times New Roman"/>
+          <w:i/>
+          <w:iCs/>
+          <w:sz w:val="24"/>
+          <w:szCs w:val="24"/>
+        </w:rPr>
+      </w:pPr>
+      <w:r>
+        <w:rPr>
+          <w:rFonts w:ascii="Times New Roman" w:hAnsi="Times New Roman" w:cs="Times New Roman"/>
+          <w:sz w:val="24"/>
+          <w:szCs w:val="24"/>
+        </w:rPr>
+        <w:t xml:space="preserve">Las asociaciones son relaciones estructurales entre objetos; una asociación </w:t>
+      </w:r>
+      <w:r>
+        <w:rPr>
+          <w:rFonts w:ascii="Times New Roman" w:hAnsi="Times New Roman" w:cs="Times New Roman"/>
+          <w:i/>
+          <w:iCs/>
+          <w:sz w:val="24"/>
+          <w:szCs w:val="24"/>
+        </w:rPr>
+        <w:t xml:space="preserve">todo/parte, </w:t>
+      </w:r>
+      <w:r>
+        <w:rPr>
+          <w:rFonts w:ascii="Times New Roman" w:hAnsi="Times New Roman" w:cs="Times New Roman"/>
+          <w:sz w:val="24"/>
+          <w:szCs w:val="24"/>
+        </w:rPr>
+        <w:t xml:space="preserve">en la cual una clase representa algo grande, el todo, que consta de elementos más pequeños o las partes se denomina </w:t>
+      </w:r>
+      <w:r>
+        <w:rPr>
+          <w:rFonts w:ascii="Times New Roman" w:hAnsi="Times New Roman" w:cs="Times New Roman"/>
+          <w:i/>
+          <w:iCs/>
+          <w:sz w:val="24"/>
+          <w:szCs w:val="24"/>
+        </w:rPr>
+        <w:t xml:space="preserve">agregación. </w:t>
+      </w:r>
+      <w:r>
+        <w:rPr>
+          <w:rFonts w:ascii="Times New Roman" w:hAnsi="Times New Roman" w:cs="Times New Roman"/>
+          <w:sz w:val="24"/>
+          <w:szCs w:val="24"/>
+        </w:rPr>
+        <w:t>(</w:t>
+      </w:r>
+      <w:r>
+        <w:rPr>
+          <w:rFonts w:ascii="Times New Roman" w:hAnsi="Times New Roman" w:cs="Times New Roman"/>
+          <w:b/>
+          <w:bCs/>
+          <w:i/>
+          <w:iCs/>
+          <w:sz w:val="24"/>
+          <w:szCs w:val="24"/>
+        </w:rPr>
+        <w:t>tiene-un</w:t>
+      </w:r>
+      <w:r>
+        <w:rPr>
+          <w:rFonts w:ascii="Times New Roman" w:hAnsi="Times New Roman" w:cs="Times New Roman"/>
+          <w:sz w:val="24"/>
+          <w:szCs w:val="24"/>
+        </w:rPr>
+        <w:t>)</w:t>
+      </w:r>
+      <w:r>
+        <w:rPr>
+          <w:rFonts w:ascii="Times New Roman" w:hAnsi="Times New Roman" w:cs="Times New Roman"/>
+          <w:b/>
+          <w:bCs/>
+          <w:sz w:val="24"/>
+          <w:szCs w:val="24"/>
+        </w:rPr>
+        <w:t xml:space="preserve">. </w:t>
+      </w:r>
+      <w:r>
+        <w:rPr>
+          <w:rFonts w:ascii="Times New Roman" w:hAnsi="Times New Roman" w:cs="Times New Roman"/>
+          <w:sz w:val="24"/>
+          <w:szCs w:val="24"/>
+        </w:rPr>
+        <w:t xml:space="preserve">Una relación de </w:t>
+      </w:r>
+      <w:r>
+        <w:rPr>
+          <w:rFonts w:ascii="Times New Roman" w:hAnsi="Times New Roman" w:cs="Times New Roman"/>
+          <w:i/>
+          <w:iCs/>
+          <w:sz w:val="24"/>
+          <w:szCs w:val="24"/>
+        </w:rPr>
+        <w:t xml:space="preserve">todo y parte </w:t>
+      </w:r>
+      <w:r>
+        <w:rPr>
+          <w:rFonts w:ascii="Times New Roman" w:hAnsi="Times New Roman" w:cs="Times New Roman"/>
+          <w:sz w:val="24"/>
+          <w:szCs w:val="24"/>
+        </w:rPr>
+        <w:t xml:space="preserve">o </w:t>
+      </w:r>
+      <w:r>
+        <w:rPr>
+          <w:rFonts w:ascii="Times New Roman" w:hAnsi="Times New Roman" w:cs="Times New Roman"/>
+          <w:i/>
+          <w:iCs/>
+          <w:sz w:val="24"/>
+          <w:szCs w:val="24"/>
+        </w:rPr>
+        <w:t xml:space="preserve">compuesto y </w:t>
+      </w:r>
+      <w:r>
+        <w:rPr>
+          <w:rFonts w:ascii="Times New Roman" w:hAnsi="Times New Roman" w:cs="Times New Roman"/>
+          <w:i/>
+          <w:iCs/>
+          <w:sz w:val="24"/>
+          <w:szCs w:val="24"/>
+        </w:rPr>
+        <w:lastRenderedPageBreak/>
+        <w:t xml:space="preserve">componentes; </w:t>
+      </w:r>
+      <w:r>
+        <w:rPr>
+          <w:rFonts w:ascii="Times New Roman" w:hAnsi="Times New Roman" w:cs="Times New Roman"/>
+          <w:sz w:val="24"/>
+          <w:szCs w:val="24"/>
+        </w:rPr>
+        <w:t xml:space="preserve">un objeto de la clase A contiene objetos de la clase B; un objeto de pedido cuenta con elementos de artículo. Una agregación es un caso especial de asociación, la cual es más fuerte que la dependencia y normalmente indica que una clase recuerda o retiene una relación con otra durante un periodo determinado; es decir, las clases se conectan conceptualmente en una asociación: un jugador es parte de un equipo, una persona posee un carro, etc. </w:t>
+      </w:r>
+    </w:p>
+    <w:p>
+      <w:pPr>
+        <w:pStyle w:val="Prrafodelista"/>
+        <w:numPr>
+          <w:ilvl w:val="0"/>
+          <w:numId w:val="1"/>
+        </w:numPr>
+        <w:spacing w:before="240" w:after="0"/>
+        <w:jc w:val="both"/>
+        <w:rPr>
+          <w:rFonts w:ascii="Times New Roman" w:hAnsi="Times New Roman" w:cs="Times New Roman"/>
+          <w:i/>
+          <w:iCs/>
+          <w:sz w:val="24"/>
+          <w:szCs w:val="24"/>
+        </w:rPr>
+      </w:pPr>
+      <w:r>
+        <w:rPr>
+          <w:rFonts w:ascii="Times New Roman" w:hAnsi="Times New Roman" w:cs="Times New Roman"/>
+          <w:sz w:val="24"/>
+          <w:szCs w:val="24"/>
+        </w:rPr>
+        <w:t xml:space="preserve">Las generalizaciones conectan clases generales con otras más especializadas en lo que se conoce como relaciones </w:t>
+      </w:r>
+      <w:r>
+        <w:rPr>
+          <w:rFonts w:ascii="Times New Roman" w:hAnsi="Times New Roman" w:cs="Times New Roman"/>
+          <w:i/>
+          <w:iCs/>
+          <w:sz w:val="24"/>
+          <w:szCs w:val="24"/>
+        </w:rPr>
+        <w:t xml:space="preserve">subclase/superclase </w:t>
+      </w:r>
+      <w:proofErr w:type="spellStart"/>
+      <w:r>
+        <w:rPr>
+          <w:rFonts w:ascii="Times New Roman" w:hAnsi="Times New Roman" w:cs="Times New Roman"/>
+          <w:sz w:val="24"/>
+          <w:szCs w:val="24"/>
+        </w:rPr>
+        <w:t>ó</w:t>
+      </w:r>
+      <w:proofErr w:type="spellEnd"/>
+      <w:r>
+        <w:rPr>
+          <w:rFonts w:ascii="Times New Roman" w:hAnsi="Times New Roman" w:cs="Times New Roman"/>
+          <w:sz w:val="24"/>
+          <w:szCs w:val="24"/>
+        </w:rPr>
+        <w:t xml:space="preserve"> </w:t>
+      </w:r>
+      <w:r>
+        <w:rPr>
+          <w:rFonts w:ascii="Times New Roman" w:hAnsi="Times New Roman" w:cs="Times New Roman"/>
+          <w:i/>
+          <w:iCs/>
+          <w:sz w:val="24"/>
+          <w:szCs w:val="24"/>
+        </w:rPr>
+        <w:t>hijo/padre.</w:t>
+      </w:r>
+      <w:r>
+        <w:rPr>
+          <w:rFonts w:ascii="Times New Roman" w:hAnsi="Times New Roman" w:cs="Times New Roman"/>
+          <w:i/>
+          <w:iCs/>
+          <w:sz w:val="24"/>
+          <w:szCs w:val="24"/>
+        </w:rPr>
+        <w:t xml:space="preserve"> </w:t>
+      </w:r>
+      <w:r>
+        <w:rPr>
+          <w:rFonts w:ascii="Times New Roman" w:hAnsi="Times New Roman" w:cs="Times New Roman"/>
+          <w:sz w:val="24"/>
+          <w:szCs w:val="24"/>
+        </w:rPr>
+        <w:t>(</w:t>
+      </w:r>
+      <w:r>
+        <w:rPr>
+          <w:rFonts w:ascii="Times New Roman" w:hAnsi="Times New Roman" w:cs="Times New Roman"/>
+          <w:b/>
+          <w:bCs/>
+          <w:i/>
+          <w:iCs/>
+          <w:sz w:val="24"/>
+          <w:szCs w:val="24"/>
+        </w:rPr>
+        <w:t>es-un</w:t>
+      </w:r>
+      <w:r>
+        <w:rPr>
+          <w:rFonts w:ascii="Times New Roman" w:hAnsi="Times New Roman" w:cs="Times New Roman"/>
+          <w:sz w:val="24"/>
+          <w:szCs w:val="24"/>
+        </w:rPr>
+        <w:t xml:space="preserve">). La herencia es una relación expresada entre una clase más especial y una más general denominada base; la clase creada a partir de ella se llama </w:t>
+      </w:r>
+      <w:r>
+        <w:rPr>
+          <w:rFonts w:ascii="Times New Roman" w:hAnsi="Times New Roman" w:cs="Times New Roman"/>
+          <w:i/>
+          <w:iCs/>
+          <w:sz w:val="24"/>
+          <w:szCs w:val="24"/>
+        </w:rPr>
+        <w:t xml:space="preserve">derivada. </w:t>
+      </w:r>
+      <w:r>
+        <w:rPr>
+          <w:rFonts w:ascii="Times New Roman" w:hAnsi="Times New Roman" w:cs="Times New Roman"/>
+          <w:sz w:val="24"/>
+          <w:szCs w:val="24"/>
+        </w:rPr>
+        <w:t xml:space="preserve">En general, si la clase A se extiende o deriva de la clase B, la primera hereda métodos de la segunda, pero tiene más características o funcionalidades. </w:t>
+      </w:r>
+    </w:p>
+    <w:p>
+      <w:pPr>
+        <w:spacing w:before="240" w:after="0"/>
+        <w:jc w:val="both"/>
+        <w:rPr>
+          <w:rFonts w:ascii="Times New Roman" w:hAnsi="Times New Roman" w:cs="Times New Roman"/>
+          <w:sz w:val="24"/>
+          <w:szCs w:val="24"/>
+        </w:rPr>
+      </w:pPr>
+      <w:r>
+        <w:rPr>
+          <w:rFonts w:ascii="Times New Roman" w:hAnsi="Times New Roman" w:cs="Times New Roman"/>
+          <w:sz w:val="24"/>
+          <w:szCs w:val="24"/>
+        </w:rPr>
+        <w:t>Las clases, objetos y sus relaciones, se representan gráficamente mediante la notación UML.</w:t>
+      </w:r>
+    </w:p>
+    <w:p>
+      <w:pPr>
+        <w:spacing w:before="240" w:after="0"/>
+        <w:jc w:val="both"/>
+        <w:rPr>
+          <w:rFonts w:ascii="Times New Roman" w:hAnsi="Times New Roman" w:cs="Times New Roman"/>
+          <w:b/>
+          <w:bCs/>
+          <w:sz w:val="24"/>
+          <w:szCs w:val="24"/>
+        </w:rPr>
+      </w:pPr>
+      <w:r>
+        <w:rPr>
+          <w:rFonts w:ascii="Times New Roman" w:hAnsi="Times New Roman" w:cs="Times New Roman"/>
+          <w:b/>
+          <w:bCs/>
+          <w:sz w:val="24"/>
+          <w:szCs w:val="24"/>
+        </w:rPr>
+        <w:t>UML: Modelado de aplicaciones</w:t>
+      </w:r>
+    </w:p>
+    <w:p>
+      <w:pPr>
+        <w:spacing w:before="240" w:after="0"/>
+        <w:jc w:val="both"/>
+        <w:rPr>
+          <w:rFonts w:ascii="Times New Roman" w:hAnsi="Times New Roman" w:cs="Times New Roman"/>
+          <w:sz w:val="24"/>
+          <w:szCs w:val="24"/>
+        </w:rPr>
+      </w:pPr>
+      <w:r>
+        <w:rPr>
+          <w:rFonts w:ascii="Times New Roman" w:hAnsi="Times New Roman" w:cs="Times New Roman"/>
+          <w:sz w:val="24"/>
+          <w:szCs w:val="24"/>
+        </w:rPr>
+        <w:t xml:space="preserve">El lenguaje unificado de modelado, es el lenguaje estándar de modelado </w:t>
+      </w:r>
+      <w:r>
+        <w:rPr>
+          <w:rFonts w:ascii="Times New Roman" w:hAnsi="Times New Roman" w:cs="Times New Roman"/>
+          <w:i/>
+          <w:iCs/>
+          <w:sz w:val="24"/>
+          <w:szCs w:val="24"/>
+        </w:rPr>
+        <w:t xml:space="preserve">de facto </w:t>
+      </w:r>
+      <w:r>
+        <w:rPr>
+          <w:rFonts w:ascii="Times New Roman" w:hAnsi="Times New Roman" w:cs="Times New Roman"/>
+          <w:sz w:val="24"/>
+          <w:szCs w:val="24"/>
+        </w:rPr>
+        <w:t xml:space="preserve">para el desarrollo de sistemas y </w:t>
+      </w:r>
+      <w:r>
+        <w:rPr>
+          <w:rFonts w:ascii="Times New Roman" w:hAnsi="Times New Roman" w:cs="Times New Roman"/>
+          <w:i/>
+          <w:iCs/>
+          <w:sz w:val="24"/>
+          <w:szCs w:val="24"/>
+        </w:rPr>
+        <w:t xml:space="preserve">software, </w:t>
+      </w:r>
+      <w:r>
+        <w:rPr>
+          <w:rFonts w:ascii="Times New Roman" w:hAnsi="Times New Roman" w:cs="Times New Roman"/>
+          <w:sz w:val="24"/>
+          <w:szCs w:val="24"/>
+        </w:rPr>
+        <w:t xml:space="preserve">cuya popularidad creció en el diseño de otros dominios. Es muy aplicable en la representación y creación de la información que se utiliza en las fases de análisis y diseño; en diseño de sistemas, se modela por una importante razón: </w:t>
+      </w:r>
+      <w:r>
+        <w:rPr>
+          <w:rFonts w:ascii="Times New Roman" w:hAnsi="Times New Roman" w:cs="Times New Roman"/>
+          <w:b/>
+          <w:bCs/>
+          <w:i/>
+          <w:iCs/>
+          <w:sz w:val="24"/>
+          <w:szCs w:val="24"/>
+        </w:rPr>
+        <w:t>gestionar la complejidad.</w:t>
+      </w:r>
+      <w:r>
+        <w:rPr>
+          <w:rFonts w:ascii="Times New Roman" w:hAnsi="Times New Roman" w:cs="Times New Roman"/>
+          <w:sz w:val="24"/>
+          <w:szCs w:val="24"/>
+        </w:rPr>
+        <w:t xml:space="preserve"> </w:t>
+      </w:r>
+    </w:p>
+    <w:p>
+      <w:pPr>
+        <w:spacing w:before="240" w:after="0"/>
+        <w:jc w:val="both"/>
+        <w:rPr>
+          <w:rFonts w:ascii="Times New Roman" w:hAnsi="Times New Roman" w:cs="Times New Roman"/>
+          <w:sz w:val="24"/>
+          <w:szCs w:val="24"/>
+        </w:rPr>
+      </w:pPr>
+      <w:r>
+        <w:rPr>
+          <w:rFonts w:ascii="Times New Roman" w:hAnsi="Times New Roman" w:cs="Times New Roman"/>
+          <w:sz w:val="24"/>
+          <w:szCs w:val="24"/>
+          <w:u w:val="single"/>
+        </w:rPr>
+        <w:t xml:space="preserve">Modelo: </w:t>
+      </w:r>
+      <w:r>
+        <w:rPr>
+          <w:rFonts w:ascii="Times New Roman" w:hAnsi="Times New Roman" w:cs="Times New Roman"/>
+          <w:sz w:val="24"/>
+          <w:szCs w:val="24"/>
+        </w:rPr>
+        <w:t xml:space="preserve">Es la abstracción de cosas reales, cuando se modela un sistema, se realiza una abstracción ignorando los detalles que sean irrelevantes, con un lenguaje de modelado </w:t>
+      </w:r>
+      <w:r>
+        <w:rPr>
+          <w:rFonts w:ascii="Times New Roman" w:hAnsi="Times New Roman" w:cs="Times New Roman"/>
+          <w:sz w:val="24"/>
+          <w:szCs w:val="24"/>
+        </w:rPr>
+        <w:t>formal,</w:t>
+      </w:r>
+      <w:r>
+        <w:rPr>
+          <w:rFonts w:ascii="Times New Roman" w:hAnsi="Times New Roman" w:cs="Times New Roman"/>
+          <w:sz w:val="24"/>
+          <w:szCs w:val="24"/>
+        </w:rPr>
+        <w:t xml:space="preserve"> aunque abstracto es tan preciso como un lenguaje de programación. </w:t>
+      </w:r>
+    </w:p>
+    <w:p>
+      <w:pPr>
+        <w:spacing w:before="240" w:after="0"/>
+        <w:jc w:val="both"/>
+        <w:rPr>
+          <w:rFonts w:ascii="Times New Roman" w:hAnsi="Times New Roman" w:cs="Times New Roman"/>
+          <w:sz w:val="24"/>
+          <w:szCs w:val="24"/>
+        </w:rPr>
+      </w:pPr>
+      <w:r>
+        <w:rPr>
+          <w:rFonts w:ascii="Times New Roman" w:hAnsi="Times New Roman" w:cs="Times New Roman"/>
+          <w:sz w:val="24"/>
+          <w:szCs w:val="24"/>
+        </w:rPr>
+        <w:t xml:space="preserve">¿Qué es UML? Es un lenguaje que tiene sintaxis como semántica y se compone de un pseudocódigo, código real, dibujos, programas, descripciones, etc. </w:t>
+      </w:r>
+      <w:r>
+        <w:rPr>
+          <w:rFonts w:ascii="Times New Roman" w:hAnsi="Times New Roman" w:cs="Times New Roman"/>
+          <w:sz w:val="24"/>
+          <w:szCs w:val="24"/>
+        </w:rPr>
+        <w:t xml:space="preserve">Los elementos que constituyen un lenguaje de modelado se denominan </w:t>
+      </w:r>
+      <w:r>
+        <w:rPr>
+          <w:rFonts w:ascii="Times New Roman" w:hAnsi="Times New Roman" w:cs="Times New Roman"/>
+          <w:b/>
+          <w:bCs/>
+          <w:sz w:val="24"/>
+          <w:szCs w:val="24"/>
+        </w:rPr>
+        <w:t xml:space="preserve">notación. </w:t>
+      </w:r>
+      <w:r>
+        <w:rPr>
+          <w:rFonts w:ascii="Times New Roman" w:hAnsi="Times New Roman" w:cs="Times New Roman"/>
+          <w:sz w:val="24"/>
+          <w:szCs w:val="24"/>
+        </w:rPr>
+        <w:t xml:space="preserve">Un lenguaje de modelado puede ser cualquier entidad con una notación como medio de expresión del modelo y una </w:t>
+      </w:r>
+      <w:r>
+        <w:rPr>
+          <w:rFonts w:ascii="Times New Roman" w:hAnsi="Times New Roman" w:cs="Times New Roman"/>
+          <w:sz w:val="24"/>
+          <w:szCs w:val="24"/>
+        </w:rPr>
+        <w:t xml:space="preserve">descripción de lo que significa esa notación (metamodelo), las ventajas de UML son: </w:t>
+      </w:r>
+    </w:p>
+    <w:p>
+      <w:pPr>
+        <w:pStyle w:val="Prrafodelista"/>
+        <w:numPr>
+          <w:ilvl w:val="0"/>
+          <w:numId w:val="1"/>
+        </w:numPr>
+        <w:spacing w:before="240" w:after="0"/>
+        <w:jc w:val="both"/>
+        <w:rPr>
+          <w:rFonts w:ascii="Times New Roman" w:hAnsi="Times New Roman" w:cs="Times New Roman"/>
+          <w:sz w:val="24"/>
+          <w:szCs w:val="24"/>
+        </w:rPr>
+      </w:pPr>
+      <w:r>
+        <w:rPr>
+          <w:rFonts w:ascii="Times New Roman" w:hAnsi="Times New Roman" w:cs="Times New Roman"/>
+          <w:sz w:val="24"/>
+          <w:szCs w:val="24"/>
+        </w:rPr>
+        <w:t xml:space="preserve">Diseño de </w:t>
+      </w:r>
+      <w:r>
+        <w:rPr>
+          <w:rFonts w:ascii="Times New Roman" w:hAnsi="Times New Roman" w:cs="Times New Roman"/>
+          <w:i/>
+          <w:iCs/>
+          <w:sz w:val="24"/>
+          <w:szCs w:val="24"/>
+        </w:rPr>
+        <w:t>software</w:t>
+      </w:r>
+    </w:p>
+    <w:p>
+      <w:pPr>
+        <w:pStyle w:val="Prrafodelista"/>
+        <w:numPr>
+          <w:ilvl w:val="0"/>
+          <w:numId w:val="1"/>
+        </w:numPr>
+        <w:spacing w:before="240" w:after="0"/>
+        <w:jc w:val="both"/>
+        <w:rPr>
+          <w:rFonts w:ascii="Times New Roman" w:hAnsi="Times New Roman" w:cs="Times New Roman"/>
+          <w:sz w:val="24"/>
+          <w:szCs w:val="24"/>
+        </w:rPr>
+      </w:pPr>
+      <w:r>
+        <w:rPr>
+          <w:rFonts w:ascii="Times New Roman" w:hAnsi="Times New Roman" w:cs="Times New Roman"/>
+          <w:i/>
+          <w:iCs/>
+          <w:sz w:val="24"/>
+          <w:szCs w:val="24"/>
+        </w:rPr>
+        <w:t xml:space="preserve">Software </w:t>
+      </w:r>
+      <w:r>
+        <w:rPr>
+          <w:rFonts w:ascii="Times New Roman" w:hAnsi="Times New Roman" w:cs="Times New Roman"/>
+          <w:sz w:val="24"/>
+          <w:szCs w:val="24"/>
+        </w:rPr>
+        <w:t>de comunicaciones</w:t>
+      </w:r>
+    </w:p>
+    <w:p>
+      <w:pPr>
+        <w:pStyle w:val="Prrafodelista"/>
+        <w:numPr>
+          <w:ilvl w:val="0"/>
+          <w:numId w:val="1"/>
+        </w:numPr>
+        <w:spacing w:before="240" w:after="0"/>
+        <w:jc w:val="both"/>
+        <w:rPr>
+          <w:rFonts w:ascii="Times New Roman" w:hAnsi="Times New Roman" w:cs="Times New Roman"/>
+          <w:sz w:val="24"/>
+          <w:szCs w:val="24"/>
+        </w:rPr>
+      </w:pPr>
+      <w:r>
+        <w:rPr>
+          <w:rFonts w:ascii="Times New Roman" w:hAnsi="Times New Roman" w:cs="Times New Roman"/>
+          <w:sz w:val="24"/>
+          <w:szCs w:val="24"/>
+        </w:rPr>
+        <w:t>Proceso de negocios</w:t>
+      </w:r>
+    </w:p>
+    <w:p>
+      <w:pPr>
+        <w:pStyle w:val="Prrafodelista"/>
+        <w:numPr>
+          <w:ilvl w:val="0"/>
+          <w:numId w:val="1"/>
+        </w:numPr>
+        <w:spacing w:before="240" w:after="0"/>
+        <w:jc w:val="both"/>
+        <w:rPr>
+          <w:rFonts w:ascii="Times New Roman" w:hAnsi="Times New Roman" w:cs="Times New Roman"/>
+          <w:sz w:val="24"/>
+          <w:szCs w:val="24"/>
+        </w:rPr>
+      </w:pPr>
+      <w:r>
+        <w:rPr>
+          <w:rFonts w:ascii="Times New Roman" w:hAnsi="Times New Roman" w:cs="Times New Roman"/>
+          <w:sz w:val="24"/>
+          <w:szCs w:val="24"/>
+        </w:rPr>
+        <w:t>Captura de detalles acerca de un sistema, proceso u organización en análisis de requisitos</w:t>
+      </w:r>
+    </w:p>
+    <w:p>
+      <w:pPr>
+        <w:pStyle w:val="Prrafodelista"/>
+        <w:numPr>
+          <w:ilvl w:val="0"/>
+          <w:numId w:val="1"/>
+        </w:numPr>
+        <w:spacing w:before="240" w:after="0"/>
+        <w:jc w:val="both"/>
+        <w:rPr>
+          <w:rFonts w:ascii="Times New Roman" w:hAnsi="Times New Roman" w:cs="Times New Roman"/>
+          <w:sz w:val="24"/>
+          <w:szCs w:val="24"/>
+        </w:rPr>
+      </w:pPr>
+      <w:r>
+        <w:rPr>
+          <w:rFonts w:ascii="Times New Roman" w:hAnsi="Times New Roman" w:cs="Times New Roman"/>
+          <w:sz w:val="24"/>
+          <w:szCs w:val="24"/>
+        </w:rPr>
+        <w:t>Documentación de un sistema, proceso o sistema existente</w:t>
+      </w:r>
+    </w:p>
+    <w:p>
+      <w:pPr>
+        <w:spacing w:before="240" w:after="0"/>
+        <w:jc w:val="both"/>
+        <w:rPr>
+          <w:rFonts w:ascii="Times New Roman" w:hAnsi="Times New Roman" w:cs="Times New Roman"/>
+          <w:sz w:val="24"/>
+          <w:szCs w:val="24"/>
+        </w:rPr>
+      </w:pPr>
+      <w:r>
+        <w:rPr>
+          <w:rFonts w:ascii="Times New Roman" w:hAnsi="Times New Roman" w:cs="Times New Roman"/>
+          <w:sz w:val="24"/>
+          <w:szCs w:val="24"/>
+        </w:rPr>
+        <w:t xml:space="preserve">El bloque básico fundamental de UML es un diagrama; existen diferentes tipos, algunos con propósitos específicos como los diagramas de tiempos y otros con propósitos más genéricos como diagramas de clases. </w:t>
+      </w:r>
+    </w:p>
+    <w:p>
+      <w:pPr>
+        <w:spacing w:before="240" w:after="0"/>
+        <w:jc w:val="both"/>
+        <w:rPr>
+          <w:rFonts w:ascii="Times New Roman" w:hAnsi="Times New Roman" w:cs="Times New Roman"/>
+          <w:b/>
+          <w:bCs/>
+          <w:sz w:val="24"/>
+          <w:szCs w:val="24"/>
+        </w:rPr>
+      </w:pPr>
+      <w:r>
+        <w:rPr>
+          <w:rFonts w:ascii="Times New Roman" w:hAnsi="Times New Roman" w:cs="Times New Roman"/>
+          <w:b/>
+          <w:bCs/>
+          <w:sz w:val="24"/>
+          <w:szCs w:val="24"/>
+        </w:rPr>
+        <w:t>¿Qué es un lenguaje de modelado?</w:t>
+      </w:r>
+    </w:p>
+    <w:p>
+      <w:pPr>
+        <w:spacing w:before="240" w:after="0"/>
+        <w:jc w:val="both"/>
+        <w:rPr>
+          <w:rFonts w:ascii="Times New Roman" w:hAnsi="Times New Roman" w:cs="Times New Roman"/>
+          <w:sz w:val="24"/>
+          <w:szCs w:val="24"/>
+        </w:rPr>
+      </w:pPr>
+      <w:r>
+        <w:rPr>
+          <w:rFonts w:ascii="Times New Roman" w:hAnsi="Times New Roman" w:cs="Times New Roman"/>
+          <w:sz w:val="24"/>
+          <w:szCs w:val="24"/>
+        </w:rPr>
+        <w:t>¿Por qué UML es unificado?, ¿Qué se puede modelar?, ¿Por qué es un lenguaje</w:t>
+      </w:r>
+    </w:p>
+    <w:p>
+      <w:pPr>
+        <w:spacing w:before="240" w:after="0"/>
+        <w:jc w:val="both"/>
+        <w:rPr>
+          <w:rFonts w:ascii="Times New Roman" w:hAnsi="Times New Roman" w:cs="Times New Roman"/>
+          <w:b/>
+          <w:bCs/>
+          <w:sz w:val="24"/>
+          <w:szCs w:val="24"/>
+        </w:rPr>
+      </w:pPr>
+      <w:r>
+        <w:rPr>
+          <w:rFonts w:ascii="Times New Roman" w:hAnsi="Times New Roman" w:cs="Times New Roman"/>
+          <w:sz w:val="24"/>
+          <w:szCs w:val="24"/>
+        </w:rPr>
+        <w:t xml:space="preserve">Es difícil diseñar sistemas de media y gran complejidad, desde una simple aplicación de escritorio u oficina hasta un sistema para la web o para gestión de relaciones con clientes, pues entraña construir centenares o millares de componentes de </w:t>
+      </w:r>
+      <w:r>
+        <w:rPr>
+          <w:rFonts w:ascii="Times New Roman" w:hAnsi="Times New Roman" w:cs="Times New Roman"/>
+          <w:i/>
+          <w:iCs/>
+          <w:sz w:val="24"/>
+          <w:szCs w:val="24"/>
+        </w:rPr>
+        <w:t>software y hardware</w:t>
+      </w:r>
+      <w:r>
+        <w:rPr>
+          <w:rFonts w:ascii="Times New Roman" w:hAnsi="Times New Roman" w:cs="Times New Roman"/>
+          <w:sz w:val="24"/>
+          <w:szCs w:val="24"/>
+        </w:rPr>
+        <w:t xml:space="preserve">; </w:t>
+      </w:r>
+      <w:r>
+        <w:rPr>
+          <w:rFonts w:ascii="Times New Roman" w:hAnsi="Times New Roman" w:cs="Times New Roman"/>
+          <w:sz w:val="24"/>
+          <w:szCs w:val="24"/>
+        </w:rPr>
+        <w:t xml:space="preserve">en realidad, la principal razón es: </w:t>
+      </w:r>
+      <w:r>
+        <w:rPr>
+          <w:rFonts w:ascii="Times New Roman" w:hAnsi="Times New Roman" w:cs="Times New Roman"/>
+          <w:b/>
+          <w:bCs/>
+          <w:sz w:val="24"/>
+          <w:szCs w:val="24"/>
+        </w:rPr>
+        <w:t xml:space="preserve">gestionar o administrar la complejidad. </w:t>
+      </w:r>
+    </w:p>
+    <w:p>
+      <w:pPr>
+        <w:spacing w:before="240" w:after="0"/>
+        <w:jc w:val="both"/>
+        <w:rPr>
+          <w:rFonts w:ascii="Times New Roman" w:hAnsi="Times New Roman" w:cs="Times New Roman"/>
+          <w:iCs/>
+          <w:sz w:val="24"/>
+          <w:szCs w:val="24"/>
+        </w:rPr>
+      </w:pPr>
+      <w:r>
+        <w:rPr>
+          <w:rFonts w:ascii="Times New Roman" w:hAnsi="Times New Roman" w:cs="Times New Roman"/>
+          <w:sz w:val="24"/>
+          <w:szCs w:val="24"/>
+        </w:rPr>
+        <w:t xml:space="preserve">El modelo es una simplificación del sistema real que facilita el diseño y la viabilidad de un sistema para que pueda ser comprendido, evaluado, analizado y criticado. En general, un modelo UML se compone de uno o más diagr4amas que representan los elementos y las relaciones entre ellos, los cuales pueden ser representaciones de objetos del mundo real, construcciones de </w:t>
+      </w:r>
+      <w:r>
+        <w:rPr>
+          <w:rFonts w:ascii="Times New Roman" w:hAnsi="Times New Roman" w:cs="Times New Roman"/>
+          <w:i/>
+          <w:sz w:val="24"/>
+          <w:szCs w:val="24"/>
+        </w:rPr>
+        <w:t xml:space="preserve">software </w:t>
+      </w:r>
+      <w:r>
+        <w:rPr>
+          <w:rFonts w:ascii="Times New Roman" w:hAnsi="Times New Roman" w:cs="Times New Roman"/>
+          <w:iCs/>
+          <w:sz w:val="24"/>
+          <w:szCs w:val="24"/>
+        </w:rPr>
+        <w:t xml:space="preserve">o descripciones del comportamiento de algún otro objeto; en la práctica, cada diagrama representa una vista del elemento u objeto a modelar. </w:t>
+      </w:r>
+    </w:p>
+    <w:p>
+      <w:pPr>
+        <w:spacing w:before="240" w:after="0"/>
+        <w:jc w:val="both"/>
+        <w:rPr>
+          <w:rFonts w:ascii="Times New Roman" w:hAnsi="Times New Roman" w:cs="Times New Roman"/>
+          <w:iCs/>
+          <w:sz w:val="24"/>
+          <w:szCs w:val="24"/>
+        </w:rPr>
+      </w:pPr>
+      <w:r>
+        <w:rPr>
+          <w:rFonts w:ascii="Times New Roman" w:hAnsi="Times New Roman" w:cs="Times New Roman"/>
+          <w:iCs/>
+          <w:sz w:val="24"/>
+          <w:szCs w:val="24"/>
+        </w:rPr>
+        <w:t>Las principales ventajas de UML son:</w:t>
+      </w:r>
+    </w:p>
+    <w:p>
+      <w:pPr>
+        <w:pStyle w:val="Prrafodelista"/>
+        <w:numPr>
+          <w:ilvl w:val="0"/>
+          <w:numId w:val="1"/>
+        </w:numPr>
+        <w:spacing w:before="240" w:after="0"/>
+        <w:jc w:val="both"/>
+        <w:rPr>
+          <w:rFonts w:ascii="Times New Roman" w:hAnsi="Times New Roman" w:cs="Times New Roman"/>
+          <w:iCs/>
+          <w:sz w:val="24"/>
+          <w:szCs w:val="24"/>
+        </w:rPr>
+      </w:pPr>
+      <w:r>
+        <w:rPr>
+          <w:rFonts w:ascii="Times New Roman" w:hAnsi="Times New Roman" w:cs="Times New Roman"/>
+          <w:iCs/>
+          <w:sz w:val="24"/>
+          <w:szCs w:val="24"/>
+        </w:rPr>
+        <w:t xml:space="preserve">Formal, cada elemento del lenguaje está rigurosamente definido. </w:t>
+      </w:r>
+    </w:p>
+    <w:p>
+      <w:pPr>
+        <w:pStyle w:val="Prrafodelista"/>
+        <w:numPr>
+          <w:ilvl w:val="0"/>
+          <w:numId w:val="1"/>
+        </w:numPr>
+        <w:spacing w:before="240" w:after="0"/>
+        <w:jc w:val="both"/>
+        <w:rPr>
+          <w:rFonts w:ascii="Times New Roman" w:hAnsi="Times New Roman" w:cs="Times New Roman"/>
+          <w:iCs/>
+          <w:sz w:val="24"/>
+          <w:szCs w:val="24"/>
+        </w:rPr>
+      </w:pPr>
+      <w:r>
+        <w:rPr>
+          <w:rFonts w:ascii="Times New Roman" w:hAnsi="Times New Roman" w:cs="Times New Roman"/>
+          <w:iCs/>
+          <w:sz w:val="24"/>
+          <w:szCs w:val="24"/>
+        </w:rPr>
+        <w:lastRenderedPageBreak/>
+        <w:t>Conciso.</w:t>
+      </w:r>
+    </w:p>
+    <w:p>
+      <w:pPr>
+        <w:pStyle w:val="Prrafodelista"/>
+        <w:numPr>
+          <w:ilvl w:val="0"/>
+          <w:numId w:val="1"/>
+        </w:numPr>
+        <w:spacing w:before="240" w:after="0"/>
+        <w:jc w:val="both"/>
+        <w:rPr>
+          <w:rFonts w:ascii="Times New Roman" w:hAnsi="Times New Roman" w:cs="Times New Roman"/>
+          <w:iCs/>
+          <w:sz w:val="24"/>
+          <w:szCs w:val="24"/>
+        </w:rPr>
+      </w:pPr>
+      <w:r>
+        <w:rPr>
+          <w:rFonts w:ascii="Times New Roman" w:hAnsi="Times New Roman" w:cs="Times New Roman"/>
+          <w:iCs/>
+          <w:sz w:val="24"/>
+          <w:szCs w:val="24"/>
+        </w:rPr>
+        <w:t xml:space="preserve">Comprensible, completo, describe todos los aspectos importantes de un sistema. </w:t>
+      </w:r>
+    </w:p>
+    <w:p>
+      <w:pPr>
+        <w:pStyle w:val="Prrafodelista"/>
+        <w:numPr>
+          <w:ilvl w:val="0"/>
+          <w:numId w:val="1"/>
+        </w:numPr>
+        <w:spacing w:before="240" w:after="0"/>
+        <w:jc w:val="both"/>
+        <w:rPr>
+          <w:rFonts w:ascii="Times New Roman" w:hAnsi="Times New Roman" w:cs="Times New Roman"/>
+          <w:iCs/>
+          <w:sz w:val="24"/>
+          <w:szCs w:val="24"/>
+        </w:rPr>
+      </w:pPr>
+      <w:r>
+        <w:rPr>
+          <w:rFonts w:ascii="Times New Roman" w:hAnsi="Times New Roman" w:cs="Times New Roman"/>
+          <w:iCs/>
+          <w:sz w:val="24"/>
+          <w:szCs w:val="24"/>
+        </w:rPr>
+        <w:t xml:space="preserve">Escalable, sirve para gestionar grandes y pequeños proyectos. </w:t>
+      </w:r>
+    </w:p>
+    <w:p>
+      <w:pPr>
+        <w:pStyle w:val="Prrafodelista"/>
+        <w:numPr>
+          <w:ilvl w:val="0"/>
+          <w:numId w:val="1"/>
+        </w:numPr>
+        <w:spacing w:before="240" w:after="0"/>
+        <w:jc w:val="both"/>
+        <w:rPr>
+          <w:rFonts w:ascii="Times New Roman" w:hAnsi="Times New Roman" w:cs="Times New Roman"/>
+          <w:iCs/>
+          <w:sz w:val="24"/>
+          <w:szCs w:val="24"/>
+        </w:rPr>
+      </w:pPr>
+      <w:r>
+        <w:rPr>
+          <w:rFonts w:ascii="Times New Roman" w:hAnsi="Times New Roman" w:cs="Times New Roman"/>
+          <w:iCs/>
+          <w:sz w:val="24"/>
+          <w:szCs w:val="24"/>
+        </w:rPr>
+        <w:t>Es un estándar, ya que está avalado por la OMG (grupo de administración de objeto)</w:t>
+      </w:r>
     </w:p>
     <w:sectPr>
       <w:pgSz w:w="16838" w:h="11906" w:orient="landscape"/>
@@ -4208,7 +7894,6 @@
   <w:style w:type="character" w:default="1" w:styleId="Fuentedeprrafopredeter">
     <w:name w:val="Default Paragraph Font"/>
     <w:uiPriority w:val="1"/>
-    <w:semiHidden/>
     <w:unhideWhenUsed/>
   </w:style>
   <w:style w:type="table" w:default="1" w:styleId="Tablanormal">
@@ -4260,6 +7945,25 @@
     <w:link w:val="Textoindependiente"/>
     <w:uiPriority w:val="99"/>
     <w:rsid w:val="004B3A66"/>
+  </w:style>
+  <w:style w:type="paragraph" w:styleId="Sangradetextonormal">
+    <w:name w:val="Body Text Indent"/>
+    <w:basedOn w:val="Normal"/>
+    <w:link w:val="SangradetextonormalCar"/>
+    <w:uiPriority w:val="99"/>
+    <w:unhideWhenUsed/>
+    <w:rsid w:val="00BE2010"/>
+    <w:pPr>
+      <w:spacing w:after="120"/>
+      <w:ind w:left="360"/>
+    </w:pPr>
+  </w:style>
+  <w:style w:type="character" w:customStyle="1" w:styleId="SangradetextonormalCar">
+    <w:name w:val="Sangría de texto normal Car"/>
+    <w:basedOn w:val="Fuentedeprrafopredeter"/>
+    <w:link w:val="Sangradetextonormal"/>
+    <w:uiPriority w:val="99"/>
+    <w:rsid w:val="00BE2010"/>
   </w:style>
 </w:styles>
 </file>

--- a/poo.docx
+++ b/poo.docx
@@ -56,27 +56,7 @@
           <w:szCs w:val="24"/>
           <w:lang w:val="es-MX"/>
         </w:rPr>
-        <w:t xml:space="preserve">Programación Estructurada: Data de 60 y 70’s desde la creación del Pascal por </w:t>
-      </w:r>
-      <w:proofErr w:type="spellStart"/>
-      <w:r>
-        <w:rPr>
-          <w:rFonts w:ascii="Times New Roman" w:hAnsi="Times New Roman" w:cs="Times New Roman"/>
-          <w:sz w:val="24"/>
-          <w:szCs w:val="24"/>
-          <w:lang w:val="es-MX"/>
-        </w:rPr>
-        <w:t>Niklaus</w:t>
-      </w:r>
-      <w:proofErr w:type="spellEnd"/>
-      <w:r>
-        <w:rPr>
-          <w:rFonts w:ascii="Times New Roman" w:hAnsi="Times New Roman" w:cs="Times New Roman"/>
-          <w:sz w:val="24"/>
-          <w:szCs w:val="24"/>
-          <w:lang w:val="es-MX"/>
-        </w:rPr>
-        <w:t xml:space="preserve"> Wirth, este enfoque genera programas bien escritos y legibles, aunque no necesariamente significa que sea estructurado con esta metodología se siguen reglas y técnicas. Las </w:t>
+        <w:t xml:space="preserve">Programación Estructurada: Data de 60 y 70’s desde la creación del Pascal por Niklaus Wirth, este enfoque genera programas bien escritos y legibles, aunque no necesariamente significa que sea estructurado con esta metodología se siguen reglas y técnicas. Las </w:t>
       </w:r>
       <w:r>
         <w:rPr>
@@ -96,19 +76,8 @@
           <w:szCs w:val="24"/>
           <w:lang w:val="es-MX"/>
         </w:rPr>
-        <w:t xml:space="preserve"> de programación o diseño estructurado se basan en la </w:t>
-      </w:r>
-      <w:proofErr w:type="spellStart"/>
-      <w:r>
-        <w:rPr>
-          <w:rFonts w:ascii="Times New Roman" w:hAnsi="Times New Roman" w:cs="Times New Roman"/>
-          <w:sz w:val="24"/>
-          <w:szCs w:val="24"/>
-          <w:lang w:val="es-MX"/>
-        </w:rPr>
-        <w:t>modularización</w:t>
-      </w:r>
-      <w:proofErr w:type="spellEnd"/>
+        <w:t xml:space="preserve"> de programación o diseño estructurado se basan en la modularización</w:t>
+      </w:r>
       <w:r>
         <w:rPr>
           <w:rFonts w:ascii="Times New Roman" w:hAnsi="Times New Roman" w:cs="Times New Roman"/>
@@ -562,58 +531,7 @@
           <w:szCs w:val="24"/>
           <w:lang w:val="es-MX"/>
         </w:rPr>
-        <w:t xml:space="preserve">La clase principal incluye el método </w:t>
-      </w:r>
-      <w:proofErr w:type="spellStart"/>
-      <w:proofErr w:type="gramStart"/>
-      <w:r>
-        <w:rPr>
-          <w:rFonts w:ascii="Times New Roman" w:hAnsi="Times New Roman" w:cs="Times New Roman"/>
-          <w:sz w:val="24"/>
-          <w:szCs w:val="24"/>
-          <w:lang w:val="es-MX"/>
-        </w:rPr>
-        <w:t>main</w:t>
-      </w:r>
-      <w:proofErr w:type="spellEnd"/>
-      <w:r>
-        <w:rPr>
-          <w:rFonts w:ascii="Times New Roman" w:hAnsi="Times New Roman" w:cs="Times New Roman"/>
-          <w:sz w:val="24"/>
-          <w:szCs w:val="24"/>
-          <w:lang w:val="es-MX"/>
-        </w:rPr>
-        <w:t>(</w:t>
-      </w:r>
-      <w:proofErr w:type="gramEnd"/>
-      <w:r>
-        <w:rPr>
-          <w:rFonts w:ascii="Times New Roman" w:hAnsi="Times New Roman" w:cs="Times New Roman"/>
-          <w:sz w:val="24"/>
-          <w:szCs w:val="24"/>
-          <w:lang w:val="es-MX"/>
-        </w:rPr>
-        <w:t xml:space="preserve">) y si es necesario, otros métodos y variables, para declarar una clase se usa la palabra reservada </w:t>
-      </w:r>
-      <w:proofErr w:type="spellStart"/>
-      <w:r>
-        <w:rPr>
-          <w:rFonts w:ascii="Times New Roman" w:hAnsi="Times New Roman" w:cs="Times New Roman"/>
-          <w:sz w:val="24"/>
-          <w:szCs w:val="24"/>
-          <w:lang w:val="es-MX"/>
-        </w:rPr>
-        <w:t>class</w:t>
-      </w:r>
-      <w:proofErr w:type="spellEnd"/>
-      <w:r>
-        <w:rPr>
-          <w:rFonts w:ascii="Times New Roman" w:hAnsi="Times New Roman" w:cs="Times New Roman"/>
-          <w:sz w:val="24"/>
-          <w:szCs w:val="24"/>
-          <w:lang w:val="es-MX"/>
-        </w:rPr>
-        <w:t xml:space="preserve"> seguido su nombre y sus miembros: variables y métodos.</w:t>
+        <w:t>La clase principal incluye el método main() y si es necesario, otros métodos y variables, para declarar una clase se usa la palabra reservada class seguido su nombre y sus miembros: variables y métodos.</w:t>
       </w:r>
     </w:p>
     <w:p>
@@ -638,218 +556,7 @@
           <w:szCs w:val="24"/>
           <w:lang w:val="es-MX"/>
         </w:rPr>
-        <w:t xml:space="preserve">Método </w:t>
-      </w:r>
-      <w:proofErr w:type="spellStart"/>
-      <w:proofErr w:type="gramStart"/>
-      <w:r>
-        <w:rPr>
-          <w:rFonts w:ascii="Times New Roman" w:hAnsi="Times New Roman" w:cs="Times New Roman"/>
-          <w:sz w:val="24"/>
-          <w:szCs w:val="24"/>
-          <w:lang w:val="es-MX"/>
-        </w:rPr>
-        <w:t>main</w:t>
-      </w:r>
-      <w:proofErr w:type="spellEnd"/>
-      <w:r>
-        <w:rPr>
-          <w:rFonts w:ascii="Times New Roman" w:hAnsi="Times New Roman" w:cs="Times New Roman"/>
-          <w:sz w:val="24"/>
-          <w:szCs w:val="24"/>
-          <w:lang w:val="es-MX"/>
-        </w:rPr>
-        <w:t>(</w:t>
-      </w:r>
-      <w:proofErr w:type="gramEnd"/>
-      <w:r>
-        <w:rPr>
-          <w:rFonts w:ascii="Times New Roman" w:hAnsi="Times New Roman" w:cs="Times New Roman"/>
-          <w:sz w:val="24"/>
-          <w:szCs w:val="24"/>
-          <w:lang w:val="es-MX"/>
-        </w:rPr>
-        <w:t xml:space="preserve">) cada programa Java tiene un </w:t>
-      </w:r>
-      <w:proofErr w:type="spellStart"/>
-      <w:r>
-        <w:rPr>
-          <w:rFonts w:ascii="Times New Roman" w:hAnsi="Times New Roman" w:cs="Times New Roman"/>
-          <w:sz w:val="24"/>
-          <w:szCs w:val="24"/>
-          <w:lang w:val="es-MX"/>
-        </w:rPr>
-        <w:t>main</w:t>
-      </w:r>
-      <w:proofErr w:type="spellEnd"/>
-      <w:r>
-        <w:rPr>
-          <w:rFonts w:ascii="Times New Roman" w:hAnsi="Times New Roman" w:cs="Times New Roman"/>
-          <w:sz w:val="24"/>
-          <w:szCs w:val="24"/>
-          <w:lang w:val="es-MX"/>
-        </w:rPr>
-        <w:t xml:space="preserve">(), un programa puede tener sólo un </w:t>
-      </w:r>
-      <w:proofErr w:type="spellStart"/>
-      <w:r>
-        <w:rPr>
-          <w:rFonts w:ascii="Times New Roman" w:hAnsi="Times New Roman" w:cs="Times New Roman"/>
-          <w:sz w:val="24"/>
-          <w:szCs w:val="24"/>
-          <w:lang w:val="es-MX"/>
-        </w:rPr>
-        <w:t>main</w:t>
-      </w:r>
-      <w:proofErr w:type="spellEnd"/>
-      <w:r>
-        <w:rPr>
-          <w:rFonts w:ascii="Times New Roman" w:hAnsi="Times New Roman" w:cs="Times New Roman"/>
-          <w:sz w:val="24"/>
-          <w:szCs w:val="24"/>
-          <w:lang w:val="es-MX"/>
-        </w:rPr>
-        <w:t xml:space="preserve">() el argumento de </w:t>
-      </w:r>
-      <w:proofErr w:type="spellStart"/>
-      <w:r>
-        <w:rPr>
-          <w:rFonts w:ascii="Times New Roman" w:hAnsi="Times New Roman" w:cs="Times New Roman"/>
-          <w:sz w:val="24"/>
-          <w:szCs w:val="24"/>
-          <w:lang w:val="es-MX"/>
-        </w:rPr>
-        <w:t>main</w:t>
-      </w:r>
-      <w:proofErr w:type="spellEnd"/>
-      <w:r>
-        <w:rPr>
-          <w:rFonts w:ascii="Times New Roman" w:hAnsi="Times New Roman" w:cs="Times New Roman"/>
-          <w:sz w:val="24"/>
-          <w:szCs w:val="24"/>
-          <w:lang w:val="es-MX"/>
-        </w:rPr>
-        <w:t xml:space="preserve"> es una colección de cadenas que permiten introducir datos sucesivos de caracteres en la línea de ejecución del programa java Nombres Luis Gerardo se accede ar[0], ar[1]. En java se exige que </w:t>
-      </w:r>
-      <w:proofErr w:type="spellStart"/>
-      <w:r>
-        <w:rPr>
-          <w:rFonts w:ascii="Times New Roman" w:hAnsi="Times New Roman" w:cs="Times New Roman"/>
-          <w:sz w:val="24"/>
-          <w:szCs w:val="24"/>
-          <w:lang w:val="es-MX"/>
-        </w:rPr>
-        <w:t>we</w:t>
-      </w:r>
-      <w:proofErr w:type="spellEnd"/>
-      <w:r>
-        <w:rPr>
-          <w:rFonts w:ascii="Times New Roman" w:hAnsi="Times New Roman" w:cs="Times New Roman"/>
-          <w:sz w:val="24"/>
-          <w:szCs w:val="24"/>
-          <w:lang w:val="es-MX"/>
-        </w:rPr>
-        <w:t xml:space="preserve"> declare como </w:t>
-      </w:r>
-      <w:proofErr w:type="spellStart"/>
-      <w:r>
-        <w:rPr>
-          <w:rFonts w:ascii="Times New Roman" w:hAnsi="Times New Roman" w:cs="Times New Roman"/>
-          <w:sz w:val="24"/>
-          <w:szCs w:val="24"/>
-          <w:lang w:val="es-MX"/>
-        </w:rPr>
-        <w:t>public</w:t>
-      </w:r>
-      <w:proofErr w:type="spellEnd"/>
-      <w:r>
-        <w:rPr>
-          <w:rFonts w:ascii="Times New Roman" w:hAnsi="Times New Roman" w:cs="Times New Roman"/>
-          <w:sz w:val="24"/>
-          <w:szCs w:val="24"/>
-          <w:lang w:val="es-MX"/>
-        </w:rPr>
-        <w:t xml:space="preserve"> </w:t>
-      </w:r>
-      <w:proofErr w:type="spellStart"/>
-      <w:r>
-        <w:rPr>
-          <w:rFonts w:ascii="Times New Roman" w:hAnsi="Times New Roman" w:cs="Times New Roman"/>
-          <w:sz w:val="24"/>
-          <w:szCs w:val="24"/>
-          <w:lang w:val="es-MX"/>
-        </w:rPr>
-        <w:t>statis</w:t>
-      </w:r>
-      <w:proofErr w:type="spellEnd"/>
-      <w:r>
-        <w:rPr>
-          <w:rFonts w:ascii="Times New Roman" w:hAnsi="Times New Roman" w:cs="Times New Roman"/>
-          <w:sz w:val="24"/>
-          <w:szCs w:val="24"/>
-          <w:lang w:val="es-MX"/>
-        </w:rPr>
-        <w:t xml:space="preserve"> </w:t>
-      </w:r>
-      <w:proofErr w:type="spellStart"/>
-      <w:r>
-        <w:rPr>
-          <w:rFonts w:ascii="Times New Roman" w:hAnsi="Times New Roman" w:cs="Times New Roman"/>
-          <w:sz w:val="24"/>
-          <w:szCs w:val="24"/>
-          <w:lang w:val="es-MX"/>
-        </w:rPr>
-        <w:t>void</w:t>
-      </w:r>
-      <w:proofErr w:type="spellEnd"/>
-      <w:r>
-        <w:rPr>
-          <w:rFonts w:ascii="Times New Roman" w:hAnsi="Times New Roman" w:cs="Times New Roman"/>
-          <w:sz w:val="24"/>
-          <w:szCs w:val="24"/>
-          <w:lang w:val="es-MX"/>
-        </w:rPr>
-        <w:t xml:space="preserve">, </w:t>
-      </w:r>
-      <w:proofErr w:type="spellStart"/>
-      <w:r>
-        <w:rPr>
-          <w:rFonts w:ascii="Times New Roman" w:hAnsi="Times New Roman" w:cs="Times New Roman"/>
-          <w:sz w:val="24"/>
-          <w:szCs w:val="24"/>
-          <w:lang w:val="es-MX"/>
-        </w:rPr>
-        <w:t>static</w:t>
-      </w:r>
-      <w:proofErr w:type="spellEnd"/>
-      <w:r>
-        <w:rPr>
-          <w:rFonts w:ascii="Times New Roman" w:hAnsi="Times New Roman" w:cs="Times New Roman"/>
-          <w:sz w:val="24"/>
-          <w:szCs w:val="24"/>
-          <w:lang w:val="es-MX"/>
-        </w:rPr>
-        <w:t xml:space="preserve"> implica que desde ese método solo se puede llamar a otro método </w:t>
-      </w:r>
-      <w:proofErr w:type="spellStart"/>
-      <w:r>
-        <w:rPr>
-          <w:rFonts w:ascii="Times New Roman" w:hAnsi="Times New Roman" w:cs="Times New Roman"/>
-          <w:sz w:val="24"/>
-          <w:szCs w:val="24"/>
-          <w:lang w:val="es-MX"/>
-        </w:rPr>
-        <w:t>static</w:t>
-      </w:r>
-      <w:proofErr w:type="spellEnd"/>
-      <w:r>
-        <w:rPr>
-          <w:rFonts w:ascii="Times New Roman" w:hAnsi="Times New Roman" w:cs="Times New Roman"/>
-          <w:sz w:val="24"/>
-          <w:szCs w:val="24"/>
-          <w:lang w:val="es-MX"/>
-        </w:rPr>
-        <w:t xml:space="preserve"> y hacer referencias a variables de la MISMA clase.</w:t>
+        <w:t>Método main() cada programa Java tiene un main(), un programa puede tener sólo un main() el argumento de main es una colección de cadenas que permiten introducir datos sucesivos de caracteres en la línea de ejecución del programa java Nombres Luis Gerardo se accede ar[0], ar[1]. En java se exige que we declare como public statis void, static implica que desde ese método solo se puede llamar a otro método static y hacer referencias a variables de la MISMA clase.</w:t>
       </w:r>
     </w:p>
     <w:p>
@@ -893,27 +600,7 @@
           <w:szCs w:val="24"/>
           <w:lang w:val="es-MX"/>
         </w:rPr>
-        <w:t xml:space="preserve">Todo programa en Java consta de un archivo donde están las clases y métodos que escribe el programador y, de otros archivos </w:t>
-      </w:r>
-      <w:proofErr w:type="spellStart"/>
-      <w:r>
-        <w:rPr>
-          <w:rFonts w:ascii="Times New Roman" w:hAnsi="Times New Roman" w:cs="Times New Roman"/>
-          <w:sz w:val="24"/>
-          <w:szCs w:val="24"/>
-          <w:lang w:val="es-MX"/>
-        </w:rPr>
-        <w:t>enlos</w:t>
-      </w:r>
-      <w:proofErr w:type="spellEnd"/>
-      <w:r>
-        <w:rPr>
-          <w:rFonts w:ascii="Times New Roman" w:hAnsi="Times New Roman" w:cs="Times New Roman"/>
-          <w:sz w:val="24"/>
-          <w:szCs w:val="24"/>
-          <w:lang w:val="es-MX"/>
-        </w:rPr>
-        <w:t xml:space="preserve"> que se encuentras paquetes con las clases incorporadas; el compilador traduce cada archivo con su programa, además incorpora las clases solicitadas al programa y analiza la secuencia de </w:t>
+        <w:t xml:space="preserve">Todo programa en Java consta de un archivo donde están las clases y métodos que escribe el programador y, de otros archivos enlos que se encuentras paquetes con las clases incorporadas; el compilador traduce cada archivo con su programa, además incorpora las clases solicitadas al programa y analiza la secuencia de </w:t>
       </w:r>
       <w:r>
         <w:rPr>
@@ -1017,47 +704,7 @@
           <w:szCs w:val="24"/>
           <w:lang w:val="es-MX"/>
         </w:rPr>
-        <w:t xml:space="preserve">Palabras reservadas: </w:t>
-      </w:r>
-      <w:proofErr w:type="spellStart"/>
-      <w:r>
-        <w:rPr>
-          <w:rFonts w:ascii="Times New Roman" w:hAnsi="Times New Roman" w:cs="Times New Roman"/>
-          <w:sz w:val="24"/>
-          <w:szCs w:val="24"/>
-          <w:lang w:val="es-MX"/>
-        </w:rPr>
-        <w:t>keyword</w:t>
-      </w:r>
-      <w:proofErr w:type="spellEnd"/>
-      <w:r>
-        <w:rPr>
-          <w:rFonts w:ascii="Times New Roman" w:hAnsi="Times New Roman" w:cs="Times New Roman"/>
-          <w:sz w:val="24"/>
-          <w:szCs w:val="24"/>
-          <w:lang w:val="es-MX"/>
-        </w:rPr>
-        <w:t xml:space="preserve"> como </w:t>
-      </w:r>
-      <w:proofErr w:type="spellStart"/>
-      <w:r>
-        <w:rPr>
-          <w:rFonts w:ascii="Times New Roman" w:hAnsi="Times New Roman" w:cs="Times New Roman"/>
-          <w:sz w:val="24"/>
-          <w:szCs w:val="24"/>
-          <w:lang w:val="es-MX"/>
-        </w:rPr>
-        <w:t>void</w:t>
-      </w:r>
-      <w:proofErr w:type="spellEnd"/>
-      <w:r>
-        <w:rPr>
-          <w:rFonts w:ascii="Times New Roman" w:hAnsi="Times New Roman" w:cs="Times New Roman"/>
-          <w:sz w:val="24"/>
-          <w:szCs w:val="24"/>
-          <w:lang w:val="es-MX"/>
-        </w:rPr>
-        <w:t xml:space="preserve"> se asocia con un significado especial y no se puede usar como nombre de identificador.</w:t>
+        <w:t>Palabras reservadas: keyword como void se asocia con un significado especial y no se puede usar como nombre de identificador.</w:t>
       </w:r>
     </w:p>
     <w:p>
@@ -1082,47 +729,7 @@
           <w:szCs w:val="24"/>
           <w:lang w:val="es-MX"/>
         </w:rPr>
-        <w:t xml:space="preserve">Signos de puntuación y </w:t>
-      </w:r>
-      <w:proofErr w:type="gramStart"/>
-      <w:r>
-        <w:rPr>
-          <w:rFonts w:ascii="Times New Roman" w:hAnsi="Times New Roman" w:cs="Times New Roman"/>
-          <w:sz w:val="24"/>
-          <w:szCs w:val="24"/>
-          <w:lang w:val="es-MX"/>
-        </w:rPr>
-        <w:t>separadores(</w:t>
-      </w:r>
-      <w:proofErr w:type="gramEnd"/>
-      <w:r>
-        <w:rPr>
-          <w:rFonts w:ascii="Times New Roman" w:hAnsi="Times New Roman" w:cs="Times New Roman"/>
-          <w:sz w:val="24"/>
-          <w:szCs w:val="24"/>
-          <w:lang w:val="es-MX"/>
-        </w:rPr>
-        <w:t xml:space="preserve">espacio, </w:t>
-      </w:r>
-      <w:proofErr w:type="spellStart"/>
-      <w:r>
-        <w:rPr>
-          <w:rFonts w:ascii="Times New Roman" w:hAnsi="Times New Roman" w:cs="Times New Roman"/>
-          <w:sz w:val="24"/>
-          <w:szCs w:val="24"/>
-          <w:lang w:val="es-MX"/>
-        </w:rPr>
-        <w:t>tab</w:t>
-      </w:r>
-      <w:proofErr w:type="spellEnd"/>
-      <w:r>
-        <w:rPr>
-          <w:rFonts w:ascii="Times New Roman" w:hAnsi="Times New Roman" w:cs="Times New Roman"/>
-          <w:sz w:val="24"/>
-          <w:szCs w:val="24"/>
-          <w:lang w:val="es-MX"/>
-        </w:rPr>
-        <w:t>, retorno de carro).</w:t>
+        <w:t>Signos de puntuación y separadores(espacio, tab, retorno de carro).</w:t>
       </w:r>
     </w:p>
     <w:p>
@@ -1191,67 +798,7 @@
           <w:szCs w:val="24"/>
           <w:lang w:val="es-MX"/>
         </w:rPr>
-        <w:t xml:space="preserve">Enteros, variantes de enteros (byte, short y </w:t>
-      </w:r>
-      <w:proofErr w:type="spellStart"/>
-      <w:r>
-        <w:rPr>
-          <w:rFonts w:ascii="Times New Roman" w:hAnsi="Times New Roman" w:cs="Times New Roman"/>
-          <w:sz w:val="24"/>
-          <w:szCs w:val="24"/>
-          <w:lang w:val="es-MX"/>
-        </w:rPr>
-        <w:t>long</w:t>
-      </w:r>
-      <w:proofErr w:type="spellEnd"/>
-      <w:r>
-        <w:rPr>
-          <w:rFonts w:ascii="Times New Roman" w:hAnsi="Times New Roman" w:cs="Times New Roman"/>
-          <w:sz w:val="24"/>
-          <w:szCs w:val="24"/>
-          <w:lang w:val="es-MX"/>
-        </w:rPr>
-        <w:t>), reales (</w:t>
-      </w:r>
-      <w:proofErr w:type="spellStart"/>
-      <w:r>
-        <w:rPr>
-          <w:rFonts w:ascii="Times New Roman" w:hAnsi="Times New Roman" w:cs="Times New Roman"/>
-          <w:sz w:val="24"/>
-          <w:szCs w:val="24"/>
-          <w:lang w:val="es-MX"/>
-        </w:rPr>
-        <w:t>float</w:t>
-      </w:r>
-      <w:proofErr w:type="spellEnd"/>
-      <w:r>
-        <w:rPr>
-          <w:rFonts w:ascii="Times New Roman" w:hAnsi="Times New Roman" w:cs="Times New Roman"/>
-          <w:sz w:val="24"/>
-          <w:szCs w:val="24"/>
-          <w:lang w:val="es-MX"/>
-        </w:rPr>
-        <w:t xml:space="preserve"> y </w:t>
-      </w:r>
-      <w:proofErr w:type="spellStart"/>
-      <w:r>
-        <w:rPr>
-          <w:rFonts w:ascii="Times New Roman" w:hAnsi="Times New Roman" w:cs="Times New Roman"/>
-          <w:sz w:val="24"/>
-          <w:szCs w:val="24"/>
-          <w:lang w:val="es-MX"/>
-        </w:rPr>
-        <w:t>double</w:t>
-      </w:r>
-      <w:proofErr w:type="spellEnd"/>
-      <w:r>
-        <w:rPr>
-          <w:rFonts w:ascii="Times New Roman" w:hAnsi="Times New Roman" w:cs="Times New Roman"/>
-          <w:sz w:val="24"/>
-          <w:szCs w:val="24"/>
-          <w:lang w:val="es-MX"/>
-        </w:rPr>
-        <w:t>), caracteres y booleanos.</w:t>
+        <w:t>Enteros, variantes de enteros (byte, short y long), reales (float y double), caracteres y booleanos.</w:t>
       </w:r>
     </w:p>
     <w:p>
@@ -1274,20 +821,8 @@
           <w:szCs w:val="24"/>
           <w:lang w:val="es-MX"/>
         </w:rPr>
-        <w:t xml:space="preserve">Tipo de dato </w:t>
-      </w:r>
-      <w:proofErr w:type="spellStart"/>
-      <w:r>
-        <w:rPr>
-          <w:rFonts w:ascii="Times New Roman" w:hAnsi="Times New Roman" w:cs="Times New Roman"/>
-          <w:b/>
-          <w:sz w:val="24"/>
-          <w:szCs w:val="24"/>
-          <w:lang w:val="es-MX"/>
-        </w:rPr>
-        <w:t>void</w:t>
-      </w:r>
-      <w:proofErr w:type="spellEnd"/>
+        <w:t>Tipo de dato void</w:t>
+      </w:r>
     </w:p>
     <w:p>
       <w:pPr>
@@ -1300,45 +835,14 @@
           <w:lang w:val="es-MX"/>
         </w:rPr>
       </w:pPr>
-      <w:proofErr w:type="spellStart"/>
-      <w:r>
-        <w:rPr>
-          <w:rFonts w:ascii="Times New Roman" w:hAnsi="Times New Roman" w:cs="Times New Roman"/>
-          <w:sz w:val="24"/>
-          <w:szCs w:val="24"/>
-          <w:lang w:val="es-MX"/>
-        </w:rPr>
-        <w:t>Void</w:t>
-      </w:r>
-      <w:proofErr w:type="spellEnd"/>
-      <w:r>
-        <w:rPr>
-          <w:rFonts w:ascii="Times New Roman" w:hAnsi="Times New Roman" w:cs="Times New Roman"/>
-          <w:sz w:val="24"/>
-          <w:szCs w:val="24"/>
-          <w:lang w:val="es-MX"/>
-        </w:rPr>
-        <w:t xml:space="preserve"> es una palabra reservada se usa como tipo de retorno de un método, los métodos devuelven un valor de un tipo de dato determinado, pero se puede implementar de modo que no devuelva valor alguno y se usa </w:t>
-      </w:r>
-      <w:proofErr w:type="spellStart"/>
-      <w:r>
-        <w:rPr>
-          <w:rFonts w:ascii="Times New Roman" w:hAnsi="Times New Roman" w:cs="Times New Roman"/>
-          <w:sz w:val="24"/>
-          <w:szCs w:val="24"/>
-          <w:lang w:val="es-MX"/>
-        </w:rPr>
-        <w:t>void</w:t>
-      </w:r>
-      <w:proofErr w:type="spellEnd"/>
-      <w:r>
-        <w:rPr>
-          <w:rFonts w:ascii="Times New Roman" w:hAnsi="Times New Roman" w:cs="Times New Roman"/>
-          <w:sz w:val="24"/>
-          <w:szCs w:val="24"/>
-          <w:lang w:val="es-MX"/>
-        </w:rPr>
-        <w:t>, en Java se usa solo para el tipo de retorno de un método</w:t>
+      <w:r>
+        <w:rPr>
+          <w:rFonts w:ascii="Times New Roman" w:hAnsi="Times New Roman" w:cs="Times New Roman"/>
+          <w:sz w:val="24"/>
+          <w:szCs w:val="24"/>
+          <w:lang w:val="es-MX"/>
+        </w:rPr>
+        <w:t>Void es una palabra reservada se usa como tipo de retorno de un método, los métodos devuelven un valor de un tipo de dato determinado, pero se puede implementar de modo que no devuelva valor alguno y se usa void, en Java se usa solo para el tipo de retorno de un método</w:t>
       </w:r>
       <w:r>
         <w:rPr>
@@ -1370,20 +874,8 @@
           <w:szCs w:val="24"/>
           <w:lang w:val="es-MX"/>
         </w:rPr>
-        <w:t xml:space="preserve">Tipo de dato </w:t>
-      </w:r>
-      <w:proofErr w:type="spellStart"/>
-      <w:r>
-        <w:rPr>
-          <w:rFonts w:ascii="Times New Roman" w:hAnsi="Times New Roman" w:cs="Times New Roman"/>
-          <w:b/>
-          <w:sz w:val="24"/>
-          <w:szCs w:val="24"/>
-          <w:lang w:val="es-MX"/>
-        </w:rPr>
-        <w:t>enum</w:t>
-      </w:r>
-      <w:proofErr w:type="spellEnd"/>
+        <w:t>Tipo de dato enum</w:t>
+      </w:r>
     </w:p>
     <w:p>
       <w:pPr>
@@ -1403,67 +895,7 @@
           <w:szCs w:val="24"/>
           <w:lang w:val="es-MX"/>
         </w:rPr>
-        <w:t xml:space="preserve">Desde Java 5 se puede definir tipos de datos enumerados o enumeraciones que constan de diferentes elementos, especifican diversos valores por medio de identificadores y son definidos por el programador con un numero finito de elementos y valores nombrados: </w:t>
-      </w:r>
-      <w:proofErr w:type="spellStart"/>
-      <w:r>
-        <w:rPr>
-          <w:rFonts w:ascii="Times New Roman" w:hAnsi="Times New Roman" w:cs="Times New Roman"/>
-          <w:sz w:val="24"/>
-          <w:szCs w:val="24"/>
-          <w:lang w:val="es-MX"/>
-        </w:rPr>
-        <w:t>enum</w:t>
-      </w:r>
-      <w:proofErr w:type="spellEnd"/>
-      <w:r>
-        <w:rPr>
-          <w:rFonts w:ascii="Times New Roman" w:hAnsi="Times New Roman" w:cs="Times New Roman"/>
-          <w:sz w:val="24"/>
-          <w:szCs w:val="24"/>
-          <w:lang w:val="es-MX"/>
-        </w:rPr>
-        <w:t xml:space="preserve"> Notas {A, B, C, D, E}; una variable de ese tipo </w:t>
-      </w:r>
-      <w:proofErr w:type="spellStart"/>
-      <w:r>
-        <w:rPr>
-          <w:rFonts w:ascii="Times New Roman" w:hAnsi="Times New Roman" w:cs="Times New Roman"/>
-          <w:sz w:val="24"/>
-          <w:szCs w:val="24"/>
-          <w:lang w:val="es-MX"/>
-        </w:rPr>
-        <w:t>enum</w:t>
-      </w:r>
-      <w:proofErr w:type="spellEnd"/>
-      <w:r>
-        <w:rPr>
-          <w:rFonts w:ascii="Times New Roman" w:hAnsi="Times New Roman" w:cs="Times New Roman"/>
-          <w:sz w:val="24"/>
-          <w:szCs w:val="24"/>
-          <w:lang w:val="es-MX"/>
-        </w:rPr>
-        <w:t xml:space="preserve"> solo puede contener uno de los valores listados o </w:t>
-      </w:r>
-      <w:proofErr w:type="spellStart"/>
-      <w:r>
-        <w:rPr>
-          <w:rFonts w:ascii="Times New Roman" w:hAnsi="Times New Roman" w:cs="Times New Roman"/>
-          <w:sz w:val="24"/>
-          <w:szCs w:val="24"/>
-          <w:lang w:val="es-MX"/>
-        </w:rPr>
-        <w:t>nulll</w:t>
-      </w:r>
-      <w:proofErr w:type="spellEnd"/>
-      <w:r>
-        <w:rPr>
-          <w:rFonts w:ascii="Times New Roman" w:hAnsi="Times New Roman" w:cs="Times New Roman"/>
-          <w:sz w:val="24"/>
-          <w:szCs w:val="24"/>
-          <w:lang w:val="es-MX"/>
-        </w:rPr>
-        <w:t xml:space="preserve"> indicando que no establece ningún valor específico.</w:t>
+        <w:t>Desde Java 5 se puede definir tipos de datos enumerados o enumeraciones que constan de diferentes elementos, especifican diversos valores por medio de identificadores y son definidos por el programador con un numero finito de elementos y valores nombrados: enum Notas {A, B, C, D, E}; una variable de ese tipo enum solo puede contener uno de los valores listados o nulll indicando que no establece ningún valor específico.</w:t>
       </w:r>
     </w:p>
     <w:p>
@@ -1509,7 +941,6 @@
         </w:rPr>
         <w:t xml:space="preserve">Depende del lugar donde se definan las variables, se pueden usar en la totalidad del programa, dentro de un método o pueden existir de forma temporal en un bloque de un método, la zona de un programa en la que una variable activa se denomina </w:t>
       </w:r>
-      <w:proofErr w:type="spellStart"/>
       <w:r>
         <w:rPr>
           <w:rFonts w:ascii="Times New Roman" w:hAnsi="Times New Roman" w:cs="Times New Roman"/>
@@ -1521,7 +952,6 @@
         </w:rPr>
         <w:t>scope</w:t>
       </w:r>
-      <w:proofErr w:type="spellEnd"/>
       <w:r>
         <w:rPr>
           <w:rFonts w:ascii="Times New Roman" w:hAnsi="Times New Roman" w:cs="Times New Roman"/>
@@ -1604,7 +1034,6 @@
         </w:rPr>
         <w:t xml:space="preserve">y que puede ser: </w:t>
       </w:r>
-      <w:proofErr w:type="spellStart"/>
       <w:r>
         <w:rPr>
           <w:rFonts w:ascii="Times New Roman" w:hAnsi="Times New Roman" w:cs="Times New Roman"/>
@@ -1614,57 +1043,8 @@
           <w:szCs w:val="24"/>
           <w:lang w:val="es-MX"/>
         </w:rPr>
-        <w:t>private</w:t>
-      </w:r>
-      <w:proofErr w:type="spellEnd"/>
-      <w:r>
-        <w:rPr>
-          <w:rFonts w:ascii="Times New Roman" w:hAnsi="Times New Roman" w:cs="Times New Roman"/>
-          <w:i/>
-          <w:iCs/>
-          <w:sz w:val="24"/>
-          <w:szCs w:val="24"/>
-          <w:lang w:val="es-MX"/>
-        </w:rPr>
-        <w:t xml:space="preserve">, </w:t>
-      </w:r>
-      <w:proofErr w:type="spellStart"/>
-      <w:r>
-        <w:rPr>
-          <w:rFonts w:ascii="Times New Roman" w:hAnsi="Times New Roman" w:cs="Times New Roman"/>
-          <w:i/>
-          <w:iCs/>
-          <w:sz w:val="24"/>
-          <w:szCs w:val="24"/>
-          <w:lang w:val="es-MX"/>
-        </w:rPr>
-        <w:t>protected</w:t>
-      </w:r>
-      <w:proofErr w:type="spellEnd"/>
-      <w:r>
-        <w:rPr>
-          <w:rFonts w:ascii="Times New Roman" w:hAnsi="Times New Roman" w:cs="Times New Roman"/>
-          <w:i/>
-          <w:iCs/>
-          <w:sz w:val="24"/>
-          <w:szCs w:val="24"/>
-          <w:lang w:val="es-MX"/>
-        </w:rPr>
-        <w:t xml:space="preserve"> o </w:t>
-      </w:r>
-      <w:proofErr w:type="spellStart"/>
-      <w:r>
-        <w:rPr>
-          <w:rFonts w:ascii="Times New Roman" w:hAnsi="Times New Roman" w:cs="Times New Roman"/>
-          <w:i/>
-          <w:iCs/>
-          <w:sz w:val="24"/>
-          <w:szCs w:val="24"/>
-          <w:lang w:val="es-MX"/>
-        </w:rPr>
-        <w:t>public</w:t>
-      </w:r>
-      <w:proofErr w:type="spellEnd"/>
+        <w:t>private, protected o public</w:t>
+      </w:r>
       <w:r>
         <w:rPr>
           <w:rFonts w:ascii="Times New Roman" w:hAnsi="Times New Roman" w:cs="Times New Roman"/>
@@ -1691,27 +1071,7 @@
           <w:lang w:val="es-MX"/>
         </w:rPr>
         <w:lastRenderedPageBreak/>
-        <w:t xml:space="preserve">métodos de la clase, el acceso protegido además de ser visible en la clase también lo es en las clases derivadas de ésta y en cualquiera que este dentro del mismo paquete o dentro del mismo archivo fuente. Se puede ingresar a los miembros de una clase declarados </w:t>
-      </w:r>
-      <w:proofErr w:type="spellStart"/>
-      <w:r>
-        <w:rPr>
-          <w:rFonts w:ascii="Times New Roman" w:hAnsi="Times New Roman" w:cs="Times New Roman"/>
-          <w:sz w:val="24"/>
-          <w:szCs w:val="24"/>
-          <w:lang w:val="es-MX"/>
-        </w:rPr>
-        <w:t>public</w:t>
-      </w:r>
-      <w:proofErr w:type="spellEnd"/>
-      <w:r>
-        <w:rPr>
-          <w:rFonts w:ascii="Times New Roman" w:hAnsi="Times New Roman" w:cs="Times New Roman"/>
-          <w:sz w:val="24"/>
-          <w:szCs w:val="24"/>
-          <w:lang w:val="es-MX"/>
-        </w:rPr>
-        <w:t xml:space="preserve"> desde cualquier otra clase o clase derivada ya sea que estén en el mismo paquete o en otro distinto.</w:t>
+        <w:t>métodos de la clase, el acceso protegido además de ser visible en la clase también lo es en las clases derivadas de ésta y en cualquiera que este dentro del mismo paquete o dentro del mismo archivo fuente. Se puede ingresar a los miembros de una clase declarados public desde cualquier otra clase o clase derivada ya sea que estén en el mismo paquete o en otro distinto.</w:t>
       </w:r>
     </w:p>
     <w:p>
@@ -1755,207 +1115,7 @@
           <w:szCs w:val="24"/>
           <w:lang w:val="es-MX"/>
         </w:rPr>
-        <w:t xml:space="preserve">A veces se requiere convertir algún tipo de dato primitivo en un objeto, todos los tipos de datos primitivos soportan clases par </w:t>
-      </w:r>
-      <w:proofErr w:type="spellStart"/>
-      <w:r>
-        <w:rPr>
-          <w:rFonts w:ascii="Times New Roman" w:hAnsi="Times New Roman" w:cs="Times New Roman"/>
-          <w:sz w:val="24"/>
-          <w:szCs w:val="24"/>
-          <w:lang w:val="es-MX"/>
-        </w:rPr>
-        <w:t>acada</w:t>
-      </w:r>
-      <w:proofErr w:type="spellEnd"/>
-      <w:r>
-        <w:rPr>
-          <w:rFonts w:ascii="Times New Roman" w:hAnsi="Times New Roman" w:cs="Times New Roman"/>
-          <w:sz w:val="24"/>
-          <w:szCs w:val="24"/>
-          <w:lang w:val="es-MX"/>
-        </w:rPr>
-        <w:t xml:space="preserve"> uno de los tipos que se conocen como envoltorios (</w:t>
-      </w:r>
-      <w:proofErr w:type="spellStart"/>
-      <w:r>
-        <w:rPr>
-          <w:rFonts w:ascii="Times New Roman" w:hAnsi="Times New Roman" w:cs="Times New Roman"/>
-          <w:sz w:val="24"/>
-          <w:szCs w:val="24"/>
-          <w:lang w:val="es-MX"/>
-        </w:rPr>
-        <w:t>wrappers</w:t>
-      </w:r>
-      <w:proofErr w:type="spellEnd"/>
-      <w:r>
-        <w:rPr>
-          <w:rFonts w:ascii="Times New Roman" w:hAnsi="Times New Roman" w:cs="Times New Roman"/>
-          <w:sz w:val="24"/>
-          <w:szCs w:val="24"/>
-          <w:lang w:val="es-MX"/>
-        </w:rPr>
-        <w:t xml:space="preserve">), la clase </w:t>
-      </w:r>
-      <w:proofErr w:type="spellStart"/>
-      <w:r>
-        <w:rPr>
-          <w:rFonts w:ascii="Times New Roman" w:hAnsi="Times New Roman" w:cs="Times New Roman"/>
-          <w:sz w:val="24"/>
-          <w:szCs w:val="24"/>
-          <w:lang w:val="es-MX"/>
-        </w:rPr>
-        <w:t>Integer</w:t>
-      </w:r>
-      <w:proofErr w:type="spellEnd"/>
-      <w:r>
-        <w:rPr>
-          <w:rFonts w:ascii="Times New Roman" w:hAnsi="Times New Roman" w:cs="Times New Roman"/>
-          <w:sz w:val="24"/>
-          <w:szCs w:val="24"/>
-          <w:lang w:val="es-MX"/>
-        </w:rPr>
-        <w:t xml:space="preserve">, Long, </w:t>
-      </w:r>
-      <w:proofErr w:type="spellStart"/>
-      <w:r>
-        <w:rPr>
-          <w:rFonts w:ascii="Times New Roman" w:hAnsi="Times New Roman" w:cs="Times New Roman"/>
-          <w:sz w:val="24"/>
-          <w:szCs w:val="24"/>
-          <w:lang w:val="es-MX"/>
-        </w:rPr>
-        <w:t>Float</w:t>
-      </w:r>
-      <w:proofErr w:type="spellEnd"/>
-      <w:r>
-        <w:rPr>
-          <w:rFonts w:ascii="Times New Roman" w:hAnsi="Times New Roman" w:cs="Times New Roman"/>
-          <w:sz w:val="24"/>
-          <w:szCs w:val="24"/>
-          <w:lang w:val="es-MX"/>
-        </w:rPr>
-        <w:t xml:space="preserve">, </w:t>
-      </w:r>
-      <w:proofErr w:type="spellStart"/>
-      <w:r>
-        <w:rPr>
-          <w:rFonts w:ascii="Times New Roman" w:hAnsi="Times New Roman" w:cs="Times New Roman"/>
-          <w:sz w:val="24"/>
-          <w:szCs w:val="24"/>
-          <w:lang w:val="es-MX"/>
-        </w:rPr>
-        <w:t>Double</w:t>
-      </w:r>
-      <w:proofErr w:type="spellEnd"/>
-      <w:r>
-        <w:rPr>
-          <w:rFonts w:ascii="Times New Roman" w:hAnsi="Times New Roman" w:cs="Times New Roman"/>
-          <w:sz w:val="24"/>
-          <w:szCs w:val="24"/>
-          <w:lang w:val="es-MX"/>
-        </w:rPr>
-        <w:t xml:space="preserve">, Short, Byte, </w:t>
-      </w:r>
-      <w:proofErr w:type="spellStart"/>
-      <w:r>
-        <w:rPr>
-          <w:rFonts w:ascii="Times New Roman" w:hAnsi="Times New Roman" w:cs="Times New Roman"/>
-          <w:sz w:val="24"/>
-          <w:szCs w:val="24"/>
-          <w:lang w:val="es-MX"/>
-        </w:rPr>
-        <w:t>Character</w:t>
-      </w:r>
-      <w:proofErr w:type="spellEnd"/>
-      <w:r>
-        <w:rPr>
-          <w:rFonts w:ascii="Times New Roman" w:hAnsi="Times New Roman" w:cs="Times New Roman"/>
-          <w:sz w:val="24"/>
-          <w:szCs w:val="24"/>
-          <w:lang w:val="es-MX"/>
-        </w:rPr>
-        <w:t xml:space="preserve"> y </w:t>
-      </w:r>
-      <w:proofErr w:type="spellStart"/>
-      <w:r>
-        <w:rPr>
-          <w:rFonts w:ascii="Times New Roman" w:hAnsi="Times New Roman" w:cs="Times New Roman"/>
-          <w:sz w:val="24"/>
-          <w:szCs w:val="24"/>
-          <w:lang w:val="es-MX"/>
-        </w:rPr>
-        <w:t>Boolean</w:t>
-      </w:r>
-      <w:proofErr w:type="spellEnd"/>
-      <w:r>
-        <w:rPr>
-          <w:rFonts w:ascii="Times New Roman" w:hAnsi="Times New Roman" w:cs="Times New Roman"/>
-          <w:sz w:val="24"/>
-          <w:szCs w:val="24"/>
-          <w:lang w:val="es-MX"/>
-        </w:rPr>
-        <w:t xml:space="preserve">, los 6 primeros son herencia de </w:t>
-      </w:r>
-      <w:proofErr w:type="spellStart"/>
-      <w:r>
-        <w:rPr>
-          <w:rFonts w:ascii="Times New Roman" w:hAnsi="Times New Roman" w:cs="Times New Roman"/>
-          <w:sz w:val="24"/>
-          <w:szCs w:val="24"/>
-          <w:lang w:val="es-MX"/>
-        </w:rPr>
-        <w:t>Number</w:t>
-      </w:r>
-      <w:proofErr w:type="spellEnd"/>
-      <w:r>
-        <w:rPr>
-          <w:rFonts w:ascii="Times New Roman" w:hAnsi="Times New Roman" w:cs="Times New Roman"/>
-          <w:sz w:val="24"/>
-          <w:szCs w:val="24"/>
-          <w:lang w:val="es-MX"/>
-        </w:rPr>
-        <w:t xml:space="preserve"> inmutables que </w:t>
-      </w:r>
-      <w:proofErr w:type="spellStart"/>
-      <w:r>
-        <w:rPr>
-          <w:rFonts w:ascii="Times New Roman" w:hAnsi="Times New Roman" w:cs="Times New Roman"/>
-          <w:sz w:val="24"/>
-          <w:szCs w:val="24"/>
-          <w:lang w:val="es-MX"/>
-        </w:rPr>
-        <w:t>nopueden</w:t>
-      </w:r>
-      <w:proofErr w:type="spellEnd"/>
-      <w:r>
-        <w:rPr>
-          <w:rFonts w:ascii="Times New Roman" w:hAnsi="Times New Roman" w:cs="Times New Roman"/>
-          <w:sz w:val="24"/>
-          <w:szCs w:val="24"/>
-          <w:lang w:val="es-MX"/>
-        </w:rPr>
-        <w:t xml:space="preserve"> cambiar un valor envuelto después de construir el envoltorio y son final y no se pueden extender </w:t>
-      </w:r>
-      <w:proofErr w:type="spellStart"/>
-      <w:r>
-        <w:rPr>
-          <w:rFonts w:ascii="Times New Roman" w:hAnsi="Times New Roman" w:cs="Times New Roman"/>
-          <w:sz w:val="24"/>
-          <w:szCs w:val="24"/>
-          <w:lang w:val="es-MX"/>
-        </w:rPr>
-        <w:t>sublcases</w:t>
-      </w:r>
-      <w:proofErr w:type="spellEnd"/>
-      <w:r>
-        <w:rPr>
-          <w:rFonts w:ascii="Times New Roman" w:hAnsi="Times New Roman" w:cs="Times New Roman"/>
-          <w:sz w:val="24"/>
-          <w:szCs w:val="24"/>
-          <w:lang w:val="es-MX"/>
-        </w:rPr>
-        <w:t xml:space="preserve"> de las mismas.</w:t>
+        <w:t>A veces se requiere convertir algún tipo de dato primitivo en un objeto, todos los tipos de datos primitivos soportan clases par acada uno de los tipos que se conocen como envoltorios (wrappers), la clase Integer, Long, Float, Double, Short, Byte, Character y Boolean, los 6 primeros son herencia de Number inmutables que nopueden cambiar un valor envuelto después de construir el envoltorio y son final y no se pueden extender sublcases de las mismas.</w:t>
       </w:r>
     </w:p>
     <w:p>
@@ -1976,67 +1136,7 @@
           <w:szCs w:val="24"/>
           <w:lang w:val="es-MX"/>
         </w:rPr>
-        <w:t xml:space="preserve">La clase envoltorio </w:t>
-      </w:r>
-      <w:proofErr w:type="spellStart"/>
-      <w:r>
-        <w:rPr>
-          <w:rFonts w:ascii="Times New Roman" w:hAnsi="Times New Roman" w:cs="Times New Roman"/>
-          <w:sz w:val="24"/>
-          <w:szCs w:val="24"/>
-          <w:lang w:val="es-MX"/>
-        </w:rPr>
-        <w:t>Integer</w:t>
-      </w:r>
-      <w:proofErr w:type="spellEnd"/>
-      <w:r>
-        <w:rPr>
-          <w:rFonts w:ascii="Times New Roman" w:hAnsi="Times New Roman" w:cs="Times New Roman"/>
-          <w:sz w:val="24"/>
-          <w:szCs w:val="24"/>
-          <w:lang w:val="es-MX"/>
-        </w:rPr>
-        <w:t xml:space="preserve"> se usa para envolver valore </w:t>
-      </w:r>
-      <w:proofErr w:type="spellStart"/>
-      <w:r>
-        <w:rPr>
-          <w:rFonts w:ascii="Times New Roman" w:hAnsi="Times New Roman" w:cs="Times New Roman"/>
-          <w:sz w:val="24"/>
-          <w:szCs w:val="24"/>
-          <w:lang w:val="es-MX"/>
-        </w:rPr>
-        <w:t>int</w:t>
-      </w:r>
-      <w:proofErr w:type="spellEnd"/>
-      <w:r>
-        <w:rPr>
-          <w:rFonts w:ascii="Times New Roman" w:hAnsi="Times New Roman" w:cs="Times New Roman"/>
-          <w:sz w:val="24"/>
-          <w:szCs w:val="24"/>
-          <w:lang w:val="es-MX"/>
-        </w:rPr>
-        <w:t xml:space="preserve"> en objetos </w:t>
-      </w:r>
-      <w:proofErr w:type="spellStart"/>
-      <w:r>
-        <w:rPr>
-          <w:rFonts w:ascii="Times New Roman" w:hAnsi="Times New Roman" w:cs="Times New Roman"/>
-          <w:sz w:val="24"/>
-          <w:szCs w:val="24"/>
-          <w:lang w:val="es-MX"/>
-        </w:rPr>
-        <w:t>Integer</w:t>
-      </w:r>
-      <w:proofErr w:type="spellEnd"/>
-      <w:r>
-        <w:rPr>
-          <w:rFonts w:ascii="Times New Roman" w:hAnsi="Times New Roman" w:cs="Times New Roman"/>
-          <w:sz w:val="24"/>
-          <w:szCs w:val="24"/>
-          <w:lang w:val="es-MX"/>
-        </w:rPr>
-        <w:t xml:space="preserve"> para que dichos valores se consideren objetos y de manera similar con l</w:t>
+        <w:t>La clase envoltorio Integer se usa para envolver valore int en objetos Integer para que dichos valores se consideren objetos y de manera similar con l</w:t>
       </w:r>
       <w:r>
         <w:rPr>
@@ -2054,87 +1154,7 @@
           <w:szCs w:val="24"/>
           <w:lang w:val="es-MX"/>
         </w:rPr>
-        <w:t xml:space="preserve">s otras clases, </w:t>
-      </w:r>
-      <w:proofErr w:type="spellStart"/>
-      <w:r>
-        <w:rPr>
-          <w:rFonts w:ascii="Times New Roman" w:hAnsi="Times New Roman" w:cs="Times New Roman"/>
-          <w:sz w:val="24"/>
-          <w:szCs w:val="24"/>
-          <w:lang w:val="es-MX"/>
-        </w:rPr>
-        <w:t>clas</w:t>
-      </w:r>
-      <w:proofErr w:type="spellEnd"/>
-      <w:r>
-        <w:rPr>
-          <w:rFonts w:ascii="Times New Roman" w:hAnsi="Times New Roman" w:cs="Times New Roman"/>
-          <w:sz w:val="24"/>
-          <w:szCs w:val="24"/>
-          <w:lang w:val="es-MX"/>
-        </w:rPr>
-        <w:t xml:space="preserve"> clases envoltorio contienen métodos que permiten convertir cadenas numéricas en valores del mismo tipo: </w:t>
-      </w:r>
-      <w:proofErr w:type="spellStart"/>
-      <w:r>
-        <w:rPr>
-          <w:rFonts w:ascii="Times New Roman" w:hAnsi="Times New Roman" w:cs="Times New Roman"/>
-          <w:sz w:val="24"/>
-          <w:szCs w:val="24"/>
-          <w:lang w:val="es-MX"/>
-        </w:rPr>
-        <w:t>parseInt</w:t>
-      </w:r>
-      <w:proofErr w:type="spellEnd"/>
-      <w:r>
-        <w:rPr>
-          <w:rFonts w:ascii="Times New Roman" w:hAnsi="Times New Roman" w:cs="Times New Roman"/>
-          <w:sz w:val="24"/>
-          <w:szCs w:val="24"/>
-          <w:lang w:val="es-MX"/>
-        </w:rPr>
-        <w:t xml:space="preserve"> convierte una cadena </w:t>
-      </w:r>
-      <w:proofErr w:type="spellStart"/>
-      <w:r>
-        <w:rPr>
-          <w:rFonts w:ascii="Times New Roman" w:hAnsi="Times New Roman" w:cs="Times New Roman"/>
-          <w:sz w:val="24"/>
-          <w:szCs w:val="24"/>
-          <w:lang w:val="es-MX"/>
-        </w:rPr>
-        <w:t>númerica</w:t>
-      </w:r>
-      <w:proofErr w:type="spellEnd"/>
-      <w:r>
-        <w:rPr>
-          <w:rFonts w:ascii="Times New Roman" w:hAnsi="Times New Roman" w:cs="Times New Roman"/>
-          <w:sz w:val="24"/>
-          <w:szCs w:val="24"/>
-          <w:lang w:val="es-MX"/>
-        </w:rPr>
-        <w:t xml:space="preserve"> de enteros en un valor de tipo </w:t>
-      </w:r>
-      <w:proofErr w:type="spellStart"/>
-      <w:r>
-        <w:rPr>
-          <w:rFonts w:ascii="Times New Roman" w:hAnsi="Times New Roman" w:cs="Times New Roman"/>
-          <w:sz w:val="24"/>
-          <w:szCs w:val="24"/>
-          <w:lang w:val="es-MX"/>
-        </w:rPr>
-        <w:t>int</w:t>
-      </w:r>
-      <w:proofErr w:type="spellEnd"/>
-      <w:r>
-        <w:rPr>
-          <w:rFonts w:ascii="Times New Roman" w:hAnsi="Times New Roman" w:cs="Times New Roman"/>
-          <w:sz w:val="24"/>
-          <w:szCs w:val="24"/>
-          <w:lang w:val="es-MX"/>
-        </w:rPr>
-        <w:t>.</w:t>
+        <w:t>s otras clases, clas clases envoltorio contienen métodos que permiten convertir cadenas numéricas en valores del mismo tipo: parseInt convierte una cadena númerica de enteros en un valor de tipo int.</w:t>
       </w:r>
     </w:p>
     <w:p>
@@ -2184,47 +1204,7 @@
           <w:szCs w:val="24"/>
           <w:lang w:val="es-MX"/>
         </w:rPr>
-        <w:t xml:space="preserve">En Java, la clase </w:t>
-      </w:r>
-      <w:proofErr w:type="spellStart"/>
-      <w:r>
-        <w:rPr>
-          <w:rFonts w:ascii="Times New Roman" w:hAnsi="Times New Roman" w:cs="Times New Roman"/>
-          <w:sz w:val="24"/>
-          <w:szCs w:val="24"/>
-          <w:lang w:val="es-MX"/>
-        </w:rPr>
-        <w:t>System</w:t>
-      </w:r>
-      <w:proofErr w:type="spellEnd"/>
-      <w:r>
-        <w:rPr>
-          <w:rFonts w:ascii="Times New Roman" w:hAnsi="Times New Roman" w:cs="Times New Roman"/>
-          <w:sz w:val="24"/>
-          <w:szCs w:val="24"/>
-          <w:lang w:val="es-MX"/>
-        </w:rPr>
-        <w:t xml:space="preserve"> define dos objetos: </w:t>
-      </w:r>
-      <w:proofErr w:type="spellStart"/>
-      <w:r>
-        <w:rPr>
-          <w:rFonts w:ascii="Times New Roman" w:hAnsi="Times New Roman" w:cs="Times New Roman"/>
-          <w:sz w:val="24"/>
-          <w:szCs w:val="24"/>
-          <w:lang w:val="es-MX"/>
-        </w:rPr>
-        <w:t>System.out</w:t>
-      </w:r>
-      <w:proofErr w:type="spellEnd"/>
-      <w:r>
-        <w:rPr>
-          <w:rFonts w:ascii="Times New Roman" w:hAnsi="Times New Roman" w:cs="Times New Roman"/>
-          <w:sz w:val="24"/>
-          <w:szCs w:val="24"/>
-          <w:lang w:val="es-MX"/>
-        </w:rPr>
-        <w:t xml:space="preserve"> como flujo de datos que se dirigen a pantalla y System.in para flujo de caracteres de entrada por teclado.</w:t>
+        <w:t>En Java, la clase System define dos objetos: System.out como flujo de datos que se dirigen a pantalla y System.in para flujo de caracteres de entrada por teclado.</w:t>
       </w:r>
     </w:p>
     <w:p>
@@ -2251,67 +1231,7 @@
           <w:szCs w:val="24"/>
           <w:lang w:val="es-MX"/>
         </w:rPr>
-        <w:t xml:space="preserve">Para visualizar salida por pantalla se usan los métodos </w:t>
-      </w:r>
-      <w:proofErr w:type="spellStart"/>
-      <w:r>
-        <w:rPr>
-          <w:rFonts w:ascii="Times New Roman" w:hAnsi="Times New Roman" w:cs="Times New Roman"/>
-          <w:sz w:val="24"/>
-          <w:szCs w:val="24"/>
-          <w:lang w:val="es-MX"/>
-        </w:rPr>
-        <w:t>print</w:t>
-      </w:r>
-      <w:proofErr w:type="spellEnd"/>
-      <w:r>
-        <w:rPr>
-          <w:rFonts w:ascii="Times New Roman" w:hAnsi="Times New Roman" w:cs="Times New Roman"/>
-          <w:sz w:val="24"/>
-          <w:szCs w:val="24"/>
-          <w:lang w:val="es-MX"/>
-        </w:rPr>
-        <w:t xml:space="preserve">, </w:t>
-      </w:r>
-      <w:proofErr w:type="spellStart"/>
-      <w:r>
-        <w:rPr>
-          <w:rFonts w:ascii="Times New Roman" w:hAnsi="Times New Roman" w:cs="Times New Roman"/>
-          <w:sz w:val="24"/>
-          <w:szCs w:val="24"/>
-          <w:lang w:val="es-MX"/>
-        </w:rPr>
-        <w:t>println</w:t>
-      </w:r>
-      <w:proofErr w:type="spellEnd"/>
-      <w:r>
-        <w:rPr>
-          <w:rFonts w:ascii="Times New Roman" w:hAnsi="Times New Roman" w:cs="Times New Roman"/>
-          <w:sz w:val="24"/>
-          <w:szCs w:val="24"/>
-          <w:lang w:val="es-MX"/>
-        </w:rPr>
-        <w:t xml:space="preserve"> y </w:t>
-      </w:r>
-      <w:proofErr w:type="spellStart"/>
-      <w:r>
-        <w:rPr>
-          <w:rFonts w:ascii="Times New Roman" w:hAnsi="Times New Roman" w:cs="Times New Roman"/>
-          <w:sz w:val="24"/>
-          <w:szCs w:val="24"/>
-          <w:lang w:val="es-MX"/>
-        </w:rPr>
-        <w:t>printf</w:t>
-      </w:r>
-      <w:proofErr w:type="spellEnd"/>
-      <w:r>
-        <w:rPr>
-          <w:rFonts w:ascii="Times New Roman" w:hAnsi="Times New Roman" w:cs="Times New Roman"/>
-          <w:sz w:val="24"/>
-          <w:szCs w:val="24"/>
-          <w:lang w:val="es-MX"/>
-        </w:rPr>
-        <w:t>.</w:t>
+        <w:t>Para visualizar salida por pantalla se usan los métodos print, println y printf.</w:t>
       </w:r>
     </w:p>
     <w:p>
@@ -2338,47 +1258,7 @@
           <w:szCs w:val="24"/>
           <w:lang w:val="es-MX"/>
         </w:rPr>
-        <w:t>Se usan conversiones forzosas tipo (</w:t>
-      </w:r>
-      <w:proofErr w:type="spellStart"/>
-      <w:r>
-        <w:rPr>
-          <w:rFonts w:ascii="Times New Roman" w:hAnsi="Times New Roman" w:cs="Times New Roman"/>
-          <w:sz w:val="24"/>
-          <w:szCs w:val="24"/>
-          <w:lang w:val="es-MX"/>
-        </w:rPr>
-        <w:t>cast</w:t>
-      </w:r>
-      <w:proofErr w:type="spellEnd"/>
-      <w:r>
-        <w:rPr>
-          <w:rFonts w:ascii="Times New Roman" w:hAnsi="Times New Roman" w:cs="Times New Roman"/>
-          <w:sz w:val="24"/>
-          <w:szCs w:val="24"/>
-          <w:lang w:val="es-MX"/>
-        </w:rPr>
-        <w:t xml:space="preserve">) para conversiones entre tipos; el compilador realiza automáticamente muchas de ellas; por ejemplo: si se asigna un entero a una variable </w:t>
-      </w:r>
-      <w:proofErr w:type="spellStart"/>
-      <w:r>
-        <w:rPr>
-          <w:rFonts w:ascii="Times New Roman" w:hAnsi="Times New Roman" w:cs="Times New Roman"/>
-          <w:sz w:val="24"/>
-          <w:szCs w:val="24"/>
-          <w:lang w:val="es-MX"/>
-        </w:rPr>
-        <w:t>float</w:t>
-      </w:r>
-      <w:proofErr w:type="spellEnd"/>
-      <w:r>
-        <w:rPr>
-          <w:rFonts w:ascii="Times New Roman" w:hAnsi="Times New Roman" w:cs="Times New Roman"/>
-          <w:sz w:val="24"/>
-          <w:szCs w:val="24"/>
-          <w:lang w:val="es-MX"/>
-        </w:rPr>
-        <w:t>, el compilador convierte automáticamente el valor entero al tipo de la variable.</w:t>
+        <w:t>Se usan conversiones forzosas tipo (cast) para conversiones entre tipos; el compilador realiza automáticamente muchas de ellas; por ejemplo: si se asigna un entero a una variable float, el compilador convierte automáticamente el valor entero al tipo de la variable.</w:t>
       </w:r>
     </w:p>
     <w:p>
@@ -2424,7 +1304,6 @@
         </w:rPr>
         <w:t>Los operadores para acceso a bits (</w:t>
       </w:r>
-      <w:proofErr w:type="spellStart"/>
       <w:r>
         <w:rPr>
           <w:rFonts w:ascii="Times New Roman" w:hAnsi="Times New Roman" w:cs="Times New Roman"/>
@@ -2436,7 +1315,6 @@
         </w:rPr>
         <w:t>bitwise</w:t>
       </w:r>
-      <w:proofErr w:type="spellEnd"/>
       <w:r>
         <w:rPr>
           <w:rFonts w:ascii="Times New Roman" w:hAnsi="Times New Roman" w:cs="Times New Roman"/>
@@ -2462,67 +1340,7 @@
           <w:szCs w:val="24"/>
           <w:lang w:val="es-MX"/>
         </w:rPr>
-        <w:t xml:space="preserve">en velocidad a su equivalente en ensamblador, se aplican a tipos </w:t>
-      </w:r>
-      <w:proofErr w:type="spellStart"/>
-      <w:r>
-        <w:rPr>
-          <w:rFonts w:ascii="Times New Roman" w:hAnsi="Times New Roman" w:cs="Times New Roman"/>
-          <w:sz w:val="24"/>
-          <w:szCs w:val="24"/>
-          <w:lang w:val="es-MX"/>
-        </w:rPr>
-        <w:t>char</w:t>
-      </w:r>
-      <w:proofErr w:type="spellEnd"/>
-      <w:r>
-        <w:rPr>
-          <w:rFonts w:ascii="Times New Roman" w:hAnsi="Times New Roman" w:cs="Times New Roman"/>
-          <w:sz w:val="24"/>
-          <w:szCs w:val="24"/>
-          <w:lang w:val="es-MX"/>
-        </w:rPr>
-        <w:t xml:space="preserve">, byte, short, </w:t>
-      </w:r>
-      <w:proofErr w:type="spellStart"/>
-      <w:r>
-        <w:rPr>
-          <w:rFonts w:ascii="Times New Roman" w:hAnsi="Times New Roman" w:cs="Times New Roman"/>
-          <w:sz w:val="24"/>
-          <w:szCs w:val="24"/>
-          <w:lang w:val="es-MX"/>
-        </w:rPr>
-        <w:t>int</w:t>
-      </w:r>
-      <w:proofErr w:type="spellEnd"/>
-      <w:r>
-        <w:rPr>
-          <w:rFonts w:ascii="Times New Roman" w:hAnsi="Times New Roman" w:cs="Times New Roman"/>
-          <w:sz w:val="24"/>
-          <w:szCs w:val="24"/>
-          <w:lang w:val="es-MX"/>
-        </w:rPr>
-        <w:t xml:space="preserve"> y </w:t>
-      </w:r>
-      <w:proofErr w:type="spellStart"/>
-      <w:r>
-        <w:rPr>
-          <w:rFonts w:ascii="Times New Roman" w:hAnsi="Times New Roman" w:cs="Times New Roman"/>
-          <w:sz w:val="24"/>
-          <w:szCs w:val="24"/>
-          <w:lang w:val="es-MX"/>
-        </w:rPr>
-        <w:t>long</w:t>
-      </w:r>
-      <w:proofErr w:type="spellEnd"/>
-      <w:r>
-        <w:rPr>
-          <w:rFonts w:ascii="Times New Roman" w:hAnsi="Times New Roman" w:cs="Times New Roman"/>
-          <w:sz w:val="24"/>
-          <w:szCs w:val="24"/>
-          <w:lang w:val="es-MX"/>
-        </w:rPr>
-        <w:t>.</w:t>
+        <w:t>en velocidad a su equivalente en ensamblador, se aplican a tipos char, byte, short, int y long.</w:t>
       </w:r>
     </w:p>
     <w:p>
@@ -2547,47 +1365,7 @@
           <w:szCs w:val="24"/>
           <w:lang w:val="es-MX"/>
         </w:rPr>
-        <w:t xml:space="preserve">&amp; AND, | OR, ^ XOR, ~ inversión, &lt;&lt; bits a la </w:t>
-      </w:r>
-      <w:proofErr w:type="spellStart"/>
-      <w:r>
-        <w:rPr>
-          <w:rFonts w:ascii="Times New Roman" w:hAnsi="Times New Roman" w:cs="Times New Roman"/>
-          <w:sz w:val="24"/>
-          <w:szCs w:val="24"/>
-          <w:lang w:val="es-MX"/>
-        </w:rPr>
-        <w:t>izq</w:t>
-      </w:r>
-      <w:proofErr w:type="spellEnd"/>
-      <w:r>
-        <w:rPr>
-          <w:rFonts w:ascii="Times New Roman" w:hAnsi="Times New Roman" w:cs="Times New Roman"/>
-          <w:sz w:val="24"/>
-          <w:szCs w:val="24"/>
-          <w:lang w:val="es-MX"/>
-        </w:rPr>
-        <w:t xml:space="preserve">, &gt;&gt; bits a la </w:t>
-      </w:r>
-      <w:proofErr w:type="spellStart"/>
-      <w:r>
-        <w:rPr>
-          <w:rFonts w:ascii="Times New Roman" w:hAnsi="Times New Roman" w:cs="Times New Roman"/>
-          <w:sz w:val="24"/>
-          <w:szCs w:val="24"/>
-          <w:lang w:val="es-MX"/>
-        </w:rPr>
-        <w:t>der</w:t>
-      </w:r>
-      <w:proofErr w:type="spellEnd"/>
-      <w:r>
-        <w:rPr>
-          <w:rFonts w:ascii="Times New Roman" w:hAnsi="Times New Roman" w:cs="Times New Roman"/>
-          <w:sz w:val="24"/>
-          <w:szCs w:val="24"/>
-          <w:lang w:val="es-MX"/>
-        </w:rPr>
-        <w:t>, &gt;&gt;&gt; bits a derecha (rellena siempre con ceros).</w:t>
+        <w:t>&amp; AND, | OR, ^ XOR, ~ inversión, &lt;&lt; bits a la izq, &gt;&gt; bits a la der, &gt;&gt;&gt; bits a derecha (rellena siempre con ceros).</w:t>
       </w:r>
     </w:p>
     <w:p>
@@ -2653,36 +1431,16 @@
           <w:szCs w:val="24"/>
           <w:lang w:val="es-MX"/>
         </w:rPr>
-        <w:t xml:space="preserve">posiciones de los bits del operando, siendo n un número entero; el número de bits desplazados depende del valor a la derecha del operador: valor &lt;&lt; </w:t>
-      </w:r>
-      <w:proofErr w:type="spellStart"/>
-      <w:r>
-        <w:rPr>
-          <w:rFonts w:ascii="Times New Roman" w:hAnsi="Times New Roman" w:cs="Times New Roman"/>
-          <w:sz w:val="24"/>
-          <w:szCs w:val="24"/>
-          <w:lang w:val="es-MX"/>
-        </w:rPr>
-        <w:t>numero_de_bit</w:t>
-      </w:r>
-      <w:r>
-        <w:rPr>
-          <w:rFonts w:ascii="Times New Roman" w:hAnsi="Times New Roman" w:cs="Times New Roman"/>
-          <w:sz w:val="24"/>
-          <w:szCs w:val="24"/>
-          <w:lang w:val="es-MX"/>
-        </w:rPr>
-        <w:t>s</w:t>
-      </w:r>
-      <w:proofErr w:type="spellEnd"/>
-      <w:r>
-        <w:rPr>
-          <w:rFonts w:ascii="Times New Roman" w:hAnsi="Times New Roman" w:cs="Times New Roman"/>
-          <w:sz w:val="24"/>
-          <w:szCs w:val="24"/>
-          <w:lang w:val="es-MX"/>
-        </w:rPr>
-        <w:t>. El operador &lt;&lt; desplaza tantos bits como el número que se especifica en el segundo operando; las posiciones desplazadas a la derecha del primer operando se rellenan con ceros</w:t>
+        <w:t>posiciones de los bits del operando, siendo n un número entero; el número de bits desplazados depende del valor a la derecha del operador: valor &lt;&lt; numero_de_bit</w:t>
+      </w:r>
+      <w:r>
+        <w:rPr>
+          <w:rFonts w:ascii="Times New Roman" w:hAnsi="Times New Roman" w:cs="Times New Roman"/>
+          <w:sz w:val="24"/>
+          <w:szCs w:val="24"/>
+          <w:lang w:val="es-MX"/>
+        </w:rPr>
+        <w:t>s. El operador &lt;&lt; desplaza tantos bits como el número que se especifica en el segundo operando; las posiciones desplazadas a la derecha del primer operando se rellenan con ceros</w:t>
       </w:r>
       <w:r>
         <w:rPr>
@@ -2715,255 +1473,36 @@
           <w:szCs w:val="24"/>
           <w:lang w:val="es-MX"/>
         </w:rPr>
-        <w:t xml:space="preserve">Bucle </w:t>
-      </w:r>
-      <w:proofErr w:type="spellStart"/>
-      <w:r>
-        <w:rPr>
-          <w:rFonts w:ascii="Times New Roman" w:hAnsi="Times New Roman" w:cs="Times New Roman"/>
-          <w:b/>
-          <w:bCs/>
-          <w:sz w:val="24"/>
-          <w:szCs w:val="24"/>
-          <w:lang w:val="es-MX"/>
-        </w:rPr>
-        <w:t>for</w:t>
-      </w:r>
-      <w:proofErr w:type="spellEnd"/>
-      <w:r>
-        <w:rPr>
-          <w:rFonts w:ascii="Times New Roman" w:hAnsi="Times New Roman" w:cs="Times New Roman"/>
-          <w:b/>
-          <w:bCs/>
-          <w:sz w:val="24"/>
-          <w:szCs w:val="24"/>
-          <w:lang w:val="es-MX"/>
-        </w:rPr>
-        <w:t xml:space="preserve"> </w:t>
-      </w:r>
-      <w:proofErr w:type="spellStart"/>
-      <w:r>
-        <w:rPr>
-          <w:rFonts w:ascii="Times New Roman" w:hAnsi="Times New Roman" w:cs="Times New Roman"/>
-          <w:b/>
-          <w:bCs/>
-          <w:sz w:val="24"/>
-          <w:szCs w:val="24"/>
-          <w:lang w:val="es-MX"/>
-        </w:rPr>
-        <w:t>each</w:t>
-      </w:r>
-      <w:proofErr w:type="spellEnd"/>
-    </w:p>
-    <w:p>
-      <w:pPr>
-        <w:jc w:val="both"/>
-        <w:rPr>
-          <w:rFonts w:ascii="Times New Roman" w:hAnsi="Times New Roman" w:cs="Times New Roman"/>
-          <w:sz w:val="24"/>
-          <w:szCs w:val="24"/>
-          <w:lang w:val="es-MX"/>
-        </w:rPr>
-      </w:pPr>
-      <w:r>
-        <w:rPr>
-          <w:rFonts w:ascii="Times New Roman" w:hAnsi="Times New Roman" w:cs="Times New Roman"/>
-          <w:sz w:val="24"/>
-          <w:szCs w:val="24"/>
-          <w:lang w:val="es-MX"/>
-        </w:rPr>
-        <w:t xml:space="preserve">En Java 5 y 6 incorporan una construcción de bucles potente que permite al programador iterar a través de cada elemento de una colección o de un array sin tener que preocuparse por los índices; es </w:t>
-      </w:r>
-      <w:proofErr w:type="spellStart"/>
-      <w:r>
-        <w:rPr>
-          <w:rFonts w:ascii="Times New Roman" w:hAnsi="Times New Roman" w:cs="Times New Roman"/>
-          <w:sz w:val="24"/>
-          <w:szCs w:val="24"/>
-          <w:lang w:val="es-MX"/>
-        </w:rPr>
-        <w:t>for</w:t>
-      </w:r>
-      <w:proofErr w:type="spellEnd"/>
-      <w:r>
-        <w:rPr>
-          <w:rFonts w:ascii="Times New Roman" w:hAnsi="Times New Roman" w:cs="Times New Roman"/>
-          <w:sz w:val="24"/>
-          <w:szCs w:val="24"/>
-          <w:lang w:val="es-MX"/>
-        </w:rPr>
-        <w:t xml:space="preserve"> </w:t>
-      </w:r>
-      <w:proofErr w:type="spellStart"/>
-      <w:r>
-        <w:rPr>
-          <w:rFonts w:ascii="Times New Roman" w:hAnsi="Times New Roman" w:cs="Times New Roman"/>
-          <w:sz w:val="24"/>
-          <w:szCs w:val="24"/>
-          <w:lang w:val="es-MX"/>
-        </w:rPr>
-        <w:t>each</w:t>
-      </w:r>
-      <w:proofErr w:type="spellEnd"/>
-      <w:r>
-        <w:rPr>
-          <w:rFonts w:ascii="Times New Roman" w:hAnsi="Times New Roman" w:cs="Times New Roman"/>
-          <w:sz w:val="24"/>
-          <w:szCs w:val="24"/>
-          <w:lang w:val="es-MX"/>
-        </w:rPr>
-        <w:t xml:space="preserve">: </w:t>
-      </w:r>
-      <w:proofErr w:type="spellStart"/>
-      <w:r>
-        <w:rPr>
-          <w:rFonts w:ascii="Times New Roman" w:hAnsi="Times New Roman" w:cs="Times New Roman"/>
-          <w:sz w:val="24"/>
-          <w:szCs w:val="24"/>
-          <w:lang w:val="es-MX"/>
-        </w:rPr>
-        <w:t>for</w:t>
-      </w:r>
-      <w:proofErr w:type="spellEnd"/>
-      <w:r>
-        <w:rPr>
-          <w:rFonts w:ascii="Times New Roman" w:hAnsi="Times New Roman" w:cs="Times New Roman"/>
-          <w:sz w:val="24"/>
-          <w:szCs w:val="24"/>
-          <w:lang w:val="es-MX"/>
-        </w:rPr>
-        <w:t xml:space="preserve"> (</w:t>
-      </w:r>
-      <w:proofErr w:type="spellStart"/>
-      <w:proofErr w:type="gramStart"/>
-      <w:r>
-        <w:rPr>
-          <w:rFonts w:ascii="Times New Roman" w:hAnsi="Times New Roman" w:cs="Times New Roman"/>
-          <w:sz w:val="24"/>
-          <w:szCs w:val="24"/>
-          <w:lang w:val="es-MX"/>
-        </w:rPr>
-        <w:t>variable:coleccion</w:t>
-      </w:r>
-      <w:proofErr w:type="spellEnd"/>
-      <w:proofErr w:type="gramEnd"/>
-      <w:r>
-        <w:rPr>
-          <w:rFonts w:ascii="Times New Roman" w:hAnsi="Times New Roman" w:cs="Times New Roman"/>
-          <w:sz w:val="24"/>
-          <w:szCs w:val="24"/>
-          <w:lang w:val="es-MX"/>
-        </w:rPr>
-        <w:t>)</w:t>
-      </w:r>
-      <w:r>
-        <w:rPr>
-          <w:rFonts w:ascii="Times New Roman" w:hAnsi="Times New Roman" w:cs="Times New Roman"/>
-          <w:sz w:val="24"/>
-          <w:szCs w:val="24"/>
-          <w:lang w:val="es-MX"/>
-        </w:rPr>
-        <w:t>. El bucle se lee “para (</w:t>
-      </w:r>
-      <w:proofErr w:type="spellStart"/>
-      <w:r>
-        <w:rPr>
-          <w:rFonts w:ascii="Times New Roman" w:hAnsi="Times New Roman" w:cs="Times New Roman"/>
-          <w:sz w:val="24"/>
-          <w:szCs w:val="24"/>
-          <w:lang w:val="es-MX"/>
-        </w:rPr>
-        <w:t>for</w:t>
-      </w:r>
-      <w:proofErr w:type="spellEnd"/>
-      <w:r>
-        <w:rPr>
-          <w:rFonts w:ascii="Times New Roman" w:hAnsi="Times New Roman" w:cs="Times New Roman"/>
-          <w:sz w:val="24"/>
-          <w:szCs w:val="24"/>
-          <w:lang w:val="es-MX"/>
-        </w:rPr>
-        <w:t>) cada (</w:t>
-      </w:r>
-      <w:proofErr w:type="spellStart"/>
-      <w:r>
-        <w:rPr>
-          <w:rFonts w:ascii="Times New Roman" w:hAnsi="Times New Roman" w:cs="Times New Roman"/>
-          <w:sz w:val="24"/>
-          <w:szCs w:val="24"/>
-          <w:lang w:val="es-MX"/>
-        </w:rPr>
-        <w:t>each</w:t>
-      </w:r>
-      <w:proofErr w:type="spellEnd"/>
-      <w:r>
-        <w:rPr>
-          <w:rFonts w:ascii="Times New Roman" w:hAnsi="Times New Roman" w:cs="Times New Roman"/>
-          <w:sz w:val="24"/>
-          <w:szCs w:val="24"/>
-          <w:lang w:val="es-MX"/>
-        </w:rPr>
-        <w:t xml:space="preserve">) elemento de la colección” </w:t>
-      </w:r>
-      <w:proofErr w:type="spellStart"/>
-      <w:r>
-        <w:rPr>
-          <w:rFonts w:ascii="Times New Roman" w:hAnsi="Times New Roman" w:cs="Times New Roman"/>
-          <w:sz w:val="24"/>
-          <w:szCs w:val="24"/>
-          <w:lang w:val="es-MX"/>
-        </w:rPr>
-        <w:t>for</w:t>
-      </w:r>
-      <w:proofErr w:type="spellEnd"/>
-      <w:r>
-        <w:rPr>
-          <w:rFonts w:ascii="Times New Roman" w:hAnsi="Times New Roman" w:cs="Times New Roman"/>
-          <w:sz w:val="24"/>
-          <w:szCs w:val="24"/>
-          <w:lang w:val="es-MX"/>
-        </w:rPr>
-        <w:t xml:space="preserve"> </w:t>
-      </w:r>
-      <w:proofErr w:type="spellStart"/>
-      <w:r>
-        <w:rPr>
-          <w:rFonts w:ascii="Times New Roman" w:hAnsi="Times New Roman" w:cs="Times New Roman"/>
-          <w:sz w:val="24"/>
-          <w:szCs w:val="24"/>
-          <w:lang w:val="es-MX"/>
-        </w:rPr>
-        <w:t>each</w:t>
-      </w:r>
-      <w:proofErr w:type="spellEnd"/>
-      <w:r>
-        <w:rPr>
-          <w:rFonts w:ascii="Times New Roman" w:hAnsi="Times New Roman" w:cs="Times New Roman"/>
-          <w:sz w:val="24"/>
-          <w:szCs w:val="24"/>
-          <w:lang w:val="es-MX"/>
-        </w:rPr>
-        <w:t xml:space="preserve"> es una mejora sustancial sobre el bucle tradicional en caso de necesitar </w:t>
-      </w:r>
-      <w:proofErr w:type="spellStart"/>
-      <w:r>
-        <w:rPr>
-          <w:rFonts w:ascii="Times New Roman" w:hAnsi="Times New Roman" w:cs="Times New Roman"/>
-          <w:sz w:val="24"/>
-          <w:szCs w:val="24"/>
-          <w:lang w:val="es-MX"/>
-        </w:rPr>
-        <w:t>procesaro</w:t>
-      </w:r>
-      <w:proofErr w:type="spellEnd"/>
-      <w:r>
-        <w:rPr>
-          <w:rFonts w:ascii="Times New Roman" w:hAnsi="Times New Roman" w:cs="Times New Roman"/>
-          <w:sz w:val="24"/>
-          <w:szCs w:val="24"/>
-          <w:lang w:val="es-MX"/>
-        </w:rPr>
-        <w:t xml:space="preserve"> todos los elementos de una colección.</w:t>
+        <w:t>Bucle for each</w:t>
+      </w:r>
+    </w:p>
+    <w:p>
+      <w:pPr>
+        <w:jc w:val="both"/>
+        <w:rPr>
+          <w:rFonts w:ascii="Times New Roman" w:hAnsi="Times New Roman" w:cs="Times New Roman"/>
+          <w:sz w:val="24"/>
+          <w:szCs w:val="24"/>
+          <w:lang w:val="es-MX"/>
+        </w:rPr>
+      </w:pPr>
+      <w:r>
+        <w:rPr>
+          <w:rFonts w:ascii="Times New Roman" w:hAnsi="Times New Roman" w:cs="Times New Roman"/>
+          <w:sz w:val="24"/>
+          <w:szCs w:val="24"/>
+          <w:lang w:val="es-MX"/>
+        </w:rPr>
+        <w:t>En Java 5 y 6 incorporan una construcción de bucles potente que permite al programador iterar a través de cada elemento de una colección o de un array sin tener que preocuparse por los índices; es for each: for (variable:coleccion)</w:t>
+      </w:r>
+      <w:r>
+        <w:rPr>
+          <w:rFonts w:ascii="Times New Roman" w:hAnsi="Times New Roman" w:cs="Times New Roman"/>
+          <w:sz w:val="24"/>
+          <w:szCs w:val="24"/>
+          <w:lang w:val="es-MX"/>
+        </w:rPr>
+        <w:t>. El bucle se lee “para (for) cada (each) elemento de la colección” for each es una mejora sustancial sobre el bucle tradicional en caso de necesitar procesaro todos los elementos de una colección.</w:t>
       </w:r>
     </w:p>
     <w:p>
@@ -2978,7 +1517,6 @@
           <w:lang w:val="en-US"/>
         </w:rPr>
       </w:pPr>
-      <w:proofErr w:type="spellStart"/>
       <w:r>
         <w:rPr>
           <w:rFonts w:ascii="Times New Roman" w:hAnsi="Times New Roman" w:cs="Times New Roman"/>
@@ -2988,43 +1526,7 @@
           <w:szCs w:val="24"/>
           <w:lang w:val="en-US"/>
         </w:rPr>
-        <w:t>Comparación</w:t>
-      </w:r>
-      <w:proofErr w:type="spellEnd"/>
-      <w:r>
-        <w:rPr>
-          <w:rFonts w:ascii="Times New Roman" w:hAnsi="Times New Roman" w:cs="Times New Roman"/>
-          <w:b/>
-          <w:bCs/>
-          <w:sz w:val="24"/>
-          <w:szCs w:val="24"/>
-          <w:lang w:val="en-US"/>
-        </w:rPr>
-        <w:t xml:space="preserve"> de </w:t>
-      </w:r>
-      <w:proofErr w:type="spellStart"/>
-      <w:r>
-        <w:rPr>
-          <w:rFonts w:ascii="Times New Roman" w:hAnsi="Times New Roman" w:cs="Times New Roman"/>
-          <w:b/>
-          <w:bCs/>
-          <w:sz w:val="24"/>
-          <w:szCs w:val="24"/>
-          <w:lang w:val="en-US"/>
-        </w:rPr>
-        <w:t>bucles</w:t>
-      </w:r>
-      <w:proofErr w:type="spellEnd"/>
-      <w:r>
-        <w:rPr>
-          <w:rFonts w:ascii="Times New Roman" w:hAnsi="Times New Roman" w:cs="Times New Roman"/>
-          <w:b/>
-          <w:bCs/>
-          <w:sz w:val="24"/>
-          <w:szCs w:val="24"/>
-          <w:lang w:val="en-US"/>
-        </w:rPr>
-        <w:t xml:space="preserve"> while, for y do-while</w:t>
+        <w:t>Comparación de bucles while, for y do-while</w:t>
       </w:r>
     </w:p>
     <w:p>
@@ -3061,7 +1563,7 @@
                     <pic:cNvPicPr/>
                   </pic:nvPicPr>
                   <pic:blipFill>
-                    <a:blip r:embed="rId5"/>
+                    <a:blip r:embed="rId7"/>
                     <a:stretch>
                       <a:fillRect/>
                     </a:stretch>
@@ -3334,47 +1836,7 @@
           <w:szCs w:val="24"/>
           <w:lang w:val="es-MX"/>
         </w:rPr>
-        <w:t xml:space="preserve">Normalmente el uso de un tipo de bucle depende del número de iteraciones que se realizan dentro del mismo; así en caso de conocer por adelantado el número de repeticiones necesarias, o que el propio programa pueda determinarlas, el bucle idóneo es </w:t>
-      </w:r>
-      <w:proofErr w:type="spellStart"/>
-      <w:r>
-        <w:rPr>
-          <w:rFonts w:ascii="Times New Roman" w:hAnsi="Times New Roman" w:cs="Times New Roman"/>
-          <w:sz w:val="24"/>
-          <w:szCs w:val="24"/>
-          <w:lang w:val="es-MX"/>
-        </w:rPr>
-        <w:t>for</w:t>
-      </w:r>
-      <w:proofErr w:type="spellEnd"/>
-      <w:r>
-        <w:rPr>
-          <w:rFonts w:ascii="Times New Roman" w:hAnsi="Times New Roman" w:cs="Times New Roman"/>
-          <w:sz w:val="24"/>
-          <w:szCs w:val="24"/>
-          <w:lang w:val="es-MX"/>
-        </w:rPr>
-        <w:t>, si no se conoce el número de iteraciones y el programa no puede determinar cuántas la decisión es do-</w:t>
-      </w:r>
-      <w:proofErr w:type="spellStart"/>
-      <w:r>
-        <w:rPr>
-          <w:rFonts w:ascii="Times New Roman" w:hAnsi="Times New Roman" w:cs="Times New Roman"/>
-          <w:sz w:val="24"/>
-          <w:szCs w:val="24"/>
-          <w:lang w:val="es-MX"/>
-        </w:rPr>
-        <w:t>while</w:t>
-      </w:r>
-      <w:proofErr w:type="spellEnd"/>
-      <w:r>
-        <w:rPr>
-          <w:rFonts w:ascii="Times New Roman" w:hAnsi="Times New Roman" w:cs="Times New Roman"/>
-          <w:sz w:val="24"/>
-          <w:szCs w:val="24"/>
-          <w:lang w:val="es-MX"/>
-        </w:rPr>
-        <w:t>.</w:t>
+        <w:t>Normalmente el uso de un tipo de bucle depende del número de iteraciones que se realizan dentro del mismo; así en caso de conocer por adelantado el número de repeticiones necesarias, o que el propio programa pueda determinarlas, el bucle idóneo es for, si no se conoce el número de iteraciones y el programa no puede determinar cuántas la decisión es do-while.</w:t>
       </w:r>
     </w:p>
     <w:p>
@@ -3446,47 +1908,7 @@
           <w:szCs w:val="24"/>
           <w:lang w:val="es-MX"/>
         </w:rPr>
-        <w:t xml:space="preserve">cuando se ejecuta en un bucle, se saltan las sentencias restantes y se prosigue con la siguiente iteración, en una sentencia </w:t>
-      </w:r>
-      <w:proofErr w:type="spellStart"/>
-      <w:r>
-        <w:rPr>
-          <w:rFonts w:ascii="Times New Roman" w:hAnsi="Times New Roman" w:cs="Times New Roman"/>
-          <w:sz w:val="24"/>
-          <w:szCs w:val="24"/>
-          <w:lang w:val="es-MX"/>
-        </w:rPr>
-        <w:t>while</w:t>
-      </w:r>
-      <w:proofErr w:type="spellEnd"/>
-      <w:r>
-        <w:rPr>
-          <w:rFonts w:ascii="Times New Roman" w:hAnsi="Times New Roman" w:cs="Times New Roman"/>
-          <w:sz w:val="24"/>
-          <w:szCs w:val="24"/>
-          <w:lang w:val="es-MX"/>
-        </w:rPr>
-        <w:t>, do-</w:t>
-      </w:r>
-      <w:proofErr w:type="spellStart"/>
-      <w:r>
-        <w:rPr>
-          <w:rFonts w:ascii="Times New Roman" w:hAnsi="Times New Roman" w:cs="Times New Roman"/>
-          <w:sz w:val="24"/>
-          <w:szCs w:val="24"/>
-          <w:lang w:val="es-MX"/>
-        </w:rPr>
-        <w:t>while</w:t>
-      </w:r>
-      <w:proofErr w:type="spellEnd"/>
-      <w:r>
-        <w:rPr>
-          <w:rFonts w:ascii="Times New Roman" w:hAnsi="Times New Roman" w:cs="Times New Roman"/>
-          <w:sz w:val="24"/>
-          <w:szCs w:val="24"/>
-          <w:lang w:val="es-MX"/>
-        </w:rPr>
-        <w:t xml:space="preserve"> se evalúa la expresión lógica inmediatamente después de continue y después se ejecuta la expresión lógica. </w:t>
+        <w:t xml:space="preserve">cuando se ejecuta en un bucle, se saltan las sentencias restantes y se prosigue con la siguiente iteración, en una sentencia while, do-while se evalúa la expresión lógica inmediatamente después de continue y después se ejecuta la expresión lógica. </w:t>
       </w:r>
     </w:p>
     <w:p>
@@ -3944,7 +2366,7 @@
                     </pic:cNvPicPr>
                   </pic:nvPicPr>
                   <pic:blipFill rotWithShape="1">
-                    <a:blip r:embed="rId6">
+                    <a:blip r:embed="rId8">
                       <a:extLst>
                         <a:ext uri="{28A0092B-C50C-407E-A947-70E740481C1C}">
                           <a14:useLocalDpi xmlns:a14="http://schemas.microsoft.com/office/drawing/2010/main" val="0"/>
@@ -4002,9 +2424,98 @@
           <w:szCs w:val="24"/>
           <w:lang w:val="es-MX"/>
         </w:rPr>
-        <w:t xml:space="preserve">home </w:t>
-      </w:r>
-      <w:proofErr w:type="spellStart"/>
+        <w:t xml:space="preserve">home theaters, </w:t>
+      </w:r>
+      <w:r>
+        <w:rPr>
+          <w:rFonts w:ascii="Times New Roman" w:hAnsi="Times New Roman" w:cs="Times New Roman"/>
+          <w:sz w:val="24"/>
+          <w:szCs w:val="24"/>
+          <w:lang w:val="es-MX"/>
+        </w:rPr>
+        <w:t>decodificadores de señal (televisión por cable). PERO ¿</w:t>
+      </w:r>
+      <w:r>
+        <w:rPr>
+          <w:rFonts w:ascii="Times New Roman" w:hAnsi="Times New Roman" w:cs="Times New Roman"/>
+          <w:sz w:val="24"/>
+          <w:szCs w:val="24"/>
+          <w:lang w:val="es-MX"/>
+        </w:rPr>
+        <w:t>C</w:t>
+      </w:r>
+      <w:r>
+        <w:rPr>
+          <w:rFonts w:ascii="Times New Roman" w:hAnsi="Times New Roman" w:cs="Times New Roman"/>
+          <w:sz w:val="24"/>
+          <w:szCs w:val="24"/>
+          <w:lang w:val="es-MX"/>
+        </w:rPr>
+        <w:t xml:space="preserve">ómo funciona internamente?, </w:t>
+      </w:r>
+      <w:r>
+        <w:rPr>
+          <w:rFonts w:ascii="Times New Roman" w:hAnsi="Times New Roman" w:cs="Times New Roman"/>
+          <w:sz w:val="24"/>
+          <w:szCs w:val="24"/>
+          <w:lang w:val="es-MX"/>
+        </w:rPr>
+        <w:t xml:space="preserve">¿Cómo se recibe la señal de cable o satélite y se puede reproducir en la </w:t>
+      </w:r>
+      <w:r>
+        <w:rPr>
+          <w:rFonts w:ascii="Times New Roman" w:hAnsi="Times New Roman" w:cs="Times New Roman"/>
+          <w:sz w:val="24"/>
+          <w:szCs w:val="24"/>
+          <w:lang w:val="es-MX"/>
+        </w:rPr>
+        <w:t>pantalla?</w:t>
+      </w:r>
+      <w:r>
+        <w:rPr>
+          <w:rFonts w:ascii="Times New Roman" w:hAnsi="Times New Roman" w:cs="Times New Roman"/>
+          <w:sz w:val="24"/>
+          <w:szCs w:val="24"/>
+          <w:lang w:val="es-MX"/>
+        </w:rPr>
+        <w:t xml:space="preserve"> No sabemos </w:t>
+      </w:r>
+      <w:r>
+        <w:rPr>
+          <w:rFonts w:ascii="Times New Roman" w:hAnsi="Times New Roman" w:cs="Times New Roman"/>
+          <w:sz w:val="24"/>
+          <w:szCs w:val="24"/>
+          <w:lang w:val="es-MX"/>
+        </w:rPr>
+        <w:t>cómo</w:t>
+      </w:r>
+      <w:r>
+        <w:rPr>
+          <w:rFonts w:ascii="Times New Roman" w:hAnsi="Times New Roman" w:cs="Times New Roman"/>
+          <w:sz w:val="24"/>
+          <w:szCs w:val="24"/>
+          <w:lang w:val="es-MX"/>
+        </w:rPr>
+        <w:t xml:space="preserve"> funciona una </w:t>
+      </w:r>
+      <w:r>
+        <w:rPr>
+          <w:rFonts w:ascii="Times New Roman" w:hAnsi="Times New Roman" w:cs="Times New Roman"/>
+          <w:sz w:val="24"/>
+          <w:szCs w:val="24"/>
+          <w:lang w:val="es-MX"/>
+        </w:rPr>
+        <w:t>televisión,</w:t>
+      </w:r>
+      <w:r>
+        <w:rPr>
+          <w:rFonts w:ascii="Times New Roman" w:hAnsi="Times New Roman" w:cs="Times New Roman"/>
+          <w:sz w:val="24"/>
+          <w:szCs w:val="24"/>
+          <w:lang w:val="es-MX"/>
+        </w:rPr>
+        <w:t xml:space="preserve"> pero si sabemos usarlo; la televisión separa su implementación interna con su interfaz externa (</w:t>
+      </w:r>
       <w:r>
         <w:rPr>
           <w:rFonts w:ascii="Times New Roman" w:hAnsi="Times New Roman" w:cs="Times New Roman"/>
@@ -4014,10 +2525,74 @@
           <w:szCs w:val="24"/>
           <w:lang w:val="es-MX"/>
         </w:rPr>
-        <w:t>theaters</w:t>
-      </w:r>
-      <w:proofErr w:type="spellEnd"/>
-      <w:r>
+        <w:t>lo que podemos usar</w:t>
+      </w:r>
+      <w:r>
+        <w:rPr>
+          <w:rFonts w:ascii="Times New Roman" w:hAnsi="Times New Roman" w:cs="Times New Roman"/>
+          <w:sz w:val="24"/>
+          <w:szCs w:val="24"/>
+          <w:lang w:val="es-MX"/>
+        </w:rPr>
+        <w:t>)</w:t>
+      </w:r>
+      <w:r>
+        <w:rPr>
+          <w:rFonts w:ascii="Times New Roman" w:hAnsi="Times New Roman" w:cs="Times New Roman"/>
+          <w:sz w:val="24"/>
+          <w:szCs w:val="24"/>
+          <w:lang w:val="es-MX"/>
+        </w:rPr>
+        <w:t>.</w:t>
+      </w:r>
+    </w:p>
+    <w:p>
+      <w:pPr>
+        <w:jc w:val="both"/>
+        <w:rPr>
+          <w:rFonts w:ascii="Times New Roman" w:hAnsi="Times New Roman" w:cs="Times New Roman"/>
+          <w:b/>
+          <w:bCs/>
+          <w:sz w:val="24"/>
+          <w:szCs w:val="24"/>
+          <w:lang w:val="es-MX"/>
+        </w:rPr>
+      </w:pPr>
+    </w:p>
+    <w:p>
+      <w:pPr>
+        <w:jc w:val="both"/>
+        <w:rPr>
+          <w:rFonts w:ascii="Times New Roman" w:hAnsi="Times New Roman" w:cs="Times New Roman"/>
+          <w:sz w:val="24"/>
+          <w:szCs w:val="24"/>
+          <w:lang w:val="es-MX"/>
+        </w:rPr>
+      </w:pPr>
+      <w:r>
+        <w:rPr>
+          <w:rFonts w:ascii="Times New Roman" w:hAnsi="Times New Roman" w:cs="Times New Roman"/>
+          <w:b/>
+          <w:bCs/>
+          <w:sz w:val="24"/>
+          <w:szCs w:val="24"/>
+          <w:lang w:val="es-MX"/>
+        </w:rPr>
+        <w:t xml:space="preserve">Nota. - </w:t>
+      </w:r>
+      <w:r>
+        <w:rPr>
+          <w:rFonts w:ascii="Times New Roman" w:hAnsi="Times New Roman" w:cs="Times New Roman"/>
+          <w:sz w:val="24"/>
+          <w:szCs w:val="24"/>
+          <w:lang w:val="es-MX"/>
+        </w:rPr>
+        <w:t xml:space="preserve">La abstracción es el principio fundamental que se encuentra tras la reutilización. Sólo se puede reutilizar un componente o elemento si en él se ha abstraído la escena de un conjunto de elementos del mundo real en el que aparecen una y otra vez con ligeras variantes en sistemas diferentes. </w:t>
+      </w:r>
+    </w:p>
+    <w:p>
+      <w:pPr>
+        <w:jc w:val="both"/>
         <w:rPr>
           <w:rFonts w:ascii="Times New Roman" w:hAnsi="Times New Roman" w:cs="Times New Roman"/>
           <w:i/>
@@ -4026,97 +2601,35 @@
           <w:szCs w:val="24"/>
           <w:lang w:val="es-MX"/>
         </w:rPr>
-        <w:t xml:space="preserve">, </w:t>
-      </w:r>
-      <w:r>
-        <w:rPr>
-          <w:rFonts w:ascii="Times New Roman" w:hAnsi="Times New Roman" w:cs="Times New Roman"/>
-          <w:sz w:val="24"/>
-          <w:szCs w:val="24"/>
-          <w:lang w:val="es-MX"/>
-        </w:rPr>
-        <w:t>decodificadores de señal (televisión por cable). PERO ¿</w:t>
-      </w:r>
-      <w:r>
-        <w:rPr>
-          <w:rFonts w:ascii="Times New Roman" w:hAnsi="Times New Roman" w:cs="Times New Roman"/>
-          <w:sz w:val="24"/>
-          <w:szCs w:val="24"/>
-          <w:lang w:val="es-MX"/>
-        </w:rPr>
-        <w:t>C</w:t>
-      </w:r>
-      <w:r>
-        <w:rPr>
-          <w:rFonts w:ascii="Times New Roman" w:hAnsi="Times New Roman" w:cs="Times New Roman"/>
-          <w:sz w:val="24"/>
-          <w:szCs w:val="24"/>
-          <w:lang w:val="es-MX"/>
-        </w:rPr>
-        <w:t xml:space="preserve">ómo funciona internamente?, </w:t>
-      </w:r>
-      <w:r>
-        <w:rPr>
-          <w:rFonts w:ascii="Times New Roman" w:hAnsi="Times New Roman" w:cs="Times New Roman"/>
-          <w:sz w:val="24"/>
-          <w:szCs w:val="24"/>
-          <w:lang w:val="es-MX"/>
-        </w:rPr>
-        <w:t xml:space="preserve">¿Cómo se recibe la señal de cable o satélite y se puede reproducir en la </w:t>
-      </w:r>
-      <w:r>
-        <w:rPr>
-          <w:rFonts w:ascii="Times New Roman" w:hAnsi="Times New Roman" w:cs="Times New Roman"/>
-          <w:sz w:val="24"/>
-          <w:szCs w:val="24"/>
-          <w:lang w:val="es-MX"/>
-        </w:rPr>
-        <w:t>pantalla?</w:t>
-      </w:r>
-      <w:r>
-        <w:rPr>
-          <w:rFonts w:ascii="Times New Roman" w:hAnsi="Times New Roman" w:cs="Times New Roman"/>
-          <w:sz w:val="24"/>
-          <w:szCs w:val="24"/>
-          <w:lang w:val="es-MX"/>
-        </w:rPr>
-        <w:t xml:space="preserve"> No sabemos </w:t>
-      </w:r>
-      <w:r>
-        <w:rPr>
-          <w:rFonts w:ascii="Times New Roman" w:hAnsi="Times New Roman" w:cs="Times New Roman"/>
-          <w:sz w:val="24"/>
-          <w:szCs w:val="24"/>
-          <w:lang w:val="es-MX"/>
-        </w:rPr>
-        <w:t>cómo</w:t>
-      </w:r>
-      <w:r>
-        <w:rPr>
-          <w:rFonts w:ascii="Times New Roman" w:hAnsi="Times New Roman" w:cs="Times New Roman"/>
-          <w:sz w:val="24"/>
-          <w:szCs w:val="24"/>
-          <w:lang w:val="es-MX"/>
-        </w:rPr>
-        <w:t xml:space="preserve"> funciona una </w:t>
-      </w:r>
-      <w:r>
-        <w:rPr>
-          <w:rFonts w:ascii="Times New Roman" w:hAnsi="Times New Roman" w:cs="Times New Roman"/>
-          <w:sz w:val="24"/>
-          <w:szCs w:val="24"/>
-          <w:lang w:val="es-MX"/>
-        </w:rPr>
-        <w:t>televisión,</w:t>
-      </w:r>
-      <w:r>
-        <w:rPr>
-          <w:rFonts w:ascii="Times New Roman" w:hAnsi="Times New Roman" w:cs="Times New Roman"/>
-          <w:sz w:val="24"/>
-          <w:szCs w:val="24"/>
-          <w:lang w:val="es-MX"/>
-        </w:rPr>
-        <w:t xml:space="preserve"> pero si sabemos usarlo; la televisión separa su implementación interna con su interfaz externa (</w:t>
+      </w:pPr>
+      <w:r>
+        <w:rPr>
+          <w:rFonts w:ascii="Times New Roman" w:hAnsi="Times New Roman" w:cs="Times New Roman"/>
+          <w:b/>
+          <w:bCs/>
+          <w:sz w:val="24"/>
+          <w:szCs w:val="24"/>
+          <w:lang w:val="es-MX"/>
+        </w:rPr>
+        <w:t xml:space="preserve">Encapsulamiento y ocultación de datos: </w:t>
+      </w:r>
+      <w:r>
+        <w:rPr>
+          <w:rFonts w:ascii="Times New Roman" w:hAnsi="Times New Roman" w:cs="Times New Roman"/>
+          <w:sz w:val="24"/>
+          <w:szCs w:val="24"/>
+          <w:lang w:val="es-MX"/>
+        </w:rPr>
+        <w:t xml:space="preserve">Significa reunir en cierta estructura todos los elementos que, a un nivel de abstracción, se pueden considerar de una misma entidad, y es el proceso de agrupamiento de datos y operaciones relacionadas bajo una misma unidad de programación, lo que aumenta la cohesión de los componentes del sistema. En este caso, los objetos que poseen las mismas características y comportamiento se agrupan en clases que son unidades de programación que encapsulan datos y operaciones; la </w:t>
+      </w:r>
+      <w:r>
+        <w:rPr>
+          <w:rFonts w:ascii="Times New Roman" w:hAnsi="Times New Roman" w:cs="Times New Roman"/>
+          <w:sz w:val="24"/>
+          <w:szCs w:val="24"/>
+          <w:lang w:val="es-MX"/>
+        </w:rPr>
+        <w:t xml:space="preserve">encapsulación oculta lo que hace un objeto de lo que hacen otros objetos del mundo exterior; por lo que se denomina </w:t>
       </w:r>
       <w:r>
         <w:rPr>
@@ -4127,74 +2640,97 @@
           <w:szCs w:val="24"/>
           <w:lang w:val="es-MX"/>
         </w:rPr>
-        <w:t>lo que podemos usar</w:t>
-      </w:r>
-      <w:r>
-        <w:rPr>
-          <w:rFonts w:ascii="Times New Roman" w:hAnsi="Times New Roman" w:cs="Times New Roman"/>
-          <w:sz w:val="24"/>
-          <w:szCs w:val="24"/>
-          <w:lang w:val="es-MX"/>
-        </w:rPr>
-        <w:t>)</w:t>
-      </w:r>
-      <w:r>
-        <w:rPr>
-          <w:rFonts w:ascii="Times New Roman" w:hAnsi="Times New Roman" w:cs="Times New Roman"/>
-          <w:sz w:val="24"/>
-          <w:szCs w:val="24"/>
-          <w:lang w:val="es-MX"/>
-        </w:rPr>
-        <w:t>.</w:t>
-      </w:r>
-    </w:p>
-    <w:p>
-      <w:pPr>
-        <w:jc w:val="both"/>
-        <w:rPr>
-          <w:rFonts w:ascii="Times New Roman" w:hAnsi="Times New Roman" w:cs="Times New Roman"/>
-          <w:b/>
-          <w:bCs/>
-          <w:sz w:val="24"/>
-          <w:szCs w:val="24"/>
-          <w:lang w:val="es-MX"/>
-        </w:rPr>
-      </w:pPr>
-    </w:p>
-    <w:p>
-      <w:pPr>
-        <w:jc w:val="both"/>
-        <w:rPr>
-          <w:rFonts w:ascii="Times New Roman" w:hAnsi="Times New Roman" w:cs="Times New Roman"/>
-          <w:sz w:val="24"/>
-          <w:szCs w:val="24"/>
-          <w:lang w:val="es-MX"/>
-        </w:rPr>
-      </w:pPr>
-      <w:r>
-        <w:rPr>
-          <w:rFonts w:ascii="Times New Roman" w:hAnsi="Times New Roman" w:cs="Times New Roman"/>
-          <w:b/>
-          <w:bCs/>
-          <w:sz w:val="24"/>
-          <w:szCs w:val="24"/>
-          <w:lang w:val="es-MX"/>
-        </w:rPr>
-        <w:t xml:space="preserve">Nota. - </w:t>
-      </w:r>
-      <w:r>
-        <w:rPr>
-          <w:rFonts w:ascii="Times New Roman" w:hAnsi="Times New Roman" w:cs="Times New Roman"/>
-          <w:sz w:val="24"/>
-          <w:szCs w:val="24"/>
-          <w:lang w:val="es-MX"/>
-        </w:rPr>
-        <w:t xml:space="preserve">La abstracción es el principio fundamental que se encuentra tras la reutilización. Sólo se puede reutilizar un componente o elemento si en él se ha abstraído la escena de un conjunto de elementos del mundo real en el que aparecen una y otra vez con ligeras variantes en sistemas diferentes. </w:t>
-      </w:r>
-    </w:p>
-    <w:p>
-      <w:pPr>
-        <w:jc w:val="both"/>
+        <w:t xml:space="preserve">ocultación de datos. </w:t>
+      </w:r>
+    </w:p>
+    <w:p>
+      <w:pPr>
+        <w:jc w:val="both"/>
+        <w:rPr>
+          <w:rFonts w:ascii="Times New Roman" w:hAnsi="Times New Roman" w:cs="Times New Roman"/>
+          <w:sz w:val="24"/>
+          <w:szCs w:val="24"/>
+          <w:lang w:val="es-MX"/>
+        </w:rPr>
+      </w:pPr>
+      <w:r>
+        <w:rPr>
+          <w:rFonts w:ascii="Times New Roman" w:hAnsi="Times New Roman" w:cs="Times New Roman"/>
+          <w:sz w:val="24"/>
+          <w:szCs w:val="24"/>
+          <w:lang w:val="es-MX"/>
+        </w:rPr>
+        <w:t>Un objeto tiene que presentar una “cara” al mundo exterior (interfaz), de ese modo se puede iniciar operaciones; como la televisión tiene botones que al presionarlos activan ciertas acciones, una lavadora tiene un conjunto de mandos que establecen la temperatura y el nivel del agua; los botones de la TV y los mandos de la lavadora constituyen la comunicación con el mundo exterior</w:t>
+      </w:r>
+      <w:r>
+        <w:rPr>
+          <w:rFonts w:ascii="Times New Roman" w:hAnsi="Times New Roman" w:cs="Times New Roman"/>
+          <w:sz w:val="24"/>
+          <w:szCs w:val="24"/>
+          <w:lang w:val="es-MX"/>
+        </w:rPr>
+        <w:t xml:space="preserve">. </w:t>
+      </w:r>
+    </w:p>
+    <w:p>
+      <w:pPr>
+        <w:jc w:val="both"/>
+        <w:rPr>
+          <w:rFonts w:ascii="Times New Roman" w:hAnsi="Times New Roman" w:cs="Times New Roman"/>
+          <w:sz w:val="24"/>
+          <w:szCs w:val="24"/>
+          <w:lang w:val="es-MX"/>
+        </w:rPr>
+      </w:pPr>
+      <w:r>
+        <w:rPr>
+          <w:rFonts w:ascii="Times New Roman" w:hAnsi="Times New Roman" w:cs="Times New Roman"/>
+          <w:sz w:val="24"/>
+          <w:szCs w:val="24"/>
+          <w:u w:val="single"/>
+          <w:lang w:val="es-MX"/>
+        </w:rPr>
+        <w:t xml:space="preserve">Interfaz: </w:t>
+      </w:r>
+      <w:r>
+        <w:rPr>
+          <w:rFonts w:ascii="Times New Roman" w:hAnsi="Times New Roman" w:cs="Times New Roman"/>
+          <w:sz w:val="24"/>
+          <w:szCs w:val="24"/>
+          <w:lang w:val="es-MX"/>
+        </w:rPr>
+        <w:t>La interfaz en una clase representa un contrato de prestación de servicios entre ella y los demás componentes del sistema; de este modo, los clientes de un componente [los botones de una TV (encender, apagar, etc)</w:t>
+      </w:r>
+      <w:r>
+        <w:rPr>
+          <w:rFonts w:ascii="Times New Roman" w:hAnsi="Times New Roman" w:cs="Times New Roman"/>
+          <w:sz w:val="24"/>
+          <w:szCs w:val="24"/>
+          <w:lang w:val="es-MX"/>
+        </w:rPr>
+        <w:t xml:space="preserve">], solo necesitan conocer los servicios que éste ofrece y no cómo están implementados internamente, así se pude modificar la implementación de una clase sin afectar a las restantes relacionadas con ella. </w:t>
+      </w:r>
+    </w:p>
+    <w:p>
+      <w:pPr>
+        <w:jc w:val="both"/>
+        <w:rPr>
+          <w:rFonts w:ascii="Times New Roman" w:hAnsi="Times New Roman" w:cs="Times New Roman"/>
+          <w:sz w:val="24"/>
+          <w:szCs w:val="24"/>
+          <w:lang w:val="es-MX"/>
+        </w:rPr>
+      </w:pPr>
+      <w:r>
+        <w:rPr>
+          <w:rFonts w:ascii="Times New Roman" w:hAnsi="Times New Roman" w:cs="Times New Roman"/>
+          <w:sz w:val="24"/>
+          <w:szCs w:val="24"/>
+          <w:lang w:val="es-MX"/>
+        </w:rPr>
+        <w:t xml:space="preserve">Existe una separación entre la interfaz y la implementación: la primera establece qué se puede hacer con el objeto; de hecho, la clase actúa como una </w:t>
+      </w:r>
+      <w:r>
         <w:rPr>
           <w:rFonts w:ascii="Times New Roman" w:hAnsi="Times New Roman" w:cs="Times New Roman"/>
           <w:i/>
@@ -4203,424 +2739,250 @@
           <w:szCs w:val="24"/>
           <w:lang w:val="es-MX"/>
         </w:rPr>
-      </w:pPr>
-      <w:r>
-        <w:rPr>
-          <w:rFonts w:ascii="Times New Roman" w:hAnsi="Times New Roman" w:cs="Times New Roman"/>
-          <w:b/>
-          <w:bCs/>
-          <w:sz w:val="24"/>
-          <w:szCs w:val="24"/>
-          <w:lang w:val="es-MX"/>
-        </w:rPr>
-        <w:t xml:space="preserve">Encapsulamiento y ocultación de datos: </w:t>
-      </w:r>
-      <w:r>
-        <w:rPr>
-          <w:rFonts w:ascii="Times New Roman" w:hAnsi="Times New Roman" w:cs="Times New Roman"/>
-          <w:sz w:val="24"/>
-          <w:szCs w:val="24"/>
-          <w:lang w:val="es-MX"/>
-        </w:rPr>
-        <w:t xml:space="preserve">Significa reunir en cierta estructura todos los elementos que, a un nivel de abstracción, se pueden considerar de una misma entidad, y es el proceso de agrupamiento de datos y operaciones relacionadas bajo una misma unidad de programación, lo que aumenta la cohesión de los componentes del sistema. En este caso, los objetos que poseen las mismas características y comportamiento se agrupan en clases que son unidades de programación que encapsulan datos y operaciones; la </w:t>
-      </w:r>
-      <w:r>
-        <w:rPr>
-          <w:rFonts w:ascii="Times New Roman" w:hAnsi="Times New Roman" w:cs="Times New Roman"/>
-          <w:sz w:val="24"/>
-          <w:szCs w:val="24"/>
-          <w:lang w:val="es-MX"/>
-        </w:rPr>
-        <w:t xml:space="preserve">encapsulación oculta lo que hace un objeto de lo que hacen otros objetos del mundo exterior; por lo que se denomina </w:t>
-      </w:r>
-      <w:r>
-        <w:rPr>
-          <w:rFonts w:ascii="Times New Roman" w:hAnsi="Times New Roman" w:cs="Times New Roman"/>
+        <w:t xml:space="preserve">caja negra; </w:t>
+      </w:r>
+      <w:r>
+        <w:rPr>
+          <w:rFonts w:ascii="Times New Roman" w:hAnsi="Times New Roman" w:cs="Times New Roman"/>
+          <w:sz w:val="24"/>
+          <w:szCs w:val="24"/>
+          <w:lang w:val="es-MX"/>
+        </w:rPr>
+        <w:t>es estable, la implementación se puede modificar.</w:t>
+      </w:r>
+    </w:p>
+    <w:p>
+      <w:pPr>
+        <w:jc w:val="both"/>
+        <w:rPr>
+          <w:rFonts w:ascii="Times New Roman" w:hAnsi="Times New Roman" w:cs="Times New Roman"/>
+          <w:sz w:val="24"/>
+          <w:szCs w:val="24"/>
+          <w:lang w:val="es-MX"/>
+        </w:rPr>
+      </w:pPr>
+      <w:r>
+        <w:rPr>
+          <w:rFonts w:ascii="Times New Roman" w:hAnsi="Times New Roman" w:cs="Times New Roman"/>
+          <w:b/>
+          <w:bCs/>
+          <w:sz w:val="24"/>
+          <w:szCs w:val="24"/>
+          <w:lang w:val="es-MX"/>
+        </w:rPr>
+        <w:t>Nota. -</w:t>
+      </w:r>
+      <w:r>
+        <w:rPr>
+          <w:rFonts w:ascii="Times New Roman" w:hAnsi="Times New Roman" w:cs="Times New Roman"/>
+          <w:b/>
+          <w:bCs/>
+          <w:sz w:val="24"/>
+          <w:szCs w:val="24"/>
+          <w:lang w:val="es-MX"/>
+        </w:rPr>
+        <w:t xml:space="preserve"> </w:t>
+      </w:r>
+      <w:r>
+        <w:rPr>
+          <w:rFonts w:ascii="Times New Roman" w:hAnsi="Times New Roman" w:cs="Times New Roman"/>
+          <w:sz w:val="24"/>
+          <w:szCs w:val="24"/>
+          <w:lang w:val="es-MX"/>
+        </w:rPr>
+        <w:t>El encapsulamiento o encapsulación</w:t>
+      </w:r>
+      <w:r>
+        <w:rPr>
+          <w:rFonts w:ascii="Times New Roman" w:hAnsi="Times New Roman" w:cs="Times New Roman"/>
+          <w:sz w:val="24"/>
+          <w:szCs w:val="24"/>
+          <w:lang w:val="es-MX"/>
+        </w:rPr>
+        <w:t xml:space="preserve"> consiste en combinar datos y comportamiento en un paquete y ocultar los detalles de la implementación del usuario con el objeto. </w:t>
+      </w:r>
+    </w:p>
+    <w:p>
+      <w:pPr>
+        <w:jc w:val="both"/>
+        <w:rPr>
+          <w:rFonts w:ascii="Times New Roman" w:hAnsi="Times New Roman" w:cs="Times New Roman"/>
+          <w:sz w:val="24"/>
+          <w:szCs w:val="24"/>
+          <w:lang w:val="es-MX"/>
+        </w:rPr>
+      </w:pPr>
+      <w:r>
+        <w:rPr>
+          <w:rFonts w:ascii="Times New Roman" w:hAnsi="Times New Roman" w:cs="Times New Roman"/>
+          <w:b/>
+          <w:bCs/>
+          <w:sz w:val="24"/>
+          <w:szCs w:val="24"/>
+          <w:lang w:val="es-MX"/>
+        </w:rPr>
+        <w:t xml:space="preserve">Herencia: </w:t>
+      </w:r>
+      <w:r>
+        <w:rPr>
+          <w:rFonts w:ascii="Times New Roman" w:hAnsi="Times New Roman" w:cs="Times New Roman"/>
+          <w:sz w:val="24"/>
+          <w:szCs w:val="24"/>
+          <w:lang w:val="es-MX"/>
+        </w:rPr>
+        <w:t xml:space="preserve">El concepto de clases divididas en subclases se usa en la vida diaria y conduce al de herencia; la clase de animal se divide en mamíferos, anfibios, insectos, aves, etc; la clase vehículo se divide en autos, camiones, autobuses, motocicletas, etc; la clase electrodoméstico se divide en lavadora, tostadora, microondas, etc. </w:t>
+      </w:r>
+    </w:p>
+    <w:p>
+      <w:pPr>
+        <w:jc w:val="both"/>
+        <w:rPr>
+          <w:rFonts w:ascii="Times New Roman" w:hAnsi="Times New Roman" w:cs="Times New Roman"/>
+          <w:sz w:val="24"/>
+          <w:szCs w:val="24"/>
+          <w:lang w:val="es-MX"/>
+        </w:rPr>
+      </w:pPr>
+      <w:r>
+        <w:rPr>
+          <w:rFonts w:ascii="Times New Roman" w:hAnsi="Times New Roman" w:cs="Times New Roman"/>
+          <w:sz w:val="24"/>
+          <w:szCs w:val="24"/>
+          <w:lang w:val="es-MX"/>
+        </w:rPr>
+        <w:t xml:space="preserve">La idea principal de estas divisiones reside en el hecho de que cada subclase (un camión, un autobús) comparte características con la clase de la cual se derivan (un vehículo): todos tienen moto, ruedas y frenos; </w:t>
+      </w:r>
+      <w:r>
+        <w:rPr>
+          <w:rFonts w:ascii="Times New Roman" w:hAnsi="Times New Roman" w:cs="Times New Roman"/>
+          <w:b/>
+          <w:bCs/>
+          <w:sz w:val="24"/>
+          <w:szCs w:val="24"/>
+          <w:lang w:val="es-MX"/>
+        </w:rPr>
+        <w:t xml:space="preserve">pero </w:t>
+      </w:r>
+      <w:r>
+        <w:rPr>
+          <w:rFonts w:ascii="Times New Roman" w:hAnsi="Times New Roman" w:cs="Times New Roman"/>
+          <w:sz w:val="24"/>
+          <w:szCs w:val="24"/>
+          <w:lang w:val="es-MX"/>
+        </w:rPr>
+        <w:t xml:space="preserve">además de estas que comparten cada subclase tiene propias características: un auto puede tener maletero, cinco asientos; los camiones, cabina y caja para transportar carga y otras características. </w:t>
+      </w:r>
+    </w:p>
+    <w:p>
+      <w:pPr>
+        <w:jc w:val="both"/>
+        <w:rPr>
+          <w:rFonts w:ascii="Times New Roman" w:hAnsi="Times New Roman" w:cs="Times New Roman"/>
+          <w:b/>
+          <w:bCs/>
+          <w:sz w:val="24"/>
+          <w:szCs w:val="24"/>
+          <w:lang w:val="es-MX"/>
+        </w:rPr>
+      </w:pPr>
+      <w:r>
+        <w:rPr>
+          <w:rFonts w:ascii="Times New Roman" w:hAnsi="Times New Roman" w:cs="Times New Roman"/>
+          <w:sz w:val="24"/>
+          <w:szCs w:val="24"/>
+          <w:lang w:val="es-MX"/>
+        </w:rPr>
+        <w:lastRenderedPageBreak/>
+        <w:t xml:space="preserve">La clase principal de la que se derivan las restantes se denomina </w:t>
+      </w:r>
+      <w:r>
+        <w:rPr>
+          <w:rFonts w:ascii="Times New Roman" w:hAnsi="Times New Roman" w:cs="Times New Roman"/>
+          <w:b/>
+          <w:bCs/>
+          <w:sz w:val="24"/>
+          <w:szCs w:val="24"/>
+          <w:lang w:val="es-MX"/>
+        </w:rPr>
+        <w:t>base, padre o superclase</w:t>
+      </w:r>
+      <w:r>
+        <w:rPr>
+          <w:rFonts w:ascii="Times New Roman" w:hAnsi="Times New Roman" w:cs="Times New Roman"/>
+          <w:sz w:val="24"/>
+          <w:szCs w:val="24"/>
+          <w:lang w:val="es-MX"/>
+        </w:rPr>
+        <w:t xml:space="preserve">; las subclases también se denominan </w:t>
+      </w:r>
+      <w:r>
+        <w:rPr>
+          <w:rFonts w:ascii="Times New Roman" w:hAnsi="Times New Roman" w:cs="Times New Roman"/>
+          <w:b/>
+          <w:bCs/>
+          <w:sz w:val="24"/>
+          <w:szCs w:val="24"/>
+          <w:lang w:val="es-MX"/>
+        </w:rPr>
+        <w:t xml:space="preserve">hijas o derivadas. </w:t>
+      </w:r>
+    </w:p>
+    <w:p>
+      <w:pPr>
+        <w:jc w:val="both"/>
+        <w:rPr>
+          <w:rFonts w:ascii="Times New Roman" w:hAnsi="Times New Roman" w:cs="Times New Roman"/>
+          <w:color w:val="FF0000"/>
+          <w:sz w:val="24"/>
+          <w:szCs w:val="24"/>
+          <w:lang w:val="es-MX"/>
+        </w:rPr>
+      </w:pPr>
+      <w:r>
+        <w:rPr>
+          <w:rFonts w:ascii="Times New Roman" w:hAnsi="Times New Roman" w:cs="Times New Roman"/>
+          <w:sz w:val="24"/>
+          <w:szCs w:val="24"/>
+          <w:lang w:val="es-MX"/>
+        </w:rPr>
+        <w:t xml:space="preserve">Las clases reflejan que el mundo real contiene objetos con propiedades o atributos y comportamiento; la herencia manifiesta que dichos objetos tienden a organizarse en jerarquías; esta jerarquía desde el punto de vista del modelado, se denomina </w:t>
+      </w:r>
+      <w:r>
+        <w:rPr>
+          <w:rFonts w:ascii="Times New Roman" w:hAnsi="Times New Roman" w:cs="Times New Roman"/>
+          <w:b/>
+          <w:bCs/>
           <w:i/>
           <w:iCs/>
           <w:sz w:val="24"/>
           <w:szCs w:val="24"/>
           <w:lang w:val="es-MX"/>
         </w:rPr>
-        <w:t xml:space="preserve">ocultación de datos. </w:t>
-      </w:r>
-    </w:p>
-    <w:p>
-      <w:pPr>
-        <w:jc w:val="both"/>
-        <w:rPr>
-          <w:rFonts w:ascii="Times New Roman" w:hAnsi="Times New Roman" w:cs="Times New Roman"/>
-          <w:sz w:val="24"/>
-          <w:szCs w:val="24"/>
-          <w:lang w:val="es-MX"/>
-        </w:rPr>
-      </w:pPr>
-      <w:r>
-        <w:rPr>
-          <w:rFonts w:ascii="Times New Roman" w:hAnsi="Times New Roman" w:cs="Times New Roman"/>
-          <w:sz w:val="24"/>
-          <w:szCs w:val="24"/>
-          <w:lang w:val="es-MX"/>
-        </w:rPr>
-        <w:t>Un objeto tiene que presentar una “cara” al mundo exterior (interfaz), de ese modo se puede iniciar operaciones; como la televisión tiene botones que al presionarlos activan ciertas acciones, una lavadora tiene un conjunto de mandos que establecen la temperatura y el nivel del agua; los botones de la TV y los mandos de la lavadora constituyen la comunicación con el mundo exterior</w:t>
-      </w:r>
-      <w:r>
-        <w:rPr>
-          <w:rFonts w:ascii="Times New Roman" w:hAnsi="Times New Roman" w:cs="Times New Roman"/>
-          <w:sz w:val="24"/>
-          <w:szCs w:val="24"/>
-          <w:lang w:val="es-MX"/>
-        </w:rPr>
-        <w:t xml:space="preserve">. </w:t>
-      </w:r>
-    </w:p>
-    <w:p>
-      <w:pPr>
-        <w:jc w:val="both"/>
-        <w:rPr>
-          <w:rFonts w:ascii="Times New Roman" w:hAnsi="Times New Roman" w:cs="Times New Roman"/>
-          <w:sz w:val="24"/>
-          <w:szCs w:val="24"/>
-          <w:lang w:val="es-MX"/>
-        </w:rPr>
-      </w:pPr>
-      <w:r>
-        <w:rPr>
-          <w:rFonts w:ascii="Times New Roman" w:hAnsi="Times New Roman" w:cs="Times New Roman"/>
-          <w:sz w:val="24"/>
-          <w:szCs w:val="24"/>
-          <w:u w:val="single"/>
-          <w:lang w:val="es-MX"/>
-        </w:rPr>
-        <w:t xml:space="preserve">Interfaz: </w:t>
-      </w:r>
-      <w:r>
-        <w:rPr>
-          <w:rFonts w:ascii="Times New Roman" w:hAnsi="Times New Roman" w:cs="Times New Roman"/>
-          <w:sz w:val="24"/>
-          <w:szCs w:val="24"/>
-          <w:lang w:val="es-MX"/>
-        </w:rPr>
-        <w:t xml:space="preserve">La interfaz en una clase representa un contrato de prestación de servicios entre ella y los demás componentes del sistema; de este modo, los clientes de un componente [los botones de una TV (encender, apagar, </w:t>
-      </w:r>
-      <w:proofErr w:type="spellStart"/>
-      <w:r>
-        <w:rPr>
-          <w:rFonts w:ascii="Times New Roman" w:hAnsi="Times New Roman" w:cs="Times New Roman"/>
-          <w:sz w:val="24"/>
-          <w:szCs w:val="24"/>
-          <w:lang w:val="es-MX"/>
-        </w:rPr>
-        <w:t>etc</w:t>
-      </w:r>
-      <w:proofErr w:type="spellEnd"/>
-      <w:r>
-        <w:rPr>
-          <w:rFonts w:ascii="Times New Roman" w:hAnsi="Times New Roman" w:cs="Times New Roman"/>
-          <w:sz w:val="24"/>
-          <w:szCs w:val="24"/>
-          <w:lang w:val="es-MX"/>
-        </w:rPr>
-        <w:t>)</w:t>
-      </w:r>
-      <w:r>
-        <w:rPr>
-          <w:rFonts w:ascii="Times New Roman" w:hAnsi="Times New Roman" w:cs="Times New Roman"/>
-          <w:sz w:val="24"/>
-          <w:szCs w:val="24"/>
-          <w:lang w:val="es-MX"/>
-        </w:rPr>
-        <w:t xml:space="preserve">], solo necesitan conocer los servicios que éste ofrece y no cómo están implementados internamente, así se pude modificar la implementación de una clase sin afectar a las restantes relacionadas con ella. </w:t>
-      </w:r>
-    </w:p>
-    <w:p>
-      <w:pPr>
-        <w:jc w:val="both"/>
-        <w:rPr>
-          <w:rFonts w:ascii="Times New Roman" w:hAnsi="Times New Roman" w:cs="Times New Roman"/>
-          <w:sz w:val="24"/>
-          <w:szCs w:val="24"/>
-          <w:lang w:val="es-MX"/>
-        </w:rPr>
-      </w:pPr>
-      <w:r>
-        <w:rPr>
-          <w:rFonts w:ascii="Times New Roman" w:hAnsi="Times New Roman" w:cs="Times New Roman"/>
-          <w:sz w:val="24"/>
-          <w:szCs w:val="24"/>
-          <w:lang w:val="es-MX"/>
-        </w:rPr>
-        <w:t xml:space="preserve">Existe una separación entre la interfaz y la implementación: la primera establece qué se puede hacer con el objeto; de hecho, la clase actúa como una </w:t>
-      </w:r>
-      <w:r>
-        <w:rPr>
-          <w:rFonts w:ascii="Times New Roman" w:hAnsi="Times New Roman" w:cs="Times New Roman"/>
+        <w:t>relación de generalización</w:t>
+      </w:r>
+      <w:r>
+        <w:rPr>
+          <w:rFonts w:ascii="Times New Roman" w:hAnsi="Times New Roman" w:cs="Times New Roman"/>
+          <w:b/>
+          <w:bCs/>
           <w:i/>
           <w:iCs/>
           <w:sz w:val="24"/>
           <w:szCs w:val="24"/>
           <w:lang w:val="es-MX"/>
         </w:rPr>
-        <w:t xml:space="preserve">caja negra; </w:t>
-      </w:r>
-      <w:r>
-        <w:rPr>
-          <w:rFonts w:ascii="Times New Roman" w:hAnsi="Times New Roman" w:cs="Times New Roman"/>
-          <w:sz w:val="24"/>
-          <w:szCs w:val="24"/>
-          <w:lang w:val="es-MX"/>
-        </w:rPr>
-        <w:t>es estable, la implementación se puede modificar.</w:t>
-      </w:r>
-    </w:p>
-    <w:p>
-      <w:pPr>
-        <w:jc w:val="both"/>
-        <w:rPr>
-          <w:rFonts w:ascii="Times New Roman" w:hAnsi="Times New Roman" w:cs="Times New Roman"/>
-          <w:sz w:val="24"/>
-          <w:szCs w:val="24"/>
-          <w:lang w:val="es-MX"/>
-        </w:rPr>
-      </w:pPr>
-      <w:r>
-        <w:rPr>
-          <w:rFonts w:ascii="Times New Roman" w:hAnsi="Times New Roman" w:cs="Times New Roman"/>
-          <w:b/>
-          <w:bCs/>
-          <w:sz w:val="24"/>
-          <w:szCs w:val="24"/>
-          <w:lang w:val="es-MX"/>
-        </w:rPr>
-        <w:t>Nota. -</w:t>
-      </w:r>
-      <w:r>
-        <w:rPr>
-          <w:rFonts w:ascii="Times New Roman" w:hAnsi="Times New Roman" w:cs="Times New Roman"/>
-          <w:b/>
-          <w:bCs/>
-          <w:sz w:val="24"/>
-          <w:szCs w:val="24"/>
-          <w:lang w:val="es-MX"/>
-        </w:rPr>
         <w:t xml:space="preserve"> </w:t>
       </w:r>
       <w:r>
         <w:rPr>
           <w:rFonts w:ascii="Times New Roman" w:hAnsi="Times New Roman" w:cs="Times New Roman"/>
-          <w:sz w:val="24"/>
-          <w:szCs w:val="24"/>
-          <w:lang w:val="es-MX"/>
-        </w:rPr>
-        <w:t>El encapsulamiento o encapsulación</w:t>
-      </w:r>
-      <w:r>
-        <w:rPr>
-          <w:rFonts w:ascii="Times New Roman" w:hAnsi="Times New Roman" w:cs="Times New Roman"/>
-          <w:sz w:val="24"/>
-          <w:szCs w:val="24"/>
-          <w:lang w:val="es-MX"/>
-        </w:rPr>
-        <w:t xml:space="preserve"> consiste en combinar datos y comportamiento en un paquete y ocultar los detalles de la implementación del usuario con el objeto. </w:t>
-      </w:r>
-    </w:p>
-    <w:p>
-      <w:pPr>
-        <w:jc w:val="both"/>
-        <w:rPr>
-          <w:rFonts w:ascii="Times New Roman" w:hAnsi="Times New Roman" w:cs="Times New Roman"/>
-          <w:sz w:val="24"/>
-          <w:szCs w:val="24"/>
-          <w:lang w:val="es-MX"/>
-        </w:rPr>
-      </w:pPr>
-      <w:r>
-        <w:rPr>
-          <w:rFonts w:ascii="Times New Roman" w:hAnsi="Times New Roman" w:cs="Times New Roman"/>
-          <w:b/>
-          <w:bCs/>
-          <w:sz w:val="24"/>
-          <w:szCs w:val="24"/>
-          <w:lang w:val="es-MX"/>
-        </w:rPr>
-        <w:t xml:space="preserve">Herencia: </w:t>
-      </w:r>
-      <w:r>
-        <w:rPr>
-          <w:rFonts w:ascii="Times New Roman" w:hAnsi="Times New Roman" w:cs="Times New Roman"/>
-          <w:sz w:val="24"/>
-          <w:szCs w:val="24"/>
-          <w:lang w:val="es-MX"/>
-        </w:rPr>
-        <w:t xml:space="preserve">El concepto de clases divididas en subclases se usa en la vida diaria y conduce al de herencia; la clase de animal se divide en mamíferos, anfibios, insectos, aves, </w:t>
-      </w:r>
-      <w:proofErr w:type="spellStart"/>
-      <w:r>
-        <w:rPr>
-          <w:rFonts w:ascii="Times New Roman" w:hAnsi="Times New Roman" w:cs="Times New Roman"/>
-          <w:sz w:val="24"/>
-          <w:szCs w:val="24"/>
-          <w:lang w:val="es-MX"/>
-        </w:rPr>
-        <w:t>etc</w:t>
-      </w:r>
-      <w:proofErr w:type="spellEnd"/>
-      <w:r>
-        <w:rPr>
-          <w:rFonts w:ascii="Times New Roman" w:hAnsi="Times New Roman" w:cs="Times New Roman"/>
-          <w:sz w:val="24"/>
-          <w:szCs w:val="24"/>
-          <w:lang w:val="es-MX"/>
-        </w:rPr>
-        <w:t xml:space="preserve">; la clase vehículo se divide en autos, camiones, autobuses, motocicletas, </w:t>
-      </w:r>
-      <w:proofErr w:type="spellStart"/>
-      <w:r>
-        <w:rPr>
-          <w:rFonts w:ascii="Times New Roman" w:hAnsi="Times New Roman" w:cs="Times New Roman"/>
-          <w:sz w:val="24"/>
-          <w:szCs w:val="24"/>
-          <w:lang w:val="es-MX"/>
-        </w:rPr>
-        <w:t>etc</w:t>
-      </w:r>
-      <w:proofErr w:type="spellEnd"/>
-      <w:r>
-        <w:rPr>
-          <w:rFonts w:ascii="Times New Roman" w:hAnsi="Times New Roman" w:cs="Times New Roman"/>
-          <w:sz w:val="24"/>
-          <w:szCs w:val="24"/>
-          <w:lang w:val="es-MX"/>
-        </w:rPr>
-        <w:t xml:space="preserve">; la clase electrodoméstico se divide en lavadora, tostadora, microondas, etc. </w:t>
-      </w:r>
-    </w:p>
-    <w:p>
-      <w:pPr>
-        <w:jc w:val="both"/>
-        <w:rPr>
-          <w:rFonts w:ascii="Times New Roman" w:hAnsi="Times New Roman" w:cs="Times New Roman"/>
-          <w:sz w:val="24"/>
-          <w:szCs w:val="24"/>
-          <w:lang w:val="es-MX"/>
-        </w:rPr>
-      </w:pPr>
-      <w:r>
-        <w:rPr>
-          <w:rFonts w:ascii="Times New Roman" w:hAnsi="Times New Roman" w:cs="Times New Roman"/>
-          <w:sz w:val="24"/>
-          <w:szCs w:val="24"/>
-          <w:lang w:val="es-MX"/>
-        </w:rPr>
-        <w:t xml:space="preserve">La idea principal de estas divisiones reside en el hecho de que cada subclase (un camión, un autobús) comparte características con la clase de la cual se derivan (un vehículo): todos tienen moto, ruedas y frenos; </w:t>
-      </w:r>
-      <w:r>
-        <w:rPr>
-          <w:rFonts w:ascii="Times New Roman" w:hAnsi="Times New Roman" w:cs="Times New Roman"/>
-          <w:b/>
-          <w:bCs/>
-          <w:sz w:val="24"/>
-          <w:szCs w:val="24"/>
-          <w:lang w:val="es-MX"/>
-        </w:rPr>
-        <w:t xml:space="preserve">pero </w:t>
-      </w:r>
-      <w:r>
-        <w:rPr>
-          <w:rFonts w:ascii="Times New Roman" w:hAnsi="Times New Roman" w:cs="Times New Roman"/>
-          <w:sz w:val="24"/>
-          <w:szCs w:val="24"/>
-          <w:lang w:val="es-MX"/>
-        </w:rPr>
-        <w:t xml:space="preserve">además de estas que comparten cada subclase tiene propias características: un auto puede tener maletero, cinco asientos; los camiones, cabina y caja para transportar carga y otras características. </w:t>
-      </w:r>
-    </w:p>
-    <w:p>
-      <w:pPr>
-        <w:jc w:val="both"/>
-        <w:rPr>
-          <w:rFonts w:ascii="Times New Roman" w:hAnsi="Times New Roman" w:cs="Times New Roman"/>
-          <w:b/>
-          <w:bCs/>
-          <w:sz w:val="24"/>
-          <w:szCs w:val="24"/>
-          <w:lang w:val="es-MX"/>
-        </w:rPr>
-      </w:pPr>
-      <w:r>
-        <w:rPr>
-          <w:rFonts w:ascii="Times New Roman" w:hAnsi="Times New Roman" w:cs="Times New Roman"/>
-          <w:sz w:val="24"/>
-          <w:szCs w:val="24"/>
-          <w:lang w:val="es-MX"/>
-        </w:rPr>
-        <w:lastRenderedPageBreak/>
-        <w:t xml:space="preserve">La clase principal de la que se derivan las restantes se denomina </w:t>
-      </w:r>
-      <w:r>
-        <w:rPr>
-          <w:rFonts w:ascii="Times New Roman" w:hAnsi="Times New Roman" w:cs="Times New Roman"/>
-          <w:b/>
-          <w:bCs/>
-          <w:sz w:val="24"/>
-          <w:szCs w:val="24"/>
-          <w:lang w:val="es-MX"/>
-        </w:rPr>
-        <w:t>base, padre o superclase</w:t>
-      </w:r>
-      <w:r>
-        <w:rPr>
-          <w:rFonts w:ascii="Times New Roman" w:hAnsi="Times New Roman" w:cs="Times New Roman"/>
-          <w:sz w:val="24"/>
-          <w:szCs w:val="24"/>
-          <w:lang w:val="es-MX"/>
-        </w:rPr>
-        <w:t xml:space="preserve">; las subclases también se denominan </w:t>
-      </w:r>
-      <w:r>
-        <w:rPr>
-          <w:rFonts w:ascii="Times New Roman" w:hAnsi="Times New Roman" w:cs="Times New Roman"/>
-          <w:b/>
-          <w:bCs/>
-          <w:sz w:val="24"/>
-          <w:szCs w:val="24"/>
-          <w:lang w:val="es-MX"/>
-        </w:rPr>
-        <w:t xml:space="preserve">hijas o derivadas. </w:t>
-      </w:r>
-    </w:p>
-    <w:p>
-      <w:pPr>
-        <w:jc w:val="both"/>
-        <w:rPr>
-          <w:rFonts w:ascii="Times New Roman" w:hAnsi="Times New Roman" w:cs="Times New Roman"/>
-          <w:color w:val="FF0000"/>
-          <w:sz w:val="24"/>
-          <w:szCs w:val="24"/>
-          <w:lang w:val="es-MX"/>
-        </w:rPr>
-      </w:pPr>
-      <w:r>
-        <w:rPr>
-          <w:rFonts w:ascii="Times New Roman" w:hAnsi="Times New Roman" w:cs="Times New Roman"/>
-          <w:sz w:val="24"/>
-          <w:szCs w:val="24"/>
-          <w:lang w:val="es-MX"/>
-        </w:rPr>
-        <w:t xml:space="preserve">Las clases reflejan que el mundo real contiene objetos con propiedades o atributos y comportamiento; la herencia manifiesta que dichos objetos tienden a organizarse en jerarquías; esta jerarquía desde el punto de vista del modelado, se denomina </w:t>
-      </w:r>
-      <w:r>
-        <w:rPr>
-          <w:rFonts w:ascii="Times New Roman" w:hAnsi="Times New Roman" w:cs="Times New Roman"/>
-          <w:b/>
-          <w:bCs/>
           <w:i/>
           <w:iCs/>
           <w:sz w:val="24"/>
           <w:szCs w:val="24"/>
           <w:lang w:val="es-MX"/>
         </w:rPr>
-        <w:t>relación de generalización</w:t>
+        <w:t xml:space="preserve">o herencia </w:t>
       </w:r>
       <w:r>
         <w:rPr>
@@ -4638,30 +3000,6 @@
       <w:r>
         <w:rPr>
           <w:rFonts w:ascii="Times New Roman" w:hAnsi="Times New Roman" w:cs="Times New Roman"/>
-          <w:i/>
-          <w:iCs/>
-          <w:sz w:val="24"/>
-          <w:szCs w:val="24"/>
-          <w:lang w:val="es-MX"/>
-        </w:rPr>
-        <w:t xml:space="preserve">o herencia </w:t>
-      </w:r>
-      <w:r>
-        <w:rPr>
-          <w:rFonts w:ascii="Times New Roman" w:hAnsi="Times New Roman" w:cs="Times New Roman"/>
-          <w:b/>
-          <w:bCs/>
-          <w:i/>
-          <w:iCs/>
-          <w:sz w:val="24"/>
-          <w:szCs w:val="24"/>
-          <w:lang w:val="es-MX"/>
-        </w:rPr>
-        <w:t xml:space="preserve"> </w:t>
-      </w:r>
-      <w:r>
-        <w:rPr>
-          <w:rFonts w:ascii="Times New Roman" w:hAnsi="Times New Roman" w:cs="Times New Roman"/>
           <w:sz w:val="24"/>
           <w:szCs w:val="24"/>
           <w:lang w:val="es-MX"/>
@@ -4757,29 +3095,7 @@
           <w:szCs w:val="24"/>
           <w:lang w:val="es-MX"/>
         </w:rPr>
-        <w:t xml:space="preserve"> patas, </w:t>
-      </w:r>
-      <w:proofErr w:type="spellStart"/>
-      <w:r>
-        <w:rPr>
-          <w:rFonts w:ascii="Times New Roman" w:hAnsi="Times New Roman" w:cs="Times New Roman"/>
-          <w:color w:val="000000" w:themeColor="text1"/>
-          <w:sz w:val="24"/>
-          <w:szCs w:val="24"/>
-          <w:lang w:val="es-MX"/>
-        </w:rPr>
-        <w:t>etc</w:t>
-      </w:r>
-      <w:proofErr w:type="spellEnd"/>
-      <w:r>
-        <w:rPr>
-          <w:rFonts w:ascii="Times New Roman" w:hAnsi="Times New Roman" w:cs="Times New Roman"/>
-          <w:color w:val="000000" w:themeColor="text1"/>
-          <w:sz w:val="24"/>
-          <w:szCs w:val="24"/>
-          <w:lang w:val="es-MX"/>
-        </w:rPr>
-        <w:t>) y el comportamiento u operaciones (</w:t>
+        <w:t xml:space="preserve"> patas, etc) y el comportamiento u operaciones (</w:t>
       </w:r>
       <w:r>
         <w:rPr>
@@ -5000,7 +3316,7 @@
                     <pic:cNvPicPr/>
                   </pic:nvPicPr>
                   <pic:blipFill>
-                    <a:blip r:embed="rId7"/>
+                    <a:blip r:embed="rId9"/>
                     <a:stretch>
                       <a:fillRect/>
                     </a:stretch>
@@ -5141,27 +3457,7 @@
           <w:szCs w:val="24"/>
           <w:lang w:val="es-MX"/>
         </w:rPr>
-        <w:t xml:space="preserve"> diferentes marcas, modelos, potencias, carburantes, etc. Que </w:t>
-      </w:r>
-      <w:proofErr w:type="spellStart"/>
-      <w:r>
-        <w:rPr>
-          <w:rFonts w:ascii="Times New Roman" w:hAnsi="Times New Roman" w:cs="Times New Roman"/>
-          <w:sz w:val="24"/>
-          <w:szCs w:val="24"/>
-          <w:lang w:val="es-MX"/>
-        </w:rPr>
-        <w:t>consituyen</w:t>
-      </w:r>
-      <w:proofErr w:type="spellEnd"/>
-      <w:r>
-        <w:rPr>
-          <w:rFonts w:ascii="Times New Roman" w:hAnsi="Times New Roman" w:cs="Times New Roman"/>
-          <w:sz w:val="24"/>
-          <w:szCs w:val="24"/>
-          <w:lang w:val="es-MX"/>
-        </w:rPr>
-        <w:t xml:space="preserve"> una clase o colección heterogénea, una operación como cambiar los frenos</w:t>
+        <w:t xml:space="preserve"> diferentes marcas, modelos, potencias, carburantes, etc. Que consituyen una clase o colección heterogénea, una operación como cambiar los frenos</w:t>
       </w:r>
       <w:r>
         <w:rPr>
@@ -5324,7 +3620,6 @@
         </w:rPr>
         <w:t xml:space="preserve">Si se quiere hacer un diseño gráfico para representar figuras geométricas como triángulo, rectángulo y círculo y desea calcular sus superficies y perímetros; cada figura tiene un método u operación distinta para realizar dichos cálculos, el polimorfismo permite definir la  única función o método </w:t>
       </w:r>
-      <w:proofErr w:type="spellStart"/>
       <w:r>
         <w:rPr>
           <w:rFonts w:ascii="Courier New" w:hAnsi="Courier New" w:cs="Courier New"/>
@@ -5339,7 +3634,6 @@
         </w:rPr>
         <w:t>e</w:t>
       </w:r>
-      <w:proofErr w:type="spellEnd"/>
       <w:r>
         <w:rPr>
           <w:rFonts w:ascii="Times New Roman" w:hAnsi="Times New Roman" w:cs="Times New Roman"/>
@@ -5397,27 +3691,7 @@
           <w:szCs w:val="24"/>
           <w:lang w:val="es-MX"/>
         </w:rPr>
-        <w:t xml:space="preserve">de métodos; la sobrecarga básica de operadores existe siempre, el operador + sirve para sumar números enteros o reales, pero si </w:t>
-      </w:r>
-      <w:proofErr w:type="spellStart"/>
-      <w:r>
-        <w:rPr>
-          <w:rFonts w:ascii="Times New Roman" w:hAnsi="Times New Roman" w:cs="Times New Roman"/>
-          <w:sz w:val="24"/>
-          <w:szCs w:val="24"/>
-          <w:lang w:val="es-MX"/>
-        </w:rPr>
-        <w:t>desae</w:t>
-      </w:r>
-      <w:proofErr w:type="spellEnd"/>
-      <w:r>
-        <w:rPr>
-          <w:rFonts w:ascii="Times New Roman" w:hAnsi="Times New Roman" w:cs="Times New Roman"/>
-          <w:sz w:val="24"/>
-          <w:szCs w:val="24"/>
-          <w:lang w:val="es-MX"/>
-        </w:rPr>
-        <w:t xml:space="preserve"> sumar </w:t>
+        <w:t xml:space="preserve">de métodos; la sobrecarga básica de operadores existe siempre, el operador + sirve para sumar números enteros o reales, pero si desae sumar </w:t>
       </w:r>
       <w:r>
         <w:rPr>
@@ -5736,19 +4010,8 @@
           <w:lang w:val="es-MX"/>
         </w:rPr>
         <w:tab/>
-        <w:t>Objeto=</w:t>
-      </w:r>
-      <w:proofErr w:type="spellStart"/>
-      <w:r>
-        <w:rPr>
-          <w:rFonts w:ascii="Times New Roman" w:hAnsi="Times New Roman" w:cs="Times New Roman"/>
-          <w:sz w:val="24"/>
-          <w:szCs w:val="24"/>
-          <w:lang w:val="es-MX"/>
-        </w:rPr>
-        <w:t>estado+comportamiento+identidad</w:t>
-      </w:r>
-      <w:proofErr w:type="spellEnd"/>
+        <w:t>Objeto=estado+comportamiento+identidad</w:t>
+      </w:r>
     </w:p>
     <w:p>
       <w:pPr>
@@ -5903,47 +4166,7 @@
           <w:szCs w:val="24"/>
           <w:lang w:val="es-MX"/>
         </w:rPr>
-        <w:t xml:space="preserve">El conjunto de capacidades y aptitudes que describen sus operaciones, funciones y reacciones; además responde a lo que se puede hacer con dicho objeto o a los métodos que se le pueden aplicar. Todos los objetos de una misma clase soportan el mismo comportamiento, el cual se define por los métodos que se pueden llamar y utilizar para cambiar sus atributos, recibir información de otros objetos y enviar mensajes solicitando la ejecución de tareas. Los métodos se </w:t>
-      </w:r>
-      <w:proofErr w:type="gramStart"/>
-      <w:r>
-        <w:rPr>
-          <w:rFonts w:ascii="Times New Roman" w:hAnsi="Times New Roman" w:cs="Times New Roman"/>
-          <w:sz w:val="24"/>
-          <w:szCs w:val="24"/>
-          <w:lang w:val="es-MX"/>
-        </w:rPr>
-        <w:t>llaman  funciones</w:t>
-      </w:r>
-      <w:proofErr w:type="gramEnd"/>
-      <w:r>
-        <w:rPr>
-          <w:rFonts w:ascii="Times New Roman" w:hAnsi="Times New Roman" w:cs="Times New Roman"/>
-          <w:sz w:val="24"/>
-          <w:szCs w:val="24"/>
-          <w:lang w:val="es-MX"/>
-        </w:rPr>
-        <w:t xml:space="preserve"> o procedimientos y son los </w:t>
-      </w:r>
-      <w:proofErr w:type="spellStart"/>
-      <w:r>
-        <w:rPr>
-          <w:rFonts w:ascii="Times New Roman" w:hAnsi="Times New Roman" w:cs="Times New Roman"/>
-          <w:sz w:val="24"/>
-          <w:szCs w:val="24"/>
-          <w:lang w:val="es-MX"/>
-        </w:rPr>
-        <w:t>gurpos</w:t>
-      </w:r>
-      <w:proofErr w:type="spellEnd"/>
-      <w:r>
-        <w:rPr>
-          <w:rFonts w:ascii="Times New Roman" w:hAnsi="Times New Roman" w:cs="Times New Roman"/>
-          <w:sz w:val="24"/>
-          <w:szCs w:val="24"/>
-          <w:lang w:val="es-MX"/>
-        </w:rPr>
-        <w:t xml:space="preserve"> </w:t>
+        <w:t xml:space="preserve">El conjunto de capacidades y aptitudes que describen sus operaciones, funciones y reacciones; además responde a lo que se puede hacer con dicho objeto o a los métodos que se le pueden aplicar. Todos los objetos de una misma clase soportan el mismo comportamiento, el cual se define por los métodos que se pueden llamar y utilizar para cambiar sus atributos, recibir información de otros objetos y enviar mensajes solicitando la ejecución de tareas. Los métodos se llaman  funciones o procedimientos y son los gurpos </w:t>
       </w:r>
       <w:r>
         <w:rPr>
@@ -5999,27 +4222,7 @@
           <w:szCs w:val="24"/>
           <w:lang w:val="es-MX"/>
         </w:rPr>
-        <w:t xml:space="preserve">Es la propiedad que diferencia un objeto de otro similar; su estado no describe totalmente al objeto que ya que cada uno tiene distinta identidad; en realidad, éste es el modo en que un objeto se diferencia de otros. Durante la fase de implementación, la identidad se crea, normalmente usando un identificador que viene del dominio del problema; por ejemplo, los automóviles tienen un número </w:t>
-      </w:r>
-      <w:proofErr w:type="gramStart"/>
-      <w:r>
-        <w:rPr>
-          <w:rFonts w:ascii="Times New Roman" w:hAnsi="Times New Roman" w:cs="Times New Roman"/>
-          <w:sz w:val="24"/>
-          <w:szCs w:val="24"/>
-          <w:lang w:val="es-MX"/>
-        </w:rPr>
-        <w:t>del placa</w:t>
-      </w:r>
-      <w:proofErr w:type="gramEnd"/>
-      <w:r>
-        <w:rPr>
-          <w:rFonts w:ascii="Times New Roman" w:hAnsi="Times New Roman" w:cs="Times New Roman"/>
-          <w:sz w:val="24"/>
-          <w:szCs w:val="24"/>
-          <w:lang w:val="es-MX"/>
-        </w:rPr>
-        <w:t xml:space="preserve">; los teléfonos tienen un número aunque una misma persona pueda tener varios: el personal, del trabajo, de casa, etc. </w:t>
+        <w:t xml:space="preserve">Es la propiedad que diferencia un objeto de otro similar; su estado no describe totalmente al objeto que ya que cada uno tiene distinta identidad; en realidad, éste es el modo en que un objeto se diferencia de otros. Durante la fase de implementación, la identidad se crea, normalmente usando un identificador que viene del dominio del problema; por ejemplo, los automóviles tienen un número del placa; los teléfonos tienen un número aunque una misma persona pueda tener varios: el personal, del trabajo, de casa, etc. </w:t>
       </w:r>
     </w:p>
     <w:p>
@@ -6248,25 +4451,7 @@
           <w:sz w:val="24"/>
           <w:szCs w:val="24"/>
         </w:rPr>
-        <w:t xml:space="preserve">; o puede contener objetos de otra clase de varias formas posibles, dependiendo de la fortaleza de la relación que </w:t>
-      </w:r>
-      <w:proofErr w:type="spellStart"/>
-      <w:r>
-        <w:rPr>
-          <w:rFonts w:ascii="Times New Roman" w:hAnsi="Times New Roman" w:cs="Times New Roman"/>
-          <w:sz w:val="24"/>
-          <w:szCs w:val="24"/>
-        </w:rPr>
-        <w:t>exita</w:t>
-      </w:r>
-      <w:proofErr w:type="spellEnd"/>
-      <w:r>
-        <w:rPr>
-          <w:rFonts w:ascii="Times New Roman" w:hAnsi="Times New Roman" w:cs="Times New Roman"/>
-          <w:sz w:val="24"/>
-          <w:szCs w:val="24"/>
-        </w:rPr>
-        <w:t xml:space="preserve"> entre ambas, </w:t>
+        <w:t xml:space="preserve">; o puede contener objetos de otra clase de varias formas posibles, dependiendo de la fortaleza de la relación que exita entre ambas, </w:t>
       </w:r>
     </w:p>
     <w:p>
@@ -6615,23 +4800,13 @@
         </w:rPr>
         <w:t xml:space="preserve">subclase/superclase </w:t>
       </w:r>
-      <w:proofErr w:type="spellStart"/>
-      <w:r>
-        <w:rPr>
-          <w:rFonts w:ascii="Times New Roman" w:hAnsi="Times New Roman" w:cs="Times New Roman"/>
-          <w:sz w:val="24"/>
-          <w:szCs w:val="24"/>
-        </w:rPr>
-        <w:t>ó</w:t>
-      </w:r>
-      <w:proofErr w:type="spellEnd"/>
-      <w:r>
-        <w:rPr>
-          <w:rFonts w:ascii="Times New Roman" w:hAnsi="Times New Roman" w:cs="Times New Roman"/>
-          <w:sz w:val="24"/>
-          <w:szCs w:val="24"/>
-        </w:rPr>
-        <w:t xml:space="preserve"> </w:t>
+      <w:r>
+        <w:rPr>
+          <w:rFonts w:ascii="Times New Roman" w:hAnsi="Times New Roman" w:cs="Times New Roman"/>
+          <w:sz w:val="24"/>
+          <w:szCs w:val="24"/>
+        </w:rPr>
+        <w:t xml:space="preserve">ó </w:t>
       </w:r>
       <w:r>
         <w:rPr>
@@ -7360,6 +5535,4943 @@
           <w:szCs w:val="24"/>
         </w:rPr>
         <w:t>Es un estándar, ya que está avalado por la OMG (grupo de administración de objeto)</w:t>
+      </w:r>
+    </w:p>
+    <w:p>
+      <w:pPr>
+        <w:spacing w:before="240" w:after="0"/>
+        <w:jc w:val="both"/>
+        <w:rPr>
+          <w:rFonts w:ascii="Times New Roman" w:hAnsi="Times New Roman" w:cs="Times New Roman"/>
+          <w:b/>
+          <w:bCs/>
+          <w:iCs/>
+          <w:sz w:val="24"/>
+          <w:szCs w:val="24"/>
+        </w:rPr>
+      </w:pPr>
+      <w:r>
+        <w:rPr>
+          <w:rFonts w:ascii="Times New Roman" w:hAnsi="Times New Roman" w:cs="Times New Roman"/>
+          <w:b/>
+          <w:bCs/>
+          <w:iCs/>
+          <w:sz w:val="24"/>
+          <w:szCs w:val="24"/>
+        </w:rPr>
+        <w:t>Diseño y representación gráfica de clases y objetos en UML</w:t>
+      </w:r>
+    </w:p>
+    <w:p>
+      <w:pPr>
+        <w:spacing w:before="240" w:after="0"/>
+        <w:jc w:val="both"/>
+        <w:rPr>
+          <w:rFonts w:ascii="Times New Roman" w:hAnsi="Times New Roman" w:cs="Times New Roman"/>
+          <w:sz w:val="24"/>
+          <w:szCs w:val="24"/>
+        </w:rPr>
+      </w:pPr>
+      <w:r>
+        <w:rPr>
+          <w:rFonts w:ascii="Times New Roman" w:hAnsi="Times New Roman" w:cs="Times New Roman"/>
+          <w:iCs/>
+          <w:sz w:val="24"/>
+          <w:szCs w:val="24"/>
+        </w:rPr>
+        <w:t xml:space="preserve">En términos prácticos, una clase es un tipo definido por el usuario, y es el bloque de construcción fundamental de los programas orientados a objetos. El término método se usa específicamente en Java, una clase incluye también todos los datos necesarios para describir los objetos creados a partir de ella; estos datos se conocen como </w:t>
+      </w:r>
+      <w:r>
+        <w:rPr>
+          <w:rFonts w:ascii="Times New Roman" w:hAnsi="Times New Roman" w:cs="Times New Roman"/>
+          <w:i/>
+          <w:iCs/>
+          <w:sz w:val="24"/>
+          <w:szCs w:val="24"/>
+        </w:rPr>
+        <w:t xml:space="preserve">atributos </w:t>
+      </w:r>
+      <w:r>
+        <w:rPr>
+          <w:rFonts w:ascii="Times New Roman" w:hAnsi="Times New Roman" w:cs="Times New Roman"/>
+          <w:sz w:val="24"/>
+          <w:szCs w:val="24"/>
+        </w:rPr>
+        <w:t xml:space="preserve">o </w:t>
+      </w:r>
+      <w:r>
+        <w:rPr>
+          <w:rFonts w:ascii="Times New Roman" w:hAnsi="Times New Roman" w:cs="Times New Roman"/>
+          <w:i/>
+          <w:iCs/>
+          <w:sz w:val="24"/>
+          <w:szCs w:val="24"/>
+        </w:rPr>
+        <w:t>variables</w:t>
+      </w:r>
+      <w:r>
+        <w:rPr>
+          <w:rFonts w:ascii="Times New Roman" w:hAnsi="Times New Roman" w:cs="Times New Roman"/>
+          <w:sz w:val="24"/>
+          <w:szCs w:val="24"/>
+        </w:rPr>
+        <w:t xml:space="preserve">; el primer término se utiliza en análisis y diseño orientado a objetos; el segundo, en programas orientados a objetos. </w:t>
+      </w:r>
+    </w:p>
+    <w:p>
+      <w:pPr>
+        <w:spacing w:before="240" w:after="0"/>
+        <w:jc w:val="both"/>
+        <w:rPr>
+          <w:rFonts w:ascii="Times New Roman" w:hAnsi="Times New Roman" w:cs="Times New Roman"/>
+          <w:b/>
+          <w:bCs/>
+          <w:sz w:val="24"/>
+          <w:szCs w:val="24"/>
+        </w:rPr>
+      </w:pPr>
+      <w:r>
+        <w:rPr>
+          <w:rFonts w:ascii="Times New Roman" w:hAnsi="Times New Roman" w:cs="Times New Roman"/>
+          <w:sz w:val="24"/>
+          <w:szCs w:val="24"/>
+        </w:rPr>
+        <w:t xml:space="preserve">El proceso de abstracción comienza con la identificación de las características comunes de un conjunto de elementos y prosigue con la descripción concisa de éstas en lo que convencionalmente se llama </w:t>
+      </w:r>
+      <w:r>
+        <w:rPr>
+          <w:rFonts w:ascii="Times New Roman" w:hAnsi="Times New Roman" w:cs="Times New Roman"/>
+          <w:i/>
+          <w:iCs/>
+          <w:sz w:val="24"/>
+          <w:szCs w:val="24"/>
+        </w:rPr>
+        <w:t xml:space="preserve">clase. </w:t>
+      </w:r>
+      <w:r>
+        <w:rPr>
+          <w:rFonts w:ascii="Times New Roman" w:hAnsi="Times New Roman" w:cs="Times New Roman"/>
+          <w:sz w:val="24"/>
+          <w:szCs w:val="24"/>
+        </w:rPr>
+        <w:t xml:space="preserve">Una clase describe el dominio de definición de un conjunto de objetos que le pertenecen; sus características generales están contenidas en la clase y las especializadas se encuentran en los objetos. </w:t>
+      </w:r>
+      <w:r>
+        <w:rPr>
+          <w:rFonts w:ascii="Times New Roman" w:hAnsi="Times New Roman" w:cs="Times New Roman"/>
+          <w:sz w:val="24"/>
+          <w:szCs w:val="24"/>
+        </w:rPr>
+        <w:t xml:space="preserve">Así una clase define la estructura y el comportamiento que compartirá un cojunto de objetos, cada objeto de una clase dada contiene estructura o estado y el comportamiento está definido por ambos; como se mencionó se conocen como instancias. </w:t>
+      </w:r>
+      <w:r>
+        <w:rPr>
+          <w:rFonts w:ascii="Times New Roman" w:hAnsi="Times New Roman" w:cs="Times New Roman"/>
+          <w:b/>
+          <w:bCs/>
+          <w:sz w:val="24"/>
+          <w:szCs w:val="24"/>
+        </w:rPr>
+        <w:t xml:space="preserve">Una clase es una construcción lógica, mientras que un objeto tiene realidad física. </w:t>
+      </w:r>
+    </w:p>
+    <w:p>
+      <w:pPr>
+        <w:spacing w:before="240" w:after="0"/>
+        <w:jc w:val="both"/>
+        <w:rPr>
+          <w:rFonts w:ascii="Times New Roman" w:hAnsi="Times New Roman" w:cs="Times New Roman"/>
+          <w:sz w:val="24"/>
+          <w:szCs w:val="24"/>
+        </w:rPr>
+      </w:pPr>
+      <w:r>
+        <w:rPr>
+          <w:rFonts w:ascii="Times New Roman" w:hAnsi="Times New Roman" w:cs="Times New Roman"/>
+          <w:sz w:val="24"/>
+          <w:szCs w:val="24"/>
+        </w:rPr>
+        <w:t xml:space="preserve">Cuando se crea una clase, se especifica el código y los datos que la constituyen; de modo general, estos elementos se llaman </w:t>
+      </w:r>
+      <w:r>
+        <w:rPr>
+          <w:rFonts w:ascii="Times New Roman" w:hAnsi="Times New Roman" w:cs="Times New Roman"/>
+          <w:i/>
+          <w:iCs/>
+          <w:sz w:val="24"/>
+          <w:szCs w:val="24"/>
+        </w:rPr>
+        <w:t>miembros</w:t>
+      </w:r>
+      <w:r>
+        <w:rPr>
+          <w:rFonts w:ascii="Times New Roman" w:hAnsi="Times New Roman" w:cs="Times New Roman"/>
+          <w:sz w:val="24"/>
+          <w:szCs w:val="24"/>
+        </w:rPr>
+        <w:t xml:space="preserve">; los datos definidos se denominan variables miembro o de instancia; el código que opera sobre los datos se conoce como método miembro o simplemente, método, en la mayoría de las clases, las variables de instancia son manipuladas o accedidas por los métodos definidos por esa clase; por </w:t>
+      </w:r>
+      <w:r>
+        <w:rPr>
+          <w:rFonts w:ascii="Times New Roman" w:hAnsi="Times New Roman" w:cs="Times New Roman"/>
+          <w:sz w:val="24"/>
+          <w:szCs w:val="24"/>
+        </w:rPr>
+        <w:t xml:space="preserve">consiguiente, los métodos determinan cómo se pueden utilizar los datos de la clase. </w:t>
+      </w:r>
+    </w:p>
+    <w:p>
+      <w:pPr>
+        <w:spacing w:before="240" w:after="0"/>
+        <w:jc w:val="both"/>
+        <w:rPr>
+          <w:rFonts w:ascii="Times New Roman" w:hAnsi="Times New Roman" w:cs="Times New Roman"/>
+          <w:sz w:val="24"/>
+          <w:szCs w:val="24"/>
+        </w:rPr>
+      </w:pPr>
+      <w:r>
+        <w:rPr>
+          <w:rFonts w:ascii="Times New Roman" w:hAnsi="Times New Roman" w:cs="Times New Roman"/>
+          <w:sz w:val="24"/>
+          <w:szCs w:val="24"/>
+        </w:rPr>
+        <w:t xml:space="preserve">Las variables definidas </w:t>
+      </w:r>
+      <w:r>
+        <w:rPr>
+          <w:rFonts w:ascii="Times New Roman" w:hAnsi="Times New Roman" w:cs="Times New Roman"/>
+          <w:i/>
+          <w:iCs/>
+          <w:sz w:val="24"/>
+          <w:szCs w:val="24"/>
+        </w:rPr>
+        <w:t xml:space="preserve">dentro </w:t>
+      </w:r>
+      <w:r>
+        <w:rPr>
+          <w:rFonts w:ascii="Times New Roman" w:hAnsi="Times New Roman" w:cs="Times New Roman"/>
+          <w:sz w:val="24"/>
+          <w:szCs w:val="24"/>
+        </w:rPr>
+        <w:t xml:space="preserve">de la clase se llaman de instancia debido a que cada instancia de la clase (cada objeto), tiene su propia copia de estas variables; entonces los datos de un objeto son independientes y únicos de los de otro objeto. </w:t>
+      </w:r>
+    </w:p>
+    <w:p>
+      <w:pPr>
+        <w:spacing w:before="240" w:after="0"/>
+        <w:jc w:val="both"/>
+        <w:rPr>
+          <w:rFonts w:ascii="Times New Roman" w:hAnsi="Times New Roman" w:cs="Times New Roman"/>
+          <w:sz w:val="24"/>
+          <w:szCs w:val="24"/>
+        </w:rPr>
+      </w:pPr>
+      <w:r>
+        <w:rPr>
+          <w:rFonts w:ascii="Times New Roman" w:hAnsi="Times New Roman" w:cs="Times New Roman"/>
+          <w:sz w:val="24"/>
+          <w:szCs w:val="24"/>
+        </w:rPr>
+        <w:t>El propósito de una clase es encapsular complejidad, existen mecanismos para ocultar la complejidad de la implementación dentro de la clase; cada método o variable de una clase se puede señalar como público o privado</w:t>
+      </w:r>
+      <w:r>
+        <w:rPr>
+          <w:rFonts w:ascii="Times New Roman" w:hAnsi="Times New Roman" w:cs="Times New Roman"/>
+          <w:sz w:val="24"/>
+          <w:szCs w:val="24"/>
+        </w:rPr>
+        <w:t xml:space="preserve">; la interfaz pública de una clase representa todo o que lo susuarios externos necesitan o pueden conocer; los métodos y los datos privados sólo pueden ser accedidos por el código que es miembro de la clase; así cualquier otro código no puede entrar a un método o variable privado. Como sólo se puede acceder a los miembros privados de una clase por otras partes del programa a través de métodos públicos de la misma, sepuede asegurar que no sucederá ninguna acción no desaeada; naturalmente, esto significa que la interfaz pública debe diseñarse cuidadosamente para no exponer a la clase de forma innecesaria. </w:t>
+      </w:r>
+    </w:p>
+    <w:p>
+      <w:pPr>
+        <w:spacing w:before="240" w:after="0"/>
+        <w:jc w:val="both"/>
+        <w:rPr>
+          <w:rFonts w:ascii="Times New Roman" w:hAnsi="Times New Roman" w:cs="Times New Roman"/>
+          <w:b/>
+          <w:bCs/>
+          <w:sz w:val="24"/>
+          <w:szCs w:val="24"/>
+        </w:rPr>
+      </w:pPr>
+      <w:r>
+        <w:rPr>
+          <w:rFonts w:ascii="Times New Roman" w:hAnsi="Times New Roman" w:cs="Times New Roman"/>
+          <w:b/>
+          <w:bCs/>
+          <w:sz w:val="24"/>
+          <w:szCs w:val="24"/>
+        </w:rPr>
+        <w:t>Nota.-</w:t>
+      </w:r>
+    </w:p>
+    <w:p>
+      <w:pPr>
+        <w:pStyle w:val="Prrafodelista"/>
+        <w:numPr>
+          <w:ilvl w:val="0"/>
+          <w:numId w:val="1"/>
+        </w:numPr>
+        <w:spacing w:before="240" w:after="0"/>
+        <w:jc w:val="both"/>
+        <w:rPr>
+          <w:rFonts w:ascii="Times New Roman" w:hAnsi="Times New Roman" w:cs="Times New Roman"/>
+          <w:b/>
+          <w:bCs/>
+          <w:sz w:val="24"/>
+          <w:szCs w:val="24"/>
+        </w:rPr>
+      </w:pPr>
+      <w:r>
+        <w:rPr>
+          <w:rFonts w:ascii="Times New Roman" w:hAnsi="Times New Roman" w:cs="Times New Roman"/>
+          <w:sz w:val="24"/>
+          <w:szCs w:val="24"/>
+        </w:rPr>
+        <w:t>Una clase es una entidad que encapsula información y comportamiento.</w:t>
+      </w:r>
+    </w:p>
+    <w:p>
+      <w:pPr>
+        <w:pStyle w:val="Prrafodelista"/>
+        <w:numPr>
+          <w:ilvl w:val="0"/>
+          <w:numId w:val="1"/>
+        </w:numPr>
+        <w:spacing w:before="240" w:after="0"/>
+        <w:jc w:val="both"/>
+        <w:rPr>
+          <w:rFonts w:ascii="Times New Roman" w:hAnsi="Times New Roman" w:cs="Times New Roman"/>
+          <w:b/>
+          <w:bCs/>
+          <w:sz w:val="24"/>
+          <w:szCs w:val="24"/>
+        </w:rPr>
+      </w:pPr>
+      <w:r>
+        <w:rPr>
+          <w:rFonts w:ascii="Times New Roman" w:hAnsi="Times New Roman" w:cs="Times New Roman"/>
+          <w:sz w:val="24"/>
+          <w:szCs w:val="24"/>
+        </w:rPr>
+        <w:t xml:space="preserve">Un objeto es una instancia o ejemplar de una clase. </w:t>
+      </w:r>
+    </w:p>
+    <w:p>
+      <w:pPr>
+        <w:spacing w:before="240" w:after="0"/>
+        <w:jc w:val="both"/>
+        <w:rPr>
+          <w:rFonts w:ascii="Times New Roman" w:hAnsi="Times New Roman" w:cs="Times New Roman"/>
+          <w:b/>
+          <w:bCs/>
+          <w:sz w:val="24"/>
+          <w:szCs w:val="24"/>
+        </w:rPr>
+      </w:pPr>
+      <w:r>
+        <w:rPr>
+          <w:rFonts w:ascii="Times New Roman" w:hAnsi="Times New Roman" w:cs="Times New Roman"/>
+          <w:b/>
+          <w:bCs/>
+          <w:sz w:val="24"/>
+          <w:szCs w:val="24"/>
+        </w:rPr>
+        <w:t>Representación gráfica de una clase</w:t>
+      </w:r>
+    </w:p>
+    <w:p>
+      <w:pPr>
+        <w:spacing w:before="240" w:after="0"/>
+        <w:jc w:val="both"/>
+        <w:rPr>
+          <w:rFonts w:ascii="Times New Roman" w:hAnsi="Times New Roman" w:cs="Times New Roman"/>
+          <w:sz w:val="24"/>
+          <w:szCs w:val="24"/>
+        </w:rPr>
+      </w:pPr>
+      <w:r>
+        <w:rPr>
+          <w:rFonts w:ascii="Times New Roman" w:hAnsi="Times New Roman" w:cs="Times New Roman"/>
+          <w:sz w:val="24"/>
+          <w:szCs w:val="24"/>
+        </w:rPr>
+        <w:t xml:space="preserve">Una clase representa un concepto tangible o concreto, como un avión; o abstracto, como un documento; o intangible como las inversiones de alto riesgo; en UML, una clase es una caja rectangular dividida en compartimentos, secciones o bandas. Un compartimento es el área rectangular donde se escribe información: el primero contiene el </w:t>
+      </w:r>
+      <w:r>
+        <w:rPr>
+          <w:rFonts w:ascii="Times New Roman" w:hAnsi="Times New Roman" w:cs="Times New Roman"/>
+          <w:i/>
+          <w:iCs/>
+          <w:sz w:val="24"/>
+          <w:szCs w:val="24"/>
+        </w:rPr>
+        <w:t xml:space="preserve">nombre de la clase; </w:t>
+      </w:r>
+      <w:r>
+        <w:rPr>
+          <w:rFonts w:ascii="Times New Roman" w:hAnsi="Times New Roman" w:cs="Times New Roman"/>
+          <w:sz w:val="24"/>
+          <w:szCs w:val="24"/>
+        </w:rPr>
+        <w:t>el segundo</w:t>
+      </w:r>
+      <w:r>
+        <w:rPr>
+          <w:rFonts w:ascii="Times New Roman" w:hAnsi="Times New Roman" w:cs="Times New Roman"/>
+          <w:sz w:val="24"/>
+          <w:szCs w:val="24"/>
+        </w:rPr>
+        <w:t xml:space="preserve"> tiene los </w:t>
+      </w:r>
+      <w:r>
+        <w:rPr>
+          <w:rFonts w:ascii="Times New Roman" w:hAnsi="Times New Roman" w:cs="Times New Roman"/>
+          <w:i/>
+          <w:iCs/>
+          <w:sz w:val="24"/>
+          <w:szCs w:val="24"/>
+        </w:rPr>
+        <w:t xml:space="preserve">atributos </w:t>
+      </w:r>
+      <w:r>
+        <w:rPr>
+          <w:rFonts w:ascii="Times New Roman" w:hAnsi="Times New Roman" w:cs="Times New Roman"/>
+          <w:sz w:val="24"/>
+          <w:szCs w:val="24"/>
+        </w:rPr>
+        <w:t xml:space="preserve">y el tercero se usa para las </w:t>
+      </w:r>
+      <w:r>
+        <w:rPr>
+          <w:rFonts w:ascii="Times New Roman" w:hAnsi="Times New Roman" w:cs="Times New Roman"/>
+          <w:i/>
+          <w:iCs/>
+          <w:sz w:val="24"/>
+          <w:szCs w:val="24"/>
+        </w:rPr>
+        <w:t xml:space="preserve">operaciones. </w:t>
+      </w:r>
+      <w:r>
+        <w:rPr>
+          <w:rFonts w:ascii="Times New Roman" w:hAnsi="Times New Roman" w:cs="Times New Roman"/>
+          <w:sz w:val="24"/>
+          <w:szCs w:val="24"/>
+        </w:rPr>
+        <w:t xml:space="preserve">Se puede ocultar o quitar cualquier compartimento de la clase para aumentar la legibilidad del diagrama; cuando no existe alguno, no significa que esté vacío puesto que se pueden añadir para mostrar </w:t>
+      </w:r>
+      <w:r>
+        <w:rPr>
+          <w:rFonts w:ascii="Times New Roman" w:hAnsi="Times New Roman" w:cs="Times New Roman"/>
+          <w:sz w:val="24"/>
+          <w:szCs w:val="24"/>
+        </w:rPr>
+        <w:lastRenderedPageBreak/>
+        <w:t>información adicional como excepciones o eventos, aunque no es muy común incluir estas propiedades. UML propone que una clase:</w:t>
+      </w:r>
+    </w:p>
+    <w:p>
+      <w:pPr>
+        <w:pStyle w:val="Prrafodelista"/>
+        <w:numPr>
+          <w:ilvl w:val="0"/>
+          <w:numId w:val="1"/>
+        </w:numPr>
+        <w:spacing w:before="240" w:after="0"/>
+        <w:jc w:val="both"/>
+        <w:rPr>
+          <w:rFonts w:ascii="Times New Roman" w:hAnsi="Times New Roman" w:cs="Times New Roman"/>
+          <w:sz w:val="24"/>
+          <w:szCs w:val="24"/>
+        </w:rPr>
+      </w:pPr>
+      <w:r>
+        <w:rPr>
+          <w:rFonts w:ascii="Times New Roman" w:hAnsi="Times New Roman" w:cs="Times New Roman"/>
+          <w:sz w:val="24"/>
+          <w:szCs w:val="24"/>
+        </w:rPr>
+        <w:t xml:space="preserve">Comience con letra mayúscula. </w:t>
+      </w:r>
+    </w:p>
+    <w:p>
+      <w:pPr>
+        <w:pStyle w:val="Prrafodelista"/>
+        <w:numPr>
+          <w:ilvl w:val="0"/>
+          <w:numId w:val="1"/>
+        </w:numPr>
+        <w:spacing w:before="240" w:after="0"/>
+        <w:jc w:val="both"/>
+        <w:rPr>
+          <w:rFonts w:ascii="Times New Roman" w:hAnsi="Times New Roman" w:cs="Times New Roman"/>
+          <w:sz w:val="24"/>
+          <w:szCs w:val="24"/>
+        </w:rPr>
+      </w:pPr>
+      <w:r>
+        <w:rPr>
+          <w:rFonts w:ascii="Times New Roman" w:hAnsi="Times New Roman" w:cs="Times New Roman"/>
+          <w:sz w:val="24"/>
+          <w:szCs w:val="24"/>
+        </w:rPr>
+        <w:t xml:space="preserve">Esté centrado en el compartimento o banda superior. </w:t>
+      </w:r>
+    </w:p>
+    <w:p>
+      <w:pPr>
+        <w:pStyle w:val="Prrafodelista"/>
+        <w:numPr>
+          <w:ilvl w:val="0"/>
+          <w:numId w:val="1"/>
+        </w:numPr>
+        <w:spacing w:before="240" w:after="0"/>
+        <w:jc w:val="both"/>
+        <w:rPr>
+          <w:rFonts w:ascii="Times New Roman" w:hAnsi="Times New Roman" w:cs="Times New Roman"/>
+          <w:sz w:val="24"/>
+          <w:szCs w:val="24"/>
+        </w:rPr>
+      </w:pPr>
+      <w:r>
+        <w:rPr>
+          <w:rFonts w:ascii="Times New Roman" w:hAnsi="Times New Roman" w:cs="Times New Roman"/>
+          <w:sz w:val="24"/>
+          <w:szCs w:val="24"/>
+        </w:rPr>
+        <w:t>Se escriba en tipo de letra o fuente negrita.</w:t>
+      </w:r>
+    </w:p>
+    <w:p>
+      <w:pPr>
+        <w:pStyle w:val="Prrafodelista"/>
+        <w:numPr>
+          <w:ilvl w:val="0"/>
+          <w:numId w:val="1"/>
+        </w:numPr>
+        <w:spacing w:before="240" w:after="0"/>
+        <w:jc w:val="both"/>
+        <w:rPr>
+          <w:rFonts w:ascii="Times New Roman" w:hAnsi="Times New Roman" w:cs="Times New Roman"/>
+          <w:sz w:val="24"/>
+          <w:szCs w:val="24"/>
+        </w:rPr>
+      </w:pPr>
+      <w:r>
+        <w:rPr>
+          <w:rFonts w:ascii="Times New Roman" w:hAnsi="Times New Roman" w:cs="Times New Roman"/>
+          <w:sz w:val="24"/>
+          <w:szCs w:val="24"/>
+        </w:rPr>
+        <w:t xml:space="preserve">Aparezca en cursiva cuando la clase sea abstracta. </w:t>
+      </w:r>
+    </w:p>
+    <w:p>
+      <w:pPr>
+        <w:spacing w:before="240" w:after="0"/>
+        <w:jc w:val="both"/>
+        <w:rPr>
+          <w:rFonts w:ascii="Times New Roman" w:hAnsi="Times New Roman" w:cs="Times New Roman"/>
+          <w:sz w:val="24"/>
+          <w:szCs w:val="24"/>
+        </w:rPr>
+      </w:pPr>
+      <w:r>
+        <w:rPr>
+          <w:rFonts w:ascii="Times New Roman" w:hAnsi="Times New Roman" w:cs="Times New Roman"/>
+          <w:sz w:val="24"/>
+          <w:szCs w:val="24"/>
+        </w:rPr>
+        <w:t>Un objeto es una instancia de una clase; se pueden tener varias instancias de una clase llamada, por ejemplo, auto; como un Audi rojo, de dos puertas; un Renault azul, de cuatro puertas y un todo terreno, verde, de cinco puertas; cada instancia es un objeto al que se puede dar nombre o dejarlo anónimo y se representa en los diagramas de objetos.</w:t>
+      </w:r>
+    </w:p>
+    <w:p>
+      <w:pPr>
+        <w:spacing w:before="240" w:after="0"/>
+        <w:jc w:val="center"/>
+        <w:rPr>
+          <w:rFonts w:ascii="Times New Roman" w:hAnsi="Times New Roman" w:cs="Times New Roman"/>
+          <w:sz w:val="24"/>
+          <w:szCs w:val="24"/>
+        </w:rPr>
+      </w:pPr>
+      <w:r>
+        <w:rPr>
+          <w:rFonts w:ascii="Times New Roman" w:hAnsi="Times New Roman" w:cs="Times New Roman"/>
+          <w:sz w:val="24"/>
+          <w:szCs w:val="24"/>
+        </w:rPr>
+        <w:drawing>
+          <wp:inline distT="0" distB="0" distL="0" distR="0" wp14:anchorId="34135F2C" wp14:editId="21DC0321">
+            <wp:extent cx="3661638" cy="1844040"/>
+            <wp:effectExtent l="0" t="0" r="0" b="3810"/>
+            <wp:docPr id="4" name="Imagen 4"/>
+            <wp:cNvGraphicFramePr>
+              <a:graphicFrameLocks xmlns:a="http://schemas.openxmlformats.org/drawingml/2006/main" noChangeAspect="1"/>
+            </wp:cNvGraphicFramePr>
+            <a:graphic xmlns:a="http://schemas.openxmlformats.org/drawingml/2006/main">
+              <a:graphicData uri="http://schemas.openxmlformats.org/drawingml/2006/picture">
+                <pic:pic xmlns:pic="http://schemas.openxmlformats.org/drawingml/2006/picture">
+                  <pic:nvPicPr>
+                    <pic:cNvPr id="1" name=""/>
+                    <pic:cNvPicPr/>
+                  </pic:nvPicPr>
+                  <pic:blipFill>
+                    <a:blip r:embed="rId10"/>
+                    <a:stretch>
+                      <a:fillRect/>
+                    </a:stretch>
+                  </pic:blipFill>
+                  <pic:spPr>
+                    <a:xfrm>
+                      <a:off x="0" y="0"/>
+                      <a:ext cx="3669659" cy="1848080"/>
+                    </a:xfrm>
+                    <a:prstGeom prst="rect">
+                      <a:avLst/>
+                    </a:prstGeom>
+                  </pic:spPr>
+                </pic:pic>
+              </a:graphicData>
+            </a:graphic>
+          </wp:inline>
+        </w:drawing>
+      </w:r>
+    </w:p>
+    <w:p>
+      <w:pPr>
+        <w:spacing w:after="0"/>
+        <w:jc w:val="center"/>
+        <w:rPr>
+          <w:rFonts w:ascii="Times New Roman" w:hAnsi="Times New Roman" w:cs="Times New Roman"/>
+          <w:sz w:val="24"/>
+          <w:szCs w:val="24"/>
+        </w:rPr>
+      </w:pPr>
+      <w:r>
+        <w:rPr>
+          <w:rFonts w:ascii="Times New Roman" w:hAnsi="Times New Roman" w:cs="Times New Roman"/>
+          <w:sz w:val="24"/>
+          <w:szCs w:val="24"/>
+        </w:rPr>
+        <w:t>Figura. Diagrama de clases lavadora y auto</w:t>
+      </w:r>
+    </w:p>
+    <w:p>
+      <w:pPr>
+        <w:spacing w:after="0"/>
+        <w:jc w:val="center"/>
+        <w:rPr>
+          <w:rFonts w:ascii="Times New Roman" w:hAnsi="Times New Roman" w:cs="Times New Roman"/>
+          <w:sz w:val="24"/>
+          <w:szCs w:val="24"/>
+        </w:rPr>
+      </w:pPr>
+      <w:r>
+        <w:rPr>
+          <w:rFonts w:ascii="Times New Roman" w:hAnsi="Times New Roman" w:cs="Times New Roman"/>
+          <w:sz w:val="24"/>
+          <w:szCs w:val="24"/>
+        </w:rPr>
+        <w:t>Programación en Java, Joyanes, p.190</w:t>
+      </w:r>
+    </w:p>
+    <w:p>
+      <w:pPr>
+        <w:spacing w:before="240" w:after="0"/>
+        <w:jc w:val="both"/>
+        <w:rPr>
+          <w:rFonts w:ascii="Times New Roman" w:hAnsi="Times New Roman" w:cs="Times New Roman"/>
+          <w:sz w:val="24"/>
+          <w:szCs w:val="24"/>
+        </w:rPr>
+      </w:pPr>
+      <w:r>
+        <w:rPr>
+          <w:rFonts w:ascii="Times New Roman" w:hAnsi="Times New Roman" w:cs="Times New Roman"/>
+          <w:sz w:val="24"/>
+          <w:szCs w:val="24"/>
+        </w:rPr>
+        <w:t xml:space="preserve">La herencia es la manifestación más clara de la relación de generalización/especialización, una de las propiedades más importantes de la orientación a objetos, gráficamente podemos representar en UML la herencia como una línea que conecta padres con hijas; en la parte de la línea que las conecta se pone un triángulo abierto o punta de flecha apuntando a la clase padre; este tipo de conexión se representa como </w:t>
+      </w:r>
+      <w:r>
+        <w:rPr>
+          <w:rFonts w:ascii="Times New Roman" w:hAnsi="Times New Roman" w:cs="Times New Roman"/>
+          <w:i/>
+          <w:iCs/>
+          <w:sz w:val="24"/>
+          <w:szCs w:val="24"/>
+        </w:rPr>
+        <w:t xml:space="preserve">es-un. </w:t>
+      </w:r>
+      <w:r>
+        <w:rPr>
+          <w:rFonts w:ascii="Times New Roman" w:hAnsi="Times New Roman" w:cs="Times New Roman"/>
+          <w:sz w:val="24"/>
+          <w:szCs w:val="24"/>
+        </w:rPr>
+        <w:t xml:space="preserve">En caso de que una clase no tenga padre, se denomina </w:t>
+      </w:r>
+      <w:r>
+        <w:rPr>
+          <w:rFonts w:ascii="Times New Roman" w:hAnsi="Times New Roman" w:cs="Times New Roman"/>
+          <w:i/>
+          <w:iCs/>
+          <w:sz w:val="24"/>
+          <w:szCs w:val="24"/>
+        </w:rPr>
+        <w:t xml:space="preserve">base o raíz; </w:t>
+      </w:r>
+      <w:r>
+        <w:rPr>
+          <w:rFonts w:ascii="Times New Roman" w:hAnsi="Times New Roman" w:cs="Times New Roman"/>
+          <w:sz w:val="24"/>
+          <w:szCs w:val="24"/>
+        </w:rPr>
+        <w:t xml:space="preserve">si no tiene ninguna clase hija, se denomina </w:t>
+      </w:r>
+      <w:r>
+        <w:rPr>
+          <w:rFonts w:ascii="Times New Roman" w:hAnsi="Times New Roman" w:cs="Times New Roman"/>
+          <w:i/>
+          <w:iCs/>
+          <w:sz w:val="24"/>
+          <w:szCs w:val="24"/>
+        </w:rPr>
+        <w:t>terminar o hija</w:t>
+      </w:r>
+      <w:r>
+        <w:rPr>
+          <w:rFonts w:ascii="Times New Roman" w:hAnsi="Times New Roman" w:cs="Times New Roman"/>
+          <w:sz w:val="24"/>
+          <w:szCs w:val="24"/>
+        </w:rPr>
+        <w:t xml:space="preserve">; si tiene un padre exactamente es de herencia </w:t>
+      </w:r>
+      <w:r>
+        <w:rPr>
+          <w:rFonts w:ascii="Times New Roman" w:hAnsi="Times New Roman" w:cs="Times New Roman"/>
+          <w:sz w:val="24"/>
+          <w:szCs w:val="24"/>
+        </w:rPr>
+        <w:t xml:space="preserve">simple; si tiene más de un padre, es de herencia múltiple. </w:t>
+      </w:r>
+      <w:r>
+        <w:rPr>
+          <w:rFonts w:ascii="Times New Roman" w:hAnsi="Times New Roman" w:cs="Times New Roman"/>
+          <w:sz w:val="24"/>
+          <w:szCs w:val="24"/>
+        </w:rPr>
+        <w:t xml:space="preserve">Una clase hija también puede ser padre de otra clase hija; por ejemplo, mamífero es hija de animal y padre de caballo. </w:t>
+      </w:r>
+    </w:p>
+    <w:p>
+      <w:pPr>
+        <w:spacing w:before="240" w:after="0"/>
+        <w:jc w:val="center"/>
+        <w:rPr>
+          <w:rFonts w:ascii="Times New Roman" w:hAnsi="Times New Roman" w:cs="Times New Roman"/>
+          <w:sz w:val="24"/>
+          <w:szCs w:val="24"/>
+        </w:rPr>
+      </w:pPr>
+      <w:r>
+        <w:rPr>
+          <w:rFonts w:ascii="Times New Roman" w:hAnsi="Times New Roman" w:cs="Times New Roman"/>
+          <w:sz w:val="24"/>
+          <w:szCs w:val="24"/>
+        </w:rPr>
+        <w:drawing>
+          <wp:inline distT="0" distB="0" distL="0" distR="0" wp14:anchorId="6355E74E" wp14:editId="4489F64D">
+            <wp:extent cx="4454525" cy="1336675"/>
+            <wp:effectExtent l="0" t="0" r="3175" b="0"/>
+            <wp:docPr id="5" name="Imagen 5"/>
+            <wp:cNvGraphicFramePr>
+              <a:graphicFrameLocks xmlns:a="http://schemas.openxmlformats.org/drawingml/2006/main" noChangeAspect="1"/>
+            </wp:cNvGraphicFramePr>
+            <a:graphic xmlns:a="http://schemas.openxmlformats.org/drawingml/2006/main">
+              <a:graphicData uri="http://schemas.openxmlformats.org/drawingml/2006/picture">
+                <pic:pic xmlns:pic="http://schemas.openxmlformats.org/drawingml/2006/picture">
+                  <pic:nvPicPr>
+                    <pic:cNvPr id="1" name=""/>
+                    <pic:cNvPicPr/>
+                  </pic:nvPicPr>
+                  <pic:blipFill rotWithShape="1">
+                    <a:blip r:embed="rId11"/>
+                    <a:srcRect l="4415"/>
+                    <a:stretch/>
+                  </pic:blipFill>
+                  <pic:spPr bwMode="auto">
+                    <a:xfrm>
+                      <a:off x="0" y="0"/>
+                      <a:ext cx="4454525" cy="1336675"/>
+                    </a:xfrm>
+                    <a:prstGeom prst="rect">
+                      <a:avLst/>
+                    </a:prstGeom>
+                    <a:ln>
+                      <a:noFill/>
+                    </a:ln>
+                    <a:extLst>
+                      <a:ext uri="{53640926-AAD7-44D8-BBD7-CCE9431645EC}">
+                        <a14:shadowObscured xmlns:a14="http://schemas.microsoft.com/office/drawing/2010/main"/>
+                      </a:ext>
+                    </a:extLst>
+                  </pic:spPr>
+                </pic:pic>
+              </a:graphicData>
+            </a:graphic>
+          </wp:inline>
+        </w:drawing>
+      </w:r>
+    </w:p>
+    <w:p>
+      <w:pPr>
+        <w:spacing w:after="0"/>
+        <w:jc w:val="center"/>
+        <w:rPr>
+          <w:rFonts w:ascii="Times New Roman" w:hAnsi="Times New Roman" w:cs="Times New Roman"/>
+          <w:sz w:val="24"/>
+          <w:szCs w:val="24"/>
+        </w:rPr>
+      </w:pPr>
+      <w:r>
+        <w:rPr>
+          <w:rFonts w:ascii="Times New Roman" w:hAnsi="Times New Roman" w:cs="Times New Roman"/>
+          <w:sz w:val="24"/>
+          <w:szCs w:val="24"/>
+        </w:rPr>
+        <w:t>Jerarquía Tipo Árbol, Herencia de clase vehículo</w:t>
+      </w:r>
+    </w:p>
+    <w:p>
+      <w:pPr>
+        <w:spacing w:after="0"/>
+        <w:jc w:val="center"/>
+        <w:rPr>
+          <w:rFonts w:ascii="Times New Roman" w:hAnsi="Times New Roman" w:cs="Times New Roman"/>
+          <w:sz w:val="24"/>
+          <w:szCs w:val="24"/>
+        </w:rPr>
+      </w:pPr>
+      <w:r>
+        <w:rPr>
+          <w:rFonts w:ascii="Times New Roman" w:hAnsi="Times New Roman" w:cs="Times New Roman"/>
+          <w:sz w:val="24"/>
+          <w:szCs w:val="24"/>
+        </w:rPr>
+        <w:t>Programación en Java, Joyanes, p.202</w:t>
+      </w:r>
+    </w:p>
+    <w:p>
+      <w:pPr>
+        <w:spacing w:before="240" w:after="0"/>
+        <w:rPr>
+          <w:rFonts w:ascii="Times New Roman" w:hAnsi="Times New Roman" w:cs="Times New Roman"/>
+          <w:sz w:val="24"/>
+          <w:szCs w:val="24"/>
+        </w:rPr>
+      </w:pPr>
+      <w:r>
+        <w:rPr>
+          <w:rFonts w:ascii="Times New Roman" w:hAnsi="Times New Roman" w:cs="Times New Roman"/>
+          <w:sz w:val="24"/>
+          <w:szCs w:val="24"/>
+        </w:rPr>
+        <w:t xml:space="preserve">Como base y derivada tienen código y datos comunes, </w:t>
+      </w:r>
+      <w:r>
+        <w:rPr>
+          <w:rFonts w:ascii="Times New Roman" w:hAnsi="Times New Roman" w:cs="Times New Roman"/>
+          <w:b/>
+          <w:bCs/>
+          <w:sz w:val="24"/>
+          <w:szCs w:val="24"/>
+        </w:rPr>
+        <w:t>si la derivada se creara de modo independiente</w:t>
+      </w:r>
+      <w:r>
+        <w:rPr>
+          <w:rFonts w:ascii="Times New Roman" w:hAnsi="Times New Roman" w:cs="Times New Roman"/>
+          <w:sz w:val="24"/>
+          <w:szCs w:val="24"/>
+        </w:rPr>
+        <w:t xml:space="preserve">, se duplicaría mucho de lo que ya se ha escrito para la base. </w:t>
+      </w:r>
+    </w:p>
+    <w:p>
+      <w:pPr>
+        <w:spacing w:before="240" w:after="0"/>
+        <w:rPr>
+          <w:rFonts w:ascii="Times New Roman" w:hAnsi="Times New Roman" w:cs="Times New Roman"/>
+          <w:sz w:val="24"/>
+          <w:szCs w:val="24"/>
+        </w:rPr>
+      </w:pPr>
+      <w:r>
+        <w:rPr>
+          <w:noProof/>
+        </w:rPr>
+        <w:drawing>
+          <wp:inline distT="0" distB="0" distL="0" distR="0" wp14:anchorId="08FB1855" wp14:editId="4C6B528A">
+            <wp:extent cx="4660265" cy="2618740"/>
+            <wp:effectExtent l="0" t="0" r="6985" b="0"/>
+            <wp:docPr id="6" name="Imagen 6" descr="Atributos: compositivo y asociativo - Desarrolla sw utilizando poo"/>
+            <wp:cNvGraphicFramePr>
+              <a:graphicFrameLocks xmlns:a="http://schemas.openxmlformats.org/drawingml/2006/main" noChangeAspect="1"/>
+            </wp:cNvGraphicFramePr>
+            <a:graphic xmlns:a="http://schemas.openxmlformats.org/drawingml/2006/main">
+              <a:graphicData uri="http://schemas.openxmlformats.org/drawingml/2006/picture">
+                <pic:pic xmlns:pic="http://schemas.openxmlformats.org/drawingml/2006/picture">
+                  <pic:nvPicPr>
+                    <pic:cNvPr id="0" name="Picture 3" descr="Atributos: compositivo y asociativo - Desarrolla sw utilizando poo"/>
+                    <pic:cNvPicPr>
+                      <a:picLocks noChangeAspect="1" noChangeArrowheads="1"/>
+                    </pic:cNvPicPr>
+                  </pic:nvPicPr>
+                  <pic:blipFill rotWithShape="1">
+                    <a:blip r:embed="rId12">
+                      <a:extLst>
+                        <a:ext uri="{28A0092B-C50C-407E-A947-70E740481C1C}">
+                          <a14:useLocalDpi xmlns:a14="http://schemas.microsoft.com/office/drawing/2010/main" val="0"/>
+                        </a:ext>
+                      </a:extLst>
+                    </a:blip>
+                    <a:srcRect t="12256"/>
+                    <a:stretch/>
+                  </pic:blipFill>
+                  <pic:spPr bwMode="auto">
+                    <a:xfrm>
+                      <a:off x="0" y="0"/>
+                      <a:ext cx="4660265" cy="2618740"/>
+                    </a:xfrm>
+                    <a:prstGeom prst="rect">
+                      <a:avLst/>
+                    </a:prstGeom>
+                    <a:noFill/>
+                    <a:ln>
+                      <a:noFill/>
+                    </a:ln>
+                    <a:extLst>
+                      <a:ext uri="{53640926-AAD7-44D8-BBD7-CCE9431645EC}">
+                        <a14:shadowObscured xmlns:a14="http://schemas.microsoft.com/office/drawing/2010/main"/>
+                      </a:ext>
+                    </a:extLst>
+                  </pic:spPr>
+                </pic:pic>
+              </a:graphicData>
+            </a:graphic>
+          </wp:inline>
+        </w:drawing>
+      </w:r>
+    </w:p>
+    <w:p>
+      <w:pPr>
+        <w:spacing w:before="240" w:after="0"/>
+        <w:jc w:val="center"/>
+        <w:rPr>
+          <w:rFonts w:ascii="Times New Roman" w:hAnsi="Times New Roman" w:cs="Times New Roman"/>
+          <w:sz w:val="24"/>
+          <w:szCs w:val="24"/>
+        </w:rPr>
+      </w:pPr>
+      <w:r>
+        <w:rPr>
+          <w:rFonts w:ascii="Times New Roman" w:hAnsi="Times New Roman" w:cs="Times New Roman"/>
+          <w:sz w:val="24"/>
+          <w:szCs w:val="24"/>
+        </w:rPr>
+        <w:t>Figur</w:t>
+      </w:r>
+      <w:r>
+        <w:rPr>
+          <w:rFonts w:ascii="Times New Roman" w:hAnsi="Times New Roman" w:cs="Times New Roman"/>
+          <w:sz w:val="24"/>
+          <w:szCs w:val="24"/>
+        </w:rPr>
+        <w:t>a</w:t>
+      </w:r>
+      <w:r>
+        <w:rPr>
+          <w:rFonts w:ascii="Times New Roman" w:hAnsi="Times New Roman" w:cs="Times New Roman"/>
+          <w:sz w:val="24"/>
+          <w:szCs w:val="24"/>
+        </w:rPr>
+        <w:t>. Diagrama ejemplo de implementación de abstracció</w:t>
+      </w:r>
+      <w:r>
+        <w:rPr>
+          <w:rFonts w:ascii="Times New Roman" w:hAnsi="Times New Roman" w:cs="Times New Roman"/>
+          <w:sz w:val="24"/>
+          <w:szCs w:val="24"/>
+        </w:rPr>
+        <w:t>n “Empresa de transporte interdepartamental y departamental”</w:t>
+      </w:r>
+    </w:p>
+    <w:p>
+      <w:pPr>
+        <w:spacing w:before="240" w:after="0"/>
+        <w:rPr>
+          <w:rFonts w:ascii="Times New Roman" w:hAnsi="Times New Roman" w:cs="Times New Roman"/>
+          <w:b/>
+          <w:bCs/>
+          <w:sz w:val="24"/>
+          <w:szCs w:val="24"/>
+        </w:rPr>
+      </w:pPr>
+      <w:r>
+        <w:rPr>
+          <w:rFonts w:ascii="Times New Roman" w:hAnsi="Times New Roman" w:cs="Times New Roman"/>
+          <w:b/>
+          <w:bCs/>
+          <w:sz w:val="24"/>
+          <w:szCs w:val="24"/>
+        </w:rPr>
+        <w:lastRenderedPageBreak/>
+        <w:t>Declaración de una clase</w:t>
+      </w:r>
+    </w:p>
+    <w:p>
+      <w:pPr>
+        <w:spacing w:before="240" w:after="0"/>
+        <w:jc w:val="both"/>
+        <w:rPr>
+          <w:rFonts w:ascii="Times New Roman" w:hAnsi="Times New Roman" w:cs="Times New Roman"/>
+          <w:sz w:val="24"/>
+          <w:szCs w:val="24"/>
+        </w:rPr>
+      </w:pPr>
+      <w:r>
+        <w:rPr>
+          <w:rFonts w:ascii="Times New Roman" w:hAnsi="Times New Roman" w:cs="Times New Roman"/>
+          <w:sz w:val="24"/>
+          <w:szCs w:val="24"/>
+        </w:rPr>
+        <w:t xml:space="preserve">Se debe considerar el </w:t>
+      </w:r>
+      <w:r>
+        <w:rPr>
+          <w:rFonts w:ascii="Times New Roman" w:hAnsi="Times New Roman" w:cs="Times New Roman"/>
+          <w:b/>
+          <w:bCs/>
+          <w:i/>
+          <w:iCs/>
+          <w:sz w:val="24"/>
+          <w:szCs w:val="24"/>
+        </w:rPr>
+        <w:t>nombre de la clase</w:t>
+      </w:r>
+      <w:r>
+        <w:rPr>
+          <w:rFonts w:ascii="Times New Roman" w:hAnsi="Times New Roman" w:cs="Times New Roman"/>
+          <w:sz w:val="24"/>
+          <w:szCs w:val="24"/>
+        </w:rPr>
+        <w:t xml:space="preserve">, ésta debe definirse, lo que implica darle un nombre a la clase y a los </w:t>
+      </w:r>
+      <w:r>
+        <w:rPr>
+          <w:rFonts w:ascii="Times New Roman" w:hAnsi="Times New Roman" w:cs="Times New Roman"/>
+          <w:b/>
+          <w:bCs/>
+          <w:i/>
+          <w:iCs/>
+          <w:sz w:val="24"/>
+          <w:szCs w:val="24"/>
+        </w:rPr>
+        <w:t xml:space="preserve">elementos </w:t>
+      </w:r>
+      <w:r>
+        <w:rPr>
+          <w:rFonts w:ascii="Times New Roman" w:hAnsi="Times New Roman" w:cs="Times New Roman"/>
+          <w:sz w:val="24"/>
+          <w:szCs w:val="24"/>
+        </w:rPr>
+        <w:t xml:space="preserve">que almacenan sus datos, así como describir los </w:t>
+      </w:r>
+      <w:r>
+        <w:rPr>
+          <w:rFonts w:ascii="Times New Roman" w:hAnsi="Times New Roman" w:cs="Times New Roman"/>
+          <w:b/>
+          <w:bCs/>
+          <w:i/>
+          <w:iCs/>
+          <w:sz w:val="24"/>
+          <w:szCs w:val="24"/>
+        </w:rPr>
+        <w:t>métodos</w:t>
+      </w:r>
+      <w:r>
+        <w:rPr>
+          <w:rFonts w:ascii="Times New Roman" w:hAnsi="Times New Roman" w:cs="Times New Roman"/>
+          <w:sz w:val="24"/>
+          <w:szCs w:val="24"/>
+        </w:rPr>
+        <w:t xml:space="preserve"> que realizarán las acciones consideradas en los objetos. </w:t>
+      </w:r>
+    </w:p>
+    <w:p>
+      <w:pPr>
+        <w:spacing w:before="240" w:after="0"/>
+        <w:jc w:val="both"/>
+        <w:rPr>
+          <w:rFonts w:ascii="Times New Roman" w:hAnsi="Times New Roman" w:cs="Times New Roman"/>
+          <w:sz w:val="24"/>
+          <w:szCs w:val="24"/>
+        </w:rPr>
+      </w:pPr>
+      <w:r>
+        <w:rPr>
+          <w:rFonts w:ascii="Times New Roman" w:hAnsi="Times New Roman" w:cs="Times New Roman"/>
+          <w:b/>
+          <w:bCs/>
+          <w:sz w:val="24"/>
+          <w:szCs w:val="24"/>
+        </w:rPr>
+        <w:t xml:space="preserve">Constructor: </w:t>
+      </w:r>
+      <w:r>
+        <w:rPr>
+          <w:rFonts w:ascii="Times New Roman" w:hAnsi="Times New Roman" w:cs="Times New Roman"/>
+          <w:sz w:val="24"/>
+          <w:szCs w:val="24"/>
+        </w:rPr>
+        <w:t xml:space="preserve">Un constructor es un método que se ejecuta automáticamente cuando se crea un objeto de una clase; sirve para inicializar los miembros de la misma. </w:t>
+      </w:r>
+      <w:r>
+        <w:rPr>
+          <w:rFonts w:ascii="Times New Roman" w:hAnsi="Times New Roman" w:cs="Times New Roman"/>
+          <w:sz w:val="24"/>
+          <w:szCs w:val="24"/>
+        </w:rPr>
+        <w:t xml:space="preserve">El proceso de </w:t>
+      </w:r>
+      <w:r>
+        <w:rPr>
+          <w:rFonts w:ascii="Times New Roman" w:hAnsi="Times New Roman" w:cs="Times New Roman"/>
+          <w:sz w:val="24"/>
+          <w:szCs w:val="24"/>
+        </w:rPr>
+        <w:t>instanciar</w:t>
+      </w:r>
+      <w:r>
+        <w:rPr>
+          <w:rFonts w:ascii="Times New Roman" w:hAnsi="Times New Roman" w:cs="Times New Roman"/>
+          <w:sz w:val="24"/>
+          <w:szCs w:val="24"/>
+        </w:rPr>
+        <w:t xml:space="preserve"> un objeto de una clase, se puede realizar con el método llamado __init__</w:t>
+      </w:r>
+    </w:p>
+    <w:p>
+      <w:pPr>
+        <w:spacing w:before="240" w:after="0"/>
+        <w:jc w:val="both"/>
+        <w:rPr>
+          <w:rFonts w:ascii="Times New Roman" w:hAnsi="Times New Roman" w:cs="Times New Roman"/>
+          <w:sz w:val="24"/>
+          <w:szCs w:val="24"/>
+        </w:rPr>
+      </w:pPr>
+      <w:r>
+        <w:rPr>
+          <w:rFonts w:ascii="Times New Roman" w:hAnsi="Times New Roman" w:cs="Times New Roman"/>
+          <w:b/>
+          <w:bCs/>
+          <w:sz w:val="24"/>
+          <w:szCs w:val="24"/>
+        </w:rPr>
+        <w:t xml:space="preserve">Self: </w:t>
+      </w:r>
+      <w:r>
+        <w:rPr>
+          <w:rFonts w:ascii="Times New Roman" w:hAnsi="Times New Roman" w:cs="Times New Roman"/>
+          <w:sz w:val="24"/>
+          <w:szCs w:val="24"/>
+        </w:rPr>
+        <w:t xml:space="preserve">El primer argumento cuando definimos cualquier método siempre estará el </w:t>
+      </w:r>
+      <w:r>
+        <w:rPr>
+          <w:rFonts w:ascii="Times New Roman" w:hAnsi="Times New Roman" w:cs="Times New Roman"/>
+          <w:i/>
+          <w:iCs/>
+          <w:sz w:val="24"/>
+          <w:szCs w:val="24"/>
+        </w:rPr>
+        <w:t>self</w:t>
+      </w:r>
+      <w:r>
+        <w:rPr>
+          <w:rFonts w:ascii="Times New Roman" w:hAnsi="Times New Roman" w:cs="Times New Roman"/>
+          <w:sz w:val="24"/>
+          <w:szCs w:val="24"/>
+        </w:rPr>
+        <w:t xml:space="preserve">, este argumento especifica la instancia (el objeto con el que se está trabajando) en el cual se llama el método. Self le indica al intérprete de Python la información sobre una instancia en concreto, para definir un método se usa self para modificar los atributos de la instancia actual. </w:t>
+      </w:r>
+    </w:p>
+    <w:p>
+      <w:pPr>
+        <w:spacing w:before="240" w:after="0"/>
+        <w:jc w:val="both"/>
+        <w:rPr>
+          <w:rFonts w:ascii="Times New Roman" w:hAnsi="Times New Roman" w:cs="Times New Roman"/>
+          <w:sz w:val="24"/>
+          <w:szCs w:val="24"/>
+        </w:rPr>
+      </w:pPr>
+      <w:r>
+        <w:rPr>
+          <w:rFonts w:ascii="Times New Roman" w:hAnsi="Times New Roman" w:cs="Times New Roman"/>
+          <w:sz w:val="24"/>
+          <w:szCs w:val="24"/>
+        </w:rPr>
+        <w:t xml:space="preserve">Ej. Se instanciará una clase Punto que contiene coordenadas x-y de un punto en el plano cartesiano. </w:t>
+      </w:r>
+    </w:p>
+    <w:p>
+      <w:pPr>
+        <w:pStyle w:val="Prrafodelista"/>
+        <w:numPr>
+          <w:ilvl w:val="0"/>
+          <w:numId w:val="3"/>
+        </w:numPr>
+        <w:spacing w:before="240" w:after="0"/>
+        <w:jc w:val="both"/>
+        <w:rPr>
+          <w:rFonts w:ascii="Times New Roman" w:hAnsi="Times New Roman" w:cs="Times New Roman"/>
+          <w:sz w:val="24"/>
+          <w:szCs w:val="24"/>
+        </w:rPr>
+      </w:pPr>
+      <w:r>
+        <w:rPr>
+          <w:rFonts w:ascii="Times New Roman" w:hAnsi="Times New Roman" w:cs="Times New Roman"/>
+          <w:sz w:val="24"/>
+          <w:szCs w:val="24"/>
+        </w:rPr>
+        <w:t>Dar nombre a la clase. - En Python la palabra reservada para crear una clase es</w:t>
+      </w:r>
+      <w:r>
+        <w:rPr>
+          <w:rFonts w:ascii="Times New Roman" w:hAnsi="Times New Roman" w:cs="Times New Roman"/>
+          <w:b/>
+          <w:bCs/>
+          <w:sz w:val="24"/>
+          <w:szCs w:val="24"/>
+        </w:rPr>
+        <w:t xml:space="preserve"> class</w:t>
+      </w:r>
+      <w:r>
+        <w:rPr>
+          <w:rFonts w:ascii="Times New Roman" w:hAnsi="Times New Roman" w:cs="Times New Roman"/>
+          <w:sz w:val="24"/>
+          <w:szCs w:val="24"/>
+        </w:rPr>
+        <w:t xml:space="preserve"> seguido del nombre de la clase y sus dos puntos (al igual como se trabajaba con funciones, condicionales o bucles en Python), siendo muy recomendable que el nombre empiece con la letra mayúscula. </w:t>
+      </w:r>
+    </w:p>
+    <w:p>
+      <w:pPr>
+        <w:pStyle w:val="Prrafodelista"/>
+        <w:spacing w:before="240" w:after="0"/>
+        <w:jc w:val="center"/>
+        <w:rPr>
+          <w:rFonts w:ascii="Times New Roman" w:hAnsi="Times New Roman" w:cs="Times New Roman"/>
+          <w:sz w:val="24"/>
+          <w:szCs w:val="24"/>
+        </w:rPr>
+      </w:pPr>
+      <w:r>
+        <w:rPr>
+          <w:rFonts w:ascii="Times New Roman" w:hAnsi="Times New Roman" w:cs="Times New Roman"/>
+          <w:sz w:val="24"/>
+          <w:szCs w:val="24"/>
+        </w:rPr>
+        <w:drawing>
+          <wp:inline distT="0" distB="0" distL="0" distR="0" wp14:anchorId="1D3E988B" wp14:editId="0A75C636">
+            <wp:extent cx="2049780" cy="304800"/>
+            <wp:effectExtent l="0" t="0" r="7620" b="0"/>
+            <wp:docPr id="7" name="Imagen 7"/>
+            <wp:cNvGraphicFramePr>
+              <a:graphicFrameLocks xmlns:a="http://schemas.openxmlformats.org/drawingml/2006/main" noChangeAspect="1"/>
+            </wp:cNvGraphicFramePr>
+            <a:graphic xmlns:a="http://schemas.openxmlformats.org/drawingml/2006/main">
+              <a:graphicData uri="http://schemas.openxmlformats.org/drawingml/2006/picture">
+                <pic:pic xmlns:pic="http://schemas.openxmlformats.org/drawingml/2006/picture">
+                  <pic:nvPicPr>
+                    <pic:cNvPr id="1" name=""/>
+                    <pic:cNvPicPr/>
+                  </pic:nvPicPr>
+                  <pic:blipFill rotWithShape="1">
+                    <a:blip r:embed="rId13"/>
+                    <a:srcRect l="13639" r="15785" b="11089"/>
+                    <a:stretch/>
+                  </pic:blipFill>
+                  <pic:spPr bwMode="auto">
+                    <a:xfrm>
+                      <a:off x="0" y="0"/>
+                      <a:ext cx="2050584" cy="304920"/>
+                    </a:xfrm>
+                    <a:prstGeom prst="rect">
+                      <a:avLst/>
+                    </a:prstGeom>
+                    <a:ln>
+                      <a:noFill/>
+                    </a:ln>
+                    <a:extLst>
+                      <a:ext uri="{53640926-AAD7-44D8-BBD7-CCE9431645EC}">
+                        <a14:shadowObscured xmlns:a14="http://schemas.microsoft.com/office/drawing/2010/main"/>
+                      </a:ext>
+                    </a:extLst>
+                  </pic:spPr>
+                </pic:pic>
+              </a:graphicData>
+            </a:graphic>
+          </wp:inline>
+        </w:drawing>
+      </w:r>
+    </w:p>
+    <w:p>
+      <w:pPr>
+        <w:pStyle w:val="Prrafodelista"/>
+        <w:numPr>
+          <w:ilvl w:val="0"/>
+          <w:numId w:val="3"/>
+        </w:numPr>
+        <w:spacing w:before="240" w:after="0"/>
+        <w:jc w:val="both"/>
+        <w:rPr>
+          <w:rFonts w:ascii="Times New Roman" w:hAnsi="Times New Roman" w:cs="Times New Roman"/>
+          <w:sz w:val="24"/>
+          <w:szCs w:val="24"/>
+        </w:rPr>
+      </w:pPr>
+      <w:r>
+        <w:rPr>
+          <w:rFonts w:ascii="Times New Roman" w:hAnsi="Times New Roman" w:cs="Times New Roman"/>
+          <w:sz w:val="24"/>
+          <w:szCs w:val="24"/>
+        </w:rPr>
+        <w:t xml:space="preserve">Constructor y </w:t>
+      </w:r>
+      <w:r>
+        <w:rPr>
+          <w:rFonts w:ascii="Times New Roman" w:hAnsi="Times New Roman" w:cs="Times New Roman"/>
+          <w:sz w:val="24"/>
+          <w:szCs w:val="24"/>
+        </w:rPr>
+        <w:t xml:space="preserve">Atributos. </w:t>
+      </w:r>
+      <w:r>
+        <w:rPr>
+          <w:rFonts w:ascii="Times New Roman" w:hAnsi="Times New Roman" w:cs="Times New Roman"/>
+          <w:sz w:val="24"/>
+          <w:szCs w:val="24"/>
+        </w:rPr>
+        <w:t>–</w:t>
+      </w:r>
+      <w:r>
+        <w:rPr>
+          <w:rFonts w:ascii="Times New Roman" w:hAnsi="Times New Roman" w:cs="Times New Roman"/>
+          <w:sz w:val="24"/>
+          <w:szCs w:val="24"/>
+        </w:rPr>
+        <w:t xml:space="preserve"> </w:t>
+      </w:r>
+      <w:r>
+        <w:rPr>
+          <w:rFonts w:ascii="Times New Roman" w:hAnsi="Times New Roman" w:cs="Times New Roman"/>
+          <w:sz w:val="24"/>
+          <w:szCs w:val="24"/>
+        </w:rPr>
+        <w:t xml:space="preserve">Definiremos 2 atributos x e y que guardarán el valor de coordenadas que tendrá cada instancia de la clase Punto. Esto se desarrollará en un constructor __init__ donde por parámetros le pasaremos las variables x e y que definiremos al instanciar un objeto. </w:t>
+      </w:r>
+      <w:r>
+        <w:rPr>
+          <w:rFonts w:ascii="Times New Roman" w:hAnsi="Times New Roman" w:cs="Times New Roman"/>
+          <w:sz w:val="24"/>
+          <w:szCs w:val="24"/>
+        </w:rPr>
+        <w:t xml:space="preserve">La palabra reservada </w:t>
+      </w:r>
+      <w:r>
+        <w:rPr>
+          <w:rFonts w:ascii="Times New Roman" w:hAnsi="Times New Roman" w:cs="Times New Roman"/>
+          <w:b/>
+          <w:bCs/>
+          <w:sz w:val="24"/>
+          <w:szCs w:val="24"/>
+        </w:rPr>
+        <w:t>self</w:t>
+      </w:r>
+      <w:r>
+        <w:rPr>
+          <w:rFonts w:ascii="Times New Roman" w:hAnsi="Times New Roman" w:cs="Times New Roman"/>
+          <w:sz w:val="24"/>
+          <w:szCs w:val="24"/>
+        </w:rPr>
+        <w:t xml:space="preserve"> como se dijo indica que modificaremos las variables de la instancia indicándole que esa información corresponde a ese objeto en concreto. </w:t>
+      </w:r>
+    </w:p>
+    <w:p>
+      <w:pPr>
+        <w:spacing w:before="240" w:after="0"/>
+        <w:jc w:val="center"/>
+        <w:rPr>
+          <w:rFonts w:ascii="Times New Roman" w:hAnsi="Times New Roman" w:cs="Times New Roman"/>
+          <w:sz w:val="24"/>
+          <w:szCs w:val="24"/>
+        </w:rPr>
+      </w:pPr>
+      <w:r>
+        <w:drawing>
+          <wp:inline distT="0" distB="0" distL="0" distR="0" wp14:anchorId="49CA3970" wp14:editId="6E0A60AA">
+            <wp:extent cx="3562847" cy="1047896"/>
+            <wp:effectExtent l="0" t="0" r="0" b="0"/>
+            <wp:docPr id="17" name="Imagen 17"/>
+            <wp:cNvGraphicFramePr>
+              <a:graphicFrameLocks xmlns:a="http://schemas.openxmlformats.org/drawingml/2006/main" noChangeAspect="1"/>
+            </wp:cNvGraphicFramePr>
+            <a:graphic xmlns:a="http://schemas.openxmlformats.org/drawingml/2006/main">
+              <a:graphicData uri="http://schemas.openxmlformats.org/drawingml/2006/picture">
+                <pic:pic xmlns:pic="http://schemas.openxmlformats.org/drawingml/2006/picture">
+                  <pic:nvPicPr>
+                    <pic:cNvPr id="1" name=""/>
+                    <pic:cNvPicPr/>
+                  </pic:nvPicPr>
+                  <pic:blipFill>
+                    <a:blip r:embed="rId14"/>
+                    <a:stretch>
+                      <a:fillRect/>
+                    </a:stretch>
+                  </pic:blipFill>
+                  <pic:spPr>
+                    <a:xfrm>
+                      <a:off x="0" y="0"/>
+                      <a:ext cx="3562847" cy="1047896"/>
+                    </a:xfrm>
+                    <a:prstGeom prst="rect">
+                      <a:avLst/>
+                    </a:prstGeom>
+                  </pic:spPr>
+                </pic:pic>
+              </a:graphicData>
+            </a:graphic>
+          </wp:inline>
+        </w:drawing>
+      </w:r>
+    </w:p>
+    <w:p>
+      <w:pPr>
+        <w:spacing w:before="240" w:after="0"/>
+        <w:jc w:val="both"/>
+        <w:rPr>
+          <w:rFonts w:ascii="Times New Roman" w:hAnsi="Times New Roman" w:cs="Times New Roman"/>
+          <w:sz w:val="24"/>
+          <w:szCs w:val="24"/>
+        </w:rPr>
+      </w:pPr>
+      <w:r>
+        <w:rPr>
+          <w:rFonts w:ascii="Times New Roman" w:hAnsi="Times New Roman" w:cs="Times New Roman"/>
+          <w:sz w:val="24"/>
+          <w:szCs w:val="24"/>
+        </w:rPr>
+        <w:t>Los atributos instanciados tendrán el valor que se asignará en los parámetros del constructor de la clase; por lo tanto, estos atributos se denominan atributos de instancia. En la siguiente imagen se mostrará una instancia de la clase Punto pasando valores a los argumentos x e y.</w:t>
+      </w:r>
+    </w:p>
+    <w:p>
+      <w:pPr>
+        <w:spacing w:before="240" w:after="0"/>
+        <w:jc w:val="center"/>
+        <w:rPr>
+          <w:rFonts w:ascii="Times New Roman" w:hAnsi="Times New Roman" w:cs="Times New Roman"/>
+          <w:sz w:val="24"/>
+          <w:szCs w:val="24"/>
+        </w:rPr>
+      </w:pPr>
+      <w:r>
+        <w:rPr>
+          <w:rFonts w:ascii="Times New Roman" w:hAnsi="Times New Roman" w:cs="Times New Roman"/>
+          <w:sz w:val="24"/>
+          <w:szCs w:val="24"/>
+        </w:rPr>
+        <w:drawing>
+          <wp:inline distT="0" distB="0" distL="0" distR="0" wp14:anchorId="40475738" wp14:editId="0BE9C674">
+            <wp:extent cx="2353003" cy="390580"/>
+            <wp:effectExtent l="0" t="0" r="0" b="9525"/>
+            <wp:docPr id="18" name="Imagen 18"/>
+            <wp:cNvGraphicFramePr>
+              <a:graphicFrameLocks xmlns:a="http://schemas.openxmlformats.org/drawingml/2006/main" noChangeAspect="1"/>
+            </wp:cNvGraphicFramePr>
+            <a:graphic xmlns:a="http://schemas.openxmlformats.org/drawingml/2006/main">
+              <a:graphicData uri="http://schemas.openxmlformats.org/drawingml/2006/picture">
+                <pic:pic xmlns:pic="http://schemas.openxmlformats.org/drawingml/2006/picture">
+                  <pic:nvPicPr>
+                    <pic:cNvPr id="1" name=""/>
+                    <pic:cNvPicPr/>
+                  </pic:nvPicPr>
+                  <pic:blipFill>
+                    <a:blip r:embed="rId15"/>
+                    <a:stretch>
+                      <a:fillRect/>
+                    </a:stretch>
+                  </pic:blipFill>
+                  <pic:spPr>
+                    <a:xfrm>
+                      <a:off x="0" y="0"/>
+                      <a:ext cx="2353003" cy="390580"/>
+                    </a:xfrm>
+                    <a:prstGeom prst="rect">
+                      <a:avLst/>
+                    </a:prstGeom>
+                  </pic:spPr>
+                </pic:pic>
+              </a:graphicData>
+            </a:graphic>
+          </wp:inline>
+        </w:drawing>
+      </w:r>
+    </w:p>
+    <w:p>
+      <w:pPr>
+        <w:spacing w:before="240" w:after="0"/>
+        <w:jc w:val="both"/>
+        <w:rPr>
+          <w:rFonts w:ascii="Times New Roman" w:hAnsi="Times New Roman" w:cs="Times New Roman"/>
+          <w:sz w:val="24"/>
+          <w:szCs w:val="24"/>
+        </w:rPr>
+      </w:pPr>
+      <w:r>
+        <w:rPr>
+          <w:rFonts w:ascii="Times New Roman" w:hAnsi="Times New Roman" w:cs="Times New Roman"/>
+          <w:sz w:val="24"/>
+          <w:szCs w:val="24"/>
+        </w:rPr>
+        <w:t>El modo de instanciar un objeto de la clase es primero dándole el nombre al objeto en este caso “punto1” seguido de el operador de asignación y el nombre de la clase, dentro del paréntesis se inicializarán los atributos con los valores de x e y mostrados en el constructor __init__.</w:t>
+      </w:r>
+    </w:p>
+    <w:p>
+      <w:pPr>
+        <w:pStyle w:val="Prrafodelista"/>
+        <w:numPr>
+          <w:ilvl w:val="0"/>
+          <w:numId w:val="3"/>
+        </w:numPr>
+        <w:spacing w:before="240" w:after="0"/>
+        <w:jc w:val="both"/>
+        <w:rPr>
+          <w:rFonts w:ascii="Times New Roman" w:hAnsi="Times New Roman" w:cs="Times New Roman"/>
+          <w:sz w:val="24"/>
+          <w:szCs w:val="24"/>
+        </w:rPr>
+      </w:pPr>
+      <w:r>
+        <w:rPr>
+          <w:rFonts w:ascii="Times New Roman" w:hAnsi="Times New Roman" w:cs="Times New Roman"/>
+          <w:sz w:val="24"/>
+          <w:szCs w:val="24"/>
+        </w:rPr>
+        <w:t xml:space="preserve">Método mostrar coordenada X e Y. – Para mostrar los valores que le dimos a cada coordenada dentro de la clase desarrollaremos un método </w:t>
+      </w:r>
+      <w:r>
+        <w:rPr>
+          <w:rFonts w:ascii="Times New Roman" w:hAnsi="Times New Roman" w:cs="Times New Roman"/>
+          <w:sz w:val="24"/>
+          <w:szCs w:val="24"/>
+        </w:rPr>
+        <w:t xml:space="preserve">que al llamarlo muestre ambas coordenadas, quedando la clase como: </w:t>
+      </w:r>
+    </w:p>
+    <w:p>
+      <w:pPr>
+        <w:pStyle w:val="Prrafodelista"/>
+        <w:spacing w:before="240" w:after="0"/>
+        <w:ind w:left="360"/>
+        <w:jc w:val="both"/>
+        <w:rPr>
+          <w:rFonts w:ascii="Times New Roman" w:hAnsi="Times New Roman" w:cs="Times New Roman"/>
+          <w:sz w:val="24"/>
+          <w:szCs w:val="24"/>
+        </w:rPr>
+      </w:pPr>
+      <w:r>
+        <w:rPr>
+          <w:rFonts w:ascii="Times New Roman" w:hAnsi="Times New Roman" w:cs="Times New Roman"/>
+          <w:sz w:val="24"/>
+          <w:szCs w:val="24"/>
+        </w:rPr>
+        <w:drawing>
+          <wp:inline distT="0" distB="0" distL="0" distR="0" wp14:anchorId="0A9C4979" wp14:editId="1AC77CB1">
+            <wp:extent cx="4660265" cy="1660525"/>
+            <wp:effectExtent l="0" t="0" r="6985" b="0"/>
+            <wp:docPr id="19" name="Imagen 19"/>
+            <wp:cNvGraphicFramePr>
+              <a:graphicFrameLocks xmlns:a="http://schemas.openxmlformats.org/drawingml/2006/main" noChangeAspect="1"/>
+            </wp:cNvGraphicFramePr>
+            <a:graphic xmlns:a="http://schemas.openxmlformats.org/drawingml/2006/main">
+              <a:graphicData uri="http://schemas.openxmlformats.org/drawingml/2006/picture">
+                <pic:pic xmlns:pic="http://schemas.openxmlformats.org/drawingml/2006/picture">
+                  <pic:nvPicPr>
+                    <pic:cNvPr id="1" name=""/>
+                    <pic:cNvPicPr/>
+                  </pic:nvPicPr>
+                  <pic:blipFill>
+                    <a:blip r:embed="rId16"/>
+                    <a:stretch>
+                      <a:fillRect/>
+                    </a:stretch>
+                  </pic:blipFill>
+                  <pic:spPr>
+                    <a:xfrm>
+                      <a:off x="0" y="0"/>
+                      <a:ext cx="4660265" cy="1660525"/>
+                    </a:xfrm>
+                    <a:prstGeom prst="rect">
+                      <a:avLst/>
+                    </a:prstGeom>
+                  </pic:spPr>
+                </pic:pic>
+              </a:graphicData>
+            </a:graphic>
+          </wp:inline>
+        </w:drawing>
+      </w:r>
+    </w:p>
+    <w:p>
+      <w:pPr>
+        <w:pStyle w:val="Prrafodelista"/>
+        <w:spacing w:before="240" w:after="0"/>
+        <w:ind w:left="360"/>
+        <w:jc w:val="both"/>
+        <w:rPr>
+          <w:rFonts w:ascii="Times New Roman" w:hAnsi="Times New Roman" w:cs="Times New Roman"/>
+          <w:sz w:val="24"/>
+          <w:szCs w:val="24"/>
+        </w:rPr>
+      </w:pPr>
+    </w:p>
+    <w:p>
+      <w:pPr>
+        <w:pStyle w:val="Prrafodelista"/>
+        <w:spacing w:before="240" w:after="0"/>
+        <w:ind w:left="360"/>
+        <w:jc w:val="both"/>
+        <w:rPr>
+          <w:rFonts w:ascii="Times New Roman" w:hAnsi="Times New Roman" w:cs="Times New Roman"/>
+          <w:sz w:val="24"/>
+          <w:szCs w:val="24"/>
+        </w:rPr>
+      </w:pPr>
+      <w:r>
+        <w:rPr>
+          <w:rFonts w:ascii="Times New Roman" w:hAnsi="Times New Roman" w:cs="Times New Roman"/>
+          <w:sz w:val="24"/>
+          <w:szCs w:val="24"/>
+        </w:rPr>
+        <w:t xml:space="preserve">La forma de poder llamar al método “mostrar coordenadas” será escribiendo el nombre del objeto seguido de un punto y el nombre del método desarrollado, como se muestra a continuación: </w:t>
+      </w:r>
+    </w:p>
+    <w:p>
+      <w:pPr>
+        <w:pStyle w:val="Prrafodelista"/>
+        <w:spacing w:before="240" w:after="0"/>
+        <w:ind w:left="360"/>
+        <w:jc w:val="center"/>
+        <w:rPr>
+          <w:rFonts w:ascii="Times New Roman" w:hAnsi="Times New Roman" w:cs="Times New Roman"/>
+          <w:sz w:val="24"/>
+          <w:szCs w:val="24"/>
+        </w:rPr>
+      </w:pPr>
+      <w:r>
+        <w:rPr>
+          <w:rFonts w:ascii="Times New Roman" w:hAnsi="Times New Roman" w:cs="Times New Roman"/>
+          <w:sz w:val="24"/>
+          <w:szCs w:val="24"/>
+        </w:rPr>
+        <w:lastRenderedPageBreak/>
+        <w:drawing>
+          <wp:inline distT="0" distB="0" distL="0" distR="0" wp14:anchorId="3E810B96" wp14:editId="77A64C5C">
+            <wp:extent cx="3524742" cy="876422"/>
+            <wp:effectExtent l="0" t="0" r="0" b="0"/>
+            <wp:docPr id="20" name="Imagen 20"/>
+            <wp:cNvGraphicFramePr>
+              <a:graphicFrameLocks xmlns:a="http://schemas.openxmlformats.org/drawingml/2006/main" noChangeAspect="1"/>
+            </wp:cNvGraphicFramePr>
+            <a:graphic xmlns:a="http://schemas.openxmlformats.org/drawingml/2006/main">
+              <a:graphicData uri="http://schemas.openxmlformats.org/drawingml/2006/picture">
+                <pic:pic xmlns:pic="http://schemas.openxmlformats.org/drawingml/2006/picture">
+                  <pic:nvPicPr>
+                    <pic:cNvPr id="1" name=""/>
+                    <pic:cNvPicPr/>
+                  </pic:nvPicPr>
+                  <pic:blipFill>
+                    <a:blip r:embed="rId17"/>
+                    <a:stretch>
+                      <a:fillRect/>
+                    </a:stretch>
+                  </pic:blipFill>
+                  <pic:spPr>
+                    <a:xfrm>
+                      <a:off x="0" y="0"/>
+                      <a:ext cx="3524742" cy="876422"/>
+                    </a:xfrm>
+                    <a:prstGeom prst="rect">
+                      <a:avLst/>
+                    </a:prstGeom>
+                  </pic:spPr>
+                </pic:pic>
+              </a:graphicData>
+            </a:graphic>
+          </wp:inline>
+        </w:drawing>
+      </w:r>
+    </w:p>
+    <w:p>
+      <w:pPr>
+        <w:pStyle w:val="Prrafodelista"/>
+        <w:spacing w:before="240" w:after="0"/>
+        <w:ind w:left="360"/>
+        <w:jc w:val="both"/>
+        <w:rPr>
+          <w:rFonts w:ascii="Times New Roman" w:hAnsi="Times New Roman" w:cs="Times New Roman"/>
+          <w:sz w:val="24"/>
+          <w:szCs w:val="24"/>
+        </w:rPr>
+      </w:pPr>
+      <w:r>
+        <w:rPr>
+          <w:rFonts w:ascii="Times New Roman" w:hAnsi="Times New Roman" w:cs="Times New Roman"/>
+          <w:sz w:val="24"/>
+          <w:szCs w:val="24"/>
+        </w:rPr>
+        <w:t>Como resultado nos mostrará las coordenadas en x e y del objeto punto1 que acabamos de instanciar.</w:t>
+      </w:r>
+    </w:p>
+    <w:p>
+      <w:pPr>
+        <w:pStyle w:val="Prrafodelista"/>
+        <w:spacing w:before="240" w:after="0"/>
+        <w:ind w:left="360"/>
+        <w:jc w:val="center"/>
+        <w:rPr>
+          <w:rFonts w:ascii="Times New Roman" w:hAnsi="Times New Roman" w:cs="Times New Roman"/>
+          <w:sz w:val="24"/>
+          <w:szCs w:val="24"/>
+        </w:rPr>
+      </w:pPr>
+      <w:r>
+        <w:rPr>
+          <w:rFonts w:ascii="Times New Roman" w:hAnsi="Times New Roman" w:cs="Times New Roman"/>
+          <w:sz w:val="24"/>
+          <w:szCs w:val="24"/>
+        </w:rPr>
+        <w:drawing>
+          <wp:inline distT="0" distB="0" distL="0" distR="0" wp14:anchorId="093B015B" wp14:editId="7F9A7A4A">
+            <wp:extent cx="1360170" cy="388620"/>
+            <wp:effectExtent l="0" t="0" r="0" b="0"/>
+            <wp:docPr id="21" name="Imagen 21"/>
+            <wp:cNvGraphicFramePr>
+              <a:graphicFrameLocks xmlns:a="http://schemas.openxmlformats.org/drawingml/2006/main" noChangeAspect="1"/>
+            </wp:cNvGraphicFramePr>
+            <a:graphic xmlns:a="http://schemas.openxmlformats.org/drawingml/2006/main">
+              <a:graphicData uri="http://schemas.openxmlformats.org/drawingml/2006/picture">
+                <pic:pic xmlns:pic="http://schemas.openxmlformats.org/drawingml/2006/picture">
+                  <pic:nvPicPr>
+                    <pic:cNvPr id="1" name=""/>
+                    <pic:cNvPicPr/>
+                  </pic:nvPicPr>
+                  <pic:blipFill>
+                    <a:blip r:embed="rId18"/>
+                    <a:stretch>
+                      <a:fillRect/>
+                    </a:stretch>
+                  </pic:blipFill>
+                  <pic:spPr>
+                    <a:xfrm>
+                      <a:off x="0" y="0"/>
+                      <a:ext cx="1360364" cy="388675"/>
+                    </a:xfrm>
+                    <a:prstGeom prst="rect">
+                      <a:avLst/>
+                    </a:prstGeom>
+                  </pic:spPr>
+                </pic:pic>
+              </a:graphicData>
+            </a:graphic>
+          </wp:inline>
+        </w:drawing>
+      </w:r>
+    </w:p>
+    <w:p>
+      <w:pPr>
+        <w:pStyle w:val="Prrafodelista"/>
+        <w:spacing w:before="240" w:after="0"/>
+        <w:ind w:left="360"/>
+        <w:jc w:val="both"/>
+        <w:rPr>
+          <w:rFonts w:ascii="Times New Roman" w:hAnsi="Times New Roman" w:cs="Times New Roman"/>
+          <w:sz w:val="24"/>
+          <w:szCs w:val="24"/>
+        </w:rPr>
+      </w:pPr>
+      <w:r>
+        <w:rPr>
+          <w:rFonts w:ascii="Times New Roman" w:hAnsi="Times New Roman" w:cs="Times New Roman"/>
+          <w:sz w:val="24"/>
+          <w:szCs w:val="24"/>
+        </w:rPr>
+        <w:t xml:space="preserve">Realizando los mismos pasos de la instanciación podemos crear varios objetos de la clase punto con otros valores. </w:t>
+      </w:r>
+    </w:p>
+    <w:p>
+      <w:pPr>
+        <w:pStyle w:val="Prrafodelista"/>
+        <w:spacing w:before="240" w:after="0"/>
+        <w:ind w:left="360"/>
+        <w:jc w:val="both"/>
+        <w:rPr>
+          <w:rFonts w:ascii="Times New Roman" w:hAnsi="Times New Roman" w:cs="Times New Roman"/>
+          <w:sz w:val="24"/>
+          <w:szCs w:val="24"/>
+        </w:rPr>
+      </w:pPr>
+      <w:r>
+        <w:rPr>
+          <w:rFonts w:ascii="Times New Roman" w:hAnsi="Times New Roman" w:cs="Times New Roman"/>
+          <w:sz w:val="24"/>
+          <w:szCs w:val="24"/>
+        </w:rPr>
+        <w:drawing>
+          <wp:anchor distT="0" distB="0" distL="114300" distR="114300" simplePos="0" relativeHeight="251660288" behindDoc="0" locked="0" layoutInCell="1" allowOverlap="1" wp14:anchorId="3D42FC1C" wp14:editId="2B0533F8">
+            <wp:simplePos x="0" y="0"/>
+            <wp:positionH relativeFrom="column">
+              <wp:align>right</wp:align>
+            </wp:positionH>
+            <wp:positionV relativeFrom="paragraph">
+              <wp:posOffset>229235</wp:posOffset>
+            </wp:positionV>
+            <wp:extent cx="1289685" cy="1066800"/>
+            <wp:effectExtent l="0" t="0" r="5715" b="0"/>
+            <wp:wrapSquare wrapText="bothSides"/>
+            <wp:docPr id="23" name="Imagen 23"/>
+            <wp:cNvGraphicFramePr>
+              <a:graphicFrameLocks xmlns:a="http://schemas.openxmlformats.org/drawingml/2006/main" noChangeAspect="1"/>
+            </wp:cNvGraphicFramePr>
+            <a:graphic xmlns:a="http://schemas.openxmlformats.org/drawingml/2006/main">
+              <a:graphicData uri="http://schemas.openxmlformats.org/drawingml/2006/picture">
+                <pic:pic xmlns:pic="http://schemas.openxmlformats.org/drawingml/2006/picture">
+                  <pic:nvPicPr>
+                    <pic:cNvPr id="1" name=""/>
+                    <pic:cNvPicPr/>
+                  </pic:nvPicPr>
+                  <pic:blipFill>
+                    <a:blip r:embed="rId19">
+                      <a:extLst>
+                        <a:ext uri="{28A0092B-C50C-407E-A947-70E740481C1C}">
+                          <a14:useLocalDpi xmlns:a14="http://schemas.microsoft.com/office/drawing/2010/main" val="0"/>
+                        </a:ext>
+                      </a:extLst>
+                    </a:blip>
+                    <a:stretch>
+                      <a:fillRect/>
+                    </a:stretch>
+                  </pic:blipFill>
+                  <pic:spPr>
+                    <a:xfrm>
+                      <a:off x="0" y="0"/>
+                      <a:ext cx="1289685" cy="1066800"/>
+                    </a:xfrm>
+                    <a:prstGeom prst="rect">
+                      <a:avLst/>
+                    </a:prstGeom>
+                  </pic:spPr>
+                </pic:pic>
+              </a:graphicData>
+            </a:graphic>
+            <wp14:sizeRelH relativeFrom="page">
+              <wp14:pctWidth>0</wp14:pctWidth>
+            </wp14:sizeRelH>
+            <wp14:sizeRelV relativeFrom="page">
+              <wp14:pctHeight>0</wp14:pctHeight>
+            </wp14:sizeRelV>
+          </wp:anchor>
+        </w:drawing>
+      </w:r>
+      <w:r>
+        <w:rPr>
+          <w:rFonts w:ascii="Times New Roman" w:hAnsi="Times New Roman" w:cs="Times New Roman"/>
+          <w:sz w:val="24"/>
+          <w:szCs w:val="24"/>
+        </w:rPr>
+        <w:drawing>
+          <wp:anchor distT="0" distB="0" distL="114300" distR="114300" simplePos="0" relativeHeight="251659264" behindDoc="0" locked="0" layoutInCell="1" allowOverlap="1" wp14:anchorId="1BA8B971" wp14:editId="777BD5E6">
+            <wp:simplePos x="0" y="0"/>
+            <wp:positionH relativeFrom="column">
+              <wp:posOffset>228600</wp:posOffset>
+            </wp:positionH>
+            <wp:positionV relativeFrom="paragraph">
+              <wp:posOffset>635</wp:posOffset>
+            </wp:positionV>
+            <wp:extent cx="3040380" cy="1451275"/>
+            <wp:effectExtent l="0" t="0" r="7620" b="0"/>
+            <wp:wrapSquare wrapText="bothSides"/>
+            <wp:docPr id="22" name="Imagen 22"/>
+            <wp:cNvGraphicFramePr>
+              <a:graphicFrameLocks xmlns:a="http://schemas.openxmlformats.org/drawingml/2006/main" noChangeAspect="1"/>
+            </wp:cNvGraphicFramePr>
+            <a:graphic xmlns:a="http://schemas.openxmlformats.org/drawingml/2006/main">
+              <a:graphicData uri="http://schemas.openxmlformats.org/drawingml/2006/picture">
+                <pic:pic xmlns:pic="http://schemas.openxmlformats.org/drawingml/2006/picture">
+                  <pic:nvPicPr>
+                    <pic:cNvPr id="1" name=""/>
+                    <pic:cNvPicPr/>
+                  </pic:nvPicPr>
+                  <pic:blipFill>
+                    <a:blip r:embed="rId20">
+                      <a:extLst>
+                        <a:ext uri="{28A0092B-C50C-407E-A947-70E740481C1C}">
+                          <a14:useLocalDpi xmlns:a14="http://schemas.microsoft.com/office/drawing/2010/main" val="0"/>
+                        </a:ext>
+                      </a:extLst>
+                    </a:blip>
+                    <a:stretch>
+                      <a:fillRect/>
+                    </a:stretch>
+                  </pic:blipFill>
+                  <pic:spPr>
+                    <a:xfrm>
+                      <a:off x="0" y="0"/>
+                      <a:ext cx="3040380" cy="1451275"/>
+                    </a:xfrm>
+                    <a:prstGeom prst="rect">
+                      <a:avLst/>
+                    </a:prstGeom>
+                  </pic:spPr>
+                </pic:pic>
+              </a:graphicData>
+            </a:graphic>
+            <wp14:sizeRelH relativeFrom="page">
+              <wp14:pctWidth>0</wp14:pctWidth>
+            </wp14:sizeRelH>
+            <wp14:sizeRelV relativeFrom="page">
+              <wp14:pctHeight>0</wp14:pctHeight>
+            </wp14:sizeRelV>
+          </wp:anchor>
+        </w:drawing>
+      </w:r>
+      <w:r>
+        <w:rPr>
+          <w:noProof/>
+        </w:rPr>
+        <w:t xml:space="preserve"> </w:t>
+      </w:r>
+    </w:p>
+    <w:p>
+      <w:pPr>
+        <w:spacing w:before="240" w:after="0"/>
+        <w:jc w:val="both"/>
+        <w:rPr>
+          <w:rFonts w:ascii="Times New Roman" w:hAnsi="Times New Roman" w:cs="Times New Roman"/>
+          <w:sz w:val="24"/>
+          <w:szCs w:val="24"/>
+        </w:rPr>
+      </w:pPr>
+    </w:p>
+    <w:p>
+      <w:pPr>
+        <w:pStyle w:val="Prrafodelista"/>
+        <w:numPr>
+          <w:ilvl w:val="0"/>
+          <w:numId w:val="3"/>
+        </w:numPr>
+        <w:spacing w:before="240" w:after="0"/>
+        <w:jc w:val="both"/>
+        <w:rPr>
+          <w:rFonts w:ascii="Times New Roman" w:hAnsi="Times New Roman" w:cs="Times New Roman"/>
+          <w:sz w:val="24"/>
+          <w:szCs w:val="24"/>
+        </w:rPr>
+      </w:pPr>
+      <w:r>
+        <w:rPr>
+          <w:rFonts w:ascii="Times New Roman" w:hAnsi="Times New Roman" w:cs="Times New Roman"/>
+          <w:sz w:val="24"/>
+          <w:szCs w:val="24"/>
+        </w:rPr>
+        <w:t>Modificación de coordenadas una vez instanciado el objeto. -  Del mismo modo en el que pudimos instanciar cada objeto de la clase Punto podemos modificar sus atributos.</w:t>
+      </w:r>
+    </w:p>
+    <w:p>
+      <w:pPr>
+        <w:pStyle w:val="Prrafodelista"/>
+        <w:spacing w:before="240" w:after="0"/>
+        <w:ind w:left="360"/>
+        <w:jc w:val="center"/>
+        <w:rPr>
+          <w:rFonts w:ascii="Times New Roman" w:hAnsi="Times New Roman" w:cs="Times New Roman"/>
+          <w:sz w:val="24"/>
+          <w:szCs w:val="24"/>
+        </w:rPr>
+      </w:pPr>
+      <w:r>
+        <w:rPr>
+          <w:rFonts w:ascii="Times New Roman" w:hAnsi="Times New Roman" w:cs="Times New Roman"/>
+          <w:sz w:val="24"/>
+          <w:szCs w:val="24"/>
+        </w:rPr>
+        <w:drawing>
+          <wp:inline distT="0" distB="0" distL="0" distR="0" wp14:anchorId="795E0E44" wp14:editId="231E7E9E">
+            <wp:extent cx="3610479" cy="790685"/>
+            <wp:effectExtent l="0" t="0" r="9525" b="9525"/>
+            <wp:docPr id="24" name="Imagen 24"/>
+            <wp:cNvGraphicFramePr>
+              <a:graphicFrameLocks xmlns:a="http://schemas.openxmlformats.org/drawingml/2006/main" noChangeAspect="1"/>
+            </wp:cNvGraphicFramePr>
+            <a:graphic xmlns:a="http://schemas.openxmlformats.org/drawingml/2006/main">
+              <a:graphicData uri="http://schemas.openxmlformats.org/drawingml/2006/picture">
+                <pic:pic xmlns:pic="http://schemas.openxmlformats.org/drawingml/2006/picture">
+                  <pic:nvPicPr>
+                    <pic:cNvPr id="1" name=""/>
+                    <pic:cNvPicPr/>
+                  </pic:nvPicPr>
+                  <pic:blipFill>
+                    <a:blip r:embed="rId21"/>
+                    <a:stretch>
+                      <a:fillRect/>
+                    </a:stretch>
+                  </pic:blipFill>
+                  <pic:spPr>
+                    <a:xfrm>
+                      <a:off x="0" y="0"/>
+                      <a:ext cx="3610479" cy="790685"/>
+                    </a:xfrm>
+                    <a:prstGeom prst="rect">
+                      <a:avLst/>
+                    </a:prstGeom>
+                  </pic:spPr>
+                </pic:pic>
+              </a:graphicData>
+            </a:graphic>
+          </wp:inline>
+        </w:drawing>
+      </w:r>
+    </w:p>
+    <w:p>
+      <w:pPr>
+        <w:pStyle w:val="Prrafodelista"/>
+        <w:spacing w:before="240" w:after="0"/>
+        <w:ind w:left="360"/>
+        <w:rPr>
+          <w:rFonts w:ascii="Times New Roman" w:hAnsi="Times New Roman" w:cs="Times New Roman"/>
+          <w:sz w:val="24"/>
+          <w:szCs w:val="24"/>
+        </w:rPr>
+      </w:pPr>
+      <w:r>
+        <w:rPr>
+          <w:rFonts w:ascii="Times New Roman" w:hAnsi="Times New Roman" w:cs="Times New Roman"/>
+          <w:sz w:val="24"/>
+          <w:szCs w:val="24"/>
+        </w:rPr>
+        <w:t xml:space="preserve">Como resultado se habría modificado el punto3 la coordenada x: </w:t>
+      </w:r>
+    </w:p>
+    <w:p>
+      <w:pPr>
+        <w:pStyle w:val="Prrafodelista"/>
+        <w:spacing w:before="240" w:after="0"/>
+        <w:ind w:left="360"/>
+        <w:jc w:val="center"/>
+        <w:rPr>
+          <w:rFonts w:ascii="Times New Roman" w:hAnsi="Times New Roman" w:cs="Times New Roman"/>
+          <w:sz w:val="24"/>
+          <w:szCs w:val="24"/>
+        </w:rPr>
+      </w:pPr>
+      <w:r>
+        <w:rPr>
+          <w:rFonts w:ascii="Times New Roman" w:hAnsi="Times New Roman" w:cs="Times New Roman"/>
+          <w:sz w:val="24"/>
+          <w:szCs w:val="24"/>
+        </w:rPr>
+        <w:drawing>
+          <wp:inline distT="0" distB="0" distL="0" distR="0" wp14:anchorId="1C4A9078" wp14:editId="586DAD06">
+            <wp:extent cx="1878058" cy="510540"/>
+            <wp:effectExtent l="0" t="0" r="8255" b="3810"/>
+            <wp:docPr id="25" name="Imagen 25"/>
+            <wp:cNvGraphicFramePr>
+              <a:graphicFrameLocks xmlns:a="http://schemas.openxmlformats.org/drawingml/2006/main" noChangeAspect="1"/>
+            </wp:cNvGraphicFramePr>
+            <a:graphic xmlns:a="http://schemas.openxmlformats.org/drawingml/2006/main">
+              <a:graphicData uri="http://schemas.openxmlformats.org/drawingml/2006/picture">
+                <pic:pic xmlns:pic="http://schemas.openxmlformats.org/drawingml/2006/picture">
+                  <pic:nvPicPr>
+                    <pic:cNvPr id="1" name=""/>
+                    <pic:cNvPicPr/>
+                  </pic:nvPicPr>
+                  <pic:blipFill>
+                    <a:blip r:embed="rId22"/>
+                    <a:stretch>
+                      <a:fillRect/>
+                    </a:stretch>
+                  </pic:blipFill>
+                  <pic:spPr>
+                    <a:xfrm>
+                      <a:off x="0" y="0"/>
+                      <a:ext cx="1883307" cy="511967"/>
+                    </a:xfrm>
+                    <a:prstGeom prst="rect">
+                      <a:avLst/>
+                    </a:prstGeom>
+                  </pic:spPr>
+                </pic:pic>
+              </a:graphicData>
+            </a:graphic>
+          </wp:inline>
+        </w:drawing>
+      </w:r>
+    </w:p>
+    <w:p>
+      <w:pPr>
+        <w:spacing w:before="240" w:after="0"/>
+        <w:rPr>
+          <w:rFonts w:ascii="Times New Roman" w:hAnsi="Times New Roman" w:cs="Times New Roman"/>
+          <w:b/>
+          <w:bCs/>
+          <w:sz w:val="24"/>
+          <w:szCs w:val="24"/>
+        </w:rPr>
+      </w:pPr>
+      <w:r>
+        <w:rPr>
+          <w:rFonts w:ascii="Times New Roman" w:hAnsi="Times New Roman" w:cs="Times New Roman"/>
+          <w:b/>
+          <w:bCs/>
+          <w:sz w:val="24"/>
+          <w:szCs w:val="24"/>
+        </w:rPr>
+        <w:t>Visibilidad de los miembros de la clase</w:t>
+      </w:r>
+    </w:p>
+    <w:p>
+      <w:pPr>
+        <w:spacing w:before="240" w:after="0"/>
+        <w:rPr>
+          <w:rFonts w:ascii="Times New Roman" w:hAnsi="Times New Roman" w:cs="Times New Roman"/>
+          <w:b/>
+          <w:bCs/>
+          <w:sz w:val="24"/>
+          <w:szCs w:val="24"/>
+        </w:rPr>
+      </w:pPr>
+    </w:p>
+    <w:p>
+      <w:pPr>
+        <w:spacing w:before="240" w:after="0"/>
+        <w:jc w:val="both"/>
+        <w:rPr>
+          <w:rFonts w:ascii="Times New Roman" w:hAnsi="Times New Roman" w:cs="Times New Roman"/>
+          <w:sz w:val="24"/>
+          <w:szCs w:val="24"/>
+        </w:rPr>
+      </w:pPr>
+      <w:r>
+        <w:rPr>
+          <w:rFonts w:ascii="Times New Roman" w:hAnsi="Times New Roman" w:cs="Times New Roman"/>
+          <w:sz w:val="24"/>
+          <w:szCs w:val="24"/>
+        </w:rPr>
+        <w:t xml:space="preserve">Un principio fundamental en programación orientada a objetos es la ocultación de la información; </w:t>
+      </w:r>
+      <w:r>
+        <w:rPr>
+          <w:rFonts w:ascii="Times New Roman" w:hAnsi="Times New Roman" w:cs="Times New Roman"/>
+          <w:sz w:val="24"/>
+          <w:szCs w:val="24"/>
+        </w:rPr>
+        <w:t>no poder acceder por métodos externos a la clase a determinados datos internos; el mecanismo para ocultar datos es ponerlos en una clase y hacerlos privados; a éstos solo se podrá acceder desde el interior de la clase. Por el contrario, los datos o métodos públicos son accesibles desde el exterior de la clase.</w:t>
+      </w:r>
+    </w:p>
+    <w:p>
+      <w:pPr>
+        <w:spacing w:before="240" w:after="0"/>
+        <w:jc w:val="both"/>
+        <w:rPr>
+          <w:rFonts w:ascii="Times New Roman" w:hAnsi="Times New Roman" w:cs="Times New Roman"/>
+          <w:sz w:val="24"/>
+          <w:szCs w:val="24"/>
+        </w:rPr>
+      </w:pPr>
+      <w:r>
+        <w:rPr>
+          <w:rFonts w:ascii="Times New Roman" w:hAnsi="Times New Roman" w:cs="Times New Roman"/>
+          <w:sz w:val="24"/>
+          <w:szCs w:val="24"/>
+        </w:rPr>
+        <w:t xml:space="preserve">Declarando en el constructor los atributos </w:t>
+      </w:r>
+      <w:r>
+        <w:rPr>
+          <w:rFonts w:ascii="Times New Roman" w:hAnsi="Times New Roman" w:cs="Times New Roman"/>
+          <w:b/>
+          <w:bCs/>
+          <w:sz w:val="24"/>
+          <w:szCs w:val="24"/>
+        </w:rPr>
+        <w:t xml:space="preserve">privados </w:t>
+      </w:r>
+      <w:r>
+        <w:rPr>
+          <w:rFonts w:ascii="Times New Roman" w:hAnsi="Times New Roman" w:cs="Times New Roman"/>
+          <w:sz w:val="24"/>
+          <w:szCs w:val="24"/>
+        </w:rPr>
+        <w:t>no se podrá acceder y modificar los valores como se hizo en el punto 4. En Python la forma de hacer que un atributo sea privado es con un doble guion bajo en cada atributo (y con un solo guion bajo se vuelve un atributo protegido</w:t>
+      </w:r>
+      <w:r>
+        <w:rPr>
+          <w:rFonts w:ascii="Times New Roman" w:hAnsi="Times New Roman" w:cs="Times New Roman"/>
+          <w:sz w:val="24"/>
+          <w:szCs w:val="24"/>
+        </w:rPr>
+        <w:t>, en caso de atributo público no se pone nada</w:t>
+      </w:r>
+      <w:r>
+        <w:rPr>
+          <w:rFonts w:ascii="Times New Roman" w:hAnsi="Times New Roman" w:cs="Times New Roman"/>
+          <w:sz w:val="24"/>
+          <w:szCs w:val="24"/>
+        </w:rPr>
+        <w:t>).</w:t>
+      </w:r>
+    </w:p>
+    <w:p>
+      <w:pPr>
+        <w:spacing w:before="240" w:after="0"/>
+        <w:jc w:val="both"/>
+        <w:rPr>
+          <w:rFonts w:ascii="Times New Roman" w:hAnsi="Times New Roman" w:cs="Times New Roman"/>
+          <w:sz w:val="24"/>
+          <w:szCs w:val="24"/>
+        </w:rPr>
+      </w:pPr>
+      <w:r>
+        <w:rPr>
+          <w:rFonts w:ascii="Times New Roman" w:hAnsi="Times New Roman" w:cs="Times New Roman"/>
+          <w:sz w:val="24"/>
+          <w:szCs w:val="24"/>
+        </w:rPr>
+        <w:drawing>
+          <wp:inline distT="0" distB="0" distL="0" distR="0" wp14:anchorId="54A64D84" wp14:editId="2DCF26AD">
+            <wp:extent cx="4660265" cy="1560830"/>
+            <wp:effectExtent l="0" t="0" r="6985" b="1270"/>
+            <wp:docPr id="26" name="Imagen 26"/>
+            <wp:cNvGraphicFramePr>
+              <a:graphicFrameLocks xmlns:a="http://schemas.openxmlformats.org/drawingml/2006/main" noChangeAspect="1"/>
+            </wp:cNvGraphicFramePr>
+            <a:graphic xmlns:a="http://schemas.openxmlformats.org/drawingml/2006/main">
+              <a:graphicData uri="http://schemas.openxmlformats.org/drawingml/2006/picture">
+                <pic:pic xmlns:pic="http://schemas.openxmlformats.org/drawingml/2006/picture">
+                  <pic:nvPicPr>
+                    <pic:cNvPr id="1" name=""/>
+                    <pic:cNvPicPr/>
+                  </pic:nvPicPr>
+                  <pic:blipFill>
+                    <a:blip r:embed="rId23"/>
+                    <a:stretch>
+                      <a:fillRect/>
+                    </a:stretch>
+                  </pic:blipFill>
+                  <pic:spPr>
+                    <a:xfrm>
+                      <a:off x="0" y="0"/>
+                      <a:ext cx="4660265" cy="1560830"/>
+                    </a:xfrm>
+                    <a:prstGeom prst="rect">
+                      <a:avLst/>
+                    </a:prstGeom>
+                  </pic:spPr>
+                </pic:pic>
+              </a:graphicData>
+            </a:graphic>
+          </wp:inline>
+        </w:drawing>
+      </w:r>
+      <w:r>
+        <w:rPr>
+          <w:rFonts w:ascii="Times New Roman" w:hAnsi="Times New Roman" w:cs="Times New Roman"/>
+          <w:sz w:val="24"/>
+          <w:szCs w:val="24"/>
+        </w:rPr>
+        <w:t xml:space="preserve"> </w:t>
+      </w:r>
+    </w:p>
+    <w:p>
+      <w:pPr>
+        <w:spacing w:before="240" w:after="0"/>
+        <w:jc w:val="both"/>
+        <w:rPr>
+          <w:rFonts w:ascii="Times New Roman" w:hAnsi="Times New Roman" w:cs="Times New Roman"/>
+          <w:sz w:val="24"/>
+          <w:szCs w:val="24"/>
+        </w:rPr>
+      </w:pPr>
+      <w:r>
+        <w:rPr>
+          <w:rFonts w:ascii="Times New Roman" w:hAnsi="Times New Roman" w:cs="Times New Roman"/>
+          <w:sz w:val="24"/>
+          <w:szCs w:val="24"/>
+        </w:rPr>
+        <w:drawing>
+          <wp:anchor distT="0" distB="0" distL="114300" distR="114300" simplePos="0" relativeHeight="251662336" behindDoc="0" locked="0" layoutInCell="1" allowOverlap="1" wp14:anchorId="3E45B564" wp14:editId="3C2D43EA">
+            <wp:simplePos x="0" y="0"/>
+            <wp:positionH relativeFrom="column">
+              <wp:posOffset>3569335</wp:posOffset>
+            </wp:positionH>
+            <wp:positionV relativeFrom="paragraph">
+              <wp:posOffset>1266190</wp:posOffset>
+            </wp:positionV>
+            <wp:extent cx="929640" cy="604520"/>
+            <wp:effectExtent l="0" t="0" r="3810" b="5080"/>
+            <wp:wrapTopAndBottom/>
+            <wp:docPr id="28" name="Imagen 28"/>
+            <wp:cNvGraphicFramePr>
+              <a:graphicFrameLocks xmlns:a="http://schemas.openxmlformats.org/drawingml/2006/main" noChangeAspect="1"/>
+            </wp:cNvGraphicFramePr>
+            <a:graphic xmlns:a="http://schemas.openxmlformats.org/drawingml/2006/main">
+              <a:graphicData uri="http://schemas.openxmlformats.org/drawingml/2006/picture">
+                <pic:pic xmlns:pic="http://schemas.openxmlformats.org/drawingml/2006/picture">
+                  <pic:nvPicPr>
+                    <pic:cNvPr id="1" name=""/>
+                    <pic:cNvPicPr/>
+                  </pic:nvPicPr>
+                  <pic:blipFill>
+                    <a:blip r:embed="rId24">
+                      <a:extLst>
+                        <a:ext uri="{28A0092B-C50C-407E-A947-70E740481C1C}">
+                          <a14:useLocalDpi xmlns:a14="http://schemas.microsoft.com/office/drawing/2010/main" val="0"/>
+                        </a:ext>
+                      </a:extLst>
+                    </a:blip>
+                    <a:stretch>
+                      <a:fillRect/>
+                    </a:stretch>
+                  </pic:blipFill>
+                  <pic:spPr>
+                    <a:xfrm>
+                      <a:off x="0" y="0"/>
+                      <a:ext cx="929640" cy="604520"/>
+                    </a:xfrm>
+                    <a:prstGeom prst="rect">
+                      <a:avLst/>
+                    </a:prstGeom>
+                  </pic:spPr>
+                </pic:pic>
+              </a:graphicData>
+            </a:graphic>
+            <wp14:sizeRelH relativeFrom="page">
+              <wp14:pctWidth>0</wp14:pctWidth>
+            </wp14:sizeRelH>
+            <wp14:sizeRelV relativeFrom="page">
+              <wp14:pctHeight>0</wp14:pctHeight>
+            </wp14:sizeRelV>
+          </wp:anchor>
+        </w:drawing>
+      </w:r>
+      <w:r>
+        <w:rPr>
+          <w:rFonts w:ascii="Times New Roman" w:hAnsi="Times New Roman" w:cs="Times New Roman"/>
+          <w:sz w:val="24"/>
+          <w:szCs w:val="24"/>
+        </w:rPr>
+        <w:t>Volviendo los puntos x e y protegidos solo se podrá acceder a cada uno de ellos dentro de la clase como el método mostrarCoordenadas puede acceder a los atributos x e y</w:t>
+      </w:r>
+      <w:r>
+        <w:rPr>
+          <w:rFonts w:ascii="Times New Roman" w:hAnsi="Times New Roman" w:cs="Times New Roman"/>
+          <w:sz w:val="24"/>
+          <w:szCs w:val="24"/>
+        </w:rPr>
+        <w:t>. la situación de la ejecución será la misma en la instanciación, pero no se podrá modificar el valor x o y como se hizo en el punto 4.</w:t>
+      </w:r>
+    </w:p>
+    <w:p>
+      <w:pPr>
+        <w:spacing w:before="240" w:after="0"/>
+        <w:jc w:val="both"/>
+        <w:rPr>
+          <w:rFonts w:ascii="Times New Roman" w:hAnsi="Times New Roman" w:cs="Times New Roman"/>
+          <w:sz w:val="24"/>
+          <w:szCs w:val="24"/>
+        </w:rPr>
+      </w:pPr>
+      <w:r>
+        <w:rPr>
+          <w:rFonts w:ascii="Times New Roman" w:hAnsi="Times New Roman" w:cs="Times New Roman"/>
+          <w:sz w:val="24"/>
+          <w:szCs w:val="24"/>
+        </w:rPr>
+        <w:drawing>
+          <wp:anchor distT="0" distB="0" distL="114300" distR="114300" simplePos="0" relativeHeight="251661312" behindDoc="0" locked="0" layoutInCell="1" allowOverlap="1" wp14:anchorId="7A1806F9" wp14:editId="54758FAF">
+            <wp:simplePos x="0" y="0"/>
+            <wp:positionH relativeFrom="column">
+              <wp:posOffset>33655</wp:posOffset>
+            </wp:positionH>
+            <wp:positionV relativeFrom="paragraph">
+              <wp:posOffset>31115</wp:posOffset>
+            </wp:positionV>
+            <wp:extent cx="3400425" cy="819150"/>
+            <wp:effectExtent l="0" t="0" r="9525" b="0"/>
+            <wp:wrapTopAndBottom/>
+            <wp:docPr id="27" name="Imagen 27"/>
+            <wp:cNvGraphicFramePr>
+              <a:graphicFrameLocks xmlns:a="http://schemas.openxmlformats.org/drawingml/2006/main" noChangeAspect="1"/>
+            </wp:cNvGraphicFramePr>
+            <a:graphic xmlns:a="http://schemas.openxmlformats.org/drawingml/2006/main">
+              <a:graphicData uri="http://schemas.openxmlformats.org/drawingml/2006/picture">
+                <pic:pic xmlns:pic="http://schemas.openxmlformats.org/drawingml/2006/picture">
+                  <pic:nvPicPr>
+                    <pic:cNvPr id="1" name=""/>
+                    <pic:cNvPicPr/>
+                  </pic:nvPicPr>
+                  <pic:blipFill>
+                    <a:blip r:embed="rId25">
+                      <a:extLst>
+                        <a:ext uri="{28A0092B-C50C-407E-A947-70E740481C1C}">
+                          <a14:useLocalDpi xmlns:a14="http://schemas.microsoft.com/office/drawing/2010/main" val="0"/>
+                        </a:ext>
+                      </a:extLst>
+                    </a:blip>
+                    <a:stretch>
+                      <a:fillRect/>
+                    </a:stretch>
+                  </pic:blipFill>
+                  <pic:spPr>
+                    <a:xfrm>
+                      <a:off x="0" y="0"/>
+                      <a:ext cx="3400425" cy="819150"/>
+                    </a:xfrm>
+                    <a:prstGeom prst="rect">
+                      <a:avLst/>
+                    </a:prstGeom>
+                  </pic:spPr>
+                </pic:pic>
+              </a:graphicData>
+            </a:graphic>
+            <wp14:sizeRelH relativeFrom="page">
+              <wp14:pctWidth>0</wp14:pctWidth>
+            </wp14:sizeRelH>
+            <wp14:sizeRelV relativeFrom="page">
+              <wp14:pctHeight>0</wp14:pctHeight>
+            </wp14:sizeRelV>
+          </wp:anchor>
+        </w:drawing>
+      </w:r>
+      <w:r>
+        <w:rPr>
+          <w:rFonts w:ascii="Times New Roman" w:hAnsi="Times New Roman" w:cs="Times New Roman"/>
+          <w:sz w:val="24"/>
+          <w:szCs w:val="24"/>
+        </w:rPr>
+        <w:t>Como se muestra en la imagen superior x no cambió de valor como lo hacía anteriormente</w:t>
+      </w:r>
+      <w:r>
+        <w:rPr>
+          <w:rFonts w:ascii="Times New Roman" w:hAnsi="Times New Roman" w:cs="Times New Roman"/>
+          <w:sz w:val="24"/>
+          <w:szCs w:val="24"/>
+        </w:rPr>
+        <w:t xml:space="preserve">, incluso si queremos acceder de la misma manera que lo hace </w:t>
+      </w:r>
+      <w:r>
+        <w:rPr>
+          <w:rFonts w:ascii="Times New Roman" w:hAnsi="Times New Roman" w:cs="Times New Roman"/>
+          <w:sz w:val="24"/>
+          <w:szCs w:val="24"/>
+        </w:rPr>
+        <w:lastRenderedPageBreak/>
+        <w:t xml:space="preserve">el método de la clase mostrarCoordenadas con dos guiones bajos, no se </w:t>
+      </w:r>
+      <w:r>
+        <w:rPr>
+          <w:rFonts w:ascii="Times New Roman" w:hAnsi="Times New Roman" w:cs="Times New Roman"/>
+          <w:sz w:val="24"/>
+          <w:szCs w:val="24"/>
+        </w:rPr>
+        <w:drawing>
+          <wp:anchor distT="0" distB="0" distL="114300" distR="114300" simplePos="0" relativeHeight="251663360" behindDoc="0" locked="0" layoutInCell="1" allowOverlap="1" wp14:anchorId="137EF515" wp14:editId="2CF2B615">
+            <wp:simplePos x="0" y="0"/>
+            <wp:positionH relativeFrom="column">
+              <wp:posOffset>3489960</wp:posOffset>
+            </wp:positionH>
+            <wp:positionV relativeFrom="paragraph">
+              <wp:posOffset>624840</wp:posOffset>
+            </wp:positionV>
+            <wp:extent cx="1179195" cy="733425"/>
+            <wp:effectExtent l="0" t="0" r="1905" b="9525"/>
+            <wp:wrapSquare wrapText="bothSides"/>
+            <wp:docPr id="30" name="Imagen 30"/>
+            <wp:cNvGraphicFramePr>
+              <a:graphicFrameLocks xmlns:a="http://schemas.openxmlformats.org/drawingml/2006/main" noChangeAspect="1"/>
+            </wp:cNvGraphicFramePr>
+            <a:graphic xmlns:a="http://schemas.openxmlformats.org/drawingml/2006/main">
+              <a:graphicData uri="http://schemas.openxmlformats.org/drawingml/2006/picture">
+                <pic:pic xmlns:pic="http://schemas.openxmlformats.org/drawingml/2006/picture">
+                  <pic:nvPicPr>
+                    <pic:cNvPr id="1" name=""/>
+                    <pic:cNvPicPr/>
+                  </pic:nvPicPr>
+                  <pic:blipFill>
+                    <a:blip r:embed="rId26">
+                      <a:extLst>
+                        <a:ext uri="{28A0092B-C50C-407E-A947-70E740481C1C}">
+                          <a14:useLocalDpi xmlns:a14="http://schemas.microsoft.com/office/drawing/2010/main" val="0"/>
+                        </a:ext>
+                      </a:extLst>
+                    </a:blip>
+                    <a:stretch>
+                      <a:fillRect/>
+                    </a:stretch>
+                  </pic:blipFill>
+                  <pic:spPr>
+                    <a:xfrm>
+                      <a:off x="0" y="0"/>
+                      <a:ext cx="1179195" cy="733425"/>
+                    </a:xfrm>
+                    <a:prstGeom prst="rect">
+                      <a:avLst/>
+                    </a:prstGeom>
+                  </pic:spPr>
+                </pic:pic>
+              </a:graphicData>
+            </a:graphic>
+            <wp14:sizeRelH relativeFrom="page">
+              <wp14:pctWidth>0</wp14:pctWidth>
+            </wp14:sizeRelH>
+            <wp14:sizeRelV relativeFrom="page">
+              <wp14:pctHeight>0</wp14:pctHeight>
+            </wp14:sizeRelV>
+          </wp:anchor>
+        </w:drawing>
+      </w:r>
+      <w:r>
+        <w:rPr>
+          <w:rFonts w:ascii="Times New Roman" w:hAnsi="Times New Roman" w:cs="Times New Roman"/>
+          <w:sz w:val="24"/>
+          <w:szCs w:val="24"/>
+        </w:rPr>
+        <w:t>modificará el valor x.</w:t>
+      </w:r>
+    </w:p>
+    <w:p>
+      <w:pPr>
+        <w:spacing w:before="240" w:after="0"/>
+        <w:jc w:val="both"/>
+        <w:rPr>
+          <w:rFonts w:ascii="Times New Roman" w:hAnsi="Times New Roman" w:cs="Times New Roman"/>
+          <w:sz w:val="24"/>
+          <w:szCs w:val="24"/>
+        </w:rPr>
+      </w:pPr>
+      <w:r>
+        <w:rPr>
+          <w:rFonts w:ascii="Times New Roman" w:hAnsi="Times New Roman" w:cs="Times New Roman"/>
+          <w:sz w:val="24"/>
+          <w:szCs w:val="24"/>
+        </w:rPr>
+        <w:drawing>
+          <wp:anchor distT="0" distB="0" distL="114300" distR="114300" simplePos="0" relativeHeight="251664384" behindDoc="0" locked="0" layoutInCell="1" allowOverlap="1" wp14:anchorId="0B0D318A" wp14:editId="2948BA09">
+            <wp:simplePos x="0" y="0"/>
+            <wp:positionH relativeFrom="margin">
+              <wp:align>left</wp:align>
+            </wp:positionH>
+            <wp:positionV relativeFrom="paragraph">
+              <wp:posOffset>162560</wp:posOffset>
+            </wp:positionV>
+            <wp:extent cx="3429479" cy="847843"/>
+            <wp:effectExtent l="0" t="0" r="0" b="9525"/>
+            <wp:wrapSquare wrapText="bothSides"/>
+            <wp:docPr id="29" name="Imagen 29"/>
+            <wp:cNvGraphicFramePr>
+              <a:graphicFrameLocks xmlns:a="http://schemas.openxmlformats.org/drawingml/2006/main" noChangeAspect="1"/>
+            </wp:cNvGraphicFramePr>
+            <a:graphic xmlns:a="http://schemas.openxmlformats.org/drawingml/2006/main">
+              <a:graphicData uri="http://schemas.openxmlformats.org/drawingml/2006/picture">
+                <pic:pic xmlns:pic="http://schemas.openxmlformats.org/drawingml/2006/picture">
+                  <pic:nvPicPr>
+                    <pic:cNvPr id="1" name=""/>
+                    <pic:cNvPicPr/>
+                  </pic:nvPicPr>
+                  <pic:blipFill>
+                    <a:blip r:embed="rId27">
+                      <a:extLst>
+                        <a:ext uri="{28A0092B-C50C-407E-A947-70E740481C1C}">
+                          <a14:useLocalDpi xmlns:a14="http://schemas.microsoft.com/office/drawing/2010/main" val="0"/>
+                        </a:ext>
+                      </a:extLst>
+                    </a:blip>
+                    <a:stretch>
+                      <a:fillRect/>
+                    </a:stretch>
+                  </pic:blipFill>
+                  <pic:spPr>
+                    <a:xfrm>
+                      <a:off x="0" y="0"/>
+                      <a:ext cx="3429479" cy="847843"/>
+                    </a:xfrm>
+                    <a:prstGeom prst="rect">
+                      <a:avLst/>
+                    </a:prstGeom>
+                  </pic:spPr>
+                </pic:pic>
+              </a:graphicData>
+            </a:graphic>
+            <wp14:sizeRelH relativeFrom="page">
+              <wp14:pctWidth>0</wp14:pctWidth>
+            </wp14:sizeRelH>
+            <wp14:sizeRelV relativeFrom="page">
+              <wp14:pctHeight>0</wp14:pctHeight>
+            </wp14:sizeRelV>
+          </wp:anchor>
+        </w:drawing>
+      </w:r>
+      <w:r>
+        <w:rPr>
+          <w:noProof/>
+        </w:rPr>
+        <w:t xml:space="preserve"> </w:t>
+      </w:r>
+    </w:p>
+    <w:p>
+      <w:pPr>
+        <w:spacing w:before="240" w:after="0"/>
+        <w:jc w:val="both"/>
+        <w:rPr>
+          <w:rFonts w:ascii="Times New Roman" w:hAnsi="Times New Roman" w:cs="Times New Roman"/>
+          <w:sz w:val="24"/>
+          <w:szCs w:val="24"/>
+        </w:rPr>
+      </w:pPr>
+      <w:r>
+        <w:rPr>
+          <w:rFonts w:ascii="Times New Roman" w:hAnsi="Times New Roman" w:cs="Times New Roman"/>
+          <w:sz w:val="24"/>
+          <w:szCs w:val="24"/>
+        </w:rPr>
+        <w:t xml:space="preserve">¿Cuándo usar privado, público y protegido? El uso corresponderá del análisis previo realizado sobre el </w:t>
+      </w:r>
+      <w:r>
+        <w:rPr>
+          <w:rFonts w:ascii="Times New Roman" w:hAnsi="Times New Roman" w:cs="Times New Roman"/>
+          <w:sz w:val="24"/>
+          <w:szCs w:val="24"/>
+        </w:rPr>
+        <w:t>problema,</w:t>
+      </w:r>
+      <w:r>
+        <w:rPr>
+          <w:rFonts w:ascii="Times New Roman" w:hAnsi="Times New Roman" w:cs="Times New Roman"/>
+          <w:sz w:val="24"/>
+          <w:szCs w:val="24"/>
+        </w:rPr>
+        <w:t xml:space="preserve"> pero un resumen breve sería</w:t>
+      </w:r>
+      <w:r>
+        <w:rPr>
+          <w:rFonts w:ascii="Times New Roman" w:hAnsi="Times New Roman" w:cs="Times New Roman"/>
+          <w:sz w:val="24"/>
+          <w:szCs w:val="24"/>
+        </w:rPr>
+        <w:t>:</w:t>
+      </w:r>
+    </w:p>
+    <w:p>
+      <w:pPr>
+        <w:pStyle w:val="Prrafodelista"/>
+        <w:numPr>
+          <w:ilvl w:val="0"/>
+          <w:numId w:val="1"/>
+        </w:numPr>
+        <w:spacing w:before="240" w:after="0"/>
+        <w:jc w:val="both"/>
+        <w:rPr>
+          <w:rFonts w:ascii="Times New Roman" w:hAnsi="Times New Roman" w:cs="Times New Roman"/>
+          <w:sz w:val="24"/>
+          <w:szCs w:val="24"/>
+        </w:rPr>
+      </w:pPr>
+      <w:r>
+        <w:rPr>
+          <w:rFonts w:ascii="Times New Roman" w:hAnsi="Times New Roman" w:cs="Times New Roman"/>
+          <w:sz w:val="24"/>
+          <w:szCs w:val="24"/>
+        </w:rPr>
+        <w:t>Publico. – Define miembros públicos, aquellos a los que se puede acceder por cualquier método desde fuera de la clase (como lo hicimos en el ejemplo 4)</w:t>
+      </w:r>
+    </w:p>
+    <w:p>
+      <w:pPr>
+        <w:pStyle w:val="Prrafodelista"/>
+        <w:numPr>
+          <w:ilvl w:val="0"/>
+          <w:numId w:val="1"/>
+        </w:numPr>
+        <w:spacing w:before="240" w:after="0"/>
+        <w:jc w:val="both"/>
+        <w:rPr>
+          <w:rFonts w:ascii="Times New Roman" w:hAnsi="Times New Roman" w:cs="Times New Roman"/>
+          <w:sz w:val="24"/>
+          <w:szCs w:val="24"/>
+        </w:rPr>
+      </w:pPr>
+      <w:r>
+        <w:rPr>
+          <w:rFonts w:ascii="Times New Roman" w:hAnsi="Times New Roman" w:cs="Times New Roman"/>
+          <w:sz w:val="24"/>
+          <w:szCs w:val="24"/>
+        </w:rPr>
+        <w:t xml:space="preserve">Protegido. – Se puede acceder a estos por aquellos miembros de la misma clase o de </w:t>
+      </w:r>
+      <w:r>
+        <w:rPr>
+          <w:rFonts w:ascii="Times New Roman" w:hAnsi="Times New Roman" w:cs="Times New Roman"/>
+          <w:b/>
+          <w:bCs/>
+          <w:sz w:val="24"/>
+          <w:szCs w:val="24"/>
+        </w:rPr>
+        <w:t>clases derivadas</w:t>
+      </w:r>
+      <w:r>
+        <w:rPr>
+          <w:rFonts w:ascii="Times New Roman" w:hAnsi="Times New Roman" w:cs="Times New Roman"/>
+          <w:sz w:val="24"/>
+          <w:szCs w:val="24"/>
+        </w:rPr>
+        <w:t xml:space="preserve">, así como por </w:t>
+      </w:r>
+      <w:r>
+        <w:rPr>
+          <w:rFonts w:ascii="Times New Roman" w:hAnsi="Times New Roman" w:cs="Times New Roman"/>
+          <w:b/>
+          <w:bCs/>
+          <w:sz w:val="24"/>
+          <w:szCs w:val="24"/>
+        </w:rPr>
+        <w:t xml:space="preserve">métodos </w:t>
+      </w:r>
+      <w:r>
+        <w:rPr>
+          <w:rFonts w:ascii="Times New Roman" w:hAnsi="Times New Roman" w:cs="Times New Roman"/>
+          <w:sz w:val="24"/>
+          <w:szCs w:val="24"/>
+        </w:rPr>
+        <w:t>de otras clases que se encentren en el mismo paquete (Archivo donde se almacenan todas las clases .py separadas)</w:t>
+      </w:r>
+    </w:p>
+    <w:p>
+      <w:pPr>
+        <w:pStyle w:val="Prrafodelista"/>
+        <w:numPr>
+          <w:ilvl w:val="0"/>
+          <w:numId w:val="1"/>
+        </w:numPr>
+        <w:spacing w:before="240" w:after="0"/>
+        <w:jc w:val="both"/>
+        <w:rPr>
+          <w:rFonts w:ascii="Times New Roman" w:hAnsi="Times New Roman" w:cs="Times New Roman"/>
+          <w:sz w:val="24"/>
+          <w:szCs w:val="24"/>
+        </w:rPr>
+      </w:pPr>
+      <w:r>
+        <w:rPr>
+          <w:rFonts w:ascii="Times New Roman" w:hAnsi="Times New Roman" w:cs="Times New Roman"/>
+          <w:sz w:val="24"/>
+          <w:szCs w:val="24"/>
+        </w:rPr>
+        <w:t xml:space="preserve">Privado. – Se puede acceder a estos por métodos de la </w:t>
+      </w:r>
+      <w:r>
+        <w:rPr>
+          <w:rFonts w:ascii="Times New Roman" w:hAnsi="Times New Roman" w:cs="Times New Roman"/>
+          <w:b/>
+          <w:bCs/>
+          <w:sz w:val="24"/>
+          <w:szCs w:val="24"/>
+        </w:rPr>
+        <w:t xml:space="preserve">misma clase </w:t>
+      </w:r>
+      <w:r>
+        <w:rPr>
+          <w:rFonts w:ascii="Times New Roman" w:hAnsi="Times New Roman" w:cs="Times New Roman"/>
+          <w:sz w:val="24"/>
+          <w:szCs w:val="24"/>
+        </w:rPr>
+        <w:t xml:space="preserve">únicamente. </w:t>
+      </w:r>
+    </w:p>
+    <w:p>
+      <w:pPr>
+        <w:spacing w:before="240" w:after="0"/>
+        <w:jc w:val="both"/>
+        <w:rPr>
+          <w:rFonts w:ascii="Times New Roman" w:hAnsi="Times New Roman" w:cs="Times New Roman"/>
+          <w:sz w:val="24"/>
+          <w:szCs w:val="24"/>
+        </w:rPr>
+      </w:pPr>
+      <w:r>
+        <w:rPr>
+          <w:rFonts w:ascii="Times New Roman" w:hAnsi="Times New Roman" w:cs="Times New Roman"/>
+          <w:sz w:val="24"/>
+          <w:szCs w:val="24"/>
+        </w:rPr>
+        <w:t xml:space="preserve">De la misma manera tanto clases como métodos pueden instanciarse de cualquier tipo de especificador dependiendo de el análisis realizado. </w:t>
+      </w:r>
+    </w:p>
+    <w:p>
+      <w:pPr>
+        <w:spacing w:before="240" w:after="0"/>
+        <w:jc w:val="both"/>
+        <w:rPr>
+          <w:rFonts w:ascii="Times New Roman" w:hAnsi="Times New Roman" w:cs="Times New Roman"/>
+          <w:sz w:val="24"/>
+          <w:szCs w:val="24"/>
+        </w:rPr>
+      </w:pPr>
+      <w:r>
+        <w:rPr>
+          <w:rFonts w:ascii="Times New Roman" w:hAnsi="Times New Roman" w:cs="Times New Roman"/>
+          <w:sz w:val="24"/>
+          <w:szCs w:val="24"/>
+        </w:rPr>
+        <w:drawing>
+          <wp:anchor distT="0" distB="0" distL="114300" distR="114300" simplePos="0" relativeHeight="251666432" behindDoc="0" locked="0" layoutInCell="1" allowOverlap="1" wp14:anchorId="253B9411" wp14:editId="39B82E4A">
+            <wp:simplePos x="0" y="0"/>
+            <wp:positionH relativeFrom="column">
+              <wp:posOffset>5113020</wp:posOffset>
+            </wp:positionH>
+            <wp:positionV relativeFrom="paragraph">
+              <wp:posOffset>589280</wp:posOffset>
+            </wp:positionV>
+            <wp:extent cx="3400425" cy="771525"/>
+            <wp:effectExtent l="0" t="0" r="9525" b="9525"/>
+            <wp:wrapTopAndBottom/>
+            <wp:docPr id="32" name="Imagen 32"/>
+            <wp:cNvGraphicFramePr>
+              <a:graphicFrameLocks xmlns:a="http://schemas.openxmlformats.org/drawingml/2006/main" noChangeAspect="1"/>
+            </wp:cNvGraphicFramePr>
+            <a:graphic xmlns:a="http://schemas.openxmlformats.org/drawingml/2006/main">
+              <a:graphicData uri="http://schemas.openxmlformats.org/drawingml/2006/picture">
+                <pic:pic xmlns:pic="http://schemas.openxmlformats.org/drawingml/2006/picture">
+                  <pic:nvPicPr>
+                    <pic:cNvPr id="1" name=""/>
+                    <pic:cNvPicPr/>
+                  </pic:nvPicPr>
+                  <pic:blipFill>
+                    <a:blip r:embed="rId28">
+                      <a:extLst>
+                        <a:ext uri="{28A0092B-C50C-407E-A947-70E740481C1C}">
+                          <a14:useLocalDpi xmlns:a14="http://schemas.microsoft.com/office/drawing/2010/main" val="0"/>
+                        </a:ext>
+                      </a:extLst>
+                    </a:blip>
+                    <a:stretch>
+                      <a:fillRect/>
+                    </a:stretch>
+                  </pic:blipFill>
+                  <pic:spPr>
+                    <a:xfrm>
+                      <a:off x="0" y="0"/>
+                      <a:ext cx="3400425" cy="771525"/>
+                    </a:xfrm>
+                    <a:prstGeom prst="rect">
+                      <a:avLst/>
+                    </a:prstGeom>
+                  </pic:spPr>
+                </pic:pic>
+              </a:graphicData>
+            </a:graphic>
+            <wp14:sizeRelH relativeFrom="page">
+              <wp14:pctWidth>0</wp14:pctWidth>
+            </wp14:sizeRelH>
+            <wp14:sizeRelV relativeFrom="page">
+              <wp14:pctHeight>0</wp14:pctHeight>
+            </wp14:sizeRelV>
+          </wp:anchor>
+        </w:drawing>
+      </w:r>
+      <w:r>
+        <w:rPr>
+          <w:rFonts w:ascii="Times New Roman" w:hAnsi="Times New Roman" w:cs="Times New Roman"/>
+          <w:sz w:val="24"/>
+          <w:szCs w:val="24"/>
+        </w:rPr>
+        <w:t>La labor más importante de estos especificadores de acceso es implementar la ocultación de la información; este principio indica que toda la interacción con un objeto se debe restringir al uso de una interfaz bien definida que permita que los detalles de implementación de los objetos sean ignorados; por consiguiente, los datos y métodos públicos forman la interfaz externa del objeto, mientras que los elementos privados son los aspectos internos que no necesitan ser accesibles para su uso.</w:t>
+      </w:r>
+    </w:p>
+    <w:p>
+      <w:pPr>
+        <w:spacing w:before="240" w:after="0"/>
+        <w:jc w:val="both"/>
+        <w:rPr>
+          <w:rFonts w:ascii="Times New Roman" w:hAnsi="Times New Roman" w:cs="Times New Roman"/>
+          <w:b/>
+          <w:bCs/>
+          <w:sz w:val="24"/>
+          <w:szCs w:val="24"/>
+        </w:rPr>
+      </w:pPr>
+      <w:r>
+        <w:rPr>
+          <w:rFonts w:ascii="Times New Roman" w:hAnsi="Times New Roman" w:cs="Times New Roman"/>
+          <w:b/>
+          <w:bCs/>
+          <w:sz w:val="24"/>
+          <w:szCs w:val="24"/>
+        </w:rPr>
+        <w:t>¿Cómo obtengo</w:t>
+      </w:r>
+      <w:r>
+        <w:rPr>
+          <w:rFonts w:ascii="Times New Roman" w:hAnsi="Times New Roman" w:cs="Times New Roman"/>
+          <w:b/>
+          <w:bCs/>
+          <w:sz w:val="24"/>
+          <w:szCs w:val="24"/>
+        </w:rPr>
+        <w:t xml:space="preserve"> u modifico</w:t>
+      </w:r>
+      <w:r>
+        <w:rPr>
+          <w:rFonts w:ascii="Times New Roman" w:hAnsi="Times New Roman" w:cs="Times New Roman"/>
+          <w:b/>
+          <w:bCs/>
+          <w:sz w:val="24"/>
+          <w:szCs w:val="24"/>
+        </w:rPr>
+        <w:t xml:space="preserve"> el valor de un atributo?</w:t>
+      </w:r>
+    </w:p>
+    <w:p>
+      <w:pPr>
+        <w:spacing w:before="240" w:after="0"/>
+        <w:jc w:val="both"/>
+        <w:rPr>
+          <w:rFonts w:ascii="Times New Roman" w:hAnsi="Times New Roman" w:cs="Times New Roman"/>
+          <w:sz w:val="24"/>
+          <w:szCs w:val="24"/>
+        </w:rPr>
+      </w:pPr>
+      <w:r>
+        <w:rPr>
+          <w:rFonts w:ascii="Times New Roman" w:hAnsi="Times New Roman" w:cs="Times New Roman"/>
+          <w:sz w:val="24"/>
+          <w:szCs w:val="24"/>
+        </w:rPr>
+        <w:t xml:space="preserve">El significado de encapsulación, es hacer que los datos sean seguros y ocultos del usuario, esto se consigue con los especificadores de acceso o proveer métodos públicos </w:t>
+      </w:r>
+      <w:r>
+        <w:rPr>
+          <w:rFonts w:ascii="Times New Roman" w:hAnsi="Times New Roman" w:cs="Times New Roman"/>
+          <w:b/>
+          <w:bCs/>
+          <w:sz w:val="24"/>
+          <w:szCs w:val="24"/>
+        </w:rPr>
+        <w:t xml:space="preserve">get </w:t>
+      </w:r>
+      <w:r>
+        <w:rPr>
+          <w:rFonts w:ascii="Times New Roman" w:hAnsi="Times New Roman" w:cs="Times New Roman"/>
+          <w:sz w:val="24"/>
+          <w:szCs w:val="24"/>
+        </w:rPr>
+        <w:t xml:space="preserve">(obtener) y </w:t>
+      </w:r>
+      <w:r>
+        <w:rPr>
+          <w:rFonts w:ascii="Times New Roman" w:hAnsi="Times New Roman" w:cs="Times New Roman"/>
+          <w:b/>
+          <w:bCs/>
+          <w:sz w:val="24"/>
+          <w:szCs w:val="24"/>
+        </w:rPr>
+        <w:t xml:space="preserve">set </w:t>
+      </w:r>
+      <w:r>
+        <w:rPr>
+          <w:rFonts w:ascii="Times New Roman" w:hAnsi="Times New Roman" w:cs="Times New Roman"/>
+          <w:sz w:val="24"/>
+          <w:szCs w:val="24"/>
+        </w:rPr>
+        <w:t xml:space="preserve">(modificar) para acceder y actualizar el valor de atributos no públicos. Para poder modificar el atributo privado x de la Clase debemos desarrollar estos métodos que nos permitan acceder a datos y poder modificarlos en </w:t>
+      </w:r>
+      <w:r>
+        <w:rPr>
+          <w:rFonts w:ascii="Times New Roman" w:hAnsi="Times New Roman" w:cs="Times New Roman"/>
+          <w:i/>
+          <w:iCs/>
+          <w:sz w:val="24"/>
+          <w:szCs w:val="24"/>
+        </w:rPr>
+        <w:t xml:space="preserve">jerga </w:t>
+      </w:r>
+      <w:r>
+        <w:rPr>
+          <w:rFonts w:ascii="Times New Roman" w:hAnsi="Times New Roman" w:cs="Times New Roman"/>
+          <w:sz w:val="24"/>
+          <w:szCs w:val="24"/>
+        </w:rPr>
+        <w:t xml:space="preserve">de POO </w:t>
+      </w:r>
+      <w:r>
+        <w:rPr>
+          <w:rFonts w:ascii="Times New Roman" w:hAnsi="Times New Roman" w:cs="Times New Roman"/>
+          <w:b/>
+          <w:bCs/>
+          <w:sz w:val="24"/>
+          <w:szCs w:val="24"/>
+        </w:rPr>
+        <w:t xml:space="preserve">getters y setters </w:t>
+      </w:r>
+      <w:r>
+        <w:rPr>
+          <w:rFonts w:ascii="Times New Roman" w:hAnsi="Times New Roman" w:cs="Times New Roman"/>
+          <w:sz w:val="24"/>
+          <w:szCs w:val="24"/>
+        </w:rPr>
+        <w:t xml:space="preserve">como se muestra a continuación. </w:t>
+      </w:r>
+    </w:p>
+    <w:p>
+      <w:pPr>
+        <w:spacing w:before="240" w:after="0"/>
+        <w:jc w:val="center"/>
+        <w:rPr>
+          <w:rFonts w:ascii="Times New Roman" w:hAnsi="Times New Roman" w:cs="Times New Roman"/>
+          <w:sz w:val="24"/>
+          <w:szCs w:val="24"/>
+        </w:rPr>
+      </w:pPr>
+      <w:r>
+        <w:rPr>
+          <w:rFonts w:ascii="Times New Roman" w:hAnsi="Times New Roman" w:cs="Times New Roman"/>
+          <w:sz w:val="24"/>
+          <w:szCs w:val="24"/>
+        </w:rPr>
+        <w:drawing>
+          <wp:inline distT="0" distB="0" distL="0" distR="0" wp14:anchorId="24AD4AD0" wp14:editId="271BCB01">
+            <wp:extent cx="3162741" cy="2581635"/>
+            <wp:effectExtent l="0" t="0" r="0" b="9525"/>
+            <wp:docPr id="31" name="Imagen 31"/>
+            <wp:cNvGraphicFramePr>
+              <a:graphicFrameLocks xmlns:a="http://schemas.openxmlformats.org/drawingml/2006/main" noChangeAspect="1"/>
+            </wp:cNvGraphicFramePr>
+            <a:graphic xmlns:a="http://schemas.openxmlformats.org/drawingml/2006/main">
+              <a:graphicData uri="http://schemas.openxmlformats.org/drawingml/2006/picture">
+                <pic:pic xmlns:pic="http://schemas.openxmlformats.org/drawingml/2006/picture">
+                  <pic:nvPicPr>
+                    <pic:cNvPr id="1" name=""/>
+                    <pic:cNvPicPr/>
+                  </pic:nvPicPr>
+                  <pic:blipFill>
+                    <a:blip r:embed="rId29"/>
+                    <a:stretch>
+                      <a:fillRect/>
+                    </a:stretch>
+                  </pic:blipFill>
+                  <pic:spPr>
+                    <a:xfrm>
+                      <a:off x="0" y="0"/>
+                      <a:ext cx="3162741" cy="2581635"/>
+                    </a:xfrm>
+                    <a:prstGeom prst="rect">
+                      <a:avLst/>
+                    </a:prstGeom>
+                  </pic:spPr>
+                </pic:pic>
+              </a:graphicData>
+            </a:graphic>
+          </wp:inline>
+        </w:drawing>
+      </w:r>
+    </w:p>
+    <w:p>
+      <w:pPr>
+        <w:spacing w:before="240" w:after="0"/>
+        <w:jc w:val="both"/>
+        <w:rPr>
+          <w:rFonts w:ascii="Times New Roman" w:hAnsi="Times New Roman" w:cs="Times New Roman"/>
+          <w:sz w:val="24"/>
+          <w:szCs w:val="24"/>
+        </w:rPr>
+      </w:pPr>
+      <w:r>
+        <w:rPr>
+          <w:rFonts w:ascii="Times New Roman" w:hAnsi="Times New Roman" w:cs="Times New Roman"/>
+          <w:sz w:val="24"/>
+          <w:szCs w:val="24"/>
+        </w:rPr>
+        <w:drawing>
+          <wp:anchor distT="0" distB="0" distL="114300" distR="114300" simplePos="0" relativeHeight="251665408" behindDoc="0" locked="0" layoutInCell="1" allowOverlap="1" wp14:anchorId="44AB2311" wp14:editId="677CB329">
+            <wp:simplePos x="0" y="0"/>
+            <wp:positionH relativeFrom="column">
+              <wp:posOffset>3432175</wp:posOffset>
+            </wp:positionH>
+            <wp:positionV relativeFrom="paragraph">
+              <wp:posOffset>1082675</wp:posOffset>
+            </wp:positionV>
+            <wp:extent cx="1193800" cy="685800"/>
+            <wp:effectExtent l="0" t="0" r="6350" b="0"/>
+            <wp:wrapSquare wrapText="bothSides"/>
+            <wp:docPr id="33" name="Imagen 33"/>
+            <wp:cNvGraphicFramePr>
+              <a:graphicFrameLocks xmlns:a="http://schemas.openxmlformats.org/drawingml/2006/main" noChangeAspect="1"/>
+            </wp:cNvGraphicFramePr>
+            <a:graphic xmlns:a="http://schemas.openxmlformats.org/drawingml/2006/main">
+              <a:graphicData uri="http://schemas.openxmlformats.org/drawingml/2006/picture">
+                <pic:pic xmlns:pic="http://schemas.openxmlformats.org/drawingml/2006/picture">
+                  <pic:nvPicPr>
+                    <pic:cNvPr id="1" name=""/>
+                    <pic:cNvPicPr/>
+                  </pic:nvPicPr>
+                  <pic:blipFill>
+                    <a:blip r:embed="rId30">
+                      <a:extLst>
+                        <a:ext uri="{28A0092B-C50C-407E-A947-70E740481C1C}">
+                          <a14:useLocalDpi xmlns:a14="http://schemas.microsoft.com/office/drawing/2010/main" val="0"/>
+                        </a:ext>
+                      </a:extLst>
+                    </a:blip>
+                    <a:stretch>
+                      <a:fillRect/>
+                    </a:stretch>
+                  </pic:blipFill>
+                  <pic:spPr>
+                    <a:xfrm>
+                      <a:off x="0" y="0"/>
+                      <a:ext cx="1193800" cy="685800"/>
+                    </a:xfrm>
+                    <a:prstGeom prst="rect">
+                      <a:avLst/>
+                    </a:prstGeom>
+                  </pic:spPr>
+                </pic:pic>
+              </a:graphicData>
+            </a:graphic>
+            <wp14:sizeRelH relativeFrom="page">
+              <wp14:pctWidth>0</wp14:pctWidth>
+            </wp14:sizeRelH>
+            <wp14:sizeRelV relativeFrom="page">
+              <wp14:pctHeight>0</wp14:pctHeight>
+            </wp14:sizeRelV>
+          </wp:anchor>
+        </w:drawing>
+      </w:r>
+      <w:r>
+        <w:rPr>
+          <w:rFonts w:ascii="Times New Roman" w:hAnsi="Times New Roman" w:cs="Times New Roman"/>
+          <w:sz w:val="24"/>
+          <w:szCs w:val="24"/>
+        </w:rPr>
+        <w:t xml:space="preserve">De esta forma no se rompe la encapsulación y solo deberemos usarlos en caso necesario. Ahora usando el método publico modificarX() en lugar de acceder a la variable privada podremos modificar el valor del atributo. </w:t>
+      </w:r>
+    </w:p>
+    <w:p>
+      <w:pPr>
+        <w:spacing w:before="240" w:after="0"/>
+        <w:jc w:val="both"/>
+        <w:rPr>
+          <w:rFonts w:ascii="Times New Roman" w:hAnsi="Times New Roman" w:cs="Times New Roman"/>
+          <w:b/>
+          <w:bCs/>
+          <w:sz w:val="24"/>
+          <w:szCs w:val="24"/>
+        </w:rPr>
+      </w:pPr>
+      <w:r>
+        <w:rPr>
+          <w:rFonts w:ascii="Times New Roman" w:hAnsi="Times New Roman" w:cs="Times New Roman"/>
+          <w:b/>
+          <w:bCs/>
+          <w:sz w:val="24"/>
+          <w:szCs w:val="24"/>
+        </w:rPr>
+        <w:t xml:space="preserve">Métodos de una clase </w:t>
+      </w:r>
+    </w:p>
+    <w:p>
+      <w:pPr>
+        <w:spacing w:before="240" w:after="0"/>
+        <w:jc w:val="both"/>
+        <w:rPr>
+          <w:rFonts w:ascii="Times New Roman" w:hAnsi="Times New Roman" w:cs="Times New Roman"/>
+          <w:sz w:val="24"/>
+          <w:szCs w:val="24"/>
+        </w:rPr>
+      </w:pPr>
+      <w:r>
+        <w:rPr>
+          <w:rFonts w:ascii="Times New Roman" w:hAnsi="Times New Roman" w:cs="Times New Roman"/>
+          <w:sz w:val="24"/>
+          <w:szCs w:val="24"/>
+        </w:rPr>
+        <w:t>Son miembros de clases, no hay métodos o funciones fuera de ellas; su implementación s incluye dentro del cuerpo de la cla</w:t>
+      </w:r>
+      <w:r>
+        <w:rPr>
+          <w:rFonts w:ascii="Times New Roman" w:hAnsi="Times New Roman" w:cs="Times New Roman"/>
+          <w:sz w:val="24"/>
+          <w:szCs w:val="24"/>
+        </w:rPr>
+        <w:t xml:space="preserve">se. </w:t>
+      </w:r>
+    </w:p>
+    <w:p>
+      <w:pPr>
+        <w:spacing w:before="240" w:after="0"/>
+        <w:jc w:val="both"/>
+        <w:rPr>
+          <w:rFonts w:ascii="Times New Roman" w:hAnsi="Times New Roman" w:cs="Times New Roman"/>
+          <w:sz w:val="24"/>
+          <w:szCs w:val="24"/>
+        </w:rPr>
+      </w:pPr>
+      <w:r>
+        <w:rPr>
+          <w:rFonts w:ascii="Times New Roman" w:hAnsi="Times New Roman" w:cs="Times New Roman"/>
+          <w:sz w:val="24"/>
+          <w:szCs w:val="24"/>
+        </w:rPr>
+        <w:lastRenderedPageBreak/>
+        <w:t xml:space="preserve">Ejercicio 2. Definir una clase DiaAnyo que contenga los atributos mes y día, los métodos igual() y visualizar(), luego verificar si una fecha es cumpleaños de alguien. </w:t>
+      </w:r>
+    </w:p>
+    <w:p>
+      <w:pPr>
+        <w:spacing w:before="240" w:after="0"/>
+        <w:jc w:val="both"/>
+        <w:rPr>
+          <w:rFonts w:ascii="Times New Roman" w:hAnsi="Times New Roman" w:cs="Times New Roman"/>
+          <w:sz w:val="24"/>
+          <w:szCs w:val="24"/>
+        </w:rPr>
+      </w:pPr>
+      <w:r>
+        <w:rPr>
+          <w:rFonts w:ascii="Times New Roman" w:hAnsi="Times New Roman" w:cs="Times New Roman"/>
+          <w:sz w:val="24"/>
+          <w:szCs w:val="24"/>
+        </w:rPr>
+        <w:t>La estructura de nuestra clase quedará de la siguiente manera:</w:t>
+      </w:r>
+    </w:p>
+    <w:p>
+      <w:pPr>
+        <w:spacing w:before="240" w:after="0"/>
+        <w:jc w:val="center"/>
+        <w:rPr>
+          <w:rFonts w:ascii="Times New Roman" w:hAnsi="Times New Roman" w:cs="Times New Roman"/>
+          <w:sz w:val="24"/>
+          <w:szCs w:val="24"/>
+        </w:rPr>
+      </w:pPr>
+      <w:r>
+        <w:rPr>
+          <w:rFonts w:ascii="Times New Roman" w:hAnsi="Times New Roman" w:cs="Times New Roman"/>
+          <w:sz w:val="24"/>
+          <w:szCs w:val="24"/>
+        </w:rPr>
+        <w:drawing>
+          <wp:inline distT="0" distB="0" distL="0" distR="0" wp14:anchorId="329802A6" wp14:editId="4419E1CC">
+            <wp:extent cx="4660265" cy="3246755"/>
+            <wp:effectExtent l="0" t="0" r="6985" b="0"/>
+            <wp:docPr id="34" name="Imagen 34"/>
+            <wp:cNvGraphicFramePr>
+              <a:graphicFrameLocks xmlns:a="http://schemas.openxmlformats.org/drawingml/2006/main" noChangeAspect="1"/>
+            </wp:cNvGraphicFramePr>
+            <a:graphic xmlns:a="http://schemas.openxmlformats.org/drawingml/2006/main">
+              <a:graphicData uri="http://schemas.openxmlformats.org/drawingml/2006/picture">
+                <pic:pic xmlns:pic="http://schemas.openxmlformats.org/drawingml/2006/picture">
+                  <pic:nvPicPr>
+                    <pic:cNvPr id="1" name=""/>
+                    <pic:cNvPicPr/>
+                  </pic:nvPicPr>
+                  <pic:blipFill>
+                    <a:blip r:embed="rId31"/>
+                    <a:stretch>
+                      <a:fillRect/>
+                    </a:stretch>
+                  </pic:blipFill>
+                  <pic:spPr>
+                    <a:xfrm>
+                      <a:off x="0" y="0"/>
+                      <a:ext cx="4660265" cy="3246755"/>
+                    </a:xfrm>
+                    <a:prstGeom prst="rect">
+                      <a:avLst/>
+                    </a:prstGeom>
+                  </pic:spPr>
+                </pic:pic>
+              </a:graphicData>
+            </a:graphic>
+          </wp:inline>
+        </w:drawing>
+      </w:r>
+    </w:p>
+    <w:p>
+      <w:pPr>
+        <w:spacing w:before="240" w:after="0"/>
+        <w:jc w:val="both"/>
+        <w:rPr>
+          <w:rFonts w:ascii="Times New Roman" w:hAnsi="Times New Roman" w:cs="Times New Roman"/>
+          <w:b/>
+          <w:bCs/>
+          <w:sz w:val="24"/>
+          <w:szCs w:val="24"/>
+        </w:rPr>
+      </w:pPr>
+      <w:r>
+        <w:rPr>
+          <w:rFonts w:ascii="Times New Roman" w:hAnsi="Times New Roman" w:cs="Times New Roman"/>
+          <w:sz w:val="24"/>
+          <w:szCs w:val="24"/>
+        </w:rPr>
+        <w:t xml:space="preserve">En comentario dejamos los </w:t>
+      </w:r>
+      <w:r>
+        <w:rPr>
+          <w:rFonts w:ascii="Times New Roman" w:hAnsi="Times New Roman" w:cs="Times New Roman"/>
+          <w:sz w:val="24"/>
+          <w:szCs w:val="24"/>
+        </w:rPr>
+        <w:t>g</w:t>
+      </w:r>
+      <w:r>
+        <w:rPr>
+          <w:rFonts w:ascii="Times New Roman" w:hAnsi="Times New Roman" w:cs="Times New Roman"/>
+          <w:i/>
+          <w:iCs/>
+          <w:sz w:val="24"/>
+          <w:szCs w:val="24"/>
+        </w:rPr>
+        <w:t>etters</w:t>
+      </w:r>
+      <w:r>
+        <w:rPr>
+          <w:rFonts w:ascii="Times New Roman" w:hAnsi="Times New Roman" w:cs="Times New Roman"/>
+          <w:sz w:val="24"/>
+          <w:szCs w:val="24"/>
+        </w:rPr>
+        <w:t xml:space="preserve"> que necesitaremos para poder acceder a los atributos de otro objeto Fecha instanciado y usado en el método </w:t>
+      </w:r>
+      <w:r>
+        <w:rPr>
+          <w:rFonts w:ascii="Times New Roman" w:hAnsi="Times New Roman" w:cs="Times New Roman"/>
+          <w:b/>
+          <w:bCs/>
+          <w:sz w:val="24"/>
+          <w:szCs w:val="24"/>
+        </w:rPr>
+        <w:t>igual.</w:t>
+      </w:r>
+    </w:p>
+    <w:p>
+      <w:pPr>
+        <w:spacing w:before="240" w:after="0"/>
+        <w:jc w:val="both"/>
+        <w:rPr>
+          <w:rFonts w:ascii="Times New Roman" w:hAnsi="Times New Roman" w:cs="Times New Roman"/>
+          <w:sz w:val="24"/>
+          <w:szCs w:val="24"/>
+        </w:rPr>
+      </w:pPr>
+      <w:r>
+        <w:rPr>
+          <w:rFonts w:ascii="Times New Roman" w:hAnsi="Times New Roman" w:cs="Times New Roman"/>
+          <w:sz w:val="24"/>
+          <w:szCs w:val="24"/>
+        </w:rPr>
+        <w:t xml:space="preserve">Nos piden que verifiquemos que dado un día </w:t>
+      </w:r>
+      <w:r>
+        <w:rPr>
+          <w:rFonts w:ascii="Times New Roman" w:hAnsi="Times New Roman" w:cs="Times New Roman"/>
+          <w:sz w:val="24"/>
+          <w:szCs w:val="24"/>
+        </w:rPr>
+        <w:t xml:space="preserve">es nuestro cumpleaños o no, fuera de la clase, instanciaremos dos Fechas la del día de hoy y el de nuestro cumpleaños usaremos el método visualizar que nos mostrará el mes y día de nuestros objetos instanciados, para luego desarrollar una estructura condicional haciendo uso del método igual que comparará dos objetos de tipo Fecha. </w:t>
+      </w:r>
+    </w:p>
+    <w:p>
+      <w:pPr>
+        <w:spacing w:before="240" w:after="0"/>
+        <w:jc w:val="both"/>
+        <w:rPr>
+          <w:rFonts w:ascii="Times New Roman" w:hAnsi="Times New Roman" w:cs="Times New Roman"/>
+          <w:sz w:val="24"/>
+          <w:szCs w:val="24"/>
+        </w:rPr>
+      </w:pPr>
+      <w:r>
+        <w:rPr>
+          <w:rFonts w:ascii="Times New Roman" w:hAnsi="Times New Roman" w:cs="Times New Roman"/>
+          <w:sz w:val="24"/>
+          <w:szCs w:val="24"/>
+        </w:rPr>
+        <w:drawing>
+          <wp:inline distT="0" distB="0" distL="0" distR="0" wp14:anchorId="5126D3D1" wp14:editId="085B5AB9">
+            <wp:extent cx="4660265" cy="2060575"/>
+            <wp:effectExtent l="0" t="0" r="6985" b="0"/>
+            <wp:docPr id="35" name="Imagen 35"/>
+            <wp:cNvGraphicFramePr>
+              <a:graphicFrameLocks xmlns:a="http://schemas.openxmlformats.org/drawingml/2006/main" noChangeAspect="1"/>
+            </wp:cNvGraphicFramePr>
+            <a:graphic xmlns:a="http://schemas.openxmlformats.org/drawingml/2006/main">
+              <a:graphicData uri="http://schemas.openxmlformats.org/drawingml/2006/picture">
+                <pic:pic xmlns:pic="http://schemas.openxmlformats.org/drawingml/2006/picture">
+                  <pic:nvPicPr>
+                    <pic:cNvPr id="1" name=""/>
+                    <pic:cNvPicPr/>
+                  </pic:nvPicPr>
+                  <pic:blipFill>
+                    <a:blip r:embed="rId32"/>
+                    <a:stretch>
+                      <a:fillRect/>
+                    </a:stretch>
+                  </pic:blipFill>
+                  <pic:spPr>
+                    <a:xfrm>
+                      <a:off x="0" y="0"/>
+                      <a:ext cx="4660265" cy="2060575"/>
+                    </a:xfrm>
+                    <a:prstGeom prst="rect">
+                      <a:avLst/>
+                    </a:prstGeom>
+                  </pic:spPr>
+                </pic:pic>
+              </a:graphicData>
+            </a:graphic>
+          </wp:inline>
+        </w:drawing>
+      </w:r>
+    </w:p>
+    <w:p>
+      <w:pPr>
+        <w:spacing w:before="240" w:after="0"/>
+        <w:jc w:val="both"/>
+        <w:rPr>
+          <w:rFonts w:ascii="Times New Roman" w:hAnsi="Times New Roman" w:cs="Times New Roman"/>
+          <w:sz w:val="24"/>
+          <w:szCs w:val="24"/>
+        </w:rPr>
+      </w:pPr>
+      <w:r>
+        <w:rPr>
+          <w:rFonts w:ascii="Times New Roman" w:hAnsi="Times New Roman" w:cs="Times New Roman"/>
+          <w:sz w:val="24"/>
+          <w:szCs w:val="24"/>
+        </w:rPr>
+        <w:t>Cómo resultado de los valores instanciados en el objeto obtendremos:</w:t>
+      </w:r>
+    </w:p>
+    <w:p>
+      <w:pPr>
+        <w:spacing w:before="240" w:after="0"/>
+        <w:jc w:val="center"/>
+        <w:rPr>
+          <w:rFonts w:ascii="Times New Roman" w:hAnsi="Times New Roman" w:cs="Times New Roman"/>
+          <w:sz w:val="24"/>
+          <w:szCs w:val="24"/>
+        </w:rPr>
+      </w:pPr>
+      <w:r>
+        <w:rPr>
+          <w:rFonts w:ascii="Times New Roman" w:hAnsi="Times New Roman" w:cs="Times New Roman"/>
+          <w:sz w:val="24"/>
+          <w:szCs w:val="24"/>
+        </w:rPr>
+        <w:drawing>
+          <wp:inline distT="0" distB="0" distL="0" distR="0" wp14:anchorId="2D2B33D9" wp14:editId="654B3050">
+            <wp:extent cx="3039804" cy="1216660"/>
+            <wp:effectExtent l="0" t="0" r="8255" b="2540"/>
+            <wp:docPr id="36" name="Imagen 36"/>
+            <wp:cNvGraphicFramePr>
+              <a:graphicFrameLocks xmlns:a="http://schemas.openxmlformats.org/drawingml/2006/main" noChangeAspect="1"/>
+            </wp:cNvGraphicFramePr>
+            <a:graphic xmlns:a="http://schemas.openxmlformats.org/drawingml/2006/main">
+              <a:graphicData uri="http://schemas.openxmlformats.org/drawingml/2006/picture">
+                <pic:pic xmlns:pic="http://schemas.openxmlformats.org/drawingml/2006/picture">
+                  <pic:nvPicPr>
+                    <pic:cNvPr id="1" name=""/>
+                    <pic:cNvPicPr/>
+                  </pic:nvPicPr>
+                  <pic:blipFill rotWithShape="1">
+                    <a:blip r:embed="rId33"/>
+                    <a:srcRect t="9623"/>
+                    <a:stretch/>
+                  </pic:blipFill>
+                  <pic:spPr bwMode="auto">
+                    <a:xfrm>
+                      <a:off x="0" y="0"/>
+                      <a:ext cx="3053048" cy="1221961"/>
+                    </a:xfrm>
+                    <a:prstGeom prst="rect">
+                      <a:avLst/>
+                    </a:prstGeom>
+                    <a:ln>
+                      <a:noFill/>
+                    </a:ln>
+                    <a:extLst>
+                      <a:ext uri="{53640926-AAD7-44D8-BBD7-CCE9431645EC}">
+                        <a14:shadowObscured xmlns:a14="http://schemas.microsoft.com/office/drawing/2010/main"/>
+                      </a:ext>
+                    </a:extLst>
+                  </pic:spPr>
+                </pic:pic>
+              </a:graphicData>
+            </a:graphic>
+          </wp:inline>
+        </w:drawing>
+      </w:r>
+    </w:p>
+    <w:p>
+      <w:pPr>
+        <w:spacing w:before="240" w:after="0"/>
+        <w:rPr>
+          <w:rFonts w:ascii="Times New Roman" w:hAnsi="Times New Roman" w:cs="Times New Roman"/>
+          <w:sz w:val="24"/>
+          <w:szCs w:val="24"/>
+        </w:rPr>
+      </w:pPr>
+      <w:r>
+        <w:rPr>
+          <w:rFonts w:ascii="Times New Roman" w:hAnsi="Times New Roman" w:cs="Times New Roman"/>
+          <w:sz w:val="24"/>
+          <w:szCs w:val="24"/>
+        </w:rPr>
+        <w:t>En cambio, si el día de hoy no fuese el de nuestro cumpleaños, veremos:</w:t>
+      </w:r>
+    </w:p>
+    <w:p>
+      <w:pPr>
+        <w:spacing w:before="240" w:after="0"/>
+        <w:jc w:val="center"/>
+        <w:rPr>
+          <w:rFonts w:ascii="Times New Roman" w:hAnsi="Times New Roman" w:cs="Times New Roman"/>
+          <w:sz w:val="24"/>
+          <w:szCs w:val="24"/>
+        </w:rPr>
+      </w:pPr>
+      <w:r>
+        <w:rPr>
+          <w:rFonts w:ascii="Times New Roman" w:hAnsi="Times New Roman" w:cs="Times New Roman"/>
+          <w:sz w:val="24"/>
+          <w:szCs w:val="24"/>
+        </w:rPr>
+        <w:drawing>
+          <wp:inline distT="0" distB="0" distL="0" distR="0" wp14:anchorId="374B0D4A" wp14:editId="190F7945">
+            <wp:extent cx="3992880" cy="1288541"/>
+            <wp:effectExtent l="0" t="0" r="7620" b="6985"/>
+            <wp:docPr id="37" name="Imagen 37"/>
+            <wp:cNvGraphicFramePr>
+              <a:graphicFrameLocks xmlns:a="http://schemas.openxmlformats.org/drawingml/2006/main" noChangeAspect="1"/>
+            </wp:cNvGraphicFramePr>
+            <a:graphic xmlns:a="http://schemas.openxmlformats.org/drawingml/2006/main">
+              <a:graphicData uri="http://schemas.openxmlformats.org/drawingml/2006/picture">
+                <pic:pic xmlns:pic="http://schemas.openxmlformats.org/drawingml/2006/picture">
+                  <pic:nvPicPr>
+                    <pic:cNvPr id="1" name=""/>
+                    <pic:cNvPicPr/>
+                  </pic:nvPicPr>
+                  <pic:blipFill>
+                    <a:blip r:embed="rId34"/>
+                    <a:stretch>
+                      <a:fillRect/>
+                    </a:stretch>
+                  </pic:blipFill>
+                  <pic:spPr>
+                    <a:xfrm>
+                      <a:off x="0" y="0"/>
+                      <a:ext cx="4005127" cy="1292493"/>
+                    </a:xfrm>
+                    <a:prstGeom prst="rect">
+                      <a:avLst/>
+                    </a:prstGeom>
+                  </pic:spPr>
+                </pic:pic>
+              </a:graphicData>
+            </a:graphic>
+          </wp:inline>
+        </w:drawing>
+      </w:r>
+    </w:p>
+    <w:p>
+      <w:pPr>
+        <w:spacing w:before="240" w:after="0"/>
+        <w:rPr>
+          <w:rFonts w:ascii="Times New Roman" w:hAnsi="Times New Roman" w:cs="Times New Roman"/>
+          <w:b/>
+          <w:bCs/>
+          <w:sz w:val="24"/>
+          <w:szCs w:val="24"/>
+        </w:rPr>
+      </w:pPr>
+      <w:r>
+        <w:rPr>
+          <w:rFonts w:ascii="Times New Roman" w:hAnsi="Times New Roman" w:cs="Times New Roman"/>
+          <w:b/>
+          <w:bCs/>
+          <w:sz w:val="24"/>
+          <w:szCs w:val="24"/>
+        </w:rPr>
+        <w:t>Paquetes y C</w:t>
+      </w:r>
+      <w:r>
+        <w:rPr>
+          <w:rFonts w:ascii="Times New Roman" w:hAnsi="Times New Roman" w:cs="Times New Roman"/>
+          <w:b/>
+          <w:bCs/>
+          <w:sz w:val="24"/>
+          <w:szCs w:val="24"/>
+        </w:rPr>
+        <w:t xml:space="preserve">lases </w:t>
+      </w:r>
+      <w:r>
+        <w:rPr>
+          <w:rFonts w:ascii="Times New Roman" w:hAnsi="Times New Roman" w:cs="Times New Roman"/>
+          <w:b/>
+          <w:bCs/>
+          <w:sz w:val="24"/>
+          <w:szCs w:val="24"/>
+        </w:rPr>
+        <w:t>predefinidos</w:t>
+      </w:r>
+      <w:r>
+        <w:rPr>
+          <w:rFonts w:ascii="Times New Roman" w:hAnsi="Times New Roman" w:cs="Times New Roman"/>
+          <w:b/>
+          <w:bCs/>
+          <w:sz w:val="24"/>
+          <w:szCs w:val="24"/>
+        </w:rPr>
+        <w:t xml:space="preserve"> </w:t>
+      </w:r>
+      <w:r>
+        <w:rPr>
+          <w:rFonts w:ascii="Times New Roman" w:hAnsi="Times New Roman" w:cs="Times New Roman"/>
+          <w:b/>
+          <w:bCs/>
+          <w:sz w:val="24"/>
+          <w:szCs w:val="24"/>
+        </w:rPr>
+        <w:t>en Python</w:t>
+      </w:r>
+    </w:p>
+    <w:p>
+      <w:pPr>
+        <w:spacing w:before="240" w:after="0"/>
+        <w:jc w:val="both"/>
+        <w:rPr>
+          <w:rFonts w:ascii="Times New Roman" w:hAnsi="Times New Roman" w:cs="Times New Roman"/>
+          <w:sz w:val="24"/>
+          <w:szCs w:val="24"/>
+        </w:rPr>
+      </w:pPr>
+      <w:r>
+        <w:rPr>
+          <w:rFonts w:ascii="Times New Roman" w:hAnsi="Times New Roman" w:cs="Times New Roman"/>
+          <w:sz w:val="24"/>
+          <w:szCs w:val="24"/>
+        </w:rPr>
+        <w:t xml:space="preserve">Los paquetes es la forma que tienen algunos lenguajes de organizar los archivos con las clases necesarias para construir las aplicaciones, en Python </w:t>
+      </w:r>
+      <w:r>
+        <w:rPr>
+          <w:rFonts w:ascii="Times New Roman" w:hAnsi="Times New Roman" w:cs="Times New Roman"/>
+          <w:sz w:val="24"/>
+          <w:szCs w:val="24"/>
+        </w:rPr>
+        <w:lastRenderedPageBreak/>
+        <w:t>anteriormente hemos hecho uso de algún paquete como math o datetime, para obtener el logaritmo de un número o le hora, día, mes, etc., de una fecha. En cada caso hemos importado una clase y obtenido los métodos y atributos que requeríamos, como se muestra en el ejemplo</w:t>
+      </w:r>
+      <w:r>
+        <w:rPr>
+          <w:rFonts w:ascii="Times New Roman" w:hAnsi="Times New Roman" w:cs="Times New Roman"/>
+          <w:sz w:val="24"/>
+          <w:szCs w:val="24"/>
+        </w:rPr>
+        <w:t xml:space="preserve"> del </w:t>
+      </w:r>
+      <w:r>
+        <w:rPr>
+          <w:rFonts w:ascii="Times New Roman" w:hAnsi="Times New Roman" w:cs="Times New Roman"/>
+          <w:i/>
+          <w:iCs/>
+          <w:sz w:val="24"/>
+          <w:szCs w:val="24"/>
+        </w:rPr>
+        <w:t>módulo</w:t>
+      </w:r>
+      <w:r>
+        <w:rPr>
+          <w:rFonts w:ascii="Times New Roman" w:hAnsi="Times New Roman" w:cs="Times New Roman"/>
+          <w:i/>
+          <w:iCs/>
+          <w:sz w:val="24"/>
+          <w:szCs w:val="24"/>
+        </w:rPr>
+        <w:t xml:space="preserve"> </w:t>
+      </w:r>
+      <w:r>
+        <w:rPr>
+          <w:rFonts w:ascii="Times New Roman" w:hAnsi="Times New Roman" w:cs="Times New Roman"/>
+          <w:sz w:val="24"/>
+          <w:szCs w:val="24"/>
+        </w:rPr>
+        <w:t xml:space="preserve">datetime importaremos la clase </w:t>
+      </w:r>
+      <w:r>
+        <w:rPr>
+          <w:rFonts w:ascii="Times New Roman" w:hAnsi="Times New Roman" w:cs="Times New Roman"/>
+          <w:i/>
+          <w:iCs/>
+          <w:sz w:val="24"/>
+          <w:szCs w:val="24"/>
+        </w:rPr>
+        <w:t>datetime</w:t>
+      </w:r>
+      <w:r>
+        <w:rPr>
+          <w:rFonts w:ascii="Times New Roman" w:hAnsi="Times New Roman" w:cs="Times New Roman"/>
+          <w:sz w:val="24"/>
+          <w:szCs w:val="24"/>
+        </w:rPr>
+        <w:t xml:space="preserve"> para usar el método now() que obtendrá la fecha y hora actual.</w:t>
+      </w:r>
+      <w:r>
+        <w:rPr>
+          <w:noProof/>
+        </w:rPr>
+        <w:t xml:space="preserve"> </w:t>
+      </w:r>
+    </w:p>
+    <w:p>
+      <w:pPr>
+        <w:spacing w:before="240" w:after="0"/>
+        <w:jc w:val="both"/>
+        <w:rPr>
+          <w:rFonts w:ascii="Times New Roman" w:hAnsi="Times New Roman" w:cs="Times New Roman"/>
+          <w:sz w:val="24"/>
+          <w:szCs w:val="24"/>
+        </w:rPr>
+      </w:pPr>
+      <w:r>
+        <w:rPr>
+          <w:rFonts w:ascii="Times New Roman" w:hAnsi="Times New Roman" w:cs="Times New Roman"/>
+          <w:sz w:val="24"/>
+          <w:szCs w:val="24"/>
+        </w:rPr>
+        <w:drawing>
+          <wp:anchor distT="0" distB="0" distL="114300" distR="114300" simplePos="0" relativeHeight="251668480" behindDoc="0" locked="0" layoutInCell="1" allowOverlap="1" wp14:anchorId="56F3543A" wp14:editId="56E97ADD">
+            <wp:simplePos x="0" y="0"/>
+            <wp:positionH relativeFrom="column">
+              <wp:posOffset>2034540</wp:posOffset>
+            </wp:positionH>
+            <wp:positionV relativeFrom="paragraph">
+              <wp:posOffset>564515</wp:posOffset>
+            </wp:positionV>
+            <wp:extent cx="2956560" cy="297180"/>
+            <wp:effectExtent l="0" t="0" r="0" b="7620"/>
+            <wp:wrapSquare wrapText="bothSides"/>
+            <wp:docPr id="39" name="Imagen 39"/>
+            <wp:cNvGraphicFramePr>
+              <a:graphicFrameLocks xmlns:a="http://schemas.openxmlformats.org/drawingml/2006/main" noChangeAspect="1"/>
+            </wp:cNvGraphicFramePr>
+            <a:graphic xmlns:a="http://schemas.openxmlformats.org/drawingml/2006/main">
+              <a:graphicData uri="http://schemas.openxmlformats.org/drawingml/2006/picture">
+                <pic:pic xmlns:pic="http://schemas.openxmlformats.org/drawingml/2006/picture">
+                  <pic:nvPicPr>
+                    <pic:cNvPr id="1" name=""/>
+                    <pic:cNvPicPr/>
+                  </pic:nvPicPr>
+                  <pic:blipFill>
+                    <a:blip r:embed="rId35">
+                      <a:extLst>
+                        <a:ext uri="{28A0092B-C50C-407E-A947-70E740481C1C}">
+                          <a14:useLocalDpi xmlns:a14="http://schemas.microsoft.com/office/drawing/2010/main" val="0"/>
+                        </a:ext>
+                      </a:extLst>
+                    </a:blip>
+                    <a:stretch>
+                      <a:fillRect/>
+                    </a:stretch>
+                  </pic:blipFill>
+                  <pic:spPr>
+                    <a:xfrm>
+                      <a:off x="0" y="0"/>
+                      <a:ext cx="2956560" cy="297180"/>
+                    </a:xfrm>
+                    <a:prstGeom prst="rect">
+                      <a:avLst/>
+                    </a:prstGeom>
+                  </pic:spPr>
+                </pic:pic>
+              </a:graphicData>
+            </a:graphic>
+            <wp14:sizeRelH relativeFrom="page">
+              <wp14:pctWidth>0</wp14:pctWidth>
+            </wp14:sizeRelH>
+            <wp14:sizeRelV relativeFrom="page">
+              <wp14:pctHeight>0</wp14:pctHeight>
+            </wp14:sizeRelV>
+          </wp:anchor>
+        </w:drawing>
+      </w:r>
+      <w:r>
+        <w:rPr>
+          <w:rFonts w:ascii="Times New Roman" w:hAnsi="Times New Roman" w:cs="Times New Roman"/>
+          <w:noProof/>
+          <w:sz w:val="24"/>
+          <w:szCs w:val="24"/>
+        </w:rPr>
+        <mc:AlternateContent>
+          <mc:Choice Requires="wps">
+            <w:drawing>
+              <wp:anchor distT="0" distB="0" distL="114300" distR="114300" simplePos="0" relativeHeight="251669504" behindDoc="0" locked="0" layoutInCell="1" allowOverlap="1" wp14:anchorId="2FC386B4" wp14:editId="638C054A">
+                <wp:simplePos x="0" y="0"/>
+                <wp:positionH relativeFrom="column">
+                  <wp:posOffset>998220</wp:posOffset>
+                </wp:positionH>
+                <wp:positionV relativeFrom="paragraph">
+                  <wp:posOffset>747395</wp:posOffset>
+                </wp:positionV>
+                <wp:extent cx="1021080" cy="274320"/>
+                <wp:effectExtent l="19050" t="57150" r="26670" b="30480"/>
+                <wp:wrapNone/>
+                <wp:docPr id="40" name="Conector recto de flecha 40"/>
+                <wp:cNvGraphicFramePr/>
+                <a:graphic xmlns:a="http://schemas.openxmlformats.org/drawingml/2006/main">
+                  <a:graphicData uri="http://schemas.microsoft.com/office/word/2010/wordprocessingShape">
+                    <wps:wsp>
+                      <wps:cNvCnPr/>
+                      <wps:spPr>
+                        <a:xfrm flipV="1">
+                          <a:off x="0" y="0"/>
+                          <a:ext cx="1021080" cy="274320"/>
+                        </a:xfrm>
+                        <a:prstGeom prst="straightConnector1">
+                          <a:avLst/>
+                        </a:prstGeom>
+                        <a:ln w="28575">
+                          <a:solidFill>
+                            <a:srgbClr val="FF0000"/>
+                          </a:solidFill>
+                          <a:tailEnd type="triangle"/>
+                        </a:ln>
+                      </wps:spPr>
+                      <wps:style>
+                        <a:lnRef idx="1">
+                          <a:schemeClr val="accent1"/>
+                        </a:lnRef>
+                        <a:fillRef idx="0">
+                          <a:schemeClr val="accent1"/>
+                        </a:fillRef>
+                        <a:effectRef idx="0">
+                          <a:schemeClr val="accent1"/>
+                        </a:effectRef>
+                        <a:fontRef idx="minor">
+                          <a:schemeClr val="tx1"/>
+                        </a:fontRef>
+                      </wps:style>
+                      <wps:bodyPr/>
+                    </wps:wsp>
+                  </a:graphicData>
+                </a:graphic>
+              </wp:anchor>
+            </w:drawing>
+          </mc:Choice>
+          <mc:Fallback>
+            <w:pict>
+              <v:shapetype w14:anchorId="67B85FBF" id="_x0000_t32" coordsize="21600,21600" o:spt="32" o:oned="t" path="m,l21600,21600e" filled="f">
+                <v:path arrowok="t" fillok="f" o:connecttype="none"/>
+                <o:lock v:ext="edit" shapetype="t"/>
+              </v:shapetype>
+              <v:shape id="Conector recto de flecha 40" o:spid="_x0000_s1026" type="#_x0000_t32" style="position:absolute;margin-left:78.6pt;margin-top:58.85pt;width:80.4pt;height:21.6pt;flip:y;z-index:251669504;visibility:visible;mso-wrap-style:square;mso-wrap-distance-left:9pt;mso-wrap-distance-top:0;mso-wrap-distance-right:9pt;mso-wrap-distance-bottom:0;mso-position-horizontal:absolute;mso-position-horizontal-relative:text;mso-position-vertical:absolute;mso-position-vertical-relative:text" o:gfxdata="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" strokecolor="red" strokeweight="2.25pt">
+                <v:stroke endarrow="block" joinstyle="miter"/>
+              </v:shape>
+            </w:pict>
+          </mc:Fallback>
+        </mc:AlternateContent>
+      </w:r>
+      <w:r>
+        <w:rPr>
+          <w:rFonts w:ascii="Times New Roman" w:hAnsi="Times New Roman" w:cs="Times New Roman"/>
+          <w:sz w:val="24"/>
+          <w:szCs w:val="24"/>
+        </w:rPr>
+        <w:drawing>
+          <wp:anchor distT="0" distB="0" distL="114300" distR="114300" simplePos="0" relativeHeight="251667456" behindDoc="0" locked="0" layoutInCell="1" allowOverlap="1" wp14:anchorId="44AA3D97" wp14:editId="0DE2E021">
+            <wp:simplePos x="0" y="0"/>
+            <wp:positionH relativeFrom="margin">
+              <wp:align>left</wp:align>
+            </wp:positionH>
+            <wp:positionV relativeFrom="paragraph">
+              <wp:posOffset>153035</wp:posOffset>
+            </wp:positionV>
+            <wp:extent cx="3063240" cy="964565"/>
+            <wp:effectExtent l="0" t="0" r="3810" b="6985"/>
+            <wp:wrapSquare wrapText="bothSides"/>
+            <wp:docPr id="38" name="Imagen 38"/>
+            <wp:cNvGraphicFramePr>
+              <a:graphicFrameLocks xmlns:a="http://schemas.openxmlformats.org/drawingml/2006/main" noChangeAspect="1"/>
+            </wp:cNvGraphicFramePr>
+            <a:graphic xmlns:a="http://schemas.openxmlformats.org/drawingml/2006/main">
+              <a:graphicData uri="http://schemas.openxmlformats.org/drawingml/2006/picture">
+                <pic:pic xmlns:pic="http://schemas.openxmlformats.org/drawingml/2006/picture">
+                  <pic:nvPicPr>
+                    <pic:cNvPr id="1" name=""/>
+                    <pic:cNvPicPr/>
+                  </pic:nvPicPr>
+                  <pic:blipFill>
+                    <a:blip r:embed="rId36">
+                      <a:extLst>
+                        <a:ext uri="{28A0092B-C50C-407E-A947-70E740481C1C}">
+                          <a14:useLocalDpi xmlns:a14="http://schemas.microsoft.com/office/drawing/2010/main" val="0"/>
+                        </a:ext>
+                      </a:extLst>
+                    </a:blip>
+                    <a:stretch>
+                      <a:fillRect/>
+                    </a:stretch>
+                  </pic:blipFill>
+                  <pic:spPr>
+                    <a:xfrm>
+                      <a:off x="0" y="0"/>
+                      <a:ext cx="3063240" cy="964565"/>
+                    </a:xfrm>
+                    <a:prstGeom prst="rect">
+                      <a:avLst/>
+                    </a:prstGeom>
+                  </pic:spPr>
+                </pic:pic>
+              </a:graphicData>
+            </a:graphic>
+            <wp14:sizeRelH relativeFrom="margin">
+              <wp14:pctWidth>0</wp14:pctWidth>
+            </wp14:sizeRelH>
+            <wp14:sizeRelV relativeFrom="margin">
+              <wp14:pctHeight>0</wp14:pctHeight>
+            </wp14:sizeRelV>
+          </wp:anchor>
+        </w:drawing>
+      </w:r>
+    </w:p>
+    <w:p>
+      <w:pPr>
+        <w:spacing w:before="240" w:after="0"/>
+        <w:jc w:val="both"/>
+        <w:rPr>
+          <w:rFonts w:ascii="Times New Roman" w:hAnsi="Times New Roman" w:cs="Times New Roman"/>
+          <w:sz w:val="24"/>
+          <w:szCs w:val="24"/>
+        </w:rPr>
+      </w:pPr>
+    </w:p>
+    <w:p>
+      <w:pPr>
+        <w:spacing w:before="240" w:after="0"/>
+        <w:jc w:val="both"/>
+        <w:rPr>
+          <w:rFonts w:ascii="Times New Roman" w:hAnsi="Times New Roman" w:cs="Times New Roman"/>
+          <w:sz w:val="24"/>
+          <w:szCs w:val="24"/>
+        </w:rPr>
+      </w:pPr>
+      <w:r>
+        <w:rPr>
+          <w:rFonts w:ascii="Times New Roman" w:hAnsi="Times New Roman" w:cs="Times New Roman"/>
+          <w:sz w:val="24"/>
+          <w:szCs w:val="24"/>
+        </w:rPr>
+        <w:t xml:space="preserve">El uso de métodos es el mismo que realizamos cuando llamábamos a uno de nuestras clases implementadas, muchos lenguajes de programación tienen esta característica y puede o no ser visibles las clases donde se obtienen estos métodos y cómo implementan su estructura. </w:t>
+      </w:r>
+    </w:p>
+    <w:p>
+      <w:pPr>
+        <w:spacing w:before="240" w:after="0"/>
+        <w:jc w:val="both"/>
+        <w:rPr>
+          <w:rFonts w:ascii="Times New Roman" w:hAnsi="Times New Roman" w:cs="Times New Roman"/>
+          <w:sz w:val="24"/>
+          <w:szCs w:val="24"/>
+        </w:rPr>
+      </w:pPr>
+      <w:r>
+        <w:rPr>
+          <w:rFonts w:ascii="Times New Roman" w:hAnsi="Times New Roman" w:cs="Times New Roman"/>
+          <w:sz w:val="24"/>
+          <w:szCs w:val="24"/>
+        </w:rPr>
+        <w:drawing>
+          <wp:inline distT="0" distB="0" distL="0" distR="0" wp14:anchorId="61B5F340" wp14:editId="1241024F">
+            <wp:extent cx="4808220" cy="2806706"/>
+            <wp:effectExtent l="0" t="0" r="0" b="0"/>
+            <wp:docPr id="41" name="Imagen 41"/>
+            <wp:cNvGraphicFramePr>
+              <a:graphicFrameLocks xmlns:a="http://schemas.openxmlformats.org/drawingml/2006/main" noChangeAspect="1"/>
+            </wp:cNvGraphicFramePr>
+            <a:graphic xmlns:a="http://schemas.openxmlformats.org/drawingml/2006/main">
+              <a:graphicData uri="http://schemas.openxmlformats.org/drawingml/2006/picture">
+                <pic:pic xmlns:pic="http://schemas.openxmlformats.org/drawingml/2006/picture">
+                  <pic:nvPicPr>
+                    <pic:cNvPr id="1" name=""/>
+                    <pic:cNvPicPr/>
+                  </pic:nvPicPr>
+                  <pic:blipFill rotWithShape="1">
+                    <a:blip r:embed="rId37"/>
+                    <a:srcRect b="31225"/>
+                    <a:stretch/>
+                  </pic:blipFill>
+                  <pic:spPr bwMode="auto">
+                    <a:xfrm>
+                      <a:off x="0" y="0"/>
+                      <a:ext cx="4813546" cy="2809815"/>
+                    </a:xfrm>
+                    <a:prstGeom prst="rect">
+                      <a:avLst/>
+                    </a:prstGeom>
+                    <a:ln>
+                      <a:noFill/>
+                    </a:ln>
+                    <a:extLst>
+                      <a:ext uri="{53640926-AAD7-44D8-BBD7-CCE9431645EC}">
+                        <a14:shadowObscured xmlns:a14="http://schemas.microsoft.com/office/drawing/2010/main"/>
+                      </a:ext>
+                    </a:extLst>
+                  </pic:spPr>
+                </pic:pic>
+              </a:graphicData>
+            </a:graphic>
+          </wp:inline>
+        </w:drawing>
+      </w:r>
+    </w:p>
+    <w:p>
+      <w:pPr>
+        <w:spacing w:before="240" w:after="0"/>
+        <w:jc w:val="both"/>
+        <w:rPr>
+          <w:rFonts w:ascii="Times New Roman" w:hAnsi="Times New Roman" w:cs="Times New Roman"/>
+          <w:sz w:val="24"/>
+          <w:szCs w:val="24"/>
+        </w:rPr>
+      </w:pPr>
+    </w:p>
+    <w:p>
+      <w:pPr>
+        <w:spacing w:before="240" w:after="0"/>
+        <w:jc w:val="both"/>
+        <w:rPr>
+          <w:rFonts w:ascii="Times New Roman" w:hAnsi="Times New Roman" w:cs="Times New Roman"/>
+          <w:sz w:val="24"/>
+          <w:szCs w:val="24"/>
+        </w:rPr>
+      </w:pPr>
+      <w:r>
+        <w:rPr>
+          <w:rFonts w:ascii="Times New Roman" w:hAnsi="Times New Roman" w:cs="Times New Roman"/>
+          <w:sz w:val="24"/>
+          <w:szCs w:val="24"/>
+        </w:rPr>
+        <w:t xml:space="preserve">Internamente es una clase llamada datetime, con sus métodos y atributos establecidos, el método que usamos now() estará en la clase. </w:t>
+      </w:r>
+    </w:p>
+    <w:p>
+      <w:pPr>
+        <w:spacing w:before="240" w:after="0"/>
+        <w:jc w:val="both"/>
+        <w:rPr>
+          <w:rFonts w:ascii="Times New Roman" w:hAnsi="Times New Roman" w:cs="Times New Roman"/>
+          <w:sz w:val="24"/>
+          <w:szCs w:val="24"/>
+        </w:rPr>
+      </w:pPr>
+      <w:r>
+        <w:rPr>
+          <w:rFonts w:ascii="Times New Roman" w:hAnsi="Times New Roman" w:cs="Times New Roman"/>
+          <w:sz w:val="24"/>
+          <w:szCs w:val="24"/>
+        </w:rPr>
+        <w:drawing>
+          <wp:inline distT="0" distB="0" distL="0" distR="0" wp14:anchorId="572B5141" wp14:editId="47A88CBE">
+            <wp:extent cx="4716780" cy="619939"/>
+            <wp:effectExtent l="0" t="0" r="7620" b="8890"/>
+            <wp:docPr id="42" name="Imagen 42"/>
+            <wp:cNvGraphicFramePr>
+              <a:graphicFrameLocks xmlns:a="http://schemas.openxmlformats.org/drawingml/2006/main" noChangeAspect="1"/>
+            </wp:cNvGraphicFramePr>
+            <a:graphic xmlns:a="http://schemas.openxmlformats.org/drawingml/2006/main">
+              <a:graphicData uri="http://schemas.openxmlformats.org/drawingml/2006/picture">
+                <pic:pic xmlns:pic="http://schemas.openxmlformats.org/drawingml/2006/picture">
+                  <pic:nvPicPr>
+                    <pic:cNvPr id="1" name=""/>
+                    <pic:cNvPicPr/>
+                  </pic:nvPicPr>
+                  <pic:blipFill rotWithShape="1">
+                    <a:blip r:embed="rId38"/>
+                    <a:srcRect r="6799"/>
+                    <a:stretch/>
+                  </pic:blipFill>
+                  <pic:spPr bwMode="auto">
+                    <a:xfrm>
+                      <a:off x="0" y="0"/>
+                      <a:ext cx="4727694" cy="621373"/>
+                    </a:xfrm>
+                    <a:prstGeom prst="rect">
+                      <a:avLst/>
+                    </a:prstGeom>
+                    <a:ln>
+                      <a:noFill/>
+                    </a:ln>
+                    <a:extLst>
+                      <a:ext uri="{53640926-AAD7-44D8-BBD7-CCE9431645EC}">
+                        <a14:shadowObscured xmlns:a14="http://schemas.microsoft.com/office/drawing/2010/main"/>
+                      </a:ext>
+                    </a:extLst>
+                  </pic:spPr>
+                </pic:pic>
+              </a:graphicData>
+            </a:graphic>
+          </wp:inline>
+        </w:drawing>
+      </w:r>
+    </w:p>
+    <w:p>
+      <w:pPr>
+        <w:spacing w:before="240" w:after="0"/>
+        <w:jc w:val="both"/>
+        <w:rPr>
+          <w:rFonts w:ascii="Times New Roman" w:hAnsi="Times New Roman" w:cs="Times New Roman"/>
+          <w:sz w:val="24"/>
+          <w:szCs w:val="24"/>
+        </w:rPr>
+      </w:pPr>
+      <w:r>
+        <w:rPr>
+          <w:rFonts w:ascii="Times New Roman" w:hAnsi="Times New Roman" w:cs="Times New Roman"/>
+          <w:sz w:val="24"/>
+          <w:szCs w:val="24"/>
+        </w:rPr>
+        <w:t xml:space="preserve">Si apreciamos el mismo método now </w:t>
+      </w:r>
+      <w:r>
+        <w:rPr>
+          <w:rFonts w:ascii="Times New Roman" w:hAnsi="Times New Roman" w:cs="Times New Roman"/>
+          <w:sz w:val="24"/>
+          <w:szCs w:val="24"/>
+        </w:rPr>
+        <w:t>está</w:t>
+      </w:r>
+      <w:r>
+        <w:rPr>
+          <w:rFonts w:ascii="Times New Roman" w:hAnsi="Times New Roman" w:cs="Times New Roman"/>
+          <w:sz w:val="24"/>
+          <w:szCs w:val="24"/>
+        </w:rPr>
+        <w:t xml:space="preserve"> consumiendo otro método de la clase pasando argumentos y retornando el valor, el </w:t>
+      </w:r>
+      <w:r>
+        <w:rPr>
+          <w:rFonts w:ascii="Times New Roman" w:hAnsi="Times New Roman" w:cs="Times New Roman"/>
+          <w:sz w:val="24"/>
+          <w:szCs w:val="24"/>
+        </w:rPr>
+        <w:t xml:space="preserve">atributo </w:t>
+      </w:r>
+      <w:r>
+        <w:rPr>
+          <w:rFonts w:ascii="Times New Roman" w:hAnsi="Times New Roman" w:cs="Times New Roman"/>
+          <w:i/>
+          <w:iCs/>
+          <w:sz w:val="24"/>
+          <w:szCs w:val="24"/>
+        </w:rPr>
+        <w:t xml:space="preserve">time </w:t>
+      </w:r>
+      <w:r>
+        <w:rPr>
+          <w:rFonts w:ascii="Times New Roman" w:hAnsi="Times New Roman" w:cs="Times New Roman"/>
+          <w:sz w:val="24"/>
+          <w:szCs w:val="24"/>
+        </w:rPr>
+        <w:t xml:space="preserve">está protegido y es uso del módulo y las clases que contiene como se muestra en el código. Adicional es muy recomendable añadir un comentario describiendo que realiza el método ya que nosotros no seremos los únicos que usarán el método. </w:t>
+      </w:r>
+    </w:p>
+    <w:p>
+      <w:pPr>
+        <w:spacing w:before="240" w:after="0"/>
+        <w:jc w:val="both"/>
+        <w:rPr>
+          <w:rFonts w:ascii="Times New Roman" w:hAnsi="Times New Roman" w:cs="Times New Roman"/>
+          <w:b/>
+          <w:bCs/>
+          <w:sz w:val="24"/>
+          <w:szCs w:val="24"/>
+        </w:rPr>
+      </w:pPr>
+      <w:r>
+        <w:rPr>
+          <w:rFonts w:ascii="Times New Roman" w:hAnsi="Times New Roman" w:cs="Times New Roman"/>
+          <w:b/>
+          <w:bCs/>
+          <w:sz w:val="24"/>
+          <w:szCs w:val="24"/>
+        </w:rPr>
+        <w:t>Tipo de datos Abstractos (TAD)</w:t>
+      </w:r>
+    </w:p>
+    <w:p>
+      <w:pPr>
+        <w:spacing w:before="240" w:after="0"/>
+        <w:jc w:val="both"/>
+        <w:rPr>
+          <w:rFonts w:ascii="Times New Roman" w:hAnsi="Times New Roman" w:cs="Times New Roman"/>
+          <w:sz w:val="24"/>
+          <w:szCs w:val="24"/>
+        </w:rPr>
+      </w:pPr>
+      <w:r>
+        <w:rPr>
+          <w:rFonts w:ascii="Times New Roman" w:hAnsi="Times New Roman" w:cs="Times New Roman"/>
+          <w:sz w:val="24"/>
+          <w:szCs w:val="24"/>
+        </w:rPr>
+        <w:t>Ya conocemos los datos primitivos como los enteros, booleanos, doubles, long y char, pero un tipo de dato abstracto describe un conjunto de objetos con la misma representación y comportamiento; por consiguiente, se puede usar implementaciones alternativas para el mismo tipo abstracto de dato sin cambar su interfaz, esto se hace mediante las clases. Esto lo podemos realizar en Python con el método type(), que se muestra en el siguiente ejemplo:</w:t>
+      </w:r>
+    </w:p>
+    <w:p>
+      <w:pPr>
+        <w:spacing w:before="240" w:after="0"/>
+        <w:jc w:val="both"/>
+        <w:rPr>
+          <w:rFonts w:ascii="Times New Roman" w:hAnsi="Times New Roman" w:cs="Times New Roman"/>
+          <w:sz w:val="24"/>
+          <w:szCs w:val="24"/>
+        </w:rPr>
+      </w:pPr>
+      <w:r>
+        <w:rPr>
+          <w:rFonts w:ascii="Times New Roman" w:hAnsi="Times New Roman" w:cs="Times New Roman"/>
+          <w:sz w:val="24"/>
+          <w:szCs w:val="24"/>
+        </w:rPr>
+        <w:drawing>
+          <wp:anchor distT="0" distB="0" distL="114300" distR="114300" simplePos="0" relativeHeight="251670528" behindDoc="0" locked="0" layoutInCell="1" allowOverlap="1" wp14:anchorId="58BF4FBC" wp14:editId="7879E2D2">
+            <wp:simplePos x="0" y="0"/>
+            <wp:positionH relativeFrom="column">
+              <wp:posOffset>2548255</wp:posOffset>
+            </wp:positionH>
+            <wp:positionV relativeFrom="paragraph">
+              <wp:posOffset>429895</wp:posOffset>
+            </wp:positionV>
+            <wp:extent cx="1935480" cy="391160"/>
+            <wp:effectExtent l="0" t="0" r="7620" b="8890"/>
+            <wp:wrapTopAndBottom/>
+            <wp:docPr id="44" name="Imagen 44"/>
+            <wp:cNvGraphicFramePr>
+              <a:graphicFrameLocks xmlns:a="http://schemas.openxmlformats.org/drawingml/2006/main" noChangeAspect="1"/>
+            </wp:cNvGraphicFramePr>
+            <a:graphic xmlns:a="http://schemas.openxmlformats.org/drawingml/2006/main">
+              <a:graphicData uri="http://schemas.openxmlformats.org/drawingml/2006/picture">
+                <pic:pic xmlns:pic="http://schemas.openxmlformats.org/drawingml/2006/picture">
+                  <pic:nvPicPr>
+                    <pic:cNvPr id="1" name=""/>
+                    <pic:cNvPicPr/>
+                  </pic:nvPicPr>
+                  <pic:blipFill>
+                    <a:blip r:embed="rId39">
+                      <a:extLst>
+                        <a:ext uri="{28A0092B-C50C-407E-A947-70E740481C1C}">
+                          <a14:useLocalDpi xmlns:a14="http://schemas.microsoft.com/office/drawing/2010/main" val="0"/>
+                        </a:ext>
+                      </a:extLst>
+                    </a:blip>
+                    <a:stretch>
+                      <a:fillRect/>
+                    </a:stretch>
+                  </pic:blipFill>
+                  <pic:spPr>
+                    <a:xfrm>
+                      <a:off x="0" y="0"/>
+                      <a:ext cx="1935480" cy="391160"/>
+                    </a:xfrm>
+                    <a:prstGeom prst="rect">
+                      <a:avLst/>
+                    </a:prstGeom>
+                  </pic:spPr>
+                </pic:pic>
+              </a:graphicData>
+            </a:graphic>
+            <wp14:sizeRelH relativeFrom="page">
+              <wp14:pctWidth>0</wp14:pctWidth>
+            </wp14:sizeRelH>
+            <wp14:sizeRelV relativeFrom="page">
+              <wp14:pctHeight>0</wp14:pctHeight>
+            </wp14:sizeRelV>
+          </wp:anchor>
+        </w:drawing>
+      </w:r>
+      <w:r>
+        <w:rPr>
+          <w:rFonts w:ascii="Times New Roman" w:hAnsi="Times New Roman" w:cs="Times New Roman"/>
+          <w:sz w:val="24"/>
+          <w:szCs w:val="24"/>
+        </w:rPr>
+        <w:drawing>
+          <wp:anchor distT="0" distB="0" distL="114300" distR="114300" simplePos="0" relativeHeight="251671552" behindDoc="0" locked="0" layoutInCell="1" allowOverlap="1" wp14:anchorId="1E8BF261" wp14:editId="36C5D73E">
+            <wp:simplePos x="0" y="0"/>
+            <wp:positionH relativeFrom="column">
+              <wp:posOffset>26035</wp:posOffset>
+            </wp:positionH>
+            <wp:positionV relativeFrom="paragraph">
+              <wp:posOffset>163195</wp:posOffset>
+            </wp:positionV>
+            <wp:extent cx="2537460" cy="967740"/>
+            <wp:effectExtent l="0" t="0" r="0" b="3810"/>
+            <wp:wrapTopAndBottom/>
+            <wp:docPr id="43" name="Imagen 43"/>
+            <wp:cNvGraphicFramePr>
+              <a:graphicFrameLocks xmlns:a="http://schemas.openxmlformats.org/drawingml/2006/main" noChangeAspect="1"/>
+            </wp:cNvGraphicFramePr>
+            <a:graphic xmlns:a="http://schemas.openxmlformats.org/drawingml/2006/main">
+              <a:graphicData uri="http://schemas.openxmlformats.org/drawingml/2006/picture">
+                <pic:pic xmlns:pic="http://schemas.openxmlformats.org/drawingml/2006/picture">
+                  <pic:nvPicPr>
+                    <pic:cNvPr id="1" name=""/>
+                    <pic:cNvPicPr/>
+                  </pic:nvPicPr>
+                  <pic:blipFill>
+                    <a:blip r:embed="rId40">
+                      <a:extLst>
+                        <a:ext uri="{28A0092B-C50C-407E-A947-70E740481C1C}">
+                          <a14:useLocalDpi xmlns:a14="http://schemas.microsoft.com/office/drawing/2010/main" val="0"/>
+                        </a:ext>
+                      </a:extLst>
+                    </a:blip>
+                    <a:stretch>
+                      <a:fillRect/>
+                    </a:stretch>
+                  </pic:blipFill>
+                  <pic:spPr>
+                    <a:xfrm>
+                      <a:off x="0" y="0"/>
+                      <a:ext cx="2537460" cy="967740"/>
+                    </a:xfrm>
+                    <a:prstGeom prst="rect">
+                      <a:avLst/>
+                    </a:prstGeom>
+                  </pic:spPr>
+                </pic:pic>
+              </a:graphicData>
+            </a:graphic>
+            <wp14:sizeRelH relativeFrom="page">
+              <wp14:pctWidth>0</wp14:pctWidth>
+            </wp14:sizeRelH>
+            <wp14:sizeRelV relativeFrom="page">
+              <wp14:pctHeight>0</wp14:pctHeight>
+            </wp14:sizeRelV>
+          </wp:anchor>
+        </w:drawing>
+      </w:r>
+      <w:r>
+        <w:rPr>
+          <w:rFonts w:ascii="Times New Roman" w:hAnsi="Times New Roman" w:cs="Times New Roman"/>
+          <w:sz w:val="24"/>
+          <w:szCs w:val="24"/>
+        </w:rPr>
+        <w:t xml:space="preserve">Cómo se muestra en la imagen al imprimir el tipo de dato que es a nos muestra que es de tipo int o entero, pero al tratar de imprimir el tipo de dato de Fecha nos muestra que es de tipo Fecha, siendo este un tipo de dato abstracto. </w:t>
+      </w:r>
+    </w:p>
+    <w:p>
+      <w:pPr>
+        <w:spacing w:before="240" w:after="0"/>
+        <w:jc w:val="both"/>
+        <w:rPr>
+          <w:rFonts w:ascii="Times New Roman" w:hAnsi="Times New Roman" w:cs="Times New Roman"/>
+          <w:b/>
+          <w:bCs/>
+          <w:sz w:val="24"/>
+          <w:szCs w:val="24"/>
+        </w:rPr>
+      </w:pPr>
+      <w:r>
+        <w:rPr>
+          <w:rFonts w:ascii="Times New Roman" w:hAnsi="Times New Roman" w:cs="Times New Roman"/>
+          <w:b/>
+          <w:bCs/>
+          <w:sz w:val="24"/>
+          <w:szCs w:val="24"/>
+        </w:rPr>
+        <w:t>Herencia</w:t>
+      </w:r>
+    </w:p>
+    <w:p>
+      <w:pPr>
+        <w:spacing w:before="240" w:after="0"/>
+        <w:jc w:val="both"/>
+        <w:rPr>
+          <w:rFonts w:ascii="Times New Roman" w:hAnsi="Times New Roman" w:cs="Times New Roman"/>
+          <w:b/>
+          <w:bCs/>
+          <w:sz w:val="24"/>
+          <w:szCs w:val="24"/>
+        </w:rPr>
+      </w:pPr>
+    </w:p>
+    <w:p>
+      <w:pPr>
+        <w:spacing w:before="240" w:after="0"/>
+        <w:jc w:val="both"/>
+        <w:rPr>
+          <w:rFonts w:ascii="Times New Roman" w:hAnsi="Times New Roman" w:cs="Times New Roman"/>
+          <w:noProof/>
+          <w:sz w:val="24"/>
+          <w:szCs w:val="24"/>
+        </w:rPr>
+      </w:pPr>
+      <w:r>
+        <w:rPr>
+          <w:noProof/>
+        </w:rPr>
+        <w:lastRenderedPageBreak/>
+        <w:t xml:space="preserve"> </w:t>
+      </w:r>
+      <w:r>
+        <w:rPr>
+          <w:rFonts w:ascii="Times New Roman" w:hAnsi="Times New Roman" w:cs="Times New Roman"/>
+          <w:noProof/>
+          <w:sz w:val="24"/>
+          <w:szCs w:val="24"/>
+        </w:rPr>
+        <w:t xml:space="preserve">La herencia o relación </w:t>
+      </w:r>
+      <w:r>
+        <w:rPr>
+          <w:rFonts w:ascii="Times New Roman" w:hAnsi="Times New Roman" w:cs="Times New Roman"/>
+          <w:i/>
+          <w:iCs/>
+          <w:noProof/>
+          <w:sz w:val="24"/>
+          <w:szCs w:val="24"/>
+        </w:rPr>
+        <w:t>es-un</w:t>
+      </w:r>
+      <w:r>
+        <w:rPr>
+          <w:rFonts w:ascii="Times New Roman" w:hAnsi="Times New Roman" w:cs="Times New Roman"/>
+          <w:noProof/>
+          <w:sz w:val="24"/>
+          <w:szCs w:val="24"/>
+        </w:rPr>
+        <w:t xml:space="preserve">, es la relación existente entre dos clases: una derivada que se crea a partir de otra ya existente, denominada </w:t>
+      </w:r>
+      <w:r>
+        <w:rPr>
+          <w:rFonts w:ascii="Times New Roman" w:hAnsi="Times New Roman" w:cs="Times New Roman"/>
+          <w:i/>
+          <w:iCs/>
+          <w:noProof/>
+          <w:sz w:val="24"/>
+          <w:szCs w:val="24"/>
+        </w:rPr>
+        <w:t>base</w:t>
+      </w:r>
+      <w:r>
+        <w:rPr>
+          <w:rFonts w:ascii="Times New Roman" w:hAnsi="Times New Roman" w:cs="Times New Roman"/>
+          <w:noProof/>
+          <w:sz w:val="24"/>
+          <w:szCs w:val="24"/>
+        </w:rPr>
+        <w:t xml:space="preserve">; la nueva hereda de la ya existente. </w:t>
+      </w:r>
+    </w:p>
+    <w:p>
+      <w:pPr>
+        <w:spacing w:before="240" w:after="0"/>
+        <w:jc w:val="both"/>
+        <w:rPr>
+          <w:rFonts w:ascii="Times New Roman" w:hAnsi="Times New Roman" w:cs="Times New Roman"/>
+          <w:noProof/>
+          <w:sz w:val="24"/>
+          <w:szCs w:val="24"/>
+        </w:rPr>
+      </w:pPr>
+      <w:r>
+        <w:rPr>
+          <w:rFonts w:ascii="Times New Roman" w:hAnsi="Times New Roman" w:cs="Times New Roman"/>
+          <w:noProof/>
+          <w:sz w:val="24"/>
+          <w:szCs w:val="24"/>
+        </w:rPr>
+        <w:t xml:space="preserve">Ejemplo: Se declararán las clases Persona que tiene primer nombre y primer apellido como atributos y un método que imprime su nombre. </w:t>
+      </w:r>
+    </w:p>
+    <w:p>
+      <w:pPr>
+        <w:spacing w:before="240" w:after="0"/>
+        <w:jc w:val="both"/>
+        <w:rPr>
+          <w:rFonts w:ascii="Times New Roman" w:hAnsi="Times New Roman" w:cs="Times New Roman"/>
+          <w:noProof/>
+          <w:sz w:val="24"/>
+          <w:szCs w:val="24"/>
+        </w:rPr>
+      </w:pPr>
+      <w:r>
+        <w:rPr>
+          <w:rFonts w:ascii="Times New Roman" w:hAnsi="Times New Roman" w:cs="Times New Roman"/>
+          <w:noProof/>
+          <w:sz w:val="24"/>
+          <w:szCs w:val="24"/>
+        </w:rPr>
+        <w:t xml:space="preserve"> </w:t>
+      </w:r>
+      <w:r>
+        <w:rPr>
+          <w:rFonts w:ascii="Times New Roman" w:hAnsi="Times New Roman" w:cs="Times New Roman"/>
+          <w:noProof/>
+          <w:sz w:val="24"/>
+          <w:szCs w:val="24"/>
+        </w:rPr>
+        <w:drawing>
+          <wp:inline distT="0" distB="0" distL="0" distR="0" wp14:anchorId="45997479" wp14:editId="091CE076">
+            <wp:extent cx="4660265" cy="1639570"/>
+            <wp:effectExtent l="0" t="0" r="6985" b="0"/>
+            <wp:docPr id="47" name="Imagen 47"/>
+            <wp:cNvGraphicFramePr>
+              <a:graphicFrameLocks xmlns:a="http://schemas.openxmlformats.org/drawingml/2006/main" noChangeAspect="1"/>
+            </wp:cNvGraphicFramePr>
+            <a:graphic xmlns:a="http://schemas.openxmlformats.org/drawingml/2006/main">
+              <a:graphicData uri="http://schemas.openxmlformats.org/drawingml/2006/picture">
+                <pic:pic xmlns:pic="http://schemas.openxmlformats.org/drawingml/2006/picture">
+                  <pic:nvPicPr>
+                    <pic:cNvPr id="1" name=""/>
+                    <pic:cNvPicPr/>
+                  </pic:nvPicPr>
+                  <pic:blipFill>
+                    <a:blip r:embed="rId41"/>
+                    <a:stretch>
+                      <a:fillRect/>
+                    </a:stretch>
+                  </pic:blipFill>
+                  <pic:spPr>
+                    <a:xfrm>
+                      <a:off x="0" y="0"/>
+                      <a:ext cx="4660265" cy="1639570"/>
+                    </a:xfrm>
+                    <a:prstGeom prst="rect">
+                      <a:avLst/>
+                    </a:prstGeom>
+                  </pic:spPr>
+                </pic:pic>
+              </a:graphicData>
+            </a:graphic>
+          </wp:inline>
+        </w:drawing>
+      </w:r>
+    </w:p>
+    <w:p>
+      <w:pPr>
+        <w:spacing w:before="240" w:after="0"/>
+        <w:jc w:val="both"/>
+        <w:rPr>
+          <w:rFonts w:ascii="Times New Roman" w:hAnsi="Times New Roman" w:cs="Times New Roman"/>
+          <w:noProof/>
+          <w:sz w:val="24"/>
+          <w:szCs w:val="24"/>
+        </w:rPr>
+      </w:pPr>
+      <w:r>
+        <w:rPr>
+          <w:rFonts w:ascii="Times New Roman" w:hAnsi="Times New Roman" w:cs="Times New Roman"/>
+          <w:noProof/>
+          <w:sz w:val="24"/>
+          <w:szCs w:val="24"/>
+        </w:rPr>
+        <w:t xml:space="preserve">Luego se declarará una clase Estudiante que heredará los atributos de persona pero que además modificará el constructor del padre agregando sus propias particularidades, en este caso la fecha de ingreso a su institución. </w:t>
+      </w:r>
+    </w:p>
+    <w:p>
+      <w:pPr>
+        <w:spacing w:before="240" w:after="0"/>
+        <w:jc w:val="both"/>
+        <w:rPr>
+          <w:rFonts w:ascii="Times New Roman" w:hAnsi="Times New Roman" w:cs="Times New Roman"/>
+          <w:noProof/>
+          <w:sz w:val="24"/>
+          <w:szCs w:val="24"/>
+        </w:rPr>
+      </w:pPr>
+      <w:r>
+        <w:rPr>
+          <w:rFonts w:ascii="Times New Roman" w:hAnsi="Times New Roman" w:cs="Times New Roman"/>
+          <w:b/>
+          <w:bCs/>
+          <w:noProof/>
+          <w:sz w:val="24"/>
+          <w:szCs w:val="24"/>
+        </w:rPr>
+        <w:t xml:space="preserve">super() </w:t>
+      </w:r>
+      <w:r>
+        <w:rPr>
+          <w:rFonts w:ascii="Times New Roman" w:hAnsi="Times New Roman" w:cs="Times New Roman"/>
+          <w:noProof/>
+          <w:sz w:val="24"/>
+          <w:szCs w:val="24"/>
+        </w:rPr>
+        <w:t xml:space="preserve">Se puede llamar a los métodos heredados de la clase base desde cualquier método de la clase derivada, simplemente se escribe su nombre y la lista de argumentos; puede ocurrir que haya métodos de la clase base que no interesa heredar en la derivada, debido a que se busca una funcionalidad adicional; para ellos se sobreescribe el método en la clase derivada, los métodos en la clase derivada de mismo nombre se anulan o reemplazan al método de la base, el método ocultado de la base puede llamarse desde cuaquier método de la derivada mediante la referencia super, </w:t>
+      </w:r>
+      <w:r>
+        <w:rPr>
+          <w:rFonts w:ascii="Times New Roman" w:hAnsi="Times New Roman" w:cs="Times New Roman"/>
+          <w:noProof/>
+          <w:sz w:val="24"/>
+          <w:szCs w:val="24"/>
+        </w:rPr>
+        <w:t xml:space="preserve">En python y java la función super </w:t>
+      </w:r>
+      <w:r>
+        <w:rPr>
+          <w:rFonts w:ascii="Times New Roman" w:hAnsi="Times New Roman" w:cs="Times New Roman"/>
+          <w:noProof/>
+          <w:sz w:val="24"/>
+          <w:szCs w:val="24"/>
+        </w:rPr>
+        <w:t xml:space="preserve">nos permite acceder a cualquier miembro de la clase base siempre que no sea privado. </w:t>
+      </w:r>
+      <w:r>
+        <w:rPr>
+          <w:rFonts w:ascii="Times New Roman" w:hAnsi="Times New Roman" w:cs="Times New Roman"/>
+          <w:noProof/>
+          <w:sz w:val="24"/>
+          <w:szCs w:val="24"/>
+        </w:rPr>
+        <w:t xml:space="preserve"> </w:t>
+      </w:r>
+    </w:p>
+    <w:p>
+      <w:pPr>
+        <w:spacing w:before="240" w:after="0"/>
+        <w:jc w:val="both"/>
+        <w:rPr>
+          <w:rFonts w:ascii="Times New Roman" w:hAnsi="Times New Roman" w:cs="Times New Roman"/>
+          <w:noProof/>
+          <w:sz w:val="24"/>
+          <w:szCs w:val="24"/>
+        </w:rPr>
+      </w:pPr>
+    </w:p>
+    <w:p>
+      <w:pPr>
+        <w:spacing w:before="240" w:after="0"/>
+        <w:jc w:val="both"/>
+        <w:rPr>
+          <w:rFonts w:ascii="Times New Roman" w:hAnsi="Times New Roman" w:cs="Times New Roman"/>
+          <w:noProof/>
+          <w:sz w:val="24"/>
+          <w:szCs w:val="24"/>
+        </w:rPr>
+      </w:pPr>
+      <w:r>
+        <w:rPr>
+          <w:rFonts w:ascii="Times New Roman" w:hAnsi="Times New Roman" w:cs="Times New Roman"/>
+          <w:noProof/>
+          <w:sz w:val="24"/>
+          <w:szCs w:val="24"/>
+        </w:rPr>
+        <w:t>La forma en la que la clase Esudiante hereda de la clase Persona es que en los parentesis se escribe la clase de la que heredará, note que en el constructor __init__ de la clase estudiante usamos la función super() que invoca al padre su constructor añadiendo los datos respectivos</w:t>
+      </w:r>
+      <w:r>
+        <w:rPr>
+          <w:rFonts w:ascii="Times New Roman" w:hAnsi="Times New Roman" w:cs="Times New Roman"/>
+          <w:noProof/>
+          <w:sz w:val="24"/>
+          <w:szCs w:val="24"/>
+        </w:rPr>
+        <w:t xml:space="preserve"> del primer nombre como el apellido, como resultado tendremos: </w:t>
+      </w:r>
+    </w:p>
+    <w:p>
+      <w:pPr>
+        <w:spacing w:before="240" w:after="0"/>
+        <w:jc w:val="both"/>
+        <w:rPr>
+          <w:rFonts w:ascii="Times New Roman" w:hAnsi="Times New Roman" w:cs="Times New Roman"/>
+          <w:noProof/>
+          <w:sz w:val="24"/>
+          <w:szCs w:val="24"/>
+        </w:rPr>
+      </w:pPr>
+      <w:r>
+        <w:rPr>
+          <w:rFonts w:ascii="Times New Roman" w:hAnsi="Times New Roman" w:cs="Times New Roman"/>
+          <w:noProof/>
+          <w:sz w:val="24"/>
+          <w:szCs w:val="24"/>
+        </w:rPr>
+        <w:drawing>
+          <wp:inline distT="0" distB="0" distL="0" distR="0" wp14:anchorId="29EDFB62" wp14:editId="5383A76E">
+            <wp:extent cx="4660265" cy="1539240"/>
+            <wp:effectExtent l="0" t="0" r="6985" b="3810"/>
+            <wp:docPr id="48" name="Imagen 48"/>
+            <wp:cNvGraphicFramePr>
+              <a:graphicFrameLocks xmlns:a="http://schemas.openxmlformats.org/drawingml/2006/main" noChangeAspect="1"/>
+            </wp:cNvGraphicFramePr>
+            <a:graphic xmlns:a="http://schemas.openxmlformats.org/drawingml/2006/main">
+              <a:graphicData uri="http://schemas.openxmlformats.org/drawingml/2006/picture">
+                <pic:pic xmlns:pic="http://schemas.openxmlformats.org/drawingml/2006/picture">
+                  <pic:nvPicPr>
+                    <pic:cNvPr id="1" name=""/>
+                    <pic:cNvPicPr/>
+                  </pic:nvPicPr>
+                  <pic:blipFill>
+                    <a:blip r:embed="rId42"/>
+                    <a:stretch>
+                      <a:fillRect/>
+                    </a:stretch>
+                  </pic:blipFill>
+                  <pic:spPr>
+                    <a:xfrm>
+                      <a:off x="0" y="0"/>
+                      <a:ext cx="4660265" cy="1539240"/>
+                    </a:xfrm>
+                    <a:prstGeom prst="rect">
+                      <a:avLst/>
+                    </a:prstGeom>
+                  </pic:spPr>
+                </pic:pic>
+              </a:graphicData>
+            </a:graphic>
+          </wp:inline>
+        </w:drawing>
+      </w:r>
+    </w:p>
+    <w:p>
+      <w:pPr>
+        <w:spacing w:before="240" w:after="0"/>
+        <w:jc w:val="both"/>
+        <w:rPr>
+          <w:rFonts w:ascii="Times New Roman" w:hAnsi="Times New Roman" w:cs="Times New Roman"/>
+          <w:noProof/>
+          <w:sz w:val="24"/>
+          <w:szCs w:val="24"/>
+        </w:rPr>
+      </w:pPr>
+      <w:r>
+        <w:rPr>
+          <w:rFonts w:ascii="Times New Roman" w:hAnsi="Times New Roman" w:cs="Times New Roman"/>
+          <w:noProof/>
+          <w:sz w:val="24"/>
+          <w:szCs w:val="24"/>
+        </w:rPr>
+        <w:t xml:space="preserve">Observe que el método mostrarNombre() no esta en la clase Estudiante, lo que sucede es que la esta heredando de su clase padre para la muestra del nombre y apellido del Estudiante, la ejecución de este código sería: </w:t>
+      </w:r>
+    </w:p>
+    <w:p>
+      <w:pPr>
+        <w:spacing w:before="240" w:after="0"/>
+        <w:jc w:val="center"/>
+        <w:rPr>
+          <w:rFonts w:ascii="Times New Roman" w:hAnsi="Times New Roman" w:cs="Times New Roman"/>
+          <w:noProof/>
+          <w:sz w:val="24"/>
+          <w:szCs w:val="24"/>
+        </w:rPr>
+      </w:pPr>
+      <w:r>
+        <w:rPr>
+          <w:rFonts w:ascii="Times New Roman" w:hAnsi="Times New Roman" w:cs="Times New Roman"/>
+          <w:noProof/>
+          <w:sz w:val="24"/>
+          <w:szCs w:val="24"/>
+        </w:rPr>
+        <w:drawing>
+          <wp:inline distT="0" distB="0" distL="0" distR="0" wp14:anchorId="345A9615" wp14:editId="6CCBDDED">
+            <wp:extent cx="3990975" cy="499110"/>
+            <wp:effectExtent l="0" t="0" r="0" b="0"/>
+            <wp:docPr id="49" name="Imagen 49"/>
+            <wp:cNvGraphicFramePr>
+              <a:graphicFrameLocks xmlns:a="http://schemas.openxmlformats.org/drawingml/2006/main" noChangeAspect="1"/>
+            </wp:cNvGraphicFramePr>
+            <a:graphic xmlns:a="http://schemas.openxmlformats.org/drawingml/2006/main">
+              <a:graphicData uri="http://schemas.openxmlformats.org/drawingml/2006/picture">
+                <pic:pic xmlns:pic="http://schemas.openxmlformats.org/drawingml/2006/picture">
+                  <pic:nvPicPr>
+                    <pic:cNvPr id="1" name=""/>
+                    <pic:cNvPicPr/>
+                  </pic:nvPicPr>
+                  <pic:blipFill rotWithShape="1">
+                    <a:blip r:embed="rId43"/>
+                    <a:srcRect t="46530"/>
+                    <a:stretch/>
+                  </pic:blipFill>
+                  <pic:spPr bwMode="auto">
+                    <a:xfrm>
+                      <a:off x="0" y="0"/>
+                      <a:ext cx="3991532" cy="499180"/>
+                    </a:xfrm>
+                    <a:prstGeom prst="rect">
+                      <a:avLst/>
+                    </a:prstGeom>
+                    <a:ln>
+                      <a:noFill/>
+                    </a:ln>
+                    <a:extLst>
+                      <a:ext uri="{53640926-AAD7-44D8-BBD7-CCE9431645EC}">
+                        <a14:shadowObscured xmlns:a14="http://schemas.microsoft.com/office/drawing/2010/main"/>
+                      </a:ext>
+                    </a:extLst>
+                  </pic:spPr>
+                </pic:pic>
+              </a:graphicData>
+            </a:graphic>
+          </wp:inline>
+        </w:drawing>
+      </w:r>
+    </w:p>
+    <w:p>
+      <w:pPr>
+        <w:spacing w:before="240" w:after="0"/>
+        <w:jc w:val="both"/>
+        <w:rPr>
+          <w:rFonts w:ascii="Times New Roman" w:hAnsi="Times New Roman" w:cs="Times New Roman"/>
+          <w:i/>
+          <w:noProof/>
+          <w:sz w:val="24"/>
+          <w:szCs w:val="24"/>
+        </w:rPr>
+      </w:pPr>
+      <w:r>
+        <w:rPr>
+          <w:rFonts w:ascii="Times New Roman" w:hAnsi="Times New Roman" w:cs="Times New Roman"/>
+          <w:b/>
+          <w:bCs/>
+          <w:noProof/>
+          <w:sz w:val="24"/>
+          <w:szCs w:val="24"/>
+        </w:rPr>
+        <w:t xml:space="preserve">Nota.- </w:t>
+      </w:r>
+      <w:r>
+        <w:rPr>
+          <w:rFonts w:ascii="Times New Roman" w:hAnsi="Times New Roman" w:cs="Times New Roman"/>
+          <w:noProof/>
+          <w:sz w:val="24"/>
+          <w:szCs w:val="24"/>
+        </w:rPr>
+        <w:t>La herencia siempre es simple y pública; la clase derivada hereda todos los miembros de la clase basea excepto los miembros privados; en el paradigma de la orientación a objetos, para que un lenguaje sea considerado de ese tipo debe soportar la propiedad de la herencia. Un objeto de una clase derivada se crea siguiendo este orden: primero la parte del objeto correspondiente a la base y a continuación se crea la parte propia de la derivada; para llamar al constructor de la primera desde el constructor de la última se emplea la palabra reservada super(</w:t>
+      </w:r>
+      <w:r>
+        <w:rPr>
+          <w:rFonts w:ascii="Times New Roman" w:hAnsi="Times New Roman" w:cs="Times New Roman"/>
+          <w:noProof/>
+          <w:sz w:val="24"/>
+          <w:szCs w:val="24"/>
+        </w:rPr>
+        <w:t xml:space="preserve">). </w:t>
+      </w:r>
+    </w:p>
+    <w:p>
+      <w:pPr>
+        <w:spacing w:before="240" w:after="0"/>
+        <w:jc w:val="both"/>
+        <w:rPr>
+          <w:rFonts w:ascii="Times New Roman" w:hAnsi="Times New Roman" w:cs="Times New Roman"/>
+          <w:sz w:val="24"/>
+          <w:szCs w:val="24"/>
+        </w:rPr>
+      </w:pPr>
+      <w:r>
+        <w:rPr>
+          <w:rFonts w:ascii="Times New Roman" w:hAnsi="Times New Roman" w:cs="Times New Roman"/>
+          <w:i/>
+          <w:iCs/>
+          <w:sz w:val="24"/>
+          <w:szCs w:val="24"/>
+        </w:rPr>
+        <w:t>¡Gracias por leer este resumen, evidentemente faltan muchas cosas por descubrir en la programación orientada a objetos, espero que esta sea una base para iniciar</w:t>
+      </w:r>
+      <w:r>
+        <w:rPr>
+          <mc:AlternateContent>
+            <mc:Choice Requires="w16se">
+              <w:rFonts w:ascii="Times New Roman" w:hAnsi="Times New Roman" w:cs="Times New Roman"/>
+            </mc:Choice>
+            <mc:Fallback>
+              <w:rFonts w:ascii="Segoe UI Emoji" w:eastAsia="Segoe UI Emoji" w:hAnsi="Segoe UI Emoji" w:cs="Segoe UI Emoji"/>
+            </mc:Fallback>
+          </mc:AlternateContent>
+          <w:i/>
+          <w:iCs/>
+          <w:sz w:val="24"/>
+          <w:szCs w:val="24"/>
+        </w:rPr>
+        <mc:AlternateContent>
+          <mc:Choice Requires="w16se">
+            <w16se:symEx w16se:font="Segoe UI Emoji" w16se:char="1F60A"/>
+          </mc:Choice>
+          <mc:Fallback>
+            <w:t>😊</w:t>
+          </mc:Fallback>
+        </mc:AlternateContent>
+      </w:r>
+      <w:r>
+        <w:rPr>
+          <w:rFonts w:ascii="Times New Roman" w:hAnsi="Times New Roman" w:cs="Times New Roman"/>
+          <w:i/>
+          <w:iCs/>
+          <w:sz w:val="24"/>
+          <w:szCs w:val="24"/>
+        </w:rPr>
+        <w:t>!</w:t>
+      </w:r>
+      <w:r>
+        <w:rPr>
+          <w:rFonts w:ascii="Times New Roman" w:hAnsi="Times New Roman" w:cs="Times New Roman"/>
+          <w:i/>
+          <w:iCs/>
+          <w:sz w:val="24"/>
+          <w:szCs w:val="24"/>
+        </w:rPr>
+        <w:t xml:space="preserve"> </w:t>
+      </w:r>
+      <w:r>
+        <w:rPr>
+          <w:rFonts w:ascii="Times New Roman" w:hAnsi="Times New Roman" w:cs="Times New Roman"/>
+          <w:sz w:val="24"/>
+          <w:szCs w:val="24"/>
+        </w:rPr>
+        <w:t xml:space="preserve">Psdt. Hay miles de videos que puedes ver y poner en </w:t>
+      </w:r>
+      <w:r>
+        <w:rPr>
+          <w:rFonts w:ascii="Times New Roman" w:hAnsi="Times New Roman" w:cs="Times New Roman"/>
+          <w:sz w:val="24"/>
+          <w:szCs w:val="24"/>
+        </w:rPr>
+        <w:lastRenderedPageBreak/>
+        <w:t xml:space="preserve">práctica los conceptos aprendidos aquí; ve y míralos seguro serán más aclarativos y podrás comprender mejor este manual. </w:t>
       </w:r>
     </w:p>
     <w:sectPr>
@@ -7372,9 +10484,237 @@
 </w:document>
 </file>
 
+<file path=word/endnotes.xml><?xml version="1.0" encoding="utf-8"?>
+<w:endnotes xmlns:wpc="http://schemas.microsoft.com/office/word/2010/wordprocessingCanvas" xmlns:cx="http://schemas.microsoft.com/office/drawing/2014/chartex" xmlns:cx1="http://schemas.microsoft.com/office/drawing/2015/9/8/chartex" xmlns:cx2="http://schemas.microsoft.com/office/drawing/2015/10/21/chartex" xmlns:cx3="http://schemas.microsoft.com/office/drawing/2016/5/9/chartex" xmlns:cx4="http://schemas.microsoft.com/office/drawing/2016/5/10/chartex" xmlns:cx5="http://schemas.microsoft.com/office/drawing/2016/5/11/chartex" xmlns:cx6="http://schemas.microsoft.com/office/drawing/2016/5/12/chartex" xmlns:cx7="http://schemas.microsoft.com/office/drawing/2016/5/13/chartex" xmlns:cx8="http://schemas.microsoft.com/office/drawing/2016/5/14/chartex" xmlns:mc="http://schemas.openxmlformats.org/markup-compatibility/2006" xmlns:aink="http://schemas.microsoft.com/office/drawing/2016/ink" xmlns:am3d="http://schemas.microsoft.com/office/drawing/2017/model3d" xmlns:o="urn:schemas-microsoft-com:office:office" xmlns:oel="http://schemas.microsoft.com/office/2019/extlst" xmlns:r="http://schemas.openxmlformats.org/officeDocument/2006/relationships" xmlns:m="http://schemas.openxmlformats.org/officeDocument/2006/math" xmlns:v="urn:schemas-microsoft-com:vml" xmlns:wp14="http://schemas.microsoft.com/office/word/2010/wordprocessingDrawing" xmlns:wp="http://schemas.openxmlformats.org/drawingml/2006/wordprocessingDrawing" xmlns:w10="urn:schemas-microsoft-com:office:word" xmlns:w="http://schemas.openxmlformats.org/wordprocessingml/2006/main" xmlns:w14="http://schemas.microsoft.com/office/word/2010/wordml" xmlns:w15="http://schemas.microsoft.com/office/word/2012/wordml" xmlns:w16cex="http://schemas.microsoft.com/office/word/2018/wordml/cex" xmlns:w16cid="http://schemas.microsoft.com/office/word/2016/wordml/cid" xmlns:w16="http://schemas.microsoft.com/office/word/2018/wordml" xmlns:w16sdtdh="http://schemas.microsoft.com/office/word/2020/wordml/sdtdatahash" xmlns:w16se="http://schemas.microsoft.com/office/word/2015/wordml/symex" xmlns:wpg="http://schemas.microsoft.com/office/word/2010/wordprocessingGroup" xmlns:wpi="http://schemas.microsoft.com/office/word/2010/wordprocessingInk" xmlns:wne="http://schemas.microsoft.com/office/word/2006/wordml" xmlns:wps="http://schemas.microsoft.com/office/word/2010/wordprocessingShape" mc:Ignorable="w14 w15 w16se w16cid w16 w16cex w16sdtdh wp14">
+  <w:endnote w:type="separator" w:id="-1">
+    <w:p>
+      <w:pPr>
+        <w:spacing w:after="0" w:line="240" w:lineRule="auto"/>
+      </w:pPr>
+      <w:r>
+        <w:separator/>
+      </w:r>
+    </w:p>
+  </w:endnote>
+  <w:endnote w:type="continuationSeparator" w:id="0">
+    <w:p>
+      <w:pPr>
+        <w:spacing w:after="0" w:line="240" w:lineRule="auto"/>
+      </w:pPr>
+      <w:r>
+        <w:continuationSeparator/>
+      </w:r>
+    </w:p>
+  </w:endnote>
+</w:endnotes>
+</file>
+
+<file path=word/footnotes.xml><?xml version="1.0" encoding="utf-8"?>
+<w:footnotes xmlns:wpc="http://schemas.microsoft.com/office/word/2010/wordprocessingCanvas" xmlns:cx="http://schemas.microsoft.com/office/drawing/2014/chartex" xmlns:cx1="http://schemas.microsoft.com/office/drawing/2015/9/8/chartex" xmlns:cx2="http://schemas.microsoft.com/office/drawing/2015/10/21/chartex" xmlns:cx3="http://schemas.microsoft.com/office/drawing/2016/5/9/chartex" xmlns:cx4="http://schemas.microsoft.com/office/drawing/2016/5/10/chartex" xmlns:cx5="http://schemas.microsoft.com/office/drawing/2016/5/11/chartex" xmlns:cx6="http://schemas.microsoft.com/office/drawing/2016/5/12/chartex" xmlns:cx7="http://schemas.microsoft.com/office/drawing/2016/5/13/chartex" xmlns:cx8="http://schemas.microsoft.com/office/drawing/2016/5/14/chartex" xmlns:mc="http://schemas.openxmlformats.org/markup-compatibility/2006" xmlns:aink="http://schemas.microsoft.com/office/drawing/2016/ink" xmlns:am3d="http://schemas.microsoft.com/office/drawing/2017/model3d" xmlns:o="urn:schemas-microsoft-com:office:office" xmlns:oel="http://schemas.microsoft.com/office/2019/extlst" xmlns:r="http://schemas.openxmlformats.org/officeDocument/2006/relationships" xmlns:m="http://schemas.openxmlformats.org/officeDocument/2006/math" xmlns:v="urn:schemas-microsoft-com:vml" xmlns:wp14="http://schemas.microsoft.com/office/word/2010/wordprocessingDrawing" xmlns:wp="http://schemas.openxmlformats.org/drawingml/2006/wordprocessingDrawing" xmlns:w10="urn:schemas-microsoft-com:office:word" xmlns:w="http://schemas.openxmlformats.org/wordprocessingml/2006/main" xmlns:w14="http://schemas.microsoft.com/office/word/2010/wordml" xmlns:w15="http://schemas.microsoft.com/office/word/2012/wordml" xmlns:w16cex="http://schemas.microsoft.com/office/word/2018/wordml/cex" xmlns:w16cid="http://schemas.microsoft.com/office/word/2016/wordml/cid" xmlns:w16="http://schemas.microsoft.com/office/word/2018/wordml" xmlns:w16sdtdh="http://schemas.microsoft.com/office/word/2020/wordml/sdtdatahash" xmlns:w16se="http://schemas.microsoft.com/office/word/2015/wordml/symex" xmlns:wpg="http://schemas.microsoft.com/office/word/2010/wordprocessingGroup" xmlns:wpi="http://schemas.microsoft.com/office/word/2010/wordprocessingInk" xmlns:wne="http://schemas.microsoft.com/office/word/2006/wordml" xmlns:wps="http://schemas.microsoft.com/office/word/2010/wordprocessingShape" mc:Ignorable="w14 w15 w16se w16cid w16 w16cex w16sdtdh wp14">
+  <w:footnote w:type="separator" w:id="-1">
+    <w:p>
+      <w:pPr>
+        <w:spacing w:after="0" w:line="240" w:lineRule="auto"/>
+      </w:pPr>
+      <w:r>
+        <w:separator/>
+      </w:r>
+    </w:p>
+  </w:footnote>
+  <w:footnote w:type="continuationSeparator" w:id="0">
+    <w:p>
+      <w:pPr>
+        <w:spacing w:after="0" w:line="240" w:lineRule="auto"/>
+      </w:pPr>
+      <w:r>
+        <w:continuationSeparator/>
+      </w:r>
+    </w:p>
+  </w:footnote>
+</w:footnotes>
+</file>
+
 <file path=word/numbering.xml><?xml version="1.0" encoding="utf-8"?>
 <w:numbering xmlns:wpc="http://schemas.microsoft.com/office/word/2010/wordprocessingCanvas" xmlns:cx="http://schemas.microsoft.com/office/drawing/2014/chartex" xmlns:cx1="http://schemas.microsoft.com/office/drawing/2015/9/8/chartex" xmlns:cx2="http://schemas.microsoft.com/office/drawing/2015/10/21/chartex" xmlns:cx3="http://schemas.microsoft.com/office/drawing/2016/5/9/chartex" xmlns:cx4="http://schemas.microsoft.com/office/drawing/2016/5/10/chartex" xmlns:cx5="http://schemas.microsoft.com/office/drawing/2016/5/11/chartex" xmlns:cx6="http://schemas.microsoft.com/office/drawing/2016/5/12/chartex" xmlns:cx7="http://schemas.microsoft.com/office/drawing/2016/5/13/chartex" xmlns:cx8="http://schemas.microsoft.com/office/drawing/2016/5/14/chartex" xmlns:mc="http://schemas.openxmlformats.org/markup-compatibility/2006" xmlns:aink="http://schemas.microsoft.com/office/drawing/2016/ink" xmlns:am3d="http://schemas.microsoft.com/office/drawing/2017/model3d" xmlns:o="urn:schemas-microsoft-com:office:office" xmlns:oel="http://schemas.microsoft.com/office/2019/extlst" xmlns:r="http://schemas.openxmlformats.org/officeDocument/2006/relationships" xmlns:m="http://schemas.openxmlformats.org/officeDocument/2006/math" xmlns:v="urn:schemas-microsoft-com:vml" xmlns:wp14="http://schemas.microsoft.com/office/word/2010/wordprocessingDrawing" xmlns:wp="http://schemas.openxmlformats.org/drawingml/2006/wordprocessingDrawing" xmlns:w10="urn:schemas-microsoft-com:office:word" xmlns:w="http://schemas.openxmlformats.org/wordprocessingml/2006/main" xmlns:w14="http://schemas.microsoft.com/office/word/2010/wordml" xmlns:w15="http://schemas.microsoft.com/office/word/2012/wordml" xmlns:w16cex="http://schemas.microsoft.com/office/word/2018/wordml/cex" xmlns:w16cid="http://schemas.microsoft.com/office/word/2016/wordml/cid" xmlns:w16="http://schemas.microsoft.com/office/word/2018/wordml" xmlns:w16sdtdh="http://schemas.microsoft.com/office/word/2020/wordml/sdtdatahash" xmlns:w16se="http://schemas.microsoft.com/office/word/2015/wordml/symex" xmlns:wpg="http://schemas.microsoft.com/office/word/2010/wordprocessingGroup" xmlns:wpi="http://schemas.microsoft.com/office/word/2010/wordprocessingInk" xmlns:wne="http://schemas.microsoft.com/office/word/2006/wordml" xmlns:wps="http://schemas.microsoft.com/office/word/2010/wordprocessingShape" mc:Ignorable="w14 w15 w16se w16cid w16 w16cex w16sdtdh wp14">
   <w:abstractNum w:abstractNumId="0" w15:restartNumberingAfterBreak="0">
+    <w:nsid w:val="0BFF58B5"/>
+    <w:multiLevelType w:val="hybridMultilevel"/>
+    <w:tmpl w:val="632895C0"/>
+    <w:lvl w:ilvl="0" w:tplc="958A64D2">
+      <w:start w:val="1"/>
+      <w:numFmt w:val="decimal"/>
+      <w:lvlText w:val="%1."/>
+      <w:lvlJc w:val="left"/>
+      <w:pPr>
+        <w:ind w:left="720" w:hanging="360"/>
+      </w:pPr>
+      <w:rPr>
+        <w:rFonts w:hint="default"/>
+      </w:rPr>
+    </w:lvl>
+    <w:lvl w:ilvl="1" w:tplc="0C0A0019" w:tentative="1">
+      <w:start w:val="1"/>
+      <w:numFmt w:val="lowerLetter"/>
+      <w:lvlText w:val="%2."/>
+      <w:lvlJc w:val="left"/>
+      <w:pPr>
+        <w:ind w:left="1440" w:hanging="360"/>
+      </w:pPr>
+    </w:lvl>
+    <w:lvl w:ilvl="2" w:tplc="0C0A001B" w:tentative="1">
+      <w:start w:val="1"/>
+      <w:numFmt w:val="lowerRoman"/>
+      <w:lvlText w:val="%3."/>
+      <w:lvlJc w:val="right"/>
+      <w:pPr>
+        <w:ind w:left="2160" w:hanging="180"/>
+      </w:pPr>
+    </w:lvl>
+    <w:lvl w:ilvl="3" w:tplc="0C0A000F" w:tentative="1">
+      <w:start w:val="1"/>
+      <w:numFmt w:val="decimal"/>
+      <w:lvlText w:val="%4."/>
+      <w:lvlJc w:val="left"/>
+      <w:pPr>
+        <w:ind w:left="2880" w:hanging="360"/>
+      </w:pPr>
+    </w:lvl>
+    <w:lvl w:ilvl="4" w:tplc="0C0A0019" w:tentative="1">
+      <w:start w:val="1"/>
+      <w:numFmt w:val="lowerLetter"/>
+      <w:lvlText w:val="%5."/>
+      <w:lvlJc w:val="left"/>
+      <w:pPr>
+        <w:ind w:left="3600" w:hanging="360"/>
+      </w:pPr>
+    </w:lvl>
+    <w:lvl w:ilvl="5" w:tplc="0C0A001B" w:tentative="1">
+      <w:start w:val="1"/>
+      <w:numFmt w:val="lowerRoman"/>
+      <w:lvlText w:val="%6."/>
+      <w:lvlJc w:val="right"/>
+      <w:pPr>
+        <w:ind w:left="4320" w:hanging="180"/>
+      </w:pPr>
+    </w:lvl>
+    <w:lvl w:ilvl="6" w:tplc="0C0A000F" w:tentative="1">
+      <w:start w:val="1"/>
+      <w:numFmt w:val="decimal"/>
+      <w:lvlText w:val="%7."/>
+      <w:lvlJc w:val="left"/>
+      <w:pPr>
+        <w:ind w:left="5040" w:hanging="360"/>
+      </w:pPr>
+    </w:lvl>
+    <w:lvl w:ilvl="7" w:tplc="0C0A0019" w:tentative="1">
+      <w:start w:val="1"/>
+      <w:numFmt w:val="lowerLetter"/>
+      <w:lvlText w:val="%8."/>
+      <w:lvlJc w:val="left"/>
+      <w:pPr>
+        <w:ind w:left="5760" w:hanging="360"/>
+      </w:pPr>
+    </w:lvl>
+    <w:lvl w:ilvl="8" w:tplc="0C0A001B" w:tentative="1">
+      <w:start w:val="1"/>
+      <w:numFmt w:val="lowerRoman"/>
+      <w:lvlText w:val="%9."/>
+      <w:lvlJc w:val="right"/>
+      <w:pPr>
+        <w:ind w:left="6480" w:hanging="180"/>
+      </w:pPr>
+    </w:lvl>
+  </w:abstractNum>
+  <w:abstractNum w:abstractNumId="1" w15:restartNumberingAfterBreak="0">
+    <w:nsid w:val="60770816"/>
+    <w:multiLevelType w:val="hybridMultilevel"/>
+    <w:tmpl w:val="DC7E5FE6"/>
+    <w:lvl w:ilvl="0" w:tplc="47D2B344">
+      <w:start w:val="1"/>
+      <w:numFmt w:val="decimal"/>
+      <w:lvlText w:val="%1."/>
+      <w:lvlJc w:val="left"/>
+      <w:pPr>
+        <w:ind w:left="360" w:hanging="360"/>
+      </w:pPr>
+      <w:rPr>
+        <w:rFonts w:hint="default"/>
+      </w:rPr>
+    </w:lvl>
+    <w:lvl w:ilvl="1" w:tplc="0C0A0019">
+      <w:start w:val="1"/>
+      <w:numFmt w:val="lowerLetter"/>
+      <w:lvlText w:val="%2."/>
+      <w:lvlJc w:val="left"/>
+      <w:pPr>
+        <w:ind w:left="1080" w:hanging="360"/>
+      </w:pPr>
+    </w:lvl>
+    <w:lvl w:ilvl="2" w:tplc="0C0A001B" w:tentative="1">
+      <w:start w:val="1"/>
+      <w:numFmt w:val="lowerRoman"/>
+      <w:lvlText w:val="%3."/>
+      <w:lvlJc w:val="right"/>
+      <w:pPr>
+        <w:ind w:left="1800" w:hanging="180"/>
+      </w:pPr>
+    </w:lvl>
+    <w:lvl w:ilvl="3" w:tplc="0C0A000F" w:tentative="1">
+      <w:start w:val="1"/>
+      <w:numFmt w:val="decimal"/>
+      <w:lvlText w:val="%4."/>
+      <w:lvlJc w:val="left"/>
+      <w:pPr>
+        <w:ind w:left="2520" w:hanging="360"/>
+      </w:pPr>
+    </w:lvl>
+    <w:lvl w:ilvl="4" w:tplc="0C0A0019" w:tentative="1">
+      <w:start w:val="1"/>
+      <w:numFmt w:val="lowerLetter"/>
+      <w:lvlText w:val="%5."/>
+      <w:lvlJc w:val="left"/>
+      <w:pPr>
+        <w:ind w:left="3240" w:hanging="360"/>
+      </w:pPr>
+    </w:lvl>
+    <w:lvl w:ilvl="5" w:tplc="0C0A001B" w:tentative="1">
+      <w:start w:val="1"/>
+      <w:numFmt w:val="lowerRoman"/>
+      <w:lvlText w:val="%6."/>
+      <w:lvlJc w:val="right"/>
+      <w:pPr>
+        <w:ind w:left="3960" w:hanging="180"/>
+      </w:pPr>
+    </w:lvl>
+    <w:lvl w:ilvl="6" w:tplc="0C0A000F" w:tentative="1">
+      <w:start w:val="1"/>
+      <w:numFmt w:val="decimal"/>
+      <w:lvlText w:val="%7."/>
+      <w:lvlJc w:val="left"/>
+      <w:pPr>
+        <w:ind w:left="4680" w:hanging="360"/>
+      </w:pPr>
+    </w:lvl>
+    <w:lvl w:ilvl="7" w:tplc="0C0A0019" w:tentative="1">
+      <w:start w:val="1"/>
+      <w:numFmt w:val="lowerLetter"/>
+      <w:lvlText w:val="%8."/>
+      <w:lvlJc w:val="left"/>
+      <w:pPr>
+        <w:ind w:left="5400" w:hanging="360"/>
+      </w:pPr>
+    </w:lvl>
+    <w:lvl w:ilvl="8" w:tplc="0C0A001B" w:tentative="1">
+      <w:start w:val="1"/>
+      <w:numFmt w:val="lowerRoman"/>
+      <w:lvlText w:val="%9."/>
+      <w:lvlJc w:val="right"/>
+      <w:pPr>
+        <w:ind w:left="6120" w:hanging="180"/>
+      </w:pPr>
+    </w:lvl>
+  </w:abstractNum>
+  <w:abstractNum w:abstractNumId="2" w15:restartNumberingAfterBreak="0">
     <w:nsid w:val="76A312C1"/>
     <w:multiLevelType w:val="hybridMultilevel"/>
     <w:tmpl w:val="1EC4CC08"/>
@@ -7487,7 +10827,13 @@
     </w:lvl>
   </w:abstractNum>
   <w:num w:numId="1" w16cid:durableId="1629241256">
+    <w:abstractNumId w:val="2"/>
+  </w:num>
+  <w:num w:numId="2" w16cid:durableId="1215893319">
     <w:abstractNumId w:val="0"/>
+  </w:num>
+  <w:num w:numId="3" w16cid:durableId="580530810">
+    <w:abstractNumId w:val="1"/>
   </w:num>
 </w:numbering>
 </file>
@@ -7965,6 +11311,50 @@
     <w:uiPriority w:val="99"/>
     <w:rsid w:val="00BE2010"/>
   </w:style>
+  <w:style w:type="paragraph" w:styleId="Encabezado">
+    <w:name w:val="header"/>
+    <w:basedOn w:val="Normal"/>
+    <w:link w:val="EncabezadoCar"/>
+    <w:uiPriority w:val="99"/>
+    <w:unhideWhenUsed/>
+    <w:rsid w:val="00E87FB0"/>
+    <w:pPr>
+      <w:tabs>
+        <w:tab w:val="center" w:pos="4252"/>
+        <w:tab w:val="right" w:pos="8504"/>
+      </w:tabs>
+      <w:spacing w:after="0" w:line="240" w:lineRule="auto"/>
+    </w:pPr>
+  </w:style>
+  <w:style w:type="character" w:customStyle="1" w:styleId="EncabezadoCar">
+    <w:name w:val="Encabezado Car"/>
+    <w:basedOn w:val="Fuentedeprrafopredeter"/>
+    <w:link w:val="Encabezado"/>
+    <w:uiPriority w:val="99"/>
+    <w:rsid w:val="00E87FB0"/>
+  </w:style>
+  <w:style w:type="paragraph" w:styleId="Piedepgina">
+    <w:name w:val="footer"/>
+    <w:basedOn w:val="Normal"/>
+    <w:link w:val="PiedepginaCar"/>
+    <w:uiPriority w:val="99"/>
+    <w:unhideWhenUsed/>
+    <w:rsid w:val="00E87FB0"/>
+    <w:pPr>
+      <w:tabs>
+        <w:tab w:val="center" w:pos="4252"/>
+        <w:tab w:val="right" w:pos="8504"/>
+      </w:tabs>
+      <w:spacing w:after="0" w:line="240" w:lineRule="auto"/>
+    </w:pPr>
+  </w:style>
+  <w:style w:type="character" w:customStyle="1" w:styleId="PiedepginaCar">
+    <w:name w:val="Pie de página Car"/>
+    <w:basedOn w:val="Fuentedeprrafopredeter"/>
+    <w:link w:val="Piedepgina"/>
+    <w:uiPriority w:val="99"/>
+    <w:rsid w:val="00E87FB0"/>
+  </w:style>
 </w:styles>
 </file>
 

--- a/poo.docx
+++ b/poo.docx
@@ -56,7 +56,27 @@
           <w:szCs w:val="24"/>
           <w:lang w:val="es-MX"/>
         </w:rPr>
-        <w:t xml:space="preserve">Programación Estructurada: Data de 60 y 70’s desde la creación del Pascal por Niklaus Wirth, este enfoque genera programas bien escritos y legibles, aunque no necesariamente significa que sea estructurado con esta metodología se siguen reglas y técnicas. Las </w:t>
+        <w:t xml:space="preserve">Programación Estructurada: Data de 60 y 70’s desde la creación del Pascal por </w:t>
+      </w:r>
+      <w:proofErr w:type="spellStart"/>
+      <w:r>
+        <w:rPr>
+          <w:rFonts w:ascii="Times New Roman" w:hAnsi="Times New Roman" w:cs="Times New Roman"/>
+          <w:sz w:val="24"/>
+          <w:szCs w:val="24"/>
+          <w:lang w:val="es-MX"/>
+        </w:rPr>
+        <w:t>Niklaus</w:t>
+      </w:r>
+      <w:proofErr w:type="spellEnd"/>
+      <w:r>
+        <w:rPr>
+          <w:rFonts w:ascii="Times New Roman" w:hAnsi="Times New Roman" w:cs="Times New Roman"/>
+          <w:sz w:val="24"/>
+          <w:szCs w:val="24"/>
+          <w:lang w:val="es-MX"/>
+        </w:rPr>
+        <w:t xml:space="preserve"> Wirth, este enfoque genera programas bien escritos y legibles, aunque no necesariamente significa que sea estructurado con esta metodología se siguen reglas y técnicas. Las </w:t>
       </w:r>
       <w:r>
         <w:rPr>
@@ -76,16 +96,47 @@
           <w:szCs w:val="24"/>
           <w:lang w:val="es-MX"/>
         </w:rPr>
-        <w:t xml:space="preserve"> de programación o diseño estructurado se basan en la modularización</w:t>
-      </w:r>
-      <w:r>
-        <w:rPr>
-          <w:rFonts w:ascii="Times New Roman" w:hAnsi="Times New Roman" w:cs="Times New Roman"/>
-          <w:sz w:val="24"/>
-          <w:szCs w:val="24"/>
-          <w:lang w:val="es-MX"/>
-        </w:rPr>
-        <w:t xml:space="preserve"> y que cada modulo obtenga una solución individual lo que implica un diseño descendente, las </w:t>
+        <w:t xml:space="preserve"> de programación o diseño estructurado se basan en la </w:t>
+      </w:r>
+      <w:proofErr w:type="spellStart"/>
+      <w:r>
+        <w:rPr>
+          <w:rFonts w:ascii="Times New Roman" w:hAnsi="Times New Roman" w:cs="Times New Roman"/>
+          <w:sz w:val="24"/>
+          <w:szCs w:val="24"/>
+          <w:lang w:val="es-MX"/>
+        </w:rPr>
+        <w:t>modularización</w:t>
+      </w:r>
+      <w:proofErr w:type="spellEnd"/>
+      <w:r>
+        <w:rPr>
+          <w:rFonts w:ascii="Times New Roman" w:hAnsi="Times New Roman" w:cs="Times New Roman"/>
+          <w:sz w:val="24"/>
+          <w:szCs w:val="24"/>
+          <w:lang w:val="es-MX"/>
+        </w:rPr>
+        <w:t xml:space="preserve"> y que cada </w:t>
+      </w:r>
+      <w:proofErr w:type="spellStart"/>
+      <w:r>
+        <w:rPr>
+          <w:rFonts w:ascii="Times New Roman" w:hAnsi="Times New Roman" w:cs="Times New Roman"/>
+          <w:sz w:val="24"/>
+          <w:szCs w:val="24"/>
+          <w:lang w:val="es-MX"/>
+        </w:rPr>
+        <w:t>modulo</w:t>
+      </w:r>
+      <w:proofErr w:type="spellEnd"/>
+      <w:r>
+        <w:rPr>
+          <w:rFonts w:ascii="Times New Roman" w:hAnsi="Times New Roman" w:cs="Times New Roman"/>
+          <w:sz w:val="24"/>
+          <w:szCs w:val="24"/>
+          <w:lang w:val="es-MX"/>
+        </w:rPr>
+        <w:t xml:space="preserve"> obtenga una solución individual lo que implica un diseño descendente, las </w:t>
       </w:r>
       <w:r>
         <w:rPr>
@@ -531,7 +582,58 @@
           <w:szCs w:val="24"/>
           <w:lang w:val="es-MX"/>
         </w:rPr>
-        <w:t>La clase principal incluye el método main() y si es necesario, otros métodos y variables, para declarar una clase se usa la palabra reservada class seguido su nombre y sus miembros: variables y métodos.</w:t>
+        <w:t xml:space="preserve">La clase principal incluye el método </w:t>
+      </w:r>
+      <w:proofErr w:type="spellStart"/>
+      <w:proofErr w:type="gramStart"/>
+      <w:r>
+        <w:rPr>
+          <w:rFonts w:ascii="Times New Roman" w:hAnsi="Times New Roman" w:cs="Times New Roman"/>
+          <w:sz w:val="24"/>
+          <w:szCs w:val="24"/>
+          <w:lang w:val="es-MX"/>
+        </w:rPr>
+        <w:t>main</w:t>
+      </w:r>
+      <w:proofErr w:type="spellEnd"/>
+      <w:r>
+        <w:rPr>
+          <w:rFonts w:ascii="Times New Roman" w:hAnsi="Times New Roman" w:cs="Times New Roman"/>
+          <w:sz w:val="24"/>
+          <w:szCs w:val="24"/>
+          <w:lang w:val="es-MX"/>
+        </w:rPr>
+        <w:t>(</w:t>
+      </w:r>
+      <w:proofErr w:type="gramEnd"/>
+      <w:r>
+        <w:rPr>
+          <w:rFonts w:ascii="Times New Roman" w:hAnsi="Times New Roman" w:cs="Times New Roman"/>
+          <w:sz w:val="24"/>
+          <w:szCs w:val="24"/>
+          <w:lang w:val="es-MX"/>
+        </w:rPr>
+        <w:t xml:space="preserve">) y si es necesario, otros métodos y variables, para declarar una clase se usa la palabra reservada </w:t>
+      </w:r>
+      <w:proofErr w:type="spellStart"/>
+      <w:r>
+        <w:rPr>
+          <w:rFonts w:ascii="Times New Roman" w:hAnsi="Times New Roman" w:cs="Times New Roman"/>
+          <w:sz w:val="24"/>
+          <w:szCs w:val="24"/>
+          <w:lang w:val="es-MX"/>
+        </w:rPr>
+        <w:t>class</w:t>
+      </w:r>
+      <w:proofErr w:type="spellEnd"/>
+      <w:r>
+        <w:rPr>
+          <w:rFonts w:ascii="Times New Roman" w:hAnsi="Times New Roman" w:cs="Times New Roman"/>
+          <w:sz w:val="24"/>
+          <w:szCs w:val="24"/>
+          <w:lang w:val="es-MX"/>
+        </w:rPr>
+        <w:t xml:space="preserve"> seguido su nombre y sus miembros: variables y métodos.</w:t>
       </w:r>
     </w:p>
     <w:p>
@@ -556,7 +658,218 @@
           <w:szCs w:val="24"/>
           <w:lang w:val="es-MX"/>
         </w:rPr>
-        <w:t>Método main() cada programa Java tiene un main(), un programa puede tener sólo un main() el argumento de main es una colección de cadenas que permiten introducir datos sucesivos de caracteres en la línea de ejecución del programa java Nombres Luis Gerardo se accede ar[0], ar[1]. En java se exige que we declare como public statis void, static implica que desde ese método solo se puede llamar a otro método static y hacer referencias a variables de la MISMA clase.</w:t>
+        <w:t xml:space="preserve">Método </w:t>
+      </w:r>
+      <w:proofErr w:type="spellStart"/>
+      <w:proofErr w:type="gramStart"/>
+      <w:r>
+        <w:rPr>
+          <w:rFonts w:ascii="Times New Roman" w:hAnsi="Times New Roman" w:cs="Times New Roman"/>
+          <w:sz w:val="24"/>
+          <w:szCs w:val="24"/>
+          <w:lang w:val="es-MX"/>
+        </w:rPr>
+        <w:t>main</w:t>
+      </w:r>
+      <w:proofErr w:type="spellEnd"/>
+      <w:r>
+        <w:rPr>
+          <w:rFonts w:ascii="Times New Roman" w:hAnsi="Times New Roman" w:cs="Times New Roman"/>
+          <w:sz w:val="24"/>
+          <w:szCs w:val="24"/>
+          <w:lang w:val="es-MX"/>
+        </w:rPr>
+        <w:t>(</w:t>
+      </w:r>
+      <w:proofErr w:type="gramEnd"/>
+      <w:r>
+        <w:rPr>
+          <w:rFonts w:ascii="Times New Roman" w:hAnsi="Times New Roman" w:cs="Times New Roman"/>
+          <w:sz w:val="24"/>
+          <w:szCs w:val="24"/>
+          <w:lang w:val="es-MX"/>
+        </w:rPr>
+        <w:t xml:space="preserve">) cada programa Java tiene un </w:t>
+      </w:r>
+      <w:proofErr w:type="spellStart"/>
+      <w:r>
+        <w:rPr>
+          <w:rFonts w:ascii="Times New Roman" w:hAnsi="Times New Roman" w:cs="Times New Roman"/>
+          <w:sz w:val="24"/>
+          <w:szCs w:val="24"/>
+          <w:lang w:val="es-MX"/>
+        </w:rPr>
+        <w:t>main</w:t>
+      </w:r>
+      <w:proofErr w:type="spellEnd"/>
+      <w:r>
+        <w:rPr>
+          <w:rFonts w:ascii="Times New Roman" w:hAnsi="Times New Roman" w:cs="Times New Roman"/>
+          <w:sz w:val="24"/>
+          <w:szCs w:val="24"/>
+          <w:lang w:val="es-MX"/>
+        </w:rPr>
+        <w:t xml:space="preserve">(), un programa puede tener sólo un </w:t>
+      </w:r>
+      <w:proofErr w:type="spellStart"/>
+      <w:r>
+        <w:rPr>
+          <w:rFonts w:ascii="Times New Roman" w:hAnsi="Times New Roman" w:cs="Times New Roman"/>
+          <w:sz w:val="24"/>
+          <w:szCs w:val="24"/>
+          <w:lang w:val="es-MX"/>
+        </w:rPr>
+        <w:t>main</w:t>
+      </w:r>
+      <w:proofErr w:type="spellEnd"/>
+      <w:r>
+        <w:rPr>
+          <w:rFonts w:ascii="Times New Roman" w:hAnsi="Times New Roman" w:cs="Times New Roman"/>
+          <w:sz w:val="24"/>
+          <w:szCs w:val="24"/>
+          <w:lang w:val="es-MX"/>
+        </w:rPr>
+        <w:t xml:space="preserve">() el argumento de </w:t>
+      </w:r>
+      <w:proofErr w:type="spellStart"/>
+      <w:r>
+        <w:rPr>
+          <w:rFonts w:ascii="Times New Roman" w:hAnsi="Times New Roman" w:cs="Times New Roman"/>
+          <w:sz w:val="24"/>
+          <w:szCs w:val="24"/>
+          <w:lang w:val="es-MX"/>
+        </w:rPr>
+        <w:t>main</w:t>
+      </w:r>
+      <w:proofErr w:type="spellEnd"/>
+      <w:r>
+        <w:rPr>
+          <w:rFonts w:ascii="Times New Roman" w:hAnsi="Times New Roman" w:cs="Times New Roman"/>
+          <w:sz w:val="24"/>
+          <w:szCs w:val="24"/>
+          <w:lang w:val="es-MX"/>
+        </w:rPr>
+        <w:t xml:space="preserve"> es una colección de cadenas que permiten introducir datos sucesivos de caracteres en la línea de ejecución del programa java Nombres Luis Gerardo se accede ar[0], ar[1]. En java se exige que </w:t>
+      </w:r>
+      <w:proofErr w:type="spellStart"/>
+      <w:r>
+        <w:rPr>
+          <w:rFonts w:ascii="Times New Roman" w:hAnsi="Times New Roman" w:cs="Times New Roman"/>
+          <w:sz w:val="24"/>
+          <w:szCs w:val="24"/>
+          <w:lang w:val="es-MX"/>
+        </w:rPr>
+        <w:t>we</w:t>
+      </w:r>
+      <w:proofErr w:type="spellEnd"/>
+      <w:r>
+        <w:rPr>
+          <w:rFonts w:ascii="Times New Roman" w:hAnsi="Times New Roman" w:cs="Times New Roman"/>
+          <w:sz w:val="24"/>
+          <w:szCs w:val="24"/>
+          <w:lang w:val="es-MX"/>
+        </w:rPr>
+        <w:t xml:space="preserve"> declare como </w:t>
+      </w:r>
+      <w:proofErr w:type="spellStart"/>
+      <w:r>
+        <w:rPr>
+          <w:rFonts w:ascii="Times New Roman" w:hAnsi="Times New Roman" w:cs="Times New Roman"/>
+          <w:sz w:val="24"/>
+          <w:szCs w:val="24"/>
+          <w:lang w:val="es-MX"/>
+        </w:rPr>
+        <w:t>public</w:t>
+      </w:r>
+      <w:proofErr w:type="spellEnd"/>
+      <w:r>
+        <w:rPr>
+          <w:rFonts w:ascii="Times New Roman" w:hAnsi="Times New Roman" w:cs="Times New Roman"/>
+          <w:sz w:val="24"/>
+          <w:szCs w:val="24"/>
+          <w:lang w:val="es-MX"/>
+        </w:rPr>
+        <w:t xml:space="preserve"> </w:t>
+      </w:r>
+      <w:proofErr w:type="spellStart"/>
+      <w:r>
+        <w:rPr>
+          <w:rFonts w:ascii="Times New Roman" w:hAnsi="Times New Roman" w:cs="Times New Roman"/>
+          <w:sz w:val="24"/>
+          <w:szCs w:val="24"/>
+          <w:lang w:val="es-MX"/>
+        </w:rPr>
+        <w:t>statis</w:t>
+      </w:r>
+      <w:proofErr w:type="spellEnd"/>
+      <w:r>
+        <w:rPr>
+          <w:rFonts w:ascii="Times New Roman" w:hAnsi="Times New Roman" w:cs="Times New Roman"/>
+          <w:sz w:val="24"/>
+          <w:szCs w:val="24"/>
+          <w:lang w:val="es-MX"/>
+        </w:rPr>
+        <w:t xml:space="preserve"> </w:t>
+      </w:r>
+      <w:proofErr w:type="spellStart"/>
+      <w:r>
+        <w:rPr>
+          <w:rFonts w:ascii="Times New Roman" w:hAnsi="Times New Roman" w:cs="Times New Roman"/>
+          <w:sz w:val="24"/>
+          <w:szCs w:val="24"/>
+          <w:lang w:val="es-MX"/>
+        </w:rPr>
+        <w:t>void</w:t>
+      </w:r>
+      <w:proofErr w:type="spellEnd"/>
+      <w:r>
+        <w:rPr>
+          <w:rFonts w:ascii="Times New Roman" w:hAnsi="Times New Roman" w:cs="Times New Roman"/>
+          <w:sz w:val="24"/>
+          <w:szCs w:val="24"/>
+          <w:lang w:val="es-MX"/>
+        </w:rPr>
+        <w:t xml:space="preserve">, </w:t>
+      </w:r>
+      <w:proofErr w:type="spellStart"/>
+      <w:r>
+        <w:rPr>
+          <w:rFonts w:ascii="Times New Roman" w:hAnsi="Times New Roman" w:cs="Times New Roman"/>
+          <w:sz w:val="24"/>
+          <w:szCs w:val="24"/>
+          <w:lang w:val="es-MX"/>
+        </w:rPr>
+        <w:t>static</w:t>
+      </w:r>
+      <w:proofErr w:type="spellEnd"/>
+      <w:r>
+        <w:rPr>
+          <w:rFonts w:ascii="Times New Roman" w:hAnsi="Times New Roman" w:cs="Times New Roman"/>
+          <w:sz w:val="24"/>
+          <w:szCs w:val="24"/>
+          <w:lang w:val="es-MX"/>
+        </w:rPr>
+        <w:t xml:space="preserve"> implica que desde ese método solo se puede llamar a otro método </w:t>
+      </w:r>
+      <w:proofErr w:type="spellStart"/>
+      <w:r>
+        <w:rPr>
+          <w:rFonts w:ascii="Times New Roman" w:hAnsi="Times New Roman" w:cs="Times New Roman"/>
+          <w:sz w:val="24"/>
+          <w:szCs w:val="24"/>
+          <w:lang w:val="es-MX"/>
+        </w:rPr>
+        <w:t>static</w:t>
+      </w:r>
+      <w:proofErr w:type="spellEnd"/>
+      <w:r>
+        <w:rPr>
+          <w:rFonts w:ascii="Times New Roman" w:hAnsi="Times New Roman" w:cs="Times New Roman"/>
+          <w:sz w:val="24"/>
+          <w:szCs w:val="24"/>
+          <w:lang w:val="es-MX"/>
+        </w:rPr>
+        <w:t xml:space="preserve"> y hacer referencias a variables de la MISMA clase.</w:t>
       </w:r>
     </w:p>
     <w:p>
@@ -600,7 +913,27 @@
           <w:szCs w:val="24"/>
           <w:lang w:val="es-MX"/>
         </w:rPr>
-        <w:t xml:space="preserve">Todo programa en Java consta de un archivo donde están las clases y métodos que escribe el programador y, de otros archivos enlos que se encuentras paquetes con las clases incorporadas; el compilador traduce cada archivo con su programa, además incorpora las clases solicitadas al programa y analiza la secuencia de </w:t>
+        <w:t xml:space="preserve">Todo programa en Java consta de un archivo donde están las clases y métodos que escribe el programador y, de otros archivos </w:t>
+      </w:r>
+      <w:proofErr w:type="spellStart"/>
+      <w:r>
+        <w:rPr>
+          <w:rFonts w:ascii="Times New Roman" w:hAnsi="Times New Roman" w:cs="Times New Roman"/>
+          <w:sz w:val="24"/>
+          <w:szCs w:val="24"/>
+          <w:lang w:val="es-MX"/>
+        </w:rPr>
+        <w:t>enlos</w:t>
+      </w:r>
+      <w:proofErr w:type="spellEnd"/>
+      <w:r>
+        <w:rPr>
+          <w:rFonts w:ascii="Times New Roman" w:hAnsi="Times New Roman" w:cs="Times New Roman"/>
+          <w:sz w:val="24"/>
+          <w:szCs w:val="24"/>
+          <w:lang w:val="es-MX"/>
+        </w:rPr>
+        <w:t xml:space="preserve"> que se encuentras paquetes con las clases incorporadas; el compilador traduce cada archivo con su programa, además incorpora las clases solicitadas al programa y analiza la secuencia de </w:t>
       </w:r>
       <w:r>
         <w:rPr>
@@ -704,7 +1037,47 @@
           <w:szCs w:val="24"/>
           <w:lang w:val="es-MX"/>
         </w:rPr>
-        <w:t>Palabras reservadas: keyword como void se asocia con un significado especial y no se puede usar como nombre de identificador.</w:t>
+        <w:t xml:space="preserve">Palabras reservadas: </w:t>
+      </w:r>
+      <w:proofErr w:type="spellStart"/>
+      <w:r>
+        <w:rPr>
+          <w:rFonts w:ascii="Times New Roman" w:hAnsi="Times New Roman" w:cs="Times New Roman"/>
+          <w:sz w:val="24"/>
+          <w:szCs w:val="24"/>
+          <w:lang w:val="es-MX"/>
+        </w:rPr>
+        <w:t>keyword</w:t>
+      </w:r>
+      <w:proofErr w:type="spellEnd"/>
+      <w:r>
+        <w:rPr>
+          <w:rFonts w:ascii="Times New Roman" w:hAnsi="Times New Roman" w:cs="Times New Roman"/>
+          <w:sz w:val="24"/>
+          <w:szCs w:val="24"/>
+          <w:lang w:val="es-MX"/>
+        </w:rPr>
+        <w:t xml:space="preserve"> como </w:t>
+      </w:r>
+      <w:proofErr w:type="spellStart"/>
+      <w:r>
+        <w:rPr>
+          <w:rFonts w:ascii="Times New Roman" w:hAnsi="Times New Roman" w:cs="Times New Roman"/>
+          <w:sz w:val="24"/>
+          <w:szCs w:val="24"/>
+          <w:lang w:val="es-MX"/>
+        </w:rPr>
+        <w:t>void</w:t>
+      </w:r>
+      <w:proofErr w:type="spellEnd"/>
+      <w:r>
+        <w:rPr>
+          <w:rFonts w:ascii="Times New Roman" w:hAnsi="Times New Roman" w:cs="Times New Roman"/>
+          <w:sz w:val="24"/>
+          <w:szCs w:val="24"/>
+          <w:lang w:val="es-MX"/>
+        </w:rPr>
+        <w:t xml:space="preserve"> se asocia con un significado especial y no se puede usar como nombre de identificador.</w:t>
       </w:r>
     </w:p>
     <w:p>
@@ -729,7 +1102,47 @@
           <w:szCs w:val="24"/>
           <w:lang w:val="es-MX"/>
         </w:rPr>
-        <w:t>Signos de puntuación y separadores(espacio, tab, retorno de carro).</w:t>
+        <w:t xml:space="preserve">Signos de puntuación y </w:t>
+      </w:r>
+      <w:proofErr w:type="gramStart"/>
+      <w:r>
+        <w:rPr>
+          <w:rFonts w:ascii="Times New Roman" w:hAnsi="Times New Roman" w:cs="Times New Roman"/>
+          <w:sz w:val="24"/>
+          <w:szCs w:val="24"/>
+          <w:lang w:val="es-MX"/>
+        </w:rPr>
+        <w:t>separadores(</w:t>
+      </w:r>
+      <w:proofErr w:type="gramEnd"/>
+      <w:r>
+        <w:rPr>
+          <w:rFonts w:ascii="Times New Roman" w:hAnsi="Times New Roman" w:cs="Times New Roman"/>
+          <w:sz w:val="24"/>
+          <w:szCs w:val="24"/>
+          <w:lang w:val="es-MX"/>
+        </w:rPr>
+        <w:t xml:space="preserve">espacio, </w:t>
+      </w:r>
+      <w:proofErr w:type="spellStart"/>
+      <w:r>
+        <w:rPr>
+          <w:rFonts w:ascii="Times New Roman" w:hAnsi="Times New Roman" w:cs="Times New Roman"/>
+          <w:sz w:val="24"/>
+          <w:szCs w:val="24"/>
+          <w:lang w:val="es-MX"/>
+        </w:rPr>
+        <w:t>tab</w:t>
+      </w:r>
+      <w:proofErr w:type="spellEnd"/>
+      <w:r>
+        <w:rPr>
+          <w:rFonts w:ascii="Times New Roman" w:hAnsi="Times New Roman" w:cs="Times New Roman"/>
+          <w:sz w:val="24"/>
+          <w:szCs w:val="24"/>
+          <w:lang w:val="es-MX"/>
+        </w:rPr>
+        <w:t>, retorno de carro).</w:t>
       </w:r>
     </w:p>
     <w:p>
@@ -798,7 +1211,67 @@
           <w:szCs w:val="24"/>
           <w:lang w:val="es-MX"/>
         </w:rPr>
-        <w:t>Enteros, variantes de enteros (byte, short y long), reales (float y double), caracteres y booleanos.</w:t>
+        <w:t xml:space="preserve">Enteros, variantes de enteros (byte, short y </w:t>
+      </w:r>
+      <w:proofErr w:type="spellStart"/>
+      <w:r>
+        <w:rPr>
+          <w:rFonts w:ascii="Times New Roman" w:hAnsi="Times New Roman" w:cs="Times New Roman"/>
+          <w:sz w:val="24"/>
+          <w:szCs w:val="24"/>
+          <w:lang w:val="es-MX"/>
+        </w:rPr>
+        <w:t>long</w:t>
+      </w:r>
+      <w:proofErr w:type="spellEnd"/>
+      <w:r>
+        <w:rPr>
+          <w:rFonts w:ascii="Times New Roman" w:hAnsi="Times New Roman" w:cs="Times New Roman"/>
+          <w:sz w:val="24"/>
+          <w:szCs w:val="24"/>
+          <w:lang w:val="es-MX"/>
+        </w:rPr>
+        <w:t>), reales (</w:t>
+      </w:r>
+      <w:proofErr w:type="spellStart"/>
+      <w:r>
+        <w:rPr>
+          <w:rFonts w:ascii="Times New Roman" w:hAnsi="Times New Roman" w:cs="Times New Roman"/>
+          <w:sz w:val="24"/>
+          <w:szCs w:val="24"/>
+          <w:lang w:val="es-MX"/>
+        </w:rPr>
+        <w:t>float</w:t>
+      </w:r>
+      <w:proofErr w:type="spellEnd"/>
+      <w:r>
+        <w:rPr>
+          <w:rFonts w:ascii="Times New Roman" w:hAnsi="Times New Roman" w:cs="Times New Roman"/>
+          <w:sz w:val="24"/>
+          <w:szCs w:val="24"/>
+          <w:lang w:val="es-MX"/>
+        </w:rPr>
+        <w:t xml:space="preserve"> y </w:t>
+      </w:r>
+      <w:proofErr w:type="spellStart"/>
+      <w:r>
+        <w:rPr>
+          <w:rFonts w:ascii="Times New Roman" w:hAnsi="Times New Roman" w:cs="Times New Roman"/>
+          <w:sz w:val="24"/>
+          <w:szCs w:val="24"/>
+          <w:lang w:val="es-MX"/>
+        </w:rPr>
+        <w:t>double</w:t>
+      </w:r>
+      <w:proofErr w:type="spellEnd"/>
+      <w:r>
+        <w:rPr>
+          <w:rFonts w:ascii="Times New Roman" w:hAnsi="Times New Roman" w:cs="Times New Roman"/>
+          <w:sz w:val="24"/>
+          <w:szCs w:val="24"/>
+          <w:lang w:val="es-MX"/>
+        </w:rPr>
+        <w:t>), caracteres y booleanos.</w:t>
       </w:r>
     </w:p>
     <w:p>
@@ -821,8 +1294,20 @@
           <w:szCs w:val="24"/>
           <w:lang w:val="es-MX"/>
         </w:rPr>
-        <w:t>Tipo de dato void</w:t>
-      </w:r>
+        <w:t xml:space="preserve">Tipo de dato </w:t>
+      </w:r>
+      <w:proofErr w:type="spellStart"/>
+      <w:r>
+        <w:rPr>
+          <w:rFonts w:ascii="Times New Roman" w:hAnsi="Times New Roman" w:cs="Times New Roman"/>
+          <w:b/>
+          <w:sz w:val="24"/>
+          <w:szCs w:val="24"/>
+          <w:lang w:val="es-MX"/>
+        </w:rPr>
+        <w:t>void</w:t>
+      </w:r>
+      <w:proofErr w:type="spellEnd"/>
     </w:p>
     <w:p>
       <w:pPr>
@@ -835,14 +1320,45 @@
           <w:lang w:val="es-MX"/>
         </w:rPr>
       </w:pPr>
-      <w:r>
-        <w:rPr>
-          <w:rFonts w:ascii="Times New Roman" w:hAnsi="Times New Roman" w:cs="Times New Roman"/>
-          <w:sz w:val="24"/>
-          <w:szCs w:val="24"/>
-          <w:lang w:val="es-MX"/>
-        </w:rPr>
-        <w:t>Void es una palabra reservada se usa como tipo de retorno de un método, los métodos devuelven un valor de un tipo de dato determinado, pero se puede implementar de modo que no devuelva valor alguno y se usa void, en Java se usa solo para el tipo de retorno de un método</w:t>
+      <w:proofErr w:type="spellStart"/>
+      <w:r>
+        <w:rPr>
+          <w:rFonts w:ascii="Times New Roman" w:hAnsi="Times New Roman" w:cs="Times New Roman"/>
+          <w:sz w:val="24"/>
+          <w:szCs w:val="24"/>
+          <w:lang w:val="es-MX"/>
+        </w:rPr>
+        <w:t>Void</w:t>
+      </w:r>
+      <w:proofErr w:type="spellEnd"/>
+      <w:r>
+        <w:rPr>
+          <w:rFonts w:ascii="Times New Roman" w:hAnsi="Times New Roman" w:cs="Times New Roman"/>
+          <w:sz w:val="24"/>
+          <w:szCs w:val="24"/>
+          <w:lang w:val="es-MX"/>
+        </w:rPr>
+        <w:t xml:space="preserve"> es una palabra reservada se usa como tipo de retorno de un método, los métodos devuelven un valor de un tipo de dato determinado, pero se puede implementar de modo que no devuelva valor alguno y se usa </w:t>
+      </w:r>
+      <w:proofErr w:type="spellStart"/>
+      <w:r>
+        <w:rPr>
+          <w:rFonts w:ascii="Times New Roman" w:hAnsi="Times New Roman" w:cs="Times New Roman"/>
+          <w:sz w:val="24"/>
+          <w:szCs w:val="24"/>
+          <w:lang w:val="es-MX"/>
+        </w:rPr>
+        <w:t>void</w:t>
+      </w:r>
+      <w:proofErr w:type="spellEnd"/>
+      <w:r>
+        <w:rPr>
+          <w:rFonts w:ascii="Times New Roman" w:hAnsi="Times New Roman" w:cs="Times New Roman"/>
+          <w:sz w:val="24"/>
+          <w:szCs w:val="24"/>
+          <w:lang w:val="es-MX"/>
+        </w:rPr>
+        <w:t>, en Java se usa solo para el tipo de retorno de un método</w:t>
       </w:r>
       <w:r>
         <w:rPr>
@@ -874,8 +1390,20 @@
           <w:szCs w:val="24"/>
           <w:lang w:val="es-MX"/>
         </w:rPr>
-        <w:t>Tipo de dato enum</w:t>
-      </w:r>
+        <w:t xml:space="preserve">Tipo de dato </w:t>
+      </w:r>
+      <w:proofErr w:type="spellStart"/>
+      <w:r>
+        <w:rPr>
+          <w:rFonts w:ascii="Times New Roman" w:hAnsi="Times New Roman" w:cs="Times New Roman"/>
+          <w:b/>
+          <w:sz w:val="24"/>
+          <w:szCs w:val="24"/>
+          <w:lang w:val="es-MX"/>
+        </w:rPr>
+        <w:t>enum</w:t>
+      </w:r>
+      <w:proofErr w:type="spellEnd"/>
     </w:p>
     <w:p>
       <w:pPr>
@@ -895,7 +1423,67 @@
           <w:szCs w:val="24"/>
           <w:lang w:val="es-MX"/>
         </w:rPr>
-        <w:t>Desde Java 5 se puede definir tipos de datos enumerados o enumeraciones que constan de diferentes elementos, especifican diversos valores por medio de identificadores y son definidos por el programador con un numero finito de elementos y valores nombrados: enum Notas {A, B, C, D, E}; una variable de ese tipo enum solo puede contener uno de los valores listados o nulll indicando que no establece ningún valor específico.</w:t>
+        <w:t xml:space="preserve">Desde Java 5 se puede definir tipos de datos enumerados o enumeraciones que constan de diferentes elementos, especifican diversos valores por medio de identificadores y son definidos por el programador con un numero finito de elementos y valores nombrados: </w:t>
+      </w:r>
+      <w:proofErr w:type="spellStart"/>
+      <w:r>
+        <w:rPr>
+          <w:rFonts w:ascii="Times New Roman" w:hAnsi="Times New Roman" w:cs="Times New Roman"/>
+          <w:sz w:val="24"/>
+          <w:szCs w:val="24"/>
+          <w:lang w:val="es-MX"/>
+        </w:rPr>
+        <w:t>enum</w:t>
+      </w:r>
+      <w:proofErr w:type="spellEnd"/>
+      <w:r>
+        <w:rPr>
+          <w:rFonts w:ascii="Times New Roman" w:hAnsi="Times New Roman" w:cs="Times New Roman"/>
+          <w:sz w:val="24"/>
+          <w:szCs w:val="24"/>
+          <w:lang w:val="es-MX"/>
+        </w:rPr>
+        <w:t xml:space="preserve"> Notas {A, B, C, D, E}; una variable de ese tipo </w:t>
+      </w:r>
+      <w:proofErr w:type="spellStart"/>
+      <w:r>
+        <w:rPr>
+          <w:rFonts w:ascii="Times New Roman" w:hAnsi="Times New Roman" w:cs="Times New Roman"/>
+          <w:sz w:val="24"/>
+          <w:szCs w:val="24"/>
+          <w:lang w:val="es-MX"/>
+        </w:rPr>
+        <w:t>enum</w:t>
+      </w:r>
+      <w:proofErr w:type="spellEnd"/>
+      <w:r>
+        <w:rPr>
+          <w:rFonts w:ascii="Times New Roman" w:hAnsi="Times New Roman" w:cs="Times New Roman"/>
+          <w:sz w:val="24"/>
+          <w:szCs w:val="24"/>
+          <w:lang w:val="es-MX"/>
+        </w:rPr>
+        <w:t xml:space="preserve"> solo puede contener uno de los valores listados o </w:t>
+      </w:r>
+      <w:proofErr w:type="spellStart"/>
+      <w:r>
+        <w:rPr>
+          <w:rFonts w:ascii="Times New Roman" w:hAnsi="Times New Roman" w:cs="Times New Roman"/>
+          <w:sz w:val="24"/>
+          <w:szCs w:val="24"/>
+          <w:lang w:val="es-MX"/>
+        </w:rPr>
+        <w:t>nulll</w:t>
+      </w:r>
+      <w:proofErr w:type="spellEnd"/>
+      <w:r>
+        <w:rPr>
+          <w:rFonts w:ascii="Times New Roman" w:hAnsi="Times New Roman" w:cs="Times New Roman"/>
+          <w:sz w:val="24"/>
+          <w:szCs w:val="24"/>
+          <w:lang w:val="es-MX"/>
+        </w:rPr>
+        <w:t xml:space="preserve"> indicando que no establece ningún valor específico.</w:t>
       </w:r>
     </w:p>
     <w:p>
@@ -941,6 +1529,7 @@
         </w:rPr>
         <w:t xml:space="preserve">Depende del lugar donde se definan las variables, se pueden usar en la totalidad del programa, dentro de un método o pueden existir de forma temporal en un bloque de un método, la zona de un programa en la que una variable activa se denomina </w:t>
       </w:r>
+      <w:proofErr w:type="spellStart"/>
       <w:r>
         <w:rPr>
           <w:rFonts w:ascii="Times New Roman" w:hAnsi="Times New Roman" w:cs="Times New Roman"/>
@@ -952,6 +1541,7 @@
         </w:rPr>
         <w:t>scope</w:t>
       </w:r>
+      <w:proofErr w:type="spellEnd"/>
       <w:r>
         <w:rPr>
           <w:rFonts w:ascii="Times New Roman" w:hAnsi="Times New Roman" w:cs="Times New Roman"/>
@@ -1034,6 +1624,7 @@
         </w:rPr>
         <w:t xml:space="preserve">y que puede ser: </w:t>
       </w:r>
+      <w:proofErr w:type="spellStart"/>
       <w:r>
         <w:rPr>
           <w:rFonts w:ascii="Times New Roman" w:hAnsi="Times New Roman" w:cs="Times New Roman"/>
@@ -1043,8 +1634,57 @@
           <w:szCs w:val="24"/>
           <w:lang w:val="es-MX"/>
         </w:rPr>
-        <w:t>private, protected o public</w:t>
-      </w:r>
+        <w:t>private</w:t>
+      </w:r>
+      <w:proofErr w:type="spellEnd"/>
+      <w:r>
+        <w:rPr>
+          <w:rFonts w:ascii="Times New Roman" w:hAnsi="Times New Roman" w:cs="Times New Roman"/>
+          <w:i/>
+          <w:iCs/>
+          <w:sz w:val="24"/>
+          <w:szCs w:val="24"/>
+          <w:lang w:val="es-MX"/>
+        </w:rPr>
+        <w:t xml:space="preserve">, </w:t>
+      </w:r>
+      <w:proofErr w:type="spellStart"/>
+      <w:r>
+        <w:rPr>
+          <w:rFonts w:ascii="Times New Roman" w:hAnsi="Times New Roman" w:cs="Times New Roman"/>
+          <w:i/>
+          <w:iCs/>
+          <w:sz w:val="24"/>
+          <w:szCs w:val="24"/>
+          <w:lang w:val="es-MX"/>
+        </w:rPr>
+        <w:t>protected</w:t>
+      </w:r>
+      <w:proofErr w:type="spellEnd"/>
+      <w:r>
+        <w:rPr>
+          <w:rFonts w:ascii="Times New Roman" w:hAnsi="Times New Roman" w:cs="Times New Roman"/>
+          <w:i/>
+          <w:iCs/>
+          <w:sz w:val="24"/>
+          <w:szCs w:val="24"/>
+          <w:lang w:val="es-MX"/>
+        </w:rPr>
+        <w:t xml:space="preserve"> o </w:t>
+      </w:r>
+      <w:proofErr w:type="spellStart"/>
+      <w:r>
+        <w:rPr>
+          <w:rFonts w:ascii="Times New Roman" w:hAnsi="Times New Roman" w:cs="Times New Roman"/>
+          <w:i/>
+          <w:iCs/>
+          <w:sz w:val="24"/>
+          <w:szCs w:val="24"/>
+          <w:lang w:val="es-MX"/>
+        </w:rPr>
+        <w:t>public</w:t>
+      </w:r>
+      <w:proofErr w:type="spellEnd"/>
       <w:r>
         <w:rPr>
           <w:rFonts w:ascii="Times New Roman" w:hAnsi="Times New Roman" w:cs="Times New Roman"/>
@@ -1071,7 +1711,47 @@
           <w:lang w:val="es-MX"/>
         </w:rPr>
         <w:lastRenderedPageBreak/>
-        <w:t>métodos de la clase, el acceso protegido además de ser visible en la clase también lo es en las clases derivadas de ésta y en cualquiera que este dentro del mismo paquete o dentro del mismo archivo fuente. Se puede ingresar a los miembros de una clase declarados public desde cualquier otra clase o clase derivada ya sea que estén en el mismo paquete o en otro distinto.</w:t>
+        <w:t xml:space="preserve">métodos de la clase, el acceso protegido además de ser visible en la clase también lo es en las clases derivadas de ésta y en cualquiera que </w:t>
+      </w:r>
+      <w:proofErr w:type="spellStart"/>
+      <w:r>
+        <w:rPr>
+          <w:rFonts w:ascii="Times New Roman" w:hAnsi="Times New Roman" w:cs="Times New Roman"/>
+          <w:sz w:val="24"/>
+          <w:szCs w:val="24"/>
+          <w:lang w:val="es-MX"/>
+        </w:rPr>
+        <w:t>este</w:t>
+      </w:r>
+      <w:proofErr w:type="spellEnd"/>
+      <w:r>
+        <w:rPr>
+          <w:rFonts w:ascii="Times New Roman" w:hAnsi="Times New Roman" w:cs="Times New Roman"/>
+          <w:sz w:val="24"/>
+          <w:szCs w:val="24"/>
+          <w:lang w:val="es-MX"/>
+        </w:rPr>
+        <w:t xml:space="preserve"> dentro del mismo paquete o dentro del mismo archivo fuente. Se puede ingresar a los miembros de una clase declarados </w:t>
+      </w:r>
+      <w:proofErr w:type="spellStart"/>
+      <w:r>
+        <w:rPr>
+          <w:rFonts w:ascii="Times New Roman" w:hAnsi="Times New Roman" w:cs="Times New Roman"/>
+          <w:sz w:val="24"/>
+          <w:szCs w:val="24"/>
+          <w:lang w:val="es-MX"/>
+        </w:rPr>
+        <w:t>public</w:t>
+      </w:r>
+      <w:proofErr w:type="spellEnd"/>
+      <w:r>
+        <w:rPr>
+          <w:rFonts w:ascii="Times New Roman" w:hAnsi="Times New Roman" w:cs="Times New Roman"/>
+          <w:sz w:val="24"/>
+          <w:szCs w:val="24"/>
+          <w:lang w:val="es-MX"/>
+        </w:rPr>
+        <w:t xml:space="preserve"> desde cualquier otra clase o clase derivada ya sea que estén en el mismo paquete o en otro distinto.</w:t>
       </w:r>
     </w:p>
     <w:p>
@@ -1115,7 +1795,207 @@
           <w:szCs w:val="24"/>
           <w:lang w:val="es-MX"/>
         </w:rPr>
-        <w:t>A veces se requiere convertir algún tipo de dato primitivo en un objeto, todos los tipos de datos primitivos soportan clases par acada uno de los tipos que se conocen como envoltorios (wrappers), la clase Integer, Long, Float, Double, Short, Byte, Character y Boolean, los 6 primeros son herencia de Number inmutables que nopueden cambiar un valor envuelto después de construir el envoltorio y son final y no se pueden extender sublcases de las mismas.</w:t>
+        <w:t xml:space="preserve">A veces se requiere convertir algún tipo de dato primitivo en un objeto, todos los tipos de datos primitivos soportan clases par </w:t>
+      </w:r>
+      <w:proofErr w:type="spellStart"/>
+      <w:r>
+        <w:rPr>
+          <w:rFonts w:ascii="Times New Roman" w:hAnsi="Times New Roman" w:cs="Times New Roman"/>
+          <w:sz w:val="24"/>
+          <w:szCs w:val="24"/>
+          <w:lang w:val="es-MX"/>
+        </w:rPr>
+        <w:t>acada</w:t>
+      </w:r>
+      <w:proofErr w:type="spellEnd"/>
+      <w:r>
+        <w:rPr>
+          <w:rFonts w:ascii="Times New Roman" w:hAnsi="Times New Roman" w:cs="Times New Roman"/>
+          <w:sz w:val="24"/>
+          <w:szCs w:val="24"/>
+          <w:lang w:val="es-MX"/>
+        </w:rPr>
+        <w:t xml:space="preserve"> uno de los tipos que se conocen como envoltorios (</w:t>
+      </w:r>
+      <w:proofErr w:type="spellStart"/>
+      <w:r>
+        <w:rPr>
+          <w:rFonts w:ascii="Times New Roman" w:hAnsi="Times New Roman" w:cs="Times New Roman"/>
+          <w:sz w:val="24"/>
+          <w:szCs w:val="24"/>
+          <w:lang w:val="es-MX"/>
+        </w:rPr>
+        <w:t>wrappers</w:t>
+      </w:r>
+      <w:proofErr w:type="spellEnd"/>
+      <w:r>
+        <w:rPr>
+          <w:rFonts w:ascii="Times New Roman" w:hAnsi="Times New Roman" w:cs="Times New Roman"/>
+          <w:sz w:val="24"/>
+          <w:szCs w:val="24"/>
+          <w:lang w:val="es-MX"/>
+        </w:rPr>
+        <w:t xml:space="preserve">), la clase </w:t>
+      </w:r>
+      <w:proofErr w:type="spellStart"/>
+      <w:r>
+        <w:rPr>
+          <w:rFonts w:ascii="Times New Roman" w:hAnsi="Times New Roman" w:cs="Times New Roman"/>
+          <w:sz w:val="24"/>
+          <w:szCs w:val="24"/>
+          <w:lang w:val="es-MX"/>
+        </w:rPr>
+        <w:t>Integer</w:t>
+      </w:r>
+      <w:proofErr w:type="spellEnd"/>
+      <w:r>
+        <w:rPr>
+          <w:rFonts w:ascii="Times New Roman" w:hAnsi="Times New Roman" w:cs="Times New Roman"/>
+          <w:sz w:val="24"/>
+          <w:szCs w:val="24"/>
+          <w:lang w:val="es-MX"/>
+        </w:rPr>
+        <w:t xml:space="preserve">, Long, </w:t>
+      </w:r>
+      <w:proofErr w:type="spellStart"/>
+      <w:r>
+        <w:rPr>
+          <w:rFonts w:ascii="Times New Roman" w:hAnsi="Times New Roman" w:cs="Times New Roman"/>
+          <w:sz w:val="24"/>
+          <w:szCs w:val="24"/>
+          <w:lang w:val="es-MX"/>
+        </w:rPr>
+        <w:t>Float</w:t>
+      </w:r>
+      <w:proofErr w:type="spellEnd"/>
+      <w:r>
+        <w:rPr>
+          <w:rFonts w:ascii="Times New Roman" w:hAnsi="Times New Roman" w:cs="Times New Roman"/>
+          <w:sz w:val="24"/>
+          <w:szCs w:val="24"/>
+          <w:lang w:val="es-MX"/>
+        </w:rPr>
+        <w:t xml:space="preserve">, </w:t>
+      </w:r>
+      <w:proofErr w:type="spellStart"/>
+      <w:r>
+        <w:rPr>
+          <w:rFonts w:ascii="Times New Roman" w:hAnsi="Times New Roman" w:cs="Times New Roman"/>
+          <w:sz w:val="24"/>
+          <w:szCs w:val="24"/>
+          <w:lang w:val="es-MX"/>
+        </w:rPr>
+        <w:t>Double</w:t>
+      </w:r>
+      <w:proofErr w:type="spellEnd"/>
+      <w:r>
+        <w:rPr>
+          <w:rFonts w:ascii="Times New Roman" w:hAnsi="Times New Roman" w:cs="Times New Roman"/>
+          <w:sz w:val="24"/>
+          <w:szCs w:val="24"/>
+          <w:lang w:val="es-MX"/>
+        </w:rPr>
+        <w:t xml:space="preserve">, Short, Byte, </w:t>
+      </w:r>
+      <w:proofErr w:type="spellStart"/>
+      <w:r>
+        <w:rPr>
+          <w:rFonts w:ascii="Times New Roman" w:hAnsi="Times New Roman" w:cs="Times New Roman"/>
+          <w:sz w:val="24"/>
+          <w:szCs w:val="24"/>
+          <w:lang w:val="es-MX"/>
+        </w:rPr>
+        <w:t>Character</w:t>
+      </w:r>
+      <w:proofErr w:type="spellEnd"/>
+      <w:r>
+        <w:rPr>
+          <w:rFonts w:ascii="Times New Roman" w:hAnsi="Times New Roman" w:cs="Times New Roman"/>
+          <w:sz w:val="24"/>
+          <w:szCs w:val="24"/>
+          <w:lang w:val="es-MX"/>
+        </w:rPr>
+        <w:t xml:space="preserve"> y </w:t>
+      </w:r>
+      <w:proofErr w:type="spellStart"/>
+      <w:r>
+        <w:rPr>
+          <w:rFonts w:ascii="Times New Roman" w:hAnsi="Times New Roman" w:cs="Times New Roman"/>
+          <w:sz w:val="24"/>
+          <w:szCs w:val="24"/>
+          <w:lang w:val="es-MX"/>
+        </w:rPr>
+        <w:t>Boolean</w:t>
+      </w:r>
+      <w:proofErr w:type="spellEnd"/>
+      <w:r>
+        <w:rPr>
+          <w:rFonts w:ascii="Times New Roman" w:hAnsi="Times New Roman" w:cs="Times New Roman"/>
+          <w:sz w:val="24"/>
+          <w:szCs w:val="24"/>
+          <w:lang w:val="es-MX"/>
+        </w:rPr>
+        <w:t xml:space="preserve">, los 6 primeros son herencia de </w:t>
+      </w:r>
+      <w:proofErr w:type="spellStart"/>
+      <w:r>
+        <w:rPr>
+          <w:rFonts w:ascii="Times New Roman" w:hAnsi="Times New Roman" w:cs="Times New Roman"/>
+          <w:sz w:val="24"/>
+          <w:szCs w:val="24"/>
+          <w:lang w:val="es-MX"/>
+        </w:rPr>
+        <w:t>Number</w:t>
+      </w:r>
+      <w:proofErr w:type="spellEnd"/>
+      <w:r>
+        <w:rPr>
+          <w:rFonts w:ascii="Times New Roman" w:hAnsi="Times New Roman" w:cs="Times New Roman"/>
+          <w:sz w:val="24"/>
+          <w:szCs w:val="24"/>
+          <w:lang w:val="es-MX"/>
+        </w:rPr>
+        <w:t xml:space="preserve"> inmutables que </w:t>
+      </w:r>
+      <w:proofErr w:type="spellStart"/>
+      <w:r>
+        <w:rPr>
+          <w:rFonts w:ascii="Times New Roman" w:hAnsi="Times New Roman" w:cs="Times New Roman"/>
+          <w:sz w:val="24"/>
+          <w:szCs w:val="24"/>
+          <w:lang w:val="es-MX"/>
+        </w:rPr>
+        <w:t>nopueden</w:t>
+      </w:r>
+      <w:proofErr w:type="spellEnd"/>
+      <w:r>
+        <w:rPr>
+          <w:rFonts w:ascii="Times New Roman" w:hAnsi="Times New Roman" w:cs="Times New Roman"/>
+          <w:sz w:val="24"/>
+          <w:szCs w:val="24"/>
+          <w:lang w:val="es-MX"/>
+        </w:rPr>
+        <w:t xml:space="preserve"> cambiar un valor envuelto después de construir el envoltorio y son final y no se pueden extender </w:t>
+      </w:r>
+      <w:proofErr w:type="spellStart"/>
+      <w:r>
+        <w:rPr>
+          <w:rFonts w:ascii="Times New Roman" w:hAnsi="Times New Roman" w:cs="Times New Roman"/>
+          <w:sz w:val="24"/>
+          <w:szCs w:val="24"/>
+          <w:lang w:val="es-MX"/>
+        </w:rPr>
+        <w:t>sublcases</w:t>
+      </w:r>
+      <w:proofErr w:type="spellEnd"/>
+      <w:r>
+        <w:rPr>
+          <w:rFonts w:ascii="Times New Roman" w:hAnsi="Times New Roman" w:cs="Times New Roman"/>
+          <w:sz w:val="24"/>
+          <w:szCs w:val="24"/>
+          <w:lang w:val="es-MX"/>
+        </w:rPr>
+        <w:t xml:space="preserve"> de las mismas.</w:t>
       </w:r>
     </w:p>
     <w:p>
@@ -1136,7 +2016,67 @@
           <w:szCs w:val="24"/>
           <w:lang w:val="es-MX"/>
         </w:rPr>
-        <w:t>La clase envoltorio Integer se usa para envolver valore int en objetos Integer para que dichos valores se consideren objetos y de manera similar con l</w:t>
+        <w:t xml:space="preserve">La clase envoltorio </w:t>
+      </w:r>
+      <w:proofErr w:type="spellStart"/>
+      <w:r>
+        <w:rPr>
+          <w:rFonts w:ascii="Times New Roman" w:hAnsi="Times New Roman" w:cs="Times New Roman"/>
+          <w:sz w:val="24"/>
+          <w:szCs w:val="24"/>
+          <w:lang w:val="es-MX"/>
+        </w:rPr>
+        <w:t>Integer</w:t>
+      </w:r>
+      <w:proofErr w:type="spellEnd"/>
+      <w:r>
+        <w:rPr>
+          <w:rFonts w:ascii="Times New Roman" w:hAnsi="Times New Roman" w:cs="Times New Roman"/>
+          <w:sz w:val="24"/>
+          <w:szCs w:val="24"/>
+          <w:lang w:val="es-MX"/>
+        </w:rPr>
+        <w:t xml:space="preserve"> se usa para envolver valore </w:t>
+      </w:r>
+      <w:proofErr w:type="spellStart"/>
+      <w:r>
+        <w:rPr>
+          <w:rFonts w:ascii="Times New Roman" w:hAnsi="Times New Roman" w:cs="Times New Roman"/>
+          <w:sz w:val="24"/>
+          <w:szCs w:val="24"/>
+          <w:lang w:val="es-MX"/>
+        </w:rPr>
+        <w:t>int</w:t>
+      </w:r>
+      <w:proofErr w:type="spellEnd"/>
+      <w:r>
+        <w:rPr>
+          <w:rFonts w:ascii="Times New Roman" w:hAnsi="Times New Roman" w:cs="Times New Roman"/>
+          <w:sz w:val="24"/>
+          <w:szCs w:val="24"/>
+          <w:lang w:val="es-MX"/>
+        </w:rPr>
+        <w:t xml:space="preserve"> en objetos </w:t>
+      </w:r>
+      <w:proofErr w:type="spellStart"/>
+      <w:r>
+        <w:rPr>
+          <w:rFonts w:ascii="Times New Roman" w:hAnsi="Times New Roman" w:cs="Times New Roman"/>
+          <w:sz w:val="24"/>
+          <w:szCs w:val="24"/>
+          <w:lang w:val="es-MX"/>
+        </w:rPr>
+        <w:t>Integer</w:t>
+      </w:r>
+      <w:proofErr w:type="spellEnd"/>
+      <w:r>
+        <w:rPr>
+          <w:rFonts w:ascii="Times New Roman" w:hAnsi="Times New Roman" w:cs="Times New Roman"/>
+          <w:sz w:val="24"/>
+          <w:szCs w:val="24"/>
+          <w:lang w:val="es-MX"/>
+        </w:rPr>
+        <w:t xml:space="preserve"> para que dichos valores se consideren objetos y de manera similar con l</w:t>
       </w:r>
       <w:r>
         <w:rPr>
@@ -1154,7 +2094,87 @@
           <w:szCs w:val="24"/>
           <w:lang w:val="es-MX"/>
         </w:rPr>
-        <w:t>s otras clases, clas clases envoltorio contienen métodos que permiten convertir cadenas numéricas en valores del mismo tipo: parseInt convierte una cadena númerica de enteros en un valor de tipo int.</w:t>
+        <w:t xml:space="preserve">s otras clases, </w:t>
+      </w:r>
+      <w:proofErr w:type="spellStart"/>
+      <w:r>
+        <w:rPr>
+          <w:rFonts w:ascii="Times New Roman" w:hAnsi="Times New Roman" w:cs="Times New Roman"/>
+          <w:sz w:val="24"/>
+          <w:szCs w:val="24"/>
+          <w:lang w:val="es-MX"/>
+        </w:rPr>
+        <w:t>clas</w:t>
+      </w:r>
+      <w:proofErr w:type="spellEnd"/>
+      <w:r>
+        <w:rPr>
+          <w:rFonts w:ascii="Times New Roman" w:hAnsi="Times New Roman" w:cs="Times New Roman"/>
+          <w:sz w:val="24"/>
+          <w:szCs w:val="24"/>
+          <w:lang w:val="es-MX"/>
+        </w:rPr>
+        <w:t xml:space="preserve"> clases envoltorio contienen métodos que permiten convertir cadenas numéricas en valores del mismo tipo: </w:t>
+      </w:r>
+      <w:proofErr w:type="spellStart"/>
+      <w:r>
+        <w:rPr>
+          <w:rFonts w:ascii="Times New Roman" w:hAnsi="Times New Roman" w:cs="Times New Roman"/>
+          <w:sz w:val="24"/>
+          <w:szCs w:val="24"/>
+          <w:lang w:val="es-MX"/>
+        </w:rPr>
+        <w:t>parseInt</w:t>
+      </w:r>
+      <w:proofErr w:type="spellEnd"/>
+      <w:r>
+        <w:rPr>
+          <w:rFonts w:ascii="Times New Roman" w:hAnsi="Times New Roman" w:cs="Times New Roman"/>
+          <w:sz w:val="24"/>
+          <w:szCs w:val="24"/>
+          <w:lang w:val="es-MX"/>
+        </w:rPr>
+        <w:t xml:space="preserve"> convierte una cadena </w:t>
+      </w:r>
+      <w:proofErr w:type="spellStart"/>
+      <w:r>
+        <w:rPr>
+          <w:rFonts w:ascii="Times New Roman" w:hAnsi="Times New Roman" w:cs="Times New Roman"/>
+          <w:sz w:val="24"/>
+          <w:szCs w:val="24"/>
+          <w:lang w:val="es-MX"/>
+        </w:rPr>
+        <w:t>númerica</w:t>
+      </w:r>
+      <w:proofErr w:type="spellEnd"/>
+      <w:r>
+        <w:rPr>
+          <w:rFonts w:ascii="Times New Roman" w:hAnsi="Times New Roman" w:cs="Times New Roman"/>
+          <w:sz w:val="24"/>
+          <w:szCs w:val="24"/>
+          <w:lang w:val="es-MX"/>
+        </w:rPr>
+        <w:t xml:space="preserve"> de enteros en un valor de tipo </w:t>
+      </w:r>
+      <w:proofErr w:type="spellStart"/>
+      <w:r>
+        <w:rPr>
+          <w:rFonts w:ascii="Times New Roman" w:hAnsi="Times New Roman" w:cs="Times New Roman"/>
+          <w:sz w:val="24"/>
+          <w:szCs w:val="24"/>
+          <w:lang w:val="es-MX"/>
+        </w:rPr>
+        <w:t>int</w:t>
+      </w:r>
+      <w:proofErr w:type="spellEnd"/>
+      <w:r>
+        <w:rPr>
+          <w:rFonts w:ascii="Times New Roman" w:hAnsi="Times New Roman" w:cs="Times New Roman"/>
+          <w:sz w:val="24"/>
+          <w:szCs w:val="24"/>
+          <w:lang w:val="es-MX"/>
+        </w:rPr>
+        <w:t>.</w:t>
       </w:r>
     </w:p>
     <w:p>
@@ -1204,7 +2224,47 @@
           <w:szCs w:val="24"/>
           <w:lang w:val="es-MX"/>
         </w:rPr>
-        <w:t>En Java, la clase System define dos objetos: System.out como flujo de datos que se dirigen a pantalla y System.in para flujo de caracteres de entrada por teclado.</w:t>
+        <w:t xml:space="preserve">En Java, la clase </w:t>
+      </w:r>
+      <w:proofErr w:type="spellStart"/>
+      <w:r>
+        <w:rPr>
+          <w:rFonts w:ascii="Times New Roman" w:hAnsi="Times New Roman" w:cs="Times New Roman"/>
+          <w:sz w:val="24"/>
+          <w:szCs w:val="24"/>
+          <w:lang w:val="es-MX"/>
+        </w:rPr>
+        <w:t>System</w:t>
+      </w:r>
+      <w:proofErr w:type="spellEnd"/>
+      <w:r>
+        <w:rPr>
+          <w:rFonts w:ascii="Times New Roman" w:hAnsi="Times New Roman" w:cs="Times New Roman"/>
+          <w:sz w:val="24"/>
+          <w:szCs w:val="24"/>
+          <w:lang w:val="es-MX"/>
+        </w:rPr>
+        <w:t xml:space="preserve"> define dos objetos: </w:t>
+      </w:r>
+      <w:proofErr w:type="spellStart"/>
+      <w:r>
+        <w:rPr>
+          <w:rFonts w:ascii="Times New Roman" w:hAnsi="Times New Roman" w:cs="Times New Roman"/>
+          <w:sz w:val="24"/>
+          <w:szCs w:val="24"/>
+          <w:lang w:val="es-MX"/>
+        </w:rPr>
+        <w:t>System.out</w:t>
+      </w:r>
+      <w:proofErr w:type="spellEnd"/>
+      <w:r>
+        <w:rPr>
+          <w:rFonts w:ascii="Times New Roman" w:hAnsi="Times New Roman" w:cs="Times New Roman"/>
+          <w:sz w:val="24"/>
+          <w:szCs w:val="24"/>
+          <w:lang w:val="es-MX"/>
+        </w:rPr>
+        <w:t xml:space="preserve"> como flujo de datos que se dirigen a pantalla y System.in para flujo de caracteres de entrada por teclado.</w:t>
       </w:r>
     </w:p>
     <w:p>
@@ -1231,7 +2291,67 @@
           <w:szCs w:val="24"/>
           <w:lang w:val="es-MX"/>
         </w:rPr>
-        <w:t>Para visualizar salida por pantalla se usan los métodos print, println y printf.</w:t>
+        <w:t xml:space="preserve">Para visualizar salida por pantalla se usan los métodos </w:t>
+      </w:r>
+      <w:proofErr w:type="spellStart"/>
+      <w:r>
+        <w:rPr>
+          <w:rFonts w:ascii="Times New Roman" w:hAnsi="Times New Roman" w:cs="Times New Roman"/>
+          <w:sz w:val="24"/>
+          <w:szCs w:val="24"/>
+          <w:lang w:val="es-MX"/>
+        </w:rPr>
+        <w:t>print</w:t>
+      </w:r>
+      <w:proofErr w:type="spellEnd"/>
+      <w:r>
+        <w:rPr>
+          <w:rFonts w:ascii="Times New Roman" w:hAnsi="Times New Roman" w:cs="Times New Roman"/>
+          <w:sz w:val="24"/>
+          <w:szCs w:val="24"/>
+          <w:lang w:val="es-MX"/>
+        </w:rPr>
+        <w:t xml:space="preserve">, </w:t>
+      </w:r>
+      <w:proofErr w:type="spellStart"/>
+      <w:r>
+        <w:rPr>
+          <w:rFonts w:ascii="Times New Roman" w:hAnsi="Times New Roman" w:cs="Times New Roman"/>
+          <w:sz w:val="24"/>
+          <w:szCs w:val="24"/>
+          <w:lang w:val="es-MX"/>
+        </w:rPr>
+        <w:t>println</w:t>
+      </w:r>
+      <w:proofErr w:type="spellEnd"/>
+      <w:r>
+        <w:rPr>
+          <w:rFonts w:ascii="Times New Roman" w:hAnsi="Times New Roman" w:cs="Times New Roman"/>
+          <w:sz w:val="24"/>
+          <w:szCs w:val="24"/>
+          <w:lang w:val="es-MX"/>
+        </w:rPr>
+        <w:t xml:space="preserve"> y </w:t>
+      </w:r>
+      <w:proofErr w:type="spellStart"/>
+      <w:r>
+        <w:rPr>
+          <w:rFonts w:ascii="Times New Roman" w:hAnsi="Times New Roman" w:cs="Times New Roman"/>
+          <w:sz w:val="24"/>
+          <w:szCs w:val="24"/>
+          <w:lang w:val="es-MX"/>
+        </w:rPr>
+        <w:t>printf</w:t>
+      </w:r>
+      <w:proofErr w:type="spellEnd"/>
+      <w:r>
+        <w:rPr>
+          <w:rFonts w:ascii="Times New Roman" w:hAnsi="Times New Roman" w:cs="Times New Roman"/>
+          <w:sz w:val="24"/>
+          <w:szCs w:val="24"/>
+          <w:lang w:val="es-MX"/>
+        </w:rPr>
+        <w:t>.</w:t>
       </w:r>
     </w:p>
     <w:p>
@@ -1258,7 +2378,47 @@
           <w:szCs w:val="24"/>
           <w:lang w:val="es-MX"/>
         </w:rPr>
-        <w:t>Se usan conversiones forzosas tipo (cast) para conversiones entre tipos; el compilador realiza automáticamente muchas de ellas; por ejemplo: si se asigna un entero a una variable float, el compilador convierte automáticamente el valor entero al tipo de la variable.</w:t>
+        <w:t>Se usan conversiones forzosas tipo (</w:t>
+      </w:r>
+      <w:proofErr w:type="spellStart"/>
+      <w:r>
+        <w:rPr>
+          <w:rFonts w:ascii="Times New Roman" w:hAnsi="Times New Roman" w:cs="Times New Roman"/>
+          <w:sz w:val="24"/>
+          <w:szCs w:val="24"/>
+          <w:lang w:val="es-MX"/>
+        </w:rPr>
+        <w:t>cast</w:t>
+      </w:r>
+      <w:proofErr w:type="spellEnd"/>
+      <w:r>
+        <w:rPr>
+          <w:rFonts w:ascii="Times New Roman" w:hAnsi="Times New Roman" w:cs="Times New Roman"/>
+          <w:sz w:val="24"/>
+          <w:szCs w:val="24"/>
+          <w:lang w:val="es-MX"/>
+        </w:rPr>
+        <w:t xml:space="preserve">) para conversiones entre tipos; el compilador realiza automáticamente muchas de ellas; por ejemplo: si se asigna un entero a una variable </w:t>
+      </w:r>
+      <w:proofErr w:type="spellStart"/>
+      <w:r>
+        <w:rPr>
+          <w:rFonts w:ascii="Times New Roman" w:hAnsi="Times New Roman" w:cs="Times New Roman"/>
+          <w:sz w:val="24"/>
+          <w:szCs w:val="24"/>
+          <w:lang w:val="es-MX"/>
+        </w:rPr>
+        <w:t>float</w:t>
+      </w:r>
+      <w:proofErr w:type="spellEnd"/>
+      <w:r>
+        <w:rPr>
+          <w:rFonts w:ascii="Times New Roman" w:hAnsi="Times New Roman" w:cs="Times New Roman"/>
+          <w:sz w:val="24"/>
+          <w:szCs w:val="24"/>
+          <w:lang w:val="es-MX"/>
+        </w:rPr>
+        <w:t>, el compilador convierte automáticamente el valor entero al tipo de la variable.</w:t>
       </w:r>
     </w:p>
     <w:p>
@@ -1304,6 +2464,7 @@
         </w:rPr>
         <w:t>Los operadores para acceso a bits (</w:t>
       </w:r>
+      <w:proofErr w:type="spellStart"/>
       <w:r>
         <w:rPr>
           <w:rFonts w:ascii="Times New Roman" w:hAnsi="Times New Roman" w:cs="Times New Roman"/>
@@ -1315,6 +2476,7 @@
         </w:rPr>
         <w:t>bitwise</w:t>
       </w:r>
+      <w:proofErr w:type="spellEnd"/>
       <w:r>
         <w:rPr>
           <w:rFonts w:ascii="Times New Roman" w:hAnsi="Times New Roman" w:cs="Times New Roman"/>
@@ -1340,7 +2502,67 @@
           <w:szCs w:val="24"/>
           <w:lang w:val="es-MX"/>
         </w:rPr>
-        <w:t>en velocidad a su equivalente en ensamblador, se aplican a tipos char, byte, short, int y long.</w:t>
+        <w:t xml:space="preserve">en velocidad a su equivalente en ensamblador, se aplican a tipos </w:t>
+      </w:r>
+      <w:proofErr w:type="spellStart"/>
+      <w:r>
+        <w:rPr>
+          <w:rFonts w:ascii="Times New Roman" w:hAnsi="Times New Roman" w:cs="Times New Roman"/>
+          <w:sz w:val="24"/>
+          <w:szCs w:val="24"/>
+          <w:lang w:val="es-MX"/>
+        </w:rPr>
+        <w:t>char</w:t>
+      </w:r>
+      <w:proofErr w:type="spellEnd"/>
+      <w:r>
+        <w:rPr>
+          <w:rFonts w:ascii="Times New Roman" w:hAnsi="Times New Roman" w:cs="Times New Roman"/>
+          <w:sz w:val="24"/>
+          <w:szCs w:val="24"/>
+          <w:lang w:val="es-MX"/>
+        </w:rPr>
+        <w:t xml:space="preserve">, byte, short, </w:t>
+      </w:r>
+      <w:proofErr w:type="spellStart"/>
+      <w:r>
+        <w:rPr>
+          <w:rFonts w:ascii="Times New Roman" w:hAnsi="Times New Roman" w:cs="Times New Roman"/>
+          <w:sz w:val="24"/>
+          <w:szCs w:val="24"/>
+          <w:lang w:val="es-MX"/>
+        </w:rPr>
+        <w:t>int</w:t>
+      </w:r>
+      <w:proofErr w:type="spellEnd"/>
+      <w:r>
+        <w:rPr>
+          <w:rFonts w:ascii="Times New Roman" w:hAnsi="Times New Roman" w:cs="Times New Roman"/>
+          <w:sz w:val="24"/>
+          <w:szCs w:val="24"/>
+          <w:lang w:val="es-MX"/>
+        </w:rPr>
+        <w:t xml:space="preserve"> y </w:t>
+      </w:r>
+      <w:proofErr w:type="spellStart"/>
+      <w:r>
+        <w:rPr>
+          <w:rFonts w:ascii="Times New Roman" w:hAnsi="Times New Roman" w:cs="Times New Roman"/>
+          <w:sz w:val="24"/>
+          <w:szCs w:val="24"/>
+          <w:lang w:val="es-MX"/>
+        </w:rPr>
+        <w:t>long</w:t>
+      </w:r>
+      <w:proofErr w:type="spellEnd"/>
+      <w:r>
+        <w:rPr>
+          <w:rFonts w:ascii="Times New Roman" w:hAnsi="Times New Roman" w:cs="Times New Roman"/>
+          <w:sz w:val="24"/>
+          <w:szCs w:val="24"/>
+          <w:lang w:val="es-MX"/>
+        </w:rPr>
+        <w:t>.</w:t>
       </w:r>
     </w:p>
     <w:p>
@@ -1365,7 +2587,47 @@
           <w:szCs w:val="24"/>
           <w:lang w:val="es-MX"/>
         </w:rPr>
-        <w:t>&amp; AND, | OR, ^ XOR, ~ inversión, &lt;&lt; bits a la izq, &gt;&gt; bits a la der, &gt;&gt;&gt; bits a derecha (rellena siempre con ceros).</w:t>
+        <w:t xml:space="preserve">&amp; AND, | OR, ^ XOR, ~ inversión, &lt;&lt; bits a la </w:t>
+      </w:r>
+      <w:proofErr w:type="spellStart"/>
+      <w:r>
+        <w:rPr>
+          <w:rFonts w:ascii="Times New Roman" w:hAnsi="Times New Roman" w:cs="Times New Roman"/>
+          <w:sz w:val="24"/>
+          <w:szCs w:val="24"/>
+          <w:lang w:val="es-MX"/>
+        </w:rPr>
+        <w:t>izq</w:t>
+      </w:r>
+      <w:proofErr w:type="spellEnd"/>
+      <w:r>
+        <w:rPr>
+          <w:rFonts w:ascii="Times New Roman" w:hAnsi="Times New Roman" w:cs="Times New Roman"/>
+          <w:sz w:val="24"/>
+          <w:szCs w:val="24"/>
+          <w:lang w:val="es-MX"/>
+        </w:rPr>
+        <w:t xml:space="preserve">, &gt;&gt; bits a la </w:t>
+      </w:r>
+      <w:proofErr w:type="spellStart"/>
+      <w:r>
+        <w:rPr>
+          <w:rFonts w:ascii="Times New Roman" w:hAnsi="Times New Roman" w:cs="Times New Roman"/>
+          <w:sz w:val="24"/>
+          <w:szCs w:val="24"/>
+          <w:lang w:val="es-MX"/>
+        </w:rPr>
+        <w:t>der</w:t>
+      </w:r>
+      <w:proofErr w:type="spellEnd"/>
+      <w:r>
+        <w:rPr>
+          <w:rFonts w:ascii="Times New Roman" w:hAnsi="Times New Roman" w:cs="Times New Roman"/>
+          <w:sz w:val="24"/>
+          <w:szCs w:val="24"/>
+          <w:lang w:val="es-MX"/>
+        </w:rPr>
+        <w:t>, &gt;&gt;&gt; bits a derecha (rellena siempre con ceros).</w:t>
       </w:r>
     </w:p>
     <w:p>
@@ -1431,16 +2693,36 @@
           <w:szCs w:val="24"/>
           <w:lang w:val="es-MX"/>
         </w:rPr>
-        <w:t>posiciones de los bits del operando, siendo n un número entero; el número de bits desplazados depende del valor a la derecha del operador: valor &lt;&lt; numero_de_bit</w:t>
-      </w:r>
-      <w:r>
-        <w:rPr>
-          <w:rFonts w:ascii="Times New Roman" w:hAnsi="Times New Roman" w:cs="Times New Roman"/>
-          <w:sz w:val="24"/>
-          <w:szCs w:val="24"/>
-          <w:lang w:val="es-MX"/>
-        </w:rPr>
-        <w:t>s. El operador &lt;&lt; desplaza tantos bits como el número que se especifica en el segundo operando; las posiciones desplazadas a la derecha del primer operando se rellenan con ceros</w:t>
+        <w:t xml:space="preserve">posiciones de los bits del operando, siendo n un número entero; el número de bits desplazados depende del valor a la derecha del operador: valor &lt;&lt; </w:t>
+      </w:r>
+      <w:proofErr w:type="spellStart"/>
+      <w:r>
+        <w:rPr>
+          <w:rFonts w:ascii="Times New Roman" w:hAnsi="Times New Roman" w:cs="Times New Roman"/>
+          <w:sz w:val="24"/>
+          <w:szCs w:val="24"/>
+          <w:lang w:val="es-MX"/>
+        </w:rPr>
+        <w:t>numero_de_bit</w:t>
+      </w:r>
+      <w:r>
+        <w:rPr>
+          <w:rFonts w:ascii="Times New Roman" w:hAnsi="Times New Roman" w:cs="Times New Roman"/>
+          <w:sz w:val="24"/>
+          <w:szCs w:val="24"/>
+          <w:lang w:val="es-MX"/>
+        </w:rPr>
+        <w:t>s</w:t>
+      </w:r>
+      <w:proofErr w:type="spellEnd"/>
+      <w:r>
+        <w:rPr>
+          <w:rFonts w:ascii="Times New Roman" w:hAnsi="Times New Roman" w:cs="Times New Roman"/>
+          <w:sz w:val="24"/>
+          <w:szCs w:val="24"/>
+          <w:lang w:val="es-MX"/>
+        </w:rPr>
+        <w:t>. El operador &lt;&lt; desplaza tantos bits como el número que se especifica en el segundo operando; las posiciones desplazadas a la derecha del primer operando se rellenan con ceros</w:t>
       </w:r>
       <w:r>
         <w:rPr>
@@ -1473,36 +2755,255 @@
           <w:szCs w:val="24"/>
           <w:lang w:val="es-MX"/>
         </w:rPr>
-        <w:t>Bucle for each</w:t>
-      </w:r>
-    </w:p>
-    <w:p>
-      <w:pPr>
-        <w:jc w:val="both"/>
-        <w:rPr>
-          <w:rFonts w:ascii="Times New Roman" w:hAnsi="Times New Roman" w:cs="Times New Roman"/>
-          <w:sz w:val="24"/>
-          <w:szCs w:val="24"/>
-          <w:lang w:val="es-MX"/>
-        </w:rPr>
-      </w:pPr>
-      <w:r>
-        <w:rPr>
-          <w:rFonts w:ascii="Times New Roman" w:hAnsi="Times New Roman" w:cs="Times New Roman"/>
-          <w:sz w:val="24"/>
-          <w:szCs w:val="24"/>
-          <w:lang w:val="es-MX"/>
-        </w:rPr>
-        <w:t>En Java 5 y 6 incorporan una construcción de bucles potente que permite al programador iterar a través de cada elemento de una colección o de un array sin tener que preocuparse por los índices; es for each: for (variable:coleccion)</w:t>
-      </w:r>
-      <w:r>
-        <w:rPr>
-          <w:rFonts w:ascii="Times New Roman" w:hAnsi="Times New Roman" w:cs="Times New Roman"/>
-          <w:sz w:val="24"/>
-          <w:szCs w:val="24"/>
-          <w:lang w:val="es-MX"/>
-        </w:rPr>
-        <w:t>. El bucle se lee “para (for) cada (each) elemento de la colección” for each es una mejora sustancial sobre el bucle tradicional en caso de necesitar procesaro todos los elementos de una colección.</w:t>
+        <w:t xml:space="preserve">Bucle </w:t>
+      </w:r>
+      <w:proofErr w:type="spellStart"/>
+      <w:r>
+        <w:rPr>
+          <w:rFonts w:ascii="Times New Roman" w:hAnsi="Times New Roman" w:cs="Times New Roman"/>
+          <w:b/>
+          <w:bCs/>
+          <w:sz w:val="24"/>
+          <w:szCs w:val="24"/>
+          <w:lang w:val="es-MX"/>
+        </w:rPr>
+        <w:t>for</w:t>
+      </w:r>
+      <w:proofErr w:type="spellEnd"/>
+      <w:r>
+        <w:rPr>
+          <w:rFonts w:ascii="Times New Roman" w:hAnsi="Times New Roman" w:cs="Times New Roman"/>
+          <w:b/>
+          <w:bCs/>
+          <w:sz w:val="24"/>
+          <w:szCs w:val="24"/>
+          <w:lang w:val="es-MX"/>
+        </w:rPr>
+        <w:t xml:space="preserve"> </w:t>
+      </w:r>
+      <w:proofErr w:type="spellStart"/>
+      <w:r>
+        <w:rPr>
+          <w:rFonts w:ascii="Times New Roman" w:hAnsi="Times New Roman" w:cs="Times New Roman"/>
+          <w:b/>
+          <w:bCs/>
+          <w:sz w:val="24"/>
+          <w:szCs w:val="24"/>
+          <w:lang w:val="es-MX"/>
+        </w:rPr>
+        <w:t>each</w:t>
+      </w:r>
+      <w:proofErr w:type="spellEnd"/>
+    </w:p>
+    <w:p>
+      <w:pPr>
+        <w:jc w:val="both"/>
+        <w:rPr>
+          <w:rFonts w:ascii="Times New Roman" w:hAnsi="Times New Roman" w:cs="Times New Roman"/>
+          <w:sz w:val="24"/>
+          <w:szCs w:val="24"/>
+          <w:lang w:val="es-MX"/>
+        </w:rPr>
+      </w:pPr>
+      <w:r>
+        <w:rPr>
+          <w:rFonts w:ascii="Times New Roman" w:hAnsi="Times New Roman" w:cs="Times New Roman"/>
+          <w:sz w:val="24"/>
+          <w:szCs w:val="24"/>
+          <w:lang w:val="es-MX"/>
+        </w:rPr>
+        <w:t xml:space="preserve">En Java 5 y 6 incorporan una construcción de bucles potente que permite al programador iterar a través de cada elemento de una colección o de un array sin tener que preocuparse por los índices; es </w:t>
+      </w:r>
+      <w:proofErr w:type="spellStart"/>
+      <w:r>
+        <w:rPr>
+          <w:rFonts w:ascii="Times New Roman" w:hAnsi="Times New Roman" w:cs="Times New Roman"/>
+          <w:sz w:val="24"/>
+          <w:szCs w:val="24"/>
+          <w:lang w:val="es-MX"/>
+        </w:rPr>
+        <w:t>for</w:t>
+      </w:r>
+      <w:proofErr w:type="spellEnd"/>
+      <w:r>
+        <w:rPr>
+          <w:rFonts w:ascii="Times New Roman" w:hAnsi="Times New Roman" w:cs="Times New Roman"/>
+          <w:sz w:val="24"/>
+          <w:szCs w:val="24"/>
+          <w:lang w:val="es-MX"/>
+        </w:rPr>
+        <w:t xml:space="preserve"> </w:t>
+      </w:r>
+      <w:proofErr w:type="spellStart"/>
+      <w:r>
+        <w:rPr>
+          <w:rFonts w:ascii="Times New Roman" w:hAnsi="Times New Roman" w:cs="Times New Roman"/>
+          <w:sz w:val="24"/>
+          <w:szCs w:val="24"/>
+          <w:lang w:val="es-MX"/>
+        </w:rPr>
+        <w:t>each</w:t>
+      </w:r>
+      <w:proofErr w:type="spellEnd"/>
+      <w:r>
+        <w:rPr>
+          <w:rFonts w:ascii="Times New Roman" w:hAnsi="Times New Roman" w:cs="Times New Roman"/>
+          <w:sz w:val="24"/>
+          <w:szCs w:val="24"/>
+          <w:lang w:val="es-MX"/>
+        </w:rPr>
+        <w:t xml:space="preserve">: </w:t>
+      </w:r>
+      <w:proofErr w:type="spellStart"/>
+      <w:r>
+        <w:rPr>
+          <w:rFonts w:ascii="Times New Roman" w:hAnsi="Times New Roman" w:cs="Times New Roman"/>
+          <w:sz w:val="24"/>
+          <w:szCs w:val="24"/>
+          <w:lang w:val="es-MX"/>
+        </w:rPr>
+        <w:t>for</w:t>
+      </w:r>
+      <w:proofErr w:type="spellEnd"/>
+      <w:r>
+        <w:rPr>
+          <w:rFonts w:ascii="Times New Roman" w:hAnsi="Times New Roman" w:cs="Times New Roman"/>
+          <w:sz w:val="24"/>
+          <w:szCs w:val="24"/>
+          <w:lang w:val="es-MX"/>
+        </w:rPr>
+        <w:t xml:space="preserve"> (</w:t>
+      </w:r>
+      <w:proofErr w:type="spellStart"/>
+      <w:proofErr w:type="gramStart"/>
+      <w:r>
+        <w:rPr>
+          <w:rFonts w:ascii="Times New Roman" w:hAnsi="Times New Roman" w:cs="Times New Roman"/>
+          <w:sz w:val="24"/>
+          <w:szCs w:val="24"/>
+          <w:lang w:val="es-MX"/>
+        </w:rPr>
+        <w:t>variable:coleccion</w:t>
+      </w:r>
+      <w:proofErr w:type="spellEnd"/>
+      <w:proofErr w:type="gramEnd"/>
+      <w:r>
+        <w:rPr>
+          <w:rFonts w:ascii="Times New Roman" w:hAnsi="Times New Roman" w:cs="Times New Roman"/>
+          <w:sz w:val="24"/>
+          <w:szCs w:val="24"/>
+          <w:lang w:val="es-MX"/>
+        </w:rPr>
+        <w:t>)</w:t>
+      </w:r>
+      <w:r>
+        <w:rPr>
+          <w:rFonts w:ascii="Times New Roman" w:hAnsi="Times New Roman" w:cs="Times New Roman"/>
+          <w:sz w:val="24"/>
+          <w:szCs w:val="24"/>
+          <w:lang w:val="es-MX"/>
+        </w:rPr>
+        <w:t>. El bucle se lee “para (</w:t>
+      </w:r>
+      <w:proofErr w:type="spellStart"/>
+      <w:r>
+        <w:rPr>
+          <w:rFonts w:ascii="Times New Roman" w:hAnsi="Times New Roman" w:cs="Times New Roman"/>
+          <w:sz w:val="24"/>
+          <w:szCs w:val="24"/>
+          <w:lang w:val="es-MX"/>
+        </w:rPr>
+        <w:t>for</w:t>
+      </w:r>
+      <w:proofErr w:type="spellEnd"/>
+      <w:r>
+        <w:rPr>
+          <w:rFonts w:ascii="Times New Roman" w:hAnsi="Times New Roman" w:cs="Times New Roman"/>
+          <w:sz w:val="24"/>
+          <w:szCs w:val="24"/>
+          <w:lang w:val="es-MX"/>
+        </w:rPr>
+        <w:t>) cada (</w:t>
+      </w:r>
+      <w:proofErr w:type="spellStart"/>
+      <w:r>
+        <w:rPr>
+          <w:rFonts w:ascii="Times New Roman" w:hAnsi="Times New Roman" w:cs="Times New Roman"/>
+          <w:sz w:val="24"/>
+          <w:szCs w:val="24"/>
+          <w:lang w:val="es-MX"/>
+        </w:rPr>
+        <w:t>each</w:t>
+      </w:r>
+      <w:proofErr w:type="spellEnd"/>
+      <w:r>
+        <w:rPr>
+          <w:rFonts w:ascii="Times New Roman" w:hAnsi="Times New Roman" w:cs="Times New Roman"/>
+          <w:sz w:val="24"/>
+          <w:szCs w:val="24"/>
+          <w:lang w:val="es-MX"/>
+        </w:rPr>
+        <w:t xml:space="preserve">) elemento de la colección” </w:t>
+      </w:r>
+      <w:proofErr w:type="spellStart"/>
+      <w:r>
+        <w:rPr>
+          <w:rFonts w:ascii="Times New Roman" w:hAnsi="Times New Roman" w:cs="Times New Roman"/>
+          <w:sz w:val="24"/>
+          <w:szCs w:val="24"/>
+          <w:lang w:val="es-MX"/>
+        </w:rPr>
+        <w:t>for</w:t>
+      </w:r>
+      <w:proofErr w:type="spellEnd"/>
+      <w:r>
+        <w:rPr>
+          <w:rFonts w:ascii="Times New Roman" w:hAnsi="Times New Roman" w:cs="Times New Roman"/>
+          <w:sz w:val="24"/>
+          <w:szCs w:val="24"/>
+          <w:lang w:val="es-MX"/>
+        </w:rPr>
+        <w:t xml:space="preserve"> </w:t>
+      </w:r>
+      <w:proofErr w:type="spellStart"/>
+      <w:r>
+        <w:rPr>
+          <w:rFonts w:ascii="Times New Roman" w:hAnsi="Times New Roman" w:cs="Times New Roman"/>
+          <w:sz w:val="24"/>
+          <w:szCs w:val="24"/>
+          <w:lang w:val="es-MX"/>
+        </w:rPr>
+        <w:t>each</w:t>
+      </w:r>
+      <w:proofErr w:type="spellEnd"/>
+      <w:r>
+        <w:rPr>
+          <w:rFonts w:ascii="Times New Roman" w:hAnsi="Times New Roman" w:cs="Times New Roman"/>
+          <w:sz w:val="24"/>
+          <w:szCs w:val="24"/>
+          <w:lang w:val="es-MX"/>
+        </w:rPr>
+        <w:t xml:space="preserve"> es una mejora sustancial sobre el bucle tradicional en caso de necesitar </w:t>
+      </w:r>
+      <w:proofErr w:type="spellStart"/>
+      <w:r>
+        <w:rPr>
+          <w:rFonts w:ascii="Times New Roman" w:hAnsi="Times New Roman" w:cs="Times New Roman"/>
+          <w:sz w:val="24"/>
+          <w:szCs w:val="24"/>
+          <w:lang w:val="es-MX"/>
+        </w:rPr>
+        <w:t>procesaro</w:t>
+      </w:r>
+      <w:proofErr w:type="spellEnd"/>
+      <w:r>
+        <w:rPr>
+          <w:rFonts w:ascii="Times New Roman" w:hAnsi="Times New Roman" w:cs="Times New Roman"/>
+          <w:sz w:val="24"/>
+          <w:szCs w:val="24"/>
+          <w:lang w:val="es-MX"/>
+        </w:rPr>
+        <w:t xml:space="preserve"> todos los elementos de una colección.</w:t>
       </w:r>
     </w:p>
     <w:p>
@@ -1517,6 +3018,7 @@
           <w:lang w:val="en-US"/>
         </w:rPr>
       </w:pPr>
+      <w:proofErr w:type="spellStart"/>
       <w:r>
         <w:rPr>
           <w:rFonts w:ascii="Times New Roman" w:hAnsi="Times New Roman" w:cs="Times New Roman"/>
@@ -1526,7 +3028,43 @@
           <w:szCs w:val="24"/>
           <w:lang w:val="en-US"/>
         </w:rPr>
-        <w:t>Comparación de bucles while, for y do-while</w:t>
+        <w:t>Comparación</w:t>
+      </w:r>
+      <w:proofErr w:type="spellEnd"/>
+      <w:r>
+        <w:rPr>
+          <w:rFonts w:ascii="Times New Roman" w:hAnsi="Times New Roman" w:cs="Times New Roman"/>
+          <w:b/>
+          <w:bCs/>
+          <w:sz w:val="24"/>
+          <w:szCs w:val="24"/>
+          <w:lang w:val="en-US"/>
+        </w:rPr>
+        <w:t xml:space="preserve"> de </w:t>
+      </w:r>
+      <w:proofErr w:type="spellStart"/>
+      <w:r>
+        <w:rPr>
+          <w:rFonts w:ascii="Times New Roman" w:hAnsi="Times New Roman" w:cs="Times New Roman"/>
+          <w:b/>
+          <w:bCs/>
+          <w:sz w:val="24"/>
+          <w:szCs w:val="24"/>
+          <w:lang w:val="en-US"/>
+        </w:rPr>
+        <w:t>bucles</w:t>
+      </w:r>
+      <w:proofErr w:type="spellEnd"/>
+      <w:r>
+        <w:rPr>
+          <w:rFonts w:ascii="Times New Roman" w:hAnsi="Times New Roman" w:cs="Times New Roman"/>
+          <w:b/>
+          <w:bCs/>
+          <w:sz w:val="24"/>
+          <w:szCs w:val="24"/>
+          <w:lang w:val="en-US"/>
+        </w:rPr>
+        <w:t xml:space="preserve"> while, for y do-while</w:t>
       </w:r>
     </w:p>
     <w:p>
@@ -1836,7 +3374,47 @@
           <w:szCs w:val="24"/>
           <w:lang w:val="es-MX"/>
         </w:rPr>
-        <w:t>Normalmente el uso de un tipo de bucle depende del número de iteraciones que se realizan dentro del mismo; así en caso de conocer por adelantado el número de repeticiones necesarias, o que el propio programa pueda determinarlas, el bucle idóneo es for, si no se conoce el número de iteraciones y el programa no puede determinar cuántas la decisión es do-while.</w:t>
+        <w:t xml:space="preserve">Normalmente el uso de un tipo de bucle depende del número de iteraciones que se realizan dentro del mismo; así en caso de conocer por adelantado el número de repeticiones necesarias, o que el propio programa pueda determinarlas, el bucle idóneo es </w:t>
+      </w:r>
+      <w:proofErr w:type="spellStart"/>
+      <w:r>
+        <w:rPr>
+          <w:rFonts w:ascii="Times New Roman" w:hAnsi="Times New Roman" w:cs="Times New Roman"/>
+          <w:sz w:val="24"/>
+          <w:szCs w:val="24"/>
+          <w:lang w:val="es-MX"/>
+        </w:rPr>
+        <w:t>for</w:t>
+      </w:r>
+      <w:proofErr w:type="spellEnd"/>
+      <w:r>
+        <w:rPr>
+          <w:rFonts w:ascii="Times New Roman" w:hAnsi="Times New Roman" w:cs="Times New Roman"/>
+          <w:sz w:val="24"/>
+          <w:szCs w:val="24"/>
+          <w:lang w:val="es-MX"/>
+        </w:rPr>
+        <w:t>, si no se conoce el número de iteraciones y el programa no puede determinar cuántas la decisión es do-</w:t>
+      </w:r>
+      <w:proofErr w:type="spellStart"/>
+      <w:r>
+        <w:rPr>
+          <w:rFonts w:ascii="Times New Roman" w:hAnsi="Times New Roman" w:cs="Times New Roman"/>
+          <w:sz w:val="24"/>
+          <w:szCs w:val="24"/>
+          <w:lang w:val="es-MX"/>
+        </w:rPr>
+        <w:t>while</w:t>
+      </w:r>
+      <w:proofErr w:type="spellEnd"/>
+      <w:r>
+        <w:rPr>
+          <w:rFonts w:ascii="Times New Roman" w:hAnsi="Times New Roman" w:cs="Times New Roman"/>
+          <w:sz w:val="24"/>
+          <w:szCs w:val="24"/>
+          <w:lang w:val="es-MX"/>
+        </w:rPr>
+        <w:t>.</w:t>
       </w:r>
     </w:p>
     <w:p>
@@ -1908,7 +3486,47 @@
           <w:szCs w:val="24"/>
           <w:lang w:val="es-MX"/>
         </w:rPr>
-        <w:t xml:space="preserve">cuando se ejecuta en un bucle, se saltan las sentencias restantes y se prosigue con la siguiente iteración, en una sentencia while, do-while se evalúa la expresión lógica inmediatamente después de continue y después se ejecuta la expresión lógica. </w:t>
+        <w:t xml:space="preserve">cuando se ejecuta en un bucle, se saltan las sentencias restantes y se prosigue con la siguiente iteración, en una sentencia </w:t>
+      </w:r>
+      <w:proofErr w:type="spellStart"/>
+      <w:r>
+        <w:rPr>
+          <w:rFonts w:ascii="Times New Roman" w:hAnsi="Times New Roman" w:cs="Times New Roman"/>
+          <w:sz w:val="24"/>
+          <w:szCs w:val="24"/>
+          <w:lang w:val="es-MX"/>
+        </w:rPr>
+        <w:t>while</w:t>
+      </w:r>
+      <w:proofErr w:type="spellEnd"/>
+      <w:r>
+        <w:rPr>
+          <w:rFonts w:ascii="Times New Roman" w:hAnsi="Times New Roman" w:cs="Times New Roman"/>
+          <w:sz w:val="24"/>
+          <w:szCs w:val="24"/>
+          <w:lang w:val="es-MX"/>
+        </w:rPr>
+        <w:t>, do-</w:t>
+      </w:r>
+      <w:proofErr w:type="spellStart"/>
+      <w:r>
+        <w:rPr>
+          <w:rFonts w:ascii="Times New Roman" w:hAnsi="Times New Roman" w:cs="Times New Roman"/>
+          <w:sz w:val="24"/>
+          <w:szCs w:val="24"/>
+          <w:lang w:val="es-MX"/>
+        </w:rPr>
+        <w:t>while</w:t>
+      </w:r>
+      <w:proofErr w:type="spellEnd"/>
+      <w:r>
+        <w:rPr>
+          <w:rFonts w:ascii="Times New Roman" w:hAnsi="Times New Roman" w:cs="Times New Roman"/>
+          <w:sz w:val="24"/>
+          <w:szCs w:val="24"/>
+          <w:lang w:val="es-MX"/>
+        </w:rPr>
+        <w:t xml:space="preserve"> se evalúa la expresión lógica inmediatamente después de continue y después se ejecuta la expresión lógica. </w:t>
       </w:r>
     </w:p>
     <w:p>
@@ -2333,7 +3951,7 @@
           <w:noProof/>
         </w:rPr>
         <w:drawing>
-          <wp:anchor distT="0" distB="0" distL="114300" distR="114300" simplePos="0" relativeHeight="251658240" behindDoc="1" locked="0" layoutInCell="1" allowOverlap="1" wp14:anchorId="1747B807" wp14:editId="34BCA09A">
+          <wp:anchor distT="0" distB="0" distL="114300" distR="114300" simplePos="0" relativeHeight="251657216" behindDoc="1" locked="0" layoutInCell="1" allowOverlap="1" wp14:anchorId="1747B807" wp14:editId="58BB968D">
             <wp:simplePos x="0" y="0"/>
             <wp:positionH relativeFrom="column">
               <wp:posOffset>2209800</wp:posOffset>
@@ -2424,98 +4042,9 @@
           <w:szCs w:val="24"/>
           <w:lang w:val="es-MX"/>
         </w:rPr>
-        <w:t xml:space="preserve">home theaters, </w:t>
-      </w:r>
-      <w:r>
-        <w:rPr>
-          <w:rFonts w:ascii="Times New Roman" w:hAnsi="Times New Roman" w:cs="Times New Roman"/>
-          <w:sz w:val="24"/>
-          <w:szCs w:val="24"/>
-          <w:lang w:val="es-MX"/>
-        </w:rPr>
-        <w:t>decodificadores de señal (televisión por cable). PERO ¿</w:t>
-      </w:r>
-      <w:r>
-        <w:rPr>
-          <w:rFonts w:ascii="Times New Roman" w:hAnsi="Times New Roman" w:cs="Times New Roman"/>
-          <w:sz w:val="24"/>
-          <w:szCs w:val="24"/>
-          <w:lang w:val="es-MX"/>
-        </w:rPr>
-        <w:t>C</w:t>
-      </w:r>
-      <w:r>
-        <w:rPr>
-          <w:rFonts w:ascii="Times New Roman" w:hAnsi="Times New Roman" w:cs="Times New Roman"/>
-          <w:sz w:val="24"/>
-          <w:szCs w:val="24"/>
-          <w:lang w:val="es-MX"/>
-        </w:rPr>
-        <w:t xml:space="preserve">ómo funciona internamente?, </w:t>
-      </w:r>
-      <w:r>
-        <w:rPr>
-          <w:rFonts w:ascii="Times New Roman" w:hAnsi="Times New Roman" w:cs="Times New Roman"/>
-          <w:sz w:val="24"/>
-          <w:szCs w:val="24"/>
-          <w:lang w:val="es-MX"/>
-        </w:rPr>
-        <w:t xml:space="preserve">¿Cómo se recibe la señal de cable o satélite y se puede reproducir en la </w:t>
-      </w:r>
-      <w:r>
-        <w:rPr>
-          <w:rFonts w:ascii="Times New Roman" w:hAnsi="Times New Roman" w:cs="Times New Roman"/>
-          <w:sz w:val="24"/>
-          <w:szCs w:val="24"/>
-          <w:lang w:val="es-MX"/>
-        </w:rPr>
-        <w:t>pantalla?</w:t>
-      </w:r>
-      <w:r>
-        <w:rPr>
-          <w:rFonts w:ascii="Times New Roman" w:hAnsi="Times New Roman" w:cs="Times New Roman"/>
-          <w:sz w:val="24"/>
-          <w:szCs w:val="24"/>
-          <w:lang w:val="es-MX"/>
-        </w:rPr>
-        <w:t xml:space="preserve"> No sabemos </w:t>
-      </w:r>
-      <w:r>
-        <w:rPr>
-          <w:rFonts w:ascii="Times New Roman" w:hAnsi="Times New Roman" w:cs="Times New Roman"/>
-          <w:sz w:val="24"/>
-          <w:szCs w:val="24"/>
-          <w:lang w:val="es-MX"/>
-        </w:rPr>
-        <w:t>cómo</w:t>
-      </w:r>
-      <w:r>
-        <w:rPr>
-          <w:rFonts w:ascii="Times New Roman" w:hAnsi="Times New Roman" w:cs="Times New Roman"/>
-          <w:sz w:val="24"/>
-          <w:szCs w:val="24"/>
-          <w:lang w:val="es-MX"/>
-        </w:rPr>
-        <w:t xml:space="preserve"> funciona una </w:t>
-      </w:r>
-      <w:r>
-        <w:rPr>
-          <w:rFonts w:ascii="Times New Roman" w:hAnsi="Times New Roman" w:cs="Times New Roman"/>
-          <w:sz w:val="24"/>
-          <w:szCs w:val="24"/>
-          <w:lang w:val="es-MX"/>
-        </w:rPr>
-        <w:t>televisión,</w:t>
-      </w:r>
-      <w:r>
-        <w:rPr>
-          <w:rFonts w:ascii="Times New Roman" w:hAnsi="Times New Roman" w:cs="Times New Roman"/>
-          <w:sz w:val="24"/>
-          <w:szCs w:val="24"/>
-          <w:lang w:val="es-MX"/>
-        </w:rPr>
-        <w:t xml:space="preserve"> pero si sabemos usarlo; la televisión separa su implementación interna con su interfaz externa (</w:t>
-      </w:r>
+        <w:t xml:space="preserve">home </w:t>
+      </w:r>
+      <w:proofErr w:type="spellStart"/>
       <w:r>
         <w:rPr>
           <w:rFonts w:ascii="Times New Roman" w:hAnsi="Times New Roman" w:cs="Times New Roman"/>
@@ -2525,74 +4054,10 @@
           <w:szCs w:val="24"/>
           <w:lang w:val="es-MX"/>
         </w:rPr>
-        <w:t>lo que podemos usar</w:t>
-      </w:r>
-      <w:r>
-        <w:rPr>
-          <w:rFonts w:ascii="Times New Roman" w:hAnsi="Times New Roman" w:cs="Times New Roman"/>
-          <w:sz w:val="24"/>
-          <w:szCs w:val="24"/>
-          <w:lang w:val="es-MX"/>
-        </w:rPr>
-        <w:t>)</w:t>
-      </w:r>
-      <w:r>
-        <w:rPr>
-          <w:rFonts w:ascii="Times New Roman" w:hAnsi="Times New Roman" w:cs="Times New Roman"/>
-          <w:sz w:val="24"/>
-          <w:szCs w:val="24"/>
-          <w:lang w:val="es-MX"/>
-        </w:rPr>
-        <w:t>.</w:t>
-      </w:r>
-    </w:p>
-    <w:p>
-      <w:pPr>
-        <w:jc w:val="both"/>
-        <w:rPr>
-          <w:rFonts w:ascii="Times New Roman" w:hAnsi="Times New Roman" w:cs="Times New Roman"/>
-          <w:b/>
-          <w:bCs/>
-          <w:sz w:val="24"/>
-          <w:szCs w:val="24"/>
-          <w:lang w:val="es-MX"/>
-        </w:rPr>
-      </w:pPr>
-    </w:p>
-    <w:p>
-      <w:pPr>
-        <w:jc w:val="both"/>
-        <w:rPr>
-          <w:rFonts w:ascii="Times New Roman" w:hAnsi="Times New Roman" w:cs="Times New Roman"/>
-          <w:sz w:val="24"/>
-          <w:szCs w:val="24"/>
-          <w:lang w:val="es-MX"/>
-        </w:rPr>
-      </w:pPr>
-      <w:r>
-        <w:rPr>
-          <w:rFonts w:ascii="Times New Roman" w:hAnsi="Times New Roman" w:cs="Times New Roman"/>
-          <w:b/>
-          <w:bCs/>
-          <w:sz w:val="24"/>
-          <w:szCs w:val="24"/>
-          <w:lang w:val="es-MX"/>
-        </w:rPr>
-        <w:t xml:space="preserve">Nota. - </w:t>
-      </w:r>
-      <w:r>
-        <w:rPr>
-          <w:rFonts w:ascii="Times New Roman" w:hAnsi="Times New Roman" w:cs="Times New Roman"/>
-          <w:sz w:val="24"/>
-          <w:szCs w:val="24"/>
-          <w:lang w:val="es-MX"/>
-        </w:rPr>
-        <w:t xml:space="preserve">La abstracción es el principio fundamental que se encuentra tras la reutilización. Sólo se puede reutilizar un componente o elemento si en él se ha abstraído la escena de un conjunto de elementos del mundo real en el que aparecen una y otra vez con ligeras variantes en sistemas diferentes. </w:t>
-      </w:r>
-    </w:p>
-    <w:p>
-      <w:pPr>
-        <w:jc w:val="both"/>
+        <w:t>theaters</w:t>
+      </w:r>
+      <w:proofErr w:type="spellEnd"/>
+      <w:r>
         <w:rPr>
           <w:rFonts w:ascii="Times New Roman" w:hAnsi="Times New Roman" w:cs="Times New Roman"/>
           <w:i/>
@@ -2601,35 +4066,97 @@
           <w:szCs w:val="24"/>
           <w:lang w:val="es-MX"/>
         </w:rPr>
-      </w:pPr>
-      <w:r>
-        <w:rPr>
-          <w:rFonts w:ascii="Times New Roman" w:hAnsi="Times New Roman" w:cs="Times New Roman"/>
-          <w:b/>
-          <w:bCs/>
-          <w:sz w:val="24"/>
-          <w:szCs w:val="24"/>
-          <w:lang w:val="es-MX"/>
-        </w:rPr>
-        <w:t xml:space="preserve">Encapsulamiento y ocultación de datos: </w:t>
-      </w:r>
-      <w:r>
-        <w:rPr>
-          <w:rFonts w:ascii="Times New Roman" w:hAnsi="Times New Roman" w:cs="Times New Roman"/>
-          <w:sz w:val="24"/>
-          <w:szCs w:val="24"/>
-          <w:lang w:val="es-MX"/>
-        </w:rPr>
-        <w:t xml:space="preserve">Significa reunir en cierta estructura todos los elementos que, a un nivel de abstracción, se pueden considerar de una misma entidad, y es el proceso de agrupamiento de datos y operaciones relacionadas bajo una misma unidad de programación, lo que aumenta la cohesión de los componentes del sistema. En este caso, los objetos que poseen las mismas características y comportamiento se agrupan en clases que son unidades de programación que encapsulan datos y operaciones; la </w:t>
-      </w:r>
-      <w:r>
-        <w:rPr>
-          <w:rFonts w:ascii="Times New Roman" w:hAnsi="Times New Roman" w:cs="Times New Roman"/>
-          <w:sz w:val="24"/>
-          <w:szCs w:val="24"/>
-          <w:lang w:val="es-MX"/>
-        </w:rPr>
-        <w:t xml:space="preserve">encapsulación oculta lo que hace un objeto de lo que hacen otros objetos del mundo exterior; por lo que se denomina </w:t>
+        <w:t xml:space="preserve">, </w:t>
+      </w:r>
+      <w:r>
+        <w:rPr>
+          <w:rFonts w:ascii="Times New Roman" w:hAnsi="Times New Roman" w:cs="Times New Roman"/>
+          <w:sz w:val="24"/>
+          <w:szCs w:val="24"/>
+          <w:lang w:val="es-MX"/>
+        </w:rPr>
+        <w:t>decodificadores de señal (televisión por cable). PERO ¿</w:t>
+      </w:r>
+      <w:r>
+        <w:rPr>
+          <w:rFonts w:ascii="Times New Roman" w:hAnsi="Times New Roman" w:cs="Times New Roman"/>
+          <w:sz w:val="24"/>
+          <w:szCs w:val="24"/>
+          <w:lang w:val="es-MX"/>
+        </w:rPr>
+        <w:t>C</w:t>
+      </w:r>
+      <w:r>
+        <w:rPr>
+          <w:rFonts w:ascii="Times New Roman" w:hAnsi="Times New Roman" w:cs="Times New Roman"/>
+          <w:sz w:val="24"/>
+          <w:szCs w:val="24"/>
+          <w:lang w:val="es-MX"/>
+        </w:rPr>
+        <w:t xml:space="preserve">ómo funciona internamente?, </w:t>
+      </w:r>
+      <w:r>
+        <w:rPr>
+          <w:rFonts w:ascii="Times New Roman" w:hAnsi="Times New Roman" w:cs="Times New Roman"/>
+          <w:sz w:val="24"/>
+          <w:szCs w:val="24"/>
+          <w:lang w:val="es-MX"/>
+        </w:rPr>
+        <w:t xml:space="preserve">¿Cómo se recibe la señal de cable o satélite y se puede reproducir en la </w:t>
+      </w:r>
+      <w:r>
+        <w:rPr>
+          <w:rFonts w:ascii="Times New Roman" w:hAnsi="Times New Roman" w:cs="Times New Roman"/>
+          <w:sz w:val="24"/>
+          <w:szCs w:val="24"/>
+          <w:lang w:val="es-MX"/>
+        </w:rPr>
+        <w:t>pantalla?</w:t>
+      </w:r>
+      <w:r>
+        <w:rPr>
+          <w:rFonts w:ascii="Times New Roman" w:hAnsi="Times New Roman" w:cs="Times New Roman"/>
+          <w:sz w:val="24"/>
+          <w:szCs w:val="24"/>
+          <w:lang w:val="es-MX"/>
+        </w:rPr>
+        <w:t xml:space="preserve"> No sabemos </w:t>
+      </w:r>
+      <w:r>
+        <w:rPr>
+          <w:rFonts w:ascii="Times New Roman" w:hAnsi="Times New Roman" w:cs="Times New Roman"/>
+          <w:sz w:val="24"/>
+          <w:szCs w:val="24"/>
+          <w:lang w:val="es-MX"/>
+        </w:rPr>
+        <w:t>cómo</w:t>
+      </w:r>
+      <w:r>
+        <w:rPr>
+          <w:rFonts w:ascii="Times New Roman" w:hAnsi="Times New Roman" w:cs="Times New Roman"/>
+          <w:sz w:val="24"/>
+          <w:szCs w:val="24"/>
+          <w:lang w:val="es-MX"/>
+        </w:rPr>
+        <w:t xml:space="preserve"> funciona una </w:t>
+      </w:r>
+      <w:r>
+        <w:rPr>
+          <w:rFonts w:ascii="Times New Roman" w:hAnsi="Times New Roman" w:cs="Times New Roman"/>
+          <w:sz w:val="24"/>
+          <w:szCs w:val="24"/>
+          <w:lang w:val="es-MX"/>
+        </w:rPr>
+        <w:t>televisión,</w:t>
+      </w:r>
+      <w:r>
+        <w:rPr>
+          <w:rFonts w:ascii="Times New Roman" w:hAnsi="Times New Roman" w:cs="Times New Roman"/>
+          <w:sz w:val="24"/>
+          <w:szCs w:val="24"/>
+          <w:lang w:val="es-MX"/>
+        </w:rPr>
+        <w:t xml:space="preserve"> pero si sabemos usarlo; la televisión separa su implementación interna con su interfaz externa (</w:t>
       </w:r>
       <w:r>
         <w:rPr>
@@ -2640,97 +4167,74 @@
           <w:szCs w:val="24"/>
           <w:lang w:val="es-MX"/>
         </w:rPr>
-        <w:t xml:space="preserve">ocultación de datos. </w:t>
-      </w:r>
-    </w:p>
-    <w:p>
-      <w:pPr>
-        <w:jc w:val="both"/>
-        <w:rPr>
-          <w:rFonts w:ascii="Times New Roman" w:hAnsi="Times New Roman" w:cs="Times New Roman"/>
-          <w:sz w:val="24"/>
-          <w:szCs w:val="24"/>
-          <w:lang w:val="es-MX"/>
-        </w:rPr>
-      </w:pPr>
-      <w:r>
-        <w:rPr>
-          <w:rFonts w:ascii="Times New Roman" w:hAnsi="Times New Roman" w:cs="Times New Roman"/>
-          <w:sz w:val="24"/>
-          <w:szCs w:val="24"/>
-          <w:lang w:val="es-MX"/>
-        </w:rPr>
-        <w:t>Un objeto tiene que presentar una “cara” al mundo exterior (interfaz), de ese modo se puede iniciar operaciones; como la televisión tiene botones que al presionarlos activan ciertas acciones, una lavadora tiene un conjunto de mandos que establecen la temperatura y el nivel del agua; los botones de la TV y los mandos de la lavadora constituyen la comunicación con el mundo exterior</w:t>
-      </w:r>
-      <w:r>
-        <w:rPr>
-          <w:rFonts w:ascii="Times New Roman" w:hAnsi="Times New Roman" w:cs="Times New Roman"/>
-          <w:sz w:val="24"/>
-          <w:szCs w:val="24"/>
-          <w:lang w:val="es-MX"/>
-        </w:rPr>
-        <w:t xml:space="preserve">. </w:t>
-      </w:r>
-    </w:p>
-    <w:p>
-      <w:pPr>
-        <w:jc w:val="both"/>
-        <w:rPr>
-          <w:rFonts w:ascii="Times New Roman" w:hAnsi="Times New Roman" w:cs="Times New Roman"/>
-          <w:sz w:val="24"/>
-          <w:szCs w:val="24"/>
-          <w:lang w:val="es-MX"/>
-        </w:rPr>
-      </w:pPr>
-      <w:r>
-        <w:rPr>
-          <w:rFonts w:ascii="Times New Roman" w:hAnsi="Times New Roman" w:cs="Times New Roman"/>
-          <w:sz w:val="24"/>
-          <w:szCs w:val="24"/>
-          <w:u w:val="single"/>
-          <w:lang w:val="es-MX"/>
-        </w:rPr>
-        <w:t xml:space="preserve">Interfaz: </w:t>
-      </w:r>
-      <w:r>
-        <w:rPr>
-          <w:rFonts w:ascii="Times New Roman" w:hAnsi="Times New Roman" w:cs="Times New Roman"/>
-          <w:sz w:val="24"/>
-          <w:szCs w:val="24"/>
-          <w:lang w:val="es-MX"/>
-        </w:rPr>
-        <w:t>La interfaz en una clase representa un contrato de prestación de servicios entre ella y los demás componentes del sistema; de este modo, los clientes de un componente [los botones de una TV (encender, apagar, etc)</w:t>
-      </w:r>
-      <w:r>
-        <w:rPr>
-          <w:rFonts w:ascii="Times New Roman" w:hAnsi="Times New Roman" w:cs="Times New Roman"/>
-          <w:sz w:val="24"/>
-          <w:szCs w:val="24"/>
-          <w:lang w:val="es-MX"/>
-        </w:rPr>
-        <w:t xml:space="preserve">], solo necesitan conocer los servicios que éste ofrece y no cómo están implementados internamente, así se pude modificar la implementación de una clase sin afectar a las restantes relacionadas con ella. </w:t>
-      </w:r>
-    </w:p>
-    <w:p>
-      <w:pPr>
-        <w:jc w:val="both"/>
-        <w:rPr>
-          <w:rFonts w:ascii="Times New Roman" w:hAnsi="Times New Roman" w:cs="Times New Roman"/>
-          <w:sz w:val="24"/>
-          <w:szCs w:val="24"/>
-          <w:lang w:val="es-MX"/>
-        </w:rPr>
-      </w:pPr>
-      <w:r>
-        <w:rPr>
-          <w:rFonts w:ascii="Times New Roman" w:hAnsi="Times New Roman" w:cs="Times New Roman"/>
-          <w:sz w:val="24"/>
-          <w:szCs w:val="24"/>
-          <w:lang w:val="es-MX"/>
-        </w:rPr>
-        <w:t xml:space="preserve">Existe una separación entre la interfaz y la implementación: la primera establece qué se puede hacer con el objeto; de hecho, la clase actúa como una </w:t>
-      </w:r>
-      <w:r>
+        <w:t>lo que podemos usar</w:t>
+      </w:r>
+      <w:r>
+        <w:rPr>
+          <w:rFonts w:ascii="Times New Roman" w:hAnsi="Times New Roman" w:cs="Times New Roman"/>
+          <w:sz w:val="24"/>
+          <w:szCs w:val="24"/>
+          <w:lang w:val="es-MX"/>
+        </w:rPr>
+        <w:t>)</w:t>
+      </w:r>
+      <w:r>
+        <w:rPr>
+          <w:rFonts w:ascii="Times New Roman" w:hAnsi="Times New Roman" w:cs="Times New Roman"/>
+          <w:sz w:val="24"/>
+          <w:szCs w:val="24"/>
+          <w:lang w:val="es-MX"/>
+        </w:rPr>
+        <w:t>.</w:t>
+      </w:r>
+    </w:p>
+    <w:p>
+      <w:pPr>
+        <w:jc w:val="both"/>
+        <w:rPr>
+          <w:rFonts w:ascii="Times New Roman" w:hAnsi="Times New Roman" w:cs="Times New Roman"/>
+          <w:b/>
+          <w:bCs/>
+          <w:sz w:val="24"/>
+          <w:szCs w:val="24"/>
+          <w:lang w:val="es-MX"/>
+        </w:rPr>
+      </w:pPr>
+    </w:p>
+    <w:p>
+      <w:pPr>
+        <w:jc w:val="both"/>
+        <w:rPr>
+          <w:rFonts w:ascii="Times New Roman" w:hAnsi="Times New Roman" w:cs="Times New Roman"/>
+          <w:sz w:val="24"/>
+          <w:szCs w:val="24"/>
+          <w:lang w:val="es-MX"/>
+        </w:rPr>
+      </w:pPr>
+      <w:r>
+        <w:rPr>
+          <w:rFonts w:ascii="Times New Roman" w:hAnsi="Times New Roman" w:cs="Times New Roman"/>
+          <w:b/>
+          <w:bCs/>
+          <w:sz w:val="24"/>
+          <w:szCs w:val="24"/>
+          <w:lang w:val="es-MX"/>
+        </w:rPr>
+        <w:t xml:space="preserve">Nota. - </w:t>
+      </w:r>
+      <w:r>
+        <w:rPr>
+          <w:rFonts w:ascii="Times New Roman" w:hAnsi="Times New Roman" w:cs="Times New Roman"/>
+          <w:sz w:val="24"/>
+          <w:szCs w:val="24"/>
+          <w:lang w:val="es-MX"/>
+        </w:rPr>
+        <w:t xml:space="preserve">La abstracción es el principio fundamental que se encuentra tras la reutilización. Sólo se puede reutilizar un componente o elemento si en él se ha abstraído la escena de un conjunto de elementos del mundo real en el que aparecen una y otra vez con ligeras variantes en sistemas diferentes. </w:t>
+      </w:r>
+    </w:p>
+    <w:p>
+      <w:pPr>
+        <w:jc w:val="both"/>
         <w:rPr>
           <w:rFonts w:ascii="Times New Roman" w:hAnsi="Times New Roman" w:cs="Times New Roman"/>
           <w:i/>
@@ -2739,6 +4243,164 @@
           <w:szCs w:val="24"/>
           <w:lang w:val="es-MX"/>
         </w:rPr>
+      </w:pPr>
+      <w:r>
+        <w:rPr>
+          <w:rFonts w:ascii="Times New Roman" w:hAnsi="Times New Roman" w:cs="Times New Roman"/>
+          <w:b/>
+          <w:bCs/>
+          <w:sz w:val="24"/>
+          <w:szCs w:val="24"/>
+          <w:lang w:val="es-MX"/>
+        </w:rPr>
+        <w:t xml:space="preserve">Encapsulamiento y ocultación de datos: </w:t>
+      </w:r>
+      <w:r>
+        <w:rPr>
+          <w:rFonts w:ascii="Times New Roman" w:hAnsi="Times New Roman" w:cs="Times New Roman"/>
+          <w:sz w:val="24"/>
+          <w:szCs w:val="24"/>
+          <w:lang w:val="es-MX"/>
+        </w:rPr>
+        <w:t xml:space="preserve">Significa reunir en cierta estructura todos los elementos que, a un nivel de abstracción, se pueden considerar de una misma entidad, y es el proceso de agrupamiento de datos y operaciones relacionadas bajo una misma unidad de programación, lo que aumenta la cohesión de los componentes del sistema. En este caso, los objetos que poseen las mismas características y comportamiento se agrupan en clases que son unidades de programación que encapsulan datos y operaciones; la </w:t>
+      </w:r>
+      <w:r>
+        <w:rPr>
+          <w:rFonts w:ascii="Times New Roman" w:hAnsi="Times New Roman" w:cs="Times New Roman"/>
+          <w:sz w:val="24"/>
+          <w:szCs w:val="24"/>
+          <w:lang w:val="es-MX"/>
+        </w:rPr>
+        <w:t xml:space="preserve">encapsulación oculta lo que hace un objeto de lo que hacen otros objetos del mundo exterior; por lo que se denomina </w:t>
+      </w:r>
+      <w:r>
+        <w:rPr>
+          <w:rFonts w:ascii="Times New Roman" w:hAnsi="Times New Roman" w:cs="Times New Roman"/>
+          <w:i/>
+          <w:iCs/>
+          <w:sz w:val="24"/>
+          <w:szCs w:val="24"/>
+          <w:lang w:val="es-MX"/>
+        </w:rPr>
+        <w:t xml:space="preserve">ocultación de datos. </w:t>
+      </w:r>
+    </w:p>
+    <w:p>
+      <w:pPr>
+        <w:jc w:val="both"/>
+        <w:rPr>
+          <w:rFonts w:ascii="Times New Roman" w:hAnsi="Times New Roman" w:cs="Times New Roman"/>
+          <w:sz w:val="24"/>
+          <w:szCs w:val="24"/>
+          <w:lang w:val="es-MX"/>
+        </w:rPr>
+      </w:pPr>
+      <w:r>
+        <w:rPr>
+          <w:rFonts w:ascii="Times New Roman" w:hAnsi="Times New Roman" w:cs="Times New Roman"/>
+          <w:sz w:val="24"/>
+          <w:szCs w:val="24"/>
+          <w:lang w:val="es-MX"/>
+        </w:rPr>
+        <w:t>Un objeto tiene que presentar una “cara” al mundo exterior (interfaz), de ese modo se puede iniciar operaciones; como la televisión tiene botones que al presionarlos activan ciertas acciones, una lavadora tiene un conjunto de mandos que establecen la temperatura y el nivel del agua; los botones de la TV y los mandos de la lavadora constituyen la comunicación con el mundo exterior</w:t>
+      </w:r>
+      <w:r>
+        <w:rPr>
+          <w:rFonts w:ascii="Times New Roman" w:hAnsi="Times New Roman" w:cs="Times New Roman"/>
+          <w:sz w:val="24"/>
+          <w:szCs w:val="24"/>
+          <w:lang w:val="es-MX"/>
+        </w:rPr>
+        <w:t xml:space="preserve">. </w:t>
+      </w:r>
+    </w:p>
+    <w:p>
+      <w:pPr>
+        <w:jc w:val="both"/>
+        <w:rPr>
+          <w:rFonts w:ascii="Times New Roman" w:hAnsi="Times New Roman" w:cs="Times New Roman"/>
+          <w:sz w:val="24"/>
+          <w:szCs w:val="24"/>
+          <w:lang w:val="es-MX"/>
+        </w:rPr>
+      </w:pPr>
+      <w:r>
+        <w:rPr>
+          <w:rFonts w:ascii="Times New Roman" w:hAnsi="Times New Roman" w:cs="Times New Roman"/>
+          <w:sz w:val="24"/>
+          <w:szCs w:val="24"/>
+          <w:u w:val="single"/>
+          <w:lang w:val="es-MX"/>
+        </w:rPr>
+        <w:t xml:space="preserve">Interfaz: </w:t>
+      </w:r>
+      <w:r>
+        <w:rPr>
+          <w:rFonts w:ascii="Times New Roman" w:hAnsi="Times New Roman" w:cs="Times New Roman"/>
+          <w:sz w:val="24"/>
+          <w:szCs w:val="24"/>
+          <w:lang w:val="es-MX"/>
+        </w:rPr>
+        <w:t xml:space="preserve">La interfaz en una clase representa un contrato de prestación de servicios entre ella y los demás componentes del sistema; de este modo, los clientes de un componente [los botones de una TV (encender, apagar, </w:t>
+      </w:r>
+      <w:proofErr w:type="spellStart"/>
+      <w:r>
+        <w:rPr>
+          <w:rFonts w:ascii="Times New Roman" w:hAnsi="Times New Roman" w:cs="Times New Roman"/>
+          <w:sz w:val="24"/>
+          <w:szCs w:val="24"/>
+          <w:lang w:val="es-MX"/>
+        </w:rPr>
+        <w:t>etc</w:t>
+      </w:r>
+      <w:proofErr w:type="spellEnd"/>
+      <w:r>
+        <w:rPr>
+          <w:rFonts w:ascii="Times New Roman" w:hAnsi="Times New Roman" w:cs="Times New Roman"/>
+          <w:sz w:val="24"/>
+          <w:szCs w:val="24"/>
+          <w:lang w:val="es-MX"/>
+        </w:rPr>
+        <w:t>)</w:t>
+      </w:r>
+      <w:r>
+        <w:rPr>
+          <w:rFonts w:ascii="Times New Roman" w:hAnsi="Times New Roman" w:cs="Times New Roman"/>
+          <w:sz w:val="24"/>
+          <w:szCs w:val="24"/>
+          <w:lang w:val="es-MX"/>
+        </w:rPr>
+        <w:t xml:space="preserve">], solo necesitan conocer los servicios que éste ofrece y no cómo están implementados internamente, así se pude modificar la implementación de una clase sin afectar a las restantes relacionadas con ella. </w:t>
+      </w:r>
+    </w:p>
+    <w:p>
+      <w:pPr>
+        <w:jc w:val="both"/>
+        <w:rPr>
+          <w:rFonts w:ascii="Times New Roman" w:hAnsi="Times New Roman" w:cs="Times New Roman"/>
+          <w:sz w:val="24"/>
+          <w:szCs w:val="24"/>
+          <w:lang w:val="es-MX"/>
+        </w:rPr>
+      </w:pPr>
+      <w:r>
+        <w:rPr>
+          <w:rFonts w:ascii="Times New Roman" w:hAnsi="Times New Roman" w:cs="Times New Roman"/>
+          <w:sz w:val="24"/>
+          <w:szCs w:val="24"/>
+          <w:lang w:val="es-MX"/>
+        </w:rPr>
+        <w:t xml:space="preserve">Existe una separación entre la interfaz y la implementación: la primera establece qué se puede hacer con el objeto; de hecho, la clase actúa como una </w:t>
+      </w:r>
+      <w:r>
+        <w:rPr>
+          <w:rFonts w:ascii="Times New Roman" w:hAnsi="Times New Roman" w:cs="Times New Roman"/>
+          <w:i/>
+          <w:iCs/>
+          <w:sz w:val="24"/>
+          <w:szCs w:val="24"/>
+          <w:lang w:val="es-MX"/>
+        </w:rPr>
         <w:t xml:space="preserve">caja negra; </w:t>
       </w:r>
       <w:r>
@@ -2830,7 +4492,47 @@
           <w:szCs w:val="24"/>
           <w:lang w:val="es-MX"/>
         </w:rPr>
-        <w:t xml:space="preserve">El concepto de clases divididas en subclases se usa en la vida diaria y conduce al de herencia; la clase de animal se divide en mamíferos, anfibios, insectos, aves, etc; la clase vehículo se divide en autos, camiones, autobuses, motocicletas, etc; la clase electrodoméstico se divide en lavadora, tostadora, microondas, etc. </w:t>
+        <w:t xml:space="preserve">El concepto de clases divididas en subclases se usa en la vida diaria y conduce al de herencia; la clase de animal se divide en mamíferos, anfibios, insectos, aves, </w:t>
+      </w:r>
+      <w:proofErr w:type="spellStart"/>
+      <w:r>
+        <w:rPr>
+          <w:rFonts w:ascii="Times New Roman" w:hAnsi="Times New Roman" w:cs="Times New Roman"/>
+          <w:sz w:val="24"/>
+          <w:szCs w:val="24"/>
+          <w:lang w:val="es-MX"/>
+        </w:rPr>
+        <w:t>etc</w:t>
+      </w:r>
+      <w:proofErr w:type="spellEnd"/>
+      <w:r>
+        <w:rPr>
+          <w:rFonts w:ascii="Times New Roman" w:hAnsi="Times New Roman" w:cs="Times New Roman"/>
+          <w:sz w:val="24"/>
+          <w:szCs w:val="24"/>
+          <w:lang w:val="es-MX"/>
+        </w:rPr>
+        <w:t xml:space="preserve">; la clase vehículo se divide en autos, camiones, autobuses, motocicletas, </w:t>
+      </w:r>
+      <w:proofErr w:type="spellStart"/>
+      <w:r>
+        <w:rPr>
+          <w:rFonts w:ascii="Times New Roman" w:hAnsi="Times New Roman" w:cs="Times New Roman"/>
+          <w:sz w:val="24"/>
+          <w:szCs w:val="24"/>
+          <w:lang w:val="es-MX"/>
+        </w:rPr>
+        <w:t>etc</w:t>
+      </w:r>
+      <w:proofErr w:type="spellEnd"/>
+      <w:r>
+        <w:rPr>
+          <w:rFonts w:ascii="Times New Roman" w:hAnsi="Times New Roman" w:cs="Times New Roman"/>
+          <w:sz w:val="24"/>
+          <w:szCs w:val="24"/>
+          <w:lang w:val="es-MX"/>
+        </w:rPr>
+        <w:t xml:space="preserve">; la clase electrodoméstico se divide en lavadora, tostadora, microondas, etc. </w:t>
       </w:r>
     </w:p>
     <w:p>
@@ -3095,7 +4797,29 @@
           <w:szCs w:val="24"/>
           <w:lang w:val="es-MX"/>
         </w:rPr>
-        <w:t xml:space="preserve"> patas, etc) y el comportamiento u operaciones (</w:t>
+        <w:t xml:space="preserve"> patas, </w:t>
+      </w:r>
+      <w:proofErr w:type="spellStart"/>
+      <w:r>
+        <w:rPr>
+          <w:rFonts w:ascii="Times New Roman" w:hAnsi="Times New Roman" w:cs="Times New Roman"/>
+          <w:color w:val="000000" w:themeColor="text1"/>
+          <w:sz w:val="24"/>
+          <w:szCs w:val="24"/>
+          <w:lang w:val="es-MX"/>
+        </w:rPr>
+        <w:t>etc</w:t>
+      </w:r>
+      <w:proofErr w:type="spellEnd"/>
+      <w:r>
+        <w:rPr>
+          <w:rFonts w:ascii="Times New Roman" w:hAnsi="Times New Roman" w:cs="Times New Roman"/>
+          <w:color w:val="000000" w:themeColor="text1"/>
+          <w:sz w:val="24"/>
+          <w:szCs w:val="24"/>
+          <w:lang w:val="es-MX"/>
+        </w:rPr>
+        <w:t>) y el comportamiento u operaciones (</w:t>
       </w:r>
       <w:r>
         <w:rPr>
@@ -3296,12 +5020,13 @@
       <w:r>
         <w:rPr>
           <w:rFonts w:ascii="Times New Roman" w:hAnsi="Times New Roman" w:cs="Times New Roman"/>
+          <w:noProof/>
           <w:sz w:val="24"/>
           <w:szCs w:val="24"/>
           <w:lang w:val="es-MX"/>
         </w:rPr>
         <w:drawing>
-          <wp:inline distT="0" distB="0" distL="0" distR="0" wp14:anchorId="296345D0" wp14:editId="6AA3C587">
+          <wp:inline distT="0" distB="0" distL="0" distR="0" wp14:anchorId="296345D0" wp14:editId="2F8B8042">
             <wp:extent cx="4660265" cy="2037080"/>
             <wp:effectExtent l="0" t="0" r="6985" b="1270"/>
             <wp:docPr id="2" name="Imagen 2"/>
@@ -3457,7 +5182,27 @@
           <w:szCs w:val="24"/>
           <w:lang w:val="es-MX"/>
         </w:rPr>
-        <w:t xml:space="preserve"> diferentes marcas, modelos, potencias, carburantes, etc. Que consituyen una clase o colección heterogénea, una operación como cambiar los frenos</w:t>
+        <w:t xml:space="preserve"> diferentes marcas, modelos, potencias, carburantes, etc. Que </w:t>
+      </w:r>
+      <w:proofErr w:type="spellStart"/>
+      <w:r>
+        <w:rPr>
+          <w:rFonts w:ascii="Times New Roman" w:hAnsi="Times New Roman" w:cs="Times New Roman"/>
+          <w:sz w:val="24"/>
+          <w:szCs w:val="24"/>
+          <w:lang w:val="es-MX"/>
+        </w:rPr>
+        <w:t>consituyen</w:t>
+      </w:r>
+      <w:proofErr w:type="spellEnd"/>
+      <w:r>
+        <w:rPr>
+          <w:rFonts w:ascii="Times New Roman" w:hAnsi="Times New Roman" w:cs="Times New Roman"/>
+          <w:sz w:val="24"/>
+          <w:szCs w:val="24"/>
+          <w:lang w:val="es-MX"/>
+        </w:rPr>
+        <w:t xml:space="preserve"> una clase o colección heterogénea, una operación como cambiar los frenos</w:t>
       </w:r>
       <w:r>
         <w:rPr>
@@ -3620,6 +5365,7 @@
         </w:rPr>
         <w:t xml:space="preserve">Si se quiere hacer un diseño gráfico para representar figuras geométricas como triángulo, rectángulo y círculo y desea calcular sus superficies y perímetros; cada figura tiene un método u operación distinta para realizar dichos cálculos, el polimorfismo permite definir la  única función o método </w:t>
       </w:r>
+      <w:proofErr w:type="spellStart"/>
       <w:r>
         <w:rPr>
           <w:rFonts w:ascii="Courier New" w:hAnsi="Courier New" w:cs="Courier New"/>
@@ -3634,6 +5380,7 @@
         </w:rPr>
         <w:t>e</w:t>
       </w:r>
+      <w:proofErr w:type="spellEnd"/>
       <w:r>
         <w:rPr>
           <w:rFonts w:ascii="Times New Roman" w:hAnsi="Times New Roman" w:cs="Times New Roman"/>
@@ -3691,7 +5438,27 @@
           <w:szCs w:val="24"/>
           <w:lang w:val="es-MX"/>
         </w:rPr>
-        <w:t xml:space="preserve">de métodos; la sobrecarga básica de operadores existe siempre, el operador + sirve para sumar números enteros o reales, pero si desae sumar </w:t>
+        <w:t xml:space="preserve">de métodos; la sobrecarga básica de operadores existe siempre, el operador + sirve para sumar números enteros o reales, pero si </w:t>
+      </w:r>
+      <w:proofErr w:type="spellStart"/>
+      <w:r>
+        <w:rPr>
+          <w:rFonts w:ascii="Times New Roman" w:hAnsi="Times New Roman" w:cs="Times New Roman"/>
+          <w:sz w:val="24"/>
+          <w:szCs w:val="24"/>
+          <w:lang w:val="es-MX"/>
+        </w:rPr>
+        <w:t>desae</w:t>
+      </w:r>
+      <w:proofErr w:type="spellEnd"/>
+      <w:r>
+        <w:rPr>
+          <w:rFonts w:ascii="Times New Roman" w:hAnsi="Times New Roman" w:cs="Times New Roman"/>
+          <w:sz w:val="24"/>
+          <w:szCs w:val="24"/>
+          <w:lang w:val="es-MX"/>
+        </w:rPr>
+        <w:t xml:space="preserve"> sumar </w:t>
       </w:r>
       <w:r>
         <w:rPr>
@@ -4010,8 +5777,19 @@
           <w:lang w:val="es-MX"/>
         </w:rPr>
         <w:tab/>
-        <w:t>Objeto=estado+comportamiento+identidad</w:t>
-      </w:r>
+        <w:t>Objeto=</w:t>
+      </w:r>
+      <w:proofErr w:type="spellStart"/>
+      <w:r>
+        <w:rPr>
+          <w:rFonts w:ascii="Times New Roman" w:hAnsi="Times New Roman" w:cs="Times New Roman"/>
+          <w:sz w:val="24"/>
+          <w:szCs w:val="24"/>
+          <w:lang w:val="es-MX"/>
+        </w:rPr>
+        <w:t>estado+comportamiento+identidad</w:t>
+      </w:r>
+      <w:proofErr w:type="spellEnd"/>
     </w:p>
     <w:p>
       <w:pPr>
@@ -4166,7 +5944,47 @@
           <w:szCs w:val="24"/>
           <w:lang w:val="es-MX"/>
         </w:rPr>
-        <w:t xml:space="preserve">El conjunto de capacidades y aptitudes que describen sus operaciones, funciones y reacciones; además responde a lo que se puede hacer con dicho objeto o a los métodos que se le pueden aplicar. Todos los objetos de una misma clase soportan el mismo comportamiento, el cual se define por los métodos que se pueden llamar y utilizar para cambiar sus atributos, recibir información de otros objetos y enviar mensajes solicitando la ejecución de tareas. Los métodos se llaman  funciones o procedimientos y son los gurpos </w:t>
+        <w:t xml:space="preserve">El conjunto de capacidades y aptitudes que describen sus operaciones, funciones y reacciones; además responde a lo que se puede hacer con dicho objeto o a los métodos que se le pueden aplicar. Todos los objetos de una misma clase soportan el mismo comportamiento, el cual se define por los métodos que se pueden llamar y utilizar para cambiar sus atributos, recibir información de otros objetos y enviar mensajes solicitando la ejecución de tareas. Los métodos se </w:t>
+      </w:r>
+      <w:proofErr w:type="gramStart"/>
+      <w:r>
+        <w:rPr>
+          <w:rFonts w:ascii="Times New Roman" w:hAnsi="Times New Roman" w:cs="Times New Roman"/>
+          <w:sz w:val="24"/>
+          <w:szCs w:val="24"/>
+          <w:lang w:val="es-MX"/>
+        </w:rPr>
+        <w:t>llaman  funciones</w:t>
+      </w:r>
+      <w:proofErr w:type="gramEnd"/>
+      <w:r>
+        <w:rPr>
+          <w:rFonts w:ascii="Times New Roman" w:hAnsi="Times New Roman" w:cs="Times New Roman"/>
+          <w:sz w:val="24"/>
+          <w:szCs w:val="24"/>
+          <w:lang w:val="es-MX"/>
+        </w:rPr>
+        <w:t xml:space="preserve"> o procedimientos y son los </w:t>
+      </w:r>
+      <w:proofErr w:type="spellStart"/>
+      <w:r>
+        <w:rPr>
+          <w:rFonts w:ascii="Times New Roman" w:hAnsi="Times New Roman" w:cs="Times New Roman"/>
+          <w:sz w:val="24"/>
+          <w:szCs w:val="24"/>
+          <w:lang w:val="es-MX"/>
+        </w:rPr>
+        <w:t>gurpos</w:t>
+      </w:r>
+      <w:proofErr w:type="spellEnd"/>
+      <w:r>
+        <w:rPr>
+          <w:rFonts w:ascii="Times New Roman" w:hAnsi="Times New Roman" w:cs="Times New Roman"/>
+          <w:sz w:val="24"/>
+          <w:szCs w:val="24"/>
+          <w:lang w:val="es-MX"/>
+        </w:rPr>
+        <w:t xml:space="preserve"> </w:t>
       </w:r>
       <w:r>
         <w:rPr>
@@ -4222,7 +6040,27 @@
           <w:szCs w:val="24"/>
           <w:lang w:val="es-MX"/>
         </w:rPr>
-        <w:t xml:space="preserve">Es la propiedad que diferencia un objeto de otro similar; su estado no describe totalmente al objeto que ya que cada uno tiene distinta identidad; en realidad, éste es el modo en que un objeto se diferencia de otros. Durante la fase de implementación, la identidad se crea, normalmente usando un identificador que viene del dominio del problema; por ejemplo, los automóviles tienen un número del placa; los teléfonos tienen un número aunque una misma persona pueda tener varios: el personal, del trabajo, de casa, etc. </w:t>
+        <w:t xml:space="preserve">Es la propiedad que diferencia un objeto de otro similar; su estado no describe totalmente al objeto que ya que cada uno tiene distinta identidad; en realidad, éste es el modo en que un objeto se diferencia de otros. Durante la fase de implementación, la identidad se crea, normalmente usando un identificador que viene del dominio del problema; por ejemplo, los automóviles tienen un número </w:t>
+      </w:r>
+      <w:proofErr w:type="gramStart"/>
+      <w:r>
+        <w:rPr>
+          <w:rFonts w:ascii="Times New Roman" w:hAnsi="Times New Roman" w:cs="Times New Roman"/>
+          <w:sz w:val="24"/>
+          <w:szCs w:val="24"/>
+          <w:lang w:val="es-MX"/>
+        </w:rPr>
+        <w:t>del placa</w:t>
+      </w:r>
+      <w:proofErr w:type="gramEnd"/>
+      <w:r>
+        <w:rPr>
+          <w:rFonts w:ascii="Times New Roman" w:hAnsi="Times New Roman" w:cs="Times New Roman"/>
+          <w:sz w:val="24"/>
+          <w:szCs w:val="24"/>
+          <w:lang w:val="es-MX"/>
+        </w:rPr>
+        <w:t xml:space="preserve">; los teléfonos tienen un número aunque una misma persona pueda tener varios: el personal, del trabajo, de casa, etc. </w:t>
       </w:r>
     </w:p>
     <w:p>
@@ -4451,7 +6289,25 @@
           <w:sz w:val="24"/>
           <w:szCs w:val="24"/>
         </w:rPr>
-        <w:t xml:space="preserve">; o puede contener objetos de otra clase de varias formas posibles, dependiendo de la fortaleza de la relación que exita entre ambas, </w:t>
+        <w:t xml:space="preserve">; o puede contener objetos de otra clase de varias formas posibles, dependiendo de la fortaleza de la relación que </w:t>
+      </w:r>
+      <w:proofErr w:type="spellStart"/>
+      <w:r>
+        <w:rPr>
+          <w:rFonts w:ascii="Times New Roman" w:hAnsi="Times New Roman" w:cs="Times New Roman"/>
+          <w:sz w:val="24"/>
+          <w:szCs w:val="24"/>
+        </w:rPr>
+        <w:t>exita</w:t>
+      </w:r>
+      <w:proofErr w:type="spellEnd"/>
+      <w:r>
+        <w:rPr>
+          <w:rFonts w:ascii="Times New Roman" w:hAnsi="Times New Roman" w:cs="Times New Roman"/>
+          <w:sz w:val="24"/>
+          <w:szCs w:val="24"/>
+        </w:rPr>
+        <w:t xml:space="preserve"> entre ambas, </w:t>
       </w:r>
     </w:p>
     <w:p>
@@ -4800,13 +6656,23 @@
         </w:rPr>
         <w:t xml:space="preserve">subclase/superclase </w:t>
       </w:r>
-      <w:r>
-        <w:rPr>
-          <w:rFonts w:ascii="Times New Roman" w:hAnsi="Times New Roman" w:cs="Times New Roman"/>
-          <w:sz w:val="24"/>
-          <w:szCs w:val="24"/>
-        </w:rPr>
-        <w:t xml:space="preserve">ó </w:t>
+      <w:proofErr w:type="spellStart"/>
+      <w:r>
+        <w:rPr>
+          <w:rFonts w:ascii="Times New Roman" w:hAnsi="Times New Roman" w:cs="Times New Roman"/>
+          <w:sz w:val="24"/>
+          <w:szCs w:val="24"/>
+        </w:rPr>
+        <w:t>ó</w:t>
+      </w:r>
+      <w:proofErr w:type="spellEnd"/>
+      <w:r>
+        <w:rPr>
+          <w:rFonts w:ascii="Times New Roman" w:hAnsi="Times New Roman" w:cs="Times New Roman"/>
+          <w:sz w:val="24"/>
+          <w:szCs w:val="24"/>
+        </w:rPr>
+        <w:t xml:space="preserve"> </w:t>
       </w:r>
       <w:r>
         <w:rPr>
@@ -5662,7 +7528,25 @@
           <w:sz w:val="24"/>
           <w:szCs w:val="24"/>
         </w:rPr>
-        <w:t xml:space="preserve">Así una clase define la estructura y el comportamiento que compartirá un cojunto de objetos, cada objeto de una clase dada contiene estructura o estado y el comportamiento está definido por ambos; como se mencionó se conocen como instancias. </w:t>
+        <w:t xml:space="preserve">Así una clase define la estructura y el comportamiento que compartirá un </w:t>
+      </w:r>
+      <w:proofErr w:type="spellStart"/>
+      <w:r>
+        <w:rPr>
+          <w:rFonts w:ascii="Times New Roman" w:hAnsi="Times New Roman" w:cs="Times New Roman"/>
+          <w:sz w:val="24"/>
+          <w:szCs w:val="24"/>
+        </w:rPr>
+        <w:t>cojunto</w:t>
+      </w:r>
+      <w:proofErr w:type="spellEnd"/>
+      <w:r>
+        <w:rPr>
+          <w:rFonts w:ascii="Times New Roman" w:hAnsi="Times New Roman" w:cs="Times New Roman"/>
+          <w:sz w:val="24"/>
+          <w:szCs w:val="24"/>
+        </w:rPr>
+        <w:t xml:space="preserve"> de objetos, cada objeto de una clase dada contiene estructura o estado y el comportamiento está definido por ambos; como se mencionó se conocen como instancias. </w:t>
       </w:r>
       <w:r>
         <w:rPr>
@@ -5781,21 +7665,76 @@
           <w:sz w:val="24"/>
           <w:szCs w:val="24"/>
         </w:rPr>
-        <w:t xml:space="preserve">; la interfaz pública de una clase representa todo o que lo susuarios externos necesitan o pueden conocer; los métodos y los datos privados sólo pueden ser accedidos por el código que es miembro de la clase; así cualquier otro código no puede entrar a un método o variable privado. Como sólo se puede acceder a los miembros privados de una clase por otras partes del programa a través de métodos públicos de la misma, sepuede asegurar que no sucederá ninguna acción no desaeada; naturalmente, esto significa que la interfaz pública debe diseñarse cuidadosamente para no exponer a la clase de forma innecesaria. </w:t>
-      </w:r>
-    </w:p>
-    <w:p>
-      <w:pPr>
-        <w:spacing w:before="240" w:after="0"/>
-        <w:jc w:val="both"/>
-        <w:rPr>
-          <w:rFonts w:ascii="Times New Roman" w:hAnsi="Times New Roman" w:cs="Times New Roman"/>
-          <w:b/>
-          <w:bCs/>
-          <w:sz w:val="24"/>
-          <w:szCs w:val="24"/>
-        </w:rPr>
-      </w:pPr>
+        <w:t xml:space="preserve">; la interfaz pública de una clase representa todo o que lo </w:t>
+      </w:r>
+      <w:proofErr w:type="spellStart"/>
+      <w:r>
+        <w:rPr>
+          <w:rFonts w:ascii="Times New Roman" w:hAnsi="Times New Roman" w:cs="Times New Roman"/>
+          <w:sz w:val="24"/>
+          <w:szCs w:val="24"/>
+        </w:rPr>
+        <w:t>susuarios</w:t>
+      </w:r>
+      <w:proofErr w:type="spellEnd"/>
+      <w:r>
+        <w:rPr>
+          <w:rFonts w:ascii="Times New Roman" w:hAnsi="Times New Roman" w:cs="Times New Roman"/>
+          <w:sz w:val="24"/>
+          <w:szCs w:val="24"/>
+        </w:rPr>
+        <w:t xml:space="preserve"> externos necesitan o pueden conocer; los métodos y los datos privados sólo pueden ser accedidos por el código que es miembro de la clase; así cualquier otro código no puede entrar a un método o variable privado. Como sólo se puede acceder a los miembros privados de una clase por otras partes del programa a través de métodos públicos de la misma, </w:t>
+      </w:r>
+      <w:proofErr w:type="spellStart"/>
+      <w:r>
+        <w:rPr>
+          <w:rFonts w:ascii="Times New Roman" w:hAnsi="Times New Roman" w:cs="Times New Roman"/>
+          <w:sz w:val="24"/>
+          <w:szCs w:val="24"/>
+        </w:rPr>
+        <w:t>sepuede</w:t>
+      </w:r>
+      <w:proofErr w:type="spellEnd"/>
+      <w:r>
+        <w:rPr>
+          <w:rFonts w:ascii="Times New Roman" w:hAnsi="Times New Roman" w:cs="Times New Roman"/>
+          <w:sz w:val="24"/>
+          <w:szCs w:val="24"/>
+        </w:rPr>
+        <w:t xml:space="preserve"> asegurar que no sucederá ninguna acción no </w:t>
+      </w:r>
+      <w:proofErr w:type="spellStart"/>
+      <w:r>
+        <w:rPr>
+          <w:rFonts w:ascii="Times New Roman" w:hAnsi="Times New Roman" w:cs="Times New Roman"/>
+          <w:sz w:val="24"/>
+          <w:szCs w:val="24"/>
+        </w:rPr>
+        <w:t>desaeada</w:t>
+      </w:r>
+      <w:proofErr w:type="spellEnd"/>
+      <w:r>
+        <w:rPr>
+          <w:rFonts w:ascii="Times New Roman" w:hAnsi="Times New Roman" w:cs="Times New Roman"/>
+          <w:sz w:val="24"/>
+          <w:szCs w:val="24"/>
+        </w:rPr>
+        <w:t xml:space="preserve">; naturalmente, esto significa que la interfaz pública debe diseñarse cuidadosamente para no exponer a la clase de forma innecesaria. </w:t>
+      </w:r>
+    </w:p>
+    <w:p>
+      <w:pPr>
+        <w:spacing w:before="240" w:after="0"/>
+        <w:jc w:val="both"/>
+        <w:rPr>
+          <w:rFonts w:ascii="Times New Roman" w:hAnsi="Times New Roman" w:cs="Times New Roman"/>
+          <w:b/>
+          <w:bCs/>
+          <w:sz w:val="24"/>
+          <w:szCs w:val="24"/>
+        </w:rPr>
+      </w:pPr>
+      <w:proofErr w:type="gramStart"/>
       <w:r>
         <w:rPr>
           <w:rFonts w:ascii="Times New Roman" w:hAnsi="Times New Roman" w:cs="Times New Roman"/>
@@ -5806,6 +7745,7 @@
         </w:rPr>
         <w:t>Nota.-</w:t>
       </w:r>
+      <w:proofErr w:type="gramEnd"/>
     </w:p>
     <w:p>
       <w:pPr>
@@ -6100,11 +8040,12 @@
       <w:r>
         <w:rPr>
           <w:rFonts w:ascii="Times New Roman" w:hAnsi="Times New Roman" w:cs="Times New Roman"/>
+          <w:noProof/>
           <w:sz w:val="24"/>
           <w:szCs w:val="24"/>
         </w:rPr>
         <w:drawing>
-          <wp:inline distT="0" distB="0" distL="0" distR="0" wp14:anchorId="34135F2C" wp14:editId="21DC0321">
+          <wp:inline distT="0" distB="0" distL="0" distR="0" wp14:anchorId="34135F2C" wp14:editId="15C42012">
             <wp:extent cx="3661638" cy="1844040"/>
             <wp:effectExtent l="0" t="0" r="0" b="3810"/>
             <wp:docPr id="4" name="Imagen 4"/>
@@ -6280,11 +8221,12 @@
       <w:r>
         <w:rPr>
           <w:rFonts w:ascii="Times New Roman" w:hAnsi="Times New Roman" w:cs="Times New Roman"/>
+          <w:noProof/>
           <w:sz w:val="24"/>
           <w:szCs w:val="24"/>
         </w:rPr>
         <w:drawing>
-          <wp:inline distT="0" distB="0" distL="0" distR="0" wp14:anchorId="6355E74E" wp14:editId="4489F64D">
+          <wp:inline distT="0" distB="0" distL="0" distR="0" wp14:anchorId="6355E74E" wp14:editId="200F1FF1">
             <wp:extent cx="4454525" cy="1336675"/>
             <wp:effectExtent l="0" t="0" r="3175" b="0"/>
             <wp:docPr id="5" name="Imagen 5"/>
@@ -6415,7 +8357,7 @@
           <w:noProof/>
         </w:rPr>
         <w:drawing>
-          <wp:inline distT="0" distB="0" distL="0" distR="0" wp14:anchorId="08FB1855" wp14:editId="4C6B528A">
+          <wp:inline distT="0" distB="0" distL="0" distR="0" wp14:anchorId="08FB1855" wp14:editId="7F492C60">
             <wp:extent cx="4660265" cy="2618740"/>
             <wp:effectExtent l="0" t="0" r="6985" b="0"/>
             <wp:docPr id="6" name="Imagen 6" descr="Atributos: compositivo y asociativo - Desarrolla sw utilizando poo"/>
@@ -6662,28 +8604,58 @@
           <w:sz w:val="24"/>
           <w:szCs w:val="24"/>
         </w:rPr>
-        <w:t xml:space="preserve"> un objeto de una clase, se puede realizar con el método llamado __init__</w:t>
-      </w:r>
-    </w:p>
-    <w:p>
-      <w:pPr>
-        <w:spacing w:before="240" w:after="0"/>
-        <w:jc w:val="both"/>
-        <w:rPr>
-          <w:rFonts w:ascii="Times New Roman" w:hAnsi="Times New Roman" w:cs="Times New Roman"/>
-          <w:sz w:val="24"/>
-          <w:szCs w:val="24"/>
-        </w:rPr>
-      </w:pPr>
-      <w:r>
-        <w:rPr>
-          <w:rFonts w:ascii="Times New Roman" w:hAnsi="Times New Roman" w:cs="Times New Roman"/>
-          <w:b/>
-          <w:bCs/>
-          <w:sz w:val="24"/>
-          <w:szCs w:val="24"/>
-        </w:rPr>
-        <w:t xml:space="preserve">Self: </w:t>
+        <w:t xml:space="preserve"> un objeto de una clase, se puede realizar con el método llamado __</w:t>
+      </w:r>
+      <w:proofErr w:type="spellStart"/>
+      <w:r>
+        <w:rPr>
+          <w:rFonts w:ascii="Times New Roman" w:hAnsi="Times New Roman" w:cs="Times New Roman"/>
+          <w:sz w:val="24"/>
+          <w:szCs w:val="24"/>
+        </w:rPr>
+        <w:t>init</w:t>
+      </w:r>
+      <w:proofErr w:type="spellEnd"/>
+      <w:r>
+        <w:rPr>
+          <w:rFonts w:ascii="Times New Roman" w:hAnsi="Times New Roman" w:cs="Times New Roman"/>
+          <w:sz w:val="24"/>
+          <w:szCs w:val="24"/>
+        </w:rPr>
+        <w:t>__</w:t>
+      </w:r>
+    </w:p>
+    <w:p>
+      <w:pPr>
+        <w:spacing w:before="240" w:after="0"/>
+        <w:jc w:val="both"/>
+        <w:rPr>
+          <w:rFonts w:ascii="Times New Roman" w:hAnsi="Times New Roman" w:cs="Times New Roman"/>
+          <w:sz w:val="24"/>
+          <w:szCs w:val="24"/>
+        </w:rPr>
+      </w:pPr>
+      <w:proofErr w:type="spellStart"/>
+      <w:r>
+        <w:rPr>
+          <w:rFonts w:ascii="Times New Roman" w:hAnsi="Times New Roman" w:cs="Times New Roman"/>
+          <w:b/>
+          <w:bCs/>
+          <w:sz w:val="24"/>
+          <w:szCs w:val="24"/>
+        </w:rPr>
+        <w:t>Self</w:t>
+      </w:r>
+      <w:proofErr w:type="spellEnd"/>
+      <w:r>
+        <w:rPr>
+          <w:rFonts w:ascii="Times New Roman" w:hAnsi="Times New Roman" w:cs="Times New Roman"/>
+          <w:b/>
+          <w:bCs/>
+          <w:sz w:val="24"/>
+          <w:szCs w:val="24"/>
+        </w:rPr>
+        <w:t xml:space="preserve">: </w:t>
       </w:r>
       <w:r>
         <w:rPr>
@@ -6693,6 +8665,7 @@
         </w:rPr>
         <w:t xml:space="preserve">El primer argumento cuando definimos cualquier método siempre estará el </w:t>
       </w:r>
+      <w:proofErr w:type="spellStart"/>
       <w:r>
         <w:rPr>
           <w:rFonts w:ascii="Times New Roman" w:hAnsi="Times New Roman" w:cs="Times New Roman"/>
@@ -6703,13 +8676,50 @@
         </w:rPr>
         <w:t>self</w:t>
       </w:r>
-      <w:r>
-        <w:rPr>
-          <w:rFonts w:ascii="Times New Roman" w:hAnsi="Times New Roman" w:cs="Times New Roman"/>
-          <w:sz w:val="24"/>
-          <w:szCs w:val="24"/>
-        </w:rPr>
-        <w:t xml:space="preserve">, este argumento especifica la instancia (el objeto con el que se está trabajando) en el cual se llama el método. Self le indica al intérprete de Python la información sobre una instancia en concreto, para definir un método se usa self para modificar los atributos de la instancia actual. </w:t>
+      <w:proofErr w:type="spellEnd"/>
+      <w:r>
+        <w:rPr>
+          <w:rFonts w:ascii="Times New Roman" w:hAnsi="Times New Roman" w:cs="Times New Roman"/>
+          <w:sz w:val="24"/>
+          <w:szCs w:val="24"/>
+        </w:rPr>
+        <w:t xml:space="preserve">, este argumento especifica la instancia (el objeto con el que se está trabajando) en el cual se llama el método. </w:t>
+      </w:r>
+      <w:proofErr w:type="spellStart"/>
+      <w:r>
+        <w:rPr>
+          <w:rFonts w:ascii="Times New Roman" w:hAnsi="Times New Roman" w:cs="Times New Roman"/>
+          <w:sz w:val="24"/>
+          <w:szCs w:val="24"/>
+        </w:rPr>
+        <w:t>Self</w:t>
+      </w:r>
+      <w:proofErr w:type="spellEnd"/>
+      <w:r>
+        <w:rPr>
+          <w:rFonts w:ascii="Times New Roman" w:hAnsi="Times New Roman" w:cs="Times New Roman"/>
+          <w:sz w:val="24"/>
+          <w:szCs w:val="24"/>
+        </w:rPr>
+        <w:t xml:space="preserve"> le indica al intérprete de Python la información sobre una instancia en concreto, para definir un método se usa </w:t>
+      </w:r>
+      <w:proofErr w:type="spellStart"/>
+      <w:r>
+        <w:rPr>
+          <w:rFonts w:ascii="Times New Roman" w:hAnsi="Times New Roman" w:cs="Times New Roman"/>
+          <w:sz w:val="24"/>
+          <w:szCs w:val="24"/>
+        </w:rPr>
+        <w:t>self</w:t>
+      </w:r>
+      <w:proofErr w:type="spellEnd"/>
+      <w:r>
+        <w:rPr>
+          <w:rFonts w:ascii="Times New Roman" w:hAnsi="Times New Roman" w:cs="Times New Roman"/>
+          <w:sz w:val="24"/>
+          <w:szCs w:val="24"/>
+        </w:rPr>
+        <w:t xml:space="preserve"> para modificar los atributos de la instancia actual. </w:t>
       </w:r>
     </w:p>
     <w:p>
@@ -6762,8 +8772,20 @@
           <w:sz w:val="24"/>
           <w:szCs w:val="24"/>
         </w:rPr>
-        <w:t xml:space="preserve"> class</w:t>
-      </w:r>
+        <w:t xml:space="preserve"> </w:t>
+      </w:r>
+      <w:proofErr w:type="spellStart"/>
+      <w:r>
+        <w:rPr>
+          <w:rFonts w:ascii="Times New Roman" w:hAnsi="Times New Roman" w:cs="Times New Roman"/>
+          <w:b/>
+          <w:bCs/>
+          <w:sz w:val="24"/>
+          <w:szCs w:val="24"/>
+        </w:rPr>
+        <w:t>class</w:t>
+      </w:r>
+      <w:proofErr w:type="spellEnd"/>
       <w:r>
         <w:rPr>
           <w:rFonts w:ascii="Times New Roman" w:hAnsi="Times New Roman" w:cs="Times New Roman"/>
@@ -6787,11 +8809,12 @@
       <w:r>
         <w:rPr>
           <w:rFonts w:ascii="Times New Roman" w:hAnsi="Times New Roman" w:cs="Times New Roman"/>
+          <w:noProof/>
           <w:sz w:val="24"/>
           <w:szCs w:val="24"/>
         </w:rPr>
         <w:drawing>
-          <wp:inline distT="0" distB="0" distL="0" distR="0" wp14:anchorId="1D3E988B" wp14:editId="0A75C636">
+          <wp:inline distT="0" distB="0" distL="0" distR="0" wp14:anchorId="1D3E988B" wp14:editId="3538582F">
             <wp:extent cx="2049780" cy="304800"/>
             <wp:effectExtent l="0" t="0" r="7620" b="0"/>
             <wp:docPr id="7" name="Imagen 7"/>
@@ -6887,7 +8910,25 @@
           <w:sz w:val="24"/>
           <w:szCs w:val="24"/>
         </w:rPr>
-        <w:t xml:space="preserve">Definiremos 2 atributos x e y que guardarán el valor de coordenadas que tendrá cada instancia de la clase Punto. Esto se desarrollará en un constructor __init__ donde por parámetros le pasaremos las variables x e y que definiremos al instanciar un objeto. </w:t>
+        <w:t>Definiremos 2 atributos x e y que guardarán el valor de coordenadas que tendrá cada instancia de la clase Punto. Esto se desarrollará en un constructor __</w:t>
+      </w:r>
+      <w:proofErr w:type="spellStart"/>
+      <w:r>
+        <w:rPr>
+          <w:rFonts w:ascii="Times New Roman" w:hAnsi="Times New Roman" w:cs="Times New Roman"/>
+          <w:sz w:val="24"/>
+          <w:szCs w:val="24"/>
+        </w:rPr>
+        <w:t>init</w:t>
+      </w:r>
+      <w:proofErr w:type="spellEnd"/>
+      <w:r>
+        <w:rPr>
+          <w:rFonts w:ascii="Times New Roman" w:hAnsi="Times New Roman" w:cs="Times New Roman"/>
+          <w:sz w:val="24"/>
+          <w:szCs w:val="24"/>
+        </w:rPr>
+        <w:t xml:space="preserve">__ donde por parámetros le pasaremos las variables x e y que definiremos al instanciar un objeto. </w:t>
       </w:r>
       <w:r>
         <w:rPr>
@@ -6897,6 +8938,7 @@
         </w:rPr>
         <w:t xml:space="preserve">La palabra reservada </w:t>
       </w:r>
+      <w:proofErr w:type="spellStart"/>
       <w:r>
         <w:rPr>
           <w:rFonts w:ascii="Times New Roman" w:hAnsi="Times New Roman" w:cs="Times New Roman"/>
@@ -6907,6 +8949,7 @@
         </w:rPr>
         <w:t>self</w:t>
       </w:r>
+      <w:proofErr w:type="spellEnd"/>
       <w:r>
         <w:rPr>
           <w:rFonts w:ascii="Times New Roman" w:hAnsi="Times New Roman" w:cs="Times New Roman"/>
@@ -6927,8 +8970,11 @@
         </w:rPr>
       </w:pPr>
       <w:r>
+        <w:rPr>
+          <w:noProof/>
+        </w:rPr>
         <w:drawing>
-          <wp:inline distT="0" distB="0" distL="0" distR="0" wp14:anchorId="49CA3970" wp14:editId="6E0A60AA">
+          <wp:inline distT="0" distB="0" distL="0" distR="0" wp14:anchorId="49CA3970" wp14:editId="4D9BDFE9">
             <wp:extent cx="3562847" cy="1047896"/>
             <wp:effectExtent l="0" t="0" r="0" b="0"/>
             <wp:docPr id="17" name="Imagen 17"/>
@@ -6996,11 +9042,12 @@
       <w:r>
         <w:rPr>
           <w:rFonts w:ascii="Times New Roman" w:hAnsi="Times New Roman" w:cs="Times New Roman"/>
+          <w:noProof/>
           <w:sz w:val="24"/>
           <w:szCs w:val="24"/>
         </w:rPr>
         <w:drawing>
-          <wp:inline distT="0" distB="0" distL="0" distR="0" wp14:anchorId="40475738" wp14:editId="0BE9C674">
+          <wp:inline distT="0" distB="0" distL="0" distR="0" wp14:anchorId="40475738" wp14:editId="6FE9C981">
             <wp:extent cx="2353003" cy="390580"/>
             <wp:effectExtent l="0" t="0" r="0" b="9525"/>
             <wp:docPr id="18" name="Imagen 18"/>
@@ -7052,7 +9099,43 @@
           <w:sz w:val="24"/>
           <w:szCs w:val="24"/>
         </w:rPr>
-        <w:t>El modo de instanciar un objeto de la clase es primero dándole el nombre al objeto en este caso “punto1” seguido de el operador de asignación y el nombre de la clase, dentro del paréntesis se inicializarán los atributos con los valores de x e y mostrados en el constructor __init__.</w:t>
+        <w:t xml:space="preserve">El modo de instanciar un objeto de la clase es primero dándole el nombre al objeto en este caso “punto1” seguido </w:t>
+      </w:r>
+      <w:proofErr w:type="spellStart"/>
+      <w:r>
+        <w:rPr>
+          <w:rFonts w:ascii="Times New Roman" w:hAnsi="Times New Roman" w:cs="Times New Roman"/>
+          <w:sz w:val="24"/>
+          <w:szCs w:val="24"/>
+        </w:rPr>
+        <w:t>de el</w:t>
+      </w:r>
+      <w:proofErr w:type="spellEnd"/>
+      <w:r>
+        <w:rPr>
+          <w:rFonts w:ascii="Times New Roman" w:hAnsi="Times New Roman" w:cs="Times New Roman"/>
+          <w:sz w:val="24"/>
+          <w:szCs w:val="24"/>
+        </w:rPr>
+        <w:t xml:space="preserve"> operador de asignación y el nombre de la clase, dentro del paréntesis se inicializarán los atributos con los valores de x e y mostrados en el constructor __</w:t>
+      </w:r>
+      <w:proofErr w:type="spellStart"/>
+      <w:r>
+        <w:rPr>
+          <w:rFonts w:ascii="Times New Roman" w:hAnsi="Times New Roman" w:cs="Times New Roman"/>
+          <w:sz w:val="24"/>
+          <w:szCs w:val="24"/>
+        </w:rPr>
+        <w:t>init</w:t>
+      </w:r>
+      <w:proofErr w:type="spellEnd"/>
+      <w:r>
+        <w:rPr>
+          <w:rFonts w:ascii="Times New Roman" w:hAnsi="Times New Roman" w:cs="Times New Roman"/>
+          <w:sz w:val="24"/>
+          <w:szCs w:val="24"/>
+        </w:rPr>
+        <w:t>__.</w:t>
       </w:r>
     </w:p>
     <w:p>
@@ -7102,11 +9185,12 @@
       <w:r>
         <w:rPr>
           <w:rFonts w:ascii="Times New Roman" w:hAnsi="Times New Roman" w:cs="Times New Roman"/>
+          <w:noProof/>
           <w:sz w:val="24"/>
           <w:szCs w:val="24"/>
         </w:rPr>
         <w:drawing>
-          <wp:inline distT="0" distB="0" distL="0" distR="0" wp14:anchorId="0A9C4979" wp14:editId="1AC77CB1">
+          <wp:inline distT="0" distB="0" distL="0" distR="0" wp14:anchorId="0A9C4979" wp14:editId="76E44E39">
             <wp:extent cx="4660265" cy="1660525"/>
             <wp:effectExtent l="0" t="0" r="6985" b="0"/>
             <wp:docPr id="19" name="Imagen 19"/>
@@ -7191,12 +9275,13 @@
       <w:r>
         <w:rPr>
           <w:rFonts w:ascii="Times New Roman" w:hAnsi="Times New Roman" w:cs="Times New Roman"/>
+          <w:noProof/>
           <w:sz w:val="24"/>
           <w:szCs w:val="24"/>
         </w:rPr>
         <w:lastRenderedPageBreak/>
         <w:drawing>
-          <wp:inline distT="0" distB="0" distL="0" distR="0" wp14:anchorId="3E810B96" wp14:editId="77A64C5C">
+          <wp:inline distT="0" distB="0" distL="0" distR="0" wp14:anchorId="3E810B96" wp14:editId="2F99E45B">
             <wp:extent cx="3524742" cy="876422"/>
             <wp:effectExtent l="0" t="0" r="0" b="0"/>
             <wp:docPr id="20" name="Imagen 20"/>
@@ -7268,11 +9353,12 @@
       <w:r>
         <w:rPr>
           <w:rFonts w:ascii="Times New Roman" w:hAnsi="Times New Roman" w:cs="Times New Roman"/>
+          <w:noProof/>
           <w:sz w:val="24"/>
           <w:szCs w:val="24"/>
         </w:rPr>
         <w:drawing>
-          <wp:inline distT="0" distB="0" distL="0" distR="0" wp14:anchorId="093B015B" wp14:editId="7F9A7A4A">
+          <wp:inline distT="0" distB="0" distL="0" distR="0" wp14:anchorId="093B015B" wp14:editId="3DDA5671">
             <wp:extent cx="1360170" cy="388620"/>
             <wp:effectExtent l="0" t="0" r="0" b="0"/>
             <wp:docPr id="21" name="Imagen 21"/>
@@ -7344,11 +9430,12 @@
       <w:r>
         <w:rPr>
           <w:rFonts w:ascii="Times New Roman" w:hAnsi="Times New Roman" w:cs="Times New Roman"/>
+          <w:noProof/>
           <w:sz w:val="24"/>
           <w:szCs w:val="24"/>
         </w:rPr>
         <w:drawing>
-          <wp:anchor distT="0" distB="0" distL="114300" distR="114300" simplePos="0" relativeHeight="251660288" behindDoc="0" locked="0" layoutInCell="1" allowOverlap="1" wp14:anchorId="3D42FC1C" wp14:editId="2B0533F8">
+          <wp:anchor distT="0" distB="0" distL="114300" distR="114300" simplePos="0" relativeHeight="251659264" behindDoc="0" locked="0" layoutInCell="1" allowOverlap="1" wp14:anchorId="3D42FC1C" wp14:editId="7C330FA7">
             <wp:simplePos x="0" y="0"/>
             <wp:positionH relativeFrom="column">
               <wp:align>right</wp:align>
@@ -7406,11 +9493,12 @@
       <w:r>
         <w:rPr>
           <w:rFonts w:ascii="Times New Roman" w:hAnsi="Times New Roman" w:cs="Times New Roman"/>
+          <w:noProof/>
           <w:sz w:val="24"/>
           <w:szCs w:val="24"/>
         </w:rPr>
         <w:drawing>
-          <wp:anchor distT="0" distB="0" distL="114300" distR="114300" simplePos="0" relativeHeight="251659264" behindDoc="0" locked="0" layoutInCell="1" allowOverlap="1" wp14:anchorId="1BA8B971" wp14:editId="777BD5E6">
+          <wp:anchor distT="0" distB="0" distL="114300" distR="114300" simplePos="0" relativeHeight="251658240" behindDoc="0" locked="0" layoutInCell="1" allowOverlap="1" wp14:anchorId="1BA8B971" wp14:editId="4DEC7B5E">
             <wp:simplePos x="0" y="0"/>
             <wp:positionH relativeFrom="column">
               <wp:posOffset>228600</wp:posOffset>
@@ -7522,11 +9610,12 @@
       <w:r>
         <w:rPr>
           <w:rFonts w:ascii="Times New Roman" w:hAnsi="Times New Roman" w:cs="Times New Roman"/>
+          <w:noProof/>
           <w:sz w:val="24"/>
           <w:szCs w:val="24"/>
         </w:rPr>
         <w:drawing>
-          <wp:inline distT="0" distB="0" distL="0" distR="0" wp14:anchorId="795E0E44" wp14:editId="231E7E9E">
+          <wp:inline distT="0" distB="0" distL="0" distR="0" wp14:anchorId="795E0E44" wp14:editId="0445AF2D">
             <wp:extent cx="3610479" cy="790685"/>
             <wp:effectExtent l="0" t="0" r="9525" b="9525"/>
             <wp:docPr id="24" name="Imagen 24"/>
@@ -7597,11 +9686,12 @@
       <w:r>
         <w:rPr>
           <w:rFonts w:ascii="Times New Roman" w:hAnsi="Times New Roman" w:cs="Times New Roman"/>
+          <w:noProof/>
           <w:sz w:val="24"/>
           <w:szCs w:val="24"/>
         </w:rPr>
         <w:drawing>
-          <wp:inline distT="0" distB="0" distL="0" distR="0" wp14:anchorId="1C4A9078" wp14:editId="586DAD06">
+          <wp:inline distT="0" distB="0" distL="0" distR="0" wp14:anchorId="1C4A9078" wp14:editId="005E05A7">
             <wp:extent cx="1878058" cy="510540"/>
             <wp:effectExtent l="0" t="0" r="8255" b="3810"/>
             <wp:docPr id="25" name="Imagen 25"/>
@@ -7764,11 +9854,12 @@
       <w:r>
         <w:rPr>
           <w:rFonts w:ascii="Times New Roman" w:hAnsi="Times New Roman" w:cs="Times New Roman"/>
+          <w:noProof/>
           <w:sz w:val="24"/>
           <w:szCs w:val="24"/>
         </w:rPr>
         <w:drawing>
-          <wp:inline distT="0" distB="0" distL="0" distR="0" wp14:anchorId="54A64D84" wp14:editId="2DCF26AD">
+          <wp:inline distT="0" distB="0" distL="0" distR="0" wp14:anchorId="54A64D84" wp14:editId="320B82E7">
             <wp:extent cx="4660265" cy="1560830"/>
             <wp:effectExtent l="0" t="0" r="6985" b="1270"/>
             <wp:docPr id="26" name="Imagen 26"/>
@@ -7825,11 +9916,12 @@
       <w:r>
         <w:rPr>
           <w:rFonts w:ascii="Times New Roman" w:hAnsi="Times New Roman" w:cs="Times New Roman"/>
+          <w:noProof/>
           <w:sz w:val="24"/>
           <w:szCs w:val="24"/>
         </w:rPr>
         <w:drawing>
-          <wp:anchor distT="0" distB="0" distL="114300" distR="114300" simplePos="0" relativeHeight="251662336" behindDoc="0" locked="0" layoutInCell="1" allowOverlap="1" wp14:anchorId="3E45B564" wp14:editId="3C2D43EA">
+          <wp:anchor distT="0" distB="0" distL="114300" distR="114300" simplePos="0" relativeHeight="251661312" behindDoc="0" locked="0" layoutInCell="1" allowOverlap="1" wp14:anchorId="3E45B564" wp14:editId="7EA9AA56">
             <wp:simplePos x="0" y="0"/>
             <wp:positionH relativeFrom="column">
               <wp:posOffset>3569335</wp:posOffset>
@@ -7890,7 +9982,25 @@
           <w:sz w:val="24"/>
           <w:szCs w:val="24"/>
         </w:rPr>
-        <w:t>Volviendo los puntos x e y protegidos solo se podrá acceder a cada uno de ellos dentro de la clase como el método mostrarCoordenadas puede acceder a los atributos x e y</w:t>
+        <w:t xml:space="preserve">Volviendo los puntos x e y protegidos solo se podrá acceder a cada uno de ellos dentro de la clase como el método </w:t>
+      </w:r>
+      <w:proofErr w:type="spellStart"/>
+      <w:r>
+        <w:rPr>
+          <w:rFonts w:ascii="Times New Roman" w:hAnsi="Times New Roman" w:cs="Times New Roman"/>
+          <w:sz w:val="24"/>
+          <w:szCs w:val="24"/>
+        </w:rPr>
+        <w:t>mostrarCoordenadas</w:t>
+      </w:r>
+      <w:proofErr w:type="spellEnd"/>
+      <w:r>
+        <w:rPr>
+          <w:rFonts w:ascii="Times New Roman" w:hAnsi="Times New Roman" w:cs="Times New Roman"/>
+          <w:sz w:val="24"/>
+          <w:szCs w:val="24"/>
+        </w:rPr>
+        <w:t xml:space="preserve"> puede acceder a los atributos x e y</w:t>
       </w:r>
       <w:r>
         <w:rPr>
@@ -7914,11 +10024,12 @@
       <w:r>
         <w:rPr>
           <w:rFonts w:ascii="Times New Roman" w:hAnsi="Times New Roman" w:cs="Times New Roman"/>
+          <w:noProof/>
           <w:sz w:val="24"/>
           <w:szCs w:val="24"/>
         </w:rPr>
         <w:drawing>
-          <wp:anchor distT="0" distB="0" distL="114300" distR="114300" simplePos="0" relativeHeight="251661312" behindDoc="0" locked="0" layoutInCell="1" allowOverlap="1" wp14:anchorId="7A1806F9" wp14:editId="54758FAF">
+          <wp:anchor distT="0" distB="0" distL="114300" distR="114300" simplePos="0" relativeHeight="251660288" behindDoc="0" locked="0" layoutInCell="1" allowOverlap="1" wp14:anchorId="7A1806F9" wp14:editId="4DF8AC56">
             <wp:simplePos x="0" y="0"/>
             <wp:positionH relativeFrom="column">
               <wp:posOffset>33655</wp:posOffset>
@@ -7996,16 +10107,35 @@
           <w:szCs w:val="24"/>
         </w:rPr>
         <w:lastRenderedPageBreak/>
-        <w:t xml:space="preserve">el método de la clase mostrarCoordenadas con dos guiones bajos, no se </w:t>
-      </w:r>
-      <w:r>
-        <w:rPr>
-          <w:rFonts w:ascii="Times New Roman" w:hAnsi="Times New Roman" w:cs="Times New Roman"/>
+        <w:t xml:space="preserve">el método de la clase </w:t>
+      </w:r>
+      <w:proofErr w:type="spellStart"/>
+      <w:r>
+        <w:rPr>
+          <w:rFonts w:ascii="Times New Roman" w:hAnsi="Times New Roman" w:cs="Times New Roman"/>
+          <w:sz w:val="24"/>
+          <w:szCs w:val="24"/>
+        </w:rPr>
+        <w:t>mostrarCoordenadas</w:t>
+      </w:r>
+      <w:proofErr w:type="spellEnd"/>
+      <w:r>
+        <w:rPr>
+          <w:rFonts w:ascii="Times New Roman" w:hAnsi="Times New Roman" w:cs="Times New Roman"/>
+          <w:sz w:val="24"/>
+          <w:szCs w:val="24"/>
+        </w:rPr>
+        <w:t xml:space="preserve"> con dos guiones bajos, no se </w:t>
+      </w:r>
+      <w:r>
+        <w:rPr>
+          <w:rFonts w:ascii="Times New Roman" w:hAnsi="Times New Roman" w:cs="Times New Roman"/>
+          <w:noProof/>
           <w:sz w:val="24"/>
           <w:szCs w:val="24"/>
         </w:rPr>
         <w:drawing>
-          <wp:anchor distT="0" distB="0" distL="114300" distR="114300" simplePos="0" relativeHeight="251663360" behindDoc="0" locked="0" layoutInCell="1" allowOverlap="1" wp14:anchorId="137EF515" wp14:editId="2CF2B615">
+          <wp:anchor distT="0" distB="0" distL="114300" distR="114300" simplePos="0" relativeHeight="251662336" behindDoc="0" locked="0" layoutInCell="1" allowOverlap="1" wp14:anchorId="137EF515" wp14:editId="57F84C43">
             <wp:simplePos x="0" y="0"/>
             <wp:positionH relativeFrom="column">
               <wp:posOffset>3489960</wp:posOffset>
@@ -8082,11 +10212,12 @@
       <w:r>
         <w:rPr>
           <w:rFonts w:ascii="Times New Roman" w:hAnsi="Times New Roman" w:cs="Times New Roman"/>
+          <w:noProof/>
           <w:sz w:val="24"/>
           <w:szCs w:val="24"/>
         </w:rPr>
         <w:drawing>
-          <wp:anchor distT="0" distB="0" distL="114300" distR="114300" simplePos="0" relativeHeight="251664384" behindDoc="0" locked="0" layoutInCell="1" allowOverlap="1" wp14:anchorId="0B0D318A" wp14:editId="2948BA09">
+          <wp:anchor distT="0" distB="0" distL="114300" distR="114300" simplePos="0" relativeHeight="251663360" behindDoc="0" locked="0" layoutInCell="1" allowOverlap="1" wp14:anchorId="0B0D318A" wp14:editId="6B928B31">
             <wp:simplePos x="0" y="0"/>
             <wp:positionH relativeFrom="margin">
               <wp:align>left</wp:align>
@@ -8272,7 +10403,25 @@
           <w:sz w:val="24"/>
           <w:szCs w:val="24"/>
         </w:rPr>
-        <w:t>de otras clases que se encentren en el mismo paquete (Archivo donde se almacenan todas las clases .py separadas)</w:t>
+        <w:t>de otras clases que se encentren en el mismo paquete (Archivo donde se almacenan todas las clases .</w:t>
+      </w:r>
+      <w:proofErr w:type="spellStart"/>
+      <w:r>
+        <w:rPr>
+          <w:rFonts w:ascii="Times New Roman" w:hAnsi="Times New Roman" w:cs="Times New Roman"/>
+          <w:sz w:val="24"/>
+          <w:szCs w:val="24"/>
+        </w:rPr>
+        <w:t>py</w:t>
+      </w:r>
+      <w:proofErr w:type="spellEnd"/>
+      <w:r>
+        <w:rPr>
+          <w:rFonts w:ascii="Times New Roman" w:hAnsi="Times New Roman" w:cs="Times New Roman"/>
+          <w:sz w:val="24"/>
+          <w:szCs w:val="24"/>
+        </w:rPr>
+        <w:t xml:space="preserve"> separadas)</w:t>
       </w:r>
     </w:p>
     <w:p>
@@ -8333,27 +10482,46 @@
           <w:sz w:val="24"/>
           <w:szCs w:val="24"/>
         </w:rPr>
-        <w:t xml:space="preserve">De la misma manera tanto clases como métodos pueden instanciarse de cualquier tipo de especificador dependiendo de el análisis realizado. </w:t>
-      </w:r>
-    </w:p>
-    <w:p>
-      <w:pPr>
-        <w:spacing w:before="240" w:after="0"/>
-        <w:jc w:val="both"/>
-        <w:rPr>
-          <w:rFonts w:ascii="Times New Roman" w:hAnsi="Times New Roman" w:cs="Times New Roman"/>
-          <w:sz w:val="24"/>
-          <w:szCs w:val="24"/>
-        </w:rPr>
-      </w:pPr>
-      <w:r>
-        <w:rPr>
-          <w:rFonts w:ascii="Times New Roman" w:hAnsi="Times New Roman" w:cs="Times New Roman"/>
+        <w:t xml:space="preserve">De la misma manera tanto clases como métodos pueden instanciarse de cualquier tipo de especificador dependiendo </w:t>
+      </w:r>
+      <w:proofErr w:type="spellStart"/>
+      <w:r>
+        <w:rPr>
+          <w:rFonts w:ascii="Times New Roman" w:hAnsi="Times New Roman" w:cs="Times New Roman"/>
+          <w:sz w:val="24"/>
+          <w:szCs w:val="24"/>
+        </w:rPr>
+        <w:t>de el</w:t>
+      </w:r>
+      <w:proofErr w:type="spellEnd"/>
+      <w:r>
+        <w:rPr>
+          <w:rFonts w:ascii="Times New Roman" w:hAnsi="Times New Roman" w:cs="Times New Roman"/>
+          <w:sz w:val="24"/>
+          <w:szCs w:val="24"/>
+        </w:rPr>
+        <w:t xml:space="preserve"> análisis realizado. </w:t>
+      </w:r>
+    </w:p>
+    <w:p>
+      <w:pPr>
+        <w:spacing w:before="240" w:after="0"/>
+        <w:jc w:val="both"/>
+        <w:rPr>
+          <w:rFonts w:ascii="Times New Roman" w:hAnsi="Times New Roman" w:cs="Times New Roman"/>
+          <w:sz w:val="24"/>
+          <w:szCs w:val="24"/>
+        </w:rPr>
+      </w:pPr>
+      <w:r>
+        <w:rPr>
+          <w:rFonts w:ascii="Times New Roman" w:hAnsi="Times New Roman" w:cs="Times New Roman"/>
+          <w:noProof/>
           <w:sz w:val="24"/>
           <w:szCs w:val="24"/>
         </w:rPr>
         <w:drawing>
-          <wp:anchor distT="0" distB="0" distL="114300" distR="114300" simplePos="0" relativeHeight="251666432" behindDoc="0" locked="0" layoutInCell="1" allowOverlap="1" wp14:anchorId="253B9411" wp14:editId="39B82E4A">
+          <wp:anchor distT="0" distB="0" distL="114300" distR="114300" simplePos="0" relativeHeight="251665408" behindDoc="0" locked="0" layoutInCell="1" allowOverlap="1" wp14:anchorId="253B9411" wp14:editId="6FF2C35F">
             <wp:simplePos x="0" y="0"/>
             <wp:positionH relativeFrom="column">
               <wp:posOffset>5113020</wp:posOffset>
@@ -8478,15 +10646,27 @@
         </w:rPr>
         <w:t xml:space="preserve">El significado de encapsulación, es hacer que los datos sean seguros y ocultos del usuario, esto se consigue con los especificadores de acceso o proveer métodos públicos </w:t>
       </w:r>
-      <w:r>
-        <w:rPr>
-          <w:rFonts w:ascii="Times New Roman" w:hAnsi="Times New Roman" w:cs="Times New Roman"/>
-          <w:b/>
-          <w:bCs/>
-          <w:sz w:val="24"/>
-          <w:szCs w:val="24"/>
-        </w:rPr>
-        <w:t xml:space="preserve">get </w:t>
+      <w:proofErr w:type="spellStart"/>
+      <w:r>
+        <w:rPr>
+          <w:rFonts w:ascii="Times New Roman" w:hAnsi="Times New Roman" w:cs="Times New Roman"/>
+          <w:b/>
+          <w:bCs/>
+          <w:sz w:val="24"/>
+          <w:szCs w:val="24"/>
+        </w:rPr>
+        <w:t>get</w:t>
+      </w:r>
+      <w:proofErr w:type="spellEnd"/>
+      <w:r>
+        <w:rPr>
+          <w:rFonts w:ascii="Times New Roman" w:hAnsi="Times New Roman" w:cs="Times New Roman"/>
+          <w:b/>
+          <w:bCs/>
+          <w:sz w:val="24"/>
+          <w:szCs w:val="24"/>
+        </w:rPr>
+        <w:t xml:space="preserve"> </w:t>
       </w:r>
       <w:r>
         <w:rPr>
@@ -8532,15 +10712,49 @@
         </w:rPr>
         <w:t xml:space="preserve">de POO </w:t>
       </w:r>
-      <w:r>
-        <w:rPr>
-          <w:rFonts w:ascii="Times New Roman" w:hAnsi="Times New Roman" w:cs="Times New Roman"/>
-          <w:b/>
-          <w:bCs/>
-          <w:sz w:val="24"/>
-          <w:szCs w:val="24"/>
-        </w:rPr>
-        <w:t xml:space="preserve">getters y setters </w:t>
+      <w:proofErr w:type="spellStart"/>
+      <w:r>
+        <w:rPr>
+          <w:rFonts w:ascii="Times New Roman" w:hAnsi="Times New Roman" w:cs="Times New Roman"/>
+          <w:b/>
+          <w:bCs/>
+          <w:sz w:val="24"/>
+          <w:szCs w:val="24"/>
+        </w:rPr>
+        <w:t>getters</w:t>
+      </w:r>
+      <w:proofErr w:type="spellEnd"/>
+      <w:r>
+        <w:rPr>
+          <w:rFonts w:ascii="Times New Roman" w:hAnsi="Times New Roman" w:cs="Times New Roman"/>
+          <w:b/>
+          <w:bCs/>
+          <w:sz w:val="24"/>
+          <w:szCs w:val="24"/>
+        </w:rPr>
+        <w:t xml:space="preserve"> y </w:t>
+      </w:r>
+      <w:proofErr w:type="spellStart"/>
+      <w:r>
+        <w:rPr>
+          <w:rFonts w:ascii="Times New Roman" w:hAnsi="Times New Roman" w:cs="Times New Roman"/>
+          <w:b/>
+          <w:bCs/>
+          <w:sz w:val="24"/>
+          <w:szCs w:val="24"/>
+        </w:rPr>
+        <w:t>setters</w:t>
+      </w:r>
+      <w:proofErr w:type="spellEnd"/>
+      <w:r>
+        <w:rPr>
+          <w:rFonts w:ascii="Times New Roman" w:hAnsi="Times New Roman" w:cs="Times New Roman"/>
+          <w:b/>
+          <w:bCs/>
+          <w:sz w:val="24"/>
+          <w:szCs w:val="24"/>
+        </w:rPr>
+        <w:t xml:space="preserve"> </w:t>
       </w:r>
       <w:r>
         <w:rPr>
@@ -8564,11 +10778,12 @@
       <w:r>
         <w:rPr>
           <w:rFonts w:ascii="Times New Roman" w:hAnsi="Times New Roman" w:cs="Times New Roman"/>
+          <w:noProof/>
           <w:sz w:val="24"/>
           <w:szCs w:val="24"/>
         </w:rPr>
         <w:drawing>
-          <wp:inline distT="0" distB="0" distL="0" distR="0" wp14:anchorId="24AD4AD0" wp14:editId="271BCB01">
+          <wp:inline distT="0" distB="0" distL="0" distR="0" wp14:anchorId="24AD4AD0" wp14:editId="4F3DF4FE">
             <wp:extent cx="3162741" cy="2581635"/>
             <wp:effectExtent l="0" t="0" r="0" b="9525"/>
             <wp:docPr id="31" name="Imagen 31"/>
@@ -8617,11 +10832,12 @@
       <w:r>
         <w:rPr>
           <w:rFonts w:ascii="Times New Roman" w:hAnsi="Times New Roman" w:cs="Times New Roman"/>
+          <w:noProof/>
           <w:sz w:val="24"/>
           <w:szCs w:val="24"/>
         </w:rPr>
         <w:drawing>
-          <wp:anchor distT="0" distB="0" distL="114300" distR="114300" simplePos="0" relativeHeight="251665408" behindDoc="0" locked="0" layoutInCell="1" allowOverlap="1" wp14:anchorId="44AB2311" wp14:editId="677CB329">
+          <wp:anchor distT="0" distB="0" distL="114300" distR="114300" simplePos="0" relativeHeight="251664384" behindDoc="0" locked="0" layoutInCell="1" allowOverlap="1" wp14:anchorId="44AB2311" wp14:editId="16EC9A41">
             <wp:simplePos x="0" y="0"/>
             <wp:positionH relativeFrom="column">
               <wp:posOffset>3432175</wp:posOffset>
@@ -8682,7 +10898,35 @@
           <w:sz w:val="24"/>
           <w:szCs w:val="24"/>
         </w:rPr>
-        <w:t xml:space="preserve">De esta forma no se rompe la encapsulación y solo deberemos usarlos en caso necesario. Ahora usando el método publico modificarX() en lugar de acceder a la variable privada podremos modificar el valor del atributo. </w:t>
+        <w:t xml:space="preserve">De esta forma no se rompe la encapsulación y solo deberemos usarlos en caso necesario. Ahora usando el método publico </w:t>
+      </w:r>
+      <w:proofErr w:type="spellStart"/>
+      <w:proofErr w:type="gramStart"/>
+      <w:r>
+        <w:rPr>
+          <w:rFonts w:ascii="Times New Roman" w:hAnsi="Times New Roman" w:cs="Times New Roman"/>
+          <w:sz w:val="24"/>
+          <w:szCs w:val="24"/>
+        </w:rPr>
+        <w:t>modificarX</w:t>
+      </w:r>
+      <w:proofErr w:type="spellEnd"/>
+      <w:r>
+        <w:rPr>
+          <w:rFonts w:ascii="Times New Roman" w:hAnsi="Times New Roman" w:cs="Times New Roman"/>
+          <w:sz w:val="24"/>
+          <w:szCs w:val="24"/>
+        </w:rPr>
+        <w:t>(</w:t>
+      </w:r>
+      <w:proofErr w:type="gramEnd"/>
+      <w:r>
+        <w:rPr>
+          <w:rFonts w:ascii="Times New Roman" w:hAnsi="Times New Roman" w:cs="Times New Roman"/>
+          <w:sz w:val="24"/>
+          <w:szCs w:val="24"/>
+        </w:rPr>
+        <w:t xml:space="preserve">) en lugar de acceder a la variable privada podremos modificar el valor del atributo. </w:t>
       </w:r>
     </w:p>
     <w:p>
@@ -8724,7 +10968,25 @@
           <w:sz w:val="24"/>
           <w:szCs w:val="24"/>
         </w:rPr>
-        <w:t>Son miembros de clases, no hay métodos o funciones fuera de ellas; su implementación s incluye dentro del cuerpo de la cla</w:t>
+        <w:t xml:space="preserve">Son miembros de clases, no hay métodos o funciones fuera de ellas; su implementación </w:t>
+      </w:r>
+      <w:proofErr w:type="spellStart"/>
+      <w:r>
+        <w:rPr>
+          <w:rFonts w:ascii="Times New Roman" w:hAnsi="Times New Roman" w:cs="Times New Roman"/>
+          <w:sz w:val="24"/>
+          <w:szCs w:val="24"/>
+        </w:rPr>
+        <w:t>s</w:t>
+      </w:r>
+      <w:proofErr w:type="spellEnd"/>
+      <w:r>
+        <w:rPr>
+          <w:rFonts w:ascii="Times New Roman" w:hAnsi="Times New Roman" w:cs="Times New Roman"/>
+          <w:sz w:val="24"/>
+          <w:szCs w:val="24"/>
+        </w:rPr>
+        <w:t xml:space="preserve"> incluye dentro del cuerpo de la cla</w:t>
       </w:r>
       <w:r>
         <w:rPr>
@@ -8752,7 +11014,43 @@
           <w:szCs w:val="24"/>
         </w:rPr>
         <w:lastRenderedPageBreak/>
-        <w:t xml:space="preserve">Ejercicio 2. Definir una clase DiaAnyo que contenga los atributos mes y día, los métodos igual() y visualizar(), luego verificar si una fecha es cumpleaños de alguien. </w:t>
+        <w:t xml:space="preserve">Ejercicio 2. Definir una clase </w:t>
+      </w:r>
+      <w:proofErr w:type="spellStart"/>
+      <w:r>
+        <w:rPr>
+          <w:rFonts w:ascii="Times New Roman" w:hAnsi="Times New Roman" w:cs="Times New Roman"/>
+          <w:sz w:val="24"/>
+          <w:szCs w:val="24"/>
+        </w:rPr>
+        <w:t>DiaAnyo</w:t>
+      </w:r>
+      <w:proofErr w:type="spellEnd"/>
+      <w:r>
+        <w:rPr>
+          <w:rFonts w:ascii="Times New Roman" w:hAnsi="Times New Roman" w:cs="Times New Roman"/>
+          <w:sz w:val="24"/>
+          <w:szCs w:val="24"/>
+        </w:rPr>
+        <w:t xml:space="preserve"> que contenga los atributos mes y día, los métodos </w:t>
+      </w:r>
+      <w:proofErr w:type="gramStart"/>
+      <w:r>
+        <w:rPr>
+          <w:rFonts w:ascii="Times New Roman" w:hAnsi="Times New Roman" w:cs="Times New Roman"/>
+          <w:sz w:val="24"/>
+          <w:szCs w:val="24"/>
+        </w:rPr>
+        <w:t>igual(</w:t>
+      </w:r>
+      <w:proofErr w:type="gramEnd"/>
+      <w:r>
+        <w:rPr>
+          <w:rFonts w:ascii="Times New Roman" w:hAnsi="Times New Roman" w:cs="Times New Roman"/>
+          <w:sz w:val="24"/>
+          <w:szCs w:val="24"/>
+        </w:rPr>
+        <w:t xml:space="preserve">) y visualizar(), luego verificar si una fecha es cumpleaños de alguien. </w:t>
       </w:r>
     </w:p>
     <w:p>
@@ -8787,11 +11085,12 @@
       <w:r>
         <w:rPr>
           <w:rFonts w:ascii="Times New Roman" w:hAnsi="Times New Roman" w:cs="Times New Roman"/>
+          <w:noProof/>
           <w:sz w:val="24"/>
           <w:szCs w:val="24"/>
         </w:rPr>
         <w:drawing>
-          <wp:inline distT="0" distB="0" distL="0" distR="0" wp14:anchorId="329802A6" wp14:editId="4419E1CC">
+          <wp:inline distT="0" distB="0" distL="0" distR="0" wp14:anchorId="329802A6" wp14:editId="0DE66B42">
             <wp:extent cx="4660265" cy="3246755"/>
             <wp:effectExtent l="0" t="0" r="6985" b="0"/>
             <wp:docPr id="34" name="Imagen 34"/>
@@ -8847,6 +11146,7 @@
         </w:rPr>
         <w:t xml:space="preserve">En comentario dejamos los </w:t>
       </w:r>
+      <w:proofErr w:type="spellStart"/>
       <w:r>
         <w:rPr>
           <w:rFonts w:ascii="Times New Roman" w:hAnsi="Times New Roman" w:cs="Times New Roman"/>
@@ -8865,6 +11165,7 @@
         </w:rPr>
         <w:t>etters</w:t>
       </w:r>
+      <w:proofErr w:type="spellEnd"/>
       <w:r>
         <w:rPr>
           <w:rFonts w:ascii="Times New Roman" w:hAnsi="Times New Roman" w:cs="Times New Roman"/>
@@ -8924,11 +11225,12 @@
       <w:r>
         <w:rPr>
           <w:rFonts w:ascii="Times New Roman" w:hAnsi="Times New Roman" w:cs="Times New Roman"/>
+          <w:noProof/>
           <w:sz w:val="24"/>
           <w:szCs w:val="24"/>
         </w:rPr>
         <w:drawing>
-          <wp:inline distT="0" distB="0" distL="0" distR="0" wp14:anchorId="5126D3D1" wp14:editId="085B5AB9">
+          <wp:inline distT="0" distB="0" distL="0" distR="0" wp14:anchorId="5126D3D1" wp14:editId="5BAD8CEE">
             <wp:extent cx="4660265" cy="2060575"/>
             <wp:effectExtent l="0" t="0" r="6985" b="0"/>
             <wp:docPr id="35" name="Imagen 35"/>
@@ -8996,11 +11298,12 @@
       <w:r>
         <w:rPr>
           <w:rFonts w:ascii="Times New Roman" w:hAnsi="Times New Roman" w:cs="Times New Roman"/>
+          <w:noProof/>
           <w:sz w:val="24"/>
           <w:szCs w:val="24"/>
         </w:rPr>
         <w:drawing>
-          <wp:inline distT="0" distB="0" distL="0" distR="0" wp14:anchorId="2D2B33D9" wp14:editId="654B3050">
+          <wp:inline distT="0" distB="0" distL="0" distR="0" wp14:anchorId="2D2B33D9" wp14:editId="2C046B04">
             <wp:extent cx="3039804" cy="1216660"/>
             <wp:effectExtent l="0" t="0" r="8255" b="2540"/>
             <wp:docPr id="36" name="Imagen 36"/>
@@ -9074,11 +11377,12 @@
       <w:r>
         <w:rPr>
           <w:rFonts w:ascii="Times New Roman" w:hAnsi="Times New Roman" w:cs="Times New Roman"/>
+          <w:noProof/>
           <w:sz w:val="24"/>
           <w:szCs w:val="24"/>
         </w:rPr>
         <w:drawing>
-          <wp:inline distT="0" distB="0" distL="0" distR="0" wp14:anchorId="374B0D4A" wp14:editId="190F7945">
+          <wp:inline distT="0" distB="0" distL="0" distR="0" wp14:anchorId="374B0D4A" wp14:editId="408A4927">
             <wp:extent cx="3992880" cy="1288541"/>
             <wp:effectExtent l="0" t="0" r="7620" b="6985"/>
             <wp:docPr id="37" name="Imagen 37"/>
@@ -9201,7 +11505,43 @@
           <w:szCs w:val="24"/>
         </w:rPr>
         <w:lastRenderedPageBreak/>
-        <w:t>anteriormente hemos hecho uso de algún paquete como math o datetime, para obtener el logaritmo de un número o le hora, día, mes, etc., de una fecha. En cada caso hemos importado una clase y obtenido los métodos y atributos que requeríamos, como se muestra en el ejemplo</w:t>
+        <w:t xml:space="preserve">anteriormente hemos hecho uso de algún paquete como </w:t>
+      </w:r>
+      <w:proofErr w:type="spellStart"/>
+      <w:r>
+        <w:rPr>
+          <w:rFonts w:ascii="Times New Roman" w:hAnsi="Times New Roman" w:cs="Times New Roman"/>
+          <w:sz w:val="24"/>
+          <w:szCs w:val="24"/>
+        </w:rPr>
+        <w:t>math</w:t>
+      </w:r>
+      <w:proofErr w:type="spellEnd"/>
+      <w:r>
+        <w:rPr>
+          <w:rFonts w:ascii="Times New Roman" w:hAnsi="Times New Roman" w:cs="Times New Roman"/>
+          <w:sz w:val="24"/>
+          <w:szCs w:val="24"/>
+        </w:rPr>
+        <w:t xml:space="preserve"> o </w:t>
+      </w:r>
+      <w:proofErr w:type="spellStart"/>
+      <w:r>
+        <w:rPr>
+          <w:rFonts w:ascii="Times New Roman" w:hAnsi="Times New Roman" w:cs="Times New Roman"/>
+          <w:sz w:val="24"/>
+          <w:szCs w:val="24"/>
+        </w:rPr>
+        <w:t>datetime</w:t>
+      </w:r>
+      <w:proofErr w:type="spellEnd"/>
+      <w:r>
+        <w:rPr>
+          <w:rFonts w:ascii="Times New Roman" w:hAnsi="Times New Roman" w:cs="Times New Roman"/>
+          <w:sz w:val="24"/>
+          <w:szCs w:val="24"/>
+        </w:rPr>
+        <w:t>, para obtener el logaritmo de un número o le hora, día, mes, etc., de una fecha. En cada caso hemos importado una clase y obtenido los métodos y atributos que requeríamos, como se muestra en el ejemplo</w:t>
       </w:r>
       <w:r>
         <w:rPr>
@@ -9231,14 +11571,25 @@
         </w:rPr>
         <w:t xml:space="preserve"> </w:t>
       </w:r>
-      <w:r>
-        <w:rPr>
-          <w:rFonts w:ascii="Times New Roman" w:hAnsi="Times New Roman" w:cs="Times New Roman"/>
-          <w:sz w:val="24"/>
-          <w:szCs w:val="24"/>
-        </w:rPr>
-        <w:t xml:space="preserve">datetime importaremos la clase </w:t>
-      </w:r>
+      <w:proofErr w:type="spellStart"/>
+      <w:r>
+        <w:rPr>
+          <w:rFonts w:ascii="Times New Roman" w:hAnsi="Times New Roman" w:cs="Times New Roman"/>
+          <w:sz w:val="24"/>
+          <w:szCs w:val="24"/>
+        </w:rPr>
+        <w:t>datetime</w:t>
+      </w:r>
+      <w:proofErr w:type="spellEnd"/>
+      <w:r>
+        <w:rPr>
+          <w:rFonts w:ascii="Times New Roman" w:hAnsi="Times New Roman" w:cs="Times New Roman"/>
+          <w:sz w:val="24"/>
+          <w:szCs w:val="24"/>
+        </w:rPr>
+        <w:t xml:space="preserve"> importaremos la clase </w:t>
+      </w:r>
+      <w:proofErr w:type="spellStart"/>
       <w:r>
         <w:rPr>
           <w:rFonts w:ascii="Times New Roman" w:hAnsi="Times New Roman" w:cs="Times New Roman"/>
@@ -9249,13 +11600,42 @@
         </w:rPr>
         <w:t>datetime</w:t>
       </w:r>
-      <w:r>
-        <w:rPr>
-          <w:rFonts w:ascii="Times New Roman" w:hAnsi="Times New Roman" w:cs="Times New Roman"/>
-          <w:sz w:val="24"/>
-          <w:szCs w:val="24"/>
-        </w:rPr>
-        <w:t xml:space="preserve"> para usar el método now() que obtendrá la fecha y hora actual.</w:t>
+      <w:proofErr w:type="spellEnd"/>
+      <w:r>
+        <w:rPr>
+          <w:rFonts w:ascii="Times New Roman" w:hAnsi="Times New Roman" w:cs="Times New Roman"/>
+          <w:sz w:val="24"/>
+          <w:szCs w:val="24"/>
+        </w:rPr>
+        <w:t xml:space="preserve"> para usar el método </w:t>
+      </w:r>
+      <w:proofErr w:type="spellStart"/>
+      <w:proofErr w:type="gramStart"/>
+      <w:r>
+        <w:rPr>
+          <w:rFonts w:ascii="Times New Roman" w:hAnsi="Times New Roman" w:cs="Times New Roman"/>
+          <w:sz w:val="24"/>
+          <w:szCs w:val="24"/>
+        </w:rPr>
+        <w:t>now</w:t>
+      </w:r>
+      <w:proofErr w:type="spellEnd"/>
+      <w:r>
+        <w:rPr>
+          <w:rFonts w:ascii="Times New Roman" w:hAnsi="Times New Roman" w:cs="Times New Roman"/>
+          <w:sz w:val="24"/>
+          <w:szCs w:val="24"/>
+        </w:rPr>
+        <w:t>(</w:t>
+      </w:r>
+      <w:proofErr w:type="gramEnd"/>
+      <w:r>
+        <w:rPr>
+          <w:rFonts w:ascii="Times New Roman" w:hAnsi="Times New Roman" w:cs="Times New Roman"/>
+          <w:sz w:val="24"/>
+          <w:szCs w:val="24"/>
+        </w:rPr>
+        <w:t>) que obtendrá la fecha y hora actual.</w:t>
       </w:r>
       <w:r>
         <w:rPr>
@@ -9277,123 +11657,131 @@
       <w:r>
         <w:rPr>
           <w:rFonts w:ascii="Times New Roman" w:hAnsi="Times New Roman" w:cs="Times New Roman"/>
-          <w:sz w:val="24"/>
-          <w:szCs w:val="24"/>
-        </w:rPr>
-        <w:drawing>
-          <wp:anchor distT="0" distB="0" distL="114300" distR="114300" simplePos="0" relativeHeight="251668480" behindDoc="0" locked="0" layoutInCell="1" allowOverlap="1" wp14:anchorId="56F3543A" wp14:editId="56E97ADD">
-            <wp:simplePos x="0" y="0"/>
-            <wp:positionH relativeFrom="column">
-              <wp:posOffset>2034540</wp:posOffset>
-            </wp:positionH>
-            <wp:positionV relativeFrom="paragraph">
-              <wp:posOffset>564515</wp:posOffset>
-            </wp:positionV>
-            <wp:extent cx="2956560" cy="297180"/>
-            <wp:effectExtent l="0" t="0" r="0" b="7620"/>
-            <wp:wrapSquare wrapText="bothSides"/>
-            <wp:docPr id="39" name="Imagen 39"/>
-            <wp:cNvGraphicFramePr>
-              <a:graphicFrameLocks xmlns:a="http://schemas.openxmlformats.org/drawingml/2006/main" noChangeAspect="1"/>
-            </wp:cNvGraphicFramePr>
-            <a:graphic xmlns:a="http://schemas.openxmlformats.org/drawingml/2006/main">
-              <a:graphicData uri="http://schemas.openxmlformats.org/drawingml/2006/picture">
-                <pic:pic xmlns:pic="http://schemas.openxmlformats.org/drawingml/2006/picture">
-                  <pic:nvPicPr>
-                    <pic:cNvPr id="1" name=""/>
-                    <pic:cNvPicPr/>
-                  </pic:nvPicPr>
-                  <pic:blipFill>
-                    <a:blip r:embed="rId35">
-                      <a:extLst>
-                        <a:ext uri="{28A0092B-C50C-407E-A947-70E740481C1C}">
-                          <a14:useLocalDpi xmlns:a14="http://schemas.microsoft.com/office/drawing/2010/main" val="0"/>
-                        </a:ext>
-                      </a:extLst>
-                    </a:blip>
-                    <a:stretch>
-                      <a:fillRect/>
-                    </a:stretch>
-                  </pic:blipFill>
-                  <pic:spPr>
-                    <a:xfrm>
-                      <a:off x="0" y="0"/>
-                      <a:ext cx="2956560" cy="297180"/>
-                    </a:xfrm>
-                    <a:prstGeom prst="rect">
-                      <a:avLst/>
-                    </a:prstGeom>
-                  </pic:spPr>
-                </pic:pic>
-              </a:graphicData>
-            </a:graphic>
-            <wp14:sizeRelH relativeFrom="page">
-              <wp14:pctWidth>0</wp14:pctWidth>
-            </wp14:sizeRelH>
-            <wp14:sizeRelV relativeFrom="page">
-              <wp14:pctHeight>0</wp14:pctHeight>
-            </wp14:sizeRelV>
-          </wp:anchor>
-        </w:drawing>
-      </w:r>
-      <w:r>
-        <w:rPr>
-          <w:rFonts w:ascii="Times New Roman" w:hAnsi="Times New Roman" w:cs="Times New Roman"/>
           <w:noProof/>
           <w:sz w:val="24"/>
           <w:szCs w:val="24"/>
         </w:rPr>
         <mc:AlternateContent>
-          <mc:Choice Requires="wps">
+          <mc:Choice Requires="wpg">
             <w:drawing>
-              <wp:anchor distT="0" distB="0" distL="114300" distR="114300" simplePos="0" relativeHeight="251669504" behindDoc="0" locked="0" layoutInCell="1" allowOverlap="1" wp14:anchorId="2FC386B4" wp14:editId="638C054A">
+              <wp:anchor distT="0" distB="0" distL="114300" distR="114300" simplePos="0" relativeHeight="251669504" behindDoc="0" locked="0" layoutInCell="1" allowOverlap="1" wp14:anchorId="28043848" wp14:editId="2B1D15AC">
                 <wp:simplePos x="0" y="0"/>
                 <wp:positionH relativeFrom="column">
-                  <wp:posOffset>998220</wp:posOffset>
+                  <wp:posOffset>0</wp:posOffset>
                 </wp:positionH>
                 <wp:positionV relativeFrom="paragraph">
-                  <wp:posOffset>747395</wp:posOffset>
+                  <wp:posOffset>153728</wp:posOffset>
                 </wp:positionV>
-                <wp:extent cx="1021080" cy="274320"/>
-                <wp:effectExtent l="19050" t="57150" r="26670" b="30480"/>
+                <wp:extent cx="4993178" cy="964565"/>
+                <wp:effectExtent l="0" t="0" r="0" b="6985"/>
                 <wp:wrapNone/>
-                <wp:docPr id="40" name="Conector recto de flecha 40"/>
+                <wp:docPr id="8" name="Grupo 8"/>
                 <wp:cNvGraphicFramePr/>
                 <a:graphic xmlns:a="http://schemas.openxmlformats.org/drawingml/2006/main">
-                  <a:graphicData uri="http://schemas.microsoft.com/office/word/2010/wordprocessingShape">
-                    <wps:wsp>
-                      <wps:cNvCnPr/>
-                      <wps:spPr>
-                        <a:xfrm flipV="1">
+                  <a:graphicData uri="http://schemas.microsoft.com/office/word/2010/wordprocessingGroup">
+                    <wpg:wgp>
+                      <wpg:cNvGrpSpPr/>
+                      <wpg:grpSpPr>
+                        <a:xfrm>
                           <a:off x="0" y="0"/>
-                          <a:ext cx="1021080" cy="274320"/>
+                          <a:ext cx="4993178" cy="964565"/>
+                          <a:chOff x="0" y="0"/>
+                          <a:chExt cx="4993178" cy="964565"/>
                         </a:xfrm>
-                        <a:prstGeom prst="straightConnector1">
-                          <a:avLst/>
-                        </a:prstGeom>
-                        <a:ln w="28575">
-                          <a:solidFill>
-                            <a:srgbClr val="FF0000"/>
-                          </a:solidFill>
-                          <a:tailEnd type="triangle"/>
-                        </a:ln>
-                      </wps:spPr>
-                      <wps:style>
-                        <a:lnRef idx="1">
-                          <a:schemeClr val="accent1"/>
-                        </a:lnRef>
-                        <a:fillRef idx="0">
-                          <a:schemeClr val="accent1"/>
-                        </a:fillRef>
-                        <a:effectRef idx="0">
-                          <a:schemeClr val="accent1"/>
-                        </a:effectRef>
-                        <a:fontRef idx="minor">
-                          <a:schemeClr val="tx1"/>
-                        </a:fontRef>
-                      </wps:style>
-                      <wps:bodyPr/>
-                    </wps:wsp>
+                      </wpg:grpSpPr>
+                      <pic:pic xmlns:pic="http://schemas.openxmlformats.org/drawingml/2006/picture">
+                        <pic:nvPicPr>
+                          <pic:cNvPr id="38" name="Imagen 38"/>
+                          <pic:cNvPicPr>
+                            <a:picLocks noChangeAspect="1"/>
+                          </pic:cNvPicPr>
+                        </pic:nvPicPr>
+                        <pic:blipFill>
+                          <a:blip r:embed="rId35">
+                            <a:extLst>
+                              <a:ext uri="{28A0092B-C50C-407E-A947-70E740481C1C}">
+                                <a14:useLocalDpi xmlns:a14="http://schemas.microsoft.com/office/drawing/2010/main" val="0"/>
+                              </a:ext>
+                            </a:extLst>
+                          </a:blip>
+                          <a:stretch>
+                            <a:fillRect/>
+                          </a:stretch>
+                        </pic:blipFill>
+                        <pic:spPr>
+                          <a:xfrm>
+                            <a:off x="0" y="0"/>
+                            <a:ext cx="3063240" cy="964565"/>
+                          </a:xfrm>
+                          <a:prstGeom prst="rect">
+                            <a:avLst/>
+                          </a:prstGeom>
+                        </pic:spPr>
+                      </pic:pic>
+                      <pic:pic xmlns:pic="http://schemas.openxmlformats.org/drawingml/2006/picture">
+                        <pic:nvPicPr>
+                          <pic:cNvPr id="39" name="Imagen 39"/>
+                          <pic:cNvPicPr>
+                            <a:picLocks noChangeAspect="1"/>
+                          </pic:cNvPicPr>
+                        </pic:nvPicPr>
+                        <pic:blipFill>
+                          <a:blip r:embed="rId36">
+                            <a:extLst>
+                              <a:ext uri="{28A0092B-C50C-407E-A947-70E740481C1C}">
+                                <a14:useLocalDpi xmlns:a14="http://schemas.microsoft.com/office/drawing/2010/main" val="0"/>
+                              </a:ext>
+                            </a:extLst>
+                          </a:blip>
+                          <a:stretch>
+                            <a:fillRect/>
+                          </a:stretch>
+                        </pic:blipFill>
+                        <pic:spPr>
+                          <a:xfrm>
+                            <a:off x="2036618" y="408709"/>
+                            <a:ext cx="2956560" cy="297180"/>
+                          </a:xfrm>
+                          <a:prstGeom prst="rect">
+                            <a:avLst/>
+                          </a:prstGeom>
+                        </pic:spPr>
+                      </pic:pic>
+                      <wps:wsp>
+                        <wps:cNvPr id="40" name="Conector recto de flecha 40"/>
+                        <wps:cNvCnPr/>
+                        <wps:spPr>
+                          <a:xfrm flipV="1">
+                            <a:off x="995795" y="590550"/>
+                            <a:ext cx="1021080" cy="274320"/>
+                          </a:xfrm>
+                          <a:prstGeom prst="straightConnector1">
+                            <a:avLst/>
+                          </a:prstGeom>
+                          <a:ln w="28575">
+                            <a:solidFill>
+                              <a:srgbClr val="FF0000"/>
+                            </a:solidFill>
+                            <a:tailEnd type="triangle"/>
+                          </a:ln>
+                        </wps:spPr>
+                        <wps:style>
+                          <a:lnRef idx="1">
+                            <a:schemeClr val="accent1"/>
+                          </a:lnRef>
+                          <a:fillRef idx="0">
+                            <a:schemeClr val="accent1"/>
+                          </a:fillRef>
+                          <a:effectRef idx="0">
+                            <a:schemeClr val="accent1"/>
+                          </a:effectRef>
+                          <a:fontRef idx="minor">
+                            <a:schemeClr val="tx1"/>
+                          </a:fontRef>
+                        </wps:style>
+                        <wps:bodyPr/>
+                      </wps:wsp>
+                    </wpg:wgp>
                   </a:graphicData>
                 </a:graphic>
               </wp:anchor>
@@ -9401,101 +11789,67 @@
           </mc:Choice>
           <mc:Fallback>
             <w:pict>
-              <v:shapetype w14:anchorId="67B85FBF" id="_x0000_t32" coordsize="21600,21600" o:spt="32" o:oned="t" path="m,l21600,21600e" filled="f">
-                <v:path arrowok="t" fillok="f" o:connecttype="none"/>
-                <o:lock v:ext="edit" shapetype="t"/>
-              </v:shapetype>
-              <v:shape id="Conector recto de flecha 40" o:spid="_x0000_s1026" type="#_x0000_t32" style="position:absolute;margin-left:78.6pt;margin-top:58.85pt;width:80.4pt;height:21.6pt;flip:y;z-index:251669504;visibility:visible;mso-wrap-style:square;mso-wrap-distance-left:9pt;mso-wrap-distance-top:0;mso-wrap-distance-right:9pt;mso-wrap-distance-bottom:0;mso-position-horizontal:absolute;mso-position-horizontal-relative:text;mso-position-vertical:absolute;mso-position-vertical-relative:text" o:gfxdata="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" strokecolor="red" strokeweight="2.25pt">
-                <v:stroke endarrow="block" joinstyle="miter"/>
-              </v:shape>
+              <v:group w14:anchorId="41321D91" id="Grupo 8" o:spid="_x0000_s1026" style="position:absolute;margin-left:0;margin-top:12.1pt;width:393.15pt;height:75.95pt;z-index:251669504" coordsize="49931,9645" o:gfxdata="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">
+                <v:shapetype id="_x0000_t75" coordsize="21600,21600" o:spt="75" o:preferrelative="t" path="m@4@5l@4@11@9@11@9@5xe" filled="f" stroked="f">
+                  <v:stroke joinstyle="miter"/>
+                  <v:formulas>
+                    <v:f eqn="if lineDrawn pixelLineWidth 0"/>
+                    <v:f eqn="sum @0 1 0"/>
+                    <v:f eqn="sum 0 0 @1"/>
+                    <v:f eqn="prod @2 1 2"/>
+                    <v:f eqn="prod @3 21600 pixelWidth"/>
+                    <v:f eqn="prod @3 21600 pixelHeight"/>
+                    <v:f eqn="sum @0 0 1"/>
+                    <v:f eqn="prod @6 1 2"/>
+                    <v:f eqn="prod @7 21600 pixelWidth"/>
+                    <v:f eqn="sum @8 21600 0"/>
+                    <v:f eqn="prod @7 21600 pixelHeight"/>
+                    <v:f eqn="sum @10 21600 0"/>
+                  </v:formulas>
+                  <v:path o:extrusionok="f" gradientshapeok="t" o:connecttype="rect"/>
+                  <o:lock v:ext="edit" aspectratio="t"/>
+                </v:shapetype>
+                <v:shape id="Imagen 38" o:spid="_x0000_s1027" type="#_x0000_t75" style="position:absolute;width:30632;height:9645;visibility:visible;mso-wrap-style:square" o:gfxdata="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">
+                  <v:imagedata r:id="rId37" o:title=""/>
+                </v:shape>
+                <v:shape id="Imagen 39" o:spid="_x0000_s1028" type="#_x0000_t75" style="position:absolute;left:20366;top:4087;width:29565;height:2971;visibility:visible;mso-wrap-style:square" o:gfxdata="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">
+                  <v:imagedata r:id="rId38" o:title=""/>
+                </v:shape>
+                <v:shapetype id="_x0000_t32" coordsize="21600,21600" o:spt="32" o:oned="t" path="m,l21600,21600e" filled="f">
+                  <v:path arrowok="t" fillok="f" o:connecttype="none"/>
+                  <o:lock v:ext="edit" shapetype="t"/>
+                </v:shapetype>
+                <v:shape id="Conector recto de flecha 40" o:spid="_x0000_s1029" type="#_x0000_t32" style="position:absolute;left:9957;top:5905;width:10211;height:2743;flip:y;visibility:visible;mso-wrap-style:square" o:connectortype="straight" o:gfxdata="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" strokecolor="red" strokeweight="2.25pt">
+                  <v:stroke endarrow="block" joinstyle="miter"/>
+                </v:shape>
+              </v:group>
             </w:pict>
           </mc:Fallback>
         </mc:AlternateContent>
       </w:r>
-      <w:r>
-        <w:rPr>
-          <w:rFonts w:ascii="Times New Roman" w:hAnsi="Times New Roman" w:cs="Times New Roman"/>
-          <w:sz w:val="24"/>
-          <w:szCs w:val="24"/>
-        </w:rPr>
-        <w:drawing>
-          <wp:anchor distT="0" distB="0" distL="114300" distR="114300" simplePos="0" relativeHeight="251667456" behindDoc="0" locked="0" layoutInCell="1" allowOverlap="1" wp14:anchorId="44AA3D97" wp14:editId="0DE2E021">
-            <wp:simplePos x="0" y="0"/>
-            <wp:positionH relativeFrom="margin">
-              <wp:align>left</wp:align>
-            </wp:positionH>
-            <wp:positionV relativeFrom="paragraph">
-              <wp:posOffset>153035</wp:posOffset>
-            </wp:positionV>
-            <wp:extent cx="3063240" cy="964565"/>
-            <wp:effectExtent l="0" t="0" r="3810" b="6985"/>
-            <wp:wrapSquare wrapText="bothSides"/>
-            <wp:docPr id="38" name="Imagen 38"/>
-            <wp:cNvGraphicFramePr>
-              <a:graphicFrameLocks xmlns:a="http://schemas.openxmlformats.org/drawingml/2006/main" noChangeAspect="1"/>
-            </wp:cNvGraphicFramePr>
-            <a:graphic xmlns:a="http://schemas.openxmlformats.org/drawingml/2006/main">
-              <a:graphicData uri="http://schemas.openxmlformats.org/drawingml/2006/picture">
-                <pic:pic xmlns:pic="http://schemas.openxmlformats.org/drawingml/2006/picture">
-                  <pic:nvPicPr>
-                    <pic:cNvPr id="1" name=""/>
-                    <pic:cNvPicPr/>
-                  </pic:nvPicPr>
-                  <pic:blipFill>
-                    <a:blip r:embed="rId36">
-                      <a:extLst>
-                        <a:ext uri="{28A0092B-C50C-407E-A947-70E740481C1C}">
-                          <a14:useLocalDpi xmlns:a14="http://schemas.microsoft.com/office/drawing/2010/main" val="0"/>
-                        </a:ext>
-                      </a:extLst>
-                    </a:blip>
-                    <a:stretch>
-                      <a:fillRect/>
-                    </a:stretch>
-                  </pic:blipFill>
-                  <pic:spPr>
-                    <a:xfrm>
-                      <a:off x="0" y="0"/>
-                      <a:ext cx="3063240" cy="964565"/>
-                    </a:xfrm>
-                    <a:prstGeom prst="rect">
-                      <a:avLst/>
-                    </a:prstGeom>
-                  </pic:spPr>
-                </pic:pic>
-              </a:graphicData>
-            </a:graphic>
-            <wp14:sizeRelH relativeFrom="margin">
-              <wp14:pctWidth>0</wp14:pctWidth>
-            </wp14:sizeRelH>
-            <wp14:sizeRelV relativeFrom="margin">
-              <wp14:pctHeight>0</wp14:pctHeight>
-            </wp14:sizeRelV>
-          </wp:anchor>
-        </w:drawing>
-      </w:r>
-    </w:p>
-    <w:p>
-      <w:pPr>
-        <w:spacing w:before="240" w:after="0"/>
-        <w:jc w:val="both"/>
-        <w:rPr>
-          <w:rFonts w:ascii="Times New Roman" w:hAnsi="Times New Roman" w:cs="Times New Roman"/>
-          <w:sz w:val="24"/>
-          <w:szCs w:val="24"/>
-        </w:rPr>
-      </w:pPr>
-    </w:p>
-    <w:p>
-      <w:pPr>
-        <w:spacing w:before="240" w:after="0"/>
-        <w:jc w:val="both"/>
-        <w:rPr>
-          <w:rFonts w:ascii="Times New Roman" w:hAnsi="Times New Roman" w:cs="Times New Roman"/>
-          <w:sz w:val="24"/>
-          <w:szCs w:val="24"/>
-        </w:rPr>
-      </w:pPr>
+    </w:p>
+    <w:p>
+      <w:pPr>
+        <w:spacing w:before="240" w:after="0"/>
+        <w:jc w:val="both"/>
+        <w:rPr>
+          <w:rFonts w:ascii="Times New Roman" w:hAnsi="Times New Roman" w:cs="Times New Roman"/>
+          <w:sz w:val="24"/>
+          <w:szCs w:val="24"/>
+        </w:rPr>
+      </w:pPr>
+    </w:p>
+    <w:p>
+      <w:pPr>
+        <w:spacing w:before="240" w:after="0"/>
+        <w:jc w:val="both"/>
+        <w:rPr>
+          <w:rFonts w:ascii="Times New Roman" w:hAnsi="Times New Roman" w:cs="Times New Roman"/>
+          <w:sz w:val="24"/>
+          <w:szCs w:val="24"/>
+        </w:rPr>
+      </w:pPr>
+      <w:bookmarkStart w:id="0" w:name="_Hlk107803227"/>
       <w:r>
         <w:rPr>
           <w:rFonts w:ascii="Times New Roman" w:hAnsi="Times New Roman" w:cs="Times New Roman"/>
@@ -9505,19 +11859,21 @@
         <w:t xml:space="preserve">El uso de métodos es el mismo que realizamos cuando llamábamos a uno de nuestras clases implementadas, muchos lenguajes de programación tienen esta característica y puede o no ser visibles las clases donde se obtienen estos métodos y cómo implementan su estructura. </w:t>
       </w:r>
     </w:p>
-    <w:p>
-      <w:pPr>
-        <w:spacing w:before="240" w:after="0"/>
-        <w:jc w:val="both"/>
-        <w:rPr>
-          <w:rFonts w:ascii="Times New Roman" w:hAnsi="Times New Roman" w:cs="Times New Roman"/>
-          <w:sz w:val="24"/>
-          <w:szCs w:val="24"/>
-        </w:rPr>
-      </w:pPr>
-      <w:r>
-        <w:rPr>
-          <w:rFonts w:ascii="Times New Roman" w:hAnsi="Times New Roman" w:cs="Times New Roman"/>
+    <w:bookmarkEnd w:id="0"/>
+    <w:p>
+      <w:pPr>
+        <w:spacing w:before="240" w:after="0"/>
+        <w:jc w:val="both"/>
+        <w:rPr>
+          <w:rFonts w:ascii="Times New Roman" w:hAnsi="Times New Roman" w:cs="Times New Roman"/>
+          <w:sz w:val="24"/>
+          <w:szCs w:val="24"/>
+        </w:rPr>
+      </w:pPr>
+      <w:r>
+        <w:rPr>
+          <w:rFonts w:ascii="Times New Roman" w:hAnsi="Times New Roman" w:cs="Times New Roman"/>
+          <w:noProof/>
           <w:sz w:val="24"/>
           <w:szCs w:val="24"/>
         </w:rPr>
@@ -9537,7 +11893,7 @@
                     <pic:cNvPicPr/>
                   </pic:nvPicPr>
                   <pic:blipFill rotWithShape="1">
-                    <a:blip r:embed="rId37"/>
+                    <a:blip r:embed="rId39"/>
                     <a:srcRect b="31225"/>
                     <a:stretch/>
                   </pic:blipFill>
@@ -9586,28 +11942,77 @@
           <w:szCs w:val="24"/>
         </w:rPr>
       </w:pPr>
-      <w:r>
-        <w:rPr>
-          <w:rFonts w:ascii="Times New Roman" w:hAnsi="Times New Roman" w:cs="Times New Roman"/>
-          <w:sz w:val="24"/>
-          <w:szCs w:val="24"/>
-        </w:rPr>
-        <w:t xml:space="preserve">Internamente es una clase llamada datetime, con sus métodos y atributos establecidos, el método que usamos now() estará en la clase. </w:t>
-      </w:r>
-    </w:p>
-    <w:p>
-      <w:pPr>
-        <w:spacing w:before="240" w:after="0"/>
-        <w:jc w:val="both"/>
-        <w:rPr>
-          <w:rFonts w:ascii="Times New Roman" w:hAnsi="Times New Roman" w:cs="Times New Roman"/>
-          <w:sz w:val="24"/>
-          <w:szCs w:val="24"/>
-        </w:rPr>
-      </w:pPr>
-      <w:r>
-        <w:rPr>
-          <w:rFonts w:ascii="Times New Roman" w:hAnsi="Times New Roman" w:cs="Times New Roman"/>
+      <w:bookmarkStart w:id="1" w:name="_Hlk107803259"/>
+      <w:r>
+        <w:rPr>
+          <w:rFonts w:ascii="Times New Roman" w:hAnsi="Times New Roman" w:cs="Times New Roman"/>
+          <w:sz w:val="24"/>
+          <w:szCs w:val="24"/>
+        </w:rPr>
+        <w:t xml:space="preserve">Internamente es una clase llamada </w:t>
+      </w:r>
+      <w:proofErr w:type="spellStart"/>
+      <w:r>
+        <w:rPr>
+          <w:rFonts w:ascii="Times New Roman" w:hAnsi="Times New Roman" w:cs="Times New Roman"/>
+          <w:sz w:val="24"/>
+          <w:szCs w:val="24"/>
+        </w:rPr>
+        <w:t>datetime</w:t>
+      </w:r>
+      <w:proofErr w:type="spellEnd"/>
+      <w:r>
+        <w:rPr>
+          <w:rFonts w:ascii="Times New Roman" w:hAnsi="Times New Roman" w:cs="Times New Roman"/>
+          <w:sz w:val="24"/>
+          <w:szCs w:val="24"/>
+        </w:rPr>
+        <w:t xml:space="preserve">, con sus métodos y atributos establecidos, el método que usamos </w:t>
+      </w:r>
+      <w:proofErr w:type="spellStart"/>
+      <w:proofErr w:type="gramStart"/>
+      <w:r>
+        <w:rPr>
+          <w:rFonts w:ascii="Times New Roman" w:hAnsi="Times New Roman" w:cs="Times New Roman"/>
+          <w:sz w:val="24"/>
+          <w:szCs w:val="24"/>
+        </w:rPr>
+        <w:t>now</w:t>
+      </w:r>
+      <w:proofErr w:type="spellEnd"/>
+      <w:r>
+        <w:rPr>
+          <w:rFonts w:ascii="Times New Roman" w:hAnsi="Times New Roman" w:cs="Times New Roman"/>
+          <w:sz w:val="24"/>
+          <w:szCs w:val="24"/>
+        </w:rPr>
+        <w:t>(</w:t>
+      </w:r>
+      <w:proofErr w:type="gramEnd"/>
+      <w:r>
+        <w:rPr>
+          <w:rFonts w:ascii="Times New Roman" w:hAnsi="Times New Roman" w:cs="Times New Roman"/>
+          <w:sz w:val="24"/>
+          <w:szCs w:val="24"/>
+        </w:rPr>
+        <w:t xml:space="preserve">) estará en la clase. </w:t>
+      </w:r>
+    </w:p>
+    <w:bookmarkEnd w:id="1"/>
+    <w:p>
+      <w:pPr>
+        <w:spacing w:before="240" w:after="0"/>
+        <w:jc w:val="both"/>
+        <w:rPr>
+          <w:rFonts w:ascii="Times New Roman" w:hAnsi="Times New Roman" w:cs="Times New Roman"/>
+          <w:sz w:val="24"/>
+          <w:szCs w:val="24"/>
+        </w:rPr>
+      </w:pPr>
+      <w:r>
+        <w:rPr>
+          <w:rFonts w:ascii="Times New Roman" w:hAnsi="Times New Roman" w:cs="Times New Roman"/>
+          <w:noProof/>
           <w:sz w:val="24"/>
           <w:szCs w:val="24"/>
         </w:rPr>
@@ -9627,7 +12032,7 @@
                     <pic:cNvPicPr/>
                   </pic:nvPicPr>
                   <pic:blipFill rotWithShape="1">
-                    <a:blip r:embed="rId38"/>
+                    <a:blip r:embed="rId40"/>
                     <a:srcRect r="6799"/>
                     <a:stretch/>
                   </pic:blipFill>
@@ -9665,13 +12070,32 @@
           <w:szCs w:val="24"/>
         </w:rPr>
       </w:pPr>
-      <w:r>
-        <w:rPr>
-          <w:rFonts w:ascii="Times New Roman" w:hAnsi="Times New Roman" w:cs="Times New Roman"/>
-          <w:sz w:val="24"/>
-          <w:szCs w:val="24"/>
-        </w:rPr>
-        <w:t xml:space="preserve">Si apreciamos el mismo método now </w:t>
+      <w:bookmarkStart w:id="2" w:name="_Hlk107803286"/>
+      <w:r>
+        <w:rPr>
+          <w:rFonts w:ascii="Times New Roman" w:hAnsi="Times New Roman" w:cs="Times New Roman"/>
+          <w:sz w:val="24"/>
+          <w:szCs w:val="24"/>
+        </w:rPr>
+        <w:t xml:space="preserve">Si apreciamos el mismo método </w:t>
+      </w:r>
+      <w:proofErr w:type="spellStart"/>
+      <w:r>
+        <w:rPr>
+          <w:rFonts w:ascii="Times New Roman" w:hAnsi="Times New Roman" w:cs="Times New Roman"/>
+          <w:sz w:val="24"/>
+          <w:szCs w:val="24"/>
+        </w:rPr>
+        <w:t>now</w:t>
+      </w:r>
+      <w:proofErr w:type="spellEnd"/>
+      <w:r>
+        <w:rPr>
+          <w:rFonts w:ascii="Times New Roman" w:hAnsi="Times New Roman" w:cs="Times New Roman"/>
+          <w:sz w:val="24"/>
+          <w:szCs w:val="24"/>
+        </w:rPr>
+        <w:t xml:space="preserve"> </w:t>
       </w:r>
       <w:r>
         <w:rPr>
@@ -9716,6 +12140,7 @@
         <w:t xml:space="preserve">está protegido y es uso del módulo y las clases que contiene como se muestra en el código. Adicional es muy recomendable añadir un comentario describiendo que realiza el método ya que nosotros no seremos los únicos que usarán el método. </w:t>
       </w:r>
     </w:p>
+    <w:bookmarkEnd w:id="2"/>
     <w:p>
       <w:pPr>
         <w:spacing w:before="240" w:after="0"/>
@@ -9749,28 +12174,114 @@
           <w:szCs w:val="24"/>
         </w:rPr>
       </w:pPr>
-      <w:r>
-        <w:rPr>
-          <w:rFonts w:ascii="Times New Roman" w:hAnsi="Times New Roman" w:cs="Times New Roman"/>
-          <w:sz w:val="24"/>
-          <w:szCs w:val="24"/>
-        </w:rPr>
-        <w:t>Ya conocemos los datos primitivos como los enteros, booleanos, doubles, long y char, pero un tipo de dato abstracto describe un conjunto de objetos con la misma representación y comportamiento; por consiguiente, se puede usar implementaciones alternativas para el mismo tipo abstracto de dato sin cambar su interfaz, esto se hace mediante las clases. Esto lo podemos realizar en Python con el método type(), que se muestra en el siguiente ejemplo:</w:t>
-      </w:r>
-    </w:p>
-    <w:p>
-      <w:pPr>
-        <w:spacing w:before="240" w:after="0"/>
-        <w:jc w:val="both"/>
-        <w:rPr>
-          <w:rFonts w:ascii="Times New Roman" w:hAnsi="Times New Roman" w:cs="Times New Roman"/>
-          <w:sz w:val="24"/>
-          <w:szCs w:val="24"/>
-        </w:rPr>
-      </w:pPr>
-      <w:r>
-        <w:rPr>
-          <w:rFonts w:ascii="Times New Roman" w:hAnsi="Times New Roman" w:cs="Times New Roman"/>
+      <w:bookmarkStart w:id="3" w:name="_Hlk107803314"/>
+      <w:r>
+        <w:rPr>
+          <w:rFonts w:ascii="Times New Roman" w:hAnsi="Times New Roman" w:cs="Times New Roman"/>
+          <w:sz w:val="24"/>
+          <w:szCs w:val="24"/>
+        </w:rPr>
+        <w:t xml:space="preserve">Ya conocemos los datos primitivos como los enteros, booleanos, </w:t>
+      </w:r>
+      <w:proofErr w:type="spellStart"/>
+      <w:r>
+        <w:rPr>
+          <w:rFonts w:ascii="Times New Roman" w:hAnsi="Times New Roman" w:cs="Times New Roman"/>
+          <w:sz w:val="24"/>
+          <w:szCs w:val="24"/>
+        </w:rPr>
+        <w:t>doubles</w:t>
+      </w:r>
+      <w:proofErr w:type="spellEnd"/>
+      <w:r>
+        <w:rPr>
+          <w:rFonts w:ascii="Times New Roman" w:hAnsi="Times New Roman" w:cs="Times New Roman"/>
+          <w:sz w:val="24"/>
+          <w:szCs w:val="24"/>
+        </w:rPr>
+        <w:t xml:space="preserve">, </w:t>
+      </w:r>
+      <w:proofErr w:type="spellStart"/>
+      <w:r>
+        <w:rPr>
+          <w:rFonts w:ascii="Times New Roman" w:hAnsi="Times New Roman" w:cs="Times New Roman"/>
+          <w:sz w:val="24"/>
+          <w:szCs w:val="24"/>
+        </w:rPr>
+        <w:t>long</w:t>
+      </w:r>
+      <w:proofErr w:type="spellEnd"/>
+      <w:r>
+        <w:rPr>
+          <w:rFonts w:ascii="Times New Roman" w:hAnsi="Times New Roman" w:cs="Times New Roman"/>
+          <w:sz w:val="24"/>
+          <w:szCs w:val="24"/>
+        </w:rPr>
+        <w:t xml:space="preserve"> y </w:t>
+      </w:r>
+      <w:proofErr w:type="spellStart"/>
+      <w:r>
+        <w:rPr>
+          <w:rFonts w:ascii="Times New Roman" w:hAnsi="Times New Roman" w:cs="Times New Roman"/>
+          <w:sz w:val="24"/>
+          <w:szCs w:val="24"/>
+        </w:rPr>
+        <w:t>char</w:t>
+      </w:r>
+      <w:proofErr w:type="spellEnd"/>
+      <w:r>
+        <w:rPr>
+          <w:rFonts w:ascii="Times New Roman" w:hAnsi="Times New Roman" w:cs="Times New Roman"/>
+          <w:sz w:val="24"/>
+          <w:szCs w:val="24"/>
+        </w:rPr>
+        <w:t xml:space="preserve">, pero un tipo de dato abstracto describe un conjunto de objetos con la misma representación y comportamiento; por consiguiente, se puede usar implementaciones alternativas para el mismo tipo abstracto de dato sin cambar su interfaz, esto se hace mediante las clases. Esto lo podemos realizar en Python con el método </w:t>
+      </w:r>
+      <w:proofErr w:type="spellStart"/>
+      <w:proofErr w:type="gramStart"/>
+      <w:r>
+        <w:rPr>
+          <w:rFonts w:ascii="Times New Roman" w:hAnsi="Times New Roman" w:cs="Times New Roman"/>
+          <w:sz w:val="24"/>
+          <w:szCs w:val="24"/>
+        </w:rPr>
+        <w:t>type</w:t>
+      </w:r>
+      <w:proofErr w:type="spellEnd"/>
+      <w:r>
+        <w:rPr>
+          <w:rFonts w:ascii="Times New Roman" w:hAnsi="Times New Roman" w:cs="Times New Roman"/>
+          <w:sz w:val="24"/>
+          <w:szCs w:val="24"/>
+        </w:rPr>
+        <w:t>(</w:t>
+      </w:r>
+      <w:proofErr w:type="gramEnd"/>
+      <w:r>
+        <w:rPr>
+          <w:rFonts w:ascii="Times New Roman" w:hAnsi="Times New Roman" w:cs="Times New Roman"/>
+          <w:sz w:val="24"/>
+          <w:szCs w:val="24"/>
+        </w:rPr>
+        <w:t>), que se muestra en el siguiente ejemplo:</w:t>
+      </w:r>
+    </w:p>
+    <w:p>
+      <w:pPr>
+        <w:spacing w:before="240" w:after="0"/>
+        <w:jc w:val="both"/>
+        <w:rPr>
+          <w:rFonts w:ascii="Times New Roman" w:hAnsi="Times New Roman" w:cs="Times New Roman"/>
+          <w:sz w:val="24"/>
+          <w:szCs w:val="24"/>
+        </w:rPr>
+      </w:pPr>
+      <w:bookmarkStart w:id="4" w:name="_Hlk107803359"/>
+      <w:bookmarkEnd w:id="3"/>
+      <w:r>
+        <w:rPr>
+          <w:rFonts w:ascii="Times New Roman" w:hAnsi="Times New Roman" w:cs="Times New Roman"/>
+          <w:noProof/>
           <w:sz w:val="24"/>
           <w:szCs w:val="24"/>
         </w:rPr>
@@ -9798,7 +12309,7 @@
                     <pic:cNvPicPr/>
                   </pic:nvPicPr>
                   <pic:blipFill>
-                    <a:blip r:embed="rId39">
+                    <a:blip r:embed="rId41">
                       <a:extLst>
                         <a:ext uri="{28A0092B-C50C-407E-A947-70E740481C1C}">
                           <a14:useLocalDpi xmlns:a14="http://schemas.microsoft.com/office/drawing/2010/main" val="0"/>
@@ -9833,6 +12344,7 @@
       <w:r>
         <w:rPr>
           <w:rFonts w:ascii="Times New Roman" w:hAnsi="Times New Roman" w:cs="Times New Roman"/>
+          <w:noProof/>
           <w:sz w:val="24"/>
           <w:szCs w:val="24"/>
         </w:rPr>
@@ -9860,7 +12372,7 @@
                     <pic:cNvPicPr/>
                   </pic:nvPicPr>
                   <pic:blipFill>
-                    <a:blip r:embed="rId40">
+                    <a:blip r:embed="rId42">
                       <a:extLst>
                         <a:ext uri="{28A0092B-C50C-407E-A947-70E740481C1C}">
                           <a14:useLocalDpi xmlns:a14="http://schemas.microsoft.com/office/drawing/2010/main" val="0"/>
@@ -9898,9 +12410,28 @@
           <w:sz w:val="24"/>
           <w:szCs w:val="24"/>
         </w:rPr>
-        <w:t xml:space="preserve">Cómo se muestra en la imagen al imprimir el tipo de dato que es a nos muestra que es de tipo int o entero, pero al tratar de imprimir el tipo de dato de Fecha nos muestra que es de tipo Fecha, siendo este un tipo de dato abstracto. </w:t>
-      </w:r>
-    </w:p>
+        <w:t xml:space="preserve">Cómo se muestra en la imagen al imprimir el tipo de dato que es a nos muestra que es de tipo </w:t>
+      </w:r>
+      <w:proofErr w:type="spellStart"/>
+      <w:r>
+        <w:rPr>
+          <w:rFonts w:ascii="Times New Roman" w:hAnsi="Times New Roman" w:cs="Times New Roman"/>
+          <w:sz w:val="24"/>
+          <w:szCs w:val="24"/>
+        </w:rPr>
+        <w:t>int</w:t>
+      </w:r>
+      <w:proofErr w:type="spellEnd"/>
+      <w:r>
+        <w:rPr>
+          <w:rFonts w:ascii="Times New Roman" w:hAnsi="Times New Roman" w:cs="Times New Roman"/>
+          <w:sz w:val="24"/>
+          <w:szCs w:val="24"/>
+        </w:rPr>
+        <w:t xml:space="preserve"> o entero, pero al tratar de imprimir el tipo de dato de Fecha nos muestra que es de tipo Fecha, siendo este un tipo de dato abstracto. </w:t>
+      </w:r>
+    </w:p>
+    <w:bookmarkEnd w:id="4"/>
     <w:p>
       <w:pPr>
         <w:spacing w:before="240" w:after="0"/>
@@ -9948,6 +12479,7 @@
           <w:szCs w:val="24"/>
         </w:rPr>
       </w:pPr>
+      <w:bookmarkStart w:id="5" w:name="_Hlk107803403"/>
       <w:r>
         <w:rPr>
           <w:noProof/>
@@ -10069,7 +12601,7 @@
                     <pic:cNvPicPr/>
                   </pic:nvPicPr>
                   <pic:blipFill>
-                    <a:blip r:embed="rId41"/>
+                    <a:blip r:embed="rId43"/>
                     <a:stretch>
                       <a:fillRect/>
                     </a:stretch>
@@ -10246,7 +12778,7 @@
                     <pic:cNvPicPr/>
                   </pic:nvPicPr>
                   <pic:blipFill>
-                    <a:blip r:embed="rId42"/>
+                    <a:blip r:embed="rId44"/>
                     <a:stretch>
                       <a:fillRect/>
                     </a:stretch>
@@ -10322,7 +12854,7 @@
                     <pic:cNvPicPr/>
                   </pic:nvPicPr>
                   <pic:blipFill rotWithShape="1">
-                    <a:blip r:embed="rId43"/>
+                    <a:blip r:embed="rId45"/>
                     <a:srcRect t="46530"/>
                     <a:stretch/>
                   </pic:blipFill>
@@ -10456,13 +12988,23 @@
         </w:rPr>
         <w:t xml:space="preserve"> </w:t>
       </w:r>
-      <w:r>
-        <w:rPr>
-          <w:rFonts w:ascii="Times New Roman" w:hAnsi="Times New Roman" w:cs="Times New Roman"/>
-          <w:sz w:val="24"/>
-          <w:szCs w:val="24"/>
-        </w:rPr>
-        <w:t xml:space="preserve">Psdt. Hay miles de videos que puedes ver y poner en </w:t>
+      <w:proofErr w:type="spellStart"/>
+      <w:r>
+        <w:rPr>
+          <w:rFonts w:ascii="Times New Roman" w:hAnsi="Times New Roman" w:cs="Times New Roman"/>
+          <w:sz w:val="24"/>
+          <w:szCs w:val="24"/>
+        </w:rPr>
+        <w:t>Psdt</w:t>
+      </w:r>
+      <w:proofErr w:type="spellEnd"/>
+      <w:r>
+        <w:rPr>
+          <w:rFonts w:ascii="Times New Roman" w:hAnsi="Times New Roman" w:cs="Times New Roman"/>
+          <w:sz w:val="24"/>
+          <w:szCs w:val="24"/>
+        </w:rPr>
+        <w:t xml:space="preserve">. Hay miles de videos que puedes ver y poner en </w:t>
       </w:r>
       <w:r>
         <w:rPr>
@@ -10473,6 +13015,7 @@
         <w:lastRenderedPageBreak/>
         <w:t xml:space="preserve">práctica los conceptos aprendidos aquí; ve y míralos seguro serán más aclarativos y podrás comprender mejor este manual. </w:t>
       </w:r>
+      <w:bookmarkEnd w:id="5"/>
     </w:p>
     <w:sectPr>
       <w:pgSz w:w="16838" w:h="11906" w:orient="landscape"/>
@@ -11240,6 +13783,7 @@
   <w:style w:type="character" w:default="1" w:styleId="Fuentedeprrafopredeter">
     <w:name w:val="Default Paragraph Font"/>
     <w:uiPriority w:val="1"/>
+    <w:semiHidden/>
     <w:unhideWhenUsed/>
   </w:style>
   <w:style w:type="table" w:default="1" w:styleId="Tablanormal">
